--- a/docs/use_case_scenarios/Use_Case_Scenarios_V2.docx
+++ b/docs/use_case_scenarios/Use_Case_Scenarios_V2.docx
@@ -224,21 +224,7 @@
               <w:rPr>
                 <w:rFonts w:asciiTheme="majorBidi" w:eastAsia="Times New Roman" w:hAnsiTheme="majorBidi" w:cstheme="majorBidi"/>
               </w:rPr>
-              <w:t xml:space="preserve">Registers a new </w:t>
-            </w:r>
-            <w:proofErr w:type="gramStart"/>
-            <w:r>
-              <w:rPr>
-                <w:rFonts w:asciiTheme="majorBidi" w:eastAsia="Times New Roman" w:hAnsiTheme="majorBidi" w:cstheme="majorBidi"/>
-              </w:rPr>
-              <w:t>landlord</w:t>
-            </w:r>
-            <w:proofErr w:type="gramEnd"/>
-            <w:r>
-              <w:rPr>
-                <w:rFonts w:asciiTheme="majorBidi" w:eastAsia="Times New Roman" w:hAnsiTheme="majorBidi" w:cstheme="majorBidi"/>
-              </w:rPr>
-              <w:t xml:space="preserve"> on the platform.</w:t>
+              <w:t>Registers a new landlord on the platform.</w:t>
             </w:r>
           </w:p>
         </w:tc>
@@ -289,19 +275,11 @@
                 <w:rtl/>
               </w:rPr>
             </w:pPr>
-            <w:proofErr w:type="gramStart"/>
-            <w:r>
-              <w:rPr>
-                <w:rFonts w:asciiTheme="majorBidi" w:eastAsia="Times New Roman" w:hAnsiTheme="majorBidi" w:cstheme="majorBidi"/>
-              </w:rPr>
-              <w:t>Landlord</w:t>
-            </w:r>
-            <w:proofErr w:type="gramEnd"/>
-            <w:r>
-              <w:rPr>
-                <w:rFonts w:asciiTheme="majorBidi" w:eastAsia="Times New Roman" w:hAnsiTheme="majorBidi" w:cstheme="majorBidi"/>
-              </w:rPr>
-              <w:t xml:space="preserve"> selects "Sign Up" option on the platform.</w:t>
+            <w:r>
+              <w:rPr>
+                <w:rFonts w:asciiTheme="majorBidi" w:eastAsia="Times New Roman" w:hAnsiTheme="majorBidi" w:cstheme="majorBidi"/>
+              </w:rPr>
+              <w:t>Landlord selects "Sign Up" option on the platform.</w:t>
             </w:r>
           </w:p>
         </w:tc>
@@ -347,7 +325,6 @@
                 <w:rFonts w:asciiTheme="majorBidi" w:eastAsia="Times New Roman" w:hAnsiTheme="majorBidi" w:cstheme="majorBidi"/>
               </w:rPr>
             </w:pPr>
-            <w:proofErr w:type="gramStart"/>
             <w:r>
               <w:rPr>
                 <w:rFonts w:ascii="Times New Roman" w:eastAsia="Times New Roman" w:hAnsi="Symbol" w:cs="Times New Roman"/>
@@ -360,14 +337,7 @@
               <w:rPr>
                 <w:rFonts w:asciiTheme="majorBidi" w:eastAsia="Times New Roman" w:hAnsiTheme="majorBidi" w:cstheme="majorBidi"/>
               </w:rPr>
-              <w:t xml:space="preserve">  Landlord</w:t>
-            </w:r>
-            <w:proofErr w:type="gramEnd"/>
-            <w:r>
-              <w:rPr>
-                <w:rFonts w:asciiTheme="majorBidi" w:eastAsia="Times New Roman" w:hAnsiTheme="majorBidi" w:cstheme="majorBidi"/>
-              </w:rPr>
-              <w:t xml:space="preserve"> is not yet registered.</w:t>
+              <w:t xml:space="preserve">  Landlord is not yet registered.</w:t>
             </w:r>
           </w:p>
           <w:p>
@@ -377,7 +347,6 @@
                 <w:rFonts w:asciiTheme="majorBidi" w:hAnsiTheme="majorBidi" w:cstheme="majorBidi"/>
               </w:rPr>
             </w:pPr>
-            <w:proofErr w:type="gramStart"/>
             <w:r>
               <w:rPr>
                 <w:rFonts w:ascii="Times New Roman" w:eastAsia="Times New Roman" w:hAnsi="Symbol" w:cs="Times New Roman"/>
@@ -400,16 +369,7 @@
                 <w:kern w:val="0"/>
                 <w14:ligatures w14:val="none"/>
               </w:rPr>
-              <w:t xml:space="preserve"> Landlord</w:t>
-            </w:r>
-            <w:proofErr w:type="gramEnd"/>
-            <w:r>
-              <w:rPr>
-                <w:rFonts w:asciiTheme="majorBidi" w:eastAsia="Times New Roman" w:hAnsiTheme="majorBidi" w:cstheme="majorBidi"/>
-                <w:kern w:val="0"/>
-                <w14:ligatures w14:val="none"/>
-              </w:rPr>
-              <w:t xml:space="preserve"> has required information (phone number, password, proof of identity).</w:t>
+              <w:t xml:space="preserve"> Landlord has required information (phone number, password, proof of identity).</w:t>
             </w:r>
           </w:p>
         </w:tc>
@@ -454,7 +414,6 @@
                 <w:rFonts w:asciiTheme="majorBidi" w:eastAsia="Times New Roman" w:hAnsiTheme="majorBidi" w:cstheme="majorBidi"/>
               </w:rPr>
             </w:pPr>
-            <w:proofErr w:type="gramStart"/>
             <w:r>
               <w:rPr>
                 <w:rFonts w:ascii="Times New Roman" w:eastAsia="Times New Roman" w:hAnsi="Symbol" w:cs="Times New Roman"/>
@@ -467,14 +426,7 @@
               <w:rPr>
                 <w:rFonts w:asciiTheme="majorBidi" w:eastAsia="Times New Roman" w:hAnsiTheme="majorBidi" w:cstheme="majorBidi"/>
               </w:rPr>
-              <w:t xml:space="preserve">  The</w:t>
-            </w:r>
-            <w:proofErr w:type="gramEnd"/>
-            <w:r>
-              <w:rPr>
-                <w:rFonts w:asciiTheme="majorBidi" w:eastAsia="Times New Roman" w:hAnsiTheme="majorBidi" w:cstheme="majorBidi"/>
-              </w:rPr>
-              <w:t xml:space="preserve"> platform is accessible and operational.</w:t>
+              <w:t xml:space="preserve">  The platform is accessible and operational.</w:t>
             </w:r>
           </w:p>
           <w:p>
@@ -484,7 +436,6 @@
                 <w:rFonts w:asciiTheme="majorBidi" w:eastAsia="Times New Roman" w:hAnsiTheme="majorBidi" w:cstheme="majorBidi"/>
               </w:rPr>
             </w:pPr>
-            <w:proofErr w:type="gramStart"/>
             <w:r>
               <w:rPr>
                 <w:rFonts w:ascii="Times New Roman" w:eastAsia="Times New Roman" w:hAnsi="Symbol" w:cs="Times New Roman"/>
@@ -499,16 +450,7 @@
                 <w:kern w:val="0"/>
                 <w14:ligatures w14:val="none"/>
               </w:rPr>
-              <w:t xml:space="preserve">  Identity</w:t>
-            </w:r>
-            <w:proofErr w:type="gramEnd"/>
-            <w:r>
-              <w:rPr>
-                <w:rFonts w:asciiTheme="majorBidi" w:eastAsia="Times New Roman" w:hAnsiTheme="majorBidi" w:cstheme="majorBidi"/>
-                <w:kern w:val="0"/>
-                <w14:ligatures w14:val="none"/>
-              </w:rPr>
-              <w:t xml:space="preserve"> verification is automated and supported by a reliable third-party service.</w:t>
+              <w:t xml:space="preserve">  Identity verification is automated and supported by a reliable third-party service.</w:t>
             </w:r>
           </w:p>
         </w:tc>
@@ -554,7 +496,6 @@
                 <w:rFonts w:asciiTheme="majorBidi" w:eastAsia="Times New Roman" w:hAnsiTheme="majorBidi" w:cstheme="majorBidi"/>
               </w:rPr>
             </w:pPr>
-            <w:proofErr w:type="gramStart"/>
             <w:r>
               <w:rPr>
                 <w:rFonts w:ascii="Times New Roman" w:eastAsia="Times New Roman" w:hAnsi="Symbol" w:cs="Times New Roman"/>
@@ -567,14 +508,7 @@
               <w:rPr>
                 <w:rFonts w:asciiTheme="majorBidi" w:eastAsia="Times New Roman" w:hAnsiTheme="majorBidi" w:cstheme="majorBidi"/>
               </w:rPr>
-              <w:t xml:space="preserve">  Landlord</w:t>
-            </w:r>
-            <w:proofErr w:type="gramEnd"/>
-            <w:r>
-              <w:rPr>
-                <w:rFonts w:asciiTheme="majorBidi" w:eastAsia="Times New Roman" w:hAnsiTheme="majorBidi" w:cstheme="majorBidi"/>
-              </w:rPr>
-              <w:t xml:space="preserve"> enters phone number, password, and uploads identity document.</w:t>
+              <w:t xml:space="preserve">  Landlord enters phone number, password, and uploads identity document.</w:t>
             </w:r>
           </w:p>
           <w:p>
@@ -584,7 +518,6 @@
                 <w:rFonts w:asciiTheme="majorBidi" w:eastAsia="Times New Roman" w:hAnsiTheme="majorBidi" w:cstheme="majorBidi"/>
               </w:rPr>
             </w:pPr>
-            <w:proofErr w:type="gramStart"/>
             <w:r>
               <w:rPr>
                 <w:rFonts w:ascii="Times New Roman" w:eastAsia="Times New Roman" w:hAnsi="Symbol" w:cs="Times New Roman"/>
@@ -597,14 +530,7 @@
               <w:rPr>
                 <w:rFonts w:asciiTheme="majorBidi" w:eastAsia="Times New Roman" w:hAnsiTheme="majorBidi" w:cstheme="majorBidi"/>
               </w:rPr>
-              <w:t xml:space="preserve">  Platform</w:t>
-            </w:r>
-            <w:proofErr w:type="gramEnd"/>
-            <w:r>
-              <w:rPr>
-                <w:rFonts w:asciiTheme="majorBidi" w:eastAsia="Times New Roman" w:hAnsiTheme="majorBidi" w:cstheme="majorBidi"/>
-              </w:rPr>
-              <w:t xml:space="preserve"> validates the information.</w:t>
+              <w:t xml:space="preserve">  Platform validates the information.</w:t>
             </w:r>
           </w:p>
           <w:p>
@@ -614,7 +540,6 @@
                 <w:rFonts w:asciiTheme="majorBidi" w:hAnsiTheme="majorBidi" w:cstheme="majorBidi"/>
               </w:rPr>
             </w:pPr>
-            <w:proofErr w:type="gramStart"/>
             <w:r>
               <w:rPr>
                 <w:rFonts w:ascii="Times New Roman" w:eastAsia="Times New Roman" w:hAnsi="Symbol" w:cs="Times New Roman"/>
@@ -629,16 +554,7 @@
                 <w:kern w:val="0"/>
                 <w14:ligatures w14:val="none"/>
               </w:rPr>
-              <w:t xml:space="preserve">  If</w:t>
-            </w:r>
-            <w:proofErr w:type="gramEnd"/>
-            <w:r>
-              <w:rPr>
-                <w:rFonts w:asciiTheme="majorBidi" w:eastAsia="Times New Roman" w:hAnsiTheme="majorBidi" w:cstheme="majorBidi"/>
-                <w:kern w:val="0"/>
-                <w14:ligatures w14:val="none"/>
-              </w:rPr>
-              <w:t xml:space="preserve"> all data is valid, the system creates a new account for the landlord.</w:t>
+              <w:t xml:space="preserve">  If all data is valid, the system creates a new account for the landlord.</w:t>
             </w:r>
           </w:p>
         </w:tc>
@@ -687,21 +603,7 @@
               <w:rPr>
                 <w:rFonts w:asciiTheme="majorBidi" w:hAnsiTheme="majorBidi" w:cstheme="majorBidi"/>
               </w:rPr>
-              <w:t xml:space="preserve">If the identity document is invalid, the system notifies the </w:t>
-            </w:r>
-            <w:proofErr w:type="gramStart"/>
-            <w:r>
-              <w:rPr>
-                <w:rFonts w:asciiTheme="majorBidi" w:hAnsiTheme="majorBidi" w:cstheme="majorBidi"/>
-              </w:rPr>
-              <w:t>landlord</w:t>
-            </w:r>
-            <w:proofErr w:type="gramEnd"/>
-            <w:r>
-              <w:rPr>
-                <w:rFonts w:asciiTheme="majorBidi" w:hAnsiTheme="majorBidi" w:cstheme="majorBidi"/>
-              </w:rPr>
-              <w:t xml:space="preserve"> and prompts them to upload a valid document.</w:t>
+              <w:t>If the identity document is invalid, the system notifies the landlord and prompts them to upload a valid document.</w:t>
             </w:r>
           </w:p>
         </w:tc>
@@ -751,21 +653,7 @@
               <w:rPr>
                 <w:rFonts w:asciiTheme="majorBidi" w:hAnsiTheme="majorBidi" w:cstheme="majorBidi"/>
               </w:rPr>
-              <w:t xml:space="preserve">New </w:t>
-            </w:r>
-            <w:proofErr w:type="gramStart"/>
-            <w:r>
-              <w:rPr>
-                <w:rFonts w:asciiTheme="majorBidi" w:hAnsiTheme="majorBidi" w:cstheme="majorBidi"/>
-              </w:rPr>
-              <w:t>landlord</w:t>
-            </w:r>
-            <w:proofErr w:type="gramEnd"/>
-            <w:r>
-              <w:rPr>
-                <w:rFonts w:asciiTheme="majorBidi" w:hAnsiTheme="majorBidi" w:cstheme="majorBidi"/>
-              </w:rPr>
-              <w:t xml:space="preserve"> is registered and can access their account.</w:t>
+              <w:t>New landlord is registered and can access their account.</w:t>
             </w:r>
           </w:p>
         </w:tc>
@@ -1132,21 +1020,7 @@
               <w:rPr>
                 <w:rFonts w:asciiTheme="majorBidi" w:eastAsia="Times New Roman" w:hAnsiTheme="majorBidi" w:cstheme="majorBidi"/>
               </w:rPr>
-              <w:t xml:space="preserve">Allows </w:t>
-            </w:r>
-            <w:proofErr w:type="gramStart"/>
-            <w:r>
-              <w:rPr>
-                <w:rFonts w:asciiTheme="majorBidi" w:eastAsia="Times New Roman" w:hAnsiTheme="majorBidi" w:cstheme="majorBidi"/>
-              </w:rPr>
-              <w:t>landlords</w:t>
-            </w:r>
-            <w:proofErr w:type="gramEnd"/>
-            <w:r>
-              <w:rPr>
-                <w:rFonts w:asciiTheme="majorBidi" w:eastAsia="Times New Roman" w:hAnsiTheme="majorBidi" w:cstheme="majorBidi"/>
-              </w:rPr>
-              <w:t xml:space="preserve"> to subm</w:t>
+              <w:t>Allows landlords to subm</w:t>
             </w:r>
             <w:r>
               <w:rPr>
@@ -1209,19 +1083,11 @@
                 <w:rtl/>
               </w:rPr>
             </w:pPr>
-            <w:proofErr w:type="gramStart"/>
-            <w:r>
-              <w:rPr>
-                <w:rFonts w:asciiTheme="majorBidi" w:eastAsia="Times New Roman" w:hAnsiTheme="majorBidi" w:cstheme="majorBidi"/>
-              </w:rPr>
-              <w:t>Landlord</w:t>
-            </w:r>
-            <w:proofErr w:type="gramEnd"/>
-            <w:r>
-              <w:rPr>
-                <w:rFonts w:asciiTheme="majorBidi" w:eastAsia="Times New Roman" w:hAnsiTheme="majorBidi" w:cstheme="majorBidi"/>
-              </w:rPr>
-              <w:t xml:space="preserve"> se</w:t>
+            <w:r>
+              <w:rPr>
+                <w:rFonts w:asciiTheme="majorBidi" w:eastAsia="Times New Roman" w:hAnsiTheme="majorBidi" w:cstheme="majorBidi"/>
+              </w:rPr>
+              <w:t>Landlord se</w:t>
             </w:r>
             <w:r>
               <w:rPr>
@@ -1279,7 +1145,6 @@
                 <w:rFonts w:asciiTheme="majorBidi" w:eastAsia="Times New Roman" w:hAnsiTheme="majorBidi" w:cstheme="majorBidi"/>
               </w:rPr>
             </w:pPr>
-            <w:proofErr w:type="gramStart"/>
             <w:r>
               <w:rPr>
                 <w:rFonts w:ascii="Times New Roman" w:eastAsia="Times New Roman" w:hAnsi="Symbol" w:cs="Times New Roman"/>
@@ -1292,14 +1157,7 @@
               <w:rPr>
                 <w:rFonts w:asciiTheme="majorBidi" w:eastAsia="Times New Roman" w:hAnsiTheme="majorBidi" w:cstheme="majorBidi"/>
               </w:rPr>
-              <w:t xml:space="preserve">  Landlord</w:t>
-            </w:r>
-            <w:proofErr w:type="gramEnd"/>
-            <w:r>
-              <w:rPr>
-                <w:rFonts w:asciiTheme="majorBidi" w:eastAsia="Times New Roman" w:hAnsiTheme="majorBidi" w:cstheme="majorBidi"/>
-              </w:rPr>
-              <w:t xml:space="preserve"> is logged in.</w:t>
+              <w:t xml:space="preserve">  Landlord is logged in.</w:t>
             </w:r>
           </w:p>
           <w:p>
@@ -1309,7 +1167,6 @@
                 <w:rFonts w:asciiTheme="majorBidi" w:hAnsiTheme="majorBidi" w:cstheme="majorBidi"/>
               </w:rPr>
             </w:pPr>
-            <w:proofErr w:type="gramStart"/>
             <w:r>
               <w:rPr>
                 <w:rFonts w:ascii="Times New Roman" w:eastAsia="Times New Roman" w:hAnsi="Symbol" w:cs="Times New Roman"/>
@@ -1324,16 +1181,7 @@
                 <w:kern w:val="0"/>
                 <w14:ligatures w14:val="none"/>
               </w:rPr>
-              <w:t xml:space="preserve">  Landlord</w:t>
-            </w:r>
-            <w:proofErr w:type="gramEnd"/>
-            <w:r>
-              <w:rPr>
-                <w:rFonts w:asciiTheme="majorBidi" w:eastAsia="Times New Roman" w:hAnsiTheme="majorBidi" w:cstheme="majorBidi"/>
-                <w:kern w:val="0"/>
-                <w14:ligatures w14:val="none"/>
-              </w:rPr>
-              <w:t xml:space="preserve"> has a valid proof of ownership document.</w:t>
+              <w:t xml:space="preserve">  Landlord has a valid proof of ownership document.</w:t>
             </w:r>
           </w:p>
         </w:tc>
@@ -1378,7 +1226,6 @@
                 <w:rFonts w:asciiTheme="majorBidi" w:eastAsia="Times New Roman" w:hAnsiTheme="majorBidi" w:cstheme="majorBidi"/>
               </w:rPr>
             </w:pPr>
-            <w:proofErr w:type="gramStart"/>
             <w:r>
               <w:rPr>
                 <w:rFonts w:ascii="Times New Roman" w:eastAsia="Times New Roman" w:hAnsi="Symbol" w:cs="Times New Roman"/>
@@ -1391,14 +1238,7 @@
               <w:rPr>
                 <w:rFonts w:asciiTheme="majorBidi" w:eastAsia="Times New Roman" w:hAnsiTheme="majorBidi" w:cstheme="majorBidi"/>
               </w:rPr>
-              <w:t xml:space="preserve">  Customer</w:t>
-            </w:r>
-            <w:proofErr w:type="gramEnd"/>
-            <w:r>
-              <w:rPr>
-                <w:rFonts w:asciiTheme="majorBidi" w:eastAsia="Times New Roman" w:hAnsiTheme="majorBidi" w:cstheme="majorBidi"/>
-              </w:rPr>
-              <w:t xml:space="preserve"> service agents are available for property inspections.</w:t>
+              <w:t xml:space="preserve">  Customer service agents are available for property inspections.</w:t>
             </w:r>
           </w:p>
           <w:p>
@@ -1408,7 +1248,6 @@
                 <w:rFonts w:asciiTheme="majorBidi" w:eastAsia="Times New Roman" w:hAnsiTheme="majorBidi" w:cstheme="majorBidi"/>
               </w:rPr>
             </w:pPr>
-            <w:proofErr w:type="gramStart"/>
             <w:r>
               <w:rPr>
                 <w:rFonts w:ascii="Times New Roman" w:eastAsia="Times New Roman" w:hAnsi="Symbol" w:cs="Times New Roman"/>
@@ -1423,16 +1262,7 @@
                 <w:kern w:val="0"/>
                 <w14:ligatures w14:val="none"/>
               </w:rPr>
-              <w:t xml:space="preserve">  Inspection</w:t>
-            </w:r>
-            <w:proofErr w:type="gramEnd"/>
-            <w:r>
-              <w:rPr>
-                <w:rFonts w:asciiTheme="majorBidi" w:eastAsia="Times New Roman" w:hAnsiTheme="majorBidi" w:cstheme="majorBidi"/>
-                <w:kern w:val="0"/>
-                <w14:ligatures w14:val="none"/>
-              </w:rPr>
-              <w:t xml:space="preserve"> scheduling occurs within an acceptable timeframe (e.g., 48 hours).</w:t>
+              <w:t xml:space="preserve">  Inspection scheduling occurs within an acceptable timeframe (e.g., 48 hours).</w:t>
             </w:r>
           </w:p>
         </w:tc>
@@ -1478,7 +1308,6 @@
                 <w:rFonts w:asciiTheme="majorBidi" w:eastAsia="Times New Roman" w:hAnsiTheme="majorBidi" w:cstheme="majorBidi"/>
               </w:rPr>
             </w:pPr>
-            <w:proofErr w:type="gramStart"/>
             <w:r>
               <w:rPr>
                 <w:rFonts w:ascii="Times New Roman" w:eastAsia="Times New Roman" w:hAnsi="Symbol" w:cs="Times New Roman"/>
@@ -1491,14 +1320,7 @@
               <w:rPr>
                 <w:rFonts w:asciiTheme="majorBidi" w:eastAsia="Times New Roman" w:hAnsiTheme="majorBidi" w:cstheme="majorBidi"/>
               </w:rPr>
-              <w:t xml:space="preserve">  Landlord</w:t>
-            </w:r>
-            <w:proofErr w:type="gramEnd"/>
-            <w:r>
-              <w:rPr>
-                <w:rFonts w:asciiTheme="majorBidi" w:eastAsia="Times New Roman" w:hAnsiTheme="majorBidi" w:cstheme="majorBidi"/>
-              </w:rPr>
-              <w:t xml:space="preserve"> enters property address and uploads proof of ownership.</w:t>
+              <w:t xml:space="preserve">  Landlord enters property address and uploads proof of ownership.</w:t>
             </w:r>
           </w:p>
           <w:p>
@@ -1508,7 +1330,6 @@
                 <w:rFonts w:asciiTheme="majorBidi" w:eastAsia="Times New Roman" w:hAnsiTheme="majorBidi" w:cstheme="majorBidi"/>
               </w:rPr>
             </w:pPr>
-            <w:proofErr w:type="gramStart"/>
             <w:r>
               <w:rPr>
                 <w:rFonts w:ascii="Times New Roman" w:eastAsia="Times New Roman" w:hAnsi="Symbol" w:cs="Times New Roman"/>
@@ -1521,14 +1342,7 @@
               <w:rPr>
                 <w:rFonts w:asciiTheme="majorBidi" w:eastAsia="Times New Roman" w:hAnsiTheme="majorBidi" w:cstheme="majorBidi"/>
               </w:rPr>
-              <w:t xml:space="preserve">  Platform</w:t>
-            </w:r>
-            <w:proofErr w:type="gramEnd"/>
-            <w:r>
-              <w:rPr>
-                <w:rFonts w:asciiTheme="majorBidi" w:eastAsia="Times New Roman" w:hAnsiTheme="majorBidi" w:cstheme="majorBidi"/>
-              </w:rPr>
-              <w:t xml:space="preserve"> sends request to customer service for inspection.</w:t>
+              <w:t xml:space="preserve">  Platform sends request to customer service for inspection.</w:t>
             </w:r>
           </w:p>
           <w:p>
@@ -1538,7 +1352,6 @@
                 <w:rFonts w:asciiTheme="majorBidi" w:eastAsia="Times New Roman" w:hAnsiTheme="majorBidi" w:cstheme="majorBidi"/>
               </w:rPr>
             </w:pPr>
-            <w:proofErr w:type="gramStart"/>
             <w:r>
               <w:rPr>
                 <w:rFonts w:ascii="Times New Roman" w:eastAsia="Times New Roman" w:hAnsi="Symbol" w:cs="Times New Roman"/>
@@ -1551,14 +1364,7 @@
               <w:rPr>
                 <w:rFonts w:asciiTheme="majorBidi" w:eastAsia="Times New Roman" w:hAnsiTheme="majorBidi" w:cstheme="majorBidi"/>
               </w:rPr>
-              <w:t xml:space="preserve">  Customer</w:t>
-            </w:r>
-            <w:proofErr w:type="gramEnd"/>
-            <w:r>
-              <w:rPr>
-                <w:rFonts w:asciiTheme="majorBidi" w:eastAsia="Times New Roman" w:hAnsiTheme="majorBidi" w:cstheme="majorBidi"/>
-              </w:rPr>
-              <w:t xml:space="preserve"> service inspects property and defines specifications.</w:t>
+              <w:t xml:space="preserve">  Customer service inspects property and defines specifications.</w:t>
             </w:r>
           </w:p>
           <w:p>
@@ -1568,7 +1374,6 @@
                 <w:rFonts w:asciiTheme="majorBidi" w:hAnsiTheme="majorBidi" w:cstheme="majorBidi"/>
               </w:rPr>
             </w:pPr>
-            <w:proofErr w:type="gramStart"/>
             <w:r>
               <w:rPr>
                 <w:rFonts w:ascii="Times New Roman" w:eastAsia="Times New Roman" w:hAnsi="Symbol" w:cs="Times New Roman"/>
@@ -1583,16 +1388,7 @@
                 <w:kern w:val="0"/>
                 <w14:ligatures w14:val="none"/>
               </w:rPr>
-              <w:t xml:space="preserve">  Platform</w:t>
-            </w:r>
-            <w:proofErr w:type="gramEnd"/>
-            <w:r>
-              <w:rPr>
-                <w:rFonts w:asciiTheme="majorBidi" w:eastAsia="Times New Roman" w:hAnsiTheme="majorBidi" w:cstheme="majorBidi"/>
-                <w:kern w:val="0"/>
-                <w14:ligatures w14:val="none"/>
-              </w:rPr>
-              <w:t xml:space="preserve"> </w:t>
+              <w:t xml:space="preserve">  Platform </w:t>
             </w:r>
             <w:r>
               <w:rPr>
@@ -1723,21 +1519,7 @@
               <w:rPr>
                 <w:rFonts w:asciiTheme="majorBidi" w:hAnsiTheme="majorBidi" w:cstheme="majorBidi"/>
               </w:rPr>
-              <w:t xml:space="preserve">Property </w:t>
-            </w:r>
-            <w:proofErr w:type="gramStart"/>
-            <w:r>
-              <w:rPr>
-                <w:rFonts w:asciiTheme="majorBidi" w:hAnsiTheme="majorBidi" w:cstheme="majorBidi"/>
-              </w:rPr>
-              <w:t>is listed</w:t>
-            </w:r>
-            <w:proofErr w:type="gramEnd"/>
-            <w:r>
-              <w:rPr>
-                <w:rFonts w:asciiTheme="majorBidi" w:hAnsiTheme="majorBidi" w:cstheme="majorBidi"/>
-              </w:rPr>
-              <w:t xml:space="preserve"> for rent on the platform.</w:t>
+              <w:t>Property is listed for rent on the platform.</w:t>
             </w:r>
           </w:p>
         </w:tc>
@@ -2116,21 +1898,7 @@
               <w:rPr>
                 <w:rFonts w:asciiTheme="majorBidi" w:hAnsiTheme="majorBidi" w:cstheme="majorBidi"/>
               </w:rPr>
-              <w:t xml:space="preserve">Allows </w:t>
-            </w:r>
-            <w:proofErr w:type="gramStart"/>
-            <w:r>
-              <w:rPr>
-                <w:rFonts w:asciiTheme="majorBidi" w:hAnsiTheme="majorBidi" w:cstheme="majorBidi"/>
-              </w:rPr>
-              <w:t>landlord</w:t>
-            </w:r>
-            <w:proofErr w:type="gramEnd"/>
-            <w:r>
-              <w:rPr>
-                <w:rFonts w:asciiTheme="majorBidi" w:hAnsiTheme="majorBidi" w:cstheme="majorBidi"/>
-              </w:rPr>
-              <w:t xml:space="preserve"> to update availability and pricing information for an existing listing.</w:t>
+              <w:t>Allows landlord to update availability and pricing information for an existing listing.</w:t>
             </w:r>
           </w:p>
         </w:tc>
@@ -2181,19 +1949,11 @@
                 <w:rtl/>
               </w:rPr>
             </w:pPr>
-            <w:proofErr w:type="gramStart"/>
-            <w:r>
-              <w:rPr>
-                <w:rFonts w:asciiTheme="majorBidi" w:hAnsiTheme="majorBidi" w:cstheme="majorBidi"/>
-              </w:rPr>
-              <w:t>Landlord</w:t>
-            </w:r>
-            <w:proofErr w:type="gramEnd"/>
-            <w:r>
-              <w:rPr>
-                <w:rFonts w:asciiTheme="majorBidi" w:hAnsiTheme="majorBidi" w:cstheme="majorBidi"/>
-              </w:rPr>
-              <w:t xml:space="preserve"> selects "</w:t>
+            <w:r>
+              <w:rPr>
+                <w:rFonts w:asciiTheme="majorBidi" w:hAnsiTheme="majorBidi" w:cstheme="majorBidi"/>
+              </w:rPr>
+              <w:t>Landlord selects "</w:t>
             </w:r>
             <w:r>
               <w:rPr>
@@ -2251,7 +2011,6 @@
                 <w:rFonts w:asciiTheme="majorBidi" w:hAnsiTheme="majorBidi" w:cstheme="majorBidi"/>
               </w:rPr>
             </w:pPr>
-            <w:proofErr w:type="gramStart"/>
             <w:r>
               <w:rPr>
                 <w:rFonts w:ascii="Times New Roman" w:eastAsia="Times New Roman" w:hAnsi="Symbol" w:cs="Times New Roman"/>
@@ -2272,14 +2031,7 @@
               <w:rPr>
                 <w:rFonts w:asciiTheme="majorBidi" w:hAnsiTheme="majorBidi" w:cstheme="majorBidi"/>
               </w:rPr>
-              <w:t>Landlord</w:t>
-            </w:r>
-            <w:proofErr w:type="gramEnd"/>
-            <w:r>
-              <w:rPr>
-                <w:rFonts w:asciiTheme="majorBidi" w:hAnsiTheme="majorBidi" w:cstheme="majorBidi"/>
-              </w:rPr>
-              <w:t xml:space="preserve"> is log</w:t>
+              <w:t>Landlord is log</w:t>
             </w:r>
             <w:r>
               <w:rPr>
@@ -2303,7 +2055,6 @@
                 <w:bCs/>
               </w:rPr>
             </w:pPr>
-            <w:proofErr w:type="gramStart"/>
             <w:r>
               <w:rPr>
                 <w:rFonts w:ascii="Times New Roman" w:eastAsia="Times New Roman" w:hAnsi="Symbol" w:cs="Times New Roman"/>
@@ -2318,16 +2069,7 @@
                 <w:sz w:val="24"/>
                 <w:szCs w:val="24"/>
               </w:rPr>
-              <w:t xml:space="preserve">  Landlord</w:t>
-            </w:r>
-            <w:proofErr w:type="gramEnd"/>
-            <w:r>
-              <w:rPr>
-                <w:rFonts w:asciiTheme="majorBidi" w:eastAsia="Times New Roman" w:hAnsiTheme="majorBidi" w:cstheme="majorBidi"/>
-                <w:sz w:val="24"/>
-                <w:szCs w:val="24"/>
-              </w:rPr>
-              <w:t xml:space="preserve"> has enough balance for publishing the advertisement.</w:t>
+              <w:t xml:space="preserve">  Landlord has enough balance for publishing the advertisement.</w:t>
             </w:r>
           </w:p>
         </w:tc>
@@ -2374,7 +2116,6 @@
                 <w:szCs w:val="24"/>
               </w:rPr>
             </w:pPr>
-            <w:proofErr w:type="gramStart"/>
             <w:r>
               <w:rPr>
                 <w:rFonts w:ascii="Times New Roman" w:eastAsia="Times New Roman" w:hAnsi="Symbol" w:cs="Times New Roman"/>
@@ -2389,16 +2130,7 @@
                 <w:sz w:val="24"/>
                 <w:szCs w:val="24"/>
               </w:rPr>
-              <w:t xml:space="preserve">  The</w:t>
-            </w:r>
-            <w:proofErr w:type="gramEnd"/>
-            <w:r>
-              <w:rPr>
-                <w:rFonts w:asciiTheme="majorBidi" w:eastAsia="Times New Roman" w:hAnsiTheme="majorBidi" w:cstheme="majorBidi"/>
-                <w:sz w:val="24"/>
-                <w:szCs w:val="24"/>
-              </w:rPr>
-              <w:t xml:space="preserve"> platform updates are instantaneous and reflect immediately on listings.</w:t>
+              <w:t xml:space="preserve">  The platform updates are instantaneous and reflect immediately on listings.</w:t>
             </w:r>
           </w:p>
           <w:p>
@@ -2410,7 +2142,6 @@
                 <w:bCs/>
               </w:rPr>
             </w:pPr>
-            <w:proofErr w:type="gramStart"/>
             <w:r>
               <w:rPr>
                 <w:rFonts w:ascii="Times New Roman" w:eastAsia="Times New Roman" w:hAnsi="Symbol" w:cs="Times New Roman"/>
@@ -2427,18 +2158,7 @@
                 <w:szCs w:val="24"/>
                 <w14:ligatures w14:val="none"/>
               </w:rPr>
-              <w:t xml:space="preserve">  Landlord</w:t>
-            </w:r>
-            <w:proofErr w:type="gramEnd"/>
-            <w:r>
-              <w:rPr>
-                <w:rFonts w:asciiTheme="majorBidi" w:eastAsia="Times New Roman" w:hAnsiTheme="majorBidi" w:cstheme="majorBidi"/>
-                <w:kern w:val="0"/>
-                <w:sz w:val="24"/>
-                <w:szCs w:val="24"/>
-                <w14:ligatures w14:val="none"/>
-              </w:rPr>
-              <w:t xml:space="preserve"> has accurate, up-to-date information about availability and pricing.</w:t>
+              <w:t xml:space="preserve">  Landlord has accurate, up-to-date information about availability and pricing.</w:t>
             </w:r>
           </w:p>
         </w:tc>
@@ -2486,7 +2206,6 @@
                 <w:szCs w:val="24"/>
               </w:rPr>
             </w:pPr>
-            <w:proofErr w:type="gramStart"/>
             <w:r>
               <w:rPr>
                 <w:rFonts w:ascii="Times New Roman" w:eastAsia="Times New Roman" w:hAnsi="Symbol" w:cs="Times New Roman"/>
@@ -2501,16 +2220,7 @@
                 <w:sz w:val="24"/>
                 <w:szCs w:val="24"/>
               </w:rPr>
-              <w:t xml:space="preserve">  Landlord</w:t>
-            </w:r>
-            <w:proofErr w:type="gramEnd"/>
-            <w:r>
-              <w:rPr>
-                <w:rFonts w:asciiTheme="majorBidi" w:eastAsia="Times New Roman" w:hAnsiTheme="majorBidi" w:cstheme="majorBidi"/>
-                <w:sz w:val="24"/>
-                <w:szCs w:val="24"/>
-              </w:rPr>
-              <w:t xml:space="preserve"> updates availability status and/or price.</w:t>
+              <w:t xml:space="preserve">  Landlord updates availability status and/or price.</w:t>
             </w:r>
           </w:p>
           <w:p>
@@ -2522,7 +2232,6 @@
                 <w:bCs/>
               </w:rPr>
             </w:pPr>
-            <w:proofErr w:type="gramStart"/>
             <w:r>
               <w:rPr>
                 <w:rFonts w:ascii="Times New Roman" w:eastAsia="Times New Roman" w:hAnsi="Symbol" w:cs="Times New Roman"/>
@@ -2539,18 +2248,7 @@
                 <w:szCs w:val="24"/>
                 <w14:ligatures w14:val="none"/>
               </w:rPr>
-              <w:t xml:space="preserve">  Platform</w:t>
-            </w:r>
-            <w:proofErr w:type="gramEnd"/>
-            <w:r>
-              <w:rPr>
-                <w:rFonts w:asciiTheme="majorBidi" w:eastAsia="Times New Roman" w:hAnsiTheme="majorBidi" w:cstheme="majorBidi"/>
-                <w:kern w:val="0"/>
-                <w:sz w:val="24"/>
-                <w:szCs w:val="24"/>
-                <w14:ligatures w14:val="none"/>
-              </w:rPr>
-              <w:t xml:space="preserve"> saves the changes to the listing.</w:t>
+              <w:t xml:space="preserve">  Platform saves the changes to the listing.</w:t>
             </w:r>
           </w:p>
         </w:tc>
@@ -3036,21 +2734,7 @@
               <w:rPr>
                 <w:rFonts w:asciiTheme="majorBidi" w:hAnsiTheme="majorBidi" w:cstheme="majorBidi"/>
               </w:rPr>
-              <w:t xml:space="preserve">Allows </w:t>
-            </w:r>
-            <w:proofErr w:type="gramStart"/>
-            <w:r>
-              <w:rPr>
-                <w:rFonts w:asciiTheme="majorBidi" w:hAnsiTheme="majorBidi" w:cstheme="majorBidi"/>
-              </w:rPr>
-              <w:t>landlord</w:t>
-            </w:r>
-            <w:proofErr w:type="gramEnd"/>
-            <w:r>
-              <w:rPr>
-                <w:rFonts w:asciiTheme="majorBidi" w:hAnsiTheme="majorBidi" w:cstheme="majorBidi"/>
-              </w:rPr>
-              <w:t xml:space="preserve"> to publish house from their houses’ advertisements list.</w:t>
+              <w:t>Allows landlord to publish house from their houses’ advertisements list.</w:t>
             </w:r>
           </w:p>
         </w:tc>
@@ -3101,19 +2785,11 @@
                 <w:rtl/>
               </w:rPr>
             </w:pPr>
-            <w:proofErr w:type="gramStart"/>
-            <w:r>
-              <w:rPr>
-                <w:rFonts w:asciiTheme="majorBidi" w:hAnsiTheme="majorBidi" w:cstheme="majorBidi"/>
-              </w:rPr>
-              <w:t>Landlord</w:t>
-            </w:r>
-            <w:proofErr w:type="gramEnd"/>
-            <w:r>
-              <w:rPr>
-                <w:rFonts w:asciiTheme="majorBidi" w:hAnsiTheme="majorBidi" w:cstheme="majorBidi"/>
-              </w:rPr>
-              <w:t xml:space="preserve"> selects "Publish House" for advertisement he wants to publish.</w:t>
+            <w:r>
+              <w:rPr>
+                <w:rFonts w:asciiTheme="majorBidi" w:hAnsiTheme="majorBidi" w:cstheme="majorBidi"/>
+              </w:rPr>
+              <w:t>Landlord selects "Publish House" for advertisement he wants to publish.</w:t>
             </w:r>
           </w:p>
         </w:tc>
@@ -3224,7 +2900,6 @@
                 <w:szCs w:val="24"/>
               </w:rPr>
             </w:pPr>
-            <w:proofErr w:type="gramStart"/>
             <w:r>
               <w:rPr>
                 <w:rFonts w:ascii="Times New Roman" w:eastAsia="Times New Roman" w:hAnsi="Symbol" w:cs="Times New Roman"/>
@@ -3239,16 +2914,7 @@
                 <w:sz w:val="24"/>
                 <w:szCs w:val="24"/>
               </w:rPr>
-              <w:t xml:space="preserve">  Landlord</w:t>
-            </w:r>
-            <w:proofErr w:type="gramEnd"/>
-            <w:r>
-              <w:rPr>
-                <w:rFonts w:asciiTheme="majorBidi" w:eastAsia="Times New Roman" w:hAnsiTheme="majorBidi" w:cstheme="majorBidi"/>
-                <w:sz w:val="24"/>
-                <w:szCs w:val="24"/>
-              </w:rPr>
-              <w:t xml:space="preserve"> already has houses in his list</w:t>
+              <w:t xml:space="preserve">  Landlord already has houses in his list</w:t>
             </w:r>
             <w:r>
               <w:rPr>
@@ -3268,7 +2934,6 @@
                 <w:bCs/>
               </w:rPr>
             </w:pPr>
-            <w:proofErr w:type="gramStart"/>
             <w:r>
               <w:rPr>
                 <w:rFonts w:ascii="Times New Roman" w:eastAsia="Times New Roman" w:hAnsi="Symbol" w:cs="Times New Roman"/>
@@ -3285,18 +2950,7 @@
                 <w:szCs w:val="24"/>
                 <w14:ligatures w14:val="none"/>
               </w:rPr>
-              <w:t xml:space="preserve">  Landlord</w:t>
-            </w:r>
-            <w:proofErr w:type="gramEnd"/>
-            <w:r>
-              <w:rPr>
-                <w:rFonts w:asciiTheme="majorBidi" w:eastAsia="Times New Roman" w:hAnsiTheme="majorBidi" w:cstheme="majorBidi"/>
-                <w:kern w:val="0"/>
-                <w:sz w:val="24"/>
-                <w:szCs w:val="24"/>
-                <w14:ligatures w14:val="none"/>
-              </w:rPr>
-              <w:t xml:space="preserve"> has enough balance</w:t>
+              <w:t xml:space="preserve">  Landlord has enough balance</w:t>
             </w:r>
             <w:r>
               <w:rPr>
@@ -3354,7 +3008,6 @@
                 <w:szCs w:val="24"/>
               </w:rPr>
             </w:pPr>
-            <w:proofErr w:type="gramStart"/>
             <w:r>
               <w:rPr>
                 <w:rFonts w:ascii="Times New Roman" w:eastAsia="Times New Roman" w:hAnsi="Symbol" w:cs="Times New Roman"/>
@@ -3369,16 +3022,7 @@
                 <w:sz w:val="24"/>
                 <w:szCs w:val="24"/>
               </w:rPr>
-              <w:t xml:space="preserve">  Landlord</w:t>
-            </w:r>
-            <w:proofErr w:type="gramEnd"/>
-            <w:r>
-              <w:rPr>
-                <w:rFonts w:asciiTheme="majorBidi" w:eastAsia="Times New Roman" w:hAnsiTheme="majorBidi" w:cstheme="majorBidi"/>
-                <w:sz w:val="24"/>
-                <w:szCs w:val="24"/>
-              </w:rPr>
-              <w:t xml:space="preserve"> chooses the house he want to publish from his list</w:t>
+              <w:t xml:space="preserve">  Landlord chooses the house he want to publish from his list</w:t>
             </w:r>
             <w:r>
               <w:rPr>
@@ -3400,7 +3044,6 @@
                 <w14:ligatures w14:val="none"/>
               </w:rPr>
             </w:pPr>
-            <w:proofErr w:type="gramStart"/>
             <w:r>
               <w:rPr>
                 <w:rFonts w:ascii="Times New Roman" w:eastAsia="Times New Roman" w:hAnsi="Symbol" w:cs="Times New Roman"/>
@@ -3417,9 +3060,8 @@
                 <w:szCs w:val="24"/>
                 <w14:ligatures w14:val="none"/>
               </w:rPr>
-              <w:t xml:space="preserve">  Landlord</w:t>
-            </w:r>
-            <w:proofErr w:type="gramEnd"/>
+              <w:t xml:space="preserve">  Landlord choose a suitable plan for the advertisement</w:t>
+            </w:r>
             <w:r>
               <w:rPr>
                 <w:rFonts w:asciiTheme="majorBidi" w:eastAsia="Times New Roman" w:hAnsiTheme="majorBidi" w:cstheme="majorBidi"/>
@@ -3428,9 +3070,12 @@
                 <w:szCs w:val="24"/>
                 <w14:ligatures w14:val="none"/>
               </w:rPr>
-              <w:t xml:space="preserve"> choose a suitable plan for the advertisement</w:t>
-            </w:r>
-            <w:r>
+              <w:t>.</w:t>
+            </w:r>
+          </w:p>
+          <w:p>
+            <w:pPr>
+              <w:cnfStyle w:val="000000100000" w:firstRow="0" w:lastRow="0" w:firstColumn="0" w:lastColumn="0" w:oddVBand="0" w:evenVBand="0" w:oddHBand="1" w:evenHBand="0" w:firstRowFirstColumn="0" w:firstRowLastColumn="0" w:lastRowFirstColumn="0" w:lastRowLastColumn="0"/>
               <w:rPr>
                 <w:rFonts w:asciiTheme="majorBidi" w:eastAsia="Times New Roman" w:hAnsiTheme="majorBidi" w:cstheme="majorBidi"/>
                 <w:kern w:val="0"/>
@@ -3438,12 +3083,16 @@
                 <w:szCs w:val="24"/>
                 <w14:ligatures w14:val="none"/>
               </w:rPr>
-              <w:t>.</w:t>
-            </w:r>
-          </w:p>
-          <w:p>
-            <w:pPr>
-              <w:cnfStyle w:val="000000100000" w:firstRow="0" w:lastRow="0" w:firstColumn="0" w:lastColumn="0" w:oddVBand="0" w:evenVBand="0" w:oddHBand="1" w:evenHBand="0" w:firstRowFirstColumn="0" w:firstRowLastColumn="0" w:lastRowFirstColumn="0" w:lastRowLastColumn="0"/>
+            </w:pPr>
+            <w:r>
+              <w:rPr>
+                <w:rFonts w:ascii="Times New Roman" w:eastAsia="Times New Roman" w:hAnsi="Symbol" w:cs="Times New Roman"/>
+                <w:sz w:val="24"/>
+                <w:szCs w:val="24"/>
+              </w:rPr>
+              <w:t></w:t>
+            </w:r>
+            <w:r>
               <w:rPr>
                 <w:rFonts w:asciiTheme="majorBidi" w:eastAsia="Times New Roman" w:hAnsiTheme="majorBidi" w:cstheme="majorBidi"/>
                 <w:kern w:val="0"/>
@@ -3451,46 +3100,7 @@
                 <w:szCs w:val="24"/>
                 <w14:ligatures w14:val="none"/>
               </w:rPr>
-            </w:pPr>
-            <w:r>
-              <w:rPr>
-                <w:rFonts w:ascii="Times New Roman" w:eastAsia="Times New Roman" w:hAnsi="Symbol" w:cs="Times New Roman"/>
-                <w:sz w:val="24"/>
-                <w:szCs w:val="24"/>
-              </w:rPr>
-              <w:t></w:t>
-            </w:r>
-            <w:r>
-              <w:rPr>
-                <w:rFonts w:asciiTheme="majorBidi" w:eastAsia="Times New Roman" w:hAnsiTheme="majorBidi" w:cstheme="majorBidi"/>
-                <w:kern w:val="0"/>
-                <w:sz w:val="24"/>
-                <w:szCs w:val="24"/>
-                <w14:ligatures w14:val="none"/>
-              </w:rPr>
-              <w:t xml:space="preserve"> The cost of the advertisement will be withdrawn from </w:t>
-            </w:r>
-            <w:proofErr w:type="gramStart"/>
-            <w:r>
-              <w:rPr>
-                <w:rFonts w:asciiTheme="majorBidi" w:eastAsia="Times New Roman" w:hAnsiTheme="majorBidi" w:cstheme="majorBidi"/>
-                <w:kern w:val="0"/>
-                <w:sz w:val="24"/>
-                <w:szCs w:val="24"/>
-                <w14:ligatures w14:val="none"/>
-              </w:rPr>
-              <w:t>landlord</w:t>
-            </w:r>
-            <w:proofErr w:type="gramEnd"/>
-            <w:r>
-              <w:rPr>
-                <w:rFonts w:asciiTheme="majorBidi" w:eastAsia="Times New Roman" w:hAnsiTheme="majorBidi" w:cstheme="majorBidi"/>
-                <w:kern w:val="0"/>
-                <w:sz w:val="24"/>
-                <w:szCs w:val="24"/>
-                <w14:ligatures w14:val="none"/>
-              </w:rPr>
-              <w:t xml:space="preserve"> balance.</w:t>
+              <w:t xml:space="preserve"> The cost of the advertisement will be withdrawn from landlord balance.</w:t>
             </w:r>
           </w:p>
         </w:tc>
@@ -3541,21 +3151,7 @@
               <w:rPr>
                 <w:rFonts w:asciiTheme="majorBidi" w:hAnsiTheme="majorBidi" w:cstheme="majorBidi"/>
               </w:rPr>
-              <w:t xml:space="preserve">If the </w:t>
-            </w:r>
-            <w:proofErr w:type="gramStart"/>
-            <w:r>
-              <w:rPr>
-                <w:rFonts w:asciiTheme="majorBidi" w:hAnsiTheme="majorBidi" w:cstheme="majorBidi"/>
-              </w:rPr>
-              <w:t>landlord</w:t>
-            </w:r>
-            <w:proofErr w:type="gramEnd"/>
-            <w:r>
-              <w:rPr>
-                <w:rFonts w:asciiTheme="majorBidi" w:hAnsiTheme="majorBidi" w:cstheme="majorBidi"/>
-              </w:rPr>
-              <w:t xml:space="preserve"> does not have enough balance he will be notified</w:t>
+              <w:t>If the landlord does not have enough balance he will be notified</w:t>
             </w:r>
             <w:r>
               <w:rPr>
@@ -3995,21 +3591,7 @@
               <w:rPr>
                 <w:rFonts w:asciiTheme="majorBidi" w:hAnsiTheme="majorBidi" w:cstheme="majorBidi"/>
               </w:rPr>
-              <w:t xml:space="preserve">Allows </w:t>
-            </w:r>
-            <w:proofErr w:type="gramStart"/>
-            <w:r>
-              <w:rPr>
-                <w:rFonts w:asciiTheme="majorBidi" w:hAnsiTheme="majorBidi" w:cstheme="majorBidi"/>
-              </w:rPr>
-              <w:t>landlord</w:t>
-            </w:r>
-            <w:proofErr w:type="gramEnd"/>
-            <w:r>
-              <w:rPr>
-                <w:rFonts w:asciiTheme="majorBidi" w:hAnsiTheme="majorBidi" w:cstheme="majorBidi"/>
-              </w:rPr>
-              <w:t xml:space="preserve"> to check </w:t>
+              <w:t xml:space="preserve">Allows landlord to check </w:t>
             </w:r>
             <w:r>
               <w:rPr>
@@ -4072,19 +3654,11 @@
                 <w:rtl/>
               </w:rPr>
             </w:pPr>
-            <w:proofErr w:type="gramStart"/>
-            <w:r>
-              <w:rPr>
-                <w:rFonts w:asciiTheme="majorBidi" w:hAnsiTheme="majorBidi" w:cstheme="majorBidi"/>
-              </w:rPr>
-              <w:t>Landlord</w:t>
-            </w:r>
-            <w:proofErr w:type="gramEnd"/>
-            <w:r>
-              <w:rPr>
-                <w:rFonts w:asciiTheme="majorBidi" w:hAnsiTheme="majorBidi" w:cstheme="majorBidi"/>
-              </w:rPr>
-              <w:t xml:space="preserve"> selects "Review</w:t>
+            <w:r>
+              <w:rPr>
+                <w:rFonts w:asciiTheme="majorBidi" w:hAnsiTheme="majorBidi" w:cstheme="majorBidi"/>
+              </w:rPr>
+              <w:t>Landlord selects "Review</w:t>
             </w:r>
             <w:r>
               <w:rPr>
@@ -4195,23 +3769,13 @@
                 <w:szCs w:val="24"/>
               </w:rPr>
             </w:pPr>
-            <w:proofErr w:type="gramStart"/>
-            <w:r>
-              <w:rPr>
-                <w:rFonts w:asciiTheme="majorBidi" w:eastAsia="Times New Roman" w:hAnsiTheme="majorBidi" w:cstheme="majorBidi"/>
-                <w:sz w:val="24"/>
-                <w:szCs w:val="24"/>
-              </w:rPr>
-              <w:t>Landlord</w:t>
-            </w:r>
-            <w:proofErr w:type="gramEnd"/>
-            <w:r>
-              <w:rPr>
-                <w:rFonts w:asciiTheme="majorBidi" w:eastAsia="Times New Roman" w:hAnsiTheme="majorBidi" w:cstheme="majorBidi"/>
-                <w:sz w:val="24"/>
-                <w:szCs w:val="24"/>
-              </w:rPr>
-              <w:t xml:space="preserve"> already has houses in his list</w:t>
+            <w:r>
+              <w:rPr>
+                <w:rFonts w:asciiTheme="majorBidi" w:eastAsia="Times New Roman" w:hAnsiTheme="majorBidi" w:cstheme="majorBidi"/>
+                <w:sz w:val="24"/>
+                <w:szCs w:val="24"/>
+              </w:rPr>
+              <w:t>Landlord already has houses in his list</w:t>
             </w:r>
             <w:r>
               <w:rPr>
@@ -4267,7 +3831,6 @@
                 <w:szCs w:val="24"/>
               </w:rPr>
             </w:pPr>
-            <w:proofErr w:type="gramStart"/>
             <w:r>
               <w:rPr>
                 <w:rFonts w:ascii="Times New Roman" w:eastAsia="Times New Roman" w:hAnsi="Symbol" w:cs="Times New Roman"/>
@@ -4282,16 +3845,7 @@
                 <w:sz w:val="24"/>
                 <w:szCs w:val="24"/>
               </w:rPr>
-              <w:t xml:space="preserve">  Landlord</w:t>
-            </w:r>
-            <w:proofErr w:type="gramEnd"/>
-            <w:r>
-              <w:rPr>
-                <w:rFonts w:asciiTheme="majorBidi" w:eastAsia="Times New Roman" w:hAnsiTheme="majorBidi" w:cstheme="majorBidi"/>
-                <w:sz w:val="24"/>
-                <w:szCs w:val="24"/>
-              </w:rPr>
-              <w:t xml:space="preserve"> enters the list of houses that has been inspected and added to his list.</w:t>
+              <w:t xml:space="preserve">  Landlord enters the list of houses that has been inspected and added to his list.</w:t>
             </w:r>
           </w:p>
           <w:p>
@@ -4305,7 +3859,6 @@
                 <w14:ligatures w14:val="none"/>
               </w:rPr>
             </w:pPr>
-            <w:proofErr w:type="gramStart"/>
             <w:r>
               <w:rPr>
                 <w:rFonts w:ascii="Times New Roman" w:eastAsia="Times New Roman" w:hAnsi="Symbol" w:cs="Times New Roman"/>
@@ -4332,18 +3885,7 @@
                 <w:szCs w:val="24"/>
                 <w14:ligatures w14:val="none"/>
               </w:rPr>
-              <w:t>Landlord</w:t>
-            </w:r>
-            <w:proofErr w:type="gramEnd"/>
-            <w:r>
-              <w:rPr>
-                <w:rFonts w:asciiTheme="majorBidi" w:eastAsia="Times New Roman" w:hAnsiTheme="majorBidi" w:cstheme="majorBidi"/>
-                <w:kern w:val="0"/>
-                <w:sz w:val="24"/>
-                <w:szCs w:val="24"/>
-                <w14:ligatures w14:val="none"/>
-              </w:rPr>
-              <w:t xml:space="preserve"> is able to choose any advertisement to check it details</w:t>
+              <w:t>Landlord is able to choose any advertisement to check it details</w:t>
             </w:r>
             <w:r>
               <w:rPr>
@@ -4404,21 +3946,7 @@
               <w:rPr>
                 <w:rFonts w:asciiTheme="majorBidi" w:hAnsiTheme="majorBidi" w:cstheme="majorBidi"/>
               </w:rPr>
-              <w:t xml:space="preserve">If the </w:t>
-            </w:r>
-            <w:proofErr w:type="gramStart"/>
-            <w:r>
-              <w:rPr>
-                <w:rFonts w:asciiTheme="majorBidi" w:hAnsiTheme="majorBidi" w:cstheme="majorBidi"/>
-              </w:rPr>
-              <w:t>landlord</w:t>
-            </w:r>
-            <w:proofErr w:type="gramEnd"/>
-            <w:r>
-              <w:rPr>
-                <w:rFonts w:asciiTheme="majorBidi" w:hAnsiTheme="majorBidi" w:cstheme="majorBidi"/>
-              </w:rPr>
-              <w:t xml:space="preserve"> does not have houses in his list he will be notified</w:t>
+              <w:t>If the landlord does not have houses in his list he will be notified</w:t>
             </w:r>
             <w:r>
               <w:rPr>
@@ -4494,16 +4022,8 @@
               <w:rPr>
                 <w:rFonts w:asciiTheme="majorBidi" w:hAnsiTheme="majorBidi" w:cstheme="majorBidi"/>
               </w:rPr>
-              <w:t xml:space="preserve">s for </w:t>
-            </w:r>
-            <w:proofErr w:type="gramStart"/>
-            <w:r>
-              <w:rPr>
-                <w:rFonts w:asciiTheme="majorBidi" w:hAnsiTheme="majorBidi" w:cstheme="majorBidi"/>
-              </w:rPr>
-              <w:t>landlord</w:t>
-            </w:r>
-            <w:proofErr w:type="gramEnd"/>
+              <w:t>s for landlord</w:t>
+            </w:r>
             <w:r>
               <w:rPr>
                 <w:rFonts w:asciiTheme="majorBidi" w:hAnsiTheme="majorBidi" w:cstheme="majorBidi"/>
@@ -4891,21 +4411,7 @@
               <w:rPr>
                 <w:rFonts w:asciiTheme="majorBidi" w:hAnsiTheme="majorBidi" w:cstheme="majorBidi"/>
               </w:rPr>
-              <w:t xml:space="preserve">Allows </w:t>
-            </w:r>
-            <w:proofErr w:type="gramStart"/>
-            <w:r>
-              <w:rPr>
-                <w:rFonts w:asciiTheme="majorBidi" w:hAnsiTheme="majorBidi" w:cstheme="majorBidi"/>
-              </w:rPr>
-              <w:t>landlord</w:t>
-            </w:r>
-            <w:proofErr w:type="gramEnd"/>
-            <w:r>
-              <w:rPr>
-                <w:rFonts w:asciiTheme="majorBidi" w:hAnsiTheme="majorBidi" w:cstheme="majorBidi"/>
-              </w:rPr>
-              <w:t xml:space="preserve"> to Delete </w:t>
+              <w:t xml:space="preserve">Allows landlord to Delete </w:t>
             </w:r>
             <w:r>
               <w:rPr>
@@ -4980,19 +4486,11 @@
                 <w:rtl/>
               </w:rPr>
             </w:pPr>
-            <w:proofErr w:type="gramStart"/>
-            <w:r>
-              <w:rPr>
-                <w:rFonts w:asciiTheme="majorBidi" w:hAnsiTheme="majorBidi" w:cstheme="majorBidi"/>
-              </w:rPr>
-              <w:t>Landlord</w:t>
-            </w:r>
-            <w:proofErr w:type="gramEnd"/>
-            <w:r>
-              <w:rPr>
-                <w:rFonts w:asciiTheme="majorBidi" w:hAnsiTheme="majorBidi" w:cstheme="majorBidi"/>
-              </w:rPr>
-              <w:t xml:space="preserve"> selects "</w:t>
+            <w:r>
+              <w:rPr>
+                <w:rFonts w:asciiTheme="majorBidi" w:hAnsiTheme="majorBidi" w:cstheme="majorBidi"/>
+              </w:rPr>
+              <w:t>Landlord selects "</w:t>
             </w:r>
             <w:r>
               <w:rPr>
@@ -5107,25 +4605,7 @@
                 <w:sz w:val="24"/>
                 <w:szCs w:val="24"/>
               </w:rPr>
-              <w:t xml:space="preserve">There is already advertisement to </w:t>
-            </w:r>
-            <w:proofErr w:type="gramStart"/>
-            <w:r>
-              <w:rPr>
-                <w:rFonts w:asciiTheme="majorBidi" w:eastAsia="Times New Roman" w:hAnsiTheme="majorBidi" w:cstheme="majorBidi"/>
-                <w:sz w:val="24"/>
-                <w:szCs w:val="24"/>
-              </w:rPr>
-              <w:t>be deleted</w:t>
-            </w:r>
-            <w:proofErr w:type="gramEnd"/>
-            <w:r>
-              <w:rPr>
-                <w:rFonts w:asciiTheme="majorBidi" w:eastAsia="Times New Roman" w:hAnsiTheme="majorBidi" w:cstheme="majorBidi"/>
-                <w:sz w:val="24"/>
-                <w:szCs w:val="24"/>
-              </w:rPr>
-              <w:t>.</w:t>
+              <w:t>There is already advertisement to be deleted.</w:t>
             </w:r>
           </w:p>
         </w:tc>
@@ -5173,7 +4653,6 @@
                 <w:szCs w:val="24"/>
               </w:rPr>
             </w:pPr>
-            <w:proofErr w:type="gramStart"/>
             <w:r>
               <w:rPr>
                 <w:rFonts w:ascii="Times New Roman" w:eastAsia="Times New Roman" w:hAnsi="Symbol" w:cs="Times New Roman"/>
@@ -5188,16 +4667,7 @@
                 <w:sz w:val="24"/>
                 <w:szCs w:val="24"/>
               </w:rPr>
-              <w:t xml:space="preserve">  Landlord</w:t>
-            </w:r>
-            <w:proofErr w:type="gramEnd"/>
-            <w:r>
-              <w:rPr>
-                <w:rFonts w:asciiTheme="majorBidi" w:eastAsia="Times New Roman" w:hAnsiTheme="majorBidi" w:cstheme="majorBidi"/>
-                <w:sz w:val="24"/>
-                <w:szCs w:val="24"/>
-              </w:rPr>
-              <w:t xml:space="preserve"> </w:t>
+              <w:t xml:space="preserve">  Landlord </w:t>
             </w:r>
             <w:r>
               <w:rPr>
@@ -5227,7 +4697,6 @@
                 <w14:ligatures w14:val="none"/>
               </w:rPr>
             </w:pPr>
-            <w:proofErr w:type="gramStart"/>
             <w:r>
               <w:rPr>
                 <w:rFonts w:ascii="Times New Roman" w:eastAsia="Times New Roman" w:hAnsi="Symbol" w:cs="Times New Roman"/>
@@ -5244,18 +4713,7 @@
                 <w:szCs w:val="24"/>
                 <w14:ligatures w14:val="none"/>
               </w:rPr>
-              <w:t xml:space="preserve">  Platform</w:t>
-            </w:r>
-            <w:proofErr w:type="gramEnd"/>
-            <w:r>
-              <w:rPr>
-                <w:rFonts w:asciiTheme="majorBidi" w:eastAsia="Times New Roman" w:hAnsiTheme="majorBidi" w:cstheme="majorBidi"/>
-                <w:kern w:val="0"/>
-                <w:sz w:val="24"/>
-                <w:szCs w:val="24"/>
-                <w14:ligatures w14:val="none"/>
-              </w:rPr>
-              <w:t xml:space="preserve"> saves the changes to the listing.</w:t>
+              <w:t xml:space="preserve">  Platform saves the changes to the listing.</w:t>
             </w:r>
           </w:p>
         </w:tc>
@@ -5306,21 +4764,7 @@
               <w:rPr>
                 <w:rFonts w:asciiTheme="majorBidi" w:hAnsiTheme="majorBidi" w:cstheme="majorBidi"/>
               </w:rPr>
-              <w:t xml:space="preserve">If the </w:t>
-            </w:r>
-            <w:proofErr w:type="gramStart"/>
-            <w:r>
-              <w:rPr>
-                <w:rFonts w:asciiTheme="majorBidi" w:hAnsiTheme="majorBidi" w:cstheme="majorBidi"/>
-              </w:rPr>
-              <w:t>landlord</w:t>
-            </w:r>
-            <w:proofErr w:type="gramEnd"/>
-            <w:r>
-              <w:rPr>
-                <w:rFonts w:asciiTheme="majorBidi" w:hAnsiTheme="majorBidi" w:cstheme="majorBidi"/>
-              </w:rPr>
-              <w:t xml:space="preserve"> does not have houses in his list he will be notified.</w:t>
+              <w:t>If the landlord does not have houses in his list he will be notified.</w:t>
             </w:r>
           </w:p>
         </w:tc>
@@ -5372,21 +4816,7 @@
               <w:rPr>
                 <w:rFonts w:asciiTheme="majorBidi" w:hAnsiTheme="majorBidi" w:cstheme="majorBidi"/>
               </w:rPr>
-              <w:t xml:space="preserve">Advertisement will be removed from </w:t>
-            </w:r>
-            <w:proofErr w:type="gramStart"/>
-            <w:r>
-              <w:rPr>
-                <w:rFonts w:asciiTheme="majorBidi" w:hAnsiTheme="majorBidi" w:cstheme="majorBidi"/>
-              </w:rPr>
-              <w:t>landlord</w:t>
-            </w:r>
-            <w:proofErr w:type="gramEnd"/>
-            <w:r>
-              <w:rPr>
-                <w:rFonts w:asciiTheme="majorBidi" w:hAnsiTheme="majorBidi" w:cstheme="majorBidi"/>
-              </w:rPr>
-              <w:t xml:space="preserve"> list</w:t>
+              <w:t>Advertisement will be removed from landlord list</w:t>
             </w:r>
             <w:r>
               <w:rPr>
@@ -5903,7 +5333,6 @@
                 <w:szCs w:val="24"/>
               </w:rPr>
             </w:pPr>
-            <w:proofErr w:type="gramStart"/>
             <w:r>
               <w:rPr>
                 <w:rFonts w:ascii="Times New Roman" w:eastAsia="Times New Roman" w:hAnsi="Symbol" w:cs="Times New Roman"/>
@@ -5918,16 +5347,7 @@
                 <w:sz w:val="24"/>
                 <w:szCs w:val="24"/>
               </w:rPr>
-              <w:t xml:space="preserve">  Landlord</w:t>
-            </w:r>
-            <w:proofErr w:type="gramEnd"/>
-            <w:r>
-              <w:rPr>
-                <w:rFonts w:asciiTheme="majorBidi" w:eastAsia="Times New Roman" w:hAnsiTheme="majorBidi" w:cstheme="majorBidi"/>
-                <w:sz w:val="24"/>
-                <w:szCs w:val="24"/>
-              </w:rPr>
-              <w:t xml:space="preserve"> has an active rental listing.</w:t>
+              <w:t xml:space="preserve">  Landlord has an active rental listing.</w:t>
             </w:r>
           </w:p>
           <w:p>
@@ -5939,7 +5359,6 @@
                 <w:bCs/>
               </w:rPr>
             </w:pPr>
-            <w:proofErr w:type="gramStart"/>
             <w:r>
               <w:rPr>
                 <w:rFonts w:ascii="Times New Roman" w:eastAsia="Times New Roman" w:hAnsi="Symbol" w:cs="Times New Roman"/>
@@ -5956,18 +5375,7 @@
                 <w:szCs w:val="24"/>
                 <w14:ligatures w14:val="none"/>
               </w:rPr>
-              <w:t xml:space="preserve">  Rental</w:t>
-            </w:r>
-            <w:proofErr w:type="gramEnd"/>
-            <w:r>
-              <w:rPr>
-                <w:rFonts w:asciiTheme="majorBidi" w:eastAsia="Times New Roman" w:hAnsiTheme="majorBidi" w:cstheme="majorBidi"/>
-                <w:kern w:val="0"/>
-                <w:sz w:val="24"/>
-                <w:szCs w:val="24"/>
-                <w14:ligatures w14:val="none"/>
-              </w:rPr>
-              <w:t xml:space="preserve"> request exists with specified dates.</w:t>
+              <w:t xml:space="preserve">  Rental request exists with specified dates.</w:t>
             </w:r>
           </w:p>
         </w:tc>
@@ -6014,7 +5422,6 @@
                 <w:szCs w:val="24"/>
               </w:rPr>
             </w:pPr>
-            <w:proofErr w:type="gramStart"/>
             <w:r>
               <w:rPr>
                 <w:rFonts w:ascii="Times New Roman" w:eastAsia="Times New Roman" w:hAnsi="Symbol" w:cs="Times New Roman"/>
@@ -6029,16 +5436,7 @@
                 <w:sz w:val="24"/>
                 <w:szCs w:val="24"/>
               </w:rPr>
-              <w:t xml:space="preserve">  Platform</w:t>
-            </w:r>
-            <w:proofErr w:type="gramEnd"/>
-            <w:r>
-              <w:rPr>
-                <w:rFonts w:asciiTheme="majorBidi" w:eastAsia="Times New Roman" w:hAnsiTheme="majorBidi" w:cstheme="majorBidi"/>
-                <w:sz w:val="24"/>
-                <w:szCs w:val="24"/>
-              </w:rPr>
-              <w:t xml:space="preserve"> messaging system facilitates prompt communication between landlord and tenant.</w:t>
+              <w:t xml:space="preserve">  Platform messaging system facilitates prompt communication between landlord and tenant.</w:t>
             </w:r>
           </w:p>
           <w:p>
@@ -6050,7 +5448,6 @@
                 <w:bCs/>
               </w:rPr>
             </w:pPr>
-            <w:proofErr w:type="gramStart"/>
             <w:r>
               <w:rPr>
                 <w:rFonts w:ascii="Times New Roman" w:eastAsia="Times New Roman" w:hAnsi="Symbol" w:cs="Times New Roman"/>
@@ -6067,18 +5464,7 @@
                 <w:szCs w:val="24"/>
                 <w14:ligatures w14:val="none"/>
               </w:rPr>
-              <w:t xml:space="preserve">  Tenant</w:t>
-            </w:r>
-            <w:proofErr w:type="gramEnd"/>
-            <w:r>
-              <w:rPr>
-                <w:rFonts w:asciiTheme="majorBidi" w:eastAsia="Times New Roman" w:hAnsiTheme="majorBidi" w:cstheme="majorBidi"/>
-                <w:kern w:val="0"/>
-                <w:sz w:val="24"/>
-                <w:szCs w:val="24"/>
-                <w14:ligatures w14:val="none"/>
-              </w:rPr>
-              <w:t xml:space="preserve"> has sufficient funds for the guarantee if the request is accepted.</w:t>
+              <w:t xml:space="preserve">  Tenant has sufficient funds for the guarantee if the request is accepted.</w:t>
             </w:r>
           </w:p>
         </w:tc>
@@ -6126,7 +5512,6 @@
                 <w:szCs w:val="24"/>
               </w:rPr>
             </w:pPr>
-            <w:proofErr w:type="gramStart"/>
             <w:r>
               <w:rPr>
                 <w:rFonts w:ascii="Times New Roman" w:eastAsia="Times New Roman" w:hAnsi="Symbol" w:cs="Times New Roman"/>
@@ -6141,16 +5526,7 @@
                 <w:sz w:val="24"/>
                 <w:szCs w:val="24"/>
               </w:rPr>
-              <w:t xml:space="preserve">  Landlord</w:t>
-            </w:r>
-            <w:proofErr w:type="gramEnd"/>
-            <w:r>
-              <w:rPr>
-                <w:rFonts w:asciiTheme="majorBidi" w:eastAsia="Times New Roman" w:hAnsiTheme="majorBidi" w:cstheme="majorBidi"/>
-                <w:sz w:val="24"/>
-                <w:szCs w:val="24"/>
-              </w:rPr>
-              <w:t xml:space="preserve"> reviews rental request details.</w:t>
+              <w:t xml:space="preserve">  Landlord reviews rental request details.</w:t>
             </w:r>
           </w:p>
           <w:p>
@@ -6162,7 +5538,6 @@
                 <w:szCs w:val="24"/>
               </w:rPr>
             </w:pPr>
-            <w:proofErr w:type="gramStart"/>
             <w:r>
               <w:rPr>
                 <w:rFonts w:ascii="Times New Roman" w:eastAsia="Times New Roman" w:hAnsi="Symbol" w:cs="Times New Roman"/>
@@ -6177,16 +5552,7 @@
                 <w:sz w:val="24"/>
                 <w:szCs w:val="24"/>
               </w:rPr>
-              <w:t xml:space="preserve">  Landlord</w:t>
-            </w:r>
-            <w:proofErr w:type="gramEnd"/>
-            <w:r>
-              <w:rPr>
-                <w:rFonts w:asciiTheme="majorBidi" w:eastAsia="Times New Roman" w:hAnsiTheme="majorBidi" w:cstheme="majorBidi"/>
-                <w:sz w:val="24"/>
-                <w:szCs w:val="24"/>
-              </w:rPr>
-              <w:t xml:space="preserve"> either accepts or rejects the request.</w:t>
+              <w:t xml:space="preserve">  Landlord either accepts or rejects the request.</w:t>
             </w:r>
           </w:p>
           <w:p>
@@ -6198,7 +5564,6 @@
                 <w:bCs/>
               </w:rPr>
             </w:pPr>
-            <w:proofErr w:type="gramStart"/>
             <w:r>
               <w:rPr>
                 <w:rFonts w:ascii="Times New Roman" w:eastAsia="Times New Roman" w:hAnsi="Symbol" w:cs="Times New Roman"/>
@@ -6215,18 +5580,7 @@
                 <w:szCs w:val="24"/>
                 <w14:ligatures w14:val="none"/>
               </w:rPr>
-              <w:t xml:space="preserve">  Platform</w:t>
-            </w:r>
-            <w:proofErr w:type="gramEnd"/>
-            <w:r>
-              <w:rPr>
-                <w:rFonts w:asciiTheme="majorBidi" w:eastAsia="Times New Roman" w:hAnsiTheme="majorBidi" w:cstheme="majorBidi"/>
-                <w:kern w:val="0"/>
-                <w:sz w:val="24"/>
-                <w:szCs w:val="24"/>
-                <w14:ligatures w14:val="none"/>
-              </w:rPr>
-              <w:t xml:space="preserve"> updates the request status and notifies the tenant.</w:t>
+              <w:t xml:space="preserve">  Platform updates the request status and notifies the tenant.</w:t>
             </w:r>
           </w:p>
         </w:tc>
@@ -6856,7 +6210,6 @@
                 <w:szCs w:val="24"/>
               </w:rPr>
             </w:pPr>
-            <w:proofErr w:type="gramStart"/>
             <w:r>
               <w:rPr>
                 <w:rFonts w:ascii="Times New Roman" w:eastAsia="Times New Roman" w:hAnsi="Symbol" w:cs="Times New Roman"/>
@@ -6871,16 +6224,7 @@
                 <w:sz w:val="24"/>
                 <w:szCs w:val="24"/>
               </w:rPr>
-              <w:t xml:space="preserve">  Platform</w:t>
-            </w:r>
-            <w:proofErr w:type="gramEnd"/>
-            <w:r>
-              <w:rPr>
-                <w:rFonts w:asciiTheme="majorBidi" w:eastAsia="Times New Roman" w:hAnsiTheme="majorBidi" w:cstheme="majorBidi"/>
-                <w:sz w:val="24"/>
-                <w:szCs w:val="24"/>
-              </w:rPr>
-              <w:t xml:space="preserve"> reliably tracks tenant arrival and departure dates.</w:t>
+              <w:t xml:space="preserve">  Platform reliably tracks tenant arrival and departure dates.</w:t>
             </w:r>
           </w:p>
           <w:p>
@@ -6892,7 +6236,6 @@
                 <w:bCs/>
               </w:rPr>
             </w:pPr>
-            <w:proofErr w:type="gramStart"/>
             <w:r>
               <w:rPr>
                 <w:rFonts w:ascii="Times New Roman" w:eastAsia="Times New Roman" w:hAnsi="Symbol" w:cs="Times New Roman"/>
@@ -6909,18 +6252,7 @@
                 <w:szCs w:val="24"/>
                 <w14:ligatures w14:val="none"/>
               </w:rPr>
-              <w:t xml:space="preserve">  Landlord</w:t>
-            </w:r>
-            <w:proofErr w:type="gramEnd"/>
-            <w:r>
-              <w:rPr>
-                <w:rFonts w:asciiTheme="majorBidi" w:eastAsia="Times New Roman" w:hAnsiTheme="majorBidi" w:cstheme="majorBidi"/>
-                <w:kern w:val="0"/>
-                <w:sz w:val="24"/>
-                <w:szCs w:val="24"/>
-                <w14:ligatures w14:val="none"/>
-              </w:rPr>
-              <w:t xml:space="preserve"> can access and confirm tenant arrival without delay.</w:t>
+              <w:t xml:space="preserve">  Landlord can access and confirm tenant arrival without delay.</w:t>
             </w:r>
           </w:p>
         </w:tc>
@@ -6968,7 +6300,6 @@
                 <w:szCs w:val="24"/>
               </w:rPr>
             </w:pPr>
-            <w:proofErr w:type="gramStart"/>
             <w:r>
               <w:rPr>
                 <w:rFonts w:ascii="Times New Roman" w:eastAsia="Times New Roman" w:hAnsi="Symbol" w:cs="Times New Roman"/>
@@ -6983,16 +6314,7 @@
                 <w:sz w:val="24"/>
                 <w:szCs w:val="24"/>
               </w:rPr>
-              <w:t xml:space="preserve">  Landlord</w:t>
-            </w:r>
-            <w:proofErr w:type="gramEnd"/>
-            <w:r>
-              <w:rPr>
-                <w:rFonts w:asciiTheme="majorBidi" w:eastAsia="Times New Roman" w:hAnsiTheme="majorBidi" w:cstheme="majorBidi"/>
-                <w:sz w:val="24"/>
-                <w:szCs w:val="24"/>
-              </w:rPr>
-              <w:t xml:space="preserve"> receives arrival notification.</w:t>
+              <w:t xml:space="preserve">  Landlord receives arrival notification.</w:t>
             </w:r>
           </w:p>
           <w:p>
@@ -7004,7 +6326,6 @@
                 <w:bCs/>
               </w:rPr>
             </w:pPr>
-            <w:proofErr w:type="gramStart"/>
             <w:r>
               <w:rPr>
                 <w:rFonts w:ascii="Times New Roman" w:eastAsia="Times New Roman" w:hAnsi="Symbol" w:cs="Times New Roman"/>
@@ -7021,18 +6342,7 @@
                 <w:szCs w:val="24"/>
                 <w14:ligatures w14:val="none"/>
               </w:rPr>
-              <w:t xml:space="preserve">  Landlord</w:t>
-            </w:r>
-            <w:proofErr w:type="gramEnd"/>
-            <w:r>
-              <w:rPr>
-                <w:rFonts w:asciiTheme="majorBidi" w:eastAsia="Times New Roman" w:hAnsiTheme="majorBidi" w:cstheme="majorBidi"/>
-                <w:kern w:val="0"/>
-                <w:sz w:val="24"/>
-                <w:szCs w:val="24"/>
-                <w14:ligatures w14:val="none"/>
-              </w:rPr>
-              <w:t xml:space="preserve"> confirms tenant’s arrival on the platform.</w:t>
+              <w:t xml:space="preserve">  Landlord confirms tenant’s arrival on the platform.</w:t>
             </w:r>
           </w:p>
         </w:tc>
@@ -7682,7 +6992,6 @@
                 <w:szCs w:val="24"/>
               </w:rPr>
             </w:pPr>
-            <w:proofErr w:type="gramStart"/>
             <w:r>
               <w:rPr>
                 <w:rFonts w:ascii="Times New Roman" w:eastAsia="Times New Roman" w:hAnsi="Symbol" w:cs="Times New Roman"/>
@@ -7697,16 +7006,7 @@
                 <w:sz w:val="24"/>
                 <w:szCs w:val="24"/>
               </w:rPr>
-              <w:t xml:space="preserve">  The</w:t>
-            </w:r>
-            <w:proofErr w:type="gramEnd"/>
-            <w:r>
-              <w:rPr>
-                <w:rFonts w:asciiTheme="majorBidi" w:eastAsia="Times New Roman" w:hAnsiTheme="majorBidi" w:cstheme="majorBidi"/>
-                <w:sz w:val="24"/>
-                <w:szCs w:val="24"/>
-              </w:rPr>
-              <w:t xml:space="preserve"> platform's identity verification process is swift and reliable.</w:t>
+              <w:t xml:space="preserve">  The platform's identity verification process is swift and reliable.</w:t>
             </w:r>
           </w:p>
           <w:p>
@@ -7718,7 +7018,6 @@
                 <w:bCs/>
               </w:rPr>
             </w:pPr>
-            <w:proofErr w:type="gramStart"/>
             <w:r>
               <w:rPr>
                 <w:rFonts w:ascii="Times New Roman" w:eastAsia="Times New Roman" w:hAnsi="Symbol" w:cs="Times New Roman"/>
@@ -7735,18 +7034,7 @@
                 <w:szCs w:val="24"/>
                 <w14:ligatures w14:val="none"/>
               </w:rPr>
-              <w:t xml:space="preserve">  Tenant’s</w:t>
-            </w:r>
-            <w:proofErr w:type="gramEnd"/>
-            <w:r>
-              <w:rPr>
-                <w:rFonts w:asciiTheme="majorBidi" w:eastAsia="Times New Roman" w:hAnsiTheme="majorBidi" w:cstheme="majorBidi"/>
-                <w:kern w:val="0"/>
-                <w:sz w:val="24"/>
-                <w:szCs w:val="24"/>
-                <w14:ligatures w14:val="none"/>
-              </w:rPr>
-              <w:t xml:space="preserve"> device supports document upload functionality.</w:t>
+              <w:t xml:space="preserve">  Tenant’s device supports document upload functionality.</w:t>
             </w:r>
           </w:p>
         </w:tc>
@@ -7794,7 +7082,6 @@
                 <w:szCs w:val="24"/>
               </w:rPr>
             </w:pPr>
-            <w:proofErr w:type="gramStart"/>
             <w:r>
               <w:rPr>
                 <w:rFonts w:ascii="Times New Roman" w:eastAsia="Times New Roman" w:hAnsi="Symbol" w:cs="Times New Roman"/>
@@ -7809,16 +7096,7 @@
                 <w:sz w:val="24"/>
                 <w:szCs w:val="24"/>
               </w:rPr>
-              <w:t xml:space="preserve">  Tenant</w:t>
-            </w:r>
-            <w:proofErr w:type="gramEnd"/>
-            <w:r>
-              <w:rPr>
-                <w:rFonts w:asciiTheme="majorBidi" w:eastAsia="Times New Roman" w:hAnsiTheme="majorBidi" w:cstheme="majorBidi"/>
-                <w:sz w:val="24"/>
-                <w:szCs w:val="24"/>
-              </w:rPr>
-              <w:t xml:space="preserve"> enters email, password, and uploads identity document.</w:t>
+              <w:t xml:space="preserve">  Tenant enters email, password, and uploads identity document.</w:t>
             </w:r>
           </w:p>
           <w:p>
@@ -7830,7 +7108,6 @@
                 <w:szCs w:val="24"/>
               </w:rPr>
             </w:pPr>
-            <w:proofErr w:type="gramStart"/>
             <w:r>
               <w:rPr>
                 <w:rFonts w:ascii="Times New Roman" w:eastAsia="Times New Roman" w:hAnsi="Symbol" w:cs="Times New Roman"/>
@@ -7845,16 +7122,7 @@
                 <w:sz w:val="24"/>
                 <w:szCs w:val="24"/>
               </w:rPr>
-              <w:t xml:space="preserve">  Platform</w:t>
-            </w:r>
-            <w:proofErr w:type="gramEnd"/>
-            <w:r>
-              <w:rPr>
-                <w:rFonts w:asciiTheme="majorBidi" w:eastAsia="Times New Roman" w:hAnsiTheme="majorBidi" w:cstheme="majorBidi"/>
-                <w:sz w:val="24"/>
-                <w:szCs w:val="24"/>
-              </w:rPr>
-              <w:t xml:space="preserve"> verifies the information.</w:t>
+              <w:t xml:space="preserve">  Platform verifies the information.</w:t>
             </w:r>
           </w:p>
           <w:p>
@@ -7866,7 +7134,6 @@
                 <w:bCs/>
               </w:rPr>
             </w:pPr>
-            <w:proofErr w:type="gramStart"/>
             <w:r>
               <w:rPr>
                 <w:rFonts w:ascii="Times New Roman" w:eastAsia="Times New Roman" w:hAnsi="Symbol" w:cs="Times New Roman"/>
@@ -7883,18 +7150,7 @@
                 <w:szCs w:val="24"/>
                 <w14:ligatures w14:val="none"/>
               </w:rPr>
-              <w:t xml:space="preserve">  Account</w:t>
-            </w:r>
-            <w:proofErr w:type="gramEnd"/>
-            <w:r>
-              <w:rPr>
-                <w:rFonts w:asciiTheme="majorBidi" w:eastAsia="Times New Roman" w:hAnsiTheme="majorBidi" w:cstheme="majorBidi"/>
-                <w:kern w:val="0"/>
-                <w:sz w:val="24"/>
-                <w:szCs w:val="24"/>
-                <w14:ligatures w14:val="none"/>
-              </w:rPr>
-              <w:t xml:space="preserve"> creation is completed if data is valid.</w:t>
+              <w:t xml:space="preserve">  Account creation is completed if data is valid.</w:t>
             </w:r>
           </w:p>
         </w:tc>
@@ -8538,7 +7794,6 @@
                 <w:szCs w:val="24"/>
               </w:rPr>
             </w:pPr>
-            <w:proofErr w:type="gramStart"/>
             <w:r>
               <w:rPr>
                 <w:rFonts w:ascii="Times New Roman" w:eastAsia="Times New Roman" w:hAnsi="Symbol" w:cs="Times New Roman"/>
@@ -8553,16 +7808,7 @@
                 <w:sz w:val="24"/>
                 <w:szCs w:val="24"/>
               </w:rPr>
-              <w:t xml:space="preserve">  Search</w:t>
-            </w:r>
-            <w:proofErr w:type="gramEnd"/>
-            <w:r>
-              <w:rPr>
-                <w:rFonts w:asciiTheme="majorBidi" w:eastAsia="Times New Roman" w:hAnsiTheme="majorBidi" w:cstheme="majorBidi"/>
-                <w:sz w:val="24"/>
-                <w:szCs w:val="24"/>
-              </w:rPr>
-              <w:t xml:space="preserve"> filters function accurately and are up-to-date.</w:t>
+              <w:t xml:space="preserve">  Search filters function accurately and are up-to-date.</w:t>
             </w:r>
           </w:p>
           <w:p>
@@ -8574,7 +7820,6 @@
                 <w:bCs/>
               </w:rPr>
             </w:pPr>
-            <w:proofErr w:type="gramStart"/>
             <w:r>
               <w:rPr>
                 <w:rFonts w:ascii="Times New Roman" w:eastAsia="Times New Roman" w:hAnsi="Symbol" w:cs="Times New Roman"/>
@@ -8591,18 +7836,7 @@
                 <w:szCs w:val="24"/>
                 <w14:ligatures w14:val="none"/>
               </w:rPr>
-              <w:t xml:space="preserve">  Platform</w:t>
-            </w:r>
-            <w:proofErr w:type="gramEnd"/>
-            <w:r>
-              <w:rPr>
-                <w:rFonts w:asciiTheme="majorBidi" w:eastAsia="Times New Roman" w:hAnsiTheme="majorBidi" w:cstheme="majorBidi"/>
-                <w:kern w:val="0"/>
-                <w:sz w:val="24"/>
-                <w:szCs w:val="24"/>
-                <w14:ligatures w14:val="none"/>
-              </w:rPr>
-              <w:t xml:space="preserve"> has enough rental listings to provide relevant results.</w:t>
+              <w:t xml:space="preserve">  Platform has enough rental listings to provide relevant results.</w:t>
             </w:r>
           </w:p>
         </w:tc>
@@ -8650,7 +7884,6 @@
                 <w:szCs w:val="24"/>
               </w:rPr>
             </w:pPr>
-            <w:proofErr w:type="gramStart"/>
             <w:r>
               <w:rPr>
                 <w:rFonts w:ascii="Times New Roman" w:eastAsia="Times New Roman" w:hAnsi="Symbol" w:cs="Times New Roman"/>
@@ -8665,16 +7898,7 @@
                 <w:sz w:val="24"/>
                 <w:szCs w:val="24"/>
               </w:rPr>
-              <w:t xml:space="preserve">  Tenant</w:t>
-            </w:r>
-            <w:proofErr w:type="gramEnd"/>
-            <w:r>
-              <w:rPr>
-                <w:rFonts w:asciiTheme="majorBidi" w:eastAsia="Times New Roman" w:hAnsiTheme="majorBidi" w:cstheme="majorBidi"/>
-                <w:sz w:val="24"/>
-                <w:szCs w:val="24"/>
-              </w:rPr>
-              <w:t xml:space="preserve"> selects search filters (e.g., location, price range, number of bedrooms).</w:t>
+              <w:t xml:space="preserve">  Tenant selects search filters (e.g., location, price range, number of bedrooms).</w:t>
             </w:r>
           </w:p>
           <w:p>
@@ -8686,7 +7910,6 @@
                 <w:bCs/>
               </w:rPr>
             </w:pPr>
-            <w:proofErr w:type="gramStart"/>
             <w:r>
               <w:rPr>
                 <w:rFonts w:ascii="Times New Roman" w:eastAsia="Times New Roman" w:hAnsi="Symbol" w:cs="Times New Roman"/>
@@ -8703,18 +7926,7 @@
                 <w:szCs w:val="24"/>
                 <w14:ligatures w14:val="none"/>
               </w:rPr>
-              <w:t xml:space="preserve">  Platform</w:t>
-            </w:r>
-            <w:proofErr w:type="gramEnd"/>
-            <w:r>
-              <w:rPr>
-                <w:rFonts w:asciiTheme="majorBidi" w:eastAsia="Times New Roman" w:hAnsiTheme="majorBidi" w:cstheme="majorBidi"/>
-                <w:kern w:val="0"/>
-                <w:sz w:val="24"/>
-                <w:szCs w:val="24"/>
-                <w14:ligatures w14:val="none"/>
-              </w:rPr>
-              <w:t xml:space="preserve"> displays listings that match the criteria.</w:t>
+              <w:t xml:space="preserve">  Platform displays listings that match the criteria.</w:t>
             </w:r>
           </w:p>
         </w:tc>
@@ -9220,21 +8432,7 @@
               <w:rPr>
                 <w:rFonts w:asciiTheme="majorBidi" w:hAnsiTheme="majorBidi" w:cstheme="majorBidi"/>
               </w:rPr>
-              <w:t xml:space="preserve"> </w:t>
-            </w:r>
-            <w:proofErr w:type="gramStart"/>
-            <w:r>
-              <w:rPr>
-                <w:rFonts w:asciiTheme="majorBidi" w:hAnsiTheme="majorBidi" w:cstheme="majorBidi"/>
-              </w:rPr>
-              <w:t>landlord</w:t>
-            </w:r>
-            <w:proofErr w:type="gramEnd"/>
-            <w:r>
-              <w:rPr>
-                <w:rFonts w:asciiTheme="majorBidi" w:hAnsiTheme="majorBidi" w:cstheme="majorBidi"/>
-              </w:rPr>
-              <w:t>.</w:t>
+              <w:t xml:space="preserve"> landlord.</w:t>
             </w:r>
           </w:p>
         </w:tc>
@@ -9339,7 +8537,6 @@
                 <w:szCs w:val="24"/>
               </w:rPr>
             </w:pPr>
-            <w:proofErr w:type="gramStart"/>
             <w:r>
               <w:rPr>
                 <w:rFonts w:ascii="Times New Roman" w:eastAsia="Times New Roman" w:hAnsi="Symbol" w:cs="Times New Roman"/>
@@ -9360,14 +8557,7 @@
               <w:rPr>
                 <w:rFonts w:asciiTheme="majorBidi" w:hAnsiTheme="majorBidi" w:cstheme="majorBidi"/>
               </w:rPr>
-              <w:t>Tenant</w:t>
-            </w:r>
-            <w:proofErr w:type="gramEnd"/>
-            <w:r>
-              <w:rPr>
-                <w:rFonts w:asciiTheme="majorBidi" w:hAnsiTheme="majorBidi" w:cstheme="majorBidi"/>
-              </w:rPr>
-              <w:t xml:space="preserve"> is logged in.</w:t>
+              <w:t>Tenant is logged in.</w:t>
             </w:r>
           </w:p>
           <w:p>
@@ -9379,7 +8569,6 @@
                 <w:szCs w:val="24"/>
               </w:rPr>
             </w:pPr>
-            <w:proofErr w:type="gramStart"/>
             <w:r>
               <w:rPr>
                 <w:rFonts w:ascii="Times New Roman" w:eastAsia="Times New Roman" w:hAnsi="Symbol" w:cs="Times New Roman"/>
@@ -9400,14 +8589,7 @@
               <w:rPr>
                 <w:rFonts w:asciiTheme="majorBidi" w:hAnsiTheme="majorBidi" w:cstheme="majorBidi"/>
               </w:rPr>
-              <w:t>Tenant</w:t>
-            </w:r>
-            <w:proofErr w:type="gramEnd"/>
-            <w:r>
-              <w:rPr>
-                <w:rFonts w:asciiTheme="majorBidi" w:hAnsiTheme="majorBidi" w:cstheme="majorBidi"/>
-              </w:rPr>
-              <w:t xml:space="preserve"> has sufficient funds for the guarantee amount.</w:t>
+              <w:t>Tenant has sufficient funds for the guarantee amount.</w:t>
             </w:r>
           </w:p>
         </w:tc>
@@ -9454,7 +8636,6 @@
                 <w:szCs w:val="24"/>
               </w:rPr>
             </w:pPr>
-            <w:proofErr w:type="gramStart"/>
             <w:r>
               <w:rPr>
                 <w:rFonts w:ascii="Times New Roman" w:eastAsia="Times New Roman" w:hAnsi="Symbol" w:cs="Times New Roman"/>
@@ -9469,16 +8650,7 @@
                 <w:sz w:val="24"/>
                 <w:szCs w:val="24"/>
               </w:rPr>
-              <w:t xml:space="preserve">  Guarantee</w:t>
-            </w:r>
-            <w:proofErr w:type="gramEnd"/>
-            <w:r>
-              <w:rPr>
-                <w:rFonts w:asciiTheme="majorBidi" w:eastAsia="Times New Roman" w:hAnsiTheme="majorBidi" w:cstheme="majorBidi"/>
-                <w:sz w:val="24"/>
-                <w:szCs w:val="24"/>
-              </w:rPr>
-              <w:t xml:space="preserve"> amount covers initial rental period and any fees.</w:t>
+              <w:t xml:space="preserve">  Guarantee amount covers initial rental period and any fees.</w:t>
             </w:r>
           </w:p>
           <w:p>
@@ -9490,7 +8662,6 @@
                 <w:bCs/>
               </w:rPr>
             </w:pPr>
-            <w:proofErr w:type="gramStart"/>
             <w:r>
               <w:rPr>
                 <w:rFonts w:ascii="Times New Roman" w:eastAsia="Times New Roman" w:hAnsi="Symbol" w:cs="Times New Roman"/>
@@ -9507,18 +8678,7 @@
                 <w:szCs w:val="24"/>
                 <w14:ligatures w14:val="none"/>
               </w:rPr>
-              <w:t xml:space="preserve">  Landlord</w:t>
-            </w:r>
-            <w:proofErr w:type="gramEnd"/>
-            <w:r>
-              <w:rPr>
-                <w:rFonts w:asciiTheme="majorBidi" w:eastAsia="Times New Roman" w:hAnsiTheme="majorBidi" w:cstheme="majorBidi"/>
-                <w:kern w:val="0"/>
-                <w:sz w:val="24"/>
-                <w:szCs w:val="24"/>
-                <w14:ligatures w14:val="none"/>
-              </w:rPr>
-              <w:t xml:space="preserve"> responds within a reasonable time to tenant requests.</w:t>
+              <w:t xml:space="preserve">  Landlord responds within a reasonable time to tenant requests.</w:t>
             </w:r>
           </w:p>
         </w:tc>
@@ -9568,7 +8728,6 @@
                 <w14:ligatures w14:val="none"/>
               </w:rPr>
             </w:pPr>
-            <w:proofErr w:type="gramStart"/>
             <w:r>
               <w:rPr>
                 <w:rFonts w:ascii="Times New Roman" w:eastAsia="Times New Roman" w:hAnsi="Symbol" w:cs="Times New Roman"/>
@@ -9585,18 +8744,7 @@
                 <w:szCs w:val="24"/>
                 <w14:ligatures w14:val="none"/>
               </w:rPr>
-              <w:t xml:space="preserve">  Platform</w:t>
-            </w:r>
-            <w:proofErr w:type="gramEnd"/>
-            <w:r>
-              <w:rPr>
-                <w:rFonts w:asciiTheme="majorBidi" w:eastAsia="Times New Roman" w:hAnsiTheme="majorBidi" w:cstheme="majorBidi"/>
-                <w:kern w:val="0"/>
-                <w:sz w:val="24"/>
-                <w:szCs w:val="24"/>
-                <w14:ligatures w14:val="none"/>
-              </w:rPr>
-              <w:t xml:space="preserve"> forwards request to landlord and updates status.</w:t>
+              <w:t xml:space="preserve">  Platform forwards request to landlord and updates status.</w:t>
             </w:r>
           </w:p>
           <w:p>
@@ -9606,7 +8754,6 @@
                 <w:rFonts w:asciiTheme="majorBidi" w:hAnsiTheme="majorBidi" w:cstheme="majorBidi"/>
               </w:rPr>
             </w:pPr>
-            <w:proofErr w:type="gramStart"/>
             <w:r>
               <w:rPr>
                 <w:rFonts w:ascii="Times New Roman" w:eastAsia="Times New Roman" w:hAnsi="Symbol" w:cs="Times New Roman"/>
@@ -9621,16 +8768,7 @@
                 <w:sz w:val="24"/>
                 <w:szCs w:val="24"/>
               </w:rPr>
-              <w:t xml:space="preserve">  The</w:t>
-            </w:r>
-            <w:proofErr w:type="gramEnd"/>
-            <w:r>
-              <w:rPr>
-                <w:rFonts w:asciiTheme="majorBidi" w:eastAsia="Times New Roman" w:hAnsiTheme="majorBidi" w:cstheme="majorBidi"/>
-                <w:sz w:val="24"/>
-                <w:szCs w:val="24"/>
-              </w:rPr>
-              <w:t xml:space="preserve"> warranty money required is </w:t>
+              <w:t xml:space="preserve">  The warranty money required is </w:t>
             </w:r>
             <w:r>
               <w:rPr>
@@ -10128,21 +9266,7 @@
               <w:rPr>
                 <w:rFonts w:asciiTheme="majorBidi" w:hAnsiTheme="majorBidi" w:cstheme="majorBidi"/>
               </w:rPr>
-              <w:t xml:space="preserve">Tenant could be communicate with the </w:t>
-            </w:r>
-            <w:proofErr w:type="gramStart"/>
-            <w:r>
-              <w:rPr>
-                <w:rFonts w:asciiTheme="majorBidi" w:hAnsiTheme="majorBidi" w:cstheme="majorBidi"/>
-              </w:rPr>
-              <w:t>landlord</w:t>
-            </w:r>
-            <w:proofErr w:type="gramEnd"/>
-            <w:r>
-              <w:rPr>
-                <w:rFonts w:asciiTheme="majorBidi" w:hAnsiTheme="majorBidi" w:cstheme="majorBidi"/>
-              </w:rPr>
-              <w:t>.</w:t>
+              <w:t>Tenant could be communicate with the landlord.</w:t>
             </w:r>
           </w:p>
         </w:tc>
@@ -10298,23 +9422,13 @@
                 <w:szCs w:val="24"/>
               </w:rPr>
             </w:pPr>
-            <w:proofErr w:type="gramStart"/>
-            <w:r>
-              <w:rPr>
-                <w:rFonts w:asciiTheme="majorBidi" w:eastAsia="Times New Roman" w:hAnsiTheme="majorBidi" w:cstheme="majorBidi"/>
-                <w:sz w:val="24"/>
-                <w:szCs w:val="24"/>
-              </w:rPr>
-              <w:t>Landlord</w:t>
-            </w:r>
-            <w:proofErr w:type="gramEnd"/>
-            <w:r>
-              <w:rPr>
-                <w:rFonts w:asciiTheme="majorBidi" w:eastAsia="Times New Roman" w:hAnsiTheme="majorBidi" w:cstheme="majorBidi"/>
-                <w:sz w:val="24"/>
-                <w:szCs w:val="24"/>
-              </w:rPr>
-              <w:t xml:space="preserve"> will reply for the tenant message.</w:t>
+            <w:r>
+              <w:rPr>
+                <w:rFonts w:asciiTheme="majorBidi" w:eastAsia="Times New Roman" w:hAnsiTheme="majorBidi" w:cstheme="majorBidi"/>
+                <w:sz w:val="24"/>
+                <w:szCs w:val="24"/>
+              </w:rPr>
+              <w:t>Landlord will reply for the tenant message.</w:t>
             </w:r>
           </w:p>
         </w:tc>
@@ -10364,7 +9478,6 @@
                 <w14:ligatures w14:val="none"/>
               </w:rPr>
             </w:pPr>
-            <w:proofErr w:type="gramStart"/>
             <w:r>
               <w:rPr>
                 <w:rFonts w:ascii="Times New Roman" w:eastAsia="Times New Roman" w:hAnsi="Symbol" w:cs="Times New Roman"/>
@@ -10391,18 +9504,7 @@
                 <w:szCs w:val="24"/>
                 <w14:ligatures w14:val="none"/>
               </w:rPr>
-              <w:t>Tenant</w:t>
-            </w:r>
-            <w:proofErr w:type="gramEnd"/>
-            <w:r>
-              <w:rPr>
-                <w:rFonts w:asciiTheme="majorBidi" w:eastAsia="Times New Roman" w:hAnsiTheme="majorBidi" w:cstheme="majorBidi"/>
-                <w:kern w:val="0"/>
-                <w:sz w:val="24"/>
-                <w:szCs w:val="24"/>
-                <w14:ligatures w14:val="none"/>
-              </w:rPr>
-              <w:t xml:space="preserve"> send messages to landlord.</w:t>
+              <w:t>Tenant send messages to landlord.</w:t>
             </w:r>
           </w:p>
           <w:p>
@@ -10412,7 +9514,6 @@
                 <w:rFonts w:asciiTheme="majorBidi" w:hAnsiTheme="majorBidi" w:cstheme="majorBidi"/>
               </w:rPr>
             </w:pPr>
-            <w:proofErr w:type="gramStart"/>
             <w:r>
               <w:rPr>
                 <w:rFonts w:ascii="Times New Roman" w:eastAsia="Times New Roman" w:hAnsi="Symbol" w:cs="Times New Roman"/>
@@ -10435,16 +9536,7 @@
                 <w:sz w:val="24"/>
                 <w:szCs w:val="24"/>
               </w:rPr>
-              <w:t>The</w:t>
-            </w:r>
-            <w:proofErr w:type="gramEnd"/>
-            <w:r>
-              <w:rPr>
-                <w:rFonts w:asciiTheme="majorBidi" w:eastAsia="Times New Roman" w:hAnsiTheme="majorBidi" w:cstheme="majorBidi"/>
-                <w:sz w:val="24"/>
-                <w:szCs w:val="24"/>
-              </w:rPr>
-              <w:t xml:space="preserve"> platform will send notifications to tenant went the landlord reply. </w:t>
+              <w:t xml:space="preserve">The platform will send notifications to tenant went the landlord reply. </w:t>
             </w:r>
           </w:p>
         </w:tc>
@@ -10506,25 +9598,7 @@
                 <w:sz w:val="24"/>
                 <w:szCs w:val="24"/>
               </w:rPr>
-              <w:t xml:space="preserve">communication failed, the tenant </w:t>
-            </w:r>
-            <w:proofErr w:type="gramStart"/>
-            <w:r>
-              <w:rPr>
-                <w:rFonts w:asciiTheme="majorBidi" w:eastAsia="Times New Roman" w:hAnsiTheme="majorBidi" w:cstheme="majorBidi"/>
-                <w:sz w:val="24"/>
-                <w:szCs w:val="24"/>
-              </w:rPr>
-              <w:t>will be notified</w:t>
-            </w:r>
-            <w:proofErr w:type="gramEnd"/>
-            <w:r>
-              <w:rPr>
-                <w:rFonts w:asciiTheme="majorBidi" w:eastAsia="Times New Roman" w:hAnsiTheme="majorBidi" w:cstheme="majorBidi"/>
-                <w:sz w:val="24"/>
-                <w:szCs w:val="24"/>
-              </w:rPr>
-              <w:t xml:space="preserve"> to try again.</w:t>
+              <w:t>communication failed, the tenant will be notified to try again.</w:t>
             </w:r>
           </w:p>
         </w:tc>
@@ -10576,21 +9650,7 @@
               <w:rPr>
                 <w:rFonts w:asciiTheme="majorBidi" w:hAnsiTheme="majorBidi" w:cstheme="majorBidi"/>
               </w:rPr>
-              <w:t xml:space="preserve">Tenant and </w:t>
-            </w:r>
-            <w:proofErr w:type="gramStart"/>
-            <w:r>
-              <w:rPr>
-                <w:rFonts w:asciiTheme="majorBidi" w:hAnsiTheme="majorBidi" w:cstheme="majorBidi"/>
-              </w:rPr>
-              <w:t>landlord</w:t>
-            </w:r>
-            <w:proofErr w:type="gramEnd"/>
-            <w:r>
-              <w:rPr>
-                <w:rFonts w:asciiTheme="majorBidi" w:hAnsiTheme="majorBidi" w:cstheme="majorBidi"/>
-              </w:rPr>
-              <w:t xml:space="preserve"> be connected together</w:t>
+              <w:t>Tenant and landlord be connected together</w:t>
             </w:r>
             <w:r>
               <w:rPr>
@@ -11233,7 +10293,6 @@
                 <w:szCs w:val="24"/>
               </w:rPr>
             </w:pPr>
-            <w:proofErr w:type="gramStart"/>
             <w:r>
               <w:rPr>
                 <w:rFonts w:ascii="Times New Roman" w:eastAsia="Times New Roman" w:hAnsi="Symbol" w:cs="Times New Roman"/>
@@ -11248,16 +10307,7 @@
                 <w:sz w:val="24"/>
                 <w:szCs w:val="24"/>
               </w:rPr>
-              <w:t xml:space="preserve">  The</w:t>
-            </w:r>
-            <w:proofErr w:type="gramEnd"/>
-            <w:r>
-              <w:rPr>
-                <w:rFonts w:asciiTheme="majorBidi" w:eastAsia="Times New Roman" w:hAnsiTheme="majorBidi" w:cstheme="majorBidi"/>
-                <w:sz w:val="24"/>
-                <w:szCs w:val="24"/>
-              </w:rPr>
-              <w:t xml:space="preserve"> landlord will be notified and state of house will be changed automatically.  </w:t>
+              <w:t xml:space="preserve">  The landlord will be notified and state of house will be changed automatically.  </w:t>
             </w:r>
           </w:p>
           <w:p>
@@ -11271,7 +10321,6 @@
                 <w14:ligatures w14:val="none"/>
               </w:rPr>
             </w:pPr>
-            <w:proofErr w:type="gramStart"/>
             <w:r>
               <w:rPr>
                 <w:rFonts w:ascii="Times New Roman" w:eastAsia="Times New Roman" w:hAnsi="Symbol" w:cs="Times New Roman"/>
@@ -11296,18 +10345,7 @@
                 <w:szCs w:val="24"/>
                 <w14:ligatures w14:val="none"/>
               </w:rPr>
-              <w:t>If</w:t>
-            </w:r>
-            <w:proofErr w:type="gramEnd"/>
-            <w:r>
-              <w:rPr>
-                <w:rFonts w:asciiTheme="majorBidi" w:eastAsia="Times New Roman" w:hAnsiTheme="majorBidi" w:cstheme="majorBidi"/>
-                <w:kern w:val="0"/>
-                <w:sz w:val="24"/>
-                <w:szCs w:val="24"/>
-                <w14:ligatures w14:val="none"/>
-              </w:rPr>
-              <w:t xml:space="preserve"> it has not been 4 days from the date of the request, the w</w:t>
+              <w:t>If it has not been 4 days from the date of the request, the w</w:t>
             </w:r>
             <w:r>
               <w:rPr>
@@ -11325,7 +10363,6 @@
                 <w:rFonts w:asciiTheme="majorBidi" w:hAnsiTheme="majorBidi" w:cstheme="majorBidi"/>
               </w:rPr>
             </w:pPr>
-            <w:proofErr w:type="gramStart"/>
             <w:r>
               <w:rPr>
                 <w:rFonts w:ascii="Times New Roman" w:eastAsia="Times New Roman" w:hAnsi="Symbol" w:cs="Times New Roman"/>
@@ -11340,16 +10377,7 @@
                 <w:sz w:val="24"/>
                 <w:szCs w:val="24"/>
               </w:rPr>
-              <w:t xml:space="preserve">  If</w:t>
-            </w:r>
-            <w:proofErr w:type="gramEnd"/>
-            <w:r>
-              <w:rPr>
-                <w:rFonts w:asciiTheme="majorBidi" w:eastAsia="Times New Roman" w:hAnsiTheme="majorBidi" w:cstheme="majorBidi"/>
-                <w:sz w:val="24"/>
-                <w:szCs w:val="24"/>
-              </w:rPr>
-              <w:t xml:space="preserve"> tenant exceeded the permitted period,</w:t>
+              <w:t xml:space="preserve">  If tenant exceeded the permitted period,</w:t>
             </w:r>
             <w:r>
               <w:rPr>
@@ -11435,25 +10463,7 @@
                 <w:sz w:val="24"/>
                 <w:szCs w:val="24"/>
               </w:rPr>
-              <w:t xml:space="preserve"> failed, the tenant </w:t>
-            </w:r>
-            <w:proofErr w:type="gramStart"/>
-            <w:r>
-              <w:rPr>
-                <w:rFonts w:asciiTheme="majorBidi" w:eastAsia="Times New Roman" w:hAnsiTheme="majorBidi" w:cstheme="majorBidi"/>
-                <w:sz w:val="24"/>
-                <w:szCs w:val="24"/>
-              </w:rPr>
-              <w:t>will be notified</w:t>
-            </w:r>
-            <w:proofErr w:type="gramEnd"/>
-            <w:r>
-              <w:rPr>
-                <w:rFonts w:asciiTheme="majorBidi" w:eastAsia="Times New Roman" w:hAnsiTheme="majorBidi" w:cstheme="majorBidi"/>
-                <w:sz w:val="24"/>
-                <w:szCs w:val="24"/>
-              </w:rPr>
-              <w:t xml:space="preserve"> to try again.</w:t>
+              <w:t xml:space="preserve"> failed, the tenant will be notified to try again.</w:t>
             </w:r>
           </w:p>
         </w:tc>
@@ -11505,21 +10515,7 @@
               <w:rPr>
                 <w:rFonts w:asciiTheme="majorBidi" w:hAnsiTheme="majorBidi" w:cstheme="majorBidi"/>
               </w:rPr>
-              <w:t xml:space="preserve">Tenant renting request </w:t>
-            </w:r>
-            <w:proofErr w:type="gramStart"/>
-            <w:r>
-              <w:rPr>
-                <w:rFonts w:asciiTheme="majorBidi" w:hAnsiTheme="majorBidi" w:cstheme="majorBidi"/>
-              </w:rPr>
-              <w:t>be canceled</w:t>
-            </w:r>
-            <w:proofErr w:type="gramEnd"/>
-            <w:r>
-              <w:rPr>
-                <w:rFonts w:asciiTheme="majorBidi" w:hAnsiTheme="majorBidi" w:cstheme="majorBidi"/>
-              </w:rPr>
-              <w:t xml:space="preserve"> and advertisement state be changed</w:t>
+              <w:t>Tenant renting request be canceled and advertisement state be changed</w:t>
             </w:r>
             <w:r>
               <w:rPr>
@@ -12056,7 +11052,6 @@
                 <w:szCs w:val="24"/>
               </w:rPr>
             </w:pPr>
-            <w:proofErr w:type="gramStart"/>
             <w:r>
               <w:rPr>
                 <w:rFonts w:ascii="Times New Roman" w:eastAsia="Times New Roman" w:hAnsi="Symbol" w:cs="Times New Roman"/>
@@ -12079,16 +11074,7 @@
                 <w:sz w:val="24"/>
                 <w:szCs w:val="24"/>
               </w:rPr>
-              <w:t>Tenant</w:t>
-            </w:r>
-            <w:proofErr w:type="gramEnd"/>
-            <w:r>
-              <w:rPr>
-                <w:rFonts w:asciiTheme="majorBidi" w:eastAsia="Times New Roman" w:hAnsiTheme="majorBidi" w:cstheme="majorBidi"/>
-                <w:sz w:val="24"/>
-                <w:szCs w:val="24"/>
-              </w:rPr>
-              <w:t xml:space="preserve"> arrived to rented house within the specified period and found that the house specification are identical to the advertisement.</w:t>
+              <w:t>Tenant arrived to rented house within the specified period and found that the house specification are identical to the advertisement.</w:t>
             </w:r>
           </w:p>
           <w:p>
@@ -12100,7 +11086,6 @@
                 <w:szCs w:val="24"/>
               </w:rPr>
             </w:pPr>
-            <w:proofErr w:type="gramStart"/>
             <w:r>
               <w:rPr>
                 <w:rFonts w:ascii="Times New Roman" w:eastAsia="Times New Roman" w:hAnsi="Symbol" w:cs="Times New Roman"/>
@@ -12115,16 +11100,7 @@
                 <w:sz w:val="24"/>
                 <w:szCs w:val="24"/>
               </w:rPr>
-              <w:t xml:space="preserve">  Landlord</w:t>
-            </w:r>
-            <w:proofErr w:type="gramEnd"/>
-            <w:r>
-              <w:rPr>
-                <w:rFonts w:asciiTheme="majorBidi" w:eastAsia="Times New Roman" w:hAnsiTheme="majorBidi" w:cstheme="majorBidi"/>
-                <w:sz w:val="24"/>
-                <w:szCs w:val="24"/>
-              </w:rPr>
-              <w:t xml:space="preserve"> confirmed the user arrival request.</w:t>
+              <w:t xml:space="preserve">  Landlord confirmed the user arrival request.</w:t>
             </w:r>
           </w:p>
         </w:tc>
@@ -12172,7 +11148,6 @@
                 <w:szCs w:val="24"/>
               </w:rPr>
             </w:pPr>
-            <w:proofErr w:type="gramStart"/>
             <w:r>
               <w:rPr>
                 <w:rFonts w:ascii="Times New Roman" w:eastAsia="Times New Roman" w:hAnsi="Symbol" w:cs="Times New Roman"/>
@@ -12195,16 +11170,7 @@
                 <w:sz w:val="24"/>
                 <w:szCs w:val="24"/>
               </w:rPr>
-              <w:t>Tenant</w:t>
-            </w:r>
-            <w:proofErr w:type="gramEnd"/>
-            <w:r>
-              <w:rPr>
-                <w:rFonts w:asciiTheme="majorBidi" w:eastAsia="Times New Roman" w:hAnsiTheme="majorBidi" w:cstheme="majorBidi"/>
-                <w:sz w:val="24"/>
-                <w:szCs w:val="24"/>
-              </w:rPr>
-              <w:t xml:space="preserve"> warranty money will returned to his balance.</w:t>
+              <w:t>Tenant warranty money will returned to his balance.</w:t>
             </w:r>
           </w:p>
           <w:p>
@@ -12214,7 +11180,6 @@
                 <w:rFonts w:asciiTheme="majorBidi" w:hAnsiTheme="majorBidi" w:cstheme="majorBidi"/>
               </w:rPr>
             </w:pPr>
-            <w:proofErr w:type="gramStart"/>
             <w:r>
               <w:rPr>
                 <w:rFonts w:ascii="Times New Roman" w:eastAsia="Times New Roman" w:hAnsi="Symbol" w:cs="Times New Roman"/>
@@ -12229,16 +11194,7 @@
                 <w:sz w:val="24"/>
                 <w:szCs w:val="24"/>
               </w:rPr>
-              <w:t xml:space="preserve">  Balance</w:t>
-            </w:r>
-            <w:proofErr w:type="gramEnd"/>
-            <w:r>
-              <w:rPr>
-                <w:rFonts w:asciiTheme="majorBidi" w:eastAsia="Times New Roman" w:hAnsiTheme="majorBidi" w:cstheme="majorBidi"/>
-                <w:sz w:val="24"/>
-                <w:szCs w:val="24"/>
-              </w:rPr>
-              <w:t xml:space="preserve"> amount will be updated. </w:t>
+              <w:t xml:space="preserve">  Balance amount will be updated. </w:t>
             </w:r>
           </w:p>
         </w:tc>
@@ -12290,21 +11246,7 @@
               <w:rPr>
                 <w:rFonts w:asciiTheme="majorBidi" w:hAnsiTheme="majorBidi" w:cstheme="majorBidi"/>
               </w:rPr>
-              <w:t xml:space="preserve">If </w:t>
-            </w:r>
-            <w:proofErr w:type="gramStart"/>
-            <w:r>
-              <w:rPr>
-                <w:rFonts w:asciiTheme="majorBidi" w:hAnsiTheme="majorBidi" w:cstheme="majorBidi"/>
-              </w:rPr>
-              <w:t>landlord</w:t>
-            </w:r>
-            <w:proofErr w:type="gramEnd"/>
-            <w:r>
-              <w:rPr>
-                <w:rFonts w:asciiTheme="majorBidi" w:hAnsiTheme="majorBidi" w:cstheme="majorBidi"/>
-              </w:rPr>
-              <w:t xml:space="preserve"> did not confirm the arrival through 3 days, the warranty money will return back automatically to the tenant.</w:t>
+              <w:t>If landlord did not confirm the arrival through 3 days, the warranty money will return back automatically to the tenant.</w:t>
             </w:r>
           </w:p>
         </w:tc>
@@ -12356,21 +11298,7 @@
               <w:rPr>
                 <w:rFonts w:asciiTheme="majorBidi" w:hAnsiTheme="majorBidi" w:cstheme="majorBidi"/>
               </w:rPr>
-              <w:t xml:space="preserve">Warranty money will </w:t>
-            </w:r>
-            <w:proofErr w:type="gramStart"/>
-            <w:r>
-              <w:rPr>
-                <w:rFonts w:asciiTheme="majorBidi" w:hAnsiTheme="majorBidi" w:cstheme="majorBidi"/>
-              </w:rPr>
-              <w:t>return back</w:t>
-            </w:r>
-            <w:proofErr w:type="gramEnd"/>
-            <w:r>
-              <w:rPr>
-                <w:rFonts w:asciiTheme="majorBidi" w:hAnsiTheme="majorBidi" w:cstheme="majorBidi"/>
-              </w:rPr>
-              <w:t xml:space="preserve"> to tenant balance.</w:t>
+              <w:t>Warranty money will return back to tenant balance.</w:t>
             </w:r>
           </w:p>
         </w:tc>
@@ -12583,7 +11511,7 @@
               <w:rPr>
                 <w:rFonts w:asciiTheme="majorBidi" w:hAnsiTheme="majorBidi" w:cstheme="majorBidi"/>
               </w:rPr>
-              <w:t>Request A House Review</w:t>
+              <w:t>Make A Complaint</w:t>
             </w:r>
           </w:p>
         </w:tc>
@@ -12817,13 +11745,13 @@
               <w:rPr>
                 <w:rFonts w:asciiTheme="majorBidi" w:hAnsiTheme="majorBidi" w:cstheme="majorBidi"/>
               </w:rPr>
-              <w:t>House Review</w:t>
-            </w:r>
-            <w:r>
-              <w:rPr>
-                <w:rFonts w:asciiTheme="majorBidi" w:hAnsiTheme="majorBidi" w:cstheme="majorBidi"/>
-              </w:rPr>
-              <w:t>."</w:t>
+              <w:t>Complain</w:t>
+            </w:r>
+            <w:r>
+              <w:rPr>
+                <w:rFonts w:asciiTheme="majorBidi" w:hAnsiTheme="majorBidi" w:cstheme="majorBidi"/>
+              </w:rPr>
+              <w:t>"</w:t>
             </w:r>
           </w:p>
         </w:tc>
@@ -12992,7 +11920,6 @@
                 <w:szCs w:val="24"/>
               </w:rPr>
             </w:pPr>
-            <w:proofErr w:type="gramStart"/>
             <w:r>
               <w:rPr>
                 <w:rFonts w:ascii="Times New Roman" w:eastAsia="Times New Roman" w:hAnsi="Symbol" w:cs="Times New Roman"/>
@@ -13007,16 +11934,7 @@
                 <w:sz w:val="24"/>
                 <w:szCs w:val="24"/>
               </w:rPr>
-              <w:t xml:space="preserve">  Tenant</w:t>
-            </w:r>
-            <w:proofErr w:type="gramEnd"/>
-            <w:r>
-              <w:rPr>
-                <w:rFonts w:asciiTheme="majorBidi" w:eastAsia="Times New Roman" w:hAnsiTheme="majorBidi" w:cstheme="majorBidi"/>
-                <w:sz w:val="24"/>
-                <w:szCs w:val="24"/>
-              </w:rPr>
-              <w:t xml:space="preserve"> warranty money will returned to his balance.</w:t>
+              <w:t xml:space="preserve">  Tenant warranty money will returned to his balance.</w:t>
             </w:r>
           </w:p>
           <w:p>
@@ -13028,7 +11946,6 @@
                 <w:szCs w:val="24"/>
               </w:rPr>
             </w:pPr>
-            <w:proofErr w:type="gramStart"/>
             <w:r>
               <w:rPr>
                 <w:rFonts w:ascii="Times New Roman" w:eastAsia="Times New Roman" w:hAnsi="Symbol" w:cs="Times New Roman"/>
@@ -13043,16 +11960,7 @@
                 <w:sz w:val="24"/>
                 <w:szCs w:val="24"/>
               </w:rPr>
-              <w:t xml:space="preserve">  Balance</w:t>
-            </w:r>
-            <w:proofErr w:type="gramEnd"/>
-            <w:r>
-              <w:rPr>
-                <w:rFonts w:asciiTheme="majorBidi" w:eastAsia="Times New Roman" w:hAnsiTheme="majorBidi" w:cstheme="majorBidi"/>
-                <w:sz w:val="24"/>
-                <w:szCs w:val="24"/>
-              </w:rPr>
-              <w:t xml:space="preserve"> amount will be updated. </w:t>
+              <w:t xml:space="preserve">  Balance amount will be updated. </w:t>
             </w:r>
           </w:p>
           <w:p>
@@ -13063,7 +11971,6 @@
                 <w:lang w:bidi="ar-EG"/>
               </w:rPr>
             </w:pPr>
-            <w:proofErr w:type="gramStart"/>
             <w:r>
               <w:rPr>
                 <w:rFonts w:ascii="Times New Roman" w:eastAsia="Times New Roman" w:hAnsi="Symbol" w:cs="Times New Roman"/>
@@ -13078,16 +11985,7 @@
                 <w:sz w:val="24"/>
                 <w:szCs w:val="24"/>
               </w:rPr>
-              <w:t xml:space="preserve">  Landlord</w:t>
-            </w:r>
-            <w:proofErr w:type="gramEnd"/>
-            <w:r>
-              <w:rPr>
-                <w:rFonts w:asciiTheme="majorBidi" w:eastAsia="Times New Roman" w:hAnsiTheme="majorBidi" w:cstheme="majorBidi"/>
-                <w:sz w:val="24"/>
-                <w:szCs w:val="24"/>
-              </w:rPr>
-              <w:t xml:space="preserve"> will take a ban for 4 months</w:t>
+              <w:t xml:space="preserve">  Landlord will take a ban for 4 months</w:t>
             </w:r>
             <w:r>
               <w:rPr>
@@ -13160,21 +12058,7 @@
               <w:rPr>
                 <w:rFonts w:asciiTheme="majorBidi" w:hAnsiTheme="majorBidi" w:cstheme="majorBidi"/>
               </w:rPr>
-              <w:t xml:space="preserve">complaint is false, the warranty money </w:t>
-            </w:r>
-            <w:proofErr w:type="gramStart"/>
-            <w:r>
-              <w:rPr>
-                <w:rFonts w:asciiTheme="majorBidi" w:hAnsiTheme="majorBidi" w:cstheme="majorBidi"/>
-              </w:rPr>
-              <w:t>will be transformed</w:t>
-            </w:r>
-            <w:proofErr w:type="gramEnd"/>
-            <w:r>
-              <w:rPr>
-                <w:rFonts w:asciiTheme="majorBidi" w:hAnsiTheme="majorBidi" w:cstheme="majorBidi"/>
-              </w:rPr>
-              <w:t xml:space="preserve"> to our system.</w:t>
+              <w:t>complaint is false, the warranty money will be transformed to our system.</w:t>
             </w:r>
           </w:p>
         </w:tc>
@@ -13232,21 +12116,7 @@
               <w:rPr>
                 <w:rFonts w:asciiTheme="majorBidi" w:hAnsiTheme="majorBidi" w:cstheme="majorBidi"/>
               </w:rPr>
-              <w:t xml:space="preserve"> and the </w:t>
-            </w:r>
-            <w:proofErr w:type="gramStart"/>
-            <w:r>
-              <w:rPr>
-                <w:rFonts w:asciiTheme="majorBidi" w:hAnsiTheme="majorBidi" w:cstheme="majorBidi"/>
-              </w:rPr>
-              <w:t>landlord</w:t>
-            </w:r>
-            <w:proofErr w:type="gramEnd"/>
-            <w:r>
-              <w:rPr>
-                <w:rFonts w:asciiTheme="majorBidi" w:hAnsiTheme="majorBidi" w:cstheme="majorBidi"/>
-              </w:rPr>
-              <w:t xml:space="preserve"> will be banned for 4 months</w:t>
+              <w:t xml:space="preserve"> and the landlord will be banned for 4 months</w:t>
             </w:r>
             <w:r>
               <w:rPr>
@@ -13465,7 +12335,19 @@
               <w:rPr>
                 <w:rFonts w:asciiTheme="majorBidi" w:hAnsiTheme="majorBidi" w:cstheme="majorBidi"/>
               </w:rPr>
-              <w:t xml:space="preserve"> Set Rate</w:t>
+              <w:t xml:space="preserve"> Set</w:t>
+            </w:r>
+            <w:r>
+              <w:rPr>
+                <w:rFonts w:asciiTheme="majorBidi" w:hAnsiTheme="majorBidi" w:cstheme="majorBidi"/>
+              </w:rPr>
+              <w:t>s</w:t>
+            </w:r>
+            <w:r>
+              <w:rPr>
+                <w:rFonts w:asciiTheme="majorBidi" w:hAnsiTheme="majorBidi" w:cstheme="majorBidi"/>
+              </w:rPr>
+              <w:t xml:space="preserve"> Rate</w:t>
             </w:r>
           </w:p>
         </w:tc>
@@ -13739,7 +12621,6 @@
                 <w:szCs w:val="24"/>
               </w:rPr>
             </w:pPr>
-            <w:proofErr w:type="gramStart"/>
             <w:r>
               <w:rPr>
                 <w:rFonts w:ascii="Times New Roman" w:eastAsia="Times New Roman" w:hAnsi="Symbol" w:cs="Times New Roman"/>
@@ -13754,17 +12635,10 @@
                 <w:sz w:val="24"/>
                 <w:szCs w:val="24"/>
               </w:rPr>
-              <w:t xml:space="preserve">  Tenant</w:t>
-            </w:r>
-            <w:proofErr w:type="gramEnd"/>
-            <w:r>
-              <w:rPr>
-                <w:rFonts w:asciiTheme="majorBidi" w:eastAsia="Times New Roman" w:hAnsiTheme="majorBidi" w:cstheme="majorBidi"/>
-                <w:sz w:val="24"/>
-                <w:szCs w:val="24"/>
-              </w:rPr>
-              <w:t xml:space="preserve"> has completed a stay at the property.</w:t>
-            </w:r>
+              <w:t xml:space="preserve">  Tenant has completed a stay at the property.</w:t>
+            </w:r>
+            <w:bookmarkStart w:id="0" w:name="_GoBack"/>
+            <w:bookmarkEnd w:id="0"/>
           </w:p>
           <w:p>
             <w:pPr>
@@ -13775,7 +12649,6 @@
                 <w:szCs w:val="24"/>
               </w:rPr>
             </w:pPr>
-            <w:proofErr w:type="gramStart"/>
             <w:r>
               <w:rPr>
                 <w:rFonts w:ascii="Times New Roman" w:eastAsia="Times New Roman" w:hAnsi="Symbol" w:cs="Times New Roman"/>
@@ -13792,18 +12665,7 @@
                 <w:szCs w:val="24"/>
                 <w14:ligatures w14:val="none"/>
               </w:rPr>
-              <w:t xml:space="preserve">  Both</w:t>
-            </w:r>
-            <w:proofErr w:type="gramEnd"/>
-            <w:r>
-              <w:rPr>
-                <w:rFonts w:asciiTheme="majorBidi" w:eastAsia="Times New Roman" w:hAnsiTheme="majorBidi" w:cstheme="majorBidi"/>
-                <w:kern w:val="0"/>
-                <w:sz w:val="24"/>
-                <w:szCs w:val="24"/>
-                <w14:ligatures w14:val="none"/>
-              </w:rPr>
-              <w:t xml:space="preserve"> parties are logged in to their accounts.</w:t>
+              <w:t xml:space="preserve">  Both parties are logged in to their accounts.</w:t>
             </w:r>
           </w:p>
         </w:tc>
@@ -13850,7 +12712,6 @@
                 <w:szCs w:val="24"/>
               </w:rPr>
             </w:pPr>
-            <w:proofErr w:type="gramStart"/>
             <w:r>
               <w:rPr>
                 <w:rFonts w:ascii="Times New Roman" w:eastAsia="Times New Roman" w:hAnsi="Symbol" w:cs="Times New Roman"/>
@@ -13865,16 +12726,7 @@
                 <w:sz w:val="24"/>
                 <w:szCs w:val="24"/>
               </w:rPr>
-              <w:t xml:space="preserve">  The</w:t>
-            </w:r>
-            <w:proofErr w:type="gramEnd"/>
-            <w:r>
-              <w:rPr>
-                <w:rFonts w:asciiTheme="majorBidi" w:eastAsia="Times New Roman" w:hAnsiTheme="majorBidi" w:cstheme="majorBidi"/>
-                <w:sz w:val="24"/>
-                <w:szCs w:val="24"/>
-              </w:rPr>
-              <w:t xml:space="preserve"> review system includes fields to rate the house, the landlord, and a general experience score.</w:t>
+              <w:t xml:space="preserve">  The review system includes fields to rate the house, the landlord, and a general experience score.</w:t>
             </w:r>
           </w:p>
           <w:p>
@@ -13886,7 +12738,6 @@
                 <w:szCs w:val="24"/>
               </w:rPr>
             </w:pPr>
-            <w:proofErr w:type="gramStart"/>
             <w:r>
               <w:rPr>
                 <w:rFonts w:ascii="Times New Roman" w:eastAsia="Times New Roman" w:hAnsi="Symbol" w:cs="Times New Roman"/>
@@ -13901,16 +12752,7 @@
                 <w:sz w:val="24"/>
                 <w:szCs w:val="24"/>
               </w:rPr>
-              <w:t xml:space="preserve">  Users</w:t>
-            </w:r>
-            <w:proofErr w:type="gramEnd"/>
-            <w:r>
-              <w:rPr>
-                <w:rFonts w:asciiTheme="majorBidi" w:eastAsia="Times New Roman" w:hAnsiTheme="majorBidi" w:cstheme="majorBidi"/>
-                <w:sz w:val="24"/>
-                <w:szCs w:val="24"/>
-              </w:rPr>
-              <w:t xml:space="preserve"> are encouraged to provide honest, respectful feedback.</w:t>
+              <w:t xml:space="preserve">  Users are encouraged to provide honest, respectful feedback.</w:t>
             </w:r>
           </w:p>
           <w:p>
@@ -13922,7 +12764,6 @@
                 <w:bCs/>
               </w:rPr>
             </w:pPr>
-            <w:proofErr w:type="gramStart"/>
             <w:r>
               <w:rPr>
                 <w:rFonts w:ascii="Times New Roman" w:eastAsia="Times New Roman" w:hAnsi="Symbol" w:cs="Times New Roman"/>
@@ -13939,18 +12780,7 @@
                 <w:szCs w:val="24"/>
                 <w14:ligatures w14:val="none"/>
               </w:rPr>
-              <w:t xml:space="preserve">  Protections</w:t>
-            </w:r>
-            <w:proofErr w:type="gramEnd"/>
-            <w:r>
-              <w:rPr>
-                <w:rFonts w:asciiTheme="majorBidi" w:eastAsia="Times New Roman" w:hAnsiTheme="majorBidi" w:cstheme="majorBidi"/>
-                <w:kern w:val="0"/>
-                <w:sz w:val="24"/>
-                <w:szCs w:val="24"/>
-                <w14:ligatures w14:val="none"/>
-              </w:rPr>
-              <w:t xml:space="preserve"> are in place to detect inappropriate or biased reviews.</w:t>
+              <w:t xml:space="preserve">  Protections are in place to detect inappropriate or biased reviews.</w:t>
             </w:r>
           </w:p>
         </w:tc>
@@ -13998,7 +12828,6 @@
                 <w:szCs w:val="24"/>
               </w:rPr>
             </w:pPr>
-            <w:proofErr w:type="gramStart"/>
             <w:r>
               <w:rPr>
                 <w:rFonts w:ascii="Times New Roman" w:eastAsia="Times New Roman" w:hAnsi="Symbol" w:cs="Times New Roman"/>
@@ -14013,16 +12842,7 @@
                 <w:sz w:val="24"/>
                 <w:szCs w:val="24"/>
               </w:rPr>
-              <w:t xml:space="preserve">  Tenant</w:t>
-            </w:r>
-            <w:proofErr w:type="gramEnd"/>
-            <w:r>
-              <w:rPr>
-                <w:rFonts w:asciiTheme="majorBidi" w:eastAsia="Times New Roman" w:hAnsiTheme="majorBidi" w:cstheme="majorBidi"/>
-                <w:sz w:val="24"/>
-                <w:szCs w:val="24"/>
-              </w:rPr>
-              <w:t xml:space="preserve"> accesses the "Rate and Review" section after completing their rental stay.</w:t>
+              <w:t xml:space="preserve">  Tenant accesses the "Rate and Review" section after completing their rental stay.</w:t>
             </w:r>
           </w:p>
           <w:p>
@@ -14034,7 +12854,6 @@
                 <w:szCs w:val="24"/>
               </w:rPr>
             </w:pPr>
-            <w:proofErr w:type="gramStart"/>
             <w:r>
               <w:rPr>
                 <w:rFonts w:ascii="Times New Roman" w:eastAsia="Times New Roman" w:hAnsi="Symbol" w:cs="Times New Roman"/>
@@ -14049,16 +12868,7 @@
                 <w:sz w:val="24"/>
                 <w:szCs w:val="24"/>
               </w:rPr>
-              <w:t xml:space="preserve">  Tenant</w:t>
-            </w:r>
-            <w:proofErr w:type="gramEnd"/>
-            <w:r>
-              <w:rPr>
-                <w:rFonts w:asciiTheme="majorBidi" w:eastAsia="Times New Roman" w:hAnsiTheme="majorBidi" w:cstheme="majorBidi"/>
-                <w:sz w:val="24"/>
-                <w:szCs w:val="24"/>
-              </w:rPr>
-              <w:t xml:space="preserve"> provides a separate rating for the house, the landlord, and a general rating.</w:t>
+              <w:t xml:space="preserve">  Tenant provides a separate rating for the house, the landlord, and a general rating.</w:t>
             </w:r>
           </w:p>
           <w:p>
@@ -14169,7 +12979,6 @@
                 <w:szCs w:val="24"/>
               </w:rPr>
             </w:pPr>
-            <w:proofErr w:type="gramStart"/>
             <w:r>
               <w:rPr>
                 <w:rFonts w:ascii="Times New Roman" w:eastAsia="Times New Roman" w:hAnsi="Symbol" w:cs="Times New Roman"/>
@@ -14184,16 +12993,7 @@
                 <w:sz w:val="24"/>
                 <w:szCs w:val="24"/>
               </w:rPr>
-              <w:t xml:space="preserve">  Tenant</w:t>
-            </w:r>
-            <w:proofErr w:type="gramEnd"/>
-            <w:r>
-              <w:rPr>
-                <w:rFonts w:asciiTheme="majorBidi" w:eastAsia="Times New Roman" w:hAnsiTheme="majorBidi" w:cstheme="majorBidi"/>
-                <w:sz w:val="24"/>
-                <w:szCs w:val="24"/>
-              </w:rPr>
-              <w:t xml:space="preserve"> submits additional comments or feedback.</w:t>
+              <w:t xml:space="preserve">  Tenant submits additional comments or feedback.</w:t>
             </w:r>
           </w:p>
           <w:p>
@@ -14203,7 +13003,6 @@
                 <w:rFonts w:asciiTheme="majorBidi" w:hAnsiTheme="majorBidi" w:cstheme="majorBidi"/>
               </w:rPr>
             </w:pPr>
-            <w:proofErr w:type="gramStart"/>
             <w:r>
               <w:rPr>
                 <w:rFonts w:ascii="Times New Roman" w:eastAsia="Times New Roman" w:hAnsi="Symbol" w:cs="Times New Roman"/>
@@ -14220,18 +13019,7 @@
                 <w:szCs w:val="24"/>
                 <w14:ligatures w14:val="none"/>
               </w:rPr>
-              <w:t xml:space="preserve">  Platform</w:t>
-            </w:r>
-            <w:proofErr w:type="gramEnd"/>
-            <w:r>
-              <w:rPr>
-                <w:rFonts w:asciiTheme="majorBidi" w:eastAsia="Times New Roman" w:hAnsiTheme="majorBidi" w:cstheme="majorBidi"/>
-                <w:kern w:val="0"/>
-                <w:sz w:val="24"/>
-                <w:szCs w:val="24"/>
-                <w14:ligatures w14:val="none"/>
-              </w:rPr>
-              <w:t xml:space="preserve"> publishes the ratings and review, displayed on the profiles of the tenant, landlord, and property listing.</w:t>
+              <w:t xml:space="preserve">  Platform publishes the ratings and review, displayed on the profiles of the tenant, landlord, and property listing.</w:t>
             </w:r>
           </w:p>
         </w:tc>
@@ -14895,7 +13683,6 @@
                 <w:szCs w:val="24"/>
               </w:rPr>
             </w:pPr>
-            <w:proofErr w:type="gramStart"/>
             <w:r>
               <w:rPr>
                 <w:rFonts w:ascii="Times New Roman" w:eastAsia="Times New Roman" w:hAnsi="Symbol" w:cs="Times New Roman"/>
@@ -14918,16 +13705,7 @@
                 <w:sz w:val="24"/>
                 <w:szCs w:val="24"/>
               </w:rPr>
-              <w:t>If</w:t>
-            </w:r>
-            <w:proofErr w:type="gramEnd"/>
-            <w:r>
-              <w:rPr>
-                <w:rFonts w:asciiTheme="majorBidi" w:eastAsia="Times New Roman" w:hAnsiTheme="majorBidi" w:cstheme="majorBidi"/>
-                <w:sz w:val="24"/>
-                <w:szCs w:val="24"/>
-              </w:rPr>
-              <w:t xml:space="preserve"> there is really a difference between the house and advertisement, the landlord will be blocked for 4 months</w:t>
+              <w:t>If there is really a difference between the house and advertisement, the landlord will be blocked for 4 months</w:t>
             </w:r>
             <w:r>
               <w:rPr>
@@ -14953,7 +13731,6 @@
                 <w:rFonts w:asciiTheme="majorBidi" w:hAnsiTheme="majorBidi" w:cstheme="majorBidi"/>
               </w:rPr>
             </w:pPr>
-            <w:proofErr w:type="gramStart"/>
             <w:r>
               <w:rPr>
                 <w:rFonts w:ascii="Times New Roman" w:eastAsia="Times New Roman" w:hAnsi="Symbol" w:cs="Times New Roman"/>
@@ -14968,16 +13745,7 @@
                 <w:sz w:val="24"/>
                 <w:szCs w:val="24"/>
               </w:rPr>
-              <w:t xml:space="preserve">  If</w:t>
-            </w:r>
-            <w:proofErr w:type="gramEnd"/>
-            <w:r>
-              <w:rPr>
-                <w:rFonts w:asciiTheme="majorBidi" w:eastAsia="Times New Roman" w:hAnsiTheme="majorBidi" w:cstheme="majorBidi"/>
-                <w:sz w:val="24"/>
-                <w:szCs w:val="24"/>
-              </w:rPr>
-              <w:t xml:space="preserve"> it is a false complaint, the warranty money will be transformed to the system.</w:t>
+              <w:t xml:space="preserve">  If it is a false complaint, the warranty money will be transformed to the system.</w:t>
             </w:r>
             <w:r>
               <w:rPr>
@@ -15040,8 +13808,6 @@
               </w:rPr>
               <w:t>If a customer service agent is offline when the complaint occurs, they will be notified as soon as they are online again.</w:t>
             </w:r>
-            <w:bookmarkStart w:id="0" w:name="_GoBack"/>
-            <w:bookmarkEnd w:id="0"/>
           </w:p>
         </w:tc>
       </w:tr>
@@ -15088,19 +13854,11 @@
                 <w:bCs/>
               </w:rPr>
             </w:pPr>
-            <w:proofErr w:type="gramStart"/>
-            <w:r>
-              <w:rPr>
-                <w:rFonts w:asciiTheme="majorBidi" w:hAnsiTheme="majorBidi" w:cstheme="majorBidi"/>
-              </w:rPr>
-              <w:t>Landlord</w:t>
-            </w:r>
-            <w:proofErr w:type="gramEnd"/>
-            <w:r>
-              <w:rPr>
-                <w:rFonts w:asciiTheme="majorBidi" w:hAnsiTheme="majorBidi" w:cstheme="majorBidi"/>
-              </w:rPr>
-              <w:t xml:space="preserve"> be blocked or warranty money be transformed to the system</w:t>
+            <w:r>
+              <w:rPr>
+                <w:rFonts w:asciiTheme="majorBidi" w:hAnsiTheme="majorBidi" w:cstheme="majorBidi"/>
+              </w:rPr>
+              <w:t>Landlord be blocked or warranty money be transformed to the system</w:t>
             </w:r>
             <w:r>
               <w:rPr>
@@ -15541,19 +14299,11 @@
                 <w:rtl/>
               </w:rPr>
             </w:pPr>
-            <w:proofErr w:type="gramStart"/>
-            <w:r>
-              <w:rPr>
-                <w:rFonts w:asciiTheme="majorBidi" w:hAnsiTheme="majorBidi" w:cstheme="majorBidi"/>
-              </w:rPr>
-              <w:t>Landlord</w:t>
-            </w:r>
-            <w:proofErr w:type="gramEnd"/>
-            <w:r>
-              <w:rPr>
-                <w:rFonts w:asciiTheme="majorBidi" w:hAnsiTheme="majorBidi" w:cstheme="majorBidi"/>
-              </w:rPr>
-              <w:t xml:space="preserve"> submits a rental request.</w:t>
+            <w:r>
+              <w:rPr>
+                <w:rFonts w:asciiTheme="majorBidi" w:hAnsiTheme="majorBidi" w:cstheme="majorBidi"/>
+              </w:rPr>
+              <w:t>Landlord submits a rental request.</w:t>
             </w:r>
           </w:p>
         </w:tc>
@@ -15601,19 +14351,11 @@
                 <w:szCs w:val="24"/>
               </w:rPr>
             </w:pPr>
-            <w:proofErr w:type="gramStart"/>
-            <w:r>
-              <w:rPr>
-                <w:rFonts w:asciiTheme="majorBidi" w:hAnsiTheme="majorBidi" w:cstheme="majorBidi"/>
-              </w:rPr>
-              <w:t>Landlord’s</w:t>
-            </w:r>
-            <w:proofErr w:type="gramEnd"/>
-            <w:r>
-              <w:rPr>
-                <w:rFonts w:asciiTheme="majorBidi" w:hAnsiTheme="majorBidi" w:cstheme="majorBidi"/>
-              </w:rPr>
-              <w:t xml:space="preserve"> property request is valid and verified.</w:t>
+            <w:r>
+              <w:rPr>
+                <w:rFonts w:asciiTheme="majorBidi" w:hAnsiTheme="majorBidi" w:cstheme="majorBidi"/>
+              </w:rPr>
+              <w:t>Landlord’s property request is valid and verified.</w:t>
             </w:r>
           </w:p>
         </w:tc>
@@ -15660,7 +14402,6 @@
                 <w:szCs w:val="24"/>
               </w:rPr>
             </w:pPr>
-            <w:proofErr w:type="gramStart"/>
             <w:r>
               <w:rPr>
                 <w:rFonts w:ascii="Times New Roman" w:eastAsia="Times New Roman" w:hAnsi="Symbol" w:cs="Times New Roman"/>
@@ -15675,16 +14416,7 @@
                 <w:sz w:val="24"/>
                 <w:szCs w:val="24"/>
               </w:rPr>
-              <w:t xml:space="preserve">  Customer</w:t>
-            </w:r>
-            <w:proofErr w:type="gramEnd"/>
-            <w:r>
-              <w:rPr>
-                <w:rFonts w:asciiTheme="majorBidi" w:eastAsia="Times New Roman" w:hAnsiTheme="majorBidi" w:cstheme="majorBidi"/>
-                <w:sz w:val="24"/>
-                <w:szCs w:val="24"/>
-              </w:rPr>
-              <w:t xml:space="preserve"> service team has adequate resources for inspections.</w:t>
+              <w:t xml:space="preserve">  Customer service team has adequate resources for inspections.</w:t>
             </w:r>
           </w:p>
           <w:p>
@@ -15696,7 +14428,6 @@
                 <w:bCs/>
               </w:rPr>
             </w:pPr>
-            <w:proofErr w:type="gramStart"/>
             <w:r>
               <w:rPr>
                 <w:rFonts w:ascii="Times New Roman" w:eastAsia="Times New Roman" w:hAnsi="Symbol" w:cs="Times New Roman"/>
@@ -15713,18 +14444,7 @@
                 <w:szCs w:val="24"/>
                 <w14:ligatures w14:val="none"/>
               </w:rPr>
-              <w:t xml:space="preserve">  Inspection</w:t>
-            </w:r>
-            <w:proofErr w:type="gramEnd"/>
-            <w:r>
-              <w:rPr>
-                <w:rFonts w:asciiTheme="majorBidi" w:eastAsia="Times New Roman" w:hAnsiTheme="majorBidi" w:cstheme="majorBidi"/>
-                <w:kern w:val="0"/>
-                <w:sz w:val="24"/>
-                <w:szCs w:val="24"/>
-                <w14:ligatures w14:val="none"/>
-              </w:rPr>
-              <w:t xml:space="preserve"> results are objective and accurate, preventing false listings.</w:t>
+              <w:t xml:space="preserve">  Inspection results are objective and accurate, preventing false listings.</w:t>
             </w:r>
           </w:p>
         </w:tc>
@@ -15772,7 +14492,6 @@
                 <w:szCs w:val="24"/>
               </w:rPr>
             </w:pPr>
-            <w:proofErr w:type="gramStart"/>
             <w:r>
               <w:rPr>
                 <w:rFonts w:ascii="Times New Roman" w:eastAsia="Times New Roman" w:hAnsi="Symbol" w:cs="Times New Roman"/>
@@ -15787,16 +14506,7 @@
                 <w:sz w:val="24"/>
                 <w:szCs w:val="24"/>
               </w:rPr>
-              <w:t xml:space="preserve">  Customer</w:t>
-            </w:r>
-            <w:proofErr w:type="gramEnd"/>
-            <w:r>
-              <w:rPr>
-                <w:rFonts w:asciiTheme="majorBidi" w:eastAsia="Times New Roman" w:hAnsiTheme="majorBidi" w:cstheme="majorBidi"/>
-                <w:sz w:val="24"/>
-                <w:szCs w:val="24"/>
-              </w:rPr>
-              <w:t xml:space="preserve"> service schedules and performs inspection.</w:t>
+              <w:t xml:space="preserve">  Customer service schedules and performs inspection.</w:t>
             </w:r>
           </w:p>
           <w:p>
@@ -15808,7 +14518,6 @@
                 <w:szCs w:val="24"/>
               </w:rPr>
             </w:pPr>
-            <w:proofErr w:type="gramStart"/>
             <w:r>
               <w:rPr>
                 <w:rFonts w:ascii="Times New Roman" w:eastAsia="Times New Roman" w:hAnsi="Symbol" w:cs="Times New Roman"/>
@@ -15823,16 +14532,7 @@
                 <w:sz w:val="24"/>
                 <w:szCs w:val="24"/>
               </w:rPr>
-              <w:t xml:space="preserve">  They</w:t>
-            </w:r>
-            <w:proofErr w:type="gramEnd"/>
-            <w:r>
-              <w:rPr>
-                <w:rFonts w:asciiTheme="majorBidi" w:eastAsia="Times New Roman" w:hAnsiTheme="majorBidi" w:cstheme="majorBidi"/>
-                <w:sz w:val="24"/>
-                <w:szCs w:val="24"/>
-              </w:rPr>
-              <w:t xml:space="preserve"> define property specifications (rooms, amenities, photos).</w:t>
+              <w:t xml:space="preserve">  They define property specifications (rooms, amenities, photos).</w:t>
             </w:r>
           </w:p>
           <w:p>
@@ -15842,7 +14542,6 @@
                 <w:rFonts w:asciiTheme="majorBidi" w:hAnsiTheme="majorBidi" w:cstheme="majorBidi"/>
               </w:rPr>
             </w:pPr>
-            <w:proofErr w:type="gramStart"/>
             <w:r>
               <w:rPr>
                 <w:rFonts w:ascii="Times New Roman" w:eastAsia="Times New Roman" w:hAnsi="Symbol" w:cs="Times New Roman"/>
@@ -15859,18 +14558,7 @@
                 <w:szCs w:val="24"/>
                 <w14:ligatures w14:val="none"/>
               </w:rPr>
-              <w:t xml:space="preserve">  Advertisement</w:t>
-            </w:r>
-            <w:proofErr w:type="gramEnd"/>
-            <w:r>
-              <w:rPr>
-                <w:rFonts w:asciiTheme="majorBidi" w:eastAsia="Times New Roman" w:hAnsiTheme="majorBidi" w:cstheme="majorBidi"/>
-                <w:kern w:val="0"/>
-                <w:sz w:val="24"/>
-                <w:szCs w:val="24"/>
-                <w14:ligatures w14:val="none"/>
-              </w:rPr>
-              <w:t xml:space="preserve"> is published on the platform.</w:t>
+              <w:t xml:space="preserve">  Advertisement is published on the platform.</w:t>
             </w:r>
           </w:p>
         </w:tc>
@@ -15924,25 +14612,7 @@
                 <w:sz w:val="24"/>
                 <w:szCs w:val="24"/>
               </w:rPr>
-              <w:t xml:space="preserve">If additional proof is needed, customer service requests it from the </w:t>
-            </w:r>
-            <w:proofErr w:type="gramStart"/>
-            <w:r>
-              <w:rPr>
-                <w:rFonts w:asciiTheme="majorBidi" w:eastAsia="Times New Roman" w:hAnsiTheme="majorBidi" w:cstheme="majorBidi"/>
-                <w:sz w:val="24"/>
-                <w:szCs w:val="24"/>
-              </w:rPr>
-              <w:t>landlord</w:t>
-            </w:r>
-            <w:proofErr w:type="gramEnd"/>
-            <w:r>
-              <w:rPr>
-                <w:rFonts w:asciiTheme="majorBidi" w:eastAsia="Times New Roman" w:hAnsiTheme="majorBidi" w:cstheme="majorBidi"/>
-                <w:sz w:val="24"/>
-                <w:szCs w:val="24"/>
-              </w:rPr>
-              <w:t>.</w:t>
+              <w:t>If additional proof is needed, customer service requests it from the landlord.</w:t>
             </w:r>
           </w:p>
         </w:tc>
@@ -15994,27 +14664,13 @@
               <w:rPr>
                 <w:rFonts w:asciiTheme="majorBidi" w:hAnsiTheme="majorBidi" w:cstheme="majorBidi"/>
               </w:rPr>
-              <w:t xml:space="preserve">Property </w:t>
-            </w:r>
-            <w:proofErr w:type="gramStart"/>
-            <w:r>
-              <w:rPr>
-                <w:rFonts w:asciiTheme="majorBidi" w:hAnsiTheme="majorBidi" w:cstheme="majorBidi"/>
-              </w:rPr>
-              <w:t xml:space="preserve">is </w:t>
-            </w:r>
-            <w:r>
-              <w:rPr>
-                <w:rFonts w:asciiTheme="majorBidi" w:hAnsiTheme="majorBidi" w:cstheme="majorBidi"/>
-              </w:rPr>
-              <w:t>listed</w:t>
-            </w:r>
-            <w:proofErr w:type="gramEnd"/>
-            <w:r>
-              <w:rPr>
-                <w:rFonts w:asciiTheme="majorBidi" w:hAnsiTheme="majorBidi" w:cstheme="majorBidi"/>
-              </w:rPr>
-              <w:t xml:space="preserve"> with verified details.</w:t>
+              <w:t xml:space="preserve">Property is </w:t>
+            </w:r>
+            <w:r>
+              <w:rPr>
+                <w:rFonts w:asciiTheme="majorBidi" w:hAnsiTheme="majorBidi" w:cstheme="majorBidi"/>
+              </w:rPr>
+              <w:t>listed with verified details.</w:t>
             </w:r>
           </w:p>
         </w:tc>
@@ -16347,13 +15003,13 @@
               <w:rPr>
                 <w:rFonts w:asciiTheme="majorBidi" w:hAnsiTheme="majorBidi" w:cstheme="majorBidi"/>
               </w:rPr>
-              <w:t xml:space="preserve">, Customer Service </w:t>
-            </w:r>
-            <w:r>
-              <w:rPr>
-                <w:rFonts w:asciiTheme="majorBidi" w:hAnsiTheme="majorBidi" w:cstheme="majorBidi"/>
-              </w:rPr>
-              <w:t>Agent</w:t>
+              <w:t>, Customer Service Agent</w:t>
+            </w:r>
+            <w:r>
+              <w:rPr>
+                <w:rFonts w:asciiTheme="majorBidi" w:hAnsiTheme="majorBidi" w:cstheme="majorBidi"/>
+              </w:rPr>
+              <w:t>, Admin</w:t>
             </w:r>
             <w:r>
               <w:rPr>
@@ -16426,45 +15082,13 @@
               <w:rPr>
                 <w:rFonts w:asciiTheme="majorBidi" w:hAnsiTheme="majorBidi" w:cstheme="majorBidi"/>
               </w:rPr>
-              <w:t xml:space="preserve"> </w:t>
-            </w:r>
-            <w:proofErr w:type="gramStart"/>
-            <w:r>
-              <w:rPr>
-                <w:rFonts w:asciiTheme="majorBidi" w:hAnsiTheme="majorBidi" w:cstheme="majorBidi"/>
-              </w:rPr>
-              <w:t>landlords</w:t>
-            </w:r>
-            <w:proofErr w:type="gramEnd"/>
-            <w:r>
-              <w:rPr>
-                <w:rFonts w:asciiTheme="majorBidi" w:hAnsiTheme="majorBidi" w:cstheme="majorBidi"/>
-              </w:rPr>
-              <w:t xml:space="preserve">, </w:t>
-            </w:r>
-            <w:r>
-              <w:rPr>
-                <w:rFonts w:asciiTheme="majorBidi" w:hAnsiTheme="majorBidi" w:cstheme="majorBidi"/>
-              </w:rPr>
-              <w:t>Customer Service</w:t>
-            </w:r>
-            <w:r>
-              <w:rPr>
-                <w:rFonts w:asciiTheme="majorBidi" w:hAnsiTheme="majorBidi" w:cstheme="majorBidi"/>
-              </w:rPr>
-              <w:t xml:space="preserve"> </w:t>
-            </w:r>
-            <w:r>
-              <w:rPr>
-                <w:rFonts w:asciiTheme="majorBidi" w:hAnsiTheme="majorBidi" w:cstheme="majorBidi"/>
-              </w:rPr>
-              <w:t>Agent</w:t>
-            </w:r>
-            <w:r>
-              <w:rPr>
-                <w:rFonts w:asciiTheme="majorBidi" w:hAnsiTheme="majorBidi" w:cstheme="majorBidi"/>
-              </w:rPr>
-              <w:t>s</w:t>
+              <w:t xml:space="preserve"> landlords</w:t>
+            </w:r>
+            <w:r>
+              <w:rPr>
+                <w:rFonts w:asciiTheme="majorBidi" w:hAnsiTheme="majorBidi" w:cstheme="majorBidi"/>
+              </w:rPr>
+              <w:t>, Customer Service Agents</w:t>
             </w:r>
             <w:r>
               <w:rPr>
@@ -16577,7 +15201,6 @@
                 <w:szCs w:val="24"/>
               </w:rPr>
             </w:pPr>
-            <w:proofErr w:type="gramStart"/>
             <w:r>
               <w:rPr>
                 <w:rFonts w:ascii="Times New Roman" w:eastAsia="Times New Roman" w:hAnsi="Symbol" w:cs="Times New Roman"/>
@@ -16592,16 +15215,7 @@
                 <w:sz w:val="24"/>
                 <w:szCs w:val="24"/>
               </w:rPr>
-              <w:t xml:space="preserve">  User</w:t>
-            </w:r>
-            <w:proofErr w:type="gramEnd"/>
-            <w:r>
-              <w:rPr>
-                <w:rFonts w:asciiTheme="majorBidi" w:eastAsia="Times New Roman" w:hAnsiTheme="majorBidi" w:cstheme="majorBidi"/>
-                <w:sz w:val="24"/>
-                <w:szCs w:val="24"/>
-              </w:rPr>
-              <w:t xml:space="preserve"> has an account on the platform with a registered email or phone number.</w:t>
+              <w:t xml:space="preserve">  User has an account on the platform with a registered email or phone number.</w:t>
             </w:r>
           </w:p>
           <w:p>
@@ -16613,7 +15227,6 @@
                 <w:szCs w:val="24"/>
               </w:rPr>
             </w:pPr>
-            <w:proofErr w:type="gramStart"/>
             <w:r>
               <w:rPr>
                 <w:rFonts w:ascii="Times New Roman" w:eastAsia="Times New Roman" w:hAnsi="Symbol" w:cs="Times New Roman"/>
@@ -16630,18 +15243,7 @@
                 <w:szCs w:val="24"/>
                 <w14:ligatures w14:val="none"/>
               </w:rPr>
-              <w:t xml:space="preserve">  User</w:t>
-            </w:r>
-            <w:proofErr w:type="gramEnd"/>
-            <w:r>
-              <w:rPr>
-                <w:rFonts w:asciiTheme="majorBidi" w:eastAsia="Times New Roman" w:hAnsiTheme="majorBidi" w:cstheme="majorBidi"/>
-                <w:kern w:val="0"/>
-                <w:sz w:val="24"/>
-                <w:szCs w:val="24"/>
-                <w14:ligatures w14:val="none"/>
-              </w:rPr>
-              <w:t xml:space="preserve"> can access their email or phone for verification.</w:t>
+              <w:t xml:space="preserve">  User can access their email or phone for verification.</w:t>
             </w:r>
           </w:p>
         </w:tc>
@@ -16688,7 +15290,6 @@
                 <w:szCs w:val="24"/>
               </w:rPr>
             </w:pPr>
-            <w:proofErr w:type="gramStart"/>
             <w:r>
               <w:rPr>
                 <w:rFonts w:ascii="Times New Roman" w:eastAsia="Times New Roman" w:hAnsi="Symbol" w:cs="Times New Roman"/>
@@ -16703,16 +15304,7 @@
                 <w:sz w:val="24"/>
                 <w:szCs w:val="24"/>
               </w:rPr>
-              <w:t xml:space="preserve">  The</w:t>
-            </w:r>
-            <w:proofErr w:type="gramEnd"/>
-            <w:r>
-              <w:rPr>
-                <w:rFonts w:asciiTheme="majorBidi" w:eastAsia="Times New Roman" w:hAnsiTheme="majorBidi" w:cstheme="majorBidi"/>
-                <w:sz w:val="24"/>
-                <w:szCs w:val="24"/>
-              </w:rPr>
-              <w:t xml:space="preserve"> email or phone number is correctly linked to the user’s account.</w:t>
+              <w:t xml:space="preserve">  The email or phone number is correctly linked to the user’s account.</w:t>
             </w:r>
           </w:p>
           <w:p>
@@ -16724,7 +15316,6 @@
                 <w:szCs w:val="24"/>
               </w:rPr>
             </w:pPr>
-            <w:proofErr w:type="gramStart"/>
             <w:r>
               <w:rPr>
                 <w:rFonts w:ascii="Times New Roman" w:eastAsia="Times New Roman" w:hAnsi="Symbol" w:cs="Times New Roman"/>
@@ -16739,16 +15330,7 @@
                 <w:sz w:val="24"/>
                 <w:szCs w:val="24"/>
               </w:rPr>
-              <w:t xml:space="preserve">  The</w:t>
-            </w:r>
-            <w:proofErr w:type="gramEnd"/>
-            <w:r>
-              <w:rPr>
-                <w:rFonts w:asciiTheme="majorBidi" w:eastAsia="Times New Roman" w:hAnsiTheme="majorBidi" w:cstheme="majorBidi"/>
-                <w:sz w:val="24"/>
-                <w:szCs w:val="24"/>
-              </w:rPr>
-              <w:t xml:space="preserve"> user’s registered email service or phone carrier is operational.</w:t>
+              <w:t xml:space="preserve">  The user’s registered email service or phone carrier is operational.</w:t>
             </w:r>
           </w:p>
           <w:p>
@@ -16760,7 +15342,6 @@
                 <w:bCs/>
               </w:rPr>
             </w:pPr>
-            <w:proofErr w:type="gramStart"/>
             <w:r>
               <w:rPr>
                 <w:rFonts w:ascii="Times New Roman" w:eastAsia="Times New Roman" w:hAnsi="Symbol" w:cs="Times New Roman"/>
@@ -16777,18 +15358,7 @@
                 <w:szCs w:val="24"/>
                 <w14:ligatures w14:val="none"/>
               </w:rPr>
-              <w:t xml:space="preserve">  The</w:t>
-            </w:r>
-            <w:proofErr w:type="gramEnd"/>
-            <w:r>
-              <w:rPr>
-                <w:rFonts w:asciiTheme="majorBidi" w:eastAsia="Times New Roman" w:hAnsiTheme="majorBidi" w:cstheme="majorBidi"/>
-                <w:kern w:val="0"/>
-                <w:sz w:val="24"/>
-                <w:szCs w:val="24"/>
-                <w14:ligatures w14:val="none"/>
-              </w:rPr>
-              <w:t xml:space="preserve"> system has implemented proper security to handle password resets securely.</w:t>
+              <w:t xml:space="preserve">  The system has implemented proper security to handle password resets securely.</w:t>
             </w:r>
           </w:p>
         </w:tc>
@@ -16836,7 +15406,6 @@
                 <w:szCs w:val="24"/>
               </w:rPr>
             </w:pPr>
-            <w:proofErr w:type="gramStart"/>
             <w:r>
               <w:rPr>
                 <w:rFonts w:ascii="Times New Roman" w:eastAsia="Times New Roman" w:hAnsi="Symbol" w:cs="Times New Roman"/>
@@ -16851,16 +15420,7 @@
                 <w:sz w:val="24"/>
                 <w:szCs w:val="24"/>
               </w:rPr>
-              <w:t xml:space="preserve">  User</w:t>
-            </w:r>
-            <w:proofErr w:type="gramEnd"/>
-            <w:r>
-              <w:rPr>
-                <w:rFonts w:asciiTheme="majorBidi" w:eastAsia="Times New Roman" w:hAnsiTheme="majorBidi" w:cstheme="majorBidi"/>
-                <w:sz w:val="24"/>
-                <w:szCs w:val="24"/>
-              </w:rPr>
-              <w:t xml:space="preserve"> selects "Forgot Password" on the login page.</w:t>
+              <w:t xml:space="preserve">  User selects "Forgot Password" on the login page.</w:t>
             </w:r>
           </w:p>
           <w:p>
@@ -16872,7 +15432,6 @@
                 <w:szCs w:val="24"/>
               </w:rPr>
             </w:pPr>
-            <w:proofErr w:type="gramStart"/>
             <w:r>
               <w:rPr>
                 <w:rFonts w:ascii="Times New Roman" w:eastAsia="Times New Roman" w:hAnsi="Symbol" w:cs="Times New Roman"/>
@@ -16887,16 +15446,7 @@
                 <w:sz w:val="24"/>
                 <w:szCs w:val="24"/>
               </w:rPr>
-              <w:t xml:space="preserve">  Platform</w:t>
-            </w:r>
-            <w:proofErr w:type="gramEnd"/>
-            <w:r>
-              <w:rPr>
-                <w:rFonts w:asciiTheme="majorBidi" w:eastAsia="Times New Roman" w:hAnsiTheme="majorBidi" w:cstheme="majorBidi"/>
-                <w:sz w:val="24"/>
-                <w:szCs w:val="24"/>
-              </w:rPr>
-              <w:t xml:space="preserve"> prompts user to enter their registered email or phone number.</w:t>
+              <w:t xml:space="preserve">  Platform prompts user to enter their registered email or phone number.</w:t>
             </w:r>
           </w:p>
           <w:p>
@@ -16908,7 +15458,6 @@
                 <w:szCs w:val="24"/>
               </w:rPr>
             </w:pPr>
-            <w:proofErr w:type="gramStart"/>
             <w:r>
               <w:rPr>
                 <w:rFonts w:ascii="Times New Roman" w:eastAsia="Times New Roman" w:hAnsi="Symbol" w:cs="Times New Roman"/>
@@ -16923,16 +15472,7 @@
                 <w:sz w:val="24"/>
                 <w:szCs w:val="24"/>
               </w:rPr>
-              <w:t xml:space="preserve">  Platform</w:t>
-            </w:r>
-            <w:proofErr w:type="gramEnd"/>
-            <w:r>
-              <w:rPr>
-                <w:rFonts w:asciiTheme="majorBidi" w:eastAsia="Times New Roman" w:hAnsiTheme="majorBidi" w:cstheme="majorBidi"/>
-                <w:sz w:val="24"/>
-                <w:szCs w:val="24"/>
-              </w:rPr>
-              <w:t xml:space="preserve"> sends a password reset link (or verification code) to the provided email or phone.</w:t>
+              <w:t xml:space="preserve">  Platform sends a password reset link (or verification code) to the provided email or phone.</w:t>
             </w:r>
           </w:p>
           <w:p>
@@ -16944,7 +15484,6 @@
                 <w:szCs w:val="24"/>
               </w:rPr>
             </w:pPr>
-            <w:proofErr w:type="gramStart"/>
             <w:r>
               <w:rPr>
                 <w:rFonts w:ascii="Times New Roman" w:eastAsia="Times New Roman" w:hAnsi="Symbol" w:cs="Times New Roman"/>
@@ -16959,16 +15498,7 @@
                 <w:sz w:val="24"/>
                 <w:szCs w:val="24"/>
               </w:rPr>
-              <w:t xml:space="preserve">  User</w:t>
-            </w:r>
-            <w:proofErr w:type="gramEnd"/>
-            <w:r>
-              <w:rPr>
-                <w:rFonts w:asciiTheme="majorBidi" w:eastAsia="Times New Roman" w:hAnsiTheme="majorBidi" w:cstheme="majorBidi"/>
-                <w:sz w:val="24"/>
-                <w:szCs w:val="24"/>
-              </w:rPr>
-              <w:t xml:space="preserve"> receives the reset link or code and follows instructions (clicking link or entering code).</w:t>
+              <w:t xml:space="preserve">  User receives the reset link or code and follows instructions (clicking link or entering code).</w:t>
             </w:r>
           </w:p>
           <w:p>
@@ -16980,7 +15510,6 @@
                 <w:szCs w:val="24"/>
               </w:rPr>
             </w:pPr>
-            <w:proofErr w:type="gramStart"/>
             <w:r>
               <w:rPr>
                 <w:rFonts w:ascii="Times New Roman" w:eastAsia="Times New Roman" w:hAnsi="Symbol" w:cs="Times New Roman"/>
@@ -16995,16 +15524,7 @@
                 <w:sz w:val="24"/>
                 <w:szCs w:val="24"/>
               </w:rPr>
-              <w:t xml:space="preserve">  Platform</w:t>
-            </w:r>
-            <w:proofErr w:type="gramEnd"/>
-            <w:r>
-              <w:rPr>
-                <w:rFonts w:asciiTheme="majorBidi" w:eastAsia="Times New Roman" w:hAnsiTheme="majorBidi" w:cstheme="majorBidi"/>
-                <w:sz w:val="24"/>
-                <w:szCs w:val="24"/>
-              </w:rPr>
-              <w:t xml:space="preserve"> verifies the link or code and prompts user to enter a new password.</w:t>
+              <w:t xml:space="preserve">  Platform verifies the link or code and prompts user to enter a new password.</w:t>
             </w:r>
           </w:p>
           <w:p>
@@ -17016,7 +15536,6 @@
                 <w:szCs w:val="24"/>
               </w:rPr>
             </w:pPr>
-            <w:proofErr w:type="gramStart"/>
             <w:r>
               <w:rPr>
                 <w:rFonts w:ascii="Times New Roman" w:eastAsia="Times New Roman" w:hAnsi="Symbol" w:cs="Times New Roman"/>
@@ -17031,16 +15550,7 @@
                 <w:sz w:val="24"/>
                 <w:szCs w:val="24"/>
               </w:rPr>
-              <w:t xml:space="preserve">  User</w:t>
-            </w:r>
-            <w:proofErr w:type="gramEnd"/>
-            <w:r>
-              <w:rPr>
-                <w:rFonts w:asciiTheme="majorBidi" w:eastAsia="Times New Roman" w:hAnsiTheme="majorBidi" w:cstheme="majorBidi"/>
-                <w:sz w:val="24"/>
-                <w:szCs w:val="24"/>
-              </w:rPr>
-              <w:t xml:space="preserve"> enters a new password and confirms it.</w:t>
+              <w:t xml:space="preserve">  User enters a new password and confirms it.</w:t>
             </w:r>
           </w:p>
           <w:p>
@@ -17050,7 +15560,6 @@
                 <w:rFonts w:asciiTheme="majorBidi" w:hAnsiTheme="majorBidi" w:cstheme="majorBidi"/>
               </w:rPr>
             </w:pPr>
-            <w:proofErr w:type="gramStart"/>
             <w:r>
               <w:rPr>
                 <w:rFonts w:ascii="Times New Roman" w:eastAsia="Times New Roman" w:hAnsi="Symbol" w:cs="Times New Roman"/>
@@ -17067,18 +15576,7 @@
                 <w:szCs w:val="24"/>
                 <w14:ligatures w14:val="none"/>
               </w:rPr>
-              <w:t xml:space="preserve">  Platform</w:t>
-            </w:r>
-            <w:proofErr w:type="gramEnd"/>
-            <w:r>
-              <w:rPr>
-                <w:rFonts w:asciiTheme="majorBidi" w:eastAsia="Times New Roman" w:hAnsiTheme="majorBidi" w:cstheme="majorBidi"/>
-                <w:kern w:val="0"/>
-                <w:sz w:val="24"/>
-                <w:szCs w:val="24"/>
-                <w14:ligatures w14:val="none"/>
-              </w:rPr>
-              <w:t xml:space="preserve"> updates the user’s password and confirms the reset.</w:t>
+              <w:t xml:space="preserve">  Platform updates the user’s password and confirms the reset.</w:t>
             </w:r>
           </w:p>
         </w:tc>
@@ -17125,7 +15623,6 @@
                 <w:szCs w:val="24"/>
               </w:rPr>
             </w:pPr>
-            <w:proofErr w:type="gramStart"/>
             <w:r>
               <w:rPr>
                 <w:rFonts w:ascii="Times New Roman" w:eastAsia="Times New Roman" w:hAnsi="Symbol" w:cs="Times New Roman"/>
@@ -17140,16 +15637,7 @@
                 <w:sz w:val="24"/>
                 <w:szCs w:val="24"/>
               </w:rPr>
-              <w:t xml:space="preserve">  If</w:t>
-            </w:r>
-            <w:proofErr w:type="gramEnd"/>
-            <w:r>
-              <w:rPr>
-                <w:rFonts w:asciiTheme="majorBidi" w:eastAsia="Times New Roman" w:hAnsiTheme="majorBidi" w:cstheme="majorBidi"/>
-                <w:sz w:val="24"/>
-                <w:szCs w:val="24"/>
-              </w:rPr>
-              <w:t xml:space="preserve"> the entered email or phone number does not match any account, platform displays an error message.</w:t>
+              <w:t xml:space="preserve">  If the entered email or phone number does not match any account, platform displays an error message.</w:t>
             </w:r>
           </w:p>
           <w:p>
@@ -17516,7 +16004,19 @@
               <w:rPr>
                 <w:rFonts w:asciiTheme="majorBidi" w:hAnsiTheme="majorBidi" w:cstheme="majorBidi"/>
               </w:rPr>
-              <w:t>(Tenant , Landlord, Customer Service Agent)</w:t>
+              <w:t>(Tenant , Landlord</w:t>
+            </w:r>
+            <w:r>
+              <w:rPr>
+                <w:rFonts w:asciiTheme="majorBidi" w:hAnsiTheme="majorBidi" w:cstheme="majorBidi"/>
+              </w:rPr>
+              <w:t>, Customer service</w:t>
+            </w:r>
+            <w:r>
+              <w:rPr>
+                <w:rFonts w:asciiTheme="majorBidi" w:hAnsiTheme="majorBidi" w:cstheme="majorBidi"/>
+              </w:rPr>
+              <w:t>)</w:t>
             </w:r>
           </w:p>
         </w:tc>
@@ -17577,27 +16077,7 @@
               <w:rPr>
                 <w:rFonts w:asciiTheme="majorBidi" w:hAnsiTheme="majorBidi" w:cstheme="majorBidi"/>
               </w:rPr>
-              <w:t xml:space="preserve">Allows users (tenants, </w:t>
-            </w:r>
-            <w:proofErr w:type="gramStart"/>
-            <w:r>
-              <w:rPr>
-                <w:rFonts w:asciiTheme="majorBidi" w:hAnsiTheme="majorBidi" w:cstheme="majorBidi"/>
-              </w:rPr>
-              <w:t>landlords</w:t>
-            </w:r>
-            <w:proofErr w:type="gramEnd"/>
-            <w:r>
-              <w:rPr>
-                <w:rFonts w:asciiTheme="majorBidi" w:hAnsiTheme="majorBidi" w:cstheme="majorBidi"/>
-              </w:rPr>
-              <w:t>, Customer Service Agents) t</w:t>
-            </w:r>
-            <w:r>
-              <w:rPr>
-                <w:rFonts w:asciiTheme="majorBidi" w:hAnsiTheme="majorBidi" w:cstheme="majorBidi"/>
-              </w:rPr>
-              <w:t>o edit their profile information.</w:t>
+              <w:t>Allows users (tenants, landlords, Customer Service Agents) to edit their profile information.</w:t>
             </w:r>
           </w:p>
         </w:tc>
@@ -17656,15 +16136,7 @@
                 <w:sz w:val="24"/>
                 <w:szCs w:val="24"/>
               </w:rPr>
-              <w:t>User selects the "Edit profile" option</w:t>
-            </w:r>
-            <w:r>
-              <w:rPr>
-                <w:rFonts w:asciiTheme="majorBidi" w:eastAsia="Times New Roman" w:hAnsiTheme="majorBidi" w:cstheme="majorBidi"/>
-                <w:sz w:val="24"/>
-                <w:szCs w:val="24"/>
-              </w:rPr>
-              <w:t>.</w:t>
+              <w:t>User selects the "Edit profile" option.</w:t>
             </w:r>
           </w:p>
         </w:tc>
@@ -17718,15 +16190,7 @@
                 <w:sz w:val="24"/>
                 <w:szCs w:val="24"/>
               </w:rPr>
-              <w:t>User has an account on the platform with a re</w:t>
-            </w:r>
-            <w:r>
-              <w:rPr>
-                <w:rFonts w:asciiTheme="majorBidi" w:eastAsia="Times New Roman" w:hAnsiTheme="majorBidi" w:cstheme="majorBidi"/>
-                <w:sz w:val="24"/>
-                <w:szCs w:val="24"/>
-              </w:rPr>
-              <w:t>gistered email or phone number.</w:t>
+              <w:t>User has an account on the platform with a registered email or phone number.</w:t>
             </w:r>
           </w:p>
         </w:tc>
@@ -17779,25 +16243,7 @@
                 <w:sz w:val="24"/>
                 <w:szCs w:val="24"/>
               </w:rPr>
-              <w:t xml:space="preserve">User profile information </w:t>
-            </w:r>
-            <w:proofErr w:type="gramStart"/>
-            <w:r>
-              <w:rPr>
-                <w:rFonts w:asciiTheme="majorBidi" w:eastAsia="Times New Roman" w:hAnsiTheme="majorBidi" w:cstheme="majorBidi"/>
-                <w:sz w:val="24"/>
-                <w:szCs w:val="24"/>
-              </w:rPr>
-              <w:t>is not updated</w:t>
-            </w:r>
-            <w:proofErr w:type="gramEnd"/>
-            <w:r>
-              <w:rPr>
-                <w:rFonts w:asciiTheme="majorBidi" w:eastAsia="Times New Roman" w:hAnsiTheme="majorBidi" w:cstheme="majorBidi"/>
-                <w:sz w:val="24"/>
-                <w:szCs w:val="24"/>
-              </w:rPr>
-              <w:t>.</w:t>
+              <w:t>User profile information is not updated.</w:t>
             </w:r>
           </w:p>
         </w:tc>
@@ -17845,7 +16291,6 @@
                 <w:szCs w:val="24"/>
               </w:rPr>
             </w:pPr>
-            <w:proofErr w:type="gramStart"/>
             <w:r>
               <w:rPr>
                 <w:rFonts w:ascii="Times New Roman" w:eastAsia="Times New Roman" w:hAnsi="Symbol" w:cs="Times New Roman"/>
@@ -17860,24 +16305,7 @@
                 <w:sz w:val="24"/>
                 <w:szCs w:val="24"/>
               </w:rPr>
-              <w:t xml:space="preserve">  User</w:t>
-            </w:r>
-            <w:proofErr w:type="gramEnd"/>
-            <w:r>
-              <w:rPr>
-                <w:rFonts w:asciiTheme="majorBidi" w:eastAsia="Times New Roman" w:hAnsiTheme="majorBidi" w:cstheme="majorBidi"/>
-                <w:sz w:val="24"/>
-                <w:szCs w:val="24"/>
-              </w:rPr>
-              <w:t xml:space="preserve"> </w:t>
-            </w:r>
-            <w:r>
-              <w:rPr>
-                <w:rFonts w:asciiTheme="majorBidi" w:eastAsia="Times New Roman" w:hAnsiTheme="majorBidi" w:cstheme="majorBidi"/>
-                <w:sz w:val="24"/>
-                <w:szCs w:val="24"/>
-              </w:rPr>
-              <w:t>selects the field that he want to change.</w:t>
+              <w:t xml:space="preserve">  User selects the field that he want to change.</w:t>
             </w:r>
           </w:p>
           <w:p>
@@ -17889,7 +16317,6 @@
                 <w:szCs w:val="24"/>
               </w:rPr>
             </w:pPr>
-            <w:proofErr w:type="gramStart"/>
             <w:r>
               <w:rPr>
                 <w:rFonts w:ascii="Times New Roman" w:eastAsia="Times New Roman" w:hAnsi="Symbol" w:cs="Times New Roman"/>
@@ -17904,16 +16331,7 @@
                 <w:sz w:val="24"/>
                 <w:szCs w:val="24"/>
               </w:rPr>
-              <w:t xml:space="preserve">  User</w:t>
-            </w:r>
-            <w:proofErr w:type="gramEnd"/>
-            <w:r>
-              <w:rPr>
-                <w:rFonts w:asciiTheme="majorBidi" w:eastAsia="Times New Roman" w:hAnsiTheme="majorBidi" w:cstheme="majorBidi"/>
-                <w:sz w:val="24"/>
-                <w:szCs w:val="24"/>
-              </w:rPr>
-              <w:t xml:space="preserve"> enters the new information.</w:t>
+              <w:t xml:space="preserve">  User enters the new information.</w:t>
             </w:r>
           </w:p>
           <w:p>
@@ -17923,7 +16341,6 @@
                 <w:rFonts w:asciiTheme="majorBidi" w:hAnsiTheme="majorBidi" w:cstheme="majorBidi"/>
               </w:rPr>
             </w:pPr>
-            <w:proofErr w:type="gramStart"/>
             <w:r>
               <w:rPr>
                 <w:rFonts w:ascii="Times New Roman" w:eastAsia="Times New Roman" w:hAnsi="Symbol" w:cs="Times New Roman"/>
@@ -17948,18 +16365,7 @@
                 <w:szCs w:val="24"/>
                 <w14:ligatures w14:val="none"/>
               </w:rPr>
-              <w:t>Platform</w:t>
-            </w:r>
-            <w:proofErr w:type="gramEnd"/>
-            <w:r>
-              <w:rPr>
-                <w:rFonts w:asciiTheme="majorBidi" w:eastAsia="Times New Roman" w:hAnsiTheme="majorBidi" w:cstheme="majorBidi"/>
-                <w:kern w:val="0"/>
-                <w:sz w:val="24"/>
-                <w:szCs w:val="24"/>
-                <w14:ligatures w14:val="none"/>
-              </w:rPr>
-              <w:t xml:space="preserve"> </w:t>
+              <w:t xml:space="preserve">Platform </w:t>
             </w:r>
             <w:r>
               <w:rPr>
@@ -18403,7 +16809,25 @@
               <w:rPr>
                 <w:rFonts w:asciiTheme="majorBidi" w:hAnsiTheme="majorBidi" w:cstheme="majorBidi"/>
               </w:rPr>
-              <w:t>User (Tenant, Landlord, or Customer Service Agent)</w:t>
+              <w:t xml:space="preserve">User (Tenant, Landlord, </w:t>
+            </w:r>
+            <w:r>
+              <w:rPr>
+                <w:rFonts w:asciiTheme="majorBidi" w:hAnsiTheme="majorBidi" w:cstheme="majorBidi"/>
+              </w:rPr>
+              <w:t>Customer Service Agent</w:t>
+            </w:r>
+            <w:r>
+              <w:rPr>
+                <w:rFonts w:asciiTheme="majorBidi" w:hAnsiTheme="majorBidi" w:cstheme="majorBidi"/>
+              </w:rPr>
+              <w:t>, or Admin</w:t>
+            </w:r>
+            <w:r>
+              <w:rPr>
+                <w:rFonts w:asciiTheme="majorBidi" w:hAnsiTheme="majorBidi" w:cstheme="majorBidi"/>
+              </w:rPr>
+              <w:t>)</w:t>
             </w:r>
           </w:p>
         </w:tc>
@@ -18571,7 +16995,6 @@
                 <w:szCs w:val="24"/>
               </w:rPr>
             </w:pPr>
-            <w:proofErr w:type="gramStart"/>
             <w:r>
               <w:rPr>
                 <w:rFonts w:ascii="Times New Roman" w:eastAsia="Times New Roman" w:hAnsi="Symbol" w:cs="Times New Roman"/>
@@ -18586,16 +17009,7 @@
                 <w:sz w:val="24"/>
                 <w:szCs w:val="24"/>
               </w:rPr>
-              <w:t xml:space="preserve">  User</w:t>
-            </w:r>
-            <w:proofErr w:type="gramEnd"/>
-            <w:r>
-              <w:rPr>
-                <w:rFonts w:asciiTheme="majorBidi" w:eastAsia="Times New Roman" w:hAnsiTheme="majorBidi" w:cstheme="majorBidi"/>
-                <w:sz w:val="24"/>
-                <w:szCs w:val="24"/>
-              </w:rPr>
-              <w:t xml:space="preserve"> has an existing account with registered email/username and password.</w:t>
+              <w:t xml:space="preserve">  User has an existing account with registered email/username and password.</w:t>
             </w:r>
           </w:p>
           <w:p>
@@ -18607,7 +17021,6 @@
                 <w:szCs w:val="24"/>
               </w:rPr>
             </w:pPr>
-            <w:proofErr w:type="gramStart"/>
             <w:r>
               <w:rPr>
                 <w:rFonts w:ascii="Times New Roman" w:eastAsia="Times New Roman" w:hAnsi="Symbol" w:cs="Times New Roman"/>
@@ -18624,18 +17037,7 @@
                 <w:szCs w:val="24"/>
                 <w14:ligatures w14:val="none"/>
               </w:rPr>
-              <w:t xml:space="preserve">  The</w:t>
-            </w:r>
-            <w:proofErr w:type="gramEnd"/>
-            <w:r>
-              <w:rPr>
-                <w:rFonts w:asciiTheme="majorBidi" w:eastAsia="Times New Roman" w:hAnsiTheme="majorBidi" w:cstheme="majorBidi"/>
-                <w:kern w:val="0"/>
-                <w:sz w:val="24"/>
-                <w:szCs w:val="24"/>
-                <w14:ligatures w14:val="none"/>
-              </w:rPr>
-              <w:t xml:space="preserve"> user’s device is compatible with the platform.</w:t>
+              <w:t xml:space="preserve">  The user’s device is compatible with the platform.</w:t>
             </w:r>
           </w:p>
         </w:tc>
@@ -18682,7 +17084,6 @@
                 <w:szCs w:val="24"/>
               </w:rPr>
             </w:pPr>
-            <w:proofErr w:type="gramStart"/>
             <w:r>
               <w:rPr>
                 <w:rFonts w:ascii="Times New Roman" w:eastAsia="Times New Roman" w:hAnsi="Symbol" w:cs="Times New Roman"/>
@@ -18697,16 +17098,7 @@
                 <w:sz w:val="24"/>
                 <w:szCs w:val="24"/>
               </w:rPr>
-              <w:t xml:space="preserve">  Login</w:t>
-            </w:r>
-            <w:proofErr w:type="gramEnd"/>
-            <w:r>
-              <w:rPr>
-                <w:rFonts w:asciiTheme="majorBidi" w:eastAsia="Times New Roman" w:hAnsiTheme="majorBidi" w:cstheme="majorBidi"/>
-                <w:sz w:val="24"/>
-                <w:szCs w:val="24"/>
-              </w:rPr>
-              <w:t xml:space="preserve"> process includes security measures such as CAPTCHA or multi-factor authentication for authorized access.</w:t>
+              <w:t xml:space="preserve">  Login process includes security measures such as CAPTCHA or multi-factor authentication for authorized access.</w:t>
             </w:r>
           </w:p>
           <w:p>
@@ -18718,7 +17110,6 @@
                 <w:bCs/>
               </w:rPr>
             </w:pPr>
-            <w:proofErr w:type="gramStart"/>
             <w:r>
               <w:rPr>
                 <w:rFonts w:ascii="Times New Roman" w:eastAsia="Times New Roman" w:hAnsi="Symbol" w:cs="Times New Roman"/>
@@ -18735,18 +17126,7 @@
                 <w:szCs w:val="24"/>
                 <w14:ligatures w14:val="none"/>
               </w:rPr>
-              <w:t xml:space="preserve">  System</w:t>
-            </w:r>
-            <w:proofErr w:type="gramEnd"/>
-            <w:r>
-              <w:rPr>
-                <w:rFonts w:asciiTheme="majorBidi" w:eastAsia="Times New Roman" w:hAnsiTheme="majorBidi" w:cstheme="majorBidi"/>
-                <w:kern w:val="0"/>
-                <w:sz w:val="24"/>
-                <w:szCs w:val="24"/>
-                <w14:ligatures w14:val="none"/>
-              </w:rPr>
-              <w:t xml:space="preserve"> enforces lockout policies after multiple failed login attempts.</w:t>
+              <w:t xml:space="preserve">  System enforces lockout policies after multiple failed login attempts.</w:t>
             </w:r>
           </w:p>
         </w:tc>
@@ -18794,7 +17174,6 @@
                 <w:szCs w:val="24"/>
               </w:rPr>
             </w:pPr>
-            <w:proofErr w:type="gramStart"/>
             <w:r>
               <w:rPr>
                 <w:rFonts w:ascii="Times New Roman" w:eastAsia="Times New Roman" w:hAnsi="Symbol" w:cs="Times New Roman"/>
@@ -18809,16 +17188,7 @@
                 <w:sz w:val="24"/>
                 <w:szCs w:val="24"/>
               </w:rPr>
-              <w:t xml:space="preserve">  User</w:t>
-            </w:r>
-            <w:proofErr w:type="gramEnd"/>
-            <w:r>
-              <w:rPr>
-                <w:rFonts w:asciiTheme="majorBidi" w:eastAsia="Times New Roman" w:hAnsiTheme="majorBidi" w:cstheme="majorBidi"/>
-                <w:sz w:val="24"/>
-                <w:szCs w:val="24"/>
-              </w:rPr>
-              <w:t xml:space="preserve"> enters their email/username and password on the login page.</w:t>
+              <w:t xml:space="preserve">  User enters their email/username and password on the login page.</w:t>
             </w:r>
           </w:p>
           <w:p>
@@ -18830,7 +17200,6 @@
                 <w:szCs w:val="24"/>
               </w:rPr>
             </w:pPr>
-            <w:proofErr w:type="gramStart"/>
             <w:r>
               <w:rPr>
                 <w:rFonts w:ascii="Times New Roman" w:eastAsia="Times New Roman" w:hAnsi="Symbol" w:cs="Times New Roman"/>
@@ -18845,16 +17214,7 @@
                 <w:sz w:val="24"/>
                 <w:szCs w:val="24"/>
               </w:rPr>
-              <w:t xml:space="preserve">  Platform</w:t>
-            </w:r>
-            <w:proofErr w:type="gramEnd"/>
-            <w:r>
-              <w:rPr>
-                <w:rFonts w:asciiTheme="majorBidi" w:eastAsia="Times New Roman" w:hAnsiTheme="majorBidi" w:cstheme="majorBidi"/>
-                <w:sz w:val="24"/>
-                <w:szCs w:val="24"/>
-              </w:rPr>
-              <w:t xml:space="preserve"> validates credentials.</w:t>
+              <w:t xml:space="preserve">  Platform validates credentials.</w:t>
             </w:r>
           </w:p>
           <w:p>
@@ -18864,7 +17224,6 @@
                 <w:rFonts w:asciiTheme="majorBidi" w:hAnsiTheme="majorBidi" w:cstheme="majorBidi"/>
               </w:rPr>
             </w:pPr>
-            <w:proofErr w:type="gramStart"/>
             <w:r>
               <w:rPr>
                 <w:rFonts w:ascii="Times New Roman" w:eastAsia="Times New Roman" w:hAnsi="Symbol" w:cs="Times New Roman"/>
@@ -18881,18 +17240,7 @@
                 <w:szCs w:val="24"/>
                 <w14:ligatures w14:val="none"/>
               </w:rPr>
-              <w:t xml:space="preserve">  If</w:t>
-            </w:r>
-            <w:proofErr w:type="gramEnd"/>
-            <w:r>
-              <w:rPr>
-                <w:rFonts w:asciiTheme="majorBidi" w:eastAsia="Times New Roman" w:hAnsiTheme="majorBidi" w:cstheme="majorBidi"/>
-                <w:kern w:val="0"/>
-                <w:sz w:val="24"/>
-                <w:szCs w:val="24"/>
-                <w14:ligatures w14:val="none"/>
-              </w:rPr>
-              <w:t xml:space="preserve"> credentials are correct, the user is granted access to their account.</w:t>
+              <w:t xml:space="preserve">  If credentials are correct, the user is granted access to their account.</w:t>
             </w:r>
           </w:p>
         </w:tc>
@@ -19312,25 +17660,7 @@
               <w:rPr>
                 <w:rFonts w:asciiTheme="majorBidi" w:hAnsiTheme="majorBidi" w:cstheme="majorBidi"/>
               </w:rPr>
-              <w:t xml:space="preserve">User (Tenant or </w:t>
-            </w:r>
-            <w:r>
-              <w:rPr>
-                <w:rFonts w:asciiTheme="majorBidi" w:hAnsiTheme="majorBidi" w:cstheme="majorBidi"/>
-              </w:rPr>
-              <w:t>Lan</w:t>
-            </w:r>
-            <w:r>
-              <w:rPr>
-                <w:rFonts w:asciiTheme="majorBidi" w:hAnsiTheme="majorBidi" w:cstheme="majorBidi"/>
-              </w:rPr>
-              <w:t>dlord</w:t>
-            </w:r>
-            <w:r>
-              <w:rPr>
-                <w:rFonts w:asciiTheme="majorBidi" w:hAnsiTheme="majorBidi" w:cstheme="majorBidi"/>
-              </w:rPr>
-              <w:t>)</w:t>
+              <w:t>User (Tenant or Landlord)</w:t>
             </w:r>
           </w:p>
         </w:tc>
@@ -19391,33 +17721,7 @@
               <w:rPr>
                 <w:rFonts w:asciiTheme="majorBidi" w:hAnsiTheme="majorBidi" w:cstheme="majorBidi"/>
               </w:rPr>
-              <w:t>Allows any user (tenant or</w:t>
-            </w:r>
-            <w:r>
-              <w:rPr>
-                <w:rFonts w:asciiTheme="majorBidi" w:hAnsiTheme="majorBidi" w:cstheme="majorBidi"/>
-              </w:rPr>
-              <w:t xml:space="preserve"> </w:t>
-            </w:r>
-            <w:proofErr w:type="gramStart"/>
-            <w:r>
-              <w:rPr>
-                <w:rFonts w:asciiTheme="majorBidi" w:hAnsiTheme="majorBidi" w:cstheme="majorBidi"/>
-              </w:rPr>
-              <w:t>lan</w:t>
-            </w:r>
-            <w:r>
-              <w:rPr>
-                <w:rFonts w:asciiTheme="majorBidi" w:hAnsiTheme="majorBidi" w:cstheme="majorBidi"/>
-              </w:rPr>
-              <w:t>dlord</w:t>
-            </w:r>
-            <w:proofErr w:type="gramEnd"/>
-            <w:r>
-              <w:rPr>
-                <w:rFonts w:asciiTheme="majorBidi" w:hAnsiTheme="majorBidi" w:cstheme="majorBidi"/>
-              </w:rPr>
-              <w:t>) to deposit money into his balance.</w:t>
+              <w:t>Allows any user (tenant or landlord) to deposit money into his balance.</w:t>
             </w:r>
           </w:p>
         </w:tc>
@@ -19476,31 +17780,7 @@
                 <w:sz w:val="24"/>
                 <w:szCs w:val="24"/>
               </w:rPr>
-              <w:t xml:space="preserve">User selects </w:t>
-            </w:r>
-            <w:r>
-              <w:rPr>
-                <w:rFonts w:asciiTheme="majorBidi" w:eastAsia="Times New Roman" w:hAnsiTheme="majorBidi" w:cstheme="majorBidi"/>
-                <w:sz w:val="24"/>
-                <w:szCs w:val="24"/>
-              </w:rPr>
-              <w:t>"</w:t>
-            </w:r>
-            <w:r>
-              <w:rPr>
-                <w:rFonts w:asciiTheme="majorBidi" w:eastAsia="Times New Roman" w:hAnsiTheme="majorBidi" w:cstheme="majorBidi"/>
-                <w:sz w:val="24"/>
-                <w:szCs w:val="24"/>
-              </w:rPr>
-              <w:t>Deposit</w:t>
-            </w:r>
-            <w:r>
-              <w:rPr>
-                <w:rFonts w:asciiTheme="majorBidi" w:eastAsia="Times New Roman" w:hAnsiTheme="majorBidi" w:cstheme="majorBidi"/>
-                <w:sz w:val="24"/>
-                <w:szCs w:val="24"/>
-              </w:rPr>
-              <w:t>".</w:t>
+              <w:t>User selects "Deposit".</w:t>
             </w:r>
           </w:p>
         </w:tc>
@@ -19653,7 +17933,6 @@
                 <w:rFonts w:asciiTheme="majorBidi" w:hAnsiTheme="majorBidi" w:cstheme="majorBidi"/>
               </w:rPr>
             </w:pPr>
-            <w:proofErr w:type="gramStart"/>
             <w:r>
               <w:rPr>
                 <w:rFonts w:ascii="Times New Roman" w:eastAsia="Times New Roman" w:hAnsi="Symbol" w:cs="Times New Roman"/>
@@ -19676,34 +17955,13 @@
                 <w:sz w:val="24"/>
                 <w:szCs w:val="24"/>
               </w:rPr>
-              <w:t>User</w:t>
-            </w:r>
-            <w:proofErr w:type="gramEnd"/>
-            <w:r>
-              <w:rPr>
-                <w:rFonts w:asciiTheme="majorBidi" w:eastAsia="Times New Roman" w:hAnsiTheme="majorBidi" w:cstheme="majorBidi"/>
-                <w:sz w:val="24"/>
-                <w:szCs w:val="24"/>
-              </w:rPr>
-              <w:t xml:space="preserve"> chooses the deposit method </w:t>
-            </w:r>
-            <w:r>
-              <w:rPr>
-                <w:rFonts w:asciiTheme="majorBidi" w:hAnsiTheme="majorBidi" w:cstheme="majorBidi"/>
-              </w:rPr>
-              <w:t>(Credit or electronic wallet</w:t>
-            </w:r>
-            <w:r>
-              <w:rPr>
-                <w:rFonts w:asciiTheme="majorBidi" w:hAnsiTheme="majorBidi" w:cstheme="majorBidi"/>
-              </w:rPr>
-              <w:t>)</w:t>
-            </w:r>
-            <w:r>
-              <w:rPr>
-                <w:rFonts w:asciiTheme="majorBidi" w:hAnsiTheme="majorBidi" w:cstheme="majorBidi"/>
-              </w:rPr>
-              <w:t>.</w:t>
+              <w:t xml:space="preserve">User chooses the deposit method </w:t>
+            </w:r>
+            <w:r>
+              <w:rPr>
+                <w:rFonts w:asciiTheme="majorBidi" w:hAnsiTheme="majorBidi" w:cstheme="majorBidi"/>
+              </w:rPr>
+              <w:t>(Credit or electronic wallet).</w:t>
             </w:r>
           </w:p>
           <w:p>
@@ -19715,7 +17973,6 @@
                 <w:szCs w:val="24"/>
               </w:rPr>
             </w:pPr>
-            <w:proofErr w:type="gramStart"/>
             <w:r>
               <w:rPr>
                 <w:rFonts w:ascii="Times New Roman" w:eastAsia="Times New Roman" w:hAnsi="Symbol" w:cs="Times New Roman"/>
@@ -19738,16 +17995,7 @@
                 <w:sz w:val="24"/>
                 <w:szCs w:val="24"/>
               </w:rPr>
-              <w:t xml:space="preserve"> User</w:t>
-            </w:r>
-            <w:proofErr w:type="gramEnd"/>
-            <w:r>
-              <w:rPr>
-                <w:rFonts w:asciiTheme="majorBidi" w:eastAsia="Times New Roman" w:hAnsiTheme="majorBidi" w:cstheme="majorBidi"/>
-                <w:sz w:val="24"/>
-                <w:szCs w:val="24"/>
-              </w:rPr>
-              <w:t xml:space="preserve"> enter the required information.</w:t>
+              <w:t xml:space="preserve"> User enter the required information.</w:t>
             </w:r>
           </w:p>
           <w:p>
@@ -19757,7 +18005,6 @@
                 <w:rFonts w:asciiTheme="majorBidi" w:hAnsiTheme="majorBidi" w:cstheme="majorBidi"/>
               </w:rPr>
             </w:pPr>
-            <w:proofErr w:type="gramStart"/>
             <w:r>
               <w:rPr>
                 <w:rFonts w:ascii="Times New Roman" w:eastAsia="Times New Roman" w:hAnsi="Symbol" w:cs="Times New Roman"/>
@@ -19780,16 +18027,7 @@
                 <w:sz w:val="24"/>
                 <w:szCs w:val="24"/>
               </w:rPr>
-              <w:t>The</w:t>
-            </w:r>
-            <w:proofErr w:type="gramEnd"/>
-            <w:r>
-              <w:rPr>
-                <w:rFonts w:asciiTheme="majorBidi" w:eastAsia="Times New Roman" w:hAnsiTheme="majorBidi" w:cstheme="majorBidi"/>
-                <w:sz w:val="24"/>
-                <w:szCs w:val="24"/>
-              </w:rPr>
-              <w:t xml:space="preserve"> amount of money is deposited to the use balance.</w:t>
+              <w:t>The amount of money is deposited to the use balance.</w:t>
             </w:r>
           </w:p>
         </w:tc>
@@ -19843,31 +18081,7 @@
                 <w:sz w:val="24"/>
                 <w:szCs w:val="24"/>
               </w:rPr>
-              <w:t xml:space="preserve">If the </w:t>
-            </w:r>
-            <w:r>
-              <w:rPr>
-                <w:rFonts w:asciiTheme="majorBidi" w:eastAsia="Times New Roman" w:hAnsiTheme="majorBidi" w:cstheme="majorBidi"/>
-                <w:sz w:val="24"/>
-                <w:szCs w:val="24"/>
-              </w:rPr>
-              <w:t>Credit or electronic wall</w:t>
-            </w:r>
-            <w:r>
-              <w:rPr>
-                <w:rFonts w:asciiTheme="majorBidi" w:eastAsia="Times New Roman" w:hAnsiTheme="majorBidi" w:cstheme="majorBidi"/>
-                <w:sz w:val="24"/>
-                <w:szCs w:val="24"/>
-              </w:rPr>
-              <w:t>et required information is wrong, the system will notify user</w:t>
-            </w:r>
-            <w:r>
-              <w:rPr>
-                <w:rFonts w:asciiTheme="majorBidi" w:eastAsia="Times New Roman" w:hAnsiTheme="majorBidi" w:cstheme="majorBidi"/>
-                <w:sz w:val="24"/>
-                <w:szCs w:val="24"/>
-              </w:rPr>
-              <w:t>.</w:t>
+              <w:t>If the Credit or electronic wallet required information is wrong, the system will notify user.</w:t>
             </w:r>
           </w:p>
         </w:tc>
@@ -19925,21 +18139,7 @@
               <w:rPr>
                 <w:rFonts w:asciiTheme="majorBidi" w:hAnsiTheme="majorBidi" w:cstheme="majorBidi"/>
               </w:rPr>
-              <w:t xml:space="preserve">deposit process </w:t>
-            </w:r>
-            <w:proofErr w:type="gramStart"/>
-            <w:r>
-              <w:rPr>
-                <w:rFonts w:asciiTheme="majorBidi" w:hAnsiTheme="majorBidi" w:cstheme="majorBidi"/>
-              </w:rPr>
-              <w:t>is completed</w:t>
-            </w:r>
-            <w:proofErr w:type="gramEnd"/>
-            <w:r>
-              <w:rPr>
-                <w:rFonts w:asciiTheme="majorBidi" w:hAnsiTheme="majorBidi" w:cstheme="majorBidi"/>
-              </w:rPr>
-              <w:t xml:space="preserve"> </w:t>
+              <w:t xml:space="preserve">deposit process is completed </w:t>
             </w:r>
             <w:r>
               <w:rPr>
@@ -20338,33 +18538,7 @@
               <w:rPr>
                 <w:rFonts w:asciiTheme="majorBidi" w:hAnsiTheme="majorBidi" w:cstheme="majorBidi"/>
               </w:rPr>
-              <w:t xml:space="preserve">Allows any user (tenant or </w:t>
-            </w:r>
-            <w:proofErr w:type="gramStart"/>
-            <w:r>
-              <w:rPr>
-                <w:rFonts w:asciiTheme="majorBidi" w:hAnsiTheme="majorBidi" w:cstheme="majorBidi"/>
-              </w:rPr>
-              <w:t>landlord</w:t>
-            </w:r>
-            <w:proofErr w:type="gramEnd"/>
-            <w:r>
-              <w:rPr>
-                <w:rFonts w:asciiTheme="majorBidi" w:hAnsiTheme="majorBidi" w:cstheme="majorBidi"/>
-              </w:rPr>
-              <w:t xml:space="preserve">) to </w:t>
-            </w:r>
-            <w:r>
-              <w:rPr>
-                <w:rFonts w:asciiTheme="majorBidi" w:hAnsiTheme="majorBidi" w:cstheme="majorBidi"/>
-              </w:rPr>
-              <w:t>withdraw money from</w:t>
-            </w:r>
-            <w:r>
-              <w:rPr>
-                <w:rFonts w:asciiTheme="majorBidi" w:hAnsiTheme="majorBidi" w:cstheme="majorBidi"/>
-              </w:rPr>
-              <w:t xml:space="preserve"> his balance.</w:t>
+              <w:t>Allows any user (tenant or landlord) to withdraw money from his balance.</w:t>
             </w:r>
           </w:p>
         </w:tc>
@@ -20422,23 +18596,7 @@
                 <w:sz w:val="24"/>
                 <w:szCs w:val="24"/>
               </w:rPr>
-              <w:t>User selects "</w:t>
-            </w:r>
-            <w:r>
-              <w:rPr>
-                <w:rFonts w:asciiTheme="majorBidi" w:eastAsia="Times New Roman" w:hAnsiTheme="majorBidi" w:cstheme="majorBidi"/>
-                <w:sz w:val="24"/>
-                <w:szCs w:val="24"/>
-              </w:rPr>
-              <w:t>Withdraw</w:t>
-            </w:r>
-            <w:r>
-              <w:rPr>
-                <w:rFonts w:asciiTheme="majorBidi" w:eastAsia="Times New Roman" w:hAnsiTheme="majorBidi" w:cstheme="majorBidi"/>
-                <w:sz w:val="24"/>
-                <w:szCs w:val="24"/>
-              </w:rPr>
-              <w:t>".</w:t>
+              <w:t>User selects "Withdraw".</w:t>
             </w:r>
           </w:p>
         </w:tc>
@@ -20588,7 +18746,6 @@
                 <w:rFonts w:asciiTheme="majorBidi" w:hAnsiTheme="majorBidi" w:cstheme="majorBidi"/>
               </w:rPr>
             </w:pPr>
-            <w:proofErr w:type="gramStart"/>
             <w:r>
               <w:rPr>
                 <w:rFonts w:ascii="Times New Roman" w:eastAsia="Times New Roman" w:hAnsi="Symbol" w:cs="Times New Roman"/>
@@ -20603,32 +18760,7 @@
                 <w:sz w:val="24"/>
                 <w:szCs w:val="24"/>
               </w:rPr>
-              <w:t xml:space="preserve">  User</w:t>
-            </w:r>
-            <w:proofErr w:type="gramEnd"/>
-            <w:r>
-              <w:rPr>
-                <w:rFonts w:asciiTheme="majorBidi" w:eastAsia="Times New Roman" w:hAnsiTheme="majorBidi" w:cstheme="majorBidi"/>
-                <w:sz w:val="24"/>
-                <w:szCs w:val="24"/>
-              </w:rPr>
-              <w:t xml:space="preserve"> chooses the </w:t>
-            </w:r>
-            <w:r>
-              <w:rPr>
-                <w:rFonts w:asciiTheme="majorBidi" w:eastAsia="Times New Roman" w:hAnsiTheme="majorBidi" w:cstheme="majorBidi"/>
-                <w:sz w:val="24"/>
-                <w:szCs w:val="24"/>
-              </w:rPr>
-              <w:t>withdraw</w:t>
-            </w:r>
-            <w:r>
-              <w:rPr>
-                <w:rFonts w:asciiTheme="majorBidi" w:eastAsia="Times New Roman" w:hAnsiTheme="majorBidi" w:cstheme="majorBidi"/>
-                <w:sz w:val="24"/>
-                <w:szCs w:val="24"/>
-              </w:rPr>
-              <w:t xml:space="preserve"> method </w:t>
+              <w:t xml:space="preserve">  User chooses the withdraw method </w:t>
             </w:r>
             <w:r>
               <w:rPr>
@@ -20646,7 +18778,6 @@
                 <w:szCs w:val="24"/>
               </w:rPr>
             </w:pPr>
-            <w:proofErr w:type="gramStart"/>
             <w:r>
               <w:rPr>
                 <w:rFonts w:ascii="Times New Roman" w:eastAsia="Times New Roman" w:hAnsi="Symbol" w:cs="Times New Roman"/>
@@ -20669,16 +18800,7 @@
                 <w:sz w:val="24"/>
                 <w:szCs w:val="24"/>
               </w:rPr>
-              <w:t xml:space="preserve"> User</w:t>
-            </w:r>
-            <w:proofErr w:type="gramEnd"/>
-            <w:r>
-              <w:rPr>
-                <w:rFonts w:asciiTheme="majorBidi" w:eastAsia="Times New Roman" w:hAnsiTheme="majorBidi" w:cstheme="majorBidi"/>
-                <w:sz w:val="24"/>
-                <w:szCs w:val="24"/>
-              </w:rPr>
-              <w:t xml:space="preserve"> enter the required information.</w:t>
+              <w:t xml:space="preserve"> User enter the required information.</w:t>
             </w:r>
           </w:p>
           <w:p>
@@ -20688,7 +18810,6 @@
                 <w:rFonts w:asciiTheme="majorBidi" w:hAnsiTheme="majorBidi" w:cstheme="majorBidi"/>
               </w:rPr>
             </w:pPr>
-            <w:proofErr w:type="gramStart"/>
             <w:r>
               <w:rPr>
                 <w:rFonts w:ascii="Times New Roman" w:eastAsia="Times New Roman" w:hAnsi="Symbol" w:cs="Times New Roman"/>
@@ -20703,16 +18824,7 @@
                 <w:sz w:val="24"/>
                 <w:szCs w:val="24"/>
               </w:rPr>
-              <w:t xml:space="preserve">  The</w:t>
-            </w:r>
-            <w:proofErr w:type="gramEnd"/>
-            <w:r>
-              <w:rPr>
-                <w:rFonts w:asciiTheme="majorBidi" w:eastAsia="Times New Roman" w:hAnsiTheme="majorBidi" w:cstheme="majorBidi"/>
-                <w:sz w:val="24"/>
-                <w:szCs w:val="24"/>
-              </w:rPr>
-              <w:t xml:space="preserve"> amou</w:t>
+              <w:t xml:space="preserve">  The amou</w:t>
             </w:r>
             <w:r>
               <w:rPr>
@@ -20774,7 +18886,6 @@
                 <w:szCs w:val="24"/>
               </w:rPr>
             </w:pPr>
-            <w:proofErr w:type="gramStart"/>
             <w:r>
               <w:rPr>
                 <w:rFonts w:ascii="Times New Roman" w:eastAsia="Times New Roman" w:hAnsi="Symbol" w:cs="Times New Roman"/>
@@ -20797,16 +18908,7 @@
                 <w:sz w:val="24"/>
                 <w:szCs w:val="24"/>
               </w:rPr>
-              <w:t>If</w:t>
-            </w:r>
-            <w:proofErr w:type="gramEnd"/>
-            <w:r>
-              <w:rPr>
-                <w:rFonts w:asciiTheme="majorBidi" w:eastAsia="Times New Roman" w:hAnsiTheme="majorBidi" w:cstheme="majorBidi"/>
-                <w:sz w:val="24"/>
-                <w:szCs w:val="24"/>
-              </w:rPr>
-              <w:t xml:space="preserve"> the Credit or electronic wallet required information is wrong, the system will notify user.</w:t>
+              <w:t>If the Credit or electronic wallet required information is wrong, the system will notify user.</w:t>
             </w:r>
           </w:p>
           <w:p>
@@ -20891,45 +18993,7 @@
               <w:rPr>
                 <w:rFonts w:asciiTheme="majorBidi" w:hAnsiTheme="majorBidi" w:cstheme="majorBidi"/>
               </w:rPr>
-              <w:t xml:space="preserve">The withdrawal process </w:t>
-            </w:r>
-            <w:proofErr w:type="gramStart"/>
-            <w:r>
-              <w:rPr>
-                <w:rFonts w:asciiTheme="majorBidi" w:hAnsiTheme="majorBidi" w:cstheme="majorBidi"/>
-              </w:rPr>
-              <w:t xml:space="preserve">is </w:t>
-            </w:r>
-            <w:r>
-              <w:rPr>
-                <w:rFonts w:asciiTheme="majorBidi" w:hAnsiTheme="majorBidi" w:cstheme="majorBidi"/>
-              </w:rPr>
-              <w:t>completed</w:t>
-            </w:r>
-            <w:proofErr w:type="gramEnd"/>
-            <w:r>
-              <w:rPr>
-                <w:rFonts w:asciiTheme="majorBidi" w:hAnsiTheme="majorBidi" w:cstheme="majorBidi"/>
-              </w:rPr>
-              <w:t xml:space="preserve"> </w:t>
-            </w:r>
-            <w:r>
-              <w:rPr>
-                <w:rFonts w:asciiTheme="majorBidi" w:hAnsiTheme="majorBidi" w:cstheme="majorBidi"/>
-              </w:rPr>
-              <w:t>successful</w:t>
-            </w:r>
-            <w:r>
-              <w:rPr>
-                <w:rFonts w:asciiTheme="majorBidi" w:hAnsiTheme="majorBidi" w:cstheme="majorBidi"/>
-              </w:rPr>
-              <w:t>ly</w:t>
-            </w:r>
-            <w:r>
-              <w:rPr>
-                <w:rFonts w:asciiTheme="majorBidi" w:hAnsiTheme="majorBidi" w:cstheme="majorBidi"/>
-              </w:rPr>
-              <w:t>.</w:t>
+              <w:t>The withdrawal process is completed successfully.</w:t>
             </w:r>
           </w:p>
         </w:tc>
@@ -35947,7 +34011,7 @@
 </file>
 
 <file path=customXml/itemProps1.xml><?xml version="1.0" encoding="utf-8"?>
-<ds:datastoreItem xmlns:ds="http://schemas.openxmlformats.org/officeDocument/2006/customXml" ds:itemID="{1D8450D0-C174-4927-AA2F-AFFA5A5E9C4A}">
+<ds:datastoreItem xmlns:ds="http://schemas.openxmlformats.org/officeDocument/2006/customXml" ds:itemID="{5CDB5CCA-1208-4D75-9315-AAA71034CA2E}">
   <ds:schemaRefs>
     <ds:schemaRef ds:uri="http://schemas.openxmlformats.org/officeDocument/2006/bibliography"/>
   </ds:schemaRefs>

--- a/docs/use_case_scenarios/Use_Case_Scenarios_V2.docx
+++ b/docs/use_case_scenarios/Use_Case_Scenarios_V2.docx
@@ -12637,8 +12637,6 @@
               </w:rPr>
               <w:t xml:space="preserve">  Tenant has completed a stay at the property.</w:t>
             </w:r>
-            <w:bookmarkStart w:id="0" w:name="_GoBack"/>
-            <w:bookmarkEnd w:id="0"/>
           </w:p>
           <w:p>
             <w:pPr>
@@ -19067,6 +19065,773 @@
           <w:rFonts w:asciiTheme="majorBidi" w:hAnsiTheme="majorBidi" w:cstheme="majorBidi"/>
         </w:rPr>
       </w:pPr>
+    </w:p>
+    <w:p>
+      <w:pPr>
+        <w:rPr>
+          <w:rFonts w:asciiTheme="majorBidi" w:hAnsiTheme="majorBidi" w:cstheme="majorBidi"/>
+        </w:rPr>
+      </w:pPr>
+    </w:p>
+    <w:p>
+      <w:pPr>
+        <w:rPr>
+          <w:rFonts w:asciiTheme="majorBidi" w:hAnsiTheme="majorBidi" w:cstheme="majorBidi"/>
+        </w:rPr>
+      </w:pPr>
+    </w:p>
+    <w:p>
+      <w:pPr>
+        <w:rPr>
+          <w:rFonts w:asciiTheme="majorBidi" w:hAnsiTheme="majorBidi" w:cstheme="majorBidi"/>
+        </w:rPr>
+      </w:pPr>
+    </w:p>
+    <w:p>
+      <w:pPr>
+        <w:rPr>
+          <w:rFonts w:asciiTheme="majorBidi" w:hAnsiTheme="majorBidi" w:cstheme="majorBidi"/>
+        </w:rPr>
+      </w:pPr>
+    </w:p>
+    <w:p>
+      <w:pPr>
+        <w:rPr>
+          <w:rFonts w:asciiTheme="majorBidi" w:hAnsiTheme="majorBidi" w:cstheme="majorBidi"/>
+        </w:rPr>
+      </w:pPr>
+    </w:p>
+    <w:p>
+      <w:pPr>
+        <w:rPr>
+          <w:rFonts w:asciiTheme="majorBidi" w:hAnsiTheme="majorBidi" w:cstheme="majorBidi"/>
+        </w:rPr>
+      </w:pPr>
+    </w:p>
+    <w:p>
+      <w:pPr>
+        <w:rPr>
+          <w:rFonts w:asciiTheme="majorBidi" w:hAnsiTheme="majorBidi" w:cstheme="majorBidi"/>
+        </w:rPr>
+      </w:pPr>
+    </w:p>
+    <w:p>
+      <w:pPr>
+        <w:rPr>
+          <w:rFonts w:asciiTheme="majorBidi" w:hAnsiTheme="majorBidi" w:cstheme="majorBidi"/>
+        </w:rPr>
+      </w:pPr>
+    </w:p>
+    <w:p>
+      <w:pPr>
+        <w:rPr>
+          <w:rFonts w:asciiTheme="majorBidi" w:hAnsiTheme="majorBidi" w:cstheme="majorBidi"/>
+        </w:rPr>
+      </w:pPr>
+    </w:p>
+    <w:p>
+      <w:pPr>
+        <w:rPr>
+          <w:rFonts w:asciiTheme="majorBidi" w:hAnsiTheme="majorBidi" w:cstheme="majorBidi"/>
+        </w:rPr>
+      </w:pPr>
+    </w:p>
+    <w:tbl>
+      <w:tblPr>
+        <w:tblStyle w:val="GridTable4-Accent5"/>
+        <w:tblW w:w="10822" w:type="dxa"/>
+        <w:tblInd w:w="-1092" w:type="dxa"/>
+        <w:tblLook w:val="04A0" w:firstRow="1" w:lastRow="0" w:firstColumn="1" w:lastColumn="0" w:noHBand="0" w:noVBand="1"/>
+      </w:tblPr>
+      <w:tblGrid>
+        <w:gridCol w:w="2504"/>
+        <w:gridCol w:w="8318"/>
+      </w:tblGrid>
+      <w:tr>
+        <w:trPr>
+          <w:cnfStyle w:val="100000000000" w:firstRow="1" w:lastRow="0" w:firstColumn="0" w:lastColumn="0" w:oddVBand="0" w:evenVBand="0" w:oddHBand="0" w:evenHBand="0" w:firstRowFirstColumn="0" w:firstRowLastColumn="0" w:lastRowFirstColumn="0" w:lastRowLastColumn="0"/>
+          <w:trHeight w:val="521"/>
+        </w:trPr>
+        <w:tc>
+          <w:tcPr>
+            <w:cnfStyle w:val="001000000000" w:firstRow="0" w:lastRow="0" w:firstColumn="1" w:lastColumn="0" w:oddVBand="0" w:evenVBand="0" w:oddHBand="0" w:evenHBand="0" w:firstRowFirstColumn="0" w:firstRowLastColumn="0" w:lastRowFirstColumn="0" w:lastRowLastColumn="0"/>
+            <w:tcW w:w="2504" w:type="dxa"/>
+          </w:tcPr>
+          <w:p>
+            <w:pPr>
+              <w:rPr>
+                <w:rFonts w:asciiTheme="majorBidi" w:hAnsiTheme="majorBidi" w:cstheme="majorBidi"/>
+                <w:sz w:val="28"/>
+                <w:szCs w:val="28"/>
+              </w:rPr>
+            </w:pPr>
+            <w:r>
+              <w:rPr>
+                <w:rFonts w:asciiTheme="majorBidi" w:hAnsiTheme="majorBidi" w:cstheme="majorBidi"/>
+                <w:sz w:val="28"/>
+                <w:szCs w:val="28"/>
+              </w:rPr>
+              <w:lastRenderedPageBreak/>
+              <w:t>Case Name:</w:t>
+            </w:r>
+          </w:p>
+        </w:tc>
+        <w:tc>
+          <w:tcPr>
+            <w:tcW w:w="8318" w:type="dxa"/>
+          </w:tcPr>
+          <w:p>
+            <w:pPr>
+              <w:tabs>
+                <w:tab w:val="left" w:pos="1308"/>
+              </w:tabs>
+              <w:cnfStyle w:val="100000000000" w:firstRow="1" w:lastRow="0" w:firstColumn="0" w:lastColumn="0" w:oddVBand="0" w:evenVBand="0" w:oddHBand="0" w:evenHBand="0" w:firstRowFirstColumn="0" w:firstRowLastColumn="0" w:lastRowFirstColumn="0" w:lastRowLastColumn="0"/>
+              <w:rPr>
+                <w:rFonts w:asciiTheme="majorBidi" w:hAnsiTheme="majorBidi" w:cstheme="majorBidi"/>
+              </w:rPr>
+            </w:pPr>
+            <w:r>
+              <w:rPr>
+                <w:rFonts w:asciiTheme="majorBidi" w:hAnsiTheme="majorBidi" w:cstheme="majorBidi"/>
+              </w:rPr>
+              <w:t>Add Customer Service</w:t>
+            </w:r>
+          </w:p>
+        </w:tc>
+      </w:tr>
+      <w:tr>
+        <w:trPr>
+          <w:cnfStyle w:val="000000100000" w:firstRow="0" w:lastRow="0" w:firstColumn="0" w:lastColumn="0" w:oddVBand="0" w:evenVBand="0" w:oddHBand="1" w:evenHBand="0" w:firstRowFirstColumn="0" w:firstRowLastColumn="0" w:lastRowFirstColumn="0" w:lastRowLastColumn="0"/>
+          <w:trHeight w:val="521"/>
+        </w:trPr>
+        <w:tc>
+          <w:tcPr>
+            <w:cnfStyle w:val="001000000000" w:firstRow="0" w:lastRow="0" w:firstColumn="1" w:lastColumn="0" w:oddVBand="0" w:evenVBand="0" w:oddHBand="0" w:evenHBand="0" w:firstRowFirstColumn="0" w:firstRowLastColumn="0" w:lastRowFirstColumn="0" w:lastRowLastColumn="0"/>
+            <w:tcW w:w="2504" w:type="dxa"/>
+          </w:tcPr>
+          <w:p>
+            <w:pPr>
+              <w:rPr>
+                <w:rFonts w:asciiTheme="majorBidi" w:hAnsiTheme="majorBidi" w:cstheme="majorBidi"/>
+                <w:sz w:val="28"/>
+                <w:szCs w:val="28"/>
+              </w:rPr>
+            </w:pPr>
+            <w:r>
+              <w:rPr>
+                <w:rFonts w:asciiTheme="majorBidi" w:hAnsiTheme="majorBidi" w:cstheme="majorBidi"/>
+                <w:sz w:val="28"/>
+                <w:szCs w:val="28"/>
+              </w:rPr>
+              <w:t>Case ID</w:t>
+            </w:r>
+          </w:p>
+        </w:tc>
+        <w:tc>
+          <w:tcPr>
+            <w:tcW w:w="8318" w:type="dxa"/>
+          </w:tcPr>
+          <w:p>
+            <w:pPr>
+              <w:cnfStyle w:val="000000100000" w:firstRow="0" w:lastRow="0" w:firstColumn="0" w:lastColumn="0" w:oddVBand="0" w:evenVBand="0" w:oddHBand="1" w:evenHBand="0" w:firstRowFirstColumn="0" w:firstRowLastColumn="0" w:lastRowFirstColumn="0" w:lastRowLastColumn="0"/>
+              <w:rPr>
+                <w:rFonts w:asciiTheme="majorBidi" w:hAnsiTheme="majorBidi" w:cstheme="majorBidi"/>
+                <w:b/>
+                <w:bCs/>
+              </w:rPr>
+            </w:pPr>
+            <w:r>
+              <w:rPr>
+                <w:rFonts w:asciiTheme="majorBidi" w:hAnsiTheme="majorBidi" w:cstheme="majorBidi"/>
+              </w:rPr>
+              <w:t>ADM-01</w:t>
+            </w:r>
+          </w:p>
+        </w:tc>
+      </w:tr>
+      <w:tr>
+        <w:trPr>
+          <w:trHeight w:val="368"/>
+        </w:trPr>
+        <w:tc>
+          <w:tcPr>
+            <w:cnfStyle w:val="001000000000" w:firstRow="0" w:lastRow="0" w:firstColumn="1" w:lastColumn="0" w:oddVBand="0" w:evenVBand="0" w:oddHBand="0" w:evenHBand="0" w:firstRowFirstColumn="0" w:firstRowLastColumn="0" w:lastRowFirstColumn="0" w:lastRowLastColumn="0"/>
+            <w:tcW w:w="2504" w:type="dxa"/>
+          </w:tcPr>
+          <w:p>
+            <w:pPr>
+              <w:rPr>
+                <w:rFonts w:asciiTheme="majorBidi" w:hAnsiTheme="majorBidi" w:cstheme="majorBidi"/>
+                <w:b w:val="0"/>
+                <w:bCs w:val="0"/>
+                <w:sz w:val="28"/>
+                <w:szCs w:val="28"/>
+              </w:rPr>
+            </w:pPr>
+            <w:r>
+              <w:rPr>
+                <w:rStyle w:val="Strong"/>
+                <w:rFonts w:asciiTheme="majorBidi" w:hAnsiTheme="majorBidi" w:cstheme="majorBidi"/>
+                <w:b/>
+                <w:bCs/>
+                <w:sz w:val="28"/>
+                <w:szCs w:val="28"/>
+              </w:rPr>
+              <w:t>Actor(s):</w:t>
+            </w:r>
+          </w:p>
+        </w:tc>
+        <w:tc>
+          <w:tcPr>
+            <w:tcW w:w="8318" w:type="dxa"/>
+          </w:tcPr>
+          <w:p>
+            <w:pPr>
+              <w:cnfStyle w:val="000000000000" w:firstRow="0" w:lastRow="0" w:firstColumn="0" w:lastColumn="0" w:oddVBand="0" w:evenVBand="0" w:oddHBand="0" w:evenHBand="0" w:firstRowFirstColumn="0" w:firstRowLastColumn="0" w:lastRowFirstColumn="0" w:lastRowLastColumn="0"/>
+              <w:rPr>
+                <w:rFonts w:asciiTheme="majorBidi" w:hAnsiTheme="majorBidi" w:cstheme="majorBidi"/>
+                <w:b/>
+                <w:bCs/>
+              </w:rPr>
+            </w:pPr>
+            <w:r>
+              <w:rPr>
+                <w:rFonts w:asciiTheme="majorBidi" w:hAnsiTheme="majorBidi" w:cstheme="majorBidi"/>
+              </w:rPr>
+              <w:t>Admin</w:t>
+            </w:r>
+          </w:p>
+        </w:tc>
+      </w:tr>
+      <w:tr>
+        <w:trPr>
+          <w:cnfStyle w:val="000000100000" w:firstRow="0" w:lastRow="0" w:firstColumn="0" w:lastColumn="0" w:oddVBand="0" w:evenVBand="0" w:oddHBand="1" w:evenHBand="0" w:firstRowFirstColumn="0" w:firstRowLastColumn="0" w:lastRowFirstColumn="0" w:lastRowLastColumn="0"/>
+          <w:trHeight w:val="440"/>
+        </w:trPr>
+        <w:tc>
+          <w:tcPr>
+            <w:cnfStyle w:val="001000000000" w:firstRow="0" w:lastRow="0" w:firstColumn="1" w:lastColumn="0" w:oddVBand="0" w:evenVBand="0" w:oddHBand="0" w:evenHBand="0" w:firstRowFirstColumn="0" w:firstRowLastColumn="0" w:lastRowFirstColumn="0" w:lastRowLastColumn="0"/>
+            <w:tcW w:w="2504" w:type="dxa"/>
+          </w:tcPr>
+          <w:p>
+            <w:pPr>
+              <w:rPr>
+                <w:rFonts w:asciiTheme="majorBidi" w:hAnsiTheme="majorBidi" w:cstheme="majorBidi"/>
+                <w:sz w:val="28"/>
+                <w:szCs w:val="28"/>
+              </w:rPr>
+            </w:pPr>
+            <w:r>
+              <w:rPr>
+                <w:rFonts w:asciiTheme="majorBidi" w:hAnsiTheme="majorBidi" w:cstheme="majorBidi"/>
+                <w:sz w:val="28"/>
+                <w:szCs w:val="28"/>
+              </w:rPr>
+              <w:t>Description</w:t>
+            </w:r>
+            <w:r>
+              <w:rPr>
+                <w:rFonts w:asciiTheme="majorBidi" w:eastAsia="Times New Roman" w:hAnsiTheme="majorBidi" w:cstheme="majorBidi"/>
+                <w:color w:val="000000"/>
+                <w:sz w:val="28"/>
+                <w:szCs w:val="28"/>
+              </w:rPr>
+              <w:t>:</w:t>
+            </w:r>
+          </w:p>
+        </w:tc>
+        <w:tc>
+          <w:tcPr>
+            <w:tcW w:w="8318" w:type="dxa"/>
+            <w:vAlign w:val="center"/>
+          </w:tcPr>
+          <w:p>
+            <w:pPr>
+              <w:cnfStyle w:val="000000100000" w:firstRow="0" w:lastRow="0" w:firstColumn="0" w:lastColumn="0" w:oddVBand="0" w:evenVBand="0" w:oddHBand="1" w:evenHBand="0" w:firstRowFirstColumn="0" w:firstRowLastColumn="0" w:lastRowFirstColumn="0" w:lastRowLastColumn="0"/>
+              <w:rPr>
+                <w:rFonts w:asciiTheme="majorBidi" w:eastAsia="Times New Roman" w:hAnsiTheme="majorBidi" w:cstheme="majorBidi"/>
+                <w:sz w:val="24"/>
+                <w:szCs w:val="24"/>
+              </w:rPr>
+            </w:pPr>
+            <w:r>
+              <w:rPr>
+                <w:rFonts w:asciiTheme="majorBidi" w:hAnsiTheme="majorBidi" w:cstheme="majorBidi"/>
+              </w:rPr>
+              <w:t>Add new customer service agent to the website.</w:t>
+            </w:r>
+          </w:p>
+        </w:tc>
+      </w:tr>
+      <w:tr>
+        <w:trPr>
+          <w:trHeight w:val="440"/>
+        </w:trPr>
+        <w:tc>
+          <w:tcPr>
+            <w:cnfStyle w:val="001000000000" w:firstRow="0" w:lastRow="0" w:firstColumn="1" w:lastColumn="0" w:oddVBand="0" w:evenVBand="0" w:oddHBand="0" w:evenHBand="0" w:firstRowFirstColumn="0" w:firstRowLastColumn="0" w:lastRowFirstColumn="0" w:lastRowLastColumn="0"/>
+            <w:tcW w:w="2504" w:type="dxa"/>
+          </w:tcPr>
+          <w:p>
+            <w:pPr>
+              <w:rPr>
+                <w:rFonts w:asciiTheme="majorBidi" w:hAnsiTheme="majorBidi" w:cstheme="majorBidi"/>
+                <w:b w:val="0"/>
+                <w:bCs w:val="0"/>
+                <w:sz w:val="28"/>
+                <w:szCs w:val="28"/>
+              </w:rPr>
+            </w:pPr>
+            <w:r>
+              <w:rPr>
+                <w:rStyle w:val="Strong"/>
+                <w:rFonts w:asciiTheme="majorBidi" w:hAnsiTheme="majorBidi" w:cstheme="majorBidi"/>
+                <w:b/>
+                <w:bCs/>
+                <w:sz w:val="28"/>
+                <w:szCs w:val="28"/>
+              </w:rPr>
+              <w:t>Triggering Event:</w:t>
+            </w:r>
+          </w:p>
+        </w:tc>
+        <w:tc>
+          <w:tcPr>
+            <w:tcW w:w="8318" w:type="dxa"/>
+            <w:vAlign w:val="center"/>
+          </w:tcPr>
+          <w:p>
+            <w:pPr>
+              <w:cnfStyle w:val="000000000000" w:firstRow="0" w:lastRow="0" w:firstColumn="0" w:lastColumn="0" w:oddVBand="0" w:evenVBand="0" w:oddHBand="0" w:evenHBand="0" w:firstRowFirstColumn="0" w:firstRowLastColumn="0" w:lastRowFirstColumn="0" w:lastRowLastColumn="0"/>
+              <w:rPr>
+                <w:rFonts w:asciiTheme="majorBidi" w:eastAsia="Times New Roman" w:hAnsiTheme="majorBidi" w:cstheme="majorBidi"/>
+                <w:sz w:val="24"/>
+                <w:szCs w:val="24"/>
+                <w:rtl/>
+              </w:rPr>
+            </w:pPr>
+            <w:r>
+              <w:rPr>
+                <w:rFonts w:asciiTheme="majorBidi" w:eastAsia="Times New Roman" w:hAnsiTheme="majorBidi" w:cstheme="majorBidi"/>
+                <w:sz w:val="24"/>
+                <w:szCs w:val="24"/>
+              </w:rPr>
+              <w:t>User selects "Add new Customer Service</w:t>
+            </w:r>
+            <w:r>
+              <w:rPr>
+                <w:rFonts w:asciiTheme="majorBidi" w:eastAsia="Times New Roman" w:hAnsiTheme="majorBidi" w:cstheme="majorBidi"/>
+                <w:sz w:val="24"/>
+                <w:szCs w:val="24"/>
+              </w:rPr>
+              <w:t>".</w:t>
+            </w:r>
+          </w:p>
+        </w:tc>
+      </w:tr>
+      <w:tr>
+        <w:trPr>
+          <w:cnfStyle w:val="000000100000" w:firstRow="0" w:lastRow="0" w:firstColumn="0" w:lastColumn="0" w:oddVBand="0" w:evenVBand="0" w:oddHBand="1" w:evenHBand="0" w:firstRowFirstColumn="0" w:firstRowLastColumn="0" w:lastRowFirstColumn="0" w:lastRowLastColumn="0"/>
+          <w:trHeight w:val="440"/>
+        </w:trPr>
+        <w:tc>
+          <w:tcPr>
+            <w:cnfStyle w:val="001000000000" w:firstRow="0" w:lastRow="0" w:firstColumn="1" w:lastColumn="0" w:oddVBand="0" w:evenVBand="0" w:oddHBand="0" w:evenHBand="0" w:firstRowFirstColumn="0" w:firstRowLastColumn="0" w:lastRowFirstColumn="0" w:lastRowLastColumn="0"/>
+            <w:tcW w:w="2504" w:type="dxa"/>
+          </w:tcPr>
+          <w:p>
+            <w:pPr>
+              <w:rPr>
+                <w:rFonts w:asciiTheme="majorBidi" w:eastAsia="Times New Roman" w:hAnsiTheme="majorBidi" w:cstheme="majorBidi"/>
+                <w:sz w:val="28"/>
+                <w:szCs w:val="28"/>
+              </w:rPr>
+            </w:pPr>
+            <w:r>
+              <w:rPr>
+                <w:rFonts w:asciiTheme="majorBidi" w:eastAsia="Times New Roman" w:hAnsiTheme="majorBidi" w:cstheme="majorBidi"/>
+                <w:sz w:val="28"/>
+                <w:szCs w:val="28"/>
+              </w:rPr>
+              <w:t>Preconditions:</w:t>
+            </w:r>
+          </w:p>
+        </w:tc>
+        <w:tc>
+          <w:tcPr>
+            <w:tcW w:w="8318" w:type="dxa"/>
+            <w:vAlign w:val="center"/>
+          </w:tcPr>
+          <w:p>
+            <w:pPr>
+              <w:cnfStyle w:val="000000100000" w:firstRow="0" w:lastRow="0" w:firstColumn="0" w:lastColumn="0" w:oddVBand="0" w:evenVBand="0" w:oddHBand="1" w:evenHBand="0" w:firstRowFirstColumn="0" w:firstRowLastColumn="0" w:lastRowFirstColumn="0" w:lastRowLastColumn="0"/>
+              <w:rPr>
+                <w:rFonts w:asciiTheme="majorBidi" w:eastAsia="Times New Roman" w:hAnsiTheme="majorBidi" w:cstheme="majorBidi"/>
+                <w:sz w:val="24"/>
+                <w:szCs w:val="24"/>
+              </w:rPr>
+            </w:pPr>
+            <w:r>
+              <w:rPr>
+                <w:rFonts w:asciiTheme="majorBidi" w:eastAsia="Times New Roman" w:hAnsiTheme="majorBidi" w:cstheme="majorBidi"/>
+                <w:sz w:val="24"/>
+                <w:szCs w:val="24"/>
+              </w:rPr>
+              <w:t>User logged in.</w:t>
+            </w:r>
+          </w:p>
+        </w:tc>
+      </w:tr>
+      <w:tr>
+        <w:trPr>
+          <w:trHeight w:val="440"/>
+        </w:trPr>
+        <w:tc>
+          <w:tcPr>
+            <w:cnfStyle w:val="001000000000" w:firstRow="0" w:lastRow="0" w:firstColumn="1" w:lastColumn="0" w:oddVBand="0" w:evenVBand="0" w:oddHBand="0" w:evenHBand="0" w:firstRowFirstColumn="0" w:firstRowLastColumn="0" w:lastRowFirstColumn="0" w:lastRowLastColumn="0"/>
+            <w:tcW w:w="2504" w:type="dxa"/>
+          </w:tcPr>
+          <w:p>
+            <w:pPr>
+              <w:rPr>
+                <w:rFonts w:asciiTheme="majorBidi" w:eastAsia="Times New Roman" w:hAnsiTheme="majorBidi" w:cstheme="majorBidi"/>
+                <w:sz w:val="28"/>
+                <w:szCs w:val="28"/>
+              </w:rPr>
+            </w:pPr>
+            <w:r>
+              <w:rPr>
+                <w:rFonts w:asciiTheme="majorBidi" w:hAnsiTheme="majorBidi" w:cstheme="majorBidi"/>
+                <w:sz w:val="28"/>
+                <w:szCs w:val="28"/>
+              </w:rPr>
+              <w:t>Assumptions:</w:t>
+            </w:r>
+          </w:p>
+        </w:tc>
+        <w:tc>
+          <w:tcPr>
+            <w:tcW w:w="8318" w:type="dxa"/>
+            <w:vAlign w:val="center"/>
+          </w:tcPr>
+          <w:p>
+            <w:pPr>
+              <w:cnfStyle w:val="000000000000" w:firstRow="0" w:lastRow="0" w:firstColumn="0" w:lastColumn="0" w:oddVBand="0" w:evenVBand="0" w:oddHBand="0" w:evenHBand="0" w:firstRowFirstColumn="0" w:firstRowLastColumn="0" w:lastRowFirstColumn="0" w:lastRowLastColumn="0"/>
+              <w:rPr>
+                <w:rFonts w:asciiTheme="majorBidi" w:eastAsia="Times New Roman" w:hAnsiTheme="majorBidi" w:cstheme="majorBidi"/>
+                <w:sz w:val="24"/>
+                <w:szCs w:val="24"/>
+              </w:rPr>
+            </w:pPr>
+            <w:r>
+              <w:rPr>
+                <w:rFonts w:asciiTheme="majorBidi" w:eastAsia="Times New Roman" w:hAnsiTheme="majorBidi" w:cstheme="majorBidi"/>
+                <w:sz w:val="24"/>
+                <w:szCs w:val="24"/>
+              </w:rPr>
+              <w:t>Admin has all required data about the customer service</w:t>
+            </w:r>
+            <w:r>
+              <w:rPr>
+                <w:rFonts w:asciiTheme="majorBidi" w:eastAsia="Times New Roman" w:hAnsiTheme="majorBidi" w:cstheme="majorBidi"/>
+                <w:sz w:val="24"/>
+                <w:szCs w:val="24"/>
+              </w:rPr>
+              <w:t>.</w:t>
+            </w:r>
+          </w:p>
+        </w:tc>
+      </w:tr>
+      <w:tr>
+        <w:trPr>
+          <w:cnfStyle w:val="000000100000" w:firstRow="0" w:lastRow="0" w:firstColumn="0" w:lastColumn="0" w:oddVBand="0" w:evenVBand="0" w:oddHBand="1" w:evenHBand="0" w:firstRowFirstColumn="0" w:firstRowLastColumn="0" w:lastRowFirstColumn="0" w:lastRowLastColumn="0"/>
+          <w:trHeight w:val="1430"/>
+        </w:trPr>
+        <w:tc>
+          <w:tcPr>
+            <w:cnfStyle w:val="001000000000" w:firstRow="0" w:lastRow="0" w:firstColumn="1" w:lastColumn="0" w:oddVBand="0" w:evenVBand="0" w:oddHBand="0" w:evenHBand="0" w:firstRowFirstColumn="0" w:firstRowLastColumn="0" w:lastRowFirstColumn="0" w:lastRowLastColumn="0"/>
+            <w:tcW w:w="2504" w:type="dxa"/>
+          </w:tcPr>
+          <w:p>
+            <w:pPr>
+              <w:rPr>
+                <w:rFonts w:asciiTheme="majorBidi" w:hAnsiTheme="majorBidi" w:cstheme="majorBidi"/>
+                <w:sz w:val="28"/>
+                <w:szCs w:val="28"/>
+              </w:rPr>
+            </w:pPr>
+            <w:r>
+              <w:rPr>
+                <w:rFonts w:asciiTheme="majorBidi" w:hAnsiTheme="majorBidi" w:cstheme="majorBidi"/>
+                <w:sz w:val="28"/>
+                <w:szCs w:val="28"/>
+              </w:rPr>
+              <w:t>Main Path:</w:t>
+            </w:r>
+          </w:p>
+        </w:tc>
+        <w:tc>
+          <w:tcPr>
+            <w:tcW w:w="8318" w:type="dxa"/>
+            <w:vAlign w:val="center"/>
+          </w:tcPr>
+          <w:p>
+            <w:pPr>
+              <w:cnfStyle w:val="000000100000" w:firstRow="0" w:lastRow="0" w:firstColumn="0" w:lastColumn="0" w:oddVBand="0" w:evenVBand="0" w:oddHBand="1" w:evenHBand="0" w:firstRowFirstColumn="0" w:firstRowLastColumn="0" w:lastRowFirstColumn="0" w:lastRowLastColumn="0"/>
+              <w:rPr>
+                <w:rFonts w:asciiTheme="majorBidi" w:eastAsia="Times New Roman" w:hAnsiTheme="majorBidi" w:cstheme="majorBidi"/>
+                <w:sz w:val="24"/>
+                <w:szCs w:val="24"/>
+              </w:rPr>
+            </w:pPr>
+            <w:r>
+              <w:rPr>
+                <w:rFonts w:ascii="Times New Roman" w:eastAsia="Times New Roman" w:hAnsi="Symbol" w:cs="Times New Roman"/>
+                <w:sz w:val="24"/>
+                <w:szCs w:val="24"/>
+              </w:rPr>
+              <w:t></w:t>
+            </w:r>
+            <w:r>
+              <w:rPr>
+                <w:rFonts w:asciiTheme="majorBidi" w:eastAsia="Times New Roman" w:hAnsiTheme="majorBidi" w:cstheme="majorBidi"/>
+                <w:sz w:val="24"/>
+                <w:szCs w:val="24"/>
+              </w:rPr>
+              <w:t xml:space="preserve">  </w:t>
+            </w:r>
+            <w:r>
+              <w:rPr>
+                <w:rFonts w:asciiTheme="majorBidi" w:eastAsia="Times New Roman" w:hAnsiTheme="majorBidi" w:cstheme="majorBidi"/>
+                <w:sz w:val="24"/>
+                <w:szCs w:val="24"/>
+              </w:rPr>
+              <w:t>Admin enter data of the new customer service agent</w:t>
+            </w:r>
+          </w:p>
+          <w:p>
+            <w:pPr>
+              <w:cnfStyle w:val="000000100000" w:firstRow="0" w:lastRow="0" w:firstColumn="0" w:lastColumn="0" w:oddVBand="0" w:evenVBand="0" w:oddHBand="1" w:evenHBand="0" w:firstRowFirstColumn="0" w:firstRowLastColumn="0" w:lastRowFirstColumn="0" w:lastRowLastColumn="0"/>
+              <w:rPr>
+                <w:rFonts w:asciiTheme="majorBidi" w:hAnsiTheme="majorBidi" w:cstheme="majorBidi"/>
+              </w:rPr>
+            </w:pPr>
+            <w:r>
+              <w:rPr>
+                <w:rFonts w:ascii="Times New Roman" w:eastAsia="Times New Roman" w:hAnsi="Symbol" w:cs="Times New Roman"/>
+                <w:sz w:val="24"/>
+                <w:szCs w:val="24"/>
+              </w:rPr>
+              <w:t></w:t>
+            </w:r>
+            <w:r>
+              <w:rPr>
+                <w:rFonts w:asciiTheme="majorBidi" w:eastAsia="Times New Roman" w:hAnsiTheme="majorBidi" w:cstheme="majorBidi"/>
+                <w:sz w:val="24"/>
+                <w:szCs w:val="24"/>
+              </w:rPr>
+              <w:t xml:space="preserve">  </w:t>
+            </w:r>
+            <w:r>
+              <w:rPr>
+                <w:rFonts w:asciiTheme="majorBidi" w:eastAsia="Times New Roman" w:hAnsiTheme="majorBidi" w:cstheme="majorBidi"/>
+                <w:sz w:val="24"/>
+                <w:szCs w:val="24"/>
+              </w:rPr>
+              <w:t>Admin save the data</w:t>
+            </w:r>
+          </w:p>
+        </w:tc>
+      </w:tr>
+      <w:tr>
+        <w:trPr>
+          <w:trHeight w:val="890"/>
+        </w:trPr>
+        <w:tc>
+          <w:tcPr>
+            <w:cnfStyle w:val="001000000000" w:firstRow="0" w:lastRow="0" w:firstColumn="1" w:lastColumn="0" w:oddVBand="0" w:evenVBand="0" w:oddHBand="0" w:evenHBand="0" w:firstRowFirstColumn="0" w:firstRowLastColumn="0" w:lastRowFirstColumn="0" w:lastRowLastColumn="0"/>
+            <w:tcW w:w="2504" w:type="dxa"/>
+          </w:tcPr>
+          <w:p>
+            <w:pPr>
+              <w:rPr>
+                <w:rFonts w:asciiTheme="majorBidi" w:hAnsiTheme="majorBidi" w:cstheme="majorBidi"/>
+                <w:sz w:val="28"/>
+                <w:szCs w:val="28"/>
+              </w:rPr>
+            </w:pPr>
+            <w:r>
+              <w:rPr>
+                <w:rFonts w:asciiTheme="majorBidi" w:hAnsiTheme="majorBidi" w:cstheme="majorBidi"/>
+                <w:sz w:val="28"/>
+                <w:szCs w:val="28"/>
+              </w:rPr>
+              <w:t>Alternate Path:</w:t>
+            </w:r>
+          </w:p>
+        </w:tc>
+        <w:tc>
+          <w:tcPr>
+            <w:tcW w:w="8318" w:type="dxa"/>
+            <w:vAlign w:val="center"/>
+          </w:tcPr>
+          <w:p>
+            <w:pPr>
+              <w:cnfStyle w:val="000000000000" w:firstRow="0" w:lastRow="0" w:firstColumn="0" w:lastColumn="0" w:oddVBand="0" w:evenVBand="0" w:oddHBand="0" w:evenHBand="0" w:firstRowFirstColumn="0" w:firstRowLastColumn="0" w:lastRowFirstColumn="0" w:lastRowLastColumn="0"/>
+              <w:rPr>
+                <w:rFonts w:asciiTheme="majorBidi" w:eastAsia="Times New Roman" w:hAnsiTheme="majorBidi" w:cstheme="majorBidi"/>
+                <w:sz w:val="24"/>
+                <w:szCs w:val="24"/>
+              </w:rPr>
+            </w:pPr>
+            <w:r>
+              <w:rPr>
+                <w:rFonts w:ascii="Times New Roman" w:eastAsia="Times New Roman" w:hAnsi="Symbol" w:cs="Times New Roman"/>
+                <w:sz w:val="24"/>
+                <w:szCs w:val="24"/>
+              </w:rPr>
+              <w:t></w:t>
+            </w:r>
+            <w:r>
+              <w:rPr>
+                <w:rFonts w:asciiTheme="majorBidi" w:eastAsia="Times New Roman" w:hAnsiTheme="majorBidi" w:cstheme="majorBidi"/>
+                <w:sz w:val="24"/>
+                <w:szCs w:val="24"/>
+              </w:rPr>
+              <w:t xml:space="preserve">  </w:t>
+            </w:r>
+            <w:r>
+              <w:rPr>
+                <w:rFonts w:asciiTheme="majorBidi" w:eastAsia="Times New Roman" w:hAnsiTheme="majorBidi" w:cstheme="majorBidi"/>
+                <w:sz w:val="24"/>
+                <w:szCs w:val="24"/>
+              </w:rPr>
+              <w:t>If entered data is invalid, the system will notify the admin.</w:t>
+            </w:r>
+          </w:p>
+        </w:tc>
+      </w:tr>
+      <w:tr>
+        <w:trPr>
+          <w:cnfStyle w:val="000000100000" w:firstRow="0" w:lastRow="0" w:firstColumn="0" w:lastColumn="0" w:oddVBand="0" w:evenVBand="0" w:oddHBand="1" w:evenHBand="0" w:firstRowFirstColumn="0" w:firstRowLastColumn="0" w:lastRowFirstColumn="0" w:lastRowLastColumn="0"/>
+          <w:trHeight w:val="431"/>
+        </w:trPr>
+        <w:tc>
+          <w:tcPr>
+            <w:cnfStyle w:val="001000000000" w:firstRow="0" w:lastRow="0" w:firstColumn="1" w:lastColumn="0" w:oddVBand="0" w:evenVBand="0" w:oddHBand="0" w:evenHBand="0" w:firstRowFirstColumn="0" w:firstRowLastColumn="0" w:lastRowFirstColumn="0" w:lastRowLastColumn="0"/>
+            <w:tcW w:w="2504" w:type="dxa"/>
+          </w:tcPr>
+          <w:p>
+            <w:pPr>
+              <w:rPr>
+                <w:rFonts w:asciiTheme="majorBidi" w:hAnsiTheme="majorBidi" w:cstheme="majorBidi"/>
+                <w:sz w:val="28"/>
+                <w:szCs w:val="28"/>
+              </w:rPr>
+            </w:pPr>
+            <w:r>
+              <w:rPr>
+                <w:rFonts w:asciiTheme="majorBidi" w:hAnsiTheme="majorBidi" w:cstheme="majorBidi"/>
+                <w:sz w:val="28"/>
+                <w:szCs w:val="28"/>
+              </w:rPr>
+              <w:t>Postcondition:</w:t>
+            </w:r>
+          </w:p>
+        </w:tc>
+        <w:tc>
+          <w:tcPr>
+            <w:tcW w:w="8318" w:type="dxa"/>
+            <w:vAlign w:val="center"/>
+          </w:tcPr>
+          <w:p>
+            <w:pPr>
+              <w:cnfStyle w:val="000000100000" w:firstRow="0" w:lastRow="0" w:firstColumn="0" w:lastColumn="0" w:oddVBand="0" w:evenVBand="0" w:oddHBand="1" w:evenHBand="0" w:firstRowFirstColumn="0" w:firstRowLastColumn="0" w:lastRowFirstColumn="0" w:lastRowLastColumn="0"/>
+              <w:rPr>
+                <w:rFonts w:asciiTheme="majorBidi" w:hAnsiTheme="majorBidi" w:cstheme="majorBidi"/>
+                <w:b/>
+                <w:bCs/>
+              </w:rPr>
+            </w:pPr>
+            <w:r>
+              <w:rPr>
+                <w:rFonts w:asciiTheme="majorBidi" w:hAnsiTheme="majorBidi" w:cstheme="majorBidi"/>
+              </w:rPr>
+              <w:t>Sending email to the customer service agent with his password</w:t>
+            </w:r>
+            <w:r>
+              <w:rPr>
+                <w:rFonts w:asciiTheme="majorBidi" w:hAnsiTheme="majorBidi" w:cstheme="majorBidi"/>
+              </w:rPr>
+              <w:t>.</w:t>
+            </w:r>
+          </w:p>
+        </w:tc>
+      </w:tr>
+      <w:tr>
+        <w:trPr>
+          <w:trHeight w:val="449"/>
+        </w:trPr>
+        <w:tc>
+          <w:tcPr>
+            <w:cnfStyle w:val="001000000000" w:firstRow="0" w:lastRow="0" w:firstColumn="1" w:lastColumn="0" w:oddVBand="0" w:evenVBand="0" w:oddHBand="0" w:evenHBand="0" w:firstRowFirstColumn="0" w:firstRowLastColumn="0" w:lastRowFirstColumn="0" w:lastRowLastColumn="0"/>
+            <w:tcW w:w="2504" w:type="dxa"/>
+          </w:tcPr>
+          <w:p>
+            <w:pPr>
+              <w:rPr>
+                <w:rFonts w:asciiTheme="majorBidi" w:hAnsiTheme="majorBidi" w:cstheme="majorBidi"/>
+                <w:b w:val="0"/>
+                <w:bCs w:val="0"/>
+                <w:sz w:val="28"/>
+                <w:szCs w:val="28"/>
+              </w:rPr>
+            </w:pPr>
+            <w:r>
+              <w:rPr>
+                <w:rStyle w:val="Strong"/>
+                <w:rFonts w:asciiTheme="majorBidi" w:hAnsiTheme="majorBidi" w:cstheme="majorBidi"/>
+                <w:b/>
+                <w:bCs/>
+                <w:sz w:val="28"/>
+                <w:szCs w:val="28"/>
+              </w:rPr>
+              <w:t>Priority:</w:t>
+            </w:r>
+          </w:p>
+        </w:tc>
+        <w:tc>
+          <w:tcPr>
+            <w:tcW w:w="8318" w:type="dxa"/>
+            <w:vAlign w:val="center"/>
+          </w:tcPr>
+          <w:p>
+            <w:pPr>
+              <w:cnfStyle w:val="000000000000" w:firstRow="0" w:lastRow="0" w:firstColumn="0" w:lastColumn="0" w:oddVBand="0" w:evenVBand="0" w:oddHBand="0" w:evenHBand="0" w:firstRowFirstColumn="0" w:firstRowLastColumn="0" w:lastRowFirstColumn="0" w:lastRowLastColumn="0"/>
+              <w:rPr>
+                <w:rFonts w:asciiTheme="majorBidi" w:hAnsiTheme="majorBidi" w:cstheme="majorBidi"/>
+                <w:b/>
+                <w:bCs/>
+              </w:rPr>
+            </w:pPr>
+            <w:r>
+              <w:rPr>
+                <w:rFonts w:asciiTheme="majorBidi" w:hAnsiTheme="majorBidi" w:cstheme="majorBidi"/>
+              </w:rPr>
+              <w:t>High</w:t>
+            </w:r>
+          </w:p>
+        </w:tc>
+      </w:tr>
+    </w:tbl>
+    <w:p>
+      <w:pPr>
+        <w:rPr>
+          <w:rFonts w:asciiTheme="majorBidi" w:hAnsiTheme="majorBidi" w:cstheme="majorBidi"/>
+        </w:rPr>
+      </w:pPr>
+      <w:bookmarkStart w:id="0" w:name="_GoBack"/>
+      <w:bookmarkEnd w:id="0"/>
     </w:p>
     <w:p>
       <w:pPr>
@@ -22558,7 +23323,7 @@
   <w:style w:type="paragraph" w:default="1" w:styleId="Normal">
     <w:name w:val="Normal"/>
     <w:qFormat/>
-    <w:rsid w:val="00AA691D"/>
+    <w:rsid w:val="00303146"/>
   </w:style>
   <w:style w:type="paragraph" w:styleId="Heading1">
     <w:name w:val="heading 1"/>
@@ -34011,7 +34776,7 @@
 </file>
 
 <file path=customXml/itemProps1.xml><?xml version="1.0" encoding="utf-8"?>
-<ds:datastoreItem xmlns:ds="http://schemas.openxmlformats.org/officeDocument/2006/customXml" ds:itemID="{5CDB5CCA-1208-4D75-9315-AAA71034CA2E}">
+<ds:datastoreItem xmlns:ds="http://schemas.openxmlformats.org/officeDocument/2006/customXml" ds:itemID="{87093084-0157-4E69-A85D-D6014C82A116}">
   <ds:schemaRefs>
     <ds:schemaRef ds:uri="http://schemas.openxmlformats.org/officeDocument/2006/bibliography"/>
   </ds:schemaRefs>

--- a/docs/use_case_scenarios/Use_Case_Scenarios_V2.docx
+++ b/docs/use_case_scenarios/Use_Case_Scenarios_V2.docx
@@ -30,14 +30,13 @@
           <w:rFonts w:asciiTheme="majorBidi" w:hAnsiTheme="majorBidi" w:cstheme="majorBidi"/>
         </w:rPr>
       </w:pPr>
-      <w:bookmarkStart w:id="0" w:name="_GoBack"/>
       <w:r>
         <w:rPr>
           <w:rFonts w:asciiTheme="majorBidi" w:hAnsiTheme="majorBidi" w:cstheme="majorBidi"/>
           <w:noProof/>
         </w:rPr>
         <w:drawing>
-          <wp:anchor distT="0" distB="0" distL="114300" distR="114300" simplePos="0" relativeHeight="251648000" behindDoc="1" locked="0" layoutInCell="1" allowOverlap="1">
+          <wp:anchor distT="0" distB="0" distL="114300" distR="114300" simplePos="0" relativeHeight="251652608" behindDoc="1" locked="0" layoutInCell="1" allowOverlap="1">
             <wp:simplePos x="0" y="0"/>
             <wp:positionH relativeFrom="column">
               <wp:posOffset>1114425</wp:posOffset>
@@ -100,7 +99,6 @@
           </wp:anchor>
         </w:drawing>
       </w:r>
-      <w:bookmarkEnd w:id="0"/>
     </w:p>
     <w:p>
       <w:pPr>
@@ -446,7 +444,6 @@
                 <w:rFonts w:asciiTheme="majorBidi" w:eastAsia="Times New Roman" w:hAnsiTheme="majorBidi" w:cstheme="majorBidi"/>
               </w:rPr>
             </w:pPr>
-            <w:proofErr w:type="gramStart"/>
             <w:r>
               <w:rPr>
                 <w:rFonts w:ascii="Times New Roman" w:eastAsia="Times New Roman" w:hAnsi="Symbol" w:cs="Times New Roman"/>
@@ -459,14 +456,7 @@
               <w:rPr>
                 <w:rFonts w:asciiTheme="majorBidi" w:eastAsia="Times New Roman" w:hAnsiTheme="majorBidi" w:cstheme="majorBidi"/>
               </w:rPr>
-              <w:t xml:space="preserve">  Landlord</w:t>
-            </w:r>
-            <w:proofErr w:type="gramEnd"/>
-            <w:r>
-              <w:rPr>
-                <w:rFonts w:asciiTheme="majorBidi" w:eastAsia="Times New Roman" w:hAnsiTheme="majorBidi" w:cstheme="majorBidi"/>
-              </w:rPr>
-              <w:t xml:space="preserve"> is not yet registered.</w:t>
+              <w:t xml:space="preserve">  Landlord is not yet registered.</w:t>
             </w:r>
           </w:p>
           <w:p>
@@ -476,7 +466,6 @@
                 <w:rFonts w:asciiTheme="majorBidi" w:hAnsiTheme="majorBidi" w:cstheme="majorBidi"/>
               </w:rPr>
             </w:pPr>
-            <w:proofErr w:type="gramStart"/>
             <w:r>
               <w:rPr>
                 <w:rFonts w:ascii="Times New Roman" w:eastAsia="Times New Roman" w:hAnsi="Symbol" w:cs="Times New Roman"/>
@@ -499,16 +488,7 @@
                 <w:kern w:val="0"/>
                 <w14:ligatures w14:val="none"/>
               </w:rPr>
-              <w:t xml:space="preserve"> Landlord</w:t>
-            </w:r>
-            <w:proofErr w:type="gramEnd"/>
-            <w:r>
-              <w:rPr>
-                <w:rFonts w:asciiTheme="majorBidi" w:eastAsia="Times New Roman" w:hAnsiTheme="majorBidi" w:cstheme="majorBidi"/>
-                <w:kern w:val="0"/>
-                <w14:ligatures w14:val="none"/>
-              </w:rPr>
-              <w:t xml:space="preserve"> has required information (phone number, password, proof of identity).</w:t>
+              <w:t xml:space="preserve"> Landlord has required information (phone number, password, proof of identity).</w:t>
             </w:r>
           </w:p>
         </w:tc>
@@ -553,7 +533,6 @@
                 <w:rFonts w:asciiTheme="majorBidi" w:eastAsia="Times New Roman" w:hAnsiTheme="majorBidi" w:cstheme="majorBidi"/>
               </w:rPr>
             </w:pPr>
-            <w:proofErr w:type="gramStart"/>
             <w:r>
               <w:rPr>
                 <w:rFonts w:ascii="Times New Roman" w:eastAsia="Times New Roman" w:hAnsi="Symbol" w:cs="Times New Roman"/>
@@ -566,14 +545,7 @@
               <w:rPr>
                 <w:rFonts w:asciiTheme="majorBidi" w:eastAsia="Times New Roman" w:hAnsiTheme="majorBidi" w:cstheme="majorBidi"/>
               </w:rPr>
-              <w:t xml:space="preserve">  The</w:t>
-            </w:r>
-            <w:proofErr w:type="gramEnd"/>
-            <w:r>
-              <w:rPr>
-                <w:rFonts w:asciiTheme="majorBidi" w:eastAsia="Times New Roman" w:hAnsiTheme="majorBidi" w:cstheme="majorBidi"/>
-              </w:rPr>
-              <w:t xml:space="preserve"> platform is accessible and operational.</w:t>
+              <w:t xml:space="preserve">  The platform is accessible and operational.</w:t>
             </w:r>
           </w:p>
           <w:p>
@@ -583,7 +555,6 @@
                 <w:rFonts w:asciiTheme="majorBidi" w:eastAsia="Times New Roman" w:hAnsiTheme="majorBidi" w:cstheme="majorBidi"/>
               </w:rPr>
             </w:pPr>
-            <w:proofErr w:type="gramStart"/>
             <w:r>
               <w:rPr>
                 <w:rFonts w:ascii="Times New Roman" w:eastAsia="Times New Roman" w:hAnsi="Symbol" w:cs="Times New Roman"/>
@@ -598,16 +569,7 @@
                 <w:kern w:val="0"/>
                 <w14:ligatures w14:val="none"/>
               </w:rPr>
-              <w:t xml:space="preserve">  Identity</w:t>
-            </w:r>
-            <w:proofErr w:type="gramEnd"/>
-            <w:r>
-              <w:rPr>
-                <w:rFonts w:asciiTheme="majorBidi" w:eastAsia="Times New Roman" w:hAnsiTheme="majorBidi" w:cstheme="majorBidi"/>
-                <w:kern w:val="0"/>
-                <w14:ligatures w14:val="none"/>
-              </w:rPr>
-              <w:t xml:space="preserve"> verification is automated and supported by a reliable third-party service.</w:t>
+              <w:t xml:space="preserve">  Identity verification is automated and supported by a reliable third-party service.</w:t>
             </w:r>
           </w:p>
         </w:tc>
@@ -653,7 +615,6 @@
                 <w:rFonts w:asciiTheme="majorBidi" w:eastAsia="Times New Roman" w:hAnsiTheme="majorBidi" w:cstheme="majorBidi"/>
               </w:rPr>
             </w:pPr>
-            <w:proofErr w:type="gramStart"/>
             <w:r>
               <w:rPr>
                 <w:rFonts w:ascii="Times New Roman" w:eastAsia="Times New Roman" w:hAnsi="Symbol" w:cs="Times New Roman"/>
@@ -666,14 +627,7 @@
               <w:rPr>
                 <w:rFonts w:asciiTheme="majorBidi" w:eastAsia="Times New Roman" w:hAnsiTheme="majorBidi" w:cstheme="majorBidi"/>
               </w:rPr>
-              <w:t xml:space="preserve">  Landlord</w:t>
-            </w:r>
-            <w:proofErr w:type="gramEnd"/>
-            <w:r>
-              <w:rPr>
-                <w:rFonts w:asciiTheme="majorBidi" w:eastAsia="Times New Roman" w:hAnsiTheme="majorBidi" w:cstheme="majorBidi"/>
-              </w:rPr>
-              <w:t xml:space="preserve"> enters phone number, password, and uploads identity document.</w:t>
+              <w:t xml:space="preserve">  Landlord enters phone number, password, and uploads identity document.</w:t>
             </w:r>
           </w:p>
           <w:p>
@@ -683,7 +637,6 @@
                 <w:rFonts w:asciiTheme="majorBidi" w:eastAsia="Times New Roman" w:hAnsiTheme="majorBidi" w:cstheme="majorBidi"/>
               </w:rPr>
             </w:pPr>
-            <w:proofErr w:type="gramStart"/>
             <w:r>
               <w:rPr>
                 <w:rFonts w:ascii="Times New Roman" w:eastAsia="Times New Roman" w:hAnsi="Symbol" w:cs="Times New Roman"/>
@@ -696,14 +649,7 @@
               <w:rPr>
                 <w:rFonts w:asciiTheme="majorBidi" w:eastAsia="Times New Roman" w:hAnsiTheme="majorBidi" w:cstheme="majorBidi"/>
               </w:rPr>
-              <w:t xml:space="preserve">  Platform</w:t>
-            </w:r>
-            <w:proofErr w:type="gramEnd"/>
-            <w:r>
-              <w:rPr>
-                <w:rFonts w:asciiTheme="majorBidi" w:eastAsia="Times New Roman" w:hAnsiTheme="majorBidi" w:cstheme="majorBidi"/>
-              </w:rPr>
-              <w:t xml:space="preserve"> validates the information.</w:t>
+              <w:t xml:space="preserve">  Platform validates the information.</w:t>
             </w:r>
           </w:p>
           <w:p>
@@ -713,7 +659,6 @@
                 <w:rFonts w:asciiTheme="majorBidi" w:hAnsiTheme="majorBidi" w:cstheme="majorBidi"/>
               </w:rPr>
             </w:pPr>
-            <w:proofErr w:type="gramStart"/>
             <w:r>
               <w:rPr>
                 <w:rFonts w:ascii="Times New Roman" w:eastAsia="Times New Roman" w:hAnsi="Symbol" w:cs="Times New Roman"/>
@@ -728,16 +673,7 @@
                 <w:kern w:val="0"/>
                 <w14:ligatures w14:val="none"/>
               </w:rPr>
-              <w:t xml:space="preserve">  If</w:t>
-            </w:r>
-            <w:proofErr w:type="gramEnd"/>
-            <w:r>
-              <w:rPr>
-                <w:rFonts w:asciiTheme="majorBidi" w:eastAsia="Times New Roman" w:hAnsiTheme="majorBidi" w:cstheme="majorBidi"/>
-                <w:kern w:val="0"/>
-                <w14:ligatures w14:val="none"/>
-              </w:rPr>
-              <w:t xml:space="preserve"> all data is valid, the system creates a new account for the landlord.</w:t>
+              <w:t xml:space="preserve">  If all data is valid, the system creates a new account for the landlord.</w:t>
             </w:r>
           </w:p>
         </w:tc>
@@ -810,23 +746,13 @@
                 <w:szCs w:val="28"/>
               </w:rPr>
             </w:pPr>
-            <w:proofErr w:type="spellStart"/>
-            <w:r>
-              <w:rPr>
-                <w:rFonts w:asciiTheme="majorBidi" w:hAnsiTheme="majorBidi" w:cstheme="majorBidi"/>
-                <w:sz w:val="28"/>
-                <w:szCs w:val="28"/>
-              </w:rPr>
-              <w:t>Postcondition</w:t>
-            </w:r>
-            <w:proofErr w:type="spellEnd"/>
-            <w:r>
-              <w:rPr>
-                <w:rFonts w:asciiTheme="majorBidi" w:hAnsiTheme="majorBidi" w:cstheme="majorBidi"/>
-                <w:sz w:val="28"/>
-                <w:szCs w:val="28"/>
-              </w:rPr>
-              <w:t>:</w:t>
+            <w:r>
+              <w:rPr>
+                <w:rFonts w:asciiTheme="majorBidi" w:hAnsiTheme="majorBidi" w:cstheme="majorBidi"/>
+                <w:sz w:val="28"/>
+                <w:szCs w:val="28"/>
+              </w:rPr>
+              <w:t>Postcondition:</w:t>
             </w:r>
           </w:p>
         </w:tc>
@@ -968,7 +894,7 @@
         </w:rPr>
         <w:lastRenderedPageBreak/>
         <w:drawing>
-          <wp:anchor distT="0" distB="0" distL="114300" distR="114300" simplePos="0" relativeHeight="251659264" behindDoc="1" locked="0" layoutInCell="1" allowOverlap="1">
+          <wp:anchor distT="0" distB="0" distL="114300" distR="114300" simplePos="0" relativeHeight="251655680" behindDoc="1" locked="0" layoutInCell="1" allowOverlap="1">
             <wp:simplePos x="0" y="0"/>
             <wp:positionH relativeFrom="column">
               <wp:posOffset>647700</wp:posOffset>
@@ -1376,7 +1302,6 @@
                 <w:rFonts w:asciiTheme="majorBidi" w:eastAsia="Times New Roman" w:hAnsiTheme="majorBidi" w:cstheme="majorBidi"/>
               </w:rPr>
             </w:pPr>
-            <w:proofErr w:type="gramStart"/>
             <w:r>
               <w:rPr>
                 <w:rFonts w:ascii="Times New Roman" w:eastAsia="Times New Roman" w:hAnsi="Symbol" w:cs="Times New Roman"/>
@@ -1389,14 +1314,7 @@
               <w:rPr>
                 <w:rFonts w:asciiTheme="majorBidi" w:eastAsia="Times New Roman" w:hAnsiTheme="majorBidi" w:cstheme="majorBidi"/>
               </w:rPr>
-              <w:t xml:space="preserve">  Landlord</w:t>
-            </w:r>
-            <w:proofErr w:type="gramEnd"/>
-            <w:r>
-              <w:rPr>
-                <w:rFonts w:asciiTheme="majorBidi" w:eastAsia="Times New Roman" w:hAnsiTheme="majorBidi" w:cstheme="majorBidi"/>
-              </w:rPr>
-              <w:t xml:space="preserve"> is logged in.</w:t>
+              <w:t xml:space="preserve">  Landlord is logged in.</w:t>
             </w:r>
           </w:p>
           <w:p>
@@ -1406,7 +1324,6 @@
                 <w:rFonts w:asciiTheme="majorBidi" w:hAnsiTheme="majorBidi" w:cstheme="majorBidi"/>
               </w:rPr>
             </w:pPr>
-            <w:proofErr w:type="gramStart"/>
             <w:r>
               <w:rPr>
                 <w:rFonts w:ascii="Times New Roman" w:eastAsia="Times New Roman" w:hAnsi="Symbol" w:cs="Times New Roman"/>
@@ -1421,16 +1338,7 @@
                 <w:kern w:val="0"/>
                 <w14:ligatures w14:val="none"/>
               </w:rPr>
-              <w:t xml:space="preserve">  Landlord</w:t>
-            </w:r>
-            <w:proofErr w:type="gramEnd"/>
-            <w:r>
-              <w:rPr>
-                <w:rFonts w:asciiTheme="majorBidi" w:eastAsia="Times New Roman" w:hAnsiTheme="majorBidi" w:cstheme="majorBidi"/>
-                <w:kern w:val="0"/>
-                <w14:ligatures w14:val="none"/>
-              </w:rPr>
-              <w:t xml:space="preserve"> has a valid proof of ownership document.</w:t>
+              <w:t xml:space="preserve">  Landlord has a valid proof of ownership document.</w:t>
             </w:r>
           </w:p>
         </w:tc>
@@ -1475,7 +1383,6 @@
                 <w:rFonts w:asciiTheme="majorBidi" w:eastAsia="Times New Roman" w:hAnsiTheme="majorBidi" w:cstheme="majorBidi"/>
               </w:rPr>
             </w:pPr>
-            <w:proofErr w:type="gramStart"/>
             <w:r>
               <w:rPr>
                 <w:rFonts w:ascii="Times New Roman" w:eastAsia="Times New Roman" w:hAnsi="Symbol" w:cs="Times New Roman"/>
@@ -1488,14 +1395,7 @@
               <w:rPr>
                 <w:rFonts w:asciiTheme="majorBidi" w:eastAsia="Times New Roman" w:hAnsiTheme="majorBidi" w:cstheme="majorBidi"/>
               </w:rPr>
-              <w:t xml:space="preserve">  Customer</w:t>
-            </w:r>
-            <w:proofErr w:type="gramEnd"/>
-            <w:r>
-              <w:rPr>
-                <w:rFonts w:asciiTheme="majorBidi" w:eastAsia="Times New Roman" w:hAnsiTheme="majorBidi" w:cstheme="majorBidi"/>
-              </w:rPr>
-              <w:t xml:space="preserve"> service agents are available for property inspections.</w:t>
+              <w:t xml:space="preserve">  Customer service agents are available for property inspections.</w:t>
             </w:r>
           </w:p>
           <w:p>
@@ -1505,7 +1405,6 @@
                 <w:rFonts w:asciiTheme="majorBidi" w:eastAsia="Times New Roman" w:hAnsiTheme="majorBidi" w:cstheme="majorBidi"/>
               </w:rPr>
             </w:pPr>
-            <w:proofErr w:type="gramStart"/>
             <w:r>
               <w:rPr>
                 <w:rFonts w:ascii="Times New Roman" w:eastAsia="Times New Roman" w:hAnsi="Symbol" w:cs="Times New Roman"/>
@@ -1520,16 +1419,7 @@
                 <w:kern w:val="0"/>
                 <w14:ligatures w14:val="none"/>
               </w:rPr>
-              <w:t xml:space="preserve">  Inspection</w:t>
-            </w:r>
-            <w:proofErr w:type="gramEnd"/>
-            <w:r>
-              <w:rPr>
-                <w:rFonts w:asciiTheme="majorBidi" w:eastAsia="Times New Roman" w:hAnsiTheme="majorBidi" w:cstheme="majorBidi"/>
-                <w:kern w:val="0"/>
-                <w14:ligatures w14:val="none"/>
-              </w:rPr>
-              <w:t xml:space="preserve"> scheduling occurs within an acceptable timeframe (e.g., 48 hours).</w:t>
+              <w:t xml:space="preserve">  Inspection scheduling occurs within an acceptable timeframe (e.g., 48 hours).</w:t>
             </w:r>
           </w:p>
         </w:tc>
@@ -1575,7 +1465,6 @@
                 <w:rFonts w:asciiTheme="majorBidi" w:eastAsia="Times New Roman" w:hAnsiTheme="majorBidi" w:cstheme="majorBidi"/>
               </w:rPr>
             </w:pPr>
-            <w:proofErr w:type="gramStart"/>
             <w:r>
               <w:rPr>
                 <w:rFonts w:ascii="Times New Roman" w:eastAsia="Times New Roman" w:hAnsi="Symbol" w:cs="Times New Roman"/>
@@ -1588,14 +1477,7 @@
               <w:rPr>
                 <w:rFonts w:asciiTheme="majorBidi" w:eastAsia="Times New Roman" w:hAnsiTheme="majorBidi" w:cstheme="majorBidi"/>
               </w:rPr>
-              <w:t xml:space="preserve">  Landlord</w:t>
-            </w:r>
-            <w:proofErr w:type="gramEnd"/>
-            <w:r>
-              <w:rPr>
-                <w:rFonts w:asciiTheme="majorBidi" w:eastAsia="Times New Roman" w:hAnsiTheme="majorBidi" w:cstheme="majorBidi"/>
-              </w:rPr>
-              <w:t xml:space="preserve"> enters property address and uploads proof of ownership.</w:t>
+              <w:t xml:space="preserve">  Landlord enters property address and uploads proof of ownership.</w:t>
             </w:r>
           </w:p>
           <w:p>
@@ -1605,7 +1487,6 @@
                 <w:rFonts w:asciiTheme="majorBidi" w:eastAsia="Times New Roman" w:hAnsiTheme="majorBidi" w:cstheme="majorBidi"/>
               </w:rPr>
             </w:pPr>
-            <w:proofErr w:type="gramStart"/>
             <w:r>
               <w:rPr>
                 <w:rFonts w:ascii="Times New Roman" w:eastAsia="Times New Roman" w:hAnsi="Symbol" w:cs="Times New Roman"/>
@@ -1618,14 +1499,7 @@
               <w:rPr>
                 <w:rFonts w:asciiTheme="majorBidi" w:eastAsia="Times New Roman" w:hAnsiTheme="majorBidi" w:cstheme="majorBidi"/>
               </w:rPr>
-              <w:t xml:space="preserve">  Platform</w:t>
-            </w:r>
-            <w:proofErr w:type="gramEnd"/>
-            <w:r>
-              <w:rPr>
-                <w:rFonts w:asciiTheme="majorBidi" w:eastAsia="Times New Roman" w:hAnsiTheme="majorBidi" w:cstheme="majorBidi"/>
-              </w:rPr>
-              <w:t xml:space="preserve"> sends request to customer service for inspection.</w:t>
+              <w:t xml:space="preserve">  Platform sends request to customer service for inspection.</w:t>
             </w:r>
           </w:p>
           <w:p>
@@ -1635,7 +1509,6 @@
                 <w:rFonts w:asciiTheme="majorBidi" w:eastAsia="Times New Roman" w:hAnsiTheme="majorBidi" w:cstheme="majorBidi"/>
               </w:rPr>
             </w:pPr>
-            <w:proofErr w:type="gramStart"/>
             <w:r>
               <w:rPr>
                 <w:rFonts w:ascii="Times New Roman" w:eastAsia="Times New Roman" w:hAnsi="Symbol" w:cs="Times New Roman"/>
@@ -1648,14 +1521,7 @@
               <w:rPr>
                 <w:rFonts w:asciiTheme="majorBidi" w:eastAsia="Times New Roman" w:hAnsiTheme="majorBidi" w:cstheme="majorBidi"/>
               </w:rPr>
-              <w:t xml:space="preserve">  Customer</w:t>
-            </w:r>
-            <w:proofErr w:type="gramEnd"/>
-            <w:r>
-              <w:rPr>
-                <w:rFonts w:asciiTheme="majorBidi" w:eastAsia="Times New Roman" w:hAnsiTheme="majorBidi" w:cstheme="majorBidi"/>
-              </w:rPr>
-              <w:t xml:space="preserve"> service inspects property and defines specifications.</w:t>
+              <w:t xml:space="preserve">  Customer service inspects property and defines specifications.</w:t>
             </w:r>
           </w:p>
           <w:p>
@@ -1665,7 +1531,6 @@
                 <w:rFonts w:asciiTheme="majorBidi" w:hAnsiTheme="majorBidi" w:cstheme="majorBidi"/>
               </w:rPr>
             </w:pPr>
-            <w:proofErr w:type="gramStart"/>
             <w:r>
               <w:rPr>
                 <w:rFonts w:ascii="Times New Roman" w:eastAsia="Times New Roman" w:hAnsi="Symbol" w:cs="Times New Roman"/>
@@ -1680,16 +1545,7 @@
                 <w:kern w:val="0"/>
                 <w14:ligatures w14:val="none"/>
               </w:rPr>
-              <w:t xml:space="preserve">  Platform</w:t>
-            </w:r>
-            <w:proofErr w:type="gramEnd"/>
-            <w:r>
-              <w:rPr>
-                <w:rFonts w:asciiTheme="majorBidi" w:eastAsia="Times New Roman" w:hAnsiTheme="majorBidi" w:cstheme="majorBidi"/>
-                <w:kern w:val="0"/>
-                <w14:ligatures w14:val="none"/>
-              </w:rPr>
-              <w:t xml:space="preserve"> adds the house to landlord list of advertisements.</w:t>
+              <w:t xml:space="preserve">  Platform adds the house to landlord list of advertisements.</w:t>
             </w:r>
           </w:p>
         </w:tc>
@@ -1762,23 +1618,13 @@
                 <w:szCs w:val="28"/>
               </w:rPr>
             </w:pPr>
-            <w:proofErr w:type="spellStart"/>
-            <w:r>
-              <w:rPr>
-                <w:rFonts w:asciiTheme="majorBidi" w:hAnsiTheme="majorBidi" w:cstheme="majorBidi"/>
-                <w:sz w:val="28"/>
-                <w:szCs w:val="28"/>
-              </w:rPr>
-              <w:t>Postcondition</w:t>
-            </w:r>
-            <w:proofErr w:type="spellEnd"/>
-            <w:r>
-              <w:rPr>
-                <w:rFonts w:asciiTheme="majorBidi" w:hAnsiTheme="majorBidi" w:cstheme="majorBidi"/>
-                <w:sz w:val="28"/>
-                <w:szCs w:val="28"/>
-              </w:rPr>
-              <w:t>:</w:t>
+            <w:r>
+              <w:rPr>
+                <w:rFonts w:asciiTheme="majorBidi" w:hAnsiTheme="majorBidi" w:cstheme="majorBidi"/>
+                <w:sz w:val="28"/>
+                <w:szCs w:val="28"/>
+              </w:rPr>
+              <w:t>Postcondition:</w:t>
             </w:r>
           </w:p>
         </w:tc>
@@ -1927,7 +1773,7 @@
         </w:rPr>
         <w:lastRenderedPageBreak/>
         <w:drawing>
-          <wp:anchor distT="0" distB="0" distL="114300" distR="114300" simplePos="0" relativeHeight="251660288" behindDoc="1" locked="0" layoutInCell="1" allowOverlap="1">
+          <wp:anchor distT="0" distB="0" distL="114300" distR="114300" simplePos="0" relativeHeight="251657728" behindDoc="1" locked="0" layoutInCell="1" allowOverlap="1">
             <wp:simplePos x="0" y="0"/>
             <wp:positionH relativeFrom="column">
               <wp:posOffset>552450</wp:posOffset>
@@ -2335,7 +2181,6 @@
                 <w:rFonts w:asciiTheme="majorBidi" w:hAnsiTheme="majorBidi" w:cstheme="majorBidi"/>
               </w:rPr>
             </w:pPr>
-            <w:proofErr w:type="gramStart"/>
             <w:r>
               <w:rPr>
                 <w:rFonts w:ascii="Times New Roman" w:eastAsia="Times New Roman" w:hAnsi="Symbol" w:cs="Times New Roman"/>
@@ -2356,14 +2201,7 @@
               <w:rPr>
                 <w:rFonts w:asciiTheme="majorBidi" w:hAnsiTheme="majorBidi" w:cstheme="majorBidi"/>
               </w:rPr>
-              <w:t>Landlord</w:t>
-            </w:r>
-            <w:proofErr w:type="gramEnd"/>
-            <w:r>
-              <w:rPr>
-                <w:rFonts w:asciiTheme="majorBidi" w:hAnsiTheme="majorBidi" w:cstheme="majorBidi"/>
-              </w:rPr>
-              <w:t xml:space="preserve"> is logged in.</w:t>
+              <w:t>Landlord is logged in.</w:t>
             </w:r>
           </w:p>
           <w:p>
@@ -2375,7 +2213,6 @@
                 <w:bCs/>
               </w:rPr>
             </w:pPr>
-            <w:proofErr w:type="gramStart"/>
             <w:r>
               <w:rPr>
                 <w:rFonts w:ascii="Times New Roman" w:eastAsia="Times New Roman" w:hAnsi="Symbol" w:cs="Times New Roman"/>
@@ -2390,16 +2227,7 @@
                 <w:sz w:val="24"/>
                 <w:szCs w:val="24"/>
               </w:rPr>
-              <w:t xml:space="preserve">  Landlord</w:t>
-            </w:r>
-            <w:proofErr w:type="gramEnd"/>
-            <w:r>
-              <w:rPr>
-                <w:rFonts w:asciiTheme="majorBidi" w:eastAsia="Times New Roman" w:hAnsiTheme="majorBidi" w:cstheme="majorBidi"/>
-                <w:sz w:val="24"/>
-                <w:szCs w:val="24"/>
-              </w:rPr>
-              <w:t xml:space="preserve"> has enough balance for publishing the advertisement.</w:t>
+              <w:t xml:space="preserve">  Landlord has enough balance for publishing the advertisement.</w:t>
             </w:r>
           </w:p>
         </w:tc>
@@ -2446,7 +2274,6 @@
                 <w:szCs w:val="24"/>
               </w:rPr>
             </w:pPr>
-            <w:proofErr w:type="gramStart"/>
             <w:r>
               <w:rPr>
                 <w:rFonts w:ascii="Times New Roman" w:eastAsia="Times New Roman" w:hAnsi="Symbol" w:cs="Times New Roman"/>
@@ -2461,16 +2288,7 @@
                 <w:sz w:val="24"/>
                 <w:szCs w:val="24"/>
               </w:rPr>
-              <w:t xml:space="preserve">  The</w:t>
-            </w:r>
-            <w:proofErr w:type="gramEnd"/>
-            <w:r>
-              <w:rPr>
-                <w:rFonts w:asciiTheme="majorBidi" w:eastAsia="Times New Roman" w:hAnsiTheme="majorBidi" w:cstheme="majorBidi"/>
-                <w:sz w:val="24"/>
-                <w:szCs w:val="24"/>
-              </w:rPr>
-              <w:t xml:space="preserve"> platform updates are instantaneous and reflect immediately on listings.</w:t>
+              <w:t xml:space="preserve">  The platform updates are instantaneous and reflect immediately on listings.</w:t>
             </w:r>
           </w:p>
           <w:p>
@@ -2482,7 +2300,6 @@
                 <w:bCs/>
               </w:rPr>
             </w:pPr>
-            <w:proofErr w:type="gramStart"/>
             <w:r>
               <w:rPr>
                 <w:rFonts w:ascii="Times New Roman" w:eastAsia="Times New Roman" w:hAnsi="Symbol" w:cs="Times New Roman"/>
@@ -2499,18 +2316,7 @@
                 <w:szCs w:val="24"/>
                 <w14:ligatures w14:val="none"/>
               </w:rPr>
-              <w:t xml:space="preserve">  Landlord</w:t>
-            </w:r>
-            <w:proofErr w:type="gramEnd"/>
-            <w:r>
-              <w:rPr>
-                <w:rFonts w:asciiTheme="majorBidi" w:eastAsia="Times New Roman" w:hAnsiTheme="majorBidi" w:cstheme="majorBidi"/>
-                <w:kern w:val="0"/>
-                <w:sz w:val="24"/>
-                <w:szCs w:val="24"/>
-                <w14:ligatures w14:val="none"/>
-              </w:rPr>
-              <w:t xml:space="preserve"> has accurate, up-to-date information about availability and pricing.</w:t>
+              <w:t xml:space="preserve">  Landlord has accurate, up-to-date information about availability and pricing.</w:t>
             </w:r>
           </w:p>
         </w:tc>
@@ -2558,7 +2364,6 @@
                 <w:szCs w:val="24"/>
               </w:rPr>
             </w:pPr>
-            <w:proofErr w:type="gramStart"/>
             <w:r>
               <w:rPr>
                 <w:rFonts w:ascii="Times New Roman" w:eastAsia="Times New Roman" w:hAnsi="Symbol" w:cs="Times New Roman"/>
@@ -2573,16 +2378,7 @@
                 <w:sz w:val="24"/>
                 <w:szCs w:val="24"/>
               </w:rPr>
-              <w:t xml:space="preserve">  Landlord</w:t>
-            </w:r>
-            <w:proofErr w:type="gramEnd"/>
-            <w:r>
-              <w:rPr>
-                <w:rFonts w:asciiTheme="majorBidi" w:eastAsia="Times New Roman" w:hAnsiTheme="majorBidi" w:cstheme="majorBidi"/>
-                <w:sz w:val="24"/>
-                <w:szCs w:val="24"/>
-              </w:rPr>
-              <w:t xml:space="preserve"> updates availability status and/or price.</w:t>
+              <w:t xml:space="preserve">  Landlord updates availability status and/or price.</w:t>
             </w:r>
           </w:p>
           <w:p>
@@ -2594,7 +2390,6 @@
                 <w:bCs/>
               </w:rPr>
             </w:pPr>
-            <w:proofErr w:type="gramStart"/>
             <w:r>
               <w:rPr>
                 <w:rFonts w:ascii="Times New Roman" w:eastAsia="Times New Roman" w:hAnsi="Symbol" w:cs="Times New Roman"/>
@@ -2611,18 +2406,7 @@
                 <w:szCs w:val="24"/>
                 <w14:ligatures w14:val="none"/>
               </w:rPr>
-              <w:t xml:space="preserve">  Platform</w:t>
-            </w:r>
-            <w:proofErr w:type="gramEnd"/>
-            <w:r>
-              <w:rPr>
-                <w:rFonts w:asciiTheme="majorBidi" w:eastAsia="Times New Roman" w:hAnsiTheme="majorBidi" w:cstheme="majorBidi"/>
-                <w:kern w:val="0"/>
-                <w:sz w:val="24"/>
-                <w:szCs w:val="24"/>
-                <w14:ligatures w14:val="none"/>
-              </w:rPr>
-              <w:t xml:space="preserve"> saves the changes to the listing.</w:t>
+              <w:t xml:space="preserve">  Platform saves the changes to the listing.</w:t>
             </w:r>
           </w:p>
         </w:tc>
@@ -2697,23 +2481,13 @@
                 <w:szCs w:val="28"/>
               </w:rPr>
             </w:pPr>
-            <w:proofErr w:type="spellStart"/>
-            <w:r>
-              <w:rPr>
-                <w:rFonts w:asciiTheme="majorBidi" w:hAnsiTheme="majorBidi" w:cstheme="majorBidi"/>
-                <w:sz w:val="28"/>
-                <w:szCs w:val="28"/>
-              </w:rPr>
-              <w:t>Postcondition</w:t>
-            </w:r>
-            <w:proofErr w:type="spellEnd"/>
-            <w:r>
-              <w:rPr>
-                <w:rFonts w:asciiTheme="majorBidi" w:hAnsiTheme="majorBidi" w:cstheme="majorBidi"/>
-                <w:sz w:val="28"/>
-                <w:szCs w:val="28"/>
-              </w:rPr>
-              <w:t>:</w:t>
+            <w:r>
+              <w:rPr>
+                <w:rFonts w:asciiTheme="majorBidi" w:hAnsiTheme="majorBidi" w:cstheme="majorBidi"/>
+                <w:sz w:val="28"/>
+                <w:szCs w:val="28"/>
+              </w:rPr>
+              <w:t>Postcondition:</w:t>
             </w:r>
           </w:p>
         </w:tc>
@@ -2880,7 +2654,7 @@
         </w:rPr>
         <w:lastRenderedPageBreak/>
         <w:drawing>
-          <wp:anchor distT="0" distB="0" distL="114300" distR="114300" simplePos="0" relativeHeight="251661312" behindDoc="1" locked="0" layoutInCell="1" allowOverlap="1">
+          <wp:anchor distT="0" distB="0" distL="114300" distR="114300" simplePos="0" relativeHeight="251658752" behindDoc="1" locked="0" layoutInCell="1" allowOverlap="1">
             <wp:simplePos x="0" y="0"/>
             <wp:positionH relativeFrom="column">
               <wp:posOffset>723900</wp:posOffset>
@@ -3341,7 +3115,6 @@
                 <w:szCs w:val="24"/>
               </w:rPr>
             </w:pPr>
-            <w:proofErr w:type="gramStart"/>
             <w:r>
               <w:rPr>
                 <w:rFonts w:ascii="Times New Roman" w:eastAsia="Times New Roman" w:hAnsi="Symbol" w:cs="Times New Roman"/>
@@ -3356,16 +3129,7 @@
                 <w:sz w:val="24"/>
                 <w:szCs w:val="24"/>
               </w:rPr>
-              <w:t xml:space="preserve">  Landlord</w:t>
-            </w:r>
-            <w:proofErr w:type="gramEnd"/>
-            <w:r>
-              <w:rPr>
-                <w:rFonts w:asciiTheme="majorBidi" w:eastAsia="Times New Roman" w:hAnsiTheme="majorBidi" w:cstheme="majorBidi"/>
-                <w:sz w:val="24"/>
-                <w:szCs w:val="24"/>
-              </w:rPr>
-              <w:t xml:space="preserve"> already has houses in his list.</w:t>
+              <w:t xml:space="preserve">  Landlord already has houses in his list.</w:t>
             </w:r>
           </w:p>
           <w:p>
@@ -3377,7 +3141,6 @@
                 <w:bCs/>
               </w:rPr>
             </w:pPr>
-            <w:proofErr w:type="gramStart"/>
             <w:r>
               <w:rPr>
                 <w:rFonts w:ascii="Times New Roman" w:eastAsia="Times New Roman" w:hAnsi="Symbol" w:cs="Times New Roman"/>
@@ -3394,18 +3157,7 @@
                 <w:szCs w:val="24"/>
                 <w14:ligatures w14:val="none"/>
               </w:rPr>
-              <w:t xml:space="preserve">  Landlord</w:t>
-            </w:r>
-            <w:proofErr w:type="gramEnd"/>
-            <w:r>
-              <w:rPr>
-                <w:rFonts w:asciiTheme="majorBidi" w:eastAsia="Times New Roman" w:hAnsiTheme="majorBidi" w:cstheme="majorBidi"/>
-                <w:kern w:val="0"/>
-                <w:sz w:val="24"/>
-                <w:szCs w:val="24"/>
-                <w14:ligatures w14:val="none"/>
-              </w:rPr>
-              <w:t xml:space="preserve"> has enough balance.</w:t>
+              <w:t xml:space="preserve">  Landlord has enough balance.</w:t>
             </w:r>
           </w:p>
         </w:tc>
@@ -3453,7 +3205,6 @@
                 <w:szCs w:val="24"/>
               </w:rPr>
             </w:pPr>
-            <w:proofErr w:type="gramStart"/>
             <w:r>
               <w:rPr>
                 <w:rFonts w:ascii="Times New Roman" w:eastAsia="Times New Roman" w:hAnsi="Symbol" w:cs="Times New Roman"/>
@@ -3468,16 +3219,7 @@
                 <w:sz w:val="24"/>
                 <w:szCs w:val="24"/>
               </w:rPr>
-              <w:t xml:space="preserve">  Landlord</w:t>
-            </w:r>
-            <w:proofErr w:type="gramEnd"/>
-            <w:r>
-              <w:rPr>
-                <w:rFonts w:asciiTheme="majorBidi" w:eastAsia="Times New Roman" w:hAnsiTheme="majorBidi" w:cstheme="majorBidi"/>
-                <w:sz w:val="24"/>
-                <w:szCs w:val="24"/>
-              </w:rPr>
-              <w:t xml:space="preserve"> chooses the house he want to publish from his list.</w:t>
+              <w:t xml:space="preserve">  Landlord chooses the house he want to publish from his list.</w:t>
             </w:r>
           </w:p>
           <w:p>
@@ -3491,7 +3233,6 @@
                 <w14:ligatures w14:val="none"/>
               </w:rPr>
             </w:pPr>
-            <w:proofErr w:type="gramStart"/>
             <w:r>
               <w:rPr>
                 <w:rFonts w:ascii="Times New Roman" w:eastAsia="Times New Roman" w:hAnsi="Symbol" w:cs="Times New Roman"/>
@@ -3508,18 +3249,7 @@
                 <w:szCs w:val="24"/>
                 <w14:ligatures w14:val="none"/>
               </w:rPr>
-              <w:t xml:space="preserve">  Landlord</w:t>
-            </w:r>
-            <w:proofErr w:type="gramEnd"/>
-            <w:r>
-              <w:rPr>
-                <w:rFonts w:asciiTheme="majorBidi" w:eastAsia="Times New Roman" w:hAnsiTheme="majorBidi" w:cstheme="majorBidi"/>
-                <w:kern w:val="0"/>
-                <w:sz w:val="24"/>
-                <w:szCs w:val="24"/>
-                <w14:ligatures w14:val="none"/>
-              </w:rPr>
-              <w:t xml:space="preserve"> choose a suitable plan for the advertisement.</w:t>
+              <w:t xml:space="preserve">  Landlord choose a suitable plan for the advertisement.</w:t>
             </w:r>
           </w:p>
           <w:p>
@@ -3624,23 +3354,13 @@
                 <w:szCs w:val="28"/>
               </w:rPr>
             </w:pPr>
-            <w:proofErr w:type="spellStart"/>
-            <w:r>
-              <w:rPr>
-                <w:rFonts w:asciiTheme="majorBidi" w:hAnsiTheme="majorBidi" w:cstheme="majorBidi"/>
-                <w:sz w:val="28"/>
-                <w:szCs w:val="28"/>
-              </w:rPr>
-              <w:t>Postcondition</w:t>
-            </w:r>
-            <w:proofErr w:type="spellEnd"/>
-            <w:r>
-              <w:rPr>
-                <w:rFonts w:asciiTheme="majorBidi" w:hAnsiTheme="majorBidi" w:cstheme="majorBidi"/>
-                <w:sz w:val="28"/>
-                <w:szCs w:val="28"/>
-              </w:rPr>
-              <w:t>:</w:t>
+            <w:r>
+              <w:rPr>
+                <w:rFonts w:asciiTheme="majorBidi" w:hAnsiTheme="majorBidi" w:cstheme="majorBidi"/>
+                <w:sz w:val="28"/>
+                <w:szCs w:val="28"/>
+              </w:rPr>
+              <w:t>Postcondition:</w:t>
             </w:r>
           </w:p>
         </w:tc>
@@ -3807,7 +3527,7 @@
         </w:rPr>
         <w:lastRenderedPageBreak/>
         <w:drawing>
-          <wp:anchor distT="0" distB="0" distL="114300" distR="114300" simplePos="0" relativeHeight="251656192" behindDoc="1" locked="0" layoutInCell="1" allowOverlap="1">
+          <wp:anchor distT="0" distB="0" distL="114300" distR="114300" simplePos="0" relativeHeight="251653632" behindDoc="1" locked="0" layoutInCell="1" allowOverlap="1">
             <wp:simplePos x="0" y="0"/>
             <wp:positionH relativeFrom="column">
               <wp:posOffset>504825</wp:posOffset>
@@ -4315,7 +4035,6 @@
                 <w:szCs w:val="24"/>
               </w:rPr>
             </w:pPr>
-            <w:proofErr w:type="gramStart"/>
             <w:r>
               <w:rPr>
                 <w:rFonts w:ascii="Times New Roman" w:eastAsia="Times New Roman" w:hAnsi="Symbol" w:cs="Times New Roman"/>
@@ -4330,16 +4049,7 @@
                 <w:sz w:val="24"/>
                 <w:szCs w:val="24"/>
               </w:rPr>
-              <w:t xml:space="preserve">  Landlord</w:t>
-            </w:r>
-            <w:proofErr w:type="gramEnd"/>
-            <w:r>
-              <w:rPr>
-                <w:rFonts w:asciiTheme="majorBidi" w:eastAsia="Times New Roman" w:hAnsiTheme="majorBidi" w:cstheme="majorBidi"/>
-                <w:sz w:val="24"/>
-                <w:szCs w:val="24"/>
-              </w:rPr>
-              <w:t xml:space="preserve"> enters the list of houses that has been inspected and added to his list.</w:t>
+              <w:t xml:space="preserve">  Landlord enters the list of houses that has been inspected and added to his list.</w:t>
             </w:r>
           </w:p>
           <w:p>
@@ -4353,7 +4063,6 @@
                 <w14:ligatures w14:val="none"/>
               </w:rPr>
             </w:pPr>
-            <w:proofErr w:type="gramStart"/>
             <w:r>
               <w:rPr>
                 <w:rFonts w:ascii="Times New Roman" w:eastAsia="Times New Roman" w:hAnsi="Symbol" w:cs="Times New Roman"/>
@@ -4370,18 +4079,7 @@
                 <w:szCs w:val="24"/>
                 <w14:ligatures w14:val="none"/>
               </w:rPr>
-              <w:t xml:space="preserve">  Landlord</w:t>
-            </w:r>
-            <w:proofErr w:type="gramEnd"/>
-            <w:r>
-              <w:rPr>
-                <w:rFonts w:asciiTheme="majorBidi" w:eastAsia="Times New Roman" w:hAnsiTheme="majorBidi" w:cstheme="majorBidi"/>
-                <w:kern w:val="0"/>
-                <w:sz w:val="24"/>
-                <w:szCs w:val="24"/>
-                <w14:ligatures w14:val="none"/>
-              </w:rPr>
-              <w:t xml:space="preserve"> is able to choose any advertisement to check it details.</w:t>
+              <w:t xml:space="preserve">  Landlord is able to choose any advertisement to check it details.</w:t>
             </w:r>
           </w:p>
         </w:tc>
@@ -4456,23 +4154,13 @@
                 <w:szCs w:val="28"/>
               </w:rPr>
             </w:pPr>
-            <w:proofErr w:type="spellStart"/>
-            <w:r>
-              <w:rPr>
-                <w:rFonts w:asciiTheme="majorBidi" w:hAnsiTheme="majorBidi" w:cstheme="majorBidi"/>
-                <w:sz w:val="28"/>
-                <w:szCs w:val="28"/>
-              </w:rPr>
-              <w:t>Postcondition</w:t>
-            </w:r>
-            <w:proofErr w:type="spellEnd"/>
-            <w:r>
-              <w:rPr>
-                <w:rFonts w:asciiTheme="majorBidi" w:hAnsiTheme="majorBidi" w:cstheme="majorBidi"/>
-                <w:sz w:val="28"/>
-                <w:szCs w:val="28"/>
-              </w:rPr>
-              <w:t>:</w:t>
+            <w:r>
+              <w:rPr>
+                <w:rFonts w:asciiTheme="majorBidi" w:hAnsiTheme="majorBidi" w:cstheme="majorBidi"/>
+                <w:sz w:val="28"/>
+                <w:szCs w:val="28"/>
+              </w:rPr>
+              <w:t>Postcondition:</w:t>
             </w:r>
           </w:p>
         </w:tc>
@@ -4646,7 +4334,7 @@
         </w:rPr>
         <w:lastRenderedPageBreak/>
         <w:drawing>
-          <wp:anchor distT="0" distB="0" distL="114300" distR="114300" simplePos="0" relativeHeight="251658240" behindDoc="1" locked="0" layoutInCell="1" allowOverlap="1">
+          <wp:anchor distT="0" distB="0" distL="114300" distR="114300" simplePos="0" relativeHeight="251654656" behindDoc="1" locked="0" layoutInCell="1" allowOverlap="1">
             <wp:simplePos x="0" y="0"/>
             <wp:positionH relativeFrom="column">
               <wp:posOffset>904875</wp:posOffset>
@@ -5188,7 +4876,6 @@
                 <w:szCs w:val="24"/>
               </w:rPr>
             </w:pPr>
-            <w:proofErr w:type="gramStart"/>
             <w:r>
               <w:rPr>
                 <w:rFonts w:ascii="Times New Roman" w:eastAsia="Times New Roman" w:hAnsi="Symbol" w:cs="Times New Roman"/>
@@ -5203,16 +4890,7 @@
                 <w:sz w:val="24"/>
                 <w:szCs w:val="24"/>
               </w:rPr>
-              <w:t xml:space="preserve">  Landlord</w:t>
-            </w:r>
-            <w:proofErr w:type="gramEnd"/>
-            <w:r>
-              <w:rPr>
-                <w:rFonts w:asciiTheme="majorBidi" w:eastAsia="Times New Roman" w:hAnsiTheme="majorBidi" w:cstheme="majorBidi"/>
-                <w:sz w:val="24"/>
-                <w:szCs w:val="24"/>
-              </w:rPr>
-              <w:t xml:space="preserve"> </w:t>
+              <w:t xml:space="preserve">  Landlord </w:t>
             </w:r>
             <w:r>
               <w:rPr>
@@ -5242,7 +4920,6 @@
                 <w14:ligatures w14:val="none"/>
               </w:rPr>
             </w:pPr>
-            <w:proofErr w:type="gramStart"/>
             <w:r>
               <w:rPr>
                 <w:rFonts w:ascii="Times New Roman" w:eastAsia="Times New Roman" w:hAnsi="Symbol" w:cs="Times New Roman"/>
@@ -5259,18 +4936,7 @@
                 <w:szCs w:val="24"/>
                 <w14:ligatures w14:val="none"/>
               </w:rPr>
-              <w:t xml:space="preserve">  Platform</w:t>
-            </w:r>
-            <w:proofErr w:type="gramEnd"/>
-            <w:r>
-              <w:rPr>
-                <w:rFonts w:asciiTheme="majorBidi" w:eastAsia="Times New Roman" w:hAnsiTheme="majorBidi" w:cstheme="majorBidi"/>
-                <w:kern w:val="0"/>
-                <w:sz w:val="24"/>
-                <w:szCs w:val="24"/>
-                <w14:ligatures w14:val="none"/>
-              </w:rPr>
-              <w:t xml:space="preserve"> saves the changes to the listing.</w:t>
+              <w:t xml:space="preserve">  Platform saves the changes to the listing.</w:t>
             </w:r>
           </w:p>
         </w:tc>
@@ -5345,23 +5011,13 @@
                 <w:szCs w:val="28"/>
               </w:rPr>
             </w:pPr>
-            <w:proofErr w:type="spellStart"/>
-            <w:r>
-              <w:rPr>
-                <w:rFonts w:asciiTheme="majorBidi" w:hAnsiTheme="majorBidi" w:cstheme="majorBidi"/>
-                <w:sz w:val="28"/>
-                <w:szCs w:val="28"/>
-              </w:rPr>
-              <w:t>Postcondition</w:t>
-            </w:r>
-            <w:proofErr w:type="spellEnd"/>
-            <w:r>
-              <w:rPr>
-                <w:rFonts w:asciiTheme="majorBidi" w:hAnsiTheme="majorBidi" w:cstheme="majorBidi"/>
-                <w:sz w:val="28"/>
-                <w:szCs w:val="28"/>
-              </w:rPr>
-              <w:t>:</w:t>
+            <w:r>
+              <w:rPr>
+                <w:rFonts w:asciiTheme="majorBidi" w:hAnsiTheme="majorBidi" w:cstheme="majorBidi"/>
+                <w:sz w:val="28"/>
+                <w:szCs w:val="28"/>
+              </w:rPr>
+              <w:t>Postcondition:</w:t>
             </w:r>
           </w:p>
         </w:tc>
@@ -5569,7 +5225,7 @@
         </w:rPr>
         <w:lastRenderedPageBreak/>
         <w:drawing>
-          <wp:anchor distT="0" distB="0" distL="114300" distR="114300" simplePos="0" relativeHeight="251664384" behindDoc="1" locked="0" layoutInCell="1" allowOverlap="1">
+          <wp:anchor distT="0" distB="0" distL="114300" distR="114300" simplePos="0" relativeHeight="251659776" behindDoc="1" locked="0" layoutInCell="1" allowOverlap="1">
             <wp:simplePos x="0" y="0"/>
             <wp:positionH relativeFrom="column">
               <wp:posOffset>942975</wp:posOffset>
@@ -5983,7 +5639,6 @@
                 <w:szCs w:val="24"/>
               </w:rPr>
             </w:pPr>
-            <w:proofErr w:type="gramStart"/>
             <w:r>
               <w:rPr>
                 <w:rFonts w:ascii="Times New Roman" w:eastAsia="Times New Roman" w:hAnsi="Symbol" w:cs="Times New Roman"/>
@@ -5998,16 +5653,7 @@
                 <w:sz w:val="24"/>
                 <w:szCs w:val="24"/>
               </w:rPr>
-              <w:t xml:space="preserve">  Landlord</w:t>
-            </w:r>
-            <w:proofErr w:type="gramEnd"/>
-            <w:r>
-              <w:rPr>
-                <w:rFonts w:asciiTheme="majorBidi" w:eastAsia="Times New Roman" w:hAnsiTheme="majorBidi" w:cstheme="majorBidi"/>
-                <w:sz w:val="24"/>
-                <w:szCs w:val="24"/>
-              </w:rPr>
-              <w:t xml:space="preserve"> has an active rental listing.</w:t>
+              <w:t xml:space="preserve">  Landlord has an active rental listing.</w:t>
             </w:r>
           </w:p>
           <w:p>
@@ -6019,7 +5665,6 @@
                 <w:bCs/>
               </w:rPr>
             </w:pPr>
-            <w:proofErr w:type="gramStart"/>
             <w:r>
               <w:rPr>
                 <w:rFonts w:ascii="Times New Roman" w:eastAsia="Times New Roman" w:hAnsi="Symbol" w:cs="Times New Roman"/>
@@ -6036,18 +5681,7 @@
                 <w:szCs w:val="24"/>
                 <w14:ligatures w14:val="none"/>
               </w:rPr>
-              <w:t xml:space="preserve">  Rental</w:t>
-            </w:r>
-            <w:proofErr w:type="gramEnd"/>
-            <w:r>
-              <w:rPr>
-                <w:rFonts w:asciiTheme="majorBidi" w:eastAsia="Times New Roman" w:hAnsiTheme="majorBidi" w:cstheme="majorBidi"/>
-                <w:kern w:val="0"/>
-                <w:sz w:val="24"/>
-                <w:szCs w:val="24"/>
-                <w14:ligatures w14:val="none"/>
-              </w:rPr>
-              <w:t xml:space="preserve"> request exists with specified dates.</w:t>
+              <w:t xml:space="preserve">  Rental request exists with specified dates.</w:t>
             </w:r>
           </w:p>
         </w:tc>
@@ -6094,7 +5728,6 @@
                 <w:szCs w:val="24"/>
               </w:rPr>
             </w:pPr>
-            <w:proofErr w:type="gramStart"/>
             <w:r>
               <w:rPr>
                 <w:rFonts w:ascii="Times New Roman" w:eastAsia="Times New Roman" w:hAnsi="Symbol" w:cs="Times New Roman"/>
@@ -6109,16 +5742,7 @@
                 <w:sz w:val="24"/>
                 <w:szCs w:val="24"/>
               </w:rPr>
-              <w:t xml:space="preserve">  Platform</w:t>
-            </w:r>
-            <w:proofErr w:type="gramEnd"/>
-            <w:r>
-              <w:rPr>
-                <w:rFonts w:asciiTheme="majorBidi" w:eastAsia="Times New Roman" w:hAnsiTheme="majorBidi" w:cstheme="majorBidi"/>
-                <w:sz w:val="24"/>
-                <w:szCs w:val="24"/>
-              </w:rPr>
-              <w:t xml:space="preserve"> messaging system facilitates prompt communication between landlord and tenant.</w:t>
+              <w:t xml:space="preserve">  Platform messaging system facilitates prompt communication between landlord and tenant.</w:t>
             </w:r>
           </w:p>
           <w:p>
@@ -6130,7 +5754,6 @@
                 <w:bCs/>
               </w:rPr>
             </w:pPr>
-            <w:proofErr w:type="gramStart"/>
             <w:r>
               <w:rPr>
                 <w:rFonts w:ascii="Times New Roman" w:eastAsia="Times New Roman" w:hAnsi="Symbol" w:cs="Times New Roman"/>
@@ -6147,18 +5770,7 @@
                 <w:szCs w:val="24"/>
                 <w14:ligatures w14:val="none"/>
               </w:rPr>
-              <w:t xml:space="preserve">  Tenant</w:t>
-            </w:r>
-            <w:proofErr w:type="gramEnd"/>
-            <w:r>
-              <w:rPr>
-                <w:rFonts w:asciiTheme="majorBidi" w:eastAsia="Times New Roman" w:hAnsiTheme="majorBidi" w:cstheme="majorBidi"/>
-                <w:kern w:val="0"/>
-                <w:sz w:val="24"/>
-                <w:szCs w:val="24"/>
-                <w14:ligatures w14:val="none"/>
-              </w:rPr>
-              <w:t xml:space="preserve"> has sufficient funds for the guarantee if the request is accepted.</w:t>
+              <w:t xml:space="preserve">  Tenant has sufficient funds for the guarantee if the request is accepted.</w:t>
             </w:r>
           </w:p>
         </w:tc>
@@ -6206,7 +5818,6 @@
                 <w:szCs w:val="24"/>
               </w:rPr>
             </w:pPr>
-            <w:proofErr w:type="gramStart"/>
             <w:r>
               <w:rPr>
                 <w:rFonts w:ascii="Times New Roman" w:eastAsia="Times New Roman" w:hAnsi="Symbol" w:cs="Times New Roman"/>
@@ -6221,16 +5832,7 @@
                 <w:sz w:val="24"/>
                 <w:szCs w:val="24"/>
               </w:rPr>
-              <w:t xml:space="preserve">  Landlord</w:t>
-            </w:r>
-            <w:proofErr w:type="gramEnd"/>
-            <w:r>
-              <w:rPr>
-                <w:rFonts w:asciiTheme="majorBidi" w:eastAsia="Times New Roman" w:hAnsiTheme="majorBidi" w:cstheme="majorBidi"/>
-                <w:sz w:val="24"/>
-                <w:szCs w:val="24"/>
-              </w:rPr>
-              <w:t xml:space="preserve"> reviews rental request details.</w:t>
+              <w:t xml:space="preserve">  Landlord reviews rental request details.</w:t>
             </w:r>
           </w:p>
           <w:p>
@@ -6242,7 +5844,6 @@
                 <w:szCs w:val="24"/>
               </w:rPr>
             </w:pPr>
-            <w:proofErr w:type="gramStart"/>
             <w:r>
               <w:rPr>
                 <w:rFonts w:ascii="Times New Roman" w:eastAsia="Times New Roman" w:hAnsi="Symbol" w:cs="Times New Roman"/>
@@ -6257,16 +5858,7 @@
                 <w:sz w:val="24"/>
                 <w:szCs w:val="24"/>
               </w:rPr>
-              <w:t xml:space="preserve">  Landlord</w:t>
-            </w:r>
-            <w:proofErr w:type="gramEnd"/>
-            <w:r>
-              <w:rPr>
-                <w:rFonts w:asciiTheme="majorBidi" w:eastAsia="Times New Roman" w:hAnsiTheme="majorBidi" w:cstheme="majorBidi"/>
-                <w:sz w:val="24"/>
-                <w:szCs w:val="24"/>
-              </w:rPr>
-              <w:t xml:space="preserve"> either accepts or rejects the request.</w:t>
+              <w:t xml:space="preserve">  Landlord either accepts or rejects the request.</w:t>
             </w:r>
           </w:p>
           <w:p>
@@ -6278,7 +5870,6 @@
                 <w:bCs/>
               </w:rPr>
             </w:pPr>
-            <w:proofErr w:type="gramStart"/>
             <w:r>
               <w:rPr>
                 <w:rFonts w:ascii="Times New Roman" w:eastAsia="Times New Roman" w:hAnsi="Symbol" w:cs="Times New Roman"/>
@@ -6295,18 +5886,7 @@
                 <w:szCs w:val="24"/>
                 <w14:ligatures w14:val="none"/>
               </w:rPr>
-              <w:t xml:space="preserve">  Platform</w:t>
-            </w:r>
-            <w:proofErr w:type="gramEnd"/>
-            <w:r>
-              <w:rPr>
-                <w:rFonts w:asciiTheme="majorBidi" w:eastAsia="Times New Roman" w:hAnsiTheme="majorBidi" w:cstheme="majorBidi"/>
-                <w:kern w:val="0"/>
-                <w:sz w:val="24"/>
-                <w:szCs w:val="24"/>
-                <w14:ligatures w14:val="none"/>
-              </w:rPr>
-              <w:t xml:space="preserve"> updates the request status and notifies the tenant.</w:t>
+              <w:t xml:space="preserve">  Platform updates the request status and notifies the tenant.</w:t>
             </w:r>
           </w:p>
         </w:tc>
@@ -6381,23 +5961,13 @@
                 <w:szCs w:val="28"/>
               </w:rPr>
             </w:pPr>
-            <w:proofErr w:type="spellStart"/>
-            <w:r>
-              <w:rPr>
-                <w:rFonts w:asciiTheme="majorBidi" w:hAnsiTheme="majorBidi" w:cstheme="majorBidi"/>
-                <w:sz w:val="28"/>
-                <w:szCs w:val="28"/>
-              </w:rPr>
-              <w:t>Postcondition</w:t>
-            </w:r>
-            <w:proofErr w:type="spellEnd"/>
-            <w:r>
-              <w:rPr>
-                <w:rFonts w:asciiTheme="majorBidi" w:hAnsiTheme="majorBidi" w:cstheme="majorBidi"/>
-                <w:sz w:val="28"/>
-                <w:szCs w:val="28"/>
-              </w:rPr>
-              <w:t>:</w:t>
+            <w:r>
+              <w:rPr>
+                <w:rFonts w:asciiTheme="majorBidi" w:hAnsiTheme="majorBidi" w:cstheme="majorBidi"/>
+                <w:sz w:val="28"/>
+                <w:szCs w:val="28"/>
+              </w:rPr>
+              <w:t>Postcondition:</w:t>
             </w:r>
           </w:p>
         </w:tc>
@@ -6557,7 +6127,7 @@
         </w:rPr>
         <w:lastRenderedPageBreak/>
         <w:drawing>
-          <wp:anchor distT="0" distB="0" distL="114300" distR="114300" simplePos="0" relativeHeight="251659264" behindDoc="1" locked="0" layoutInCell="1" allowOverlap="1">
+          <wp:anchor distT="0" distB="0" distL="114300" distR="114300" simplePos="0" relativeHeight="251656704" behindDoc="1" locked="0" layoutInCell="1" allowOverlap="1">
             <wp:simplePos x="0" y="0"/>
             <wp:positionH relativeFrom="column">
               <wp:posOffset>885825</wp:posOffset>
@@ -7015,7 +6585,6 @@
                 <w:szCs w:val="24"/>
               </w:rPr>
             </w:pPr>
-            <w:proofErr w:type="gramStart"/>
             <w:r>
               <w:rPr>
                 <w:rFonts w:ascii="Times New Roman" w:eastAsia="Times New Roman" w:hAnsi="Symbol" w:cs="Times New Roman"/>
@@ -7030,16 +6599,7 @@
                 <w:sz w:val="24"/>
                 <w:szCs w:val="24"/>
               </w:rPr>
-              <w:t xml:space="preserve">  Platform</w:t>
-            </w:r>
-            <w:proofErr w:type="gramEnd"/>
-            <w:r>
-              <w:rPr>
-                <w:rFonts w:asciiTheme="majorBidi" w:eastAsia="Times New Roman" w:hAnsiTheme="majorBidi" w:cstheme="majorBidi"/>
-                <w:sz w:val="24"/>
-                <w:szCs w:val="24"/>
-              </w:rPr>
-              <w:t xml:space="preserve"> reliably tracks tenant arrival and departure dates.</w:t>
+              <w:t xml:space="preserve">  Platform reliably tracks tenant arrival and departure dates.</w:t>
             </w:r>
           </w:p>
           <w:p>
@@ -7051,7 +6611,6 @@
                 <w:bCs/>
               </w:rPr>
             </w:pPr>
-            <w:proofErr w:type="gramStart"/>
             <w:r>
               <w:rPr>
                 <w:rFonts w:ascii="Times New Roman" w:eastAsia="Times New Roman" w:hAnsi="Symbol" w:cs="Times New Roman"/>
@@ -7068,18 +6627,7 @@
                 <w:szCs w:val="24"/>
                 <w14:ligatures w14:val="none"/>
               </w:rPr>
-              <w:t xml:space="preserve">  Landlord</w:t>
-            </w:r>
-            <w:proofErr w:type="gramEnd"/>
-            <w:r>
-              <w:rPr>
-                <w:rFonts w:asciiTheme="majorBidi" w:eastAsia="Times New Roman" w:hAnsiTheme="majorBidi" w:cstheme="majorBidi"/>
-                <w:kern w:val="0"/>
-                <w:sz w:val="24"/>
-                <w:szCs w:val="24"/>
-                <w14:ligatures w14:val="none"/>
-              </w:rPr>
-              <w:t xml:space="preserve"> can access and confirm tenant arrival without delay.</w:t>
+              <w:t xml:space="preserve">  Landlord can access and confirm tenant arrival without delay.</w:t>
             </w:r>
           </w:p>
         </w:tc>
@@ -7127,7 +6675,6 @@
                 <w:szCs w:val="24"/>
               </w:rPr>
             </w:pPr>
-            <w:proofErr w:type="gramStart"/>
             <w:r>
               <w:rPr>
                 <w:rFonts w:ascii="Times New Roman" w:eastAsia="Times New Roman" w:hAnsi="Symbol" w:cs="Times New Roman"/>
@@ -7142,16 +6689,7 @@
                 <w:sz w:val="24"/>
                 <w:szCs w:val="24"/>
               </w:rPr>
-              <w:t xml:space="preserve">  Landlord</w:t>
-            </w:r>
-            <w:proofErr w:type="gramEnd"/>
-            <w:r>
-              <w:rPr>
-                <w:rFonts w:asciiTheme="majorBidi" w:eastAsia="Times New Roman" w:hAnsiTheme="majorBidi" w:cstheme="majorBidi"/>
-                <w:sz w:val="24"/>
-                <w:szCs w:val="24"/>
-              </w:rPr>
-              <w:t xml:space="preserve"> receives arrival notification.</w:t>
+              <w:t xml:space="preserve">  Landlord receives arrival notification.</w:t>
             </w:r>
           </w:p>
           <w:p>
@@ -7163,7 +6701,6 @@
                 <w:bCs/>
               </w:rPr>
             </w:pPr>
-            <w:proofErr w:type="gramStart"/>
             <w:r>
               <w:rPr>
                 <w:rFonts w:ascii="Times New Roman" w:eastAsia="Times New Roman" w:hAnsi="Symbol" w:cs="Times New Roman"/>
@@ -7180,18 +6717,7 @@
                 <w:szCs w:val="24"/>
                 <w14:ligatures w14:val="none"/>
               </w:rPr>
-              <w:t xml:space="preserve">  Landlord</w:t>
-            </w:r>
-            <w:proofErr w:type="gramEnd"/>
-            <w:r>
-              <w:rPr>
-                <w:rFonts w:asciiTheme="majorBidi" w:eastAsia="Times New Roman" w:hAnsiTheme="majorBidi" w:cstheme="majorBidi"/>
-                <w:kern w:val="0"/>
-                <w:sz w:val="24"/>
-                <w:szCs w:val="24"/>
-                <w14:ligatures w14:val="none"/>
-              </w:rPr>
-              <w:t xml:space="preserve"> confirms tenant’s arrival on the platform.</w:t>
+              <w:t xml:space="preserve">  Landlord confirms tenant’s arrival on the platform.</w:t>
             </w:r>
           </w:p>
         </w:tc>
@@ -7266,23 +6792,13 @@
                 <w:szCs w:val="28"/>
               </w:rPr>
             </w:pPr>
-            <w:proofErr w:type="spellStart"/>
-            <w:r>
-              <w:rPr>
-                <w:rFonts w:asciiTheme="majorBidi" w:hAnsiTheme="majorBidi" w:cstheme="majorBidi"/>
-                <w:sz w:val="28"/>
-                <w:szCs w:val="28"/>
-              </w:rPr>
-              <w:t>Postcondition</w:t>
-            </w:r>
-            <w:proofErr w:type="spellEnd"/>
-            <w:r>
-              <w:rPr>
-                <w:rFonts w:asciiTheme="majorBidi" w:hAnsiTheme="majorBidi" w:cstheme="majorBidi"/>
-                <w:sz w:val="28"/>
-                <w:szCs w:val="28"/>
-              </w:rPr>
-              <w:t>:</w:t>
+            <w:r>
+              <w:rPr>
+                <w:rFonts w:asciiTheme="majorBidi" w:hAnsiTheme="majorBidi" w:cstheme="majorBidi"/>
+                <w:sz w:val="28"/>
+                <w:szCs w:val="28"/>
+              </w:rPr>
+              <w:t>Postcondition:</w:t>
             </w:r>
           </w:p>
         </w:tc>
@@ -7465,7 +6981,7 @@
         </w:rPr>
         <w:lastRenderedPageBreak/>
         <w:drawing>
-          <wp:anchor distT="0" distB="0" distL="114300" distR="114300" simplePos="0" relativeHeight="251665408" behindDoc="1" locked="0" layoutInCell="1" allowOverlap="1">
+          <wp:anchor distT="0" distB="0" distL="114300" distR="114300" simplePos="0" relativeHeight="251660800" behindDoc="1" locked="0" layoutInCell="1" allowOverlap="1">
             <wp:simplePos x="0" y="0"/>
             <wp:positionH relativeFrom="column">
               <wp:posOffset>1038225</wp:posOffset>
@@ -7954,7 +7470,6 @@
                 <w:szCs w:val="24"/>
               </w:rPr>
             </w:pPr>
-            <w:proofErr w:type="gramStart"/>
             <w:r>
               <w:rPr>
                 <w:rFonts w:ascii="Times New Roman" w:eastAsia="Times New Roman" w:hAnsi="Symbol" w:cs="Times New Roman"/>
@@ -7969,16 +7484,7 @@
                 <w:sz w:val="24"/>
                 <w:szCs w:val="24"/>
               </w:rPr>
-              <w:t xml:space="preserve">  The</w:t>
-            </w:r>
-            <w:proofErr w:type="gramEnd"/>
-            <w:r>
-              <w:rPr>
-                <w:rFonts w:asciiTheme="majorBidi" w:eastAsia="Times New Roman" w:hAnsiTheme="majorBidi" w:cstheme="majorBidi"/>
-                <w:sz w:val="24"/>
-                <w:szCs w:val="24"/>
-              </w:rPr>
-              <w:t xml:space="preserve"> platform's identity verification process is swift and reliable.</w:t>
+              <w:t xml:space="preserve">  The platform's identity verification process is swift and reliable.</w:t>
             </w:r>
           </w:p>
           <w:p>
@@ -7990,7 +7496,6 @@
                 <w:bCs/>
               </w:rPr>
             </w:pPr>
-            <w:proofErr w:type="gramStart"/>
             <w:r>
               <w:rPr>
                 <w:rFonts w:ascii="Times New Roman" w:eastAsia="Times New Roman" w:hAnsi="Symbol" w:cs="Times New Roman"/>
@@ -8007,18 +7512,7 @@
                 <w:szCs w:val="24"/>
                 <w14:ligatures w14:val="none"/>
               </w:rPr>
-              <w:t xml:space="preserve">  Tenant’s</w:t>
-            </w:r>
-            <w:proofErr w:type="gramEnd"/>
-            <w:r>
-              <w:rPr>
-                <w:rFonts w:asciiTheme="majorBidi" w:eastAsia="Times New Roman" w:hAnsiTheme="majorBidi" w:cstheme="majorBidi"/>
-                <w:kern w:val="0"/>
-                <w:sz w:val="24"/>
-                <w:szCs w:val="24"/>
-                <w14:ligatures w14:val="none"/>
-              </w:rPr>
-              <w:t xml:space="preserve"> device supports document upload functionality.</w:t>
+              <w:t xml:space="preserve">  Tenant’s device supports document upload functionality.</w:t>
             </w:r>
           </w:p>
         </w:tc>
@@ -8066,7 +7560,6 @@
                 <w:szCs w:val="24"/>
               </w:rPr>
             </w:pPr>
-            <w:proofErr w:type="gramStart"/>
             <w:r>
               <w:rPr>
                 <w:rFonts w:ascii="Times New Roman" w:eastAsia="Times New Roman" w:hAnsi="Symbol" w:cs="Times New Roman"/>
@@ -8081,16 +7574,7 @@
                 <w:sz w:val="24"/>
                 <w:szCs w:val="24"/>
               </w:rPr>
-              <w:t xml:space="preserve">  Tenant</w:t>
-            </w:r>
-            <w:proofErr w:type="gramEnd"/>
-            <w:r>
-              <w:rPr>
-                <w:rFonts w:asciiTheme="majorBidi" w:eastAsia="Times New Roman" w:hAnsiTheme="majorBidi" w:cstheme="majorBidi"/>
-                <w:sz w:val="24"/>
-                <w:szCs w:val="24"/>
-              </w:rPr>
-              <w:t xml:space="preserve"> enters email, password, and uploads identity document.</w:t>
+              <w:t xml:space="preserve">  Tenant enters email, password, and uploads identity document.</w:t>
             </w:r>
           </w:p>
           <w:p>
@@ -8102,7 +7586,6 @@
                 <w:szCs w:val="24"/>
               </w:rPr>
             </w:pPr>
-            <w:proofErr w:type="gramStart"/>
             <w:r>
               <w:rPr>
                 <w:rFonts w:ascii="Times New Roman" w:eastAsia="Times New Roman" w:hAnsi="Symbol" w:cs="Times New Roman"/>
@@ -8117,16 +7600,7 @@
                 <w:sz w:val="24"/>
                 <w:szCs w:val="24"/>
               </w:rPr>
-              <w:t xml:space="preserve">  Platform</w:t>
-            </w:r>
-            <w:proofErr w:type="gramEnd"/>
-            <w:r>
-              <w:rPr>
-                <w:rFonts w:asciiTheme="majorBidi" w:eastAsia="Times New Roman" w:hAnsiTheme="majorBidi" w:cstheme="majorBidi"/>
-                <w:sz w:val="24"/>
-                <w:szCs w:val="24"/>
-              </w:rPr>
-              <w:t xml:space="preserve"> verifies the information.</w:t>
+              <w:t xml:space="preserve">  Platform verifies the information.</w:t>
             </w:r>
           </w:p>
           <w:p>
@@ -8138,7 +7612,6 @@
                 <w:bCs/>
               </w:rPr>
             </w:pPr>
-            <w:proofErr w:type="gramStart"/>
             <w:r>
               <w:rPr>
                 <w:rFonts w:ascii="Times New Roman" w:eastAsia="Times New Roman" w:hAnsi="Symbol" w:cs="Times New Roman"/>
@@ -8155,18 +7628,7 @@
                 <w:szCs w:val="24"/>
                 <w14:ligatures w14:val="none"/>
               </w:rPr>
-              <w:t xml:space="preserve">  Account</w:t>
-            </w:r>
-            <w:proofErr w:type="gramEnd"/>
-            <w:r>
-              <w:rPr>
-                <w:rFonts w:asciiTheme="majorBidi" w:eastAsia="Times New Roman" w:hAnsiTheme="majorBidi" w:cstheme="majorBidi"/>
-                <w:kern w:val="0"/>
-                <w:sz w:val="24"/>
-                <w:szCs w:val="24"/>
-                <w14:ligatures w14:val="none"/>
-              </w:rPr>
-              <w:t xml:space="preserve"> creation is completed if data is valid.</w:t>
+              <w:t xml:space="preserve">  Account creation is completed if data is valid.</w:t>
             </w:r>
           </w:p>
         </w:tc>
@@ -8244,23 +7706,13 @@
                 <w:szCs w:val="28"/>
               </w:rPr>
             </w:pPr>
-            <w:proofErr w:type="spellStart"/>
-            <w:r>
-              <w:rPr>
-                <w:rFonts w:asciiTheme="majorBidi" w:hAnsiTheme="majorBidi" w:cstheme="majorBidi"/>
-                <w:sz w:val="28"/>
-                <w:szCs w:val="28"/>
-              </w:rPr>
-              <w:t>Postcondition</w:t>
-            </w:r>
-            <w:proofErr w:type="spellEnd"/>
-            <w:r>
-              <w:rPr>
-                <w:rFonts w:asciiTheme="majorBidi" w:hAnsiTheme="majorBidi" w:cstheme="majorBidi"/>
-                <w:sz w:val="28"/>
-                <w:szCs w:val="28"/>
-              </w:rPr>
-              <w:t>:</w:t>
+            <w:r>
+              <w:rPr>
+                <w:rFonts w:asciiTheme="majorBidi" w:hAnsiTheme="majorBidi" w:cstheme="majorBidi"/>
+                <w:sz w:val="28"/>
+                <w:szCs w:val="28"/>
+              </w:rPr>
+              <w:t>Postcondition:</w:t>
             </w:r>
           </w:p>
         </w:tc>
@@ -8419,7 +7871,7 @@
           <w:noProof/>
         </w:rPr>
         <w:drawing>
-          <wp:anchor distT="0" distB="0" distL="114300" distR="114300" simplePos="0" relativeHeight="251668480" behindDoc="1" locked="0" layoutInCell="1" allowOverlap="1">
+          <wp:anchor distT="0" distB="0" distL="114300" distR="114300" simplePos="0" relativeHeight="251661824" behindDoc="1" locked="0" layoutInCell="1" allowOverlap="1">
             <wp:simplePos x="0" y="0"/>
             <wp:positionH relativeFrom="column">
               <wp:posOffset>628650</wp:posOffset>
@@ -8874,7 +8326,6 @@
                 <w:szCs w:val="24"/>
               </w:rPr>
             </w:pPr>
-            <w:proofErr w:type="gramStart"/>
             <w:r>
               <w:rPr>
                 <w:rFonts w:ascii="Times New Roman" w:eastAsia="Times New Roman" w:hAnsi="Symbol" w:cs="Times New Roman"/>
@@ -8889,16 +8340,7 @@
                 <w:sz w:val="24"/>
                 <w:szCs w:val="24"/>
               </w:rPr>
-              <w:t xml:space="preserve">  Search</w:t>
-            </w:r>
-            <w:proofErr w:type="gramEnd"/>
-            <w:r>
-              <w:rPr>
-                <w:rFonts w:asciiTheme="majorBidi" w:eastAsia="Times New Roman" w:hAnsiTheme="majorBidi" w:cstheme="majorBidi"/>
-                <w:sz w:val="24"/>
-                <w:szCs w:val="24"/>
-              </w:rPr>
-              <w:t xml:space="preserve"> filters function accurately and are up-to-date.</w:t>
+              <w:t xml:space="preserve">  Search filters function accurately and are up-to-date.</w:t>
             </w:r>
           </w:p>
           <w:p>
@@ -8910,7 +8352,6 @@
                 <w:bCs/>
               </w:rPr>
             </w:pPr>
-            <w:proofErr w:type="gramStart"/>
             <w:r>
               <w:rPr>
                 <w:rFonts w:ascii="Times New Roman" w:eastAsia="Times New Roman" w:hAnsi="Symbol" w:cs="Times New Roman"/>
@@ -8927,18 +8368,7 @@
                 <w:szCs w:val="24"/>
                 <w14:ligatures w14:val="none"/>
               </w:rPr>
-              <w:t xml:space="preserve">  Platform</w:t>
-            </w:r>
-            <w:proofErr w:type="gramEnd"/>
-            <w:r>
-              <w:rPr>
-                <w:rFonts w:asciiTheme="majorBidi" w:eastAsia="Times New Roman" w:hAnsiTheme="majorBidi" w:cstheme="majorBidi"/>
-                <w:kern w:val="0"/>
-                <w:sz w:val="24"/>
-                <w:szCs w:val="24"/>
-                <w14:ligatures w14:val="none"/>
-              </w:rPr>
-              <w:t xml:space="preserve"> has enough rental listings to provide relevant results.</w:t>
+              <w:t xml:space="preserve">  Platform has enough rental listings to provide relevant results.</w:t>
             </w:r>
           </w:p>
         </w:tc>
@@ -8986,7 +8416,6 @@
                 <w:szCs w:val="24"/>
               </w:rPr>
             </w:pPr>
-            <w:proofErr w:type="gramStart"/>
             <w:r>
               <w:rPr>
                 <w:rFonts w:ascii="Times New Roman" w:eastAsia="Times New Roman" w:hAnsi="Symbol" w:cs="Times New Roman"/>
@@ -9001,16 +8430,7 @@
                 <w:sz w:val="24"/>
                 <w:szCs w:val="24"/>
               </w:rPr>
-              <w:t xml:space="preserve">  Tenant</w:t>
-            </w:r>
-            <w:proofErr w:type="gramEnd"/>
-            <w:r>
-              <w:rPr>
-                <w:rFonts w:asciiTheme="majorBidi" w:eastAsia="Times New Roman" w:hAnsiTheme="majorBidi" w:cstheme="majorBidi"/>
-                <w:sz w:val="24"/>
-                <w:szCs w:val="24"/>
-              </w:rPr>
-              <w:t xml:space="preserve"> selects search filters (e.g., location, price range, number of bedrooms).</w:t>
+              <w:t xml:space="preserve">  Tenant selects search filters (e.g., location, price range, number of bedrooms).</w:t>
             </w:r>
           </w:p>
           <w:p>
@@ -9022,7 +8442,6 @@
                 <w:bCs/>
               </w:rPr>
             </w:pPr>
-            <w:proofErr w:type="gramStart"/>
             <w:r>
               <w:rPr>
                 <w:rFonts w:ascii="Times New Roman" w:eastAsia="Times New Roman" w:hAnsi="Symbol" w:cs="Times New Roman"/>
@@ -9039,18 +8458,7 @@
                 <w:szCs w:val="24"/>
                 <w14:ligatures w14:val="none"/>
               </w:rPr>
-              <w:t xml:space="preserve">  Platform</w:t>
-            </w:r>
-            <w:proofErr w:type="gramEnd"/>
-            <w:r>
-              <w:rPr>
-                <w:rFonts w:asciiTheme="majorBidi" w:eastAsia="Times New Roman" w:hAnsiTheme="majorBidi" w:cstheme="majorBidi"/>
-                <w:kern w:val="0"/>
-                <w:sz w:val="24"/>
-                <w:szCs w:val="24"/>
-                <w14:ligatures w14:val="none"/>
-              </w:rPr>
-              <w:t xml:space="preserve"> displays listings that match the criteria.</w:t>
+              <w:t xml:space="preserve">  Platform displays listings that match the criteria.</w:t>
             </w:r>
           </w:p>
         </w:tc>
@@ -9128,23 +8536,13 @@
                 <w:szCs w:val="28"/>
               </w:rPr>
             </w:pPr>
-            <w:proofErr w:type="spellStart"/>
-            <w:r>
-              <w:rPr>
-                <w:rFonts w:asciiTheme="majorBidi" w:hAnsiTheme="majorBidi" w:cstheme="majorBidi"/>
-                <w:sz w:val="28"/>
-                <w:szCs w:val="28"/>
-              </w:rPr>
-              <w:t>Postcondition</w:t>
-            </w:r>
-            <w:proofErr w:type="spellEnd"/>
-            <w:r>
-              <w:rPr>
-                <w:rFonts w:asciiTheme="majorBidi" w:hAnsiTheme="majorBidi" w:cstheme="majorBidi"/>
-                <w:sz w:val="28"/>
-                <w:szCs w:val="28"/>
-              </w:rPr>
-              <w:t>:</w:t>
+            <w:r>
+              <w:rPr>
+                <w:rFonts w:asciiTheme="majorBidi" w:hAnsiTheme="majorBidi" w:cstheme="majorBidi"/>
+                <w:sz w:val="28"/>
+                <w:szCs w:val="28"/>
+              </w:rPr>
+              <w:t>Postcondition:</w:t>
             </w:r>
           </w:p>
         </w:tc>
@@ -9310,7 +8708,7 @@
           <w:noProof/>
         </w:rPr>
         <w:drawing>
-          <wp:anchor distT="0" distB="0" distL="114300" distR="114300" simplePos="0" relativeHeight="251669504" behindDoc="1" locked="0" layoutInCell="1" allowOverlap="1">
+          <wp:anchor distT="0" distB="0" distL="114300" distR="114300" simplePos="0" relativeHeight="251662848" behindDoc="1" locked="0" layoutInCell="1" allowOverlap="1">
             <wp:simplePos x="0" y="0"/>
             <wp:positionH relativeFrom="column">
               <wp:posOffset>800100</wp:posOffset>
@@ -9739,7 +9137,6 @@
                 <w:szCs w:val="24"/>
               </w:rPr>
             </w:pPr>
-            <w:proofErr w:type="gramStart"/>
             <w:r>
               <w:rPr>
                 <w:rFonts w:ascii="Times New Roman" w:eastAsia="Times New Roman" w:hAnsi="Symbol" w:cs="Times New Roman"/>
@@ -9760,14 +9157,7 @@
               <w:rPr>
                 <w:rFonts w:asciiTheme="majorBidi" w:hAnsiTheme="majorBidi" w:cstheme="majorBidi"/>
               </w:rPr>
-              <w:t>Tenant</w:t>
-            </w:r>
-            <w:proofErr w:type="gramEnd"/>
-            <w:r>
-              <w:rPr>
-                <w:rFonts w:asciiTheme="majorBidi" w:hAnsiTheme="majorBidi" w:cstheme="majorBidi"/>
-              </w:rPr>
-              <w:t xml:space="preserve"> is logged in.</w:t>
+              <w:t>Tenant is logged in.</w:t>
             </w:r>
           </w:p>
           <w:p>
@@ -9779,7 +9169,6 @@
                 <w:szCs w:val="24"/>
               </w:rPr>
             </w:pPr>
-            <w:proofErr w:type="gramStart"/>
             <w:r>
               <w:rPr>
                 <w:rFonts w:ascii="Times New Roman" w:eastAsia="Times New Roman" w:hAnsi="Symbol" w:cs="Times New Roman"/>
@@ -9800,14 +9189,7 @@
               <w:rPr>
                 <w:rFonts w:asciiTheme="majorBidi" w:hAnsiTheme="majorBidi" w:cstheme="majorBidi"/>
               </w:rPr>
-              <w:t>Tenant</w:t>
-            </w:r>
-            <w:proofErr w:type="gramEnd"/>
-            <w:r>
-              <w:rPr>
-                <w:rFonts w:asciiTheme="majorBidi" w:hAnsiTheme="majorBidi" w:cstheme="majorBidi"/>
-              </w:rPr>
-              <w:t xml:space="preserve"> has sufficient funds for the guarantee amount.</w:t>
+              <w:t>Tenant has sufficient funds for the guarantee amount.</w:t>
             </w:r>
           </w:p>
         </w:tc>
@@ -9854,7 +9236,6 @@
                 <w:szCs w:val="24"/>
               </w:rPr>
             </w:pPr>
-            <w:proofErr w:type="gramStart"/>
             <w:r>
               <w:rPr>
                 <w:rFonts w:ascii="Times New Roman" w:eastAsia="Times New Roman" w:hAnsi="Symbol" w:cs="Times New Roman"/>
@@ -9869,16 +9250,7 @@
                 <w:sz w:val="24"/>
                 <w:szCs w:val="24"/>
               </w:rPr>
-              <w:t xml:space="preserve">  Guarantee</w:t>
-            </w:r>
-            <w:proofErr w:type="gramEnd"/>
-            <w:r>
-              <w:rPr>
-                <w:rFonts w:asciiTheme="majorBidi" w:eastAsia="Times New Roman" w:hAnsiTheme="majorBidi" w:cstheme="majorBidi"/>
-                <w:sz w:val="24"/>
-                <w:szCs w:val="24"/>
-              </w:rPr>
-              <w:t xml:space="preserve"> amount covers initial rental period and any fees.</w:t>
+              <w:t xml:space="preserve">  Guarantee amount covers initial rental period and any fees.</w:t>
             </w:r>
           </w:p>
           <w:p>
@@ -9890,7 +9262,6 @@
                 <w:bCs/>
               </w:rPr>
             </w:pPr>
-            <w:proofErr w:type="gramStart"/>
             <w:r>
               <w:rPr>
                 <w:rFonts w:ascii="Times New Roman" w:eastAsia="Times New Roman" w:hAnsi="Symbol" w:cs="Times New Roman"/>
@@ -9907,18 +9278,7 @@
                 <w:szCs w:val="24"/>
                 <w14:ligatures w14:val="none"/>
               </w:rPr>
-              <w:t xml:space="preserve">  Landlord</w:t>
-            </w:r>
-            <w:proofErr w:type="gramEnd"/>
-            <w:r>
-              <w:rPr>
-                <w:rFonts w:asciiTheme="majorBidi" w:eastAsia="Times New Roman" w:hAnsiTheme="majorBidi" w:cstheme="majorBidi"/>
-                <w:kern w:val="0"/>
-                <w:sz w:val="24"/>
-                <w:szCs w:val="24"/>
-                <w14:ligatures w14:val="none"/>
-              </w:rPr>
-              <w:t xml:space="preserve"> responds within a reasonable time to tenant requests.</w:t>
+              <w:t xml:space="preserve">  Landlord responds within a reasonable time to tenant requests.</w:t>
             </w:r>
           </w:p>
         </w:tc>
@@ -9968,7 +9328,6 @@
                 <w14:ligatures w14:val="none"/>
               </w:rPr>
             </w:pPr>
-            <w:proofErr w:type="gramStart"/>
             <w:r>
               <w:rPr>
                 <w:rFonts w:ascii="Times New Roman" w:eastAsia="Times New Roman" w:hAnsi="Symbol" w:cs="Times New Roman"/>
@@ -9985,18 +9344,7 @@
                 <w:szCs w:val="24"/>
                 <w14:ligatures w14:val="none"/>
               </w:rPr>
-              <w:t xml:space="preserve">  Platform</w:t>
-            </w:r>
-            <w:proofErr w:type="gramEnd"/>
-            <w:r>
-              <w:rPr>
-                <w:rFonts w:asciiTheme="majorBidi" w:eastAsia="Times New Roman" w:hAnsiTheme="majorBidi" w:cstheme="majorBidi"/>
-                <w:kern w:val="0"/>
-                <w:sz w:val="24"/>
-                <w:szCs w:val="24"/>
-                <w14:ligatures w14:val="none"/>
-              </w:rPr>
-              <w:t xml:space="preserve"> forwards request to landlord and updates status.</w:t>
+              <w:t xml:space="preserve">  Platform forwards request to landlord and updates status.</w:t>
             </w:r>
           </w:p>
           <w:p>
@@ -10006,7 +9354,6 @@
                 <w:rFonts w:asciiTheme="majorBidi" w:hAnsiTheme="majorBidi" w:cstheme="majorBidi"/>
               </w:rPr>
             </w:pPr>
-            <w:proofErr w:type="gramStart"/>
             <w:r>
               <w:rPr>
                 <w:rFonts w:ascii="Times New Roman" w:eastAsia="Times New Roman" w:hAnsi="Symbol" w:cs="Times New Roman"/>
@@ -10021,16 +9368,7 @@
                 <w:sz w:val="24"/>
                 <w:szCs w:val="24"/>
               </w:rPr>
-              <w:t xml:space="preserve">  The</w:t>
-            </w:r>
-            <w:proofErr w:type="gramEnd"/>
-            <w:r>
-              <w:rPr>
-                <w:rFonts w:asciiTheme="majorBidi" w:eastAsia="Times New Roman" w:hAnsiTheme="majorBidi" w:cstheme="majorBidi"/>
-                <w:sz w:val="24"/>
-                <w:szCs w:val="24"/>
-              </w:rPr>
-              <w:t xml:space="preserve"> warranty money required is </w:t>
+              <w:t xml:space="preserve">  The warranty money required is </w:t>
             </w:r>
             <w:r>
               <w:rPr>
@@ -10118,23 +9456,13 @@
                 <w:szCs w:val="28"/>
               </w:rPr>
             </w:pPr>
-            <w:proofErr w:type="spellStart"/>
-            <w:r>
-              <w:rPr>
-                <w:rFonts w:asciiTheme="majorBidi" w:hAnsiTheme="majorBidi" w:cstheme="majorBidi"/>
-                <w:sz w:val="28"/>
-                <w:szCs w:val="28"/>
-              </w:rPr>
-              <w:t>Postcondition</w:t>
-            </w:r>
-            <w:proofErr w:type="spellEnd"/>
-            <w:r>
-              <w:rPr>
-                <w:rFonts w:asciiTheme="majorBidi" w:hAnsiTheme="majorBidi" w:cstheme="majorBidi"/>
-                <w:sz w:val="28"/>
-                <w:szCs w:val="28"/>
-              </w:rPr>
-              <w:t>:</w:t>
+            <w:r>
+              <w:rPr>
+                <w:rFonts w:asciiTheme="majorBidi" w:hAnsiTheme="majorBidi" w:cstheme="majorBidi"/>
+                <w:sz w:val="28"/>
+                <w:szCs w:val="28"/>
+              </w:rPr>
+              <w:t>Postcondition:</w:t>
             </w:r>
           </w:p>
         </w:tc>
@@ -10287,6 +9615,82 @@
           <w:rFonts w:asciiTheme="majorBidi" w:hAnsiTheme="majorBidi" w:cstheme="majorBidi"/>
         </w:rPr>
       </w:pPr>
+    </w:p>
+    <w:p>
+      <w:pPr>
+        <w:rPr>
+          <w:rFonts w:asciiTheme="majorBidi" w:hAnsiTheme="majorBidi" w:cstheme="majorBidi"/>
+        </w:rPr>
+      </w:pPr>
+      <w:r>
+        <w:rPr>
+          <w:rFonts w:asciiTheme="majorBidi" w:hAnsiTheme="majorBidi" w:cstheme="majorBidi"/>
+          <w:noProof/>
+        </w:rPr>
+        <w:drawing>
+          <wp:anchor distT="0" distB="0" distL="114300" distR="114300" simplePos="0" relativeHeight="251654144" behindDoc="1" locked="0" layoutInCell="1" allowOverlap="1">
+            <wp:simplePos x="0" y="0"/>
+            <wp:positionH relativeFrom="column">
+              <wp:posOffset>1038225</wp:posOffset>
+            </wp:positionH>
+            <wp:positionV relativeFrom="paragraph">
+              <wp:posOffset>12065</wp:posOffset>
+            </wp:positionV>
+            <wp:extent cx="2562225" cy="1176020"/>
+            <wp:effectExtent l="0" t="0" r="9525" b="5080"/>
+            <wp:wrapTight wrapText="bothSides">
+              <wp:wrapPolygon edited="0">
+                <wp:start x="0" y="0"/>
+                <wp:lineTo x="0" y="21343"/>
+                <wp:lineTo x="21520" y="21343"/>
+                <wp:lineTo x="21520" y="0"/>
+                <wp:lineTo x="0" y="0"/>
+              </wp:wrapPolygon>
+            </wp:wrapTight>
+            <wp:docPr id="2" name="Picture 2"/>
+            <wp:cNvGraphicFramePr>
+              <a:graphicFrameLocks xmlns:a="http://schemas.openxmlformats.org/drawingml/2006/main" noChangeAspect="1"/>
+            </wp:cNvGraphicFramePr>
+            <a:graphic xmlns:a="http://schemas.openxmlformats.org/drawingml/2006/main">
+              <a:graphicData uri="http://schemas.openxmlformats.org/drawingml/2006/picture">
+                <pic:pic xmlns:pic="http://schemas.openxmlformats.org/drawingml/2006/picture">
+                  <pic:nvPicPr>
+                    <pic:cNvPr id="2" name="commu (1).jpg"/>
+                    <pic:cNvPicPr/>
+                  </pic:nvPicPr>
+                  <pic:blipFill>
+                    <a:blip r:embed="rId19">
+                      <a:extLst>
+                        <a:ext uri="{28A0092B-C50C-407E-A947-70E740481C1C}">
+                          <a14:useLocalDpi xmlns:a14="http://schemas.microsoft.com/office/drawing/2010/main" val="0"/>
+                        </a:ext>
+                      </a:extLst>
+                    </a:blip>
+                    <a:stretch>
+                      <a:fillRect/>
+                    </a:stretch>
+                  </pic:blipFill>
+                  <pic:spPr>
+                    <a:xfrm>
+                      <a:off x="0" y="0"/>
+                      <a:ext cx="2562225" cy="1176020"/>
+                    </a:xfrm>
+                    <a:prstGeom prst="rect">
+                      <a:avLst/>
+                    </a:prstGeom>
+                  </pic:spPr>
+                </pic:pic>
+              </a:graphicData>
+            </a:graphic>
+            <wp14:sizeRelH relativeFrom="margin">
+              <wp14:pctWidth>0</wp14:pctWidth>
+            </wp14:sizeRelH>
+            <wp14:sizeRelV relativeFrom="margin">
+              <wp14:pctHeight>0</wp14:pctHeight>
+            </wp14:sizeRelV>
+          </wp:anchor>
+        </w:drawing>
+      </w:r>
     </w:p>
     <w:p>
       <w:pPr>
@@ -10749,7 +10153,6 @@
                 <w14:ligatures w14:val="none"/>
               </w:rPr>
             </w:pPr>
-            <w:proofErr w:type="gramStart"/>
             <w:r>
               <w:rPr>
                 <w:rFonts w:ascii="Times New Roman" w:eastAsia="Times New Roman" w:hAnsi="Symbol" w:cs="Times New Roman"/>
@@ -10776,18 +10179,7 @@
                 <w:szCs w:val="24"/>
                 <w14:ligatures w14:val="none"/>
               </w:rPr>
-              <w:t>Tenant</w:t>
-            </w:r>
-            <w:proofErr w:type="gramEnd"/>
-            <w:r>
-              <w:rPr>
-                <w:rFonts w:asciiTheme="majorBidi" w:eastAsia="Times New Roman" w:hAnsiTheme="majorBidi" w:cstheme="majorBidi"/>
-                <w:kern w:val="0"/>
-                <w:sz w:val="24"/>
-                <w:szCs w:val="24"/>
-                <w14:ligatures w14:val="none"/>
-              </w:rPr>
-              <w:t xml:space="preserve"> send messages to landlord.</w:t>
+              <w:t>Tenant send messages to landlord.</w:t>
             </w:r>
           </w:p>
           <w:p>
@@ -10797,7 +10189,6 @@
                 <w:rFonts w:asciiTheme="majorBidi" w:hAnsiTheme="majorBidi" w:cstheme="majorBidi"/>
               </w:rPr>
             </w:pPr>
-            <w:proofErr w:type="gramStart"/>
             <w:r>
               <w:rPr>
                 <w:rFonts w:ascii="Times New Roman" w:eastAsia="Times New Roman" w:hAnsi="Symbol" w:cs="Times New Roman"/>
@@ -10820,16 +10211,7 @@
                 <w:sz w:val="24"/>
                 <w:szCs w:val="24"/>
               </w:rPr>
-              <w:t>The</w:t>
-            </w:r>
-            <w:proofErr w:type="gramEnd"/>
-            <w:r>
-              <w:rPr>
-                <w:rFonts w:asciiTheme="majorBidi" w:eastAsia="Times New Roman" w:hAnsiTheme="majorBidi" w:cstheme="majorBidi"/>
-                <w:sz w:val="24"/>
-                <w:szCs w:val="24"/>
-              </w:rPr>
-              <w:t xml:space="preserve"> platform will send notifications to tenant went the landlord reply. </w:t>
+              <w:t xml:space="preserve">The platform will send notifications to tenant went the landlord reply. </w:t>
             </w:r>
           </w:p>
         </w:tc>
@@ -10915,23 +10297,13 @@
                 <w:szCs w:val="28"/>
               </w:rPr>
             </w:pPr>
-            <w:proofErr w:type="spellStart"/>
-            <w:r>
-              <w:rPr>
-                <w:rFonts w:asciiTheme="majorBidi" w:hAnsiTheme="majorBidi" w:cstheme="majorBidi"/>
-                <w:sz w:val="28"/>
-                <w:szCs w:val="28"/>
-              </w:rPr>
-              <w:t>Postcondition</w:t>
-            </w:r>
-            <w:proofErr w:type="spellEnd"/>
-            <w:r>
-              <w:rPr>
-                <w:rFonts w:asciiTheme="majorBidi" w:hAnsiTheme="majorBidi" w:cstheme="majorBidi"/>
-                <w:sz w:val="28"/>
-                <w:szCs w:val="28"/>
-              </w:rPr>
-              <w:t>:</w:t>
+            <w:r>
+              <w:rPr>
+                <w:rFonts w:asciiTheme="majorBidi" w:hAnsiTheme="majorBidi" w:cstheme="majorBidi"/>
+                <w:sz w:val="28"/>
+                <w:szCs w:val="28"/>
+              </w:rPr>
+              <w:t>Postcondition:</w:t>
             </w:r>
           </w:p>
         </w:tc>
@@ -11097,6 +10469,76 @@
           <w:rFonts w:asciiTheme="majorBidi" w:hAnsiTheme="majorBidi" w:cstheme="majorBidi"/>
         </w:rPr>
       </w:pPr>
+      <w:r>
+        <w:rPr>
+          <w:rFonts w:asciiTheme="majorBidi" w:hAnsiTheme="majorBidi" w:cstheme="majorBidi"/>
+          <w:noProof/>
+        </w:rPr>
+        <w:lastRenderedPageBreak/>
+        <w:drawing>
+          <wp:anchor distT="0" distB="0" distL="114300" distR="114300" simplePos="0" relativeHeight="251664896" behindDoc="1" locked="0" layoutInCell="1" allowOverlap="1">
+            <wp:simplePos x="0" y="0"/>
+            <wp:positionH relativeFrom="column">
+              <wp:posOffset>816610</wp:posOffset>
+            </wp:positionH>
+            <wp:positionV relativeFrom="paragraph">
+              <wp:posOffset>133350</wp:posOffset>
+            </wp:positionV>
+            <wp:extent cx="2905760" cy="1132840"/>
+            <wp:effectExtent l="0" t="0" r="8890" b="0"/>
+            <wp:wrapTight wrapText="bothSides">
+              <wp:wrapPolygon edited="0">
+                <wp:start x="0" y="0"/>
+                <wp:lineTo x="0" y="21067"/>
+                <wp:lineTo x="21524" y="21067"/>
+                <wp:lineTo x="21524" y="0"/>
+                <wp:lineTo x="0" y="0"/>
+              </wp:wrapPolygon>
+            </wp:wrapTight>
+            <wp:docPr id="4" name="Picture 4"/>
+            <wp:cNvGraphicFramePr>
+              <a:graphicFrameLocks xmlns:a="http://schemas.openxmlformats.org/drawingml/2006/main" noChangeAspect="1"/>
+            </wp:cNvGraphicFramePr>
+            <a:graphic xmlns:a="http://schemas.openxmlformats.org/drawingml/2006/main">
+              <a:graphicData uri="http://schemas.openxmlformats.org/drawingml/2006/picture">
+                <pic:pic xmlns:pic="http://schemas.openxmlformats.org/drawingml/2006/picture">
+                  <pic:nvPicPr>
+                    <pic:cNvPr id="4" name="cancel.jpg"/>
+                    <pic:cNvPicPr/>
+                  </pic:nvPicPr>
+                  <pic:blipFill>
+                    <a:blip r:embed="rId20">
+                      <a:extLst>
+                        <a:ext uri="{28A0092B-C50C-407E-A947-70E740481C1C}">
+                          <a14:useLocalDpi xmlns:a14="http://schemas.microsoft.com/office/drawing/2010/main" val="0"/>
+                        </a:ext>
+                      </a:extLst>
+                    </a:blip>
+                    <a:stretch>
+                      <a:fillRect/>
+                    </a:stretch>
+                  </pic:blipFill>
+                  <pic:spPr>
+                    <a:xfrm>
+                      <a:off x="0" y="0"/>
+                      <a:ext cx="2905760" cy="1132840"/>
+                    </a:xfrm>
+                    <a:prstGeom prst="rect">
+                      <a:avLst/>
+                    </a:prstGeom>
+                  </pic:spPr>
+                </pic:pic>
+              </a:graphicData>
+            </a:graphic>
+            <wp14:sizeRelH relativeFrom="margin">
+              <wp14:pctWidth>0</wp14:pctWidth>
+            </wp14:sizeRelH>
+            <wp14:sizeRelV relativeFrom="margin">
+              <wp14:pctHeight>0</wp14:pctHeight>
+            </wp14:sizeRelV>
+          </wp:anchor>
+        </w:drawing>
+      </w:r>
     </w:p>
     <w:p>
       <w:pPr>
@@ -11595,7 +11037,6 @@
                 <w:szCs w:val="24"/>
               </w:rPr>
             </w:pPr>
-            <w:proofErr w:type="gramStart"/>
             <w:r>
               <w:rPr>
                 <w:rFonts w:ascii="Times New Roman" w:eastAsia="Times New Roman" w:hAnsi="Symbol" w:cs="Times New Roman"/>
@@ -11610,16 +11051,7 @@
                 <w:sz w:val="24"/>
                 <w:szCs w:val="24"/>
               </w:rPr>
-              <w:t xml:space="preserve">  The</w:t>
-            </w:r>
-            <w:proofErr w:type="gramEnd"/>
-            <w:r>
-              <w:rPr>
-                <w:rFonts w:asciiTheme="majorBidi" w:eastAsia="Times New Roman" w:hAnsiTheme="majorBidi" w:cstheme="majorBidi"/>
-                <w:sz w:val="24"/>
-                <w:szCs w:val="24"/>
-              </w:rPr>
-              <w:t xml:space="preserve"> landlord will be notified and state of house will be changed automatically.  </w:t>
+              <w:t xml:space="preserve">  The landlord will be notified and state of house will be changed automatically.  </w:t>
             </w:r>
           </w:p>
           <w:p>
@@ -11633,7 +11065,6 @@
                 <w14:ligatures w14:val="none"/>
               </w:rPr>
             </w:pPr>
-            <w:proofErr w:type="gramStart"/>
             <w:r>
               <w:rPr>
                 <w:rFonts w:ascii="Times New Roman" w:eastAsia="Times New Roman" w:hAnsi="Symbol" w:cs="Times New Roman"/>
@@ -11658,18 +11089,7 @@
                 <w:szCs w:val="24"/>
                 <w14:ligatures w14:val="none"/>
               </w:rPr>
-              <w:t>If</w:t>
-            </w:r>
-            <w:proofErr w:type="gramEnd"/>
-            <w:r>
-              <w:rPr>
-                <w:rFonts w:asciiTheme="majorBidi" w:eastAsia="Times New Roman" w:hAnsiTheme="majorBidi" w:cstheme="majorBidi"/>
-                <w:kern w:val="0"/>
-                <w:sz w:val="24"/>
-                <w:szCs w:val="24"/>
-                <w14:ligatures w14:val="none"/>
-              </w:rPr>
-              <w:t xml:space="preserve"> it has not been 4 days from the date of the request, the w</w:t>
+              <w:t>If it has not been 4 days from the date of the request, the w</w:t>
             </w:r>
             <w:r>
               <w:rPr>
@@ -11687,7 +11107,6 @@
                 <w:rFonts w:asciiTheme="majorBidi" w:hAnsiTheme="majorBidi" w:cstheme="majorBidi"/>
               </w:rPr>
             </w:pPr>
-            <w:proofErr w:type="gramStart"/>
             <w:r>
               <w:rPr>
                 <w:rFonts w:ascii="Times New Roman" w:eastAsia="Times New Roman" w:hAnsi="Symbol" w:cs="Times New Roman"/>
@@ -11702,16 +11121,7 @@
                 <w:sz w:val="24"/>
                 <w:szCs w:val="24"/>
               </w:rPr>
-              <w:t xml:space="preserve">  If</w:t>
-            </w:r>
-            <w:proofErr w:type="gramEnd"/>
-            <w:r>
-              <w:rPr>
-                <w:rFonts w:asciiTheme="majorBidi" w:eastAsia="Times New Roman" w:hAnsiTheme="majorBidi" w:cstheme="majorBidi"/>
-                <w:sz w:val="24"/>
-                <w:szCs w:val="24"/>
-              </w:rPr>
-              <w:t xml:space="preserve"> tenant exceeded the permitted period,</w:t>
+              <w:t xml:space="preserve">  If tenant exceeded the permitted period,</w:t>
             </w:r>
             <w:r>
               <w:rPr>
@@ -11821,23 +11231,13 @@
                 <w:szCs w:val="28"/>
               </w:rPr>
             </w:pPr>
-            <w:proofErr w:type="spellStart"/>
-            <w:r>
-              <w:rPr>
-                <w:rFonts w:asciiTheme="majorBidi" w:hAnsiTheme="majorBidi" w:cstheme="majorBidi"/>
-                <w:sz w:val="28"/>
-                <w:szCs w:val="28"/>
-              </w:rPr>
-              <w:t>Postcondition</w:t>
-            </w:r>
-            <w:proofErr w:type="spellEnd"/>
-            <w:r>
-              <w:rPr>
-                <w:rFonts w:asciiTheme="majorBidi" w:hAnsiTheme="majorBidi" w:cstheme="majorBidi"/>
-                <w:sz w:val="28"/>
-                <w:szCs w:val="28"/>
-              </w:rPr>
-              <w:t>:</w:t>
+            <w:r>
+              <w:rPr>
+                <w:rFonts w:asciiTheme="majorBidi" w:hAnsiTheme="majorBidi" w:cstheme="majorBidi"/>
+                <w:sz w:val="28"/>
+                <w:szCs w:val="28"/>
+              </w:rPr>
+              <w:t>Postcondition:</w:t>
             </w:r>
           </w:p>
         </w:tc>
@@ -11989,6 +11389,83 @@
           <w:rFonts w:asciiTheme="majorBidi" w:hAnsiTheme="majorBidi" w:cstheme="majorBidi"/>
         </w:rPr>
       </w:pPr>
+    </w:p>
+    <w:p>
+      <w:pPr>
+        <w:rPr>
+          <w:rFonts w:asciiTheme="majorBidi" w:hAnsiTheme="majorBidi" w:cstheme="majorBidi"/>
+        </w:rPr>
+      </w:pPr>
+      <w:r>
+        <w:rPr>
+          <w:rFonts w:asciiTheme="majorBidi" w:hAnsiTheme="majorBidi" w:cstheme="majorBidi"/>
+          <w:noProof/>
+        </w:rPr>
+        <w:lastRenderedPageBreak/>
+        <w:drawing>
+          <wp:anchor distT="0" distB="0" distL="114300" distR="114300" simplePos="0" relativeHeight="251665920" behindDoc="1" locked="0" layoutInCell="1" allowOverlap="1">
+            <wp:simplePos x="0" y="0"/>
+            <wp:positionH relativeFrom="column">
+              <wp:posOffset>885190</wp:posOffset>
+            </wp:positionH>
+            <wp:positionV relativeFrom="paragraph">
+              <wp:posOffset>-104775</wp:posOffset>
+            </wp:positionV>
+            <wp:extent cx="2752725" cy="1376045"/>
+            <wp:effectExtent l="0" t="0" r="9525" b="0"/>
+            <wp:wrapTight wrapText="bothSides">
+              <wp:wrapPolygon edited="0">
+                <wp:start x="0" y="0"/>
+                <wp:lineTo x="0" y="21231"/>
+                <wp:lineTo x="21525" y="21231"/>
+                <wp:lineTo x="21525" y="0"/>
+                <wp:lineTo x="0" y="0"/>
+              </wp:wrapPolygon>
+            </wp:wrapTight>
+            <wp:docPr id="14" name="Picture 14"/>
+            <wp:cNvGraphicFramePr>
+              <a:graphicFrameLocks xmlns:a="http://schemas.openxmlformats.org/drawingml/2006/main" noChangeAspect="1"/>
+            </wp:cNvGraphicFramePr>
+            <a:graphic xmlns:a="http://schemas.openxmlformats.org/drawingml/2006/main">
+              <a:graphicData uri="http://schemas.openxmlformats.org/drawingml/2006/picture">
+                <pic:pic xmlns:pic="http://schemas.openxmlformats.org/drawingml/2006/picture">
+                  <pic:nvPicPr>
+                    <pic:cNvPr id="14" name="arrival (1).jpg"/>
+                    <pic:cNvPicPr/>
+                  </pic:nvPicPr>
+                  <pic:blipFill>
+                    <a:blip r:embed="rId21">
+                      <a:extLst>
+                        <a:ext uri="{28A0092B-C50C-407E-A947-70E740481C1C}">
+                          <a14:useLocalDpi xmlns:a14="http://schemas.microsoft.com/office/drawing/2010/main" val="0"/>
+                        </a:ext>
+                      </a:extLst>
+                    </a:blip>
+                    <a:stretch>
+                      <a:fillRect/>
+                    </a:stretch>
+                  </pic:blipFill>
+                  <pic:spPr>
+                    <a:xfrm>
+                      <a:off x="0" y="0"/>
+                      <a:ext cx="2752725" cy="1376045"/>
+                    </a:xfrm>
+                    <a:prstGeom prst="rect">
+                      <a:avLst/>
+                    </a:prstGeom>
+                  </pic:spPr>
+                </pic:pic>
+              </a:graphicData>
+            </a:graphic>
+            <wp14:sizeRelH relativeFrom="margin">
+              <wp14:pctWidth>0</wp14:pctWidth>
+            </wp14:sizeRelH>
+            <wp14:sizeRelV relativeFrom="margin">
+              <wp14:pctHeight>0</wp14:pctHeight>
+            </wp14:sizeRelV>
+          </wp:anchor>
+        </w:drawing>
+      </w:r>
     </w:p>
     <w:p>
       <w:pPr>
@@ -12395,7 +11872,6 @@
                 <w:szCs w:val="24"/>
               </w:rPr>
             </w:pPr>
-            <w:proofErr w:type="gramStart"/>
             <w:r>
               <w:rPr>
                 <w:rFonts w:ascii="Times New Roman" w:eastAsia="Times New Roman" w:hAnsi="Symbol" w:cs="Times New Roman"/>
@@ -12418,16 +11894,7 @@
                 <w:sz w:val="24"/>
                 <w:szCs w:val="24"/>
               </w:rPr>
-              <w:t>Tenant</w:t>
-            </w:r>
-            <w:proofErr w:type="gramEnd"/>
-            <w:r>
-              <w:rPr>
-                <w:rFonts w:asciiTheme="majorBidi" w:eastAsia="Times New Roman" w:hAnsiTheme="majorBidi" w:cstheme="majorBidi"/>
-                <w:sz w:val="24"/>
-                <w:szCs w:val="24"/>
-              </w:rPr>
-              <w:t xml:space="preserve"> arrived to rented house within the specified period and found that the house specification are identical to the advertisement.</w:t>
+              <w:t>Tenant arrived to rented house within the specified period and found that the house specification are identical to the advertisement.</w:t>
             </w:r>
           </w:p>
           <w:p>
@@ -12439,7 +11906,6 @@
                 <w:szCs w:val="24"/>
               </w:rPr>
             </w:pPr>
-            <w:proofErr w:type="gramStart"/>
             <w:r>
               <w:rPr>
                 <w:rFonts w:ascii="Times New Roman" w:eastAsia="Times New Roman" w:hAnsi="Symbol" w:cs="Times New Roman"/>
@@ -12454,16 +11920,7 @@
                 <w:sz w:val="24"/>
                 <w:szCs w:val="24"/>
               </w:rPr>
-              <w:t xml:space="preserve">  Landlord</w:t>
-            </w:r>
-            <w:proofErr w:type="gramEnd"/>
-            <w:r>
-              <w:rPr>
-                <w:rFonts w:asciiTheme="majorBidi" w:eastAsia="Times New Roman" w:hAnsiTheme="majorBidi" w:cstheme="majorBidi"/>
-                <w:sz w:val="24"/>
-                <w:szCs w:val="24"/>
-              </w:rPr>
-              <w:t xml:space="preserve"> confirmed the user arrival request.</w:t>
+              <w:t xml:space="preserve">  Landlord confirmed the user arrival request.</w:t>
             </w:r>
           </w:p>
         </w:tc>
@@ -12511,7 +11968,6 @@
                 <w:szCs w:val="24"/>
               </w:rPr>
             </w:pPr>
-            <w:proofErr w:type="gramStart"/>
             <w:r>
               <w:rPr>
                 <w:rFonts w:ascii="Times New Roman" w:eastAsia="Times New Roman" w:hAnsi="Symbol" w:cs="Times New Roman"/>
@@ -12534,16 +11990,7 @@
                 <w:sz w:val="24"/>
                 <w:szCs w:val="24"/>
               </w:rPr>
-              <w:t>Tenant</w:t>
-            </w:r>
-            <w:proofErr w:type="gramEnd"/>
-            <w:r>
-              <w:rPr>
-                <w:rFonts w:asciiTheme="majorBidi" w:eastAsia="Times New Roman" w:hAnsiTheme="majorBidi" w:cstheme="majorBidi"/>
-                <w:sz w:val="24"/>
-                <w:szCs w:val="24"/>
-              </w:rPr>
-              <w:t xml:space="preserve"> warranty money will returned to his balance.</w:t>
+              <w:t>Tenant warranty money will returned to his balance.</w:t>
             </w:r>
           </w:p>
           <w:p>
@@ -12553,7 +12000,6 @@
                 <w:rFonts w:asciiTheme="majorBidi" w:hAnsiTheme="majorBidi" w:cstheme="majorBidi"/>
               </w:rPr>
             </w:pPr>
-            <w:proofErr w:type="gramStart"/>
             <w:r>
               <w:rPr>
                 <w:rFonts w:ascii="Times New Roman" w:eastAsia="Times New Roman" w:hAnsi="Symbol" w:cs="Times New Roman"/>
@@ -12568,16 +12014,7 @@
                 <w:sz w:val="24"/>
                 <w:szCs w:val="24"/>
               </w:rPr>
-              <w:t xml:space="preserve">  Balance</w:t>
-            </w:r>
-            <w:proofErr w:type="gramEnd"/>
-            <w:r>
-              <w:rPr>
-                <w:rFonts w:asciiTheme="majorBidi" w:eastAsia="Times New Roman" w:hAnsiTheme="majorBidi" w:cstheme="majorBidi"/>
-                <w:sz w:val="24"/>
-                <w:szCs w:val="24"/>
-              </w:rPr>
-              <w:t xml:space="preserve"> amount will be updated. </w:t>
+              <w:t xml:space="preserve">  Balance amount will be updated. </w:t>
             </w:r>
           </w:p>
         </w:tc>
@@ -12653,23 +12090,13 @@
                 <w:szCs w:val="28"/>
               </w:rPr>
             </w:pPr>
-            <w:proofErr w:type="spellStart"/>
-            <w:r>
-              <w:rPr>
-                <w:rFonts w:asciiTheme="majorBidi" w:hAnsiTheme="majorBidi" w:cstheme="majorBidi"/>
-                <w:sz w:val="28"/>
-                <w:szCs w:val="28"/>
-              </w:rPr>
-              <w:t>Postcondition</w:t>
-            </w:r>
-            <w:proofErr w:type="spellEnd"/>
-            <w:r>
-              <w:rPr>
-                <w:rFonts w:asciiTheme="majorBidi" w:hAnsiTheme="majorBidi" w:cstheme="majorBidi"/>
-                <w:sz w:val="28"/>
-                <w:szCs w:val="28"/>
-              </w:rPr>
-              <w:t>:</w:t>
+            <w:r>
+              <w:rPr>
+                <w:rFonts w:asciiTheme="majorBidi" w:hAnsiTheme="majorBidi" w:cstheme="majorBidi"/>
+                <w:sz w:val="28"/>
+                <w:szCs w:val="28"/>
+              </w:rPr>
+              <w:t>Postcondition:</w:t>
             </w:r>
           </w:p>
         </w:tc>
@@ -12822,6 +12249,83 @@
           <w:rFonts w:asciiTheme="majorBidi" w:hAnsiTheme="majorBidi" w:cstheme="majorBidi"/>
         </w:rPr>
       </w:pPr>
+    </w:p>
+    <w:p>
+      <w:pPr>
+        <w:rPr>
+          <w:rFonts w:asciiTheme="majorBidi" w:hAnsiTheme="majorBidi" w:cstheme="majorBidi"/>
+        </w:rPr>
+      </w:pPr>
+      <w:r>
+        <w:rPr>
+          <w:rFonts w:asciiTheme="majorBidi" w:hAnsiTheme="majorBidi" w:cstheme="majorBidi"/>
+          <w:noProof/>
+        </w:rPr>
+        <w:lastRenderedPageBreak/>
+        <w:drawing>
+          <wp:anchor distT="0" distB="0" distL="114300" distR="114300" simplePos="0" relativeHeight="251655168" behindDoc="1" locked="0" layoutInCell="1" allowOverlap="1">
+            <wp:simplePos x="0" y="0"/>
+            <wp:positionH relativeFrom="column">
+              <wp:posOffset>923925</wp:posOffset>
+            </wp:positionH>
+            <wp:positionV relativeFrom="paragraph">
+              <wp:posOffset>-204470</wp:posOffset>
+            </wp:positionV>
+            <wp:extent cx="2962275" cy="1470660"/>
+            <wp:effectExtent l="0" t="0" r="9525" b="0"/>
+            <wp:wrapTight wrapText="bothSides">
+              <wp:wrapPolygon edited="0">
+                <wp:start x="0" y="0"/>
+                <wp:lineTo x="0" y="21264"/>
+                <wp:lineTo x="21531" y="21264"/>
+                <wp:lineTo x="21531" y="0"/>
+                <wp:lineTo x="0" y="0"/>
+              </wp:wrapPolygon>
+            </wp:wrapTight>
+            <wp:docPr id="15" name="Picture 15"/>
+            <wp:cNvGraphicFramePr>
+              <a:graphicFrameLocks xmlns:a="http://schemas.openxmlformats.org/drawingml/2006/main" noChangeAspect="1"/>
+            </wp:cNvGraphicFramePr>
+            <a:graphic xmlns:a="http://schemas.openxmlformats.org/drawingml/2006/main">
+              <a:graphicData uri="http://schemas.openxmlformats.org/drawingml/2006/picture">
+                <pic:pic xmlns:pic="http://schemas.openxmlformats.org/drawingml/2006/picture">
+                  <pic:nvPicPr>
+                    <pic:cNvPr id="15" name="complaint (1).jpg"/>
+                    <pic:cNvPicPr/>
+                  </pic:nvPicPr>
+                  <pic:blipFill>
+                    <a:blip r:embed="rId22">
+                      <a:extLst>
+                        <a:ext uri="{28A0092B-C50C-407E-A947-70E740481C1C}">
+                          <a14:useLocalDpi xmlns:a14="http://schemas.microsoft.com/office/drawing/2010/main" val="0"/>
+                        </a:ext>
+                      </a:extLst>
+                    </a:blip>
+                    <a:stretch>
+                      <a:fillRect/>
+                    </a:stretch>
+                  </pic:blipFill>
+                  <pic:spPr>
+                    <a:xfrm>
+                      <a:off x="0" y="0"/>
+                      <a:ext cx="2962275" cy="1470660"/>
+                    </a:xfrm>
+                    <a:prstGeom prst="rect">
+                      <a:avLst/>
+                    </a:prstGeom>
+                  </pic:spPr>
+                </pic:pic>
+              </a:graphicData>
+            </a:graphic>
+            <wp14:sizeRelH relativeFrom="margin">
+              <wp14:pctWidth>0</wp14:pctWidth>
+            </wp14:sizeRelH>
+            <wp14:sizeRelV relativeFrom="margin">
+              <wp14:pctHeight>0</wp14:pctHeight>
+            </wp14:sizeRelV>
+          </wp:anchor>
+        </w:drawing>
+      </w:r>
     </w:p>
     <w:p>
       <w:pPr>
@@ -13312,7 +12816,6 @@
                 <w:szCs w:val="24"/>
               </w:rPr>
             </w:pPr>
-            <w:proofErr w:type="gramStart"/>
             <w:r>
               <w:rPr>
                 <w:rFonts w:ascii="Times New Roman" w:eastAsia="Times New Roman" w:hAnsi="Symbol" w:cs="Times New Roman"/>
@@ -13327,16 +12830,7 @@
                 <w:sz w:val="24"/>
                 <w:szCs w:val="24"/>
               </w:rPr>
-              <w:t xml:space="preserve">  Tenant</w:t>
-            </w:r>
-            <w:proofErr w:type="gramEnd"/>
-            <w:r>
-              <w:rPr>
-                <w:rFonts w:asciiTheme="majorBidi" w:eastAsia="Times New Roman" w:hAnsiTheme="majorBidi" w:cstheme="majorBidi"/>
-                <w:sz w:val="24"/>
-                <w:szCs w:val="24"/>
-              </w:rPr>
-              <w:t xml:space="preserve"> warranty money will returned to his balance.</w:t>
+              <w:t xml:space="preserve">  Tenant warranty money will returned to his balance.</w:t>
             </w:r>
           </w:p>
           <w:p>
@@ -13348,7 +12842,6 @@
                 <w:szCs w:val="24"/>
               </w:rPr>
             </w:pPr>
-            <w:proofErr w:type="gramStart"/>
             <w:r>
               <w:rPr>
                 <w:rFonts w:ascii="Times New Roman" w:eastAsia="Times New Roman" w:hAnsi="Symbol" w:cs="Times New Roman"/>
@@ -13363,16 +12856,7 @@
                 <w:sz w:val="24"/>
                 <w:szCs w:val="24"/>
               </w:rPr>
-              <w:t xml:space="preserve">  Balance</w:t>
-            </w:r>
-            <w:proofErr w:type="gramEnd"/>
-            <w:r>
-              <w:rPr>
-                <w:rFonts w:asciiTheme="majorBidi" w:eastAsia="Times New Roman" w:hAnsiTheme="majorBidi" w:cstheme="majorBidi"/>
-                <w:sz w:val="24"/>
-                <w:szCs w:val="24"/>
-              </w:rPr>
-              <w:t xml:space="preserve"> amount will be updated. </w:t>
+              <w:t xml:space="preserve">  Balance amount will be updated. </w:t>
             </w:r>
           </w:p>
           <w:p>
@@ -13383,7 +12867,6 @@
                 <w:lang w:bidi="ar-EG"/>
               </w:rPr>
             </w:pPr>
-            <w:proofErr w:type="gramStart"/>
             <w:r>
               <w:rPr>
                 <w:rFonts w:ascii="Times New Roman" w:eastAsia="Times New Roman" w:hAnsi="Symbol" w:cs="Times New Roman"/>
@@ -13398,16 +12881,7 @@
                 <w:sz w:val="24"/>
                 <w:szCs w:val="24"/>
               </w:rPr>
-              <w:t xml:space="preserve">  Landlord</w:t>
-            </w:r>
-            <w:proofErr w:type="gramEnd"/>
-            <w:r>
-              <w:rPr>
-                <w:rFonts w:asciiTheme="majorBidi" w:eastAsia="Times New Roman" w:hAnsiTheme="majorBidi" w:cstheme="majorBidi"/>
-                <w:sz w:val="24"/>
-                <w:szCs w:val="24"/>
-              </w:rPr>
-              <w:t xml:space="preserve"> will take a ban for 4 months</w:t>
+              <w:t xml:space="preserve">  Landlord will take a ban for 4 months</w:t>
             </w:r>
             <w:r>
               <w:rPr>
@@ -13504,23 +12978,13 @@
                 <w:szCs w:val="28"/>
               </w:rPr>
             </w:pPr>
-            <w:proofErr w:type="spellStart"/>
-            <w:r>
-              <w:rPr>
-                <w:rFonts w:asciiTheme="majorBidi" w:hAnsiTheme="majorBidi" w:cstheme="majorBidi"/>
-                <w:sz w:val="28"/>
-                <w:szCs w:val="28"/>
-              </w:rPr>
-              <w:t>Postcondition</w:t>
-            </w:r>
-            <w:proofErr w:type="spellEnd"/>
-            <w:r>
-              <w:rPr>
-                <w:rFonts w:asciiTheme="majorBidi" w:hAnsiTheme="majorBidi" w:cstheme="majorBidi"/>
-                <w:sz w:val="28"/>
-                <w:szCs w:val="28"/>
-              </w:rPr>
-              <w:t>:</w:t>
+            <w:r>
+              <w:rPr>
+                <w:rFonts w:asciiTheme="majorBidi" w:hAnsiTheme="majorBidi" w:cstheme="majorBidi"/>
+                <w:sz w:val="28"/>
+                <w:szCs w:val="28"/>
+              </w:rPr>
+              <w:t>Postcondition:</w:t>
             </w:r>
           </w:p>
         </w:tc>
@@ -13685,6 +13149,76 @@
           <w:rFonts w:asciiTheme="majorBidi" w:hAnsiTheme="majorBidi" w:cstheme="majorBidi"/>
         </w:rPr>
       </w:pPr>
+      <w:r>
+        <w:rPr>
+          <w:rFonts w:asciiTheme="majorBidi" w:hAnsiTheme="majorBidi" w:cstheme="majorBidi"/>
+          <w:noProof/>
+        </w:rPr>
+        <w:lastRenderedPageBreak/>
+        <w:drawing>
+          <wp:anchor distT="0" distB="0" distL="114300" distR="114300" simplePos="0" relativeHeight="251656192" behindDoc="1" locked="0" layoutInCell="1" allowOverlap="1">
+            <wp:simplePos x="0" y="0"/>
+            <wp:positionH relativeFrom="column">
+              <wp:posOffset>1171575</wp:posOffset>
+            </wp:positionH>
+            <wp:positionV relativeFrom="paragraph">
+              <wp:posOffset>9525</wp:posOffset>
+            </wp:positionV>
+            <wp:extent cx="2667000" cy="1533525"/>
+            <wp:effectExtent l="0" t="0" r="0" b="9525"/>
+            <wp:wrapTight wrapText="bothSides">
+              <wp:wrapPolygon edited="0">
+                <wp:start x="0" y="0"/>
+                <wp:lineTo x="0" y="21466"/>
+                <wp:lineTo x="21446" y="21466"/>
+                <wp:lineTo x="21446" y="0"/>
+                <wp:lineTo x="0" y="0"/>
+              </wp:wrapPolygon>
+            </wp:wrapTight>
+            <wp:docPr id="16" name="Picture 16"/>
+            <wp:cNvGraphicFramePr>
+              <a:graphicFrameLocks xmlns:a="http://schemas.openxmlformats.org/drawingml/2006/main" noChangeAspect="1"/>
+            </wp:cNvGraphicFramePr>
+            <a:graphic xmlns:a="http://schemas.openxmlformats.org/drawingml/2006/main">
+              <a:graphicData uri="http://schemas.openxmlformats.org/drawingml/2006/picture">
+                <pic:pic xmlns:pic="http://schemas.openxmlformats.org/drawingml/2006/picture">
+                  <pic:nvPicPr>
+                    <pic:cNvPr id="16" name="rate.jpg"/>
+                    <pic:cNvPicPr/>
+                  </pic:nvPicPr>
+                  <pic:blipFill>
+                    <a:blip r:embed="rId23">
+                      <a:extLst>
+                        <a:ext uri="{28A0092B-C50C-407E-A947-70E740481C1C}">
+                          <a14:useLocalDpi xmlns:a14="http://schemas.microsoft.com/office/drawing/2010/main" val="0"/>
+                        </a:ext>
+                      </a:extLst>
+                    </a:blip>
+                    <a:stretch>
+                      <a:fillRect/>
+                    </a:stretch>
+                  </pic:blipFill>
+                  <pic:spPr>
+                    <a:xfrm>
+                      <a:off x="0" y="0"/>
+                      <a:ext cx="2667000" cy="1533525"/>
+                    </a:xfrm>
+                    <a:prstGeom prst="rect">
+                      <a:avLst/>
+                    </a:prstGeom>
+                  </pic:spPr>
+                </pic:pic>
+              </a:graphicData>
+            </a:graphic>
+            <wp14:sizeRelH relativeFrom="margin">
+              <wp14:pctWidth>0</wp14:pctWidth>
+            </wp14:sizeRelH>
+            <wp14:sizeRelV relativeFrom="margin">
+              <wp14:pctHeight>0</wp14:pctHeight>
+            </wp14:sizeRelV>
+          </wp:anchor>
+        </w:drawing>
+      </w:r>
     </w:p>
     <w:p>
       <w:pPr>
@@ -14052,7 +13586,6 @@
                 <w:szCs w:val="24"/>
               </w:rPr>
             </w:pPr>
-            <w:proofErr w:type="gramStart"/>
             <w:r>
               <w:rPr>
                 <w:rFonts w:ascii="Times New Roman" w:eastAsia="Times New Roman" w:hAnsi="Symbol" w:cs="Times New Roman"/>
@@ -14067,16 +13600,7 @@
                 <w:sz w:val="24"/>
                 <w:szCs w:val="24"/>
               </w:rPr>
-              <w:t xml:space="preserve">  Tenant</w:t>
-            </w:r>
-            <w:proofErr w:type="gramEnd"/>
-            <w:r>
-              <w:rPr>
-                <w:rFonts w:asciiTheme="majorBidi" w:eastAsia="Times New Roman" w:hAnsiTheme="majorBidi" w:cstheme="majorBidi"/>
-                <w:sz w:val="24"/>
-                <w:szCs w:val="24"/>
-              </w:rPr>
-              <w:t xml:space="preserve"> has completed a stay at the property.</w:t>
+              <w:t xml:space="preserve">  Tenant has completed a stay at the property.</w:t>
             </w:r>
           </w:p>
           <w:p>
@@ -14088,7 +13612,6 @@
                 <w:szCs w:val="24"/>
               </w:rPr>
             </w:pPr>
-            <w:proofErr w:type="gramStart"/>
             <w:r>
               <w:rPr>
                 <w:rFonts w:ascii="Times New Roman" w:eastAsia="Times New Roman" w:hAnsi="Symbol" w:cs="Times New Roman"/>
@@ -14105,18 +13628,7 @@
                 <w:szCs w:val="24"/>
                 <w14:ligatures w14:val="none"/>
               </w:rPr>
-              <w:t xml:space="preserve">  Both</w:t>
-            </w:r>
-            <w:proofErr w:type="gramEnd"/>
-            <w:r>
-              <w:rPr>
-                <w:rFonts w:asciiTheme="majorBidi" w:eastAsia="Times New Roman" w:hAnsiTheme="majorBidi" w:cstheme="majorBidi"/>
-                <w:kern w:val="0"/>
-                <w:sz w:val="24"/>
-                <w:szCs w:val="24"/>
-                <w14:ligatures w14:val="none"/>
-              </w:rPr>
-              <w:t xml:space="preserve"> parties are logged in to their accounts.</w:t>
+              <w:t xml:space="preserve">  Both parties are logged in to their accounts.</w:t>
             </w:r>
           </w:p>
         </w:tc>
@@ -14163,7 +13675,6 @@
                 <w:szCs w:val="24"/>
               </w:rPr>
             </w:pPr>
-            <w:proofErr w:type="gramStart"/>
             <w:r>
               <w:rPr>
                 <w:rFonts w:ascii="Times New Roman" w:eastAsia="Times New Roman" w:hAnsi="Symbol" w:cs="Times New Roman"/>
@@ -14178,16 +13689,7 @@
                 <w:sz w:val="24"/>
                 <w:szCs w:val="24"/>
               </w:rPr>
-              <w:t xml:space="preserve">  The</w:t>
-            </w:r>
-            <w:proofErr w:type="gramEnd"/>
-            <w:r>
-              <w:rPr>
-                <w:rFonts w:asciiTheme="majorBidi" w:eastAsia="Times New Roman" w:hAnsiTheme="majorBidi" w:cstheme="majorBidi"/>
-                <w:sz w:val="24"/>
-                <w:szCs w:val="24"/>
-              </w:rPr>
-              <w:t xml:space="preserve"> review system includes fields to rate the house, the landlord, and a general experience score.</w:t>
+              <w:t xml:space="preserve">  The review system includes fields to rate the house, the landlord, and a general experience score.</w:t>
             </w:r>
           </w:p>
           <w:p>
@@ -14199,7 +13701,6 @@
                 <w:szCs w:val="24"/>
               </w:rPr>
             </w:pPr>
-            <w:proofErr w:type="gramStart"/>
             <w:r>
               <w:rPr>
                 <w:rFonts w:ascii="Times New Roman" w:eastAsia="Times New Roman" w:hAnsi="Symbol" w:cs="Times New Roman"/>
@@ -14214,16 +13715,7 @@
                 <w:sz w:val="24"/>
                 <w:szCs w:val="24"/>
               </w:rPr>
-              <w:t xml:space="preserve">  Users</w:t>
-            </w:r>
-            <w:proofErr w:type="gramEnd"/>
-            <w:r>
-              <w:rPr>
-                <w:rFonts w:asciiTheme="majorBidi" w:eastAsia="Times New Roman" w:hAnsiTheme="majorBidi" w:cstheme="majorBidi"/>
-                <w:sz w:val="24"/>
-                <w:szCs w:val="24"/>
-              </w:rPr>
-              <w:t xml:space="preserve"> are encouraged to provide honest, respectful feedback.</w:t>
+              <w:t xml:space="preserve">  Users are encouraged to provide honest, respectful feedback.</w:t>
             </w:r>
           </w:p>
           <w:p>
@@ -14235,7 +13727,6 @@
                 <w:bCs/>
               </w:rPr>
             </w:pPr>
-            <w:proofErr w:type="gramStart"/>
             <w:r>
               <w:rPr>
                 <w:rFonts w:ascii="Times New Roman" w:eastAsia="Times New Roman" w:hAnsi="Symbol" w:cs="Times New Roman"/>
@@ -14252,18 +13743,7 @@
                 <w:szCs w:val="24"/>
                 <w14:ligatures w14:val="none"/>
               </w:rPr>
-              <w:t xml:space="preserve">  Protections</w:t>
-            </w:r>
-            <w:proofErr w:type="gramEnd"/>
-            <w:r>
-              <w:rPr>
-                <w:rFonts w:asciiTheme="majorBidi" w:eastAsia="Times New Roman" w:hAnsiTheme="majorBidi" w:cstheme="majorBidi"/>
-                <w:kern w:val="0"/>
-                <w:sz w:val="24"/>
-                <w:szCs w:val="24"/>
-                <w14:ligatures w14:val="none"/>
-              </w:rPr>
-              <w:t xml:space="preserve"> are in place to detect inappropriate or biased reviews.</w:t>
+              <w:t xml:space="preserve">  Protections are in place to detect inappropriate or biased reviews.</w:t>
             </w:r>
           </w:p>
         </w:tc>
@@ -14311,7 +13791,6 @@
                 <w:szCs w:val="24"/>
               </w:rPr>
             </w:pPr>
-            <w:proofErr w:type="gramStart"/>
             <w:r>
               <w:rPr>
                 <w:rFonts w:ascii="Times New Roman" w:eastAsia="Times New Roman" w:hAnsi="Symbol" w:cs="Times New Roman"/>
@@ -14326,16 +13805,7 @@
                 <w:sz w:val="24"/>
                 <w:szCs w:val="24"/>
               </w:rPr>
-              <w:t xml:space="preserve">  Tenant</w:t>
-            </w:r>
-            <w:proofErr w:type="gramEnd"/>
-            <w:r>
-              <w:rPr>
-                <w:rFonts w:asciiTheme="majorBidi" w:eastAsia="Times New Roman" w:hAnsiTheme="majorBidi" w:cstheme="majorBidi"/>
-                <w:sz w:val="24"/>
-                <w:szCs w:val="24"/>
-              </w:rPr>
-              <w:t xml:space="preserve"> accesses the "Rate and Review" section after completing their rental stay.</w:t>
+              <w:t xml:space="preserve">  Tenant accesses the "Rate and Review" section after completing their rental stay.</w:t>
             </w:r>
           </w:p>
           <w:p>
@@ -14347,7 +13817,6 @@
                 <w:szCs w:val="24"/>
               </w:rPr>
             </w:pPr>
-            <w:proofErr w:type="gramStart"/>
             <w:r>
               <w:rPr>
                 <w:rFonts w:ascii="Times New Roman" w:eastAsia="Times New Roman" w:hAnsi="Symbol" w:cs="Times New Roman"/>
@@ -14362,16 +13831,7 @@
                 <w:sz w:val="24"/>
                 <w:szCs w:val="24"/>
               </w:rPr>
-              <w:t xml:space="preserve">  Tenant</w:t>
-            </w:r>
-            <w:proofErr w:type="gramEnd"/>
-            <w:r>
-              <w:rPr>
-                <w:rFonts w:asciiTheme="majorBidi" w:eastAsia="Times New Roman" w:hAnsiTheme="majorBidi" w:cstheme="majorBidi"/>
-                <w:sz w:val="24"/>
-                <w:szCs w:val="24"/>
-              </w:rPr>
-              <w:t xml:space="preserve"> provides a separate rating for the house, the landlord, and a general rating.</w:t>
+              <w:t xml:space="preserve">  Tenant provides a separate rating for the house, the landlord, and a general rating.</w:t>
             </w:r>
           </w:p>
           <w:p>
@@ -14482,7 +13942,6 @@
                 <w:szCs w:val="24"/>
               </w:rPr>
             </w:pPr>
-            <w:proofErr w:type="gramStart"/>
             <w:r>
               <w:rPr>
                 <w:rFonts w:ascii="Times New Roman" w:eastAsia="Times New Roman" w:hAnsi="Symbol" w:cs="Times New Roman"/>
@@ -14497,16 +13956,7 @@
                 <w:sz w:val="24"/>
                 <w:szCs w:val="24"/>
               </w:rPr>
-              <w:t xml:space="preserve">  Tenant</w:t>
-            </w:r>
-            <w:proofErr w:type="gramEnd"/>
-            <w:r>
-              <w:rPr>
-                <w:rFonts w:asciiTheme="majorBidi" w:eastAsia="Times New Roman" w:hAnsiTheme="majorBidi" w:cstheme="majorBidi"/>
-                <w:sz w:val="24"/>
-                <w:szCs w:val="24"/>
-              </w:rPr>
-              <w:t xml:space="preserve"> submits additional comments or feedback.</w:t>
+              <w:t xml:space="preserve">  Tenant submits additional comments or feedback.</w:t>
             </w:r>
           </w:p>
           <w:p>
@@ -14516,7 +13966,6 @@
                 <w:rFonts w:asciiTheme="majorBidi" w:hAnsiTheme="majorBidi" w:cstheme="majorBidi"/>
               </w:rPr>
             </w:pPr>
-            <w:proofErr w:type="gramStart"/>
             <w:r>
               <w:rPr>
                 <w:rFonts w:ascii="Times New Roman" w:eastAsia="Times New Roman" w:hAnsi="Symbol" w:cs="Times New Roman"/>
@@ -14533,18 +13982,7 @@
                 <w:szCs w:val="24"/>
                 <w14:ligatures w14:val="none"/>
               </w:rPr>
-              <w:t xml:space="preserve">  Platform</w:t>
-            </w:r>
-            <w:proofErr w:type="gramEnd"/>
-            <w:r>
-              <w:rPr>
-                <w:rFonts w:asciiTheme="majorBidi" w:eastAsia="Times New Roman" w:hAnsiTheme="majorBidi" w:cstheme="majorBidi"/>
-                <w:kern w:val="0"/>
-                <w:sz w:val="24"/>
-                <w:szCs w:val="24"/>
-                <w14:ligatures w14:val="none"/>
-              </w:rPr>
-              <w:t xml:space="preserve"> publishes the ratings and review, displayed on the profiles of the tenant, landlord, and property listing.</w:t>
+              <w:t xml:space="preserve">  Platform publishes the ratings and review, displayed on the profiles of the tenant, landlord, and property listing.</w:t>
             </w:r>
           </w:p>
         </w:tc>
@@ -14620,23 +14058,13 @@
                 <w:szCs w:val="28"/>
               </w:rPr>
             </w:pPr>
-            <w:proofErr w:type="spellStart"/>
-            <w:r>
-              <w:rPr>
-                <w:rFonts w:asciiTheme="majorBidi" w:hAnsiTheme="majorBidi" w:cstheme="majorBidi"/>
-                <w:sz w:val="28"/>
-                <w:szCs w:val="28"/>
-              </w:rPr>
-              <w:t>Postcondition</w:t>
-            </w:r>
-            <w:proofErr w:type="spellEnd"/>
-            <w:r>
-              <w:rPr>
-                <w:rFonts w:asciiTheme="majorBidi" w:hAnsiTheme="majorBidi" w:cstheme="majorBidi"/>
-                <w:sz w:val="28"/>
-                <w:szCs w:val="28"/>
-              </w:rPr>
-              <w:t>:</w:t>
+            <w:r>
+              <w:rPr>
+                <w:rFonts w:asciiTheme="majorBidi" w:hAnsiTheme="majorBidi" w:cstheme="majorBidi"/>
+                <w:sz w:val="28"/>
+                <w:szCs w:val="28"/>
+              </w:rPr>
+              <w:t>Postcondition:</w:t>
             </w:r>
           </w:p>
         </w:tc>
@@ -14722,10 +14150,102 @@
     </w:tbl>
     <w:p>
       <w:pPr>
+        <w:pStyle w:val="ListParagraph"/>
+        <w:numPr>
+          <w:ilvl w:val="0"/>
+          <w:numId w:val="33"/>
+        </w:numPr>
+        <w:rPr>
+          <w:rFonts w:ascii="Bahnschrift" w:hAnsi="Bahnschrift" w:cstheme="majorBidi"/>
+          <w:sz w:val="28"/>
+          <w:szCs w:val="28"/>
+        </w:rPr>
+      </w:pPr>
+      <w:r>
+        <w:rPr>
+          <w:rFonts w:ascii="Bahnschrift" w:hAnsi="Bahnschrift" w:cstheme="majorBidi"/>
+          <w:sz w:val="28"/>
+          <w:szCs w:val="28"/>
+        </w:rPr>
+        <w:lastRenderedPageBreak/>
+        <w:t>Customer service</w:t>
+      </w:r>
+    </w:p>
+    <w:p>
+      <w:pPr>
         <w:rPr>
           <w:rFonts w:asciiTheme="majorBidi" w:hAnsiTheme="majorBidi" w:cstheme="majorBidi"/>
         </w:rPr>
       </w:pPr>
+      <w:r>
+        <w:rPr>
+          <w:rFonts w:asciiTheme="majorBidi" w:hAnsiTheme="majorBidi" w:cstheme="majorBidi"/>
+          <w:noProof/>
+        </w:rPr>
+        <w:drawing>
+          <wp:anchor distT="0" distB="0" distL="114300" distR="114300" simplePos="0" relativeHeight="251659264" behindDoc="1" locked="0" layoutInCell="1" allowOverlap="1">
+            <wp:simplePos x="0" y="0"/>
+            <wp:positionH relativeFrom="column">
+              <wp:posOffset>866775</wp:posOffset>
+            </wp:positionH>
+            <wp:positionV relativeFrom="paragraph">
+              <wp:posOffset>91440</wp:posOffset>
+            </wp:positionV>
+            <wp:extent cx="2876550" cy="1488440"/>
+            <wp:effectExtent l="0" t="0" r="0" b="0"/>
+            <wp:wrapTight wrapText="bothSides">
+              <wp:wrapPolygon edited="0">
+                <wp:start x="0" y="0"/>
+                <wp:lineTo x="0" y="21287"/>
+                <wp:lineTo x="21457" y="21287"/>
+                <wp:lineTo x="21457" y="0"/>
+                <wp:lineTo x="0" y="0"/>
+              </wp:wrapPolygon>
+            </wp:wrapTight>
+            <wp:docPr id="17" name="Picture 17"/>
+            <wp:cNvGraphicFramePr>
+              <a:graphicFrameLocks xmlns:a="http://schemas.openxmlformats.org/drawingml/2006/main" noChangeAspect="1"/>
+            </wp:cNvGraphicFramePr>
+            <a:graphic xmlns:a="http://schemas.openxmlformats.org/drawingml/2006/main">
+              <a:graphicData uri="http://schemas.openxmlformats.org/drawingml/2006/picture">
+                <pic:pic xmlns:pic="http://schemas.openxmlformats.org/drawingml/2006/picture">
+                  <pic:nvPicPr>
+                    <pic:cNvPr id="17" name="review_complaints.jpg"/>
+                    <pic:cNvPicPr/>
+                  </pic:nvPicPr>
+                  <pic:blipFill>
+                    <a:blip r:embed="rId24">
+                      <a:extLst>
+                        <a:ext uri="{28A0092B-C50C-407E-A947-70E740481C1C}">
+                          <a14:useLocalDpi xmlns:a14="http://schemas.microsoft.com/office/drawing/2010/main" val="0"/>
+                        </a:ext>
+                      </a:extLst>
+                    </a:blip>
+                    <a:stretch>
+                      <a:fillRect/>
+                    </a:stretch>
+                  </pic:blipFill>
+                  <pic:spPr>
+                    <a:xfrm>
+                      <a:off x="0" y="0"/>
+                      <a:ext cx="2876550" cy="1488440"/>
+                    </a:xfrm>
+                    <a:prstGeom prst="rect">
+                      <a:avLst/>
+                    </a:prstGeom>
+                  </pic:spPr>
+                </pic:pic>
+              </a:graphicData>
+            </a:graphic>
+            <wp14:sizeRelH relativeFrom="margin">
+              <wp14:pctWidth>0</wp14:pctWidth>
+            </wp14:sizeRelH>
+            <wp14:sizeRelV relativeFrom="margin">
+              <wp14:pctHeight>0</wp14:pctHeight>
+            </wp14:sizeRelV>
+          </wp:anchor>
+        </w:drawing>
+      </w:r>
     </w:p>
     <w:p>
       <w:pPr>
@@ -15217,7 +14737,6 @@
                 <w:szCs w:val="24"/>
               </w:rPr>
             </w:pPr>
-            <w:proofErr w:type="gramStart"/>
             <w:r>
               <w:rPr>
                 <w:rFonts w:ascii="Times New Roman" w:eastAsia="Times New Roman" w:hAnsi="Symbol" w:cs="Times New Roman"/>
@@ -15240,16 +14759,7 @@
                 <w:sz w:val="24"/>
                 <w:szCs w:val="24"/>
               </w:rPr>
-              <w:t>If</w:t>
-            </w:r>
-            <w:proofErr w:type="gramEnd"/>
-            <w:r>
-              <w:rPr>
-                <w:rFonts w:asciiTheme="majorBidi" w:eastAsia="Times New Roman" w:hAnsiTheme="majorBidi" w:cstheme="majorBidi"/>
-                <w:sz w:val="24"/>
-                <w:szCs w:val="24"/>
-              </w:rPr>
-              <w:t xml:space="preserve"> there is really a difference between the house and advertisement, the landlord will be blocked for 4 months</w:t>
+              <w:t>If there is really a difference between the house and advertisement, the landlord will be blocked for 4 months</w:t>
             </w:r>
             <w:r>
               <w:rPr>
@@ -15275,7 +14785,6 @@
                 <w:rFonts w:asciiTheme="majorBidi" w:hAnsiTheme="majorBidi" w:cstheme="majorBidi"/>
               </w:rPr>
             </w:pPr>
-            <w:proofErr w:type="gramStart"/>
             <w:r>
               <w:rPr>
                 <w:rFonts w:ascii="Times New Roman" w:eastAsia="Times New Roman" w:hAnsi="Symbol" w:cs="Times New Roman"/>
@@ -15290,16 +14799,7 @@
                 <w:sz w:val="24"/>
                 <w:szCs w:val="24"/>
               </w:rPr>
-              <w:t xml:space="preserve">  If</w:t>
-            </w:r>
-            <w:proofErr w:type="gramEnd"/>
-            <w:r>
-              <w:rPr>
-                <w:rFonts w:asciiTheme="majorBidi" w:eastAsia="Times New Roman" w:hAnsiTheme="majorBidi" w:cstheme="majorBidi"/>
-                <w:sz w:val="24"/>
-                <w:szCs w:val="24"/>
-              </w:rPr>
-              <w:t xml:space="preserve"> it is a false complaint, the warranty money will be transformed to the system.</w:t>
+              <w:t xml:space="preserve">  If it is a false complaint, the warranty money will be transformed to the system.</w:t>
             </w:r>
             <w:r>
               <w:rPr>
@@ -15384,23 +14884,13 @@
                 <w:szCs w:val="28"/>
               </w:rPr>
             </w:pPr>
-            <w:proofErr w:type="spellStart"/>
-            <w:r>
-              <w:rPr>
-                <w:rFonts w:asciiTheme="majorBidi" w:hAnsiTheme="majorBidi" w:cstheme="majorBidi"/>
-                <w:sz w:val="28"/>
-                <w:szCs w:val="28"/>
-              </w:rPr>
-              <w:t>Postcondition</w:t>
-            </w:r>
-            <w:proofErr w:type="spellEnd"/>
-            <w:r>
-              <w:rPr>
-                <w:rFonts w:asciiTheme="majorBidi" w:hAnsiTheme="majorBidi" w:cstheme="majorBidi"/>
-                <w:sz w:val="28"/>
-                <w:szCs w:val="28"/>
-              </w:rPr>
-              <w:t>:</w:t>
+            <w:r>
+              <w:rPr>
+                <w:rFonts w:asciiTheme="majorBidi" w:hAnsiTheme="majorBidi" w:cstheme="majorBidi"/>
+                <w:sz w:val="28"/>
+                <w:szCs w:val="28"/>
+              </w:rPr>
+              <w:t>Postcondition:</w:t>
             </w:r>
           </w:p>
         </w:tc>
@@ -15552,13 +15042,76 @@
           <w:rFonts w:asciiTheme="majorBidi" w:hAnsiTheme="majorBidi" w:cstheme="majorBidi"/>
         </w:rPr>
       </w:pPr>
-    </w:p>
-    <w:p>
-      <w:pPr>
+      <w:r>
         <w:rPr>
           <w:rFonts w:asciiTheme="majorBidi" w:hAnsiTheme="majorBidi" w:cstheme="majorBidi"/>
+          <w:noProof/>
         </w:rPr>
-      </w:pPr>
+        <w:lastRenderedPageBreak/>
+        <w:drawing>
+          <wp:anchor distT="0" distB="0" distL="114300" distR="114300" simplePos="0" relativeHeight="251670016" behindDoc="1" locked="0" layoutInCell="1" allowOverlap="1">
+            <wp:simplePos x="0" y="0"/>
+            <wp:positionH relativeFrom="column">
+              <wp:posOffset>780415</wp:posOffset>
+            </wp:positionH>
+            <wp:positionV relativeFrom="paragraph">
+              <wp:posOffset>-342900</wp:posOffset>
+            </wp:positionV>
+            <wp:extent cx="3122930" cy="1647825"/>
+            <wp:effectExtent l="0" t="0" r="1270" b="9525"/>
+            <wp:wrapTight wrapText="bothSides">
+              <wp:wrapPolygon edited="0">
+                <wp:start x="0" y="0"/>
+                <wp:lineTo x="0" y="21475"/>
+                <wp:lineTo x="21477" y="21475"/>
+                <wp:lineTo x="21477" y="0"/>
+                <wp:lineTo x="0" y="0"/>
+              </wp:wrapPolygon>
+            </wp:wrapTight>
+            <wp:docPr id="18" name="Picture 18"/>
+            <wp:cNvGraphicFramePr>
+              <a:graphicFrameLocks xmlns:a="http://schemas.openxmlformats.org/drawingml/2006/main" noChangeAspect="1"/>
+            </wp:cNvGraphicFramePr>
+            <a:graphic xmlns:a="http://schemas.openxmlformats.org/drawingml/2006/main">
+              <a:graphicData uri="http://schemas.openxmlformats.org/drawingml/2006/picture">
+                <pic:pic xmlns:pic="http://schemas.openxmlformats.org/drawingml/2006/picture">
+                  <pic:nvPicPr>
+                    <pic:cNvPr id="18" name="enter_house_info (1).jpg"/>
+                    <pic:cNvPicPr/>
+                  </pic:nvPicPr>
+                  <pic:blipFill>
+                    <a:blip r:embed="rId25">
+                      <a:extLst>
+                        <a:ext uri="{28A0092B-C50C-407E-A947-70E740481C1C}">
+                          <a14:useLocalDpi xmlns:a14="http://schemas.microsoft.com/office/drawing/2010/main" val="0"/>
+                        </a:ext>
+                      </a:extLst>
+                    </a:blip>
+                    <a:stretch>
+                      <a:fillRect/>
+                    </a:stretch>
+                  </pic:blipFill>
+                  <pic:spPr>
+                    <a:xfrm>
+                      <a:off x="0" y="0"/>
+                      <a:ext cx="3122930" cy="1647825"/>
+                    </a:xfrm>
+                    <a:prstGeom prst="rect">
+                      <a:avLst/>
+                    </a:prstGeom>
+                  </pic:spPr>
+                </pic:pic>
+              </a:graphicData>
+            </a:graphic>
+            <wp14:sizeRelH relativeFrom="margin">
+              <wp14:pctWidth>0</wp14:pctWidth>
+            </wp14:sizeRelH>
+            <wp14:sizeRelV relativeFrom="margin">
+              <wp14:pctHeight>0</wp14:pctHeight>
+            </wp14:sizeRelV>
+          </wp:anchor>
+        </w:drawing>
+      </w:r>
     </w:p>
     <w:p>
       <w:pPr>
@@ -15617,7 +15170,6 @@
                 <w:sz w:val="28"/>
                 <w:szCs w:val="28"/>
               </w:rPr>
-              <w:lastRenderedPageBreak/>
               <w:t>Case Name:</w:t>
             </w:r>
           </w:p>
@@ -15966,7 +15518,6 @@
                 <w:szCs w:val="24"/>
               </w:rPr>
             </w:pPr>
-            <w:proofErr w:type="gramStart"/>
             <w:r>
               <w:rPr>
                 <w:rFonts w:ascii="Times New Roman" w:eastAsia="Times New Roman" w:hAnsi="Symbol" w:cs="Times New Roman"/>
@@ -15981,16 +15532,7 @@
                 <w:sz w:val="24"/>
                 <w:szCs w:val="24"/>
               </w:rPr>
-              <w:t xml:space="preserve">  Customer</w:t>
-            </w:r>
-            <w:proofErr w:type="gramEnd"/>
-            <w:r>
-              <w:rPr>
-                <w:rFonts w:asciiTheme="majorBidi" w:eastAsia="Times New Roman" w:hAnsiTheme="majorBidi" w:cstheme="majorBidi"/>
-                <w:sz w:val="24"/>
-                <w:szCs w:val="24"/>
-              </w:rPr>
-              <w:t xml:space="preserve"> service team has adequate resources for inspections.</w:t>
+              <w:t xml:space="preserve">  Customer service team has adequate resources for inspections.</w:t>
             </w:r>
           </w:p>
           <w:p>
@@ -16002,7 +15544,6 @@
                 <w:bCs/>
               </w:rPr>
             </w:pPr>
-            <w:proofErr w:type="gramStart"/>
             <w:r>
               <w:rPr>
                 <w:rFonts w:ascii="Times New Roman" w:eastAsia="Times New Roman" w:hAnsi="Symbol" w:cs="Times New Roman"/>
@@ -16019,18 +15560,7 @@
                 <w:szCs w:val="24"/>
                 <w14:ligatures w14:val="none"/>
               </w:rPr>
-              <w:t xml:space="preserve">  Inspection</w:t>
-            </w:r>
-            <w:proofErr w:type="gramEnd"/>
-            <w:r>
-              <w:rPr>
-                <w:rFonts w:asciiTheme="majorBidi" w:eastAsia="Times New Roman" w:hAnsiTheme="majorBidi" w:cstheme="majorBidi"/>
-                <w:kern w:val="0"/>
-                <w:sz w:val="24"/>
-                <w:szCs w:val="24"/>
-                <w14:ligatures w14:val="none"/>
-              </w:rPr>
-              <w:t xml:space="preserve"> results are objective and accurate, preventing false listings.</w:t>
+              <w:t xml:space="preserve">  Inspection results are objective and accurate, preventing false listings.</w:t>
             </w:r>
           </w:p>
         </w:tc>
@@ -16078,7 +15608,6 @@
                 <w:szCs w:val="24"/>
               </w:rPr>
             </w:pPr>
-            <w:proofErr w:type="gramStart"/>
             <w:r>
               <w:rPr>
                 <w:rFonts w:ascii="Times New Roman" w:eastAsia="Times New Roman" w:hAnsi="Symbol" w:cs="Times New Roman"/>
@@ -16093,16 +15622,7 @@
                 <w:sz w:val="24"/>
                 <w:szCs w:val="24"/>
               </w:rPr>
-              <w:t xml:space="preserve">  Customer</w:t>
-            </w:r>
-            <w:proofErr w:type="gramEnd"/>
-            <w:r>
-              <w:rPr>
-                <w:rFonts w:asciiTheme="majorBidi" w:eastAsia="Times New Roman" w:hAnsiTheme="majorBidi" w:cstheme="majorBidi"/>
-                <w:sz w:val="24"/>
-                <w:szCs w:val="24"/>
-              </w:rPr>
-              <w:t xml:space="preserve"> service schedules and performs inspection.</w:t>
+              <w:t xml:space="preserve">  Customer service schedules and performs inspection.</w:t>
             </w:r>
           </w:p>
           <w:p>
@@ -16114,7 +15634,6 @@
                 <w:szCs w:val="24"/>
               </w:rPr>
             </w:pPr>
-            <w:proofErr w:type="gramStart"/>
             <w:r>
               <w:rPr>
                 <w:rFonts w:ascii="Times New Roman" w:eastAsia="Times New Roman" w:hAnsi="Symbol" w:cs="Times New Roman"/>
@@ -16129,16 +15648,7 @@
                 <w:sz w:val="24"/>
                 <w:szCs w:val="24"/>
               </w:rPr>
-              <w:t xml:space="preserve">  They</w:t>
-            </w:r>
-            <w:proofErr w:type="gramEnd"/>
-            <w:r>
-              <w:rPr>
-                <w:rFonts w:asciiTheme="majorBidi" w:eastAsia="Times New Roman" w:hAnsiTheme="majorBidi" w:cstheme="majorBidi"/>
-                <w:sz w:val="24"/>
-                <w:szCs w:val="24"/>
-              </w:rPr>
-              <w:t xml:space="preserve"> define property specifications (rooms, amenities, photos).</w:t>
+              <w:t xml:space="preserve">  They define property specifications (rooms, amenities, photos).</w:t>
             </w:r>
           </w:p>
           <w:p>
@@ -16148,7 +15658,6 @@
                 <w:rFonts w:asciiTheme="majorBidi" w:hAnsiTheme="majorBidi" w:cstheme="majorBidi"/>
               </w:rPr>
             </w:pPr>
-            <w:proofErr w:type="gramStart"/>
             <w:r>
               <w:rPr>
                 <w:rFonts w:ascii="Times New Roman" w:eastAsia="Times New Roman" w:hAnsi="Symbol" w:cs="Times New Roman"/>
@@ -16165,18 +15674,7 @@
                 <w:szCs w:val="24"/>
                 <w14:ligatures w14:val="none"/>
               </w:rPr>
-              <w:t xml:space="preserve">  Advertisement</w:t>
-            </w:r>
-            <w:proofErr w:type="gramEnd"/>
-            <w:r>
-              <w:rPr>
-                <w:rFonts w:asciiTheme="majorBidi" w:eastAsia="Times New Roman" w:hAnsiTheme="majorBidi" w:cstheme="majorBidi"/>
-                <w:kern w:val="0"/>
-                <w:sz w:val="24"/>
-                <w:szCs w:val="24"/>
-                <w14:ligatures w14:val="none"/>
-              </w:rPr>
-              <w:t xml:space="preserve"> is published on the platform.</w:t>
+              <w:t xml:space="preserve">  Advertisement is published on the platform.</w:t>
             </w:r>
           </w:p>
         </w:tc>
@@ -16254,23 +15752,13 @@
                 <w:szCs w:val="28"/>
               </w:rPr>
             </w:pPr>
-            <w:proofErr w:type="spellStart"/>
-            <w:r>
-              <w:rPr>
-                <w:rFonts w:asciiTheme="majorBidi" w:hAnsiTheme="majorBidi" w:cstheme="majorBidi"/>
-                <w:sz w:val="28"/>
-                <w:szCs w:val="28"/>
-              </w:rPr>
-              <w:t>Postcondition</w:t>
-            </w:r>
-            <w:proofErr w:type="spellEnd"/>
-            <w:r>
-              <w:rPr>
-                <w:rFonts w:asciiTheme="majorBidi" w:hAnsiTheme="majorBidi" w:cstheme="majorBidi"/>
-                <w:sz w:val="28"/>
-                <w:szCs w:val="28"/>
-              </w:rPr>
-              <w:t>:</w:t>
+            <w:r>
+              <w:rPr>
+                <w:rFonts w:asciiTheme="majorBidi" w:hAnsiTheme="majorBidi" w:cstheme="majorBidi"/>
+                <w:sz w:val="28"/>
+                <w:szCs w:val="28"/>
+              </w:rPr>
+              <w:t>Postcondition:</w:t>
             </w:r>
           </w:p>
         </w:tc>
@@ -16415,6 +15903,112 @@
           <w:rFonts w:asciiTheme="majorBidi" w:hAnsiTheme="majorBidi" w:cstheme="majorBidi"/>
         </w:rPr>
       </w:pPr>
+    </w:p>
+    <w:p>
+      <w:pPr>
+        <w:rPr>
+          <w:rFonts w:asciiTheme="majorBidi" w:hAnsiTheme="majorBidi" w:cstheme="majorBidi"/>
+        </w:rPr>
+      </w:pPr>
+    </w:p>
+    <w:p>
+      <w:pPr>
+        <w:pStyle w:val="ListParagraph"/>
+        <w:numPr>
+          <w:ilvl w:val="0"/>
+          <w:numId w:val="33"/>
+        </w:numPr>
+        <w:rPr>
+          <w:rFonts w:ascii="Bahnschrift" w:hAnsi="Bahnschrift" w:cstheme="majorBidi"/>
+          <w:sz w:val="28"/>
+          <w:szCs w:val="28"/>
+        </w:rPr>
+      </w:pPr>
+      <w:r>
+        <w:rPr>
+          <w:rFonts w:ascii="Bahnschrift" w:hAnsi="Bahnschrift" w:cstheme="majorBidi"/>
+          <w:sz w:val="28"/>
+          <w:szCs w:val="28"/>
+        </w:rPr>
+        <w:lastRenderedPageBreak/>
+        <w:t>User:</w:t>
+      </w:r>
+    </w:p>
+    <w:p>
+      <w:pPr>
+        <w:rPr>
+          <w:rFonts w:asciiTheme="majorBidi" w:hAnsiTheme="majorBidi" w:cstheme="majorBidi"/>
+        </w:rPr>
+      </w:pPr>
+      <w:r>
+        <w:rPr>
+          <w:rFonts w:asciiTheme="majorBidi" w:hAnsiTheme="majorBidi" w:cstheme="majorBidi"/>
+          <w:noProof/>
+        </w:rPr>
+        <w:drawing>
+          <wp:anchor distT="0" distB="0" distL="114300" distR="114300" simplePos="0" relativeHeight="251661312" behindDoc="1" locked="0" layoutInCell="1" allowOverlap="1">
+            <wp:simplePos x="0" y="0"/>
+            <wp:positionH relativeFrom="column">
+              <wp:posOffset>809625</wp:posOffset>
+            </wp:positionH>
+            <wp:positionV relativeFrom="paragraph">
+              <wp:posOffset>8890</wp:posOffset>
+            </wp:positionV>
+            <wp:extent cx="3305175" cy="1724025"/>
+            <wp:effectExtent l="0" t="0" r="9525" b="9525"/>
+            <wp:wrapTight wrapText="bothSides">
+              <wp:wrapPolygon edited="0">
+                <wp:start x="0" y="0"/>
+                <wp:lineTo x="0" y="21481"/>
+                <wp:lineTo x="21538" y="21481"/>
+                <wp:lineTo x="21538" y="0"/>
+                <wp:lineTo x="0" y="0"/>
+              </wp:wrapPolygon>
+            </wp:wrapTight>
+            <wp:docPr id="19" name="Picture 19"/>
+            <wp:cNvGraphicFramePr>
+              <a:graphicFrameLocks xmlns:a="http://schemas.openxmlformats.org/drawingml/2006/main" noChangeAspect="1"/>
+            </wp:cNvGraphicFramePr>
+            <a:graphic xmlns:a="http://schemas.openxmlformats.org/drawingml/2006/main">
+              <a:graphicData uri="http://schemas.openxmlformats.org/drawingml/2006/picture">
+                <pic:pic xmlns:pic="http://schemas.openxmlformats.org/drawingml/2006/picture">
+                  <pic:nvPicPr>
+                    <pic:cNvPr id="19" name="forget.jpg"/>
+                    <pic:cNvPicPr/>
+                  </pic:nvPicPr>
+                  <pic:blipFill>
+                    <a:blip r:embed="rId26">
+                      <a:extLst>
+                        <a:ext uri="{28A0092B-C50C-407E-A947-70E740481C1C}">
+                          <a14:useLocalDpi xmlns:a14="http://schemas.microsoft.com/office/drawing/2010/main" val="0"/>
+                        </a:ext>
+                      </a:extLst>
+                    </a:blip>
+                    <a:stretch>
+                      <a:fillRect/>
+                    </a:stretch>
+                  </pic:blipFill>
+                  <pic:spPr>
+                    <a:xfrm>
+                      <a:off x="0" y="0"/>
+                      <a:ext cx="3305175" cy="1724025"/>
+                    </a:xfrm>
+                    <a:prstGeom prst="rect">
+                      <a:avLst/>
+                    </a:prstGeom>
+                  </pic:spPr>
+                </pic:pic>
+              </a:graphicData>
+            </a:graphic>
+            <wp14:sizeRelH relativeFrom="margin">
+              <wp14:pctWidth>0</wp14:pctWidth>
+            </wp14:sizeRelH>
+            <wp14:sizeRelV relativeFrom="margin">
+              <wp14:pctHeight>0</wp14:pctHeight>
+            </wp14:sizeRelV>
+          </wp:anchor>
+        </w:drawing>
+      </w:r>
     </w:p>
     <w:p>
       <w:pPr>
@@ -16487,7 +16081,6 @@
                 <w:sz w:val="28"/>
                 <w:szCs w:val="28"/>
               </w:rPr>
-              <w:lastRenderedPageBreak/>
               <w:t>Case Name:</w:t>
             </w:r>
           </w:p>
@@ -16829,7 +16422,6 @@
                 <w:szCs w:val="24"/>
               </w:rPr>
             </w:pPr>
-            <w:proofErr w:type="gramStart"/>
             <w:r>
               <w:rPr>
                 <w:rFonts w:ascii="Times New Roman" w:eastAsia="Times New Roman" w:hAnsi="Symbol" w:cs="Times New Roman"/>
@@ -16844,16 +16436,7 @@
                 <w:sz w:val="24"/>
                 <w:szCs w:val="24"/>
               </w:rPr>
-              <w:t xml:space="preserve">  User</w:t>
-            </w:r>
-            <w:proofErr w:type="gramEnd"/>
-            <w:r>
-              <w:rPr>
-                <w:rFonts w:asciiTheme="majorBidi" w:eastAsia="Times New Roman" w:hAnsiTheme="majorBidi" w:cstheme="majorBidi"/>
-                <w:sz w:val="24"/>
-                <w:szCs w:val="24"/>
-              </w:rPr>
-              <w:t xml:space="preserve"> has an account on the platform with a registered email or phone number.</w:t>
+              <w:t xml:space="preserve">  User has an account on the platform with a registered email or phone number.</w:t>
             </w:r>
           </w:p>
           <w:p>
@@ -16865,7 +16448,6 @@
                 <w:szCs w:val="24"/>
               </w:rPr>
             </w:pPr>
-            <w:proofErr w:type="gramStart"/>
             <w:r>
               <w:rPr>
                 <w:rFonts w:ascii="Times New Roman" w:eastAsia="Times New Roman" w:hAnsi="Symbol" w:cs="Times New Roman"/>
@@ -16882,18 +16464,7 @@
                 <w:szCs w:val="24"/>
                 <w14:ligatures w14:val="none"/>
               </w:rPr>
-              <w:t xml:space="preserve">  User</w:t>
-            </w:r>
-            <w:proofErr w:type="gramEnd"/>
-            <w:r>
-              <w:rPr>
-                <w:rFonts w:asciiTheme="majorBidi" w:eastAsia="Times New Roman" w:hAnsiTheme="majorBidi" w:cstheme="majorBidi"/>
-                <w:kern w:val="0"/>
-                <w:sz w:val="24"/>
-                <w:szCs w:val="24"/>
-                <w14:ligatures w14:val="none"/>
-              </w:rPr>
-              <w:t xml:space="preserve"> can access their email or phone for verification.</w:t>
+              <w:t xml:space="preserve">  User can access their email or phone for verification.</w:t>
             </w:r>
           </w:p>
         </w:tc>
@@ -16940,7 +16511,6 @@
                 <w:szCs w:val="24"/>
               </w:rPr>
             </w:pPr>
-            <w:proofErr w:type="gramStart"/>
             <w:r>
               <w:rPr>
                 <w:rFonts w:ascii="Times New Roman" w:eastAsia="Times New Roman" w:hAnsi="Symbol" w:cs="Times New Roman"/>
@@ -16955,16 +16525,7 @@
                 <w:sz w:val="24"/>
                 <w:szCs w:val="24"/>
               </w:rPr>
-              <w:t xml:space="preserve">  The</w:t>
-            </w:r>
-            <w:proofErr w:type="gramEnd"/>
-            <w:r>
-              <w:rPr>
-                <w:rFonts w:asciiTheme="majorBidi" w:eastAsia="Times New Roman" w:hAnsiTheme="majorBidi" w:cstheme="majorBidi"/>
-                <w:sz w:val="24"/>
-                <w:szCs w:val="24"/>
-              </w:rPr>
-              <w:t xml:space="preserve"> email or phone number is correctly linked to the user’s account.</w:t>
+              <w:t xml:space="preserve">  The email or phone number is correctly linked to the user’s account.</w:t>
             </w:r>
           </w:p>
           <w:p>
@@ -16976,7 +16537,6 @@
                 <w:szCs w:val="24"/>
               </w:rPr>
             </w:pPr>
-            <w:proofErr w:type="gramStart"/>
             <w:r>
               <w:rPr>
                 <w:rFonts w:ascii="Times New Roman" w:eastAsia="Times New Roman" w:hAnsi="Symbol" w:cs="Times New Roman"/>
@@ -16991,16 +16551,7 @@
                 <w:sz w:val="24"/>
                 <w:szCs w:val="24"/>
               </w:rPr>
-              <w:t xml:space="preserve">  The</w:t>
-            </w:r>
-            <w:proofErr w:type="gramEnd"/>
-            <w:r>
-              <w:rPr>
-                <w:rFonts w:asciiTheme="majorBidi" w:eastAsia="Times New Roman" w:hAnsiTheme="majorBidi" w:cstheme="majorBidi"/>
-                <w:sz w:val="24"/>
-                <w:szCs w:val="24"/>
-              </w:rPr>
-              <w:t xml:space="preserve"> user’s registered email service or phone carrier is operational.</w:t>
+              <w:t xml:space="preserve">  The user’s registered email service or phone carrier is operational.</w:t>
             </w:r>
           </w:p>
           <w:p>
@@ -17012,7 +16563,6 @@
                 <w:bCs/>
               </w:rPr>
             </w:pPr>
-            <w:proofErr w:type="gramStart"/>
             <w:r>
               <w:rPr>
                 <w:rFonts w:ascii="Times New Roman" w:eastAsia="Times New Roman" w:hAnsi="Symbol" w:cs="Times New Roman"/>
@@ -17029,18 +16579,7 @@
                 <w:szCs w:val="24"/>
                 <w14:ligatures w14:val="none"/>
               </w:rPr>
-              <w:t xml:space="preserve">  The</w:t>
-            </w:r>
-            <w:proofErr w:type="gramEnd"/>
-            <w:r>
-              <w:rPr>
-                <w:rFonts w:asciiTheme="majorBidi" w:eastAsia="Times New Roman" w:hAnsiTheme="majorBidi" w:cstheme="majorBidi"/>
-                <w:kern w:val="0"/>
-                <w:sz w:val="24"/>
-                <w:szCs w:val="24"/>
-                <w14:ligatures w14:val="none"/>
-              </w:rPr>
-              <w:t xml:space="preserve"> system has implemented proper security to handle password resets securely.</w:t>
+              <w:t xml:space="preserve">  The system has implemented proper security to handle password resets securely.</w:t>
             </w:r>
           </w:p>
         </w:tc>
@@ -17088,7 +16627,6 @@
                 <w:szCs w:val="24"/>
               </w:rPr>
             </w:pPr>
-            <w:proofErr w:type="gramStart"/>
             <w:r>
               <w:rPr>
                 <w:rFonts w:ascii="Times New Roman" w:eastAsia="Times New Roman" w:hAnsi="Symbol" w:cs="Times New Roman"/>
@@ -17103,16 +16641,7 @@
                 <w:sz w:val="24"/>
                 <w:szCs w:val="24"/>
               </w:rPr>
-              <w:t xml:space="preserve">  User</w:t>
-            </w:r>
-            <w:proofErr w:type="gramEnd"/>
-            <w:r>
-              <w:rPr>
-                <w:rFonts w:asciiTheme="majorBidi" w:eastAsia="Times New Roman" w:hAnsiTheme="majorBidi" w:cstheme="majorBidi"/>
-                <w:sz w:val="24"/>
-                <w:szCs w:val="24"/>
-              </w:rPr>
-              <w:t xml:space="preserve"> selects "Forgot Password" on the login page.</w:t>
+              <w:t xml:space="preserve">  User selects "Forgot Password" on the login page.</w:t>
             </w:r>
           </w:p>
           <w:p>
@@ -17124,7 +16653,6 @@
                 <w:szCs w:val="24"/>
               </w:rPr>
             </w:pPr>
-            <w:proofErr w:type="gramStart"/>
             <w:r>
               <w:rPr>
                 <w:rFonts w:ascii="Times New Roman" w:eastAsia="Times New Roman" w:hAnsi="Symbol" w:cs="Times New Roman"/>
@@ -17139,16 +16667,7 @@
                 <w:sz w:val="24"/>
                 <w:szCs w:val="24"/>
               </w:rPr>
-              <w:t xml:space="preserve">  Platform</w:t>
-            </w:r>
-            <w:proofErr w:type="gramEnd"/>
-            <w:r>
-              <w:rPr>
-                <w:rFonts w:asciiTheme="majorBidi" w:eastAsia="Times New Roman" w:hAnsiTheme="majorBidi" w:cstheme="majorBidi"/>
-                <w:sz w:val="24"/>
-                <w:szCs w:val="24"/>
-              </w:rPr>
-              <w:t xml:space="preserve"> prompts user to enter their registered email or phone number.</w:t>
+              <w:t xml:space="preserve">  Platform prompts user to enter their registered email or phone number.</w:t>
             </w:r>
           </w:p>
           <w:p>
@@ -17160,7 +16679,6 @@
                 <w:szCs w:val="24"/>
               </w:rPr>
             </w:pPr>
-            <w:proofErr w:type="gramStart"/>
             <w:r>
               <w:rPr>
                 <w:rFonts w:ascii="Times New Roman" w:eastAsia="Times New Roman" w:hAnsi="Symbol" w:cs="Times New Roman"/>
@@ -17175,16 +16693,7 @@
                 <w:sz w:val="24"/>
                 <w:szCs w:val="24"/>
               </w:rPr>
-              <w:t xml:space="preserve">  Platform</w:t>
-            </w:r>
-            <w:proofErr w:type="gramEnd"/>
-            <w:r>
-              <w:rPr>
-                <w:rFonts w:asciiTheme="majorBidi" w:eastAsia="Times New Roman" w:hAnsiTheme="majorBidi" w:cstheme="majorBidi"/>
-                <w:sz w:val="24"/>
-                <w:szCs w:val="24"/>
-              </w:rPr>
-              <w:t xml:space="preserve"> sends a password reset link (or verification code) to the provided email or phone.</w:t>
+              <w:t xml:space="preserve">  Platform sends a password reset link (or verification code) to the provided email or phone.</w:t>
             </w:r>
           </w:p>
           <w:p>
@@ -17196,7 +16705,6 @@
                 <w:szCs w:val="24"/>
               </w:rPr>
             </w:pPr>
-            <w:proofErr w:type="gramStart"/>
             <w:r>
               <w:rPr>
                 <w:rFonts w:ascii="Times New Roman" w:eastAsia="Times New Roman" w:hAnsi="Symbol" w:cs="Times New Roman"/>
@@ -17211,16 +16719,7 @@
                 <w:sz w:val="24"/>
                 <w:szCs w:val="24"/>
               </w:rPr>
-              <w:t xml:space="preserve">  User</w:t>
-            </w:r>
-            <w:proofErr w:type="gramEnd"/>
-            <w:r>
-              <w:rPr>
-                <w:rFonts w:asciiTheme="majorBidi" w:eastAsia="Times New Roman" w:hAnsiTheme="majorBidi" w:cstheme="majorBidi"/>
-                <w:sz w:val="24"/>
-                <w:szCs w:val="24"/>
-              </w:rPr>
-              <w:t xml:space="preserve"> receives the reset link or code and follows instructions (clicking link or entering code).</w:t>
+              <w:t xml:space="preserve">  User receives the reset link or code and follows instructions (clicking link or entering code).</w:t>
             </w:r>
           </w:p>
           <w:p>
@@ -17232,7 +16731,6 @@
                 <w:szCs w:val="24"/>
               </w:rPr>
             </w:pPr>
-            <w:proofErr w:type="gramStart"/>
             <w:r>
               <w:rPr>
                 <w:rFonts w:ascii="Times New Roman" w:eastAsia="Times New Roman" w:hAnsi="Symbol" w:cs="Times New Roman"/>
@@ -17247,16 +16745,7 @@
                 <w:sz w:val="24"/>
                 <w:szCs w:val="24"/>
               </w:rPr>
-              <w:t xml:space="preserve">  Platform</w:t>
-            </w:r>
-            <w:proofErr w:type="gramEnd"/>
-            <w:r>
-              <w:rPr>
-                <w:rFonts w:asciiTheme="majorBidi" w:eastAsia="Times New Roman" w:hAnsiTheme="majorBidi" w:cstheme="majorBidi"/>
-                <w:sz w:val="24"/>
-                <w:szCs w:val="24"/>
-              </w:rPr>
-              <w:t xml:space="preserve"> verifies the link or code and prompts user to enter a new password.</w:t>
+              <w:t xml:space="preserve">  Platform verifies the link or code and prompts user to enter a new password.</w:t>
             </w:r>
           </w:p>
           <w:p>
@@ -17268,7 +16757,6 @@
                 <w:szCs w:val="24"/>
               </w:rPr>
             </w:pPr>
-            <w:proofErr w:type="gramStart"/>
             <w:r>
               <w:rPr>
                 <w:rFonts w:ascii="Times New Roman" w:eastAsia="Times New Roman" w:hAnsi="Symbol" w:cs="Times New Roman"/>
@@ -17283,16 +16771,7 @@
                 <w:sz w:val="24"/>
                 <w:szCs w:val="24"/>
               </w:rPr>
-              <w:t xml:space="preserve">  User</w:t>
-            </w:r>
-            <w:proofErr w:type="gramEnd"/>
-            <w:r>
-              <w:rPr>
-                <w:rFonts w:asciiTheme="majorBidi" w:eastAsia="Times New Roman" w:hAnsiTheme="majorBidi" w:cstheme="majorBidi"/>
-                <w:sz w:val="24"/>
-                <w:szCs w:val="24"/>
-              </w:rPr>
-              <w:t xml:space="preserve"> enters a new password and confirms it.</w:t>
+              <w:t xml:space="preserve">  User enters a new password and confirms it.</w:t>
             </w:r>
           </w:p>
           <w:p>
@@ -17302,7 +16781,6 @@
                 <w:rFonts w:asciiTheme="majorBidi" w:hAnsiTheme="majorBidi" w:cstheme="majorBidi"/>
               </w:rPr>
             </w:pPr>
-            <w:proofErr w:type="gramStart"/>
             <w:r>
               <w:rPr>
                 <w:rFonts w:ascii="Times New Roman" w:eastAsia="Times New Roman" w:hAnsi="Symbol" w:cs="Times New Roman"/>
@@ -17319,18 +16797,7 @@
                 <w:szCs w:val="24"/>
                 <w14:ligatures w14:val="none"/>
               </w:rPr>
-              <w:t xml:space="preserve">  Platform</w:t>
-            </w:r>
-            <w:proofErr w:type="gramEnd"/>
-            <w:r>
-              <w:rPr>
-                <w:rFonts w:asciiTheme="majorBidi" w:eastAsia="Times New Roman" w:hAnsiTheme="majorBidi" w:cstheme="majorBidi"/>
-                <w:kern w:val="0"/>
-                <w:sz w:val="24"/>
-                <w:szCs w:val="24"/>
-                <w14:ligatures w14:val="none"/>
-              </w:rPr>
-              <w:t xml:space="preserve"> updates the user’s password and confirms the reset.</w:t>
+              <w:t xml:space="preserve">  Platform updates the user’s password and confirms the reset.</w:t>
             </w:r>
           </w:p>
         </w:tc>
@@ -17377,7 +16844,6 @@
                 <w:szCs w:val="24"/>
               </w:rPr>
             </w:pPr>
-            <w:proofErr w:type="gramStart"/>
             <w:r>
               <w:rPr>
                 <w:rFonts w:ascii="Times New Roman" w:eastAsia="Times New Roman" w:hAnsi="Symbol" w:cs="Times New Roman"/>
@@ -17392,16 +16858,7 @@
                 <w:sz w:val="24"/>
                 <w:szCs w:val="24"/>
               </w:rPr>
-              <w:t xml:space="preserve">  If</w:t>
-            </w:r>
-            <w:proofErr w:type="gramEnd"/>
-            <w:r>
-              <w:rPr>
-                <w:rFonts w:asciiTheme="majorBidi" w:eastAsia="Times New Roman" w:hAnsiTheme="majorBidi" w:cstheme="majorBidi"/>
-                <w:sz w:val="24"/>
-                <w:szCs w:val="24"/>
-              </w:rPr>
-              <w:t xml:space="preserve"> the entered email or phone number does not match any account, platform displays an error message.</w:t>
+              <w:t xml:space="preserve">  If the entered email or phone number does not match any account, platform displays an error message.</w:t>
             </w:r>
           </w:p>
           <w:p>
@@ -17461,23 +16918,13 @@
                 <w:szCs w:val="28"/>
               </w:rPr>
             </w:pPr>
-            <w:proofErr w:type="spellStart"/>
-            <w:r>
-              <w:rPr>
-                <w:rFonts w:asciiTheme="majorBidi" w:hAnsiTheme="majorBidi" w:cstheme="majorBidi"/>
-                <w:sz w:val="28"/>
-                <w:szCs w:val="28"/>
-              </w:rPr>
-              <w:t>Postcondition</w:t>
-            </w:r>
-            <w:proofErr w:type="spellEnd"/>
-            <w:r>
-              <w:rPr>
-                <w:rFonts w:asciiTheme="majorBidi" w:hAnsiTheme="majorBidi" w:cstheme="majorBidi"/>
-                <w:sz w:val="28"/>
-                <w:szCs w:val="28"/>
-              </w:rPr>
-              <w:t>:</w:t>
+            <w:r>
+              <w:rPr>
+                <w:rFonts w:asciiTheme="majorBidi" w:hAnsiTheme="majorBidi" w:cstheme="majorBidi"/>
+                <w:sz w:val="28"/>
+                <w:szCs w:val="28"/>
+              </w:rPr>
+              <w:t>Postcondition:</w:t>
             </w:r>
           </w:p>
         </w:tc>
@@ -17588,6 +17035,8 @@
           <w:rFonts w:asciiTheme="majorBidi" w:hAnsiTheme="majorBidi" w:cstheme="majorBidi"/>
         </w:rPr>
       </w:pPr>
+      <w:bookmarkStart w:id="0" w:name="_GoBack"/>
+      <w:bookmarkEnd w:id="0"/>
     </w:p>
     <w:p>
       <w:pPr>
@@ -17646,7 +17095,6 @@
                 <w:sz w:val="28"/>
                 <w:szCs w:val="28"/>
               </w:rPr>
-              <w:lastRenderedPageBreak/>
               <w:t>Case Name:</w:t>
             </w:r>
           </w:p>
@@ -18065,7 +17513,6 @@
                 <w:szCs w:val="24"/>
               </w:rPr>
             </w:pPr>
-            <w:proofErr w:type="gramStart"/>
             <w:r>
               <w:rPr>
                 <w:rFonts w:ascii="Times New Roman" w:eastAsia="Times New Roman" w:hAnsi="Symbol" w:cs="Times New Roman"/>
@@ -18080,16 +17527,7 @@
                 <w:sz w:val="24"/>
                 <w:szCs w:val="24"/>
               </w:rPr>
-              <w:t xml:space="preserve">  User</w:t>
-            </w:r>
-            <w:proofErr w:type="gramEnd"/>
-            <w:r>
-              <w:rPr>
-                <w:rFonts w:asciiTheme="majorBidi" w:eastAsia="Times New Roman" w:hAnsiTheme="majorBidi" w:cstheme="majorBidi"/>
-                <w:sz w:val="24"/>
-                <w:szCs w:val="24"/>
-              </w:rPr>
-              <w:t xml:space="preserve"> selects the field that he want to change.</w:t>
+              <w:t xml:space="preserve">  User selects the field that he want to change.</w:t>
             </w:r>
           </w:p>
           <w:p>
@@ -18101,7 +17539,6 @@
                 <w:szCs w:val="24"/>
               </w:rPr>
             </w:pPr>
-            <w:proofErr w:type="gramStart"/>
             <w:r>
               <w:rPr>
                 <w:rFonts w:ascii="Times New Roman" w:eastAsia="Times New Roman" w:hAnsi="Symbol" w:cs="Times New Roman"/>
@@ -18116,16 +17553,7 @@
                 <w:sz w:val="24"/>
                 <w:szCs w:val="24"/>
               </w:rPr>
-              <w:t xml:space="preserve">  User</w:t>
-            </w:r>
-            <w:proofErr w:type="gramEnd"/>
-            <w:r>
-              <w:rPr>
-                <w:rFonts w:asciiTheme="majorBidi" w:eastAsia="Times New Roman" w:hAnsiTheme="majorBidi" w:cstheme="majorBidi"/>
-                <w:sz w:val="24"/>
-                <w:szCs w:val="24"/>
-              </w:rPr>
-              <w:t xml:space="preserve"> enters the new information.</w:t>
+              <w:t xml:space="preserve">  User enters the new information.</w:t>
             </w:r>
           </w:p>
           <w:p>
@@ -18135,7 +17563,6 @@
                 <w:rFonts w:asciiTheme="majorBidi" w:hAnsiTheme="majorBidi" w:cstheme="majorBidi"/>
               </w:rPr>
             </w:pPr>
-            <w:proofErr w:type="gramStart"/>
             <w:r>
               <w:rPr>
                 <w:rFonts w:ascii="Times New Roman" w:eastAsia="Times New Roman" w:hAnsi="Symbol" w:cs="Times New Roman"/>
@@ -18160,18 +17587,7 @@
                 <w:szCs w:val="24"/>
                 <w14:ligatures w14:val="none"/>
               </w:rPr>
-              <w:t>Platform</w:t>
-            </w:r>
-            <w:proofErr w:type="gramEnd"/>
-            <w:r>
-              <w:rPr>
-                <w:rFonts w:asciiTheme="majorBidi" w:eastAsia="Times New Roman" w:hAnsiTheme="majorBidi" w:cstheme="majorBidi"/>
-                <w:kern w:val="0"/>
-                <w:sz w:val="24"/>
-                <w:szCs w:val="24"/>
-                <w14:ligatures w14:val="none"/>
-              </w:rPr>
-              <w:t xml:space="preserve"> </w:t>
+              <w:t xml:space="preserve">Platform </w:t>
             </w:r>
             <w:r>
               <w:rPr>
@@ -18259,23 +17675,13 @@
                 <w:szCs w:val="28"/>
               </w:rPr>
             </w:pPr>
-            <w:proofErr w:type="spellStart"/>
-            <w:r>
-              <w:rPr>
-                <w:rFonts w:asciiTheme="majorBidi" w:hAnsiTheme="majorBidi" w:cstheme="majorBidi"/>
-                <w:sz w:val="28"/>
-                <w:szCs w:val="28"/>
-              </w:rPr>
-              <w:t>Postcondition</w:t>
-            </w:r>
-            <w:proofErr w:type="spellEnd"/>
-            <w:r>
-              <w:rPr>
-                <w:rFonts w:asciiTheme="majorBidi" w:hAnsiTheme="majorBidi" w:cstheme="majorBidi"/>
-                <w:sz w:val="28"/>
-                <w:szCs w:val="28"/>
-              </w:rPr>
-              <w:t>:</w:t>
+            <w:r>
+              <w:rPr>
+                <w:rFonts w:asciiTheme="majorBidi" w:hAnsiTheme="majorBidi" w:cstheme="majorBidi"/>
+                <w:sz w:val="28"/>
+                <w:szCs w:val="28"/>
+              </w:rPr>
+              <w:t>Postcondition:</w:t>
             </w:r>
           </w:p>
         </w:tc>
@@ -18493,7 +17899,6 @@
                 <w:sz w:val="28"/>
                 <w:szCs w:val="28"/>
               </w:rPr>
-              <w:lastRenderedPageBreak/>
               <w:t>Case Name:</w:t>
             </w:r>
           </w:p>
@@ -18811,7 +18216,6 @@
                 <w:szCs w:val="24"/>
               </w:rPr>
             </w:pPr>
-            <w:proofErr w:type="gramStart"/>
             <w:r>
               <w:rPr>
                 <w:rFonts w:ascii="Times New Roman" w:eastAsia="Times New Roman" w:hAnsi="Symbol" w:cs="Times New Roman"/>
@@ -18826,16 +18230,7 @@
                 <w:sz w:val="24"/>
                 <w:szCs w:val="24"/>
               </w:rPr>
-              <w:t xml:space="preserve">  User</w:t>
-            </w:r>
-            <w:proofErr w:type="gramEnd"/>
-            <w:r>
-              <w:rPr>
-                <w:rFonts w:asciiTheme="majorBidi" w:eastAsia="Times New Roman" w:hAnsiTheme="majorBidi" w:cstheme="majorBidi"/>
-                <w:sz w:val="24"/>
-                <w:szCs w:val="24"/>
-              </w:rPr>
-              <w:t xml:space="preserve"> has an existing account with registered email/username and password.</w:t>
+              <w:t xml:space="preserve">  User has an existing account with registered email/username and password.</w:t>
             </w:r>
           </w:p>
           <w:p>
@@ -18847,7 +18242,6 @@
                 <w:szCs w:val="24"/>
               </w:rPr>
             </w:pPr>
-            <w:proofErr w:type="gramStart"/>
             <w:r>
               <w:rPr>
                 <w:rFonts w:ascii="Times New Roman" w:eastAsia="Times New Roman" w:hAnsi="Symbol" w:cs="Times New Roman"/>
@@ -18864,18 +18258,7 @@
                 <w:szCs w:val="24"/>
                 <w14:ligatures w14:val="none"/>
               </w:rPr>
-              <w:t xml:space="preserve">  The</w:t>
-            </w:r>
-            <w:proofErr w:type="gramEnd"/>
-            <w:r>
-              <w:rPr>
-                <w:rFonts w:asciiTheme="majorBidi" w:eastAsia="Times New Roman" w:hAnsiTheme="majorBidi" w:cstheme="majorBidi"/>
-                <w:kern w:val="0"/>
-                <w:sz w:val="24"/>
-                <w:szCs w:val="24"/>
-                <w14:ligatures w14:val="none"/>
-              </w:rPr>
-              <w:t xml:space="preserve"> user’s device is compatible with the platform.</w:t>
+              <w:t xml:space="preserve">  The user’s device is compatible with the platform.</w:t>
             </w:r>
           </w:p>
         </w:tc>
@@ -18922,7 +18305,6 @@
                 <w:szCs w:val="24"/>
               </w:rPr>
             </w:pPr>
-            <w:proofErr w:type="gramStart"/>
             <w:r>
               <w:rPr>
                 <w:rFonts w:ascii="Times New Roman" w:eastAsia="Times New Roman" w:hAnsi="Symbol" w:cs="Times New Roman"/>
@@ -18937,16 +18319,7 @@
                 <w:sz w:val="24"/>
                 <w:szCs w:val="24"/>
               </w:rPr>
-              <w:t xml:space="preserve">  Login</w:t>
-            </w:r>
-            <w:proofErr w:type="gramEnd"/>
-            <w:r>
-              <w:rPr>
-                <w:rFonts w:asciiTheme="majorBidi" w:eastAsia="Times New Roman" w:hAnsiTheme="majorBidi" w:cstheme="majorBidi"/>
-                <w:sz w:val="24"/>
-                <w:szCs w:val="24"/>
-              </w:rPr>
-              <w:t xml:space="preserve"> process includes security measures such as CAPTCHA or multi-factor authentication for authorized access.</w:t>
+              <w:t xml:space="preserve">  Login process includes security measures such as CAPTCHA or multi-factor authentication for authorized access.</w:t>
             </w:r>
           </w:p>
           <w:p>
@@ -18958,7 +18331,6 @@
                 <w:bCs/>
               </w:rPr>
             </w:pPr>
-            <w:proofErr w:type="gramStart"/>
             <w:r>
               <w:rPr>
                 <w:rFonts w:ascii="Times New Roman" w:eastAsia="Times New Roman" w:hAnsi="Symbol" w:cs="Times New Roman"/>
@@ -18975,18 +18347,7 @@
                 <w:szCs w:val="24"/>
                 <w14:ligatures w14:val="none"/>
               </w:rPr>
-              <w:t xml:space="preserve">  System</w:t>
-            </w:r>
-            <w:proofErr w:type="gramEnd"/>
-            <w:r>
-              <w:rPr>
-                <w:rFonts w:asciiTheme="majorBidi" w:eastAsia="Times New Roman" w:hAnsiTheme="majorBidi" w:cstheme="majorBidi"/>
-                <w:kern w:val="0"/>
-                <w:sz w:val="24"/>
-                <w:szCs w:val="24"/>
-                <w14:ligatures w14:val="none"/>
-              </w:rPr>
-              <w:t xml:space="preserve"> enforces lockout policies after multiple failed login attempts.</w:t>
+              <w:t xml:space="preserve">  System enforces lockout policies after multiple failed login attempts.</w:t>
             </w:r>
           </w:p>
         </w:tc>
@@ -19034,7 +18395,6 @@
                 <w:szCs w:val="24"/>
               </w:rPr>
             </w:pPr>
-            <w:proofErr w:type="gramStart"/>
             <w:r>
               <w:rPr>
                 <w:rFonts w:ascii="Times New Roman" w:eastAsia="Times New Roman" w:hAnsi="Symbol" w:cs="Times New Roman"/>
@@ -19049,16 +18409,7 @@
                 <w:sz w:val="24"/>
                 <w:szCs w:val="24"/>
               </w:rPr>
-              <w:t xml:space="preserve">  User</w:t>
-            </w:r>
-            <w:proofErr w:type="gramEnd"/>
-            <w:r>
-              <w:rPr>
-                <w:rFonts w:asciiTheme="majorBidi" w:eastAsia="Times New Roman" w:hAnsiTheme="majorBidi" w:cstheme="majorBidi"/>
-                <w:sz w:val="24"/>
-                <w:szCs w:val="24"/>
-              </w:rPr>
-              <w:t xml:space="preserve"> enters their email/username and password on the login page.</w:t>
+              <w:t xml:space="preserve">  User enters their email/username and password on the login page.</w:t>
             </w:r>
           </w:p>
           <w:p>
@@ -19070,7 +18421,6 @@
                 <w:szCs w:val="24"/>
               </w:rPr>
             </w:pPr>
-            <w:proofErr w:type="gramStart"/>
             <w:r>
               <w:rPr>
                 <w:rFonts w:ascii="Times New Roman" w:eastAsia="Times New Roman" w:hAnsi="Symbol" w:cs="Times New Roman"/>
@@ -19085,16 +18435,7 @@
                 <w:sz w:val="24"/>
                 <w:szCs w:val="24"/>
               </w:rPr>
-              <w:t xml:space="preserve">  Platform</w:t>
-            </w:r>
-            <w:proofErr w:type="gramEnd"/>
-            <w:r>
-              <w:rPr>
-                <w:rFonts w:asciiTheme="majorBidi" w:eastAsia="Times New Roman" w:hAnsiTheme="majorBidi" w:cstheme="majorBidi"/>
-                <w:sz w:val="24"/>
-                <w:szCs w:val="24"/>
-              </w:rPr>
-              <w:t xml:space="preserve"> validates credentials.</w:t>
+              <w:t xml:space="preserve">  Platform validates credentials.</w:t>
             </w:r>
           </w:p>
           <w:p>
@@ -19104,7 +18445,6 @@
                 <w:rFonts w:asciiTheme="majorBidi" w:hAnsiTheme="majorBidi" w:cstheme="majorBidi"/>
               </w:rPr>
             </w:pPr>
-            <w:proofErr w:type="gramStart"/>
             <w:r>
               <w:rPr>
                 <w:rFonts w:ascii="Times New Roman" w:eastAsia="Times New Roman" w:hAnsi="Symbol" w:cs="Times New Roman"/>
@@ -19121,18 +18461,7 @@
                 <w:szCs w:val="24"/>
                 <w14:ligatures w14:val="none"/>
               </w:rPr>
-              <w:t xml:space="preserve">  If</w:t>
-            </w:r>
-            <w:proofErr w:type="gramEnd"/>
-            <w:r>
-              <w:rPr>
-                <w:rFonts w:asciiTheme="majorBidi" w:eastAsia="Times New Roman" w:hAnsiTheme="majorBidi" w:cstheme="majorBidi"/>
-                <w:kern w:val="0"/>
-                <w:sz w:val="24"/>
-                <w:szCs w:val="24"/>
-                <w14:ligatures w14:val="none"/>
-              </w:rPr>
-              <w:t xml:space="preserve"> credentials are correct, the user is granted access to their account.</w:t>
+              <w:t xml:space="preserve">  If credentials are correct, the user is granted access to their account.</w:t>
             </w:r>
           </w:p>
         </w:tc>
@@ -19210,23 +18539,13 @@
                 <w:szCs w:val="28"/>
               </w:rPr>
             </w:pPr>
-            <w:proofErr w:type="spellStart"/>
-            <w:r>
-              <w:rPr>
-                <w:rFonts w:asciiTheme="majorBidi" w:hAnsiTheme="majorBidi" w:cstheme="majorBidi"/>
-                <w:sz w:val="28"/>
-                <w:szCs w:val="28"/>
-              </w:rPr>
-              <w:t>Postcondition</w:t>
-            </w:r>
-            <w:proofErr w:type="spellEnd"/>
-            <w:r>
-              <w:rPr>
-                <w:rFonts w:asciiTheme="majorBidi" w:hAnsiTheme="majorBidi" w:cstheme="majorBidi"/>
-                <w:sz w:val="28"/>
-                <w:szCs w:val="28"/>
-              </w:rPr>
-              <w:t>:</w:t>
+            <w:r>
+              <w:rPr>
+                <w:rFonts w:asciiTheme="majorBidi" w:hAnsiTheme="majorBidi" w:cstheme="majorBidi"/>
+                <w:sz w:val="28"/>
+                <w:szCs w:val="28"/>
+              </w:rPr>
+              <w:t>Postcondition:</w:t>
             </w:r>
           </w:p>
         </w:tc>
@@ -19430,7 +18749,6 @@
                 <w:sz w:val="28"/>
                 <w:szCs w:val="28"/>
               </w:rPr>
-              <w:lastRenderedPageBreak/>
               <w:t>Case Name:</w:t>
             </w:r>
           </w:p>
@@ -19835,7 +19153,6 @@
                 <w:rFonts w:asciiTheme="majorBidi" w:hAnsiTheme="majorBidi" w:cstheme="majorBidi"/>
               </w:rPr>
             </w:pPr>
-            <w:proofErr w:type="gramStart"/>
             <w:r>
               <w:rPr>
                 <w:rFonts w:ascii="Times New Roman" w:eastAsia="Times New Roman" w:hAnsi="Symbol" w:cs="Times New Roman"/>
@@ -19858,16 +19175,7 @@
                 <w:sz w:val="24"/>
                 <w:szCs w:val="24"/>
               </w:rPr>
-              <w:t>User</w:t>
-            </w:r>
-            <w:proofErr w:type="gramEnd"/>
-            <w:r>
-              <w:rPr>
-                <w:rFonts w:asciiTheme="majorBidi" w:eastAsia="Times New Roman" w:hAnsiTheme="majorBidi" w:cstheme="majorBidi"/>
-                <w:sz w:val="24"/>
-                <w:szCs w:val="24"/>
-              </w:rPr>
-              <w:t xml:space="preserve"> chooses the deposit method </w:t>
+              <w:t xml:space="preserve">User chooses the deposit method </w:t>
             </w:r>
             <w:r>
               <w:rPr>
@@ -19885,7 +19193,6 @@
                 <w:szCs w:val="24"/>
               </w:rPr>
             </w:pPr>
-            <w:proofErr w:type="gramStart"/>
             <w:r>
               <w:rPr>
                 <w:rFonts w:ascii="Times New Roman" w:eastAsia="Times New Roman" w:hAnsi="Symbol" w:cs="Times New Roman"/>
@@ -19908,16 +19215,7 @@
                 <w:sz w:val="24"/>
                 <w:szCs w:val="24"/>
               </w:rPr>
-              <w:t xml:space="preserve"> User</w:t>
-            </w:r>
-            <w:proofErr w:type="gramEnd"/>
-            <w:r>
-              <w:rPr>
-                <w:rFonts w:asciiTheme="majorBidi" w:eastAsia="Times New Roman" w:hAnsiTheme="majorBidi" w:cstheme="majorBidi"/>
-                <w:sz w:val="24"/>
-                <w:szCs w:val="24"/>
-              </w:rPr>
-              <w:t xml:space="preserve"> enter the required information.</w:t>
+              <w:t xml:space="preserve"> User enter the required information.</w:t>
             </w:r>
           </w:p>
           <w:p>
@@ -19927,7 +19225,6 @@
                 <w:rFonts w:asciiTheme="majorBidi" w:hAnsiTheme="majorBidi" w:cstheme="majorBidi"/>
               </w:rPr>
             </w:pPr>
-            <w:proofErr w:type="gramStart"/>
             <w:r>
               <w:rPr>
                 <w:rFonts w:ascii="Times New Roman" w:eastAsia="Times New Roman" w:hAnsi="Symbol" w:cs="Times New Roman"/>
@@ -19950,16 +19247,7 @@
                 <w:sz w:val="24"/>
                 <w:szCs w:val="24"/>
               </w:rPr>
-              <w:t>The</w:t>
-            </w:r>
-            <w:proofErr w:type="gramEnd"/>
-            <w:r>
-              <w:rPr>
-                <w:rFonts w:asciiTheme="majorBidi" w:eastAsia="Times New Roman" w:hAnsiTheme="majorBidi" w:cstheme="majorBidi"/>
-                <w:sz w:val="24"/>
-                <w:szCs w:val="24"/>
-              </w:rPr>
-              <w:t xml:space="preserve"> amount of money is deposited to the use balance.</w:t>
+              <w:t>The amount of money is deposited to the use balance.</w:t>
             </w:r>
           </w:p>
         </w:tc>
@@ -20037,23 +19325,13 @@
                 <w:szCs w:val="28"/>
               </w:rPr>
             </w:pPr>
-            <w:proofErr w:type="spellStart"/>
-            <w:r>
-              <w:rPr>
-                <w:rFonts w:asciiTheme="majorBidi" w:hAnsiTheme="majorBidi" w:cstheme="majorBidi"/>
-                <w:sz w:val="28"/>
-                <w:szCs w:val="28"/>
-              </w:rPr>
-              <w:t>Postcondition</w:t>
-            </w:r>
-            <w:proofErr w:type="spellEnd"/>
-            <w:r>
-              <w:rPr>
-                <w:rFonts w:asciiTheme="majorBidi" w:hAnsiTheme="majorBidi" w:cstheme="majorBidi"/>
-                <w:sz w:val="28"/>
-                <w:szCs w:val="28"/>
-              </w:rPr>
-              <w:t>:</w:t>
+            <w:r>
+              <w:rPr>
+                <w:rFonts w:asciiTheme="majorBidi" w:hAnsiTheme="majorBidi" w:cstheme="majorBidi"/>
+                <w:sz w:val="28"/>
+                <w:szCs w:val="28"/>
+              </w:rPr>
+              <w:t>Postcondition:</w:t>
             </w:r>
           </w:p>
         </w:tc>
@@ -20293,7 +19571,6 @@
                 <w:sz w:val="28"/>
                 <w:szCs w:val="28"/>
               </w:rPr>
-              <w:lastRenderedPageBreak/>
               <w:t>Case Name:</w:t>
             </w:r>
           </w:p>
@@ -20688,7 +19965,6 @@
                 <w:rFonts w:asciiTheme="majorBidi" w:hAnsiTheme="majorBidi" w:cstheme="majorBidi"/>
               </w:rPr>
             </w:pPr>
-            <w:proofErr w:type="gramStart"/>
             <w:r>
               <w:rPr>
                 <w:rFonts w:ascii="Times New Roman" w:eastAsia="Times New Roman" w:hAnsi="Symbol" w:cs="Times New Roman"/>
@@ -20703,16 +19979,7 @@
                 <w:sz w:val="24"/>
                 <w:szCs w:val="24"/>
               </w:rPr>
-              <w:t xml:space="preserve">  User</w:t>
-            </w:r>
-            <w:proofErr w:type="gramEnd"/>
-            <w:r>
-              <w:rPr>
-                <w:rFonts w:asciiTheme="majorBidi" w:eastAsia="Times New Roman" w:hAnsiTheme="majorBidi" w:cstheme="majorBidi"/>
-                <w:sz w:val="24"/>
-                <w:szCs w:val="24"/>
-              </w:rPr>
-              <w:t xml:space="preserve"> chooses the withdraw method </w:t>
+              <w:t xml:space="preserve">  User chooses the withdraw method </w:t>
             </w:r>
             <w:r>
               <w:rPr>
@@ -20730,7 +19997,6 @@
                 <w:szCs w:val="24"/>
               </w:rPr>
             </w:pPr>
-            <w:proofErr w:type="gramStart"/>
             <w:r>
               <w:rPr>
                 <w:rFonts w:ascii="Times New Roman" w:eastAsia="Times New Roman" w:hAnsi="Symbol" w:cs="Times New Roman"/>
@@ -20753,16 +20019,7 @@
                 <w:sz w:val="24"/>
                 <w:szCs w:val="24"/>
               </w:rPr>
-              <w:t xml:space="preserve"> User</w:t>
-            </w:r>
-            <w:proofErr w:type="gramEnd"/>
-            <w:r>
-              <w:rPr>
-                <w:rFonts w:asciiTheme="majorBidi" w:eastAsia="Times New Roman" w:hAnsiTheme="majorBidi" w:cstheme="majorBidi"/>
-                <w:sz w:val="24"/>
-                <w:szCs w:val="24"/>
-              </w:rPr>
-              <w:t xml:space="preserve"> enter the required information.</w:t>
+              <w:t xml:space="preserve"> User enter the required information.</w:t>
             </w:r>
           </w:p>
           <w:p>
@@ -20772,7 +20029,6 @@
                 <w:rFonts w:asciiTheme="majorBidi" w:hAnsiTheme="majorBidi" w:cstheme="majorBidi"/>
               </w:rPr>
             </w:pPr>
-            <w:proofErr w:type="gramStart"/>
             <w:r>
               <w:rPr>
                 <w:rFonts w:ascii="Times New Roman" w:eastAsia="Times New Roman" w:hAnsi="Symbol" w:cs="Times New Roman"/>
@@ -20787,16 +20043,7 @@
                 <w:sz w:val="24"/>
                 <w:szCs w:val="24"/>
               </w:rPr>
-              <w:t xml:space="preserve">  The</w:t>
-            </w:r>
-            <w:proofErr w:type="gramEnd"/>
-            <w:r>
-              <w:rPr>
-                <w:rFonts w:asciiTheme="majorBidi" w:eastAsia="Times New Roman" w:hAnsiTheme="majorBidi" w:cstheme="majorBidi"/>
-                <w:sz w:val="24"/>
-                <w:szCs w:val="24"/>
-              </w:rPr>
-              <w:t xml:space="preserve"> amou</w:t>
+              <w:t xml:space="preserve">  The amou</w:t>
             </w:r>
             <w:r>
               <w:rPr>
@@ -20858,7 +20105,6 @@
                 <w:szCs w:val="24"/>
               </w:rPr>
             </w:pPr>
-            <w:proofErr w:type="gramStart"/>
             <w:r>
               <w:rPr>
                 <w:rFonts w:ascii="Times New Roman" w:eastAsia="Times New Roman" w:hAnsi="Symbol" w:cs="Times New Roman"/>
@@ -20881,16 +20127,7 @@
                 <w:sz w:val="24"/>
                 <w:szCs w:val="24"/>
               </w:rPr>
-              <w:t>If</w:t>
-            </w:r>
-            <w:proofErr w:type="gramEnd"/>
-            <w:r>
-              <w:rPr>
-                <w:rFonts w:asciiTheme="majorBidi" w:eastAsia="Times New Roman" w:hAnsiTheme="majorBidi" w:cstheme="majorBidi"/>
-                <w:sz w:val="24"/>
-                <w:szCs w:val="24"/>
-              </w:rPr>
-              <w:t xml:space="preserve"> the Credit or electronic wallet required information is wrong, the system will notify user.</w:t>
+              <w:t>If the Credit or electronic wallet required information is wrong, the system will notify user.</w:t>
             </w:r>
           </w:p>
           <w:p>
@@ -20947,23 +20184,13 @@
                 <w:szCs w:val="28"/>
               </w:rPr>
             </w:pPr>
-            <w:proofErr w:type="spellStart"/>
-            <w:r>
-              <w:rPr>
-                <w:rFonts w:asciiTheme="majorBidi" w:hAnsiTheme="majorBidi" w:cstheme="majorBidi"/>
-                <w:sz w:val="28"/>
-                <w:szCs w:val="28"/>
-              </w:rPr>
-              <w:t>Postcondition</w:t>
-            </w:r>
-            <w:proofErr w:type="spellEnd"/>
-            <w:r>
-              <w:rPr>
-                <w:rFonts w:asciiTheme="majorBidi" w:hAnsiTheme="majorBidi" w:cstheme="majorBidi"/>
-                <w:sz w:val="28"/>
-                <w:szCs w:val="28"/>
-              </w:rPr>
-              <w:t>:</w:t>
+            <w:r>
+              <w:rPr>
+                <w:rFonts w:asciiTheme="majorBidi" w:hAnsiTheme="majorBidi" w:cstheme="majorBidi"/>
+                <w:sz w:val="28"/>
+                <w:szCs w:val="28"/>
+              </w:rPr>
+              <w:t>Postcondition:</w:t>
             </w:r>
           </w:p>
         </w:tc>
@@ -21165,7 +20392,6 @@
                 <w:sz w:val="28"/>
                 <w:szCs w:val="28"/>
               </w:rPr>
-              <w:lastRenderedPageBreak/>
               <w:t>Case Name:</w:t>
             </w:r>
           </w:p>
@@ -21678,7 +20904,6 @@
                 <w:szCs w:val="24"/>
               </w:rPr>
             </w:pPr>
-            <w:proofErr w:type="gramStart"/>
             <w:r>
               <w:rPr>
                 <w:rFonts w:ascii="Times New Roman" w:eastAsia="Times New Roman" w:hAnsi="Symbol" w:cs="Times New Roman"/>
@@ -21701,16 +20926,7 @@
                 <w:sz w:val="24"/>
                 <w:szCs w:val="24"/>
               </w:rPr>
-              <w:t>If</w:t>
-            </w:r>
-            <w:proofErr w:type="gramEnd"/>
-            <w:r>
-              <w:rPr>
-                <w:rFonts w:asciiTheme="majorBidi" w:eastAsia="Times New Roman" w:hAnsiTheme="majorBidi" w:cstheme="majorBidi"/>
-                <w:sz w:val="24"/>
-                <w:szCs w:val="24"/>
-              </w:rPr>
-              <w:t xml:space="preserve"> entered data is invalid, the system will notify the admin.</w:t>
+              <w:t>If entered data is invalid, the system will notify the admin.</w:t>
             </w:r>
           </w:p>
         </w:tc>
@@ -21733,23 +20949,13 @@
                 <w:szCs w:val="28"/>
               </w:rPr>
             </w:pPr>
-            <w:proofErr w:type="spellStart"/>
-            <w:r>
-              <w:rPr>
-                <w:rFonts w:asciiTheme="majorBidi" w:hAnsiTheme="majorBidi" w:cstheme="majorBidi"/>
-                <w:sz w:val="28"/>
-                <w:szCs w:val="28"/>
-              </w:rPr>
-              <w:t>Postcondition</w:t>
-            </w:r>
-            <w:proofErr w:type="spellEnd"/>
-            <w:r>
-              <w:rPr>
-                <w:rFonts w:asciiTheme="majorBidi" w:hAnsiTheme="majorBidi" w:cstheme="majorBidi"/>
-                <w:sz w:val="28"/>
-                <w:szCs w:val="28"/>
-              </w:rPr>
-              <w:t>:</w:t>
+            <w:r>
+              <w:rPr>
+                <w:rFonts w:asciiTheme="majorBidi" w:hAnsiTheme="majorBidi" w:cstheme="majorBidi"/>
+                <w:sz w:val="28"/>
+                <w:szCs w:val="28"/>
+              </w:rPr>
+              <w:t>Postcondition:</w:t>
             </w:r>
           </w:p>
         </w:tc>
@@ -37018,7 +36224,7 @@
 </file>
 
 <file path=customXml/itemProps1.xml><?xml version="1.0" encoding="utf-8"?>
-<ds:datastoreItem xmlns:ds="http://schemas.openxmlformats.org/officeDocument/2006/customXml" ds:itemID="{F1694A0B-D654-4FAA-8020-E169A95CDA76}">
+<ds:datastoreItem xmlns:ds="http://schemas.openxmlformats.org/officeDocument/2006/customXml" ds:itemID="{040319EA-A1E7-4CE6-8C67-2FE0DE5F7DBE}">
   <ds:schemaRefs>
     <ds:schemaRef ds:uri="http://schemas.openxmlformats.org/officeDocument/2006/bibliography"/>
   </ds:schemaRefs>

--- a/docs/use_case_scenarios/Use_Case_Scenarios_V2.docx
+++ b/docs/use_case_scenarios/Use_Case_Scenarios_V2.docx
@@ -15937,6 +15937,924 @@
     <w:p>
       <w:pPr>
         <w:rPr>
+          <w:rFonts w:ascii="Bahnschrift" w:hAnsi="Bahnschrift" w:cstheme="majorBidi"/>
+          <w:sz w:val="28"/>
+          <w:szCs w:val="28"/>
+        </w:rPr>
+      </w:pPr>
+      <w:r>
+        <w:rPr>
+          <w:rFonts w:ascii="Bahnschrift" w:hAnsi="Bahnschrift" w:cstheme="majorBidi"/>
+          <w:noProof/>
+          <w:sz w:val="28"/>
+          <w:szCs w:val="28"/>
+        </w:rPr>
+        <w:drawing>
+          <wp:anchor distT="0" distB="0" distL="114300" distR="114300" simplePos="0" relativeHeight="251655168" behindDoc="1" locked="0" layoutInCell="1" allowOverlap="1">
+            <wp:simplePos x="0" y="0"/>
+            <wp:positionH relativeFrom="column">
+              <wp:posOffset>771525</wp:posOffset>
+            </wp:positionH>
+            <wp:positionV relativeFrom="paragraph">
+              <wp:posOffset>8890</wp:posOffset>
+            </wp:positionV>
+            <wp:extent cx="3314700" cy="1800225"/>
+            <wp:effectExtent l="0" t="0" r="0" b="9525"/>
+            <wp:wrapTight wrapText="bothSides">
+              <wp:wrapPolygon edited="0">
+                <wp:start x="0" y="0"/>
+                <wp:lineTo x="0" y="21486"/>
+                <wp:lineTo x="21476" y="21486"/>
+                <wp:lineTo x="21476" y="0"/>
+                <wp:lineTo x="0" y="0"/>
+              </wp:wrapPolygon>
+            </wp:wrapTight>
+            <wp:docPr id="20" name="Picture 20"/>
+            <wp:cNvGraphicFramePr>
+              <a:graphicFrameLocks xmlns:a="http://schemas.openxmlformats.org/drawingml/2006/main" noChangeAspect="1"/>
+            </wp:cNvGraphicFramePr>
+            <a:graphic xmlns:a="http://schemas.openxmlformats.org/drawingml/2006/main">
+              <a:graphicData uri="http://schemas.openxmlformats.org/drawingml/2006/picture">
+                <pic:pic xmlns:pic="http://schemas.openxmlformats.org/drawingml/2006/picture">
+                  <pic:nvPicPr>
+                    <pic:cNvPr id="20" name="Login.jpg"/>
+                    <pic:cNvPicPr/>
+                  </pic:nvPicPr>
+                  <pic:blipFill>
+                    <a:blip r:embed="rId26">
+                      <a:extLst>
+                        <a:ext uri="{28A0092B-C50C-407E-A947-70E740481C1C}">
+                          <a14:useLocalDpi xmlns:a14="http://schemas.microsoft.com/office/drawing/2010/main" val="0"/>
+                        </a:ext>
+                      </a:extLst>
+                    </a:blip>
+                    <a:stretch>
+                      <a:fillRect/>
+                    </a:stretch>
+                  </pic:blipFill>
+                  <pic:spPr>
+                    <a:xfrm>
+                      <a:off x="0" y="0"/>
+                      <a:ext cx="3314700" cy="1800225"/>
+                    </a:xfrm>
+                    <a:prstGeom prst="rect">
+                      <a:avLst/>
+                    </a:prstGeom>
+                  </pic:spPr>
+                </pic:pic>
+              </a:graphicData>
+            </a:graphic>
+            <wp14:sizeRelH relativeFrom="margin">
+              <wp14:pctWidth>0</wp14:pctWidth>
+            </wp14:sizeRelH>
+            <wp14:sizeRelV relativeFrom="margin">
+              <wp14:pctHeight>0</wp14:pctHeight>
+            </wp14:sizeRelV>
+          </wp:anchor>
+        </w:drawing>
+      </w:r>
+    </w:p>
+    <w:p>
+      <w:pPr>
+        <w:rPr>
+          <w:rFonts w:ascii="Bahnschrift" w:hAnsi="Bahnschrift" w:cstheme="majorBidi"/>
+          <w:sz w:val="28"/>
+          <w:szCs w:val="28"/>
+        </w:rPr>
+      </w:pPr>
+    </w:p>
+    <w:p>
+      <w:pPr>
+        <w:rPr>
+          <w:rFonts w:ascii="Bahnschrift" w:hAnsi="Bahnschrift" w:cstheme="majorBidi"/>
+          <w:sz w:val="28"/>
+          <w:szCs w:val="28"/>
+        </w:rPr>
+      </w:pPr>
+    </w:p>
+    <w:p>
+      <w:pPr>
+        <w:rPr>
+          <w:rFonts w:ascii="Bahnschrift" w:hAnsi="Bahnschrift" w:cstheme="majorBidi"/>
+          <w:sz w:val="28"/>
+          <w:szCs w:val="28"/>
+        </w:rPr>
+      </w:pPr>
+    </w:p>
+    <w:p>
+      <w:pPr>
+        <w:rPr>
+          <w:rFonts w:ascii="Bahnschrift" w:hAnsi="Bahnschrift" w:cstheme="majorBidi"/>
+          <w:sz w:val="28"/>
+          <w:szCs w:val="28"/>
+        </w:rPr>
+      </w:pPr>
+    </w:p>
+    <w:tbl>
+      <w:tblPr>
+        <w:tblStyle w:val="GridTable4-Accent5"/>
+        <w:tblW w:w="10822" w:type="dxa"/>
+        <w:tblInd w:w="-1092" w:type="dxa"/>
+        <w:tblLook w:val="04A0" w:firstRow="1" w:lastRow="0" w:firstColumn="1" w:lastColumn="0" w:noHBand="0" w:noVBand="1"/>
+      </w:tblPr>
+      <w:tblGrid>
+        <w:gridCol w:w="2504"/>
+        <w:gridCol w:w="8318"/>
+      </w:tblGrid>
+      <w:tr>
+        <w:trPr>
+          <w:cnfStyle w:val="100000000000" w:firstRow="1" w:lastRow="0" w:firstColumn="0" w:lastColumn="0" w:oddVBand="0" w:evenVBand="0" w:oddHBand="0" w:evenHBand="0" w:firstRowFirstColumn="0" w:firstRowLastColumn="0" w:lastRowFirstColumn="0" w:lastRowLastColumn="0"/>
+          <w:trHeight w:val="521"/>
+        </w:trPr>
+        <w:tc>
+          <w:tcPr>
+            <w:cnfStyle w:val="001000000000" w:firstRow="0" w:lastRow="0" w:firstColumn="1" w:lastColumn="0" w:oddVBand="0" w:evenVBand="0" w:oddHBand="0" w:evenHBand="0" w:firstRowFirstColumn="0" w:firstRowLastColumn="0" w:lastRowFirstColumn="0" w:lastRowLastColumn="0"/>
+            <w:tcW w:w="2504" w:type="dxa"/>
+            <w:vAlign w:val="center"/>
+          </w:tcPr>
+          <w:p>
+            <w:pPr>
+              <w:rPr>
+                <w:rFonts w:asciiTheme="majorBidi" w:hAnsiTheme="majorBidi" w:cstheme="majorBidi"/>
+                <w:sz w:val="28"/>
+                <w:szCs w:val="28"/>
+              </w:rPr>
+            </w:pPr>
+            <w:r>
+              <w:rPr>
+                <w:rFonts w:asciiTheme="majorBidi" w:hAnsiTheme="majorBidi" w:cstheme="majorBidi"/>
+                <w:sz w:val="28"/>
+                <w:szCs w:val="28"/>
+              </w:rPr>
+              <w:t>Case Name:</w:t>
+            </w:r>
+          </w:p>
+        </w:tc>
+        <w:tc>
+          <w:tcPr>
+            <w:tcW w:w="8318" w:type="dxa"/>
+            <w:vAlign w:val="center"/>
+          </w:tcPr>
+          <w:p>
+            <w:pPr>
+              <w:tabs>
+                <w:tab w:val="left" w:pos="1308"/>
+              </w:tabs>
+              <w:cnfStyle w:val="100000000000" w:firstRow="1" w:lastRow="0" w:firstColumn="0" w:lastColumn="0" w:oddVBand="0" w:evenVBand="0" w:oddHBand="0" w:evenHBand="0" w:firstRowFirstColumn="0" w:firstRowLastColumn="0" w:lastRowFirstColumn="0" w:lastRowLastColumn="0"/>
+              <w:rPr>
+                <w:rFonts w:asciiTheme="majorBidi" w:hAnsiTheme="majorBidi" w:cstheme="majorBidi"/>
+              </w:rPr>
+            </w:pPr>
+            <w:r>
+              <w:rPr>
+                <w:rFonts w:asciiTheme="majorBidi" w:hAnsiTheme="majorBidi" w:cstheme="majorBidi"/>
+              </w:rPr>
+              <w:t>User Login</w:t>
+            </w:r>
+          </w:p>
+        </w:tc>
+      </w:tr>
+      <w:tr>
+        <w:trPr>
+          <w:cnfStyle w:val="000000100000" w:firstRow="0" w:lastRow="0" w:firstColumn="0" w:lastColumn="0" w:oddVBand="0" w:evenVBand="0" w:oddHBand="1" w:evenHBand="0" w:firstRowFirstColumn="0" w:firstRowLastColumn="0" w:lastRowFirstColumn="0" w:lastRowLastColumn="0"/>
+          <w:trHeight w:val="521"/>
+        </w:trPr>
+        <w:tc>
+          <w:tcPr>
+            <w:cnfStyle w:val="001000000000" w:firstRow="0" w:lastRow="0" w:firstColumn="1" w:lastColumn="0" w:oddVBand="0" w:evenVBand="0" w:oddHBand="0" w:evenHBand="0" w:firstRowFirstColumn="0" w:firstRowLastColumn="0" w:lastRowFirstColumn="0" w:lastRowLastColumn="0"/>
+            <w:tcW w:w="2504" w:type="dxa"/>
+            <w:vAlign w:val="center"/>
+          </w:tcPr>
+          <w:p>
+            <w:pPr>
+              <w:rPr>
+                <w:rFonts w:asciiTheme="majorBidi" w:hAnsiTheme="majorBidi" w:cstheme="majorBidi"/>
+                <w:sz w:val="28"/>
+                <w:szCs w:val="28"/>
+              </w:rPr>
+            </w:pPr>
+            <w:r>
+              <w:rPr>
+                <w:rFonts w:asciiTheme="majorBidi" w:hAnsiTheme="majorBidi" w:cstheme="majorBidi"/>
+                <w:sz w:val="28"/>
+                <w:szCs w:val="28"/>
+              </w:rPr>
+              <w:t>Case ID</w:t>
+            </w:r>
+          </w:p>
+        </w:tc>
+        <w:tc>
+          <w:tcPr>
+            <w:tcW w:w="8318" w:type="dxa"/>
+            <w:vAlign w:val="center"/>
+          </w:tcPr>
+          <w:p>
+            <w:pPr>
+              <w:cnfStyle w:val="000000100000" w:firstRow="0" w:lastRow="0" w:firstColumn="0" w:lastColumn="0" w:oddVBand="0" w:evenVBand="0" w:oddHBand="1" w:evenHBand="0" w:firstRowFirstColumn="0" w:firstRowLastColumn="0" w:lastRowFirstColumn="0" w:lastRowLastColumn="0"/>
+              <w:rPr>
+                <w:rFonts w:asciiTheme="majorBidi" w:hAnsiTheme="majorBidi" w:cstheme="majorBidi"/>
+                <w:b/>
+                <w:bCs/>
+              </w:rPr>
+            </w:pPr>
+            <w:r>
+              <w:rPr>
+                <w:rFonts w:asciiTheme="majorBidi" w:hAnsiTheme="majorBidi" w:cstheme="majorBidi"/>
+              </w:rPr>
+              <w:t>GEN-01</w:t>
+            </w:r>
+          </w:p>
+        </w:tc>
+      </w:tr>
+      <w:tr>
+        <w:trPr>
+          <w:trHeight w:val="539"/>
+        </w:trPr>
+        <w:tc>
+          <w:tcPr>
+            <w:cnfStyle w:val="001000000000" w:firstRow="0" w:lastRow="0" w:firstColumn="1" w:lastColumn="0" w:oddVBand="0" w:evenVBand="0" w:oddHBand="0" w:evenHBand="0" w:firstRowFirstColumn="0" w:firstRowLastColumn="0" w:lastRowFirstColumn="0" w:lastRowLastColumn="0"/>
+            <w:tcW w:w="2504" w:type="dxa"/>
+            <w:vAlign w:val="center"/>
+          </w:tcPr>
+          <w:p>
+            <w:pPr>
+              <w:rPr>
+                <w:rFonts w:asciiTheme="majorBidi" w:hAnsiTheme="majorBidi" w:cstheme="majorBidi"/>
+                <w:b w:val="0"/>
+                <w:bCs w:val="0"/>
+                <w:sz w:val="28"/>
+                <w:szCs w:val="28"/>
+              </w:rPr>
+            </w:pPr>
+            <w:r>
+              <w:rPr>
+                <w:rStyle w:val="Strong"/>
+                <w:rFonts w:asciiTheme="majorBidi" w:hAnsiTheme="majorBidi" w:cstheme="majorBidi"/>
+                <w:b/>
+                <w:bCs/>
+                <w:sz w:val="28"/>
+                <w:szCs w:val="28"/>
+              </w:rPr>
+              <w:t>Actor(s):</w:t>
+            </w:r>
+          </w:p>
+        </w:tc>
+        <w:tc>
+          <w:tcPr>
+            <w:tcW w:w="8318" w:type="dxa"/>
+            <w:vAlign w:val="center"/>
+          </w:tcPr>
+          <w:p>
+            <w:pPr>
+              <w:cnfStyle w:val="000000000000" w:firstRow="0" w:lastRow="0" w:firstColumn="0" w:lastColumn="0" w:oddVBand="0" w:evenVBand="0" w:oddHBand="0" w:evenHBand="0" w:firstRowFirstColumn="0" w:firstRowLastColumn="0" w:lastRowFirstColumn="0" w:lastRowLastColumn="0"/>
+              <w:rPr>
+                <w:rFonts w:asciiTheme="majorBidi" w:hAnsiTheme="majorBidi" w:cstheme="majorBidi"/>
+                <w:b/>
+                <w:bCs/>
+              </w:rPr>
+            </w:pPr>
+            <w:r>
+              <w:rPr>
+                <w:rFonts w:asciiTheme="majorBidi" w:hAnsiTheme="majorBidi" w:cstheme="majorBidi"/>
+              </w:rPr>
+              <w:t xml:space="preserve">User (Tenant, Landlord, </w:t>
+            </w:r>
+            <w:r>
+              <w:rPr>
+                <w:rFonts w:asciiTheme="majorBidi" w:hAnsiTheme="majorBidi" w:cstheme="majorBidi"/>
+              </w:rPr>
+              <w:t>Customer Service Agent</w:t>
+            </w:r>
+            <w:r>
+              <w:rPr>
+                <w:rFonts w:asciiTheme="majorBidi" w:hAnsiTheme="majorBidi" w:cstheme="majorBidi"/>
+              </w:rPr>
+              <w:t>, or Admin</w:t>
+            </w:r>
+            <w:r>
+              <w:rPr>
+                <w:rFonts w:asciiTheme="majorBidi" w:hAnsiTheme="majorBidi" w:cstheme="majorBidi"/>
+              </w:rPr>
+              <w:t>)</w:t>
+            </w:r>
+          </w:p>
+        </w:tc>
+      </w:tr>
+      <w:tr>
+        <w:trPr>
+          <w:cnfStyle w:val="000000100000" w:firstRow="0" w:lastRow="0" w:firstColumn="0" w:lastColumn="0" w:oddVBand="0" w:evenVBand="0" w:oddHBand="1" w:evenHBand="0" w:firstRowFirstColumn="0" w:firstRowLastColumn="0" w:lastRowFirstColumn="0" w:lastRowLastColumn="0"/>
+          <w:trHeight w:val="440"/>
+        </w:trPr>
+        <w:tc>
+          <w:tcPr>
+            <w:cnfStyle w:val="001000000000" w:firstRow="0" w:lastRow="0" w:firstColumn="1" w:lastColumn="0" w:oddVBand="0" w:evenVBand="0" w:oddHBand="0" w:evenHBand="0" w:firstRowFirstColumn="0" w:firstRowLastColumn="0" w:lastRowFirstColumn="0" w:lastRowLastColumn="0"/>
+            <w:tcW w:w="2504" w:type="dxa"/>
+            <w:vAlign w:val="center"/>
+          </w:tcPr>
+          <w:p>
+            <w:pPr>
+              <w:rPr>
+                <w:rFonts w:asciiTheme="majorBidi" w:hAnsiTheme="majorBidi" w:cstheme="majorBidi"/>
+                <w:sz w:val="28"/>
+                <w:szCs w:val="28"/>
+              </w:rPr>
+            </w:pPr>
+            <w:r>
+              <w:rPr>
+                <w:rFonts w:asciiTheme="majorBidi" w:hAnsiTheme="majorBidi" w:cstheme="majorBidi"/>
+                <w:sz w:val="28"/>
+                <w:szCs w:val="28"/>
+              </w:rPr>
+              <w:t>Description</w:t>
+            </w:r>
+            <w:r>
+              <w:rPr>
+                <w:rFonts w:asciiTheme="majorBidi" w:eastAsia="Times New Roman" w:hAnsiTheme="majorBidi" w:cstheme="majorBidi"/>
+                <w:color w:val="000000"/>
+                <w:sz w:val="28"/>
+                <w:szCs w:val="28"/>
+              </w:rPr>
+              <w:t>:</w:t>
+            </w:r>
+          </w:p>
+        </w:tc>
+        <w:tc>
+          <w:tcPr>
+            <w:tcW w:w="8318" w:type="dxa"/>
+            <w:vAlign w:val="center"/>
+          </w:tcPr>
+          <w:p>
+            <w:pPr>
+              <w:cnfStyle w:val="000000100000" w:firstRow="0" w:lastRow="0" w:firstColumn="0" w:lastColumn="0" w:oddVBand="0" w:evenVBand="0" w:oddHBand="1" w:evenHBand="0" w:firstRowFirstColumn="0" w:firstRowLastColumn="0" w:lastRowFirstColumn="0" w:lastRowLastColumn="0"/>
+              <w:rPr>
+                <w:rFonts w:asciiTheme="majorBidi" w:eastAsia="Times New Roman" w:hAnsiTheme="majorBidi" w:cstheme="majorBidi"/>
+                <w:sz w:val="24"/>
+                <w:szCs w:val="24"/>
+              </w:rPr>
+            </w:pPr>
+            <w:r>
+              <w:rPr>
+                <w:rFonts w:asciiTheme="majorBidi" w:hAnsiTheme="majorBidi" w:cstheme="majorBidi"/>
+              </w:rPr>
+              <w:t>Allows any user (tenant, landlord, or customer service agent) to securely log in to their account on the platform.</w:t>
+            </w:r>
+          </w:p>
+        </w:tc>
+      </w:tr>
+      <w:tr>
+        <w:trPr>
+          <w:trHeight w:val="440"/>
+        </w:trPr>
+        <w:tc>
+          <w:tcPr>
+            <w:cnfStyle w:val="001000000000" w:firstRow="0" w:lastRow="0" w:firstColumn="1" w:lastColumn="0" w:oddVBand="0" w:evenVBand="0" w:oddHBand="0" w:evenHBand="0" w:firstRowFirstColumn="0" w:firstRowLastColumn="0" w:lastRowFirstColumn="0" w:lastRowLastColumn="0"/>
+            <w:tcW w:w="2504" w:type="dxa"/>
+            <w:vAlign w:val="center"/>
+          </w:tcPr>
+          <w:p>
+            <w:pPr>
+              <w:rPr>
+                <w:rFonts w:asciiTheme="majorBidi" w:hAnsiTheme="majorBidi" w:cstheme="majorBidi"/>
+                <w:b w:val="0"/>
+                <w:bCs w:val="0"/>
+                <w:sz w:val="28"/>
+                <w:szCs w:val="28"/>
+              </w:rPr>
+            </w:pPr>
+            <w:r>
+              <w:rPr>
+                <w:rStyle w:val="Strong"/>
+                <w:rFonts w:asciiTheme="majorBidi" w:hAnsiTheme="majorBidi" w:cstheme="majorBidi"/>
+                <w:b/>
+                <w:bCs/>
+                <w:sz w:val="28"/>
+                <w:szCs w:val="28"/>
+              </w:rPr>
+              <w:t>Triggering Event:</w:t>
+            </w:r>
+          </w:p>
+        </w:tc>
+        <w:tc>
+          <w:tcPr>
+            <w:tcW w:w="8318" w:type="dxa"/>
+            <w:vAlign w:val="center"/>
+          </w:tcPr>
+          <w:p>
+            <w:pPr>
+              <w:cnfStyle w:val="000000000000" w:firstRow="0" w:lastRow="0" w:firstColumn="0" w:lastColumn="0" w:oddVBand="0" w:evenVBand="0" w:oddHBand="0" w:evenHBand="0" w:firstRowFirstColumn="0" w:firstRowLastColumn="0" w:lastRowFirstColumn="0" w:lastRowLastColumn="0"/>
+              <w:rPr>
+                <w:rFonts w:asciiTheme="majorBidi" w:eastAsia="Times New Roman" w:hAnsiTheme="majorBidi" w:cstheme="majorBidi"/>
+                <w:sz w:val="24"/>
+                <w:szCs w:val="24"/>
+                <w:rtl/>
+              </w:rPr>
+            </w:pPr>
+            <w:r>
+              <w:rPr>
+                <w:rFonts w:asciiTheme="majorBidi" w:eastAsia="Times New Roman" w:hAnsiTheme="majorBidi" w:cstheme="majorBidi"/>
+                <w:sz w:val="24"/>
+                <w:szCs w:val="24"/>
+              </w:rPr>
+              <w:t>User accesses the login page and enters credentials.</w:t>
+            </w:r>
+          </w:p>
+        </w:tc>
+      </w:tr>
+      <w:tr>
+        <w:trPr>
+          <w:cnfStyle w:val="000000100000" w:firstRow="0" w:lastRow="0" w:firstColumn="0" w:lastColumn="0" w:oddVBand="0" w:evenVBand="0" w:oddHBand="1" w:evenHBand="0" w:firstRowFirstColumn="0" w:firstRowLastColumn="0" w:lastRowFirstColumn="0" w:lastRowLastColumn="0"/>
+          <w:trHeight w:val="737"/>
+        </w:trPr>
+        <w:tc>
+          <w:tcPr>
+            <w:cnfStyle w:val="001000000000" w:firstRow="0" w:lastRow="0" w:firstColumn="1" w:lastColumn="0" w:oddVBand="0" w:evenVBand="0" w:oddHBand="0" w:evenHBand="0" w:firstRowFirstColumn="0" w:firstRowLastColumn="0" w:lastRowFirstColumn="0" w:lastRowLastColumn="0"/>
+            <w:tcW w:w="2504" w:type="dxa"/>
+            <w:vAlign w:val="center"/>
+          </w:tcPr>
+          <w:p>
+            <w:pPr>
+              <w:rPr>
+                <w:rFonts w:asciiTheme="majorBidi" w:eastAsia="Times New Roman" w:hAnsiTheme="majorBidi" w:cstheme="majorBidi"/>
+                <w:sz w:val="28"/>
+                <w:szCs w:val="28"/>
+              </w:rPr>
+            </w:pPr>
+            <w:r>
+              <w:rPr>
+                <w:rFonts w:asciiTheme="majorBidi" w:eastAsia="Times New Roman" w:hAnsiTheme="majorBidi" w:cstheme="majorBidi"/>
+                <w:sz w:val="28"/>
+                <w:szCs w:val="28"/>
+              </w:rPr>
+              <w:t>Preconditions:</w:t>
+            </w:r>
+          </w:p>
+        </w:tc>
+        <w:tc>
+          <w:tcPr>
+            <w:tcW w:w="8318" w:type="dxa"/>
+            <w:vAlign w:val="center"/>
+          </w:tcPr>
+          <w:p>
+            <w:pPr>
+              <w:cnfStyle w:val="000000100000" w:firstRow="0" w:lastRow="0" w:firstColumn="0" w:lastColumn="0" w:oddVBand="0" w:evenVBand="0" w:oddHBand="1" w:evenHBand="0" w:firstRowFirstColumn="0" w:firstRowLastColumn="0" w:lastRowFirstColumn="0" w:lastRowLastColumn="0"/>
+              <w:rPr>
+                <w:rFonts w:asciiTheme="majorBidi" w:eastAsia="Times New Roman" w:hAnsiTheme="majorBidi" w:cstheme="majorBidi"/>
+                <w:sz w:val="24"/>
+                <w:szCs w:val="24"/>
+              </w:rPr>
+            </w:pPr>
+            <w:r>
+              <w:rPr>
+                <w:rFonts w:ascii="Times New Roman" w:eastAsia="Times New Roman" w:hAnsi="Symbol" w:cs="Times New Roman"/>
+                <w:sz w:val="24"/>
+                <w:szCs w:val="24"/>
+              </w:rPr>
+              <w:t></w:t>
+            </w:r>
+            <w:r>
+              <w:rPr>
+                <w:rFonts w:asciiTheme="majorBidi" w:eastAsia="Times New Roman" w:hAnsiTheme="majorBidi" w:cstheme="majorBidi"/>
+                <w:sz w:val="24"/>
+                <w:szCs w:val="24"/>
+              </w:rPr>
+              <w:t xml:space="preserve">  User has an existing account with registered email/username and password.</w:t>
+            </w:r>
+          </w:p>
+          <w:p>
+            <w:pPr>
+              <w:cnfStyle w:val="000000100000" w:firstRow="0" w:lastRow="0" w:firstColumn="0" w:lastColumn="0" w:oddVBand="0" w:evenVBand="0" w:oddHBand="1" w:evenHBand="0" w:firstRowFirstColumn="0" w:firstRowLastColumn="0" w:lastRowFirstColumn="0" w:lastRowLastColumn="0"/>
+              <w:rPr>
+                <w:rFonts w:asciiTheme="majorBidi" w:eastAsia="Times New Roman" w:hAnsiTheme="majorBidi" w:cstheme="majorBidi"/>
+                <w:sz w:val="24"/>
+                <w:szCs w:val="24"/>
+              </w:rPr>
+            </w:pPr>
+            <w:r>
+              <w:rPr>
+                <w:rFonts w:ascii="Times New Roman" w:eastAsia="Times New Roman" w:hAnsi="Symbol" w:cs="Times New Roman"/>
+                <w:sz w:val="24"/>
+                <w:szCs w:val="24"/>
+              </w:rPr>
+              <w:t></w:t>
+            </w:r>
+            <w:r>
+              <w:rPr>
+                <w:rFonts w:asciiTheme="majorBidi" w:eastAsia="Times New Roman" w:hAnsiTheme="majorBidi" w:cstheme="majorBidi"/>
+                <w:kern w:val="0"/>
+                <w:sz w:val="24"/>
+                <w:szCs w:val="24"/>
+                <w14:ligatures w14:val="none"/>
+              </w:rPr>
+              <w:t xml:space="preserve">  The user’s device is compatible with the platform.</w:t>
+            </w:r>
+          </w:p>
+        </w:tc>
+      </w:tr>
+      <w:tr>
+        <w:trPr>
+          <w:trHeight w:val="1070"/>
+        </w:trPr>
+        <w:tc>
+          <w:tcPr>
+            <w:cnfStyle w:val="001000000000" w:firstRow="0" w:lastRow="0" w:firstColumn="1" w:lastColumn="0" w:oddVBand="0" w:evenVBand="0" w:oddHBand="0" w:evenHBand="0" w:firstRowFirstColumn="0" w:firstRowLastColumn="0" w:lastRowFirstColumn="0" w:lastRowLastColumn="0"/>
+            <w:tcW w:w="2504" w:type="dxa"/>
+            <w:vAlign w:val="center"/>
+          </w:tcPr>
+          <w:p>
+            <w:pPr>
+              <w:rPr>
+                <w:rFonts w:asciiTheme="majorBidi" w:eastAsia="Times New Roman" w:hAnsiTheme="majorBidi" w:cstheme="majorBidi"/>
+                <w:sz w:val="28"/>
+                <w:szCs w:val="28"/>
+              </w:rPr>
+            </w:pPr>
+            <w:r>
+              <w:rPr>
+                <w:rFonts w:asciiTheme="majorBidi" w:hAnsiTheme="majorBidi" w:cstheme="majorBidi"/>
+                <w:sz w:val="28"/>
+                <w:szCs w:val="28"/>
+              </w:rPr>
+              <w:t>Assumptions:</w:t>
+            </w:r>
+          </w:p>
+        </w:tc>
+        <w:tc>
+          <w:tcPr>
+            <w:tcW w:w="8318" w:type="dxa"/>
+            <w:vAlign w:val="center"/>
+          </w:tcPr>
+          <w:p>
+            <w:pPr>
+              <w:cnfStyle w:val="000000000000" w:firstRow="0" w:lastRow="0" w:firstColumn="0" w:lastColumn="0" w:oddVBand="0" w:evenVBand="0" w:oddHBand="0" w:evenHBand="0" w:firstRowFirstColumn="0" w:firstRowLastColumn="0" w:lastRowFirstColumn="0" w:lastRowLastColumn="0"/>
+              <w:rPr>
+                <w:rFonts w:asciiTheme="majorBidi" w:eastAsia="Times New Roman" w:hAnsiTheme="majorBidi" w:cstheme="majorBidi"/>
+                <w:sz w:val="24"/>
+                <w:szCs w:val="24"/>
+              </w:rPr>
+            </w:pPr>
+            <w:r>
+              <w:rPr>
+                <w:rFonts w:ascii="Times New Roman" w:eastAsia="Times New Roman" w:hAnsi="Symbol" w:cs="Times New Roman"/>
+                <w:sz w:val="24"/>
+                <w:szCs w:val="24"/>
+              </w:rPr>
+              <w:t></w:t>
+            </w:r>
+            <w:r>
+              <w:rPr>
+                <w:rFonts w:asciiTheme="majorBidi" w:eastAsia="Times New Roman" w:hAnsiTheme="majorBidi" w:cstheme="majorBidi"/>
+                <w:sz w:val="24"/>
+                <w:szCs w:val="24"/>
+              </w:rPr>
+              <w:t xml:space="preserve">  Login process includes security measures such as CAPTCHA or multi-factor authentication for authorized access.</w:t>
+            </w:r>
+          </w:p>
+          <w:p>
+            <w:pPr>
+              <w:cnfStyle w:val="000000000000" w:firstRow="0" w:lastRow="0" w:firstColumn="0" w:lastColumn="0" w:oddVBand="0" w:evenVBand="0" w:oddHBand="0" w:evenHBand="0" w:firstRowFirstColumn="0" w:firstRowLastColumn="0" w:lastRowFirstColumn="0" w:lastRowLastColumn="0"/>
+              <w:rPr>
+                <w:rFonts w:asciiTheme="majorBidi" w:eastAsia="Times New Roman" w:hAnsiTheme="majorBidi" w:cstheme="majorBidi"/>
+                <w:b/>
+                <w:bCs/>
+              </w:rPr>
+            </w:pPr>
+            <w:r>
+              <w:rPr>
+                <w:rFonts w:ascii="Times New Roman" w:eastAsia="Times New Roman" w:hAnsi="Symbol" w:cs="Times New Roman"/>
+                <w:sz w:val="24"/>
+                <w:szCs w:val="24"/>
+              </w:rPr>
+              <w:t></w:t>
+            </w:r>
+            <w:r>
+              <w:rPr>
+                <w:rFonts w:asciiTheme="majorBidi" w:eastAsia="Times New Roman" w:hAnsiTheme="majorBidi" w:cstheme="majorBidi"/>
+                <w:kern w:val="0"/>
+                <w:sz w:val="24"/>
+                <w:szCs w:val="24"/>
+                <w14:ligatures w14:val="none"/>
+              </w:rPr>
+              <w:t xml:space="preserve">  System enforces lockout policies after multiple failed login attempts.</w:t>
+            </w:r>
+          </w:p>
+        </w:tc>
+      </w:tr>
+      <w:tr>
+        <w:trPr>
+          <w:cnfStyle w:val="000000100000" w:firstRow="0" w:lastRow="0" w:firstColumn="0" w:lastColumn="0" w:oddVBand="0" w:evenVBand="0" w:oddHBand="1" w:evenHBand="0" w:firstRowFirstColumn="0" w:firstRowLastColumn="0" w:lastRowFirstColumn="0" w:lastRowLastColumn="0"/>
+          <w:trHeight w:val="1331"/>
+        </w:trPr>
+        <w:tc>
+          <w:tcPr>
+            <w:cnfStyle w:val="001000000000" w:firstRow="0" w:lastRow="0" w:firstColumn="1" w:lastColumn="0" w:oddVBand="0" w:evenVBand="0" w:oddHBand="0" w:evenHBand="0" w:firstRowFirstColumn="0" w:firstRowLastColumn="0" w:lastRowFirstColumn="0" w:lastRowLastColumn="0"/>
+            <w:tcW w:w="2504" w:type="dxa"/>
+            <w:vAlign w:val="center"/>
+          </w:tcPr>
+          <w:p>
+            <w:pPr>
+              <w:rPr>
+                <w:rFonts w:asciiTheme="majorBidi" w:hAnsiTheme="majorBidi" w:cstheme="majorBidi"/>
+                <w:sz w:val="28"/>
+                <w:szCs w:val="28"/>
+              </w:rPr>
+            </w:pPr>
+            <w:r>
+              <w:rPr>
+                <w:rFonts w:asciiTheme="majorBidi" w:hAnsiTheme="majorBidi" w:cstheme="majorBidi"/>
+                <w:sz w:val="28"/>
+                <w:szCs w:val="28"/>
+              </w:rPr>
+              <w:t>Main Path:</w:t>
+            </w:r>
+          </w:p>
+        </w:tc>
+        <w:tc>
+          <w:tcPr>
+            <w:tcW w:w="8318" w:type="dxa"/>
+            <w:vAlign w:val="center"/>
+          </w:tcPr>
+          <w:p>
+            <w:pPr>
+              <w:cnfStyle w:val="000000100000" w:firstRow="0" w:lastRow="0" w:firstColumn="0" w:lastColumn="0" w:oddVBand="0" w:evenVBand="0" w:oddHBand="1" w:evenHBand="0" w:firstRowFirstColumn="0" w:firstRowLastColumn="0" w:lastRowFirstColumn="0" w:lastRowLastColumn="0"/>
+              <w:rPr>
+                <w:rFonts w:asciiTheme="majorBidi" w:eastAsia="Times New Roman" w:hAnsiTheme="majorBidi" w:cstheme="majorBidi"/>
+                <w:sz w:val="24"/>
+                <w:szCs w:val="24"/>
+              </w:rPr>
+            </w:pPr>
+            <w:r>
+              <w:rPr>
+                <w:rFonts w:ascii="Times New Roman" w:eastAsia="Times New Roman" w:hAnsi="Symbol" w:cs="Times New Roman"/>
+                <w:sz w:val="24"/>
+                <w:szCs w:val="24"/>
+              </w:rPr>
+              <w:t></w:t>
+            </w:r>
+            <w:r>
+              <w:rPr>
+                <w:rFonts w:asciiTheme="majorBidi" w:eastAsia="Times New Roman" w:hAnsiTheme="majorBidi" w:cstheme="majorBidi"/>
+                <w:sz w:val="24"/>
+                <w:szCs w:val="24"/>
+              </w:rPr>
+              <w:t xml:space="preserve">  User enters their email/username and password on the login page.</w:t>
+            </w:r>
+          </w:p>
+          <w:p>
+            <w:pPr>
+              <w:cnfStyle w:val="000000100000" w:firstRow="0" w:lastRow="0" w:firstColumn="0" w:lastColumn="0" w:oddVBand="0" w:evenVBand="0" w:oddHBand="1" w:evenHBand="0" w:firstRowFirstColumn="0" w:firstRowLastColumn="0" w:lastRowFirstColumn="0" w:lastRowLastColumn="0"/>
+              <w:rPr>
+                <w:rFonts w:asciiTheme="majorBidi" w:eastAsia="Times New Roman" w:hAnsiTheme="majorBidi" w:cstheme="majorBidi"/>
+                <w:sz w:val="24"/>
+                <w:szCs w:val="24"/>
+              </w:rPr>
+            </w:pPr>
+            <w:r>
+              <w:rPr>
+                <w:rFonts w:ascii="Times New Roman" w:eastAsia="Times New Roman" w:hAnsi="Symbol" w:cs="Times New Roman"/>
+                <w:sz w:val="24"/>
+                <w:szCs w:val="24"/>
+              </w:rPr>
+              <w:t></w:t>
+            </w:r>
+            <w:r>
+              <w:rPr>
+                <w:rFonts w:asciiTheme="majorBidi" w:eastAsia="Times New Roman" w:hAnsiTheme="majorBidi" w:cstheme="majorBidi"/>
+                <w:sz w:val="24"/>
+                <w:szCs w:val="24"/>
+              </w:rPr>
+              <w:t xml:space="preserve">  Platform validates credentials.</w:t>
+            </w:r>
+          </w:p>
+          <w:p>
+            <w:pPr>
+              <w:cnfStyle w:val="000000100000" w:firstRow="0" w:lastRow="0" w:firstColumn="0" w:lastColumn="0" w:oddVBand="0" w:evenVBand="0" w:oddHBand="1" w:evenHBand="0" w:firstRowFirstColumn="0" w:firstRowLastColumn="0" w:lastRowFirstColumn="0" w:lastRowLastColumn="0"/>
+              <w:rPr>
+                <w:rFonts w:asciiTheme="majorBidi" w:hAnsiTheme="majorBidi" w:cstheme="majorBidi"/>
+              </w:rPr>
+            </w:pPr>
+            <w:r>
+              <w:rPr>
+                <w:rFonts w:ascii="Times New Roman" w:eastAsia="Times New Roman" w:hAnsi="Symbol" w:cs="Times New Roman"/>
+                <w:sz w:val="24"/>
+                <w:szCs w:val="24"/>
+              </w:rPr>
+              <w:t></w:t>
+            </w:r>
+            <w:r>
+              <w:rPr>
+                <w:rFonts w:asciiTheme="majorBidi" w:eastAsia="Times New Roman" w:hAnsiTheme="majorBidi" w:cstheme="majorBidi"/>
+                <w:kern w:val="0"/>
+                <w:sz w:val="24"/>
+                <w:szCs w:val="24"/>
+                <w14:ligatures w14:val="none"/>
+              </w:rPr>
+              <w:t xml:space="preserve">  If credentials are correct, the user is granted access to their account.</w:t>
+            </w:r>
+          </w:p>
+        </w:tc>
+      </w:tr>
+      <w:tr>
+        <w:trPr>
+          <w:trHeight w:val="620"/>
+        </w:trPr>
+        <w:tc>
+          <w:tcPr>
+            <w:cnfStyle w:val="001000000000" w:firstRow="0" w:lastRow="0" w:firstColumn="1" w:lastColumn="0" w:oddVBand="0" w:evenVBand="0" w:oddHBand="0" w:evenHBand="0" w:firstRowFirstColumn="0" w:firstRowLastColumn="0" w:lastRowFirstColumn="0" w:lastRowLastColumn="0"/>
+            <w:tcW w:w="2504" w:type="dxa"/>
+            <w:vAlign w:val="center"/>
+          </w:tcPr>
+          <w:p>
+            <w:pPr>
+              <w:rPr>
+                <w:rFonts w:asciiTheme="majorBidi" w:hAnsiTheme="majorBidi" w:cstheme="majorBidi"/>
+                <w:sz w:val="28"/>
+                <w:szCs w:val="28"/>
+              </w:rPr>
+            </w:pPr>
+            <w:r>
+              <w:rPr>
+                <w:rFonts w:asciiTheme="majorBidi" w:hAnsiTheme="majorBidi" w:cstheme="majorBidi"/>
+                <w:sz w:val="28"/>
+                <w:szCs w:val="28"/>
+              </w:rPr>
+              <w:t>Alternate Path:</w:t>
+            </w:r>
+          </w:p>
+        </w:tc>
+        <w:tc>
+          <w:tcPr>
+            <w:tcW w:w="8318" w:type="dxa"/>
+            <w:vAlign w:val="center"/>
+          </w:tcPr>
+          <w:p>
+            <w:pPr>
+              <w:spacing w:before="100" w:beforeAutospacing="1" w:after="100" w:afterAutospacing="1"/>
+              <w:cnfStyle w:val="000000000000" w:firstRow="0" w:lastRow="0" w:firstColumn="0" w:lastColumn="0" w:oddVBand="0" w:evenVBand="0" w:oddHBand="0" w:evenHBand="0" w:firstRowFirstColumn="0" w:firstRowLastColumn="0" w:lastRowFirstColumn="0" w:lastRowLastColumn="0"/>
+              <w:rPr>
+                <w:rFonts w:asciiTheme="majorBidi" w:eastAsia="Times New Roman" w:hAnsiTheme="majorBidi" w:cstheme="majorBidi"/>
+                <w:sz w:val="24"/>
+                <w:szCs w:val="24"/>
+              </w:rPr>
+            </w:pPr>
+            <w:r>
+              <w:rPr>
+                <w:rFonts w:asciiTheme="majorBidi" w:eastAsia="Times New Roman" w:hAnsiTheme="majorBidi" w:cstheme="majorBidi"/>
+                <w:sz w:val="24"/>
+                <w:szCs w:val="24"/>
+              </w:rPr>
+              <w:t>If credentials are incorrect, the user receives an error message and an option to retry.</w:t>
+            </w:r>
+          </w:p>
+        </w:tc>
+      </w:tr>
+      <w:tr>
+        <w:trPr>
+          <w:cnfStyle w:val="000000100000" w:firstRow="0" w:lastRow="0" w:firstColumn="0" w:lastColumn="0" w:oddVBand="0" w:evenVBand="0" w:oddHBand="1" w:evenHBand="0" w:firstRowFirstColumn="0" w:firstRowLastColumn="0" w:lastRowFirstColumn="0" w:lastRowLastColumn="0"/>
+          <w:trHeight w:val="431"/>
+        </w:trPr>
+        <w:tc>
+          <w:tcPr>
+            <w:cnfStyle w:val="001000000000" w:firstRow="0" w:lastRow="0" w:firstColumn="1" w:lastColumn="0" w:oddVBand="0" w:evenVBand="0" w:oddHBand="0" w:evenHBand="0" w:firstRowFirstColumn="0" w:firstRowLastColumn="0" w:lastRowFirstColumn="0" w:lastRowLastColumn="0"/>
+            <w:tcW w:w="2504" w:type="dxa"/>
+            <w:vAlign w:val="center"/>
+          </w:tcPr>
+          <w:p>
+            <w:pPr>
+              <w:rPr>
+                <w:rFonts w:asciiTheme="majorBidi" w:hAnsiTheme="majorBidi" w:cstheme="majorBidi"/>
+                <w:sz w:val="28"/>
+                <w:szCs w:val="28"/>
+              </w:rPr>
+            </w:pPr>
+            <w:r>
+              <w:rPr>
+                <w:rFonts w:asciiTheme="majorBidi" w:hAnsiTheme="majorBidi" w:cstheme="majorBidi"/>
+                <w:sz w:val="28"/>
+                <w:szCs w:val="28"/>
+              </w:rPr>
+              <w:t>Postcondition:</w:t>
+            </w:r>
+          </w:p>
+        </w:tc>
+        <w:tc>
+          <w:tcPr>
+            <w:tcW w:w="8318" w:type="dxa"/>
+            <w:vAlign w:val="center"/>
+          </w:tcPr>
+          <w:p>
+            <w:pPr>
+              <w:cnfStyle w:val="000000100000" w:firstRow="0" w:lastRow="0" w:firstColumn="0" w:lastColumn="0" w:oddVBand="0" w:evenVBand="0" w:oddHBand="1" w:evenHBand="0" w:firstRowFirstColumn="0" w:firstRowLastColumn="0" w:lastRowFirstColumn="0" w:lastRowLastColumn="0"/>
+              <w:rPr>
+                <w:rFonts w:asciiTheme="majorBidi" w:hAnsiTheme="majorBidi" w:cstheme="majorBidi"/>
+                <w:b/>
+                <w:bCs/>
+              </w:rPr>
+            </w:pPr>
+            <w:r>
+              <w:rPr>
+                <w:rFonts w:asciiTheme="majorBidi" w:hAnsiTheme="majorBidi" w:cstheme="majorBidi"/>
+              </w:rPr>
+              <w:t>User successfully logs in and accesses their account dashboard.</w:t>
+            </w:r>
+          </w:p>
+        </w:tc>
+      </w:tr>
+      <w:tr>
+        <w:trPr>
+          <w:trHeight w:val="449"/>
+        </w:trPr>
+        <w:tc>
+          <w:tcPr>
+            <w:cnfStyle w:val="001000000000" w:firstRow="0" w:lastRow="0" w:firstColumn="1" w:lastColumn="0" w:oddVBand="0" w:evenVBand="0" w:oddHBand="0" w:evenHBand="0" w:firstRowFirstColumn="0" w:firstRowLastColumn="0" w:lastRowFirstColumn="0" w:lastRowLastColumn="0"/>
+            <w:tcW w:w="2504" w:type="dxa"/>
+            <w:vAlign w:val="center"/>
+          </w:tcPr>
+          <w:p>
+            <w:pPr>
+              <w:rPr>
+                <w:rFonts w:asciiTheme="majorBidi" w:hAnsiTheme="majorBidi" w:cstheme="majorBidi"/>
+                <w:b w:val="0"/>
+                <w:bCs w:val="0"/>
+                <w:sz w:val="28"/>
+                <w:szCs w:val="28"/>
+              </w:rPr>
+            </w:pPr>
+            <w:r>
+              <w:rPr>
+                <w:rStyle w:val="Strong"/>
+                <w:rFonts w:asciiTheme="majorBidi" w:hAnsiTheme="majorBidi" w:cstheme="majorBidi"/>
+                <w:b/>
+                <w:bCs/>
+                <w:sz w:val="28"/>
+                <w:szCs w:val="28"/>
+              </w:rPr>
+              <w:t>Priority:</w:t>
+            </w:r>
+          </w:p>
+        </w:tc>
+        <w:tc>
+          <w:tcPr>
+            <w:tcW w:w="8318" w:type="dxa"/>
+            <w:vAlign w:val="center"/>
+          </w:tcPr>
+          <w:p>
+            <w:pPr>
+              <w:cnfStyle w:val="000000000000" w:firstRow="0" w:lastRow="0" w:firstColumn="0" w:lastColumn="0" w:oddVBand="0" w:evenVBand="0" w:oddHBand="0" w:evenHBand="0" w:firstRowFirstColumn="0" w:firstRowLastColumn="0" w:lastRowFirstColumn="0" w:lastRowLastColumn="0"/>
+              <w:rPr>
+                <w:rFonts w:asciiTheme="majorBidi" w:hAnsiTheme="majorBidi" w:cstheme="majorBidi"/>
+                <w:b/>
+                <w:bCs/>
+              </w:rPr>
+            </w:pPr>
+            <w:r>
+              <w:rPr>
+                <w:rFonts w:asciiTheme="majorBidi" w:hAnsiTheme="majorBidi" w:cstheme="majorBidi"/>
+              </w:rPr>
+              <w:t>High</w:t>
+            </w:r>
+          </w:p>
+        </w:tc>
+      </w:tr>
+    </w:tbl>
+    <w:p>
+      <w:pPr>
+        <w:rPr>
+          <w:rFonts w:ascii="Bahnschrift" w:hAnsi="Bahnschrift" w:cstheme="majorBidi"/>
+          <w:sz w:val="28"/>
+          <w:szCs w:val="28"/>
+        </w:rPr>
+      </w:pPr>
+    </w:p>
+    <w:p>
+      <w:pPr>
+        <w:rPr>
+          <w:rFonts w:ascii="Bahnschrift" w:hAnsi="Bahnschrift" w:cstheme="majorBidi"/>
+          <w:sz w:val="28"/>
+          <w:szCs w:val="28"/>
+        </w:rPr>
+      </w:pPr>
+    </w:p>
+    <w:p>
+      <w:pPr>
+        <w:rPr>
+          <w:rFonts w:ascii="Bahnschrift" w:hAnsi="Bahnschrift" w:cstheme="majorBidi"/>
+          <w:sz w:val="28"/>
+          <w:szCs w:val="28"/>
+        </w:rPr>
+      </w:pPr>
+    </w:p>
+    <w:p>
+      <w:pPr>
+        <w:rPr>
+          <w:rFonts w:ascii="Bahnschrift" w:hAnsi="Bahnschrift" w:cstheme="majorBidi"/>
+          <w:sz w:val="28"/>
+          <w:szCs w:val="28"/>
+        </w:rPr>
+      </w:pPr>
+    </w:p>
+    <w:p>
+      <w:pPr>
+        <w:rPr>
           <w:rFonts w:asciiTheme="majorBidi" w:hAnsiTheme="majorBidi" w:cstheme="majorBidi"/>
         </w:rPr>
       </w:pPr>
@@ -15945,6 +16863,7 @@
           <w:rFonts w:asciiTheme="majorBidi" w:hAnsiTheme="majorBidi" w:cstheme="majorBidi"/>
           <w:noProof/>
         </w:rPr>
+        <w:lastRenderedPageBreak/>
         <w:drawing>
           <wp:anchor distT="0" distB="0" distL="114300" distR="114300" simplePos="0" relativeHeight="251661312" behindDoc="1" locked="0" layoutInCell="1" allowOverlap="1">
             <wp:simplePos x="0" y="0"/>
@@ -15977,7 +16896,7 @@
                     <pic:cNvPicPr/>
                   </pic:nvPicPr>
                   <pic:blipFill>
-                    <a:blip r:embed="rId26">
+                    <a:blip r:embed="rId27">
                       <a:extLst>
                         <a:ext uri="{28A0092B-C50C-407E-A947-70E740481C1C}">
                           <a14:useLocalDpi xmlns:a14="http://schemas.microsoft.com/office/drawing/2010/main" val="0"/>
@@ -16156,7 +17075,7 @@
               <w:rPr>
                 <w:rFonts w:asciiTheme="majorBidi" w:hAnsiTheme="majorBidi" w:cstheme="majorBidi"/>
               </w:rPr>
-              <w:t>GEN-01</w:t>
+              <w:t>GEN-02</w:t>
             </w:r>
           </w:p>
         </w:tc>
@@ -17021,6 +17940,76 @@
           <w:rFonts w:asciiTheme="majorBidi" w:hAnsiTheme="majorBidi" w:cstheme="majorBidi"/>
         </w:rPr>
       </w:pPr>
+      <w:r>
+        <w:rPr>
+          <w:rFonts w:asciiTheme="majorBidi" w:hAnsiTheme="majorBidi" w:cstheme="majorBidi"/>
+          <w:noProof/>
+        </w:rPr>
+        <w:lastRenderedPageBreak/>
+        <w:drawing>
+          <wp:anchor distT="0" distB="0" distL="114300" distR="114300" simplePos="0" relativeHeight="251656192" behindDoc="1" locked="0" layoutInCell="1" allowOverlap="1">
+            <wp:simplePos x="0" y="0"/>
+            <wp:positionH relativeFrom="column">
+              <wp:posOffset>828675</wp:posOffset>
+            </wp:positionH>
+            <wp:positionV relativeFrom="paragraph">
+              <wp:posOffset>9525</wp:posOffset>
+            </wp:positionV>
+            <wp:extent cx="3409950" cy="1790700"/>
+            <wp:effectExtent l="0" t="0" r="0" b="0"/>
+            <wp:wrapTight wrapText="bothSides">
+              <wp:wrapPolygon edited="0">
+                <wp:start x="0" y="0"/>
+                <wp:lineTo x="0" y="21370"/>
+                <wp:lineTo x="21479" y="21370"/>
+                <wp:lineTo x="21479" y="0"/>
+                <wp:lineTo x="0" y="0"/>
+              </wp:wrapPolygon>
+            </wp:wrapTight>
+            <wp:docPr id="21" name="Picture 21"/>
+            <wp:cNvGraphicFramePr>
+              <a:graphicFrameLocks xmlns:a="http://schemas.openxmlformats.org/drawingml/2006/main" noChangeAspect="1"/>
+            </wp:cNvGraphicFramePr>
+            <a:graphic xmlns:a="http://schemas.openxmlformats.org/drawingml/2006/main">
+              <a:graphicData uri="http://schemas.openxmlformats.org/drawingml/2006/picture">
+                <pic:pic xmlns:pic="http://schemas.openxmlformats.org/drawingml/2006/picture">
+                  <pic:nvPicPr>
+                    <pic:cNvPr id="21" name="editpro.jpg"/>
+                    <pic:cNvPicPr/>
+                  </pic:nvPicPr>
+                  <pic:blipFill>
+                    <a:blip r:embed="rId28">
+                      <a:extLst>
+                        <a:ext uri="{28A0092B-C50C-407E-A947-70E740481C1C}">
+                          <a14:useLocalDpi xmlns:a14="http://schemas.microsoft.com/office/drawing/2010/main" val="0"/>
+                        </a:ext>
+                      </a:extLst>
+                    </a:blip>
+                    <a:stretch>
+                      <a:fillRect/>
+                    </a:stretch>
+                  </pic:blipFill>
+                  <pic:spPr>
+                    <a:xfrm>
+                      <a:off x="0" y="0"/>
+                      <a:ext cx="3409950" cy="1790700"/>
+                    </a:xfrm>
+                    <a:prstGeom prst="rect">
+                      <a:avLst/>
+                    </a:prstGeom>
+                  </pic:spPr>
+                </pic:pic>
+              </a:graphicData>
+            </a:graphic>
+            <wp14:sizeRelH relativeFrom="margin">
+              <wp14:pctWidth>0</wp14:pctWidth>
+            </wp14:sizeRelH>
+            <wp14:sizeRelV relativeFrom="margin">
+              <wp14:pctHeight>0</wp14:pctHeight>
+            </wp14:sizeRelV>
+          </wp:anchor>
+        </w:drawing>
+      </w:r>
     </w:p>
     <w:p>
       <w:pPr>
@@ -17035,8 +18024,6 @@
           <w:rFonts w:asciiTheme="majorBidi" w:hAnsiTheme="majorBidi" w:cstheme="majorBidi"/>
         </w:rPr>
       </w:pPr>
-      <w:bookmarkStart w:id="0" w:name="_GoBack"/>
-      <w:bookmarkEnd w:id="0"/>
     </w:p>
     <w:p>
       <w:pPr>
@@ -17170,7 +18157,7 @@
               <w:rPr>
                 <w:rFonts w:asciiTheme="majorBidi" w:hAnsiTheme="majorBidi" w:cstheme="majorBidi"/>
               </w:rPr>
-              <w:t>GEN-02</w:t>
+              <w:t>GEN-03</w:t>
             </w:r>
           </w:p>
         </w:tc>
@@ -17834,13 +18821,76 @@
           <w:rFonts w:asciiTheme="majorBidi" w:hAnsiTheme="majorBidi" w:cstheme="majorBidi"/>
         </w:rPr>
       </w:pPr>
-    </w:p>
-    <w:p>
-      <w:pPr>
+      <w:r>
         <w:rPr>
           <w:rFonts w:asciiTheme="majorBidi" w:hAnsiTheme="majorBidi" w:cstheme="majorBidi"/>
+          <w:noProof/>
         </w:rPr>
-      </w:pPr>
+        <w:lastRenderedPageBreak/>
+        <w:drawing>
+          <wp:anchor distT="0" distB="0" distL="114300" distR="114300" simplePos="0" relativeHeight="251658240" behindDoc="1" locked="0" layoutInCell="1" allowOverlap="1">
+            <wp:simplePos x="0" y="0"/>
+            <wp:positionH relativeFrom="column">
+              <wp:posOffset>482600</wp:posOffset>
+            </wp:positionH>
+            <wp:positionV relativeFrom="paragraph">
+              <wp:posOffset>-95250</wp:posOffset>
+            </wp:positionV>
+            <wp:extent cx="3649980" cy="1447800"/>
+            <wp:effectExtent l="0" t="0" r="7620" b="0"/>
+            <wp:wrapTight wrapText="bothSides">
+              <wp:wrapPolygon edited="0">
+                <wp:start x="0" y="0"/>
+                <wp:lineTo x="0" y="21316"/>
+                <wp:lineTo x="21532" y="21316"/>
+                <wp:lineTo x="21532" y="0"/>
+                <wp:lineTo x="0" y="0"/>
+              </wp:wrapPolygon>
+            </wp:wrapTight>
+            <wp:docPr id="22" name="Picture 22"/>
+            <wp:cNvGraphicFramePr>
+              <a:graphicFrameLocks xmlns:a="http://schemas.openxmlformats.org/drawingml/2006/main" noChangeAspect="1"/>
+            </wp:cNvGraphicFramePr>
+            <a:graphic xmlns:a="http://schemas.openxmlformats.org/drawingml/2006/main">
+              <a:graphicData uri="http://schemas.openxmlformats.org/drawingml/2006/picture">
+                <pic:pic xmlns:pic="http://schemas.openxmlformats.org/drawingml/2006/picture">
+                  <pic:nvPicPr>
+                    <pic:cNvPr id="22" name="deposit.jpg"/>
+                    <pic:cNvPicPr/>
+                  </pic:nvPicPr>
+                  <pic:blipFill>
+                    <a:blip r:embed="rId29">
+                      <a:extLst>
+                        <a:ext uri="{28A0092B-C50C-407E-A947-70E740481C1C}">
+                          <a14:useLocalDpi xmlns:a14="http://schemas.microsoft.com/office/drawing/2010/main" val="0"/>
+                        </a:ext>
+                      </a:extLst>
+                    </a:blip>
+                    <a:stretch>
+                      <a:fillRect/>
+                    </a:stretch>
+                  </pic:blipFill>
+                  <pic:spPr>
+                    <a:xfrm>
+                      <a:off x="0" y="0"/>
+                      <a:ext cx="3649980" cy="1447800"/>
+                    </a:xfrm>
+                    <a:prstGeom prst="rect">
+                      <a:avLst/>
+                    </a:prstGeom>
+                  </pic:spPr>
+                </pic:pic>
+              </a:graphicData>
+            </a:graphic>
+            <wp14:sizeRelH relativeFrom="margin">
+              <wp14:pctWidth>0</wp14:pctWidth>
+            </wp14:sizeRelH>
+            <wp14:sizeRelV relativeFrom="margin">
+              <wp14:pctHeight>0</wp14:pctHeight>
+            </wp14:sizeRelV>
+          </wp:anchor>
+        </w:drawing>
+      </w:r>
     </w:p>
     <w:p>
       <w:pPr>
@@ -17922,7 +18972,7 @@
               <w:rPr>
                 <w:rFonts w:asciiTheme="majorBidi" w:hAnsiTheme="majorBidi" w:cstheme="majorBidi"/>
               </w:rPr>
-              <w:t>User Login</w:t>
+              <w:t>Deposit</w:t>
             </w:r>
           </w:p>
         </w:tc>
@@ -17974,7 +19024,7 @@
               <w:rPr>
                 <w:rFonts w:asciiTheme="majorBidi" w:hAnsiTheme="majorBidi" w:cstheme="majorBidi"/>
               </w:rPr>
-              <w:t>GEN-03</w:t>
+              <w:t>GEN-04</w:t>
             </w:r>
           </w:p>
         </w:tc>
@@ -18030,25 +19080,7 @@
               <w:rPr>
                 <w:rFonts w:asciiTheme="majorBidi" w:hAnsiTheme="majorBidi" w:cstheme="majorBidi"/>
               </w:rPr>
-              <w:t xml:space="preserve">User (Tenant, Landlord, </w:t>
-            </w:r>
-            <w:r>
-              <w:rPr>
-                <w:rFonts w:asciiTheme="majorBidi" w:hAnsiTheme="majorBidi" w:cstheme="majorBidi"/>
-              </w:rPr>
-              <w:t>Customer Service Agent</w:t>
-            </w:r>
-            <w:r>
-              <w:rPr>
-                <w:rFonts w:asciiTheme="majorBidi" w:hAnsiTheme="majorBidi" w:cstheme="majorBidi"/>
-              </w:rPr>
-              <w:t>, or Admin</w:t>
-            </w:r>
-            <w:r>
-              <w:rPr>
-                <w:rFonts w:asciiTheme="majorBidi" w:hAnsiTheme="majorBidi" w:cstheme="majorBidi"/>
-              </w:rPr>
-              <w:t>)</w:t>
+              <w:t>User (Tenant or Landlord)</w:t>
             </w:r>
           </w:p>
         </w:tc>
@@ -18109,7 +19141,7 @@
               <w:rPr>
                 <w:rFonts w:asciiTheme="majorBidi" w:hAnsiTheme="majorBidi" w:cstheme="majorBidi"/>
               </w:rPr>
-              <w:t>Allows any user (tenant, landlord, or customer service agent) to securely log in to their account on the platform.</w:t>
+              <w:t>Allows any user (tenant or landlord) to deposit money into his balance.</w:t>
             </w:r>
           </w:p>
         </w:tc>
@@ -18168,7 +19200,7 @@
                 <w:sz w:val="24"/>
                 <w:szCs w:val="24"/>
               </w:rPr>
-              <w:t>User accesses the login page and enters credentials.</w:t>
+              <w:t>User selects "Deposit".</w:t>
             </w:r>
           </w:p>
         </w:tc>
@@ -18176,7 +19208,7 @@
       <w:tr>
         <w:trPr>
           <w:cnfStyle w:val="000000100000" w:firstRow="0" w:lastRow="0" w:firstColumn="0" w:lastColumn="0" w:oddVBand="0" w:evenVBand="0" w:oddHBand="1" w:evenHBand="0" w:firstRowFirstColumn="0" w:firstRowLastColumn="0" w:lastRowFirstColumn="0" w:lastRowLastColumn="0"/>
-          <w:trHeight w:val="737"/>
+          <w:trHeight w:val="440"/>
         </w:trPr>
         <w:tc>
           <w:tcPr>
@@ -18218,54 +19250,18 @@
             </w:pPr>
             <w:r>
               <w:rPr>
-                <w:rFonts w:ascii="Times New Roman" w:eastAsia="Times New Roman" w:hAnsi="Symbol" w:cs="Times New Roman"/>
-                <w:sz w:val="24"/>
-                <w:szCs w:val="24"/>
-              </w:rPr>
-              <w:t></w:t>
-            </w:r>
-            <w:r>
-              <w:rPr>
-                <w:rFonts w:asciiTheme="majorBidi" w:eastAsia="Times New Roman" w:hAnsiTheme="majorBidi" w:cstheme="majorBidi"/>
-                <w:sz w:val="24"/>
-                <w:szCs w:val="24"/>
-              </w:rPr>
-              <w:t xml:space="preserve">  User has an existing account with registered email/username and password.</w:t>
-            </w:r>
-          </w:p>
-          <w:p>
-            <w:pPr>
-              <w:cnfStyle w:val="000000100000" w:firstRow="0" w:lastRow="0" w:firstColumn="0" w:lastColumn="0" w:oddVBand="0" w:evenVBand="0" w:oddHBand="1" w:evenHBand="0" w:firstRowFirstColumn="0" w:firstRowLastColumn="0" w:lastRowFirstColumn="0" w:lastRowLastColumn="0"/>
-              <w:rPr>
-                <w:rFonts w:asciiTheme="majorBidi" w:eastAsia="Times New Roman" w:hAnsiTheme="majorBidi" w:cstheme="majorBidi"/>
-                <w:sz w:val="24"/>
-                <w:szCs w:val="24"/>
-              </w:rPr>
-            </w:pPr>
-            <w:r>
-              <w:rPr>
-                <w:rFonts w:ascii="Times New Roman" w:eastAsia="Times New Roman" w:hAnsi="Symbol" w:cs="Times New Roman"/>
-                <w:sz w:val="24"/>
-                <w:szCs w:val="24"/>
-              </w:rPr>
-              <w:t></w:t>
-            </w:r>
-            <w:r>
-              <w:rPr>
-                <w:rFonts w:asciiTheme="majorBidi" w:eastAsia="Times New Roman" w:hAnsiTheme="majorBidi" w:cstheme="majorBidi"/>
-                <w:kern w:val="0"/>
-                <w:sz w:val="24"/>
-                <w:szCs w:val="24"/>
-                <w14:ligatures w14:val="none"/>
-              </w:rPr>
-              <w:t xml:space="preserve">  The user’s device is compatible with the platform.</w:t>
+                <w:rFonts w:asciiTheme="majorBidi" w:eastAsia="Times New Roman" w:hAnsiTheme="majorBidi" w:cstheme="majorBidi"/>
+                <w:sz w:val="24"/>
+                <w:szCs w:val="24"/>
+              </w:rPr>
+              <w:t>User logged in.</w:t>
             </w:r>
           </w:p>
         </w:tc>
       </w:tr>
       <w:tr>
         <w:trPr>
-          <w:trHeight w:val="1070"/>
+          <w:trHeight w:val="449"/>
         </w:trPr>
         <w:tc>
           <w:tcPr>
@@ -18307,47 +19303,11 @@
             </w:pPr>
             <w:r>
               <w:rPr>
-                <w:rFonts w:ascii="Times New Roman" w:eastAsia="Times New Roman" w:hAnsi="Symbol" w:cs="Times New Roman"/>
-                <w:sz w:val="24"/>
-                <w:szCs w:val="24"/>
-              </w:rPr>
-              <w:t></w:t>
-            </w:r>
-            <w:r>
-              <w:rPr>
-                <w:rFonts w:asciiTheme="majorBidi" w:eastAsia="Times New Roman" w:hAnsiTheme="majorBidi" w:cstheme="majorBidi"/>
-                <w:sz w:val="24"/>
-                <w:szCs w:val="24"/>
-              </w:rPr>
-              <w:t xml:space="preserve">  Login process includes security measures such as CAPTCHA or multi-factor authentication for authorized access.</w:t>
-            </w:r>
-          </w:p>
-          <w:p>
-            <w:pPr>
-              <w:cnfStyle w:val="000000000000" w:firstRow="0" w:lastRow="0" w:firstColumn="0" w:lastColumn="0" w:oddVBand="0" w:evenVBand="0" w:oddHBand="0" w:evenHBand="0" w:firstRowFirstColumn="0" w:firstRowLastColumn="0" w:lastRowFirstColumn="0" w:lastRowLastColumn="0"/>
-              <w:rPr>
-                <w:rFonts w:asciiTheme="majorBidi" w:eastAsia="Times New Roman" w:hAnsiTheme="majorBidi" w:cstheme="majorBidi"/>
-                <w:b/>
-                <w:bCs/>
-              </w:rPr>
-            </w:pPr>
-            <w:r>
-              <w:rPr>
-                <w:rFonts w:ascii="Times New Roman" w:eastAsia="Times New Roman" w:hAnsi="Symbol" w:cs="Times New Roman"/>
-                <w:sz w:val="24"/>
-                <w:szCs w:val="24"/>
-              </w:rPr>
-              <w:t></w:t>
-            </w:r>
-            <w:r>
-              <w:rPr>
-                <w:rFonts w:asciiTheme="majorBidi" w:eastAsia="Times New Roman" w:hAnsiTheme="majorBidi" w:cstheme="majorBidi"/>
-                <w:kern w:val="0"/>
-                <w:sz w:val="24"/>
-                <w:szCs w:val="24"/>
-                <w14:ligatures w14:val="none"/>
-              </w:rPr>
-              <w:t xml:space="preserve">  System enforces lockout policies after multiple failed login attempts.</w:t>
+                <w:rFonts w:asciiTheme="majorBidi" w:eastAsia="Times New Roman" w:hAnsiTheme="majorBidi" w:cstheme="majorBidi"/>
+                <w:sz w:val="24"/>
+                <w:szCs w:val="24"/>
+              </w:rPr>
+              <w:t>Payment Gateway is secure.</w:t>
             </w:r>
           </w:p>
         </w:tc>
@@ -18355,7 +19315,7 @@
       <w:tr>
         <w:trPr>
           <w:cnfStyle w:val="000000100000" w:firstRow="0" w:lastRow="0" w:firstColumn="0" w:lastColumn="0" w:oddVBand="0" w:evenVBand="0" w:oddHBand="1" w:evenHBand="0" w:firstRowFirstColumn="0" w:firstRowLastColumn="0" w:lastRowFirstColumn="0" w:lastRowLastColumn="0"/>
-          <w:trHeight w:val="1331"/>
+          <w:trHeight w:val="1133"/>
         </w:trPr>
         <w:tc>
           <w:tcPr>
@@ -18390,9 +19350,7 @@
             <w:pPr>
               <w:cnfStyle w:val="000000100000" w:firstRow="0" w:lastRow="0" w:firstColumn="0" w:lastColumn="0" w:oddVBand="0" w:evenVBand="0" w:oddHBand="1" w:evenHBand="0" w:firstRowFirstColumn="0" w:firstRowLastColumn="0" w:lastRowFirstColumn="0" w:lastRowLastColumn="0"/>
               <w:rPr>
-                <w:rFonts w:asciiTheme="majorBidi" w:eastAsia="Times New Roman" w:hAnsiTheme="majorBidi" w:cstheme="majorBidi"/>
-                <w:sz w:val="24"/>
-                <w:szCs w:val="24"/>
+                <w:rFonts w:asciiTheme="majorBidi" w:hAnsiTheme="majorBidi" w:cstheme="majorBidi"/>
               </w:rPr>
             </w:pPr>
             <w:r>
@@ -18409,7 +19367,21 @@
                 <w:sz w:val="24"/>
                 <w:szCs w:val="24"/>
               </w:rPr>
-              <w:t xml:space="preserve">  User enters their email/username and password on the login page.</w:t>
+              <w:t xml:space="preserve">  </w:t>
+            </w:r>
+            <w:r>
+              <w:rPr>
+                <w:rFonts w:asciiTheme="majorBidi" w:eastAsia="Times New Roman" w:hAnsiTheme="majorBidi" w:cstheme="majorBidi"/>
+                <w:sz w:val="24"/>
+                <w:szCs w:val="24"/>
+              </w:rPr>
+              <w:t xml:space="preserve">User chooses the deposit method </w:t>
+            </w:r>
+            <w:r>
+              <w:rPr>
+                <w:rFonts w:asciiTheme="majorBidi" w:hAnsiTheme="majorBidi" w:cstheme="majorBidi"/>
+              </w:rPr>
+              <w:t>(Credit or electronic wallet).</w:t>
             </w:r>
           </w:p>
           <w:p>
@@ -18431,11 +19403,19 @@
             </w:r>
             <w:r>
               <w:rPr>
-                <w:rFonts w:asciiTheme="majorBidi" w:eastAsia="Times New Roman" w:hAnsiTheme="majorBidi" w:cstheme="majorBidi"/>
-                <w:sz w:val="24"/>
-                <w:szCs w:val="24"/>
-              </w:rPr>
-              <w:t xml:space="preserve">  Platform validates credentials.</w:t>
+                <w:rFonts w:ascii="Times New Roman" w:eastAsia="Times New Roman" w:hAnsi="Symbol" w:cs="Times New Roman"/>
+                <w:sz w:val="24"/>
+                <w:szCs w:val="24"/>
+              </w:rPr>
+              <w:t xml:space="preserve"> </w:t>
+            </w:r>
+            <w:r>
+              <w:rPr>
+                <w:rFonts w:asciiTheme="majorBidi" w:eastAsia="Times New Roman" w:hAnsiTheme="majorBidi" w:cstheme="majorBidi"/>
+                <w:sz w:val="24"/>
+                <w:szCs w:val="24"/>
+              </w:rPr>
+              <w:t xml:space="preserve"> User enter the required information.</w:t>
             </w:r>
           </w:p>
           <w:p>
@@ -18455,20 +19435,26 @@
             </w:r>
             <w:r>
               <w:rPr>
-                <w:rFonts w:asciiTheme="majorBidi" w:eastAsia="Times New Roman" w:hAnsiTheme="majorBidi" w:cstheme="majorBidi"/>
-                <w:kern w:val="0"/>
-                <w:sz w:val="24"/>
-                <w:szCs w:val="24"/>
-                <w14:ligatures w14:val="none"/>
-              </w:rPr>
-              <w:t xml:space="preserve">  If credentials are correct, the user is granted access to their account.</w:t>
+                <w:rFonts w:ascii="Times New Roman" w:eastAsia="Times New Roman" w:hAnsi="Symbol" w:cs="Times New Roman"/>
+                <w:sz w:val="24"/>
+                <w:szCs w:val="24"/>
+              </w:rPr>
+              <w:t xml:space="preserve">  </w:t>
+            </w:r>
+            <w:r>
+              <w:rPr>
+                <w:rFonts w:asciiTheme="majorBidi" w:eastAsia="Times New Roman" w:hAnsiTheme="majorBidi" w:cstheme="majorBidi"/>
+                <w:sz w:val="24"/>
+                <w:szCs w:val="24"/>
+              </w:rPr>
+              <w:t>The amount of money is deposited to the use balance.</w:t>
             </w:r>
           </w:p>
         </w:tc>
       </w:tr>
       <w:tr>
         <w:trPr>
-          <w:trHeight w:val="620"/>
+          <w:trHeight w:val="818"/>
         </w:trPr>
         <w:tc>
           <w:tcPr>
@@ -18515,7 +19501,7 @@
                 <w:sz w:val="24"/>
                 <w:szCs w:val="24"/>
               </w:rPr>
-              <w:t>If credentials are incorrect, the user receives an error message and an option to retry.</w:t>
+              <w:t>If the Credit or electronic wallet required information is wrong, the system will notify user.</w:t>
             </w:r>
           </w:p>
         </w:tc>
@@ -18567,7 +19553,37 @@
               <w:rPr>
                 <w:rFonts w:asciiTheme="majorBidi" w:hAnsiTheme="majorBidi" w:cstheme="majorBidi"/>
               </w:rPr>
-              <w:t>User successfully logs in and accesses their account dashboard.</w:t>
+              <w:t xml:space="preserve">The </w:t>
+            </w:r>
+            <w:r>
+              <w:rPr>
+                <w:rFonts w:asciiTheme="majorBidi" w:hAnsiTheme="majorBidi" w:cstheme="majorBidi"/>
+              </w:rPr>
+              <w:t xml:space="preserve">deposit process is completed </w:t>
+            </w:r>
+            <w:r>
+              <w:rPr>
+                <w:rFonts w:asciiTheme="majorBidi" w:hAnsiTheme="majorBidi" w:cstheme="majorBidi"/>
+              </w:rPr>
+              <w:t>successfu</w:t>
+            </w:r>
+            <w:r>
+              <w:rPr>
+                <w:rFonts w:asciiTheme="majorBidi" w:hAnsiTheme="majorBidi" w:cstheme="majorBidi"/>
+              </w:rPr>
+              <w:t>l</w:t>
+            </w:r>
+            <w:r>
+              <w:rPr>
+                <w:rFonts w:asciiTheme="majorBidi" w:hAnsiTheme="majorBidi" w:cstheme="majorBidi"/>
+              </w:rPr>
+              <w:t>l</w:t>
+            </w:r>
+            <w:r>
+              <w:rPr>
+                <w:rFonts w:asciiTheme="majorBidi" w:hAnsiTheme="majorBidi" w:cstheme="majorBidi"/>
+              </w:rPr>
+              <w:t>y.</w:t>
             </w:r>
           </w:p>
         </w:tc>
@@ -18691,6 +19707,83 @@
           <w:rFonts w:asciiTheme="majorBidi" w:hAnsiTheme="majorBidi" w:cstheme="majorBidi"/>
         </w:rPr>
       </w:pPr>
+    </w:p>
+    <w:p>
+      <w:pPr>
+        <w:rPr>
+          <w:rFonts w:asciiTheme="majorBidi" w:hAnsiTheme="majorBidi" w:cstheme="majorBidi"/>
+        </w:rPr>
+      </w:pPr>
+      <w:r>
+        <w:rPr>
+          <w:rFonts w:asciiTheme="majorBidi" w:hAnsiTheme="majorBidi" w:cstheme="majorBidi"/>
+          <w:noProof/>
+        </w:rPr>
+        <w:lastRenderedPageBreak/>
+        <w:drawing>
+          <wp:anchor distT="0" distB="0" distL="114300" distR="114300" simplePos="0" relativeHeight="251659264" behindDoc="1" locked="0" layoutInCell="1" allowOverlap="1">
+            <wp:simplePos x="0" y="0"/>
+            <wp:positionH relativeFrom="column">
+              <wp:posOffset>588010</wp:posOffset>
+            </wp:positionH>
+            <wp:positionV relativeFrom="paragraph">
+              <wp:posOffset>-104775</wp:posOffset>
+            </wp:positionV>
+            <wp:extent cx="3630295" cy="1352550"/>
+            <wp:effectExtent l="0" t="0" r="8255" b="0"/>
+            <wp:wrapTight wrapText="bothSides">
+              <wp:wrapPolygon edited="0">
+                <wp:start x="0" y="0"/>
+                <wp:lineTo x="0" y="21296"/>
+                <wp:lineTo x="21536" y="21296"/>
+                <wp:lineTo x="21536" y="0"/>
+                <wp:lineTo x="0" y="0"/>
+              </wp:wrapPolygon>
+            </wp:wrapTight>
+            <wp:docPr id="23" name="Picture 23"/>
+            <wp:cNvGraphicFramePr>
+              <a:graphicFrameLocks xmlns:a="http://schemas.openxmlformats.org/drawingml/2006/main" noChangeAspect="1"/>
+            </wp:cNvGraphicFramePr>
+            <a:graphic xmlns:a="http://schemas.openxmlformats.org/drawingml/2006/main">
+              <a:graphicData uri="http://schemas.openxmlformats.org/drawingml/2006/picture">
+                <pic:pic xmlns:pic="http://schemas.openxmlformats.org/drawingml/2006/picture">
+                  <pic:nvPicPr>
+                    <pic:cNvPr id="23" name="withdraw.jpg"/>
+                    <pic:cNvPicPr/>
+                  </pic:nvPicPr>
+                  <pic:blipFill>
+                    <a:blip r:embed="rId30">
+                      <a:extLst>
+                        <a:ext uri="{28A0092B-C50C-407E-A947-70E740481C1C}">
+                          <a14:useLocalDpi xmlns:a14="http://schemas.microsoft.com/office/drawing/2010/main" val="0"/>
+                        </a:ext>
+                      </a:extLst>
+                    </a:blip>
+                    <a:stretch>
+                      <a:fillRect/>
+                    </a:stretch>
+                  </pic:blipFill>
+                  <pic:spPr>
+                    <a:xfrm>
+                      <a:off x="0" y="0"/>
+                      <a:ext cx="3630295" cy="1352550"/>
+                    </a:xfrm>
+                    <a:prstGeom prst="rect">
+                      <a:avLst/>
+                    </a:prstGeom>
+                  </pic:spPr>
+                </pic:pic>
+              </a:graphicData>
+            </a:graphic>
+            <wp14:sizeRelH relativeFrom="margin">
+              <wp14:pctWidth>0</wp14:pctWidth>
+            </wp14:sizeRelH>
+            <wp14:sizeRelV relativeFrom="margin">
+              <wp14:pctHeight>0</wp14:pctHeight>
+            </wp14:sizeRelV>
+          </wp:anchor>
+        </w:drawing>
+      </w:r>
     </w:p>
     <w:p>
       <w:pPr>
@@ -18733,7 +19826,6 @@
           <w:tcPr>
             <w:cnfStyle w:val="001000000000" w:firstRow="0" w:lastRow="0" w:firstColumn="1" w:lastColumn="0" w:oddVBand="0" w:evenVBand="0" w:oddHBand="0" w:evenHBand="0" w:firstRowFirstColumn="0" w:firstRowLastColumn="0" w:lastRowFirstColumn="0" w:lastRowLastColumn="0"/>
             <w:tcW w:w="2504" w:type="dxa"/>
-            <w:vAlign w:val="center"/>
           </w:tcPr>
           <w:p>
             <w:pPr>
@@ -18756,7 +19848,6 @@
         <w:tc>
           <w:tcPr>
             <w:tcW w:w="8318" w:type="dxa"/>
-            <w:vAlign w:val="center"/>
           </w:tcPr>
           <w:p>
             <w:pPr>
@@ -18772,7 +19863,7 @@
               <w:rPr>
                 <w:rFonts w:asciiTheme="majorBidi" w:hAnsiTheme="majorBidi" w:cstheme="majorBidi"/>
               </w:rPr>
-              <w:t>Deposit</w:t>
+              <w:t>Withdraw</w:t>
             </w:r>
           </w:p>
         </w:tc>
@@ -18786,7 +19877,6 @@
           <w:tcPr>
             <w:cnfStyle w:val="001000000000" w:firstRow="0" w:lastRow="0" w:firstColumn="1" w:lastColumn="0" w:oddVBand="0" w:evenVBand="0" w:oddHBand="0" w:evenHBand="0" w:firstRowFirstColumn="0" w:firstRowLastColumn="0" w:lastRowFirstColumn="0" w:lastRowLastColumn="0"/>
             <w:tcW w:w="2504" w:type="dxa"/>
-            <w:vAlign w:val="center"/>
           </w:tcPr>
           <w:p>
             <w:pPr>
@@ -18809,7 +19899,6 @@
         <w:tc>
           <w:tcPr>
             <w:tcW w:w="8318" w:type="dxa"/>
-            <w:vAlign w:val="center"/>
           </w:tcPr>
           <w:p>
             <w:pPr>
@@ -18824,20 +19913,19 @@
               <w:rPr>
                 <w:rFonts w:asciiTheme="majorBidi" w:hAnsiTheme="majorBidi" w:cstheme="majorBidi"/>
               </w:rPr>
-              <w:t>GEN-04</w:t>
+              <w:t>GEN-05</w:t>
             </w:r>
           </w:p>
         </w:tc>
       </w:tr>
       <w:tr>
         <w:trPr>
-          <w:trHeight w:val="539"/>
+          <w:trHeight w:val="368"/>
         </w:trPr>
         <w:tc>
           <w:tcPr>
             <w:cnfStyle w:val="001000000000" w:firstRow="0" w:lastRow="0" w:firstColumn="1" w:lastColumn="0" w:oddVBand="0" w:evenVBand="0" w:oddHBand="0" w:evenHBand="0" w:firstRowFirstColumn="0" w:firstRowLastColumn="0" w:lastRowFirstColumn="0" w:lastRowLastColumn="0"/>
             <w:tcW w:w="2504" w:type="dxa"/>
-            <w:vAlign w:val="center"/>
           </w:tcPr>
           <w:p>
             <w:pPr>
@@ -18865,7 +19953,6 @@
         <w:tc>
           <w:tcPr>
             <w:tcW w:w="8318" w:type="dxa"/>
-            <w:vAlign w:val="center"/>
           </w:tcPr>
           <w:p>
             <w:pPr>
@@ -18894,7 +19981,6 @@
           <w:tcPr>
             <w:cnfStyle w:val="001000000000" w:firstRow="0" w:lastRow="0" w:firstColumn="1" w:lastColumn="0" w:oddVBand="0" w:evenVBand="0" w:oddHBand="0" w:evenHBand="0" w:firstRowFirstColumn="0" w:firstRowLastColumn="0" w:lastRowFirstColumn="0" w:lastRowLastColumn="0"/>
             <w:tcW w:w="2504" w:type="dxa"/>
-            <w:vAlign w:val="center"/>
           </w:tcPr>
           <w:p>
             <w:pPr>
@@ -18941,7 +20027,7 @@
               <w:rPr>
                 <w:rFonts w:asciiTheme="majorBidi" w:hAnsiTheme="majorBidi" w:cstheme="majorBidi"/>
               </w:rPr>
-              <w:t>Allows any user (tenant or landlord) to deposit money into his balance.</w:t>
+              <w:t>Allows any user (tenant or landlord) to withdraw money from his balance.</w:t>
             </w:r>
           </w:p>
         </w:tc>
@@ -18954,7 +20040,6 @@
           <w:tcPr>
             <w:cnfStyle w:val="001000000000" w:firstRow="0" w:lastRow="0" w:firstColumn="1" w:lastColumn="0" w:oddVBand="0" w:evenVBand="0" w:oddHBand="0" w:evenHBand="0" w:firstRowFirstColumn="0" w:firstRowLastColumn="0" w:lastRowFirstColumn="0" w:lastRowLastColumn="0"/>
             <w:tcW w:w="2504" w:type="dxa"/>
-            <w:vAlign w:val="center"/>
           </w:tcPr>
           <w:p>
             <w:pPr>
@@ -19000,7 +20085,7 @@
                 <w:sz w:val="24"/>
                 <w:szCs w:val="24"/>
               </w:rPr>
-              <w:t>User selects "Deposit".</w:t>
+              <w:t>User selects "Withdraw".</w:t>
             </w:r>
           </w:p>
         </w:tc>
@@ -19014,7 +20099,6 @@
           <w:tcPr>
             <w:cnfStyle w:val="001000000000" w:firstRow="0" w:lastRow="0" w:firstColumn="1" w:lastColumn="0" w:oddVBand="0" w:evenVBand="0" w:oddHBand="0" w:evenHBand="0" w:firstRowFirstColumn="0" w:firstRowLastColumn="0" w:lastRowFirstColumn="0" w:lastRowLastColumn="0"/>
             <w:tcW w:w="2504" w:type="dxa"/>
-            <w:vAlign w:val="center"/>
           </w:tcPr>
           <w:p>
             <w:pPr>
@@ -19061,13 +20145,12 @@
       </w:tr>
       <w:tr>
         <w:trPr>
-          <w:trHeight w:val="449"/>
+          <w:trHeight w:val="440"/>
         </w:trPr>
         <w:tc>
           <w:tcPr>
             <w:cnfStyle w:val="001000000000" w:firstRow="0" w:lastRow="0" w:firstColumn="1" w:lastColumn="0" w:oddVBand="0" w:evenVBand="0" w:oddHBand="0" w:evenHBand="0" w:firstRowFirstColumn="0" w:firstRowLastColumn="0" w:lastRowFirstColumn="0" w:lastRowLastColumn="0"/>
             <w:tcW w:w="2504" w:type="dxa"/>
-            <w:vAlign w:val="center"/>
           </w:tcPr>
           <w:p>
             <w:pPr>
@@ -19115,13 +20198,12 @@
       <w:tr>
         <w:trPr>
           <w:cnfStyle w:val="000000100000" w:firstRow="0" w:lastRow="0" w:firstColumn="0" w:lastColumn="0" w:oddVBand="0" w:evenVBand="0" w:oddHBand="1" w:evenHBand="0" w:firstRowFirstColumn="0" w:firstRowLastColumn="0" w:lastRowFirstColumn="0" w:lastRowLastColumn="0"/>
-          <w:trHeight w:val="1133"/>
+          <w:trHeight w:val="1430"/>
         </w:trPr>
         <w:tc>
           <w:tcPr>
             <w:cnfStyle w:val="001000000000" w:firstRow="0" w:lastRow="0" w:firstColumn="1" w:lastColumn="0" w:oddVBand="0" w:evenVBand="0" w:oddHBand="0" w:evenHBand="0" w:firstRowFirstColumn="0" w:firstRowLastColumn="0" w:lastRowFirstColumn="0" w:lastRowLastColumn="0"/>
             <w:tcW w:w="2504" w:type="dxa"/>
-            <w:vAlign w:val="center"/>
           </w:tcPr>
           <w:p>
             <w:pPr>
@@ -19167,15 +20249,7 @@
                 <w:sz w:val="24"/>
                 <w:szCs w:val="24"/>
               </w:rPr>
-              <w:t xml:space="preserve">  </w:t>
-            </w:r>
-            <w:r>
-              <w:rPr>
-                <w:rFonts w:asciiTheme="majorBidi" w:eastAsia="Times New Roman" w:hAnsiTheme="majorBidi" w:cstheme="majorBidi"/>
-                <w:sz w:val="24"/>
-                <w:szCs w:val="24"/>
-              </w:rPr>
-              <w:t xml:space="preserve">User chooses the deposit method </w:t>
+              <w:t xml:space="preserve">  User chooses the withdraw method </w:t>
             </w:r>
             <w:r>
               <w:rPr>
@@ -19235,32 +20309,39 @@
             </w:r>
             <w:r>
               <w:rPr>
-                <w:rFonts w:ascii="Times New Roman" w:eastAsia="Times New Roman" w:hAnsi="Symbol" w:cs="Times New Roman"/>
-                <w:sz w:val="24"/>
-                <w:szCs w:val="24"/>
-              </w:rPr>
-              <w:t xml:space="preserve">  </w:t>
-            </w:r>
-            <w:r>
-              <w:rPr>
-                <w:rFonts w:asciiTheme="majorBidi" w:eastAsia="Times New Roman" w:hAnsiTheme="majorBidi" w:cstheme="majorBidi"/>
-                <w:sz w:val="24"/>
-                <w:szCs w:val="24"/>
-              </w:rPr>
-              <w:t>The amount of money is deposited to the use balance.</w:t>
+                <w:rFonts w:asciiTheme="majorBidi" w:eastAsia="Times New Roman" w:hAnsiTheme="majorBidi" w:cstheme="majorBidi"/>
+                <w:sz w:val="24"/>
+                <w:szCs w:val="24"/>
+              </w:rPr>
+              <w:t xml:space="preserve">  The amou</w:t>
+            </w:r>
+            <w:r>
+              <w:rPr>
+                <w:rFonts w:asciiTheme="majorBidi" w:eastAsia="Times New Roman" w:hAnsiTheme="majorBidi" w:cstheme="majorBidi"/>
+                <w:sz w:val="24"/>
+                <w:szCs w:val="24"/>
+              </w:rPr>
+              <w:t>nt of money is withdrawn from the use balance</w:t>
+            </w:r>
+            <w:r>
+              <w:rPr>
+                <w:rFonts w:asciiTheme="majorBidi" w:eastAsia="Times New Roman" w:hAnsiTheme="majorBidi" w:cstheme="majorBidi"/>
+                <w:sz w:val="24"/>
+                <w:szCs w:val="24"/>
+              </w:rPr>
+              <w:t>.</w:t>
             </w:r>
           </w:p>
         </w:tc>
       </w:tr>
       <w:tr>
         <w:trPr>
-          <w:trHeight w:val="818"/>
+          <w:trHeight w:val="890"/>
         </w:trPr>
         <w:tc>
           <w:tcPr>
             <w:cnfStyle w:val="001000000000" w:firstRow="0" w:lastRow="0" w:firstColumn="1" w:lastColumn="0" w:oddVBand="0" w:evenVBand="0" w:oddHBand="0" w:evenHBand="0" w:firstRowFirstColumn="0" w:firstRowLastColumn="0" w:lastRowFirstColumn="0" w:lastRowLastColumn="0"/>
             <w:tcW w:w="2504" w:type="dxa"/>
-            <w:vAlign w:val="center"/>
           </w:tcPr>
           <w:p>
             <w:pPr>
@@ -19287,7 +20368,6 @@
           </w:tcPr>
           <w:p>
             <w:pPr>
-              <w:spacing w:before="100" w:beforeAutospacing="1" w:after="100" w:afterAutospacing="1"/>
               <w:cnfStyle w:val="000000000000" w:firstRow="0" w:lastRow="0" w:firstColumn="0" w:lastColumn="0" w:oddVBand="0" w:evenVBand="0" w:oddHBand="0" w:evenHBand="0" w:firstRowFirstColumn="0" w:firstRowLastColumn="0" w:lastRowFirstColumn="0" w:lastRowLastColumn="0"/>
               <w:rPr>
                 <w:rFonts w:asciiTheme="majorBidi" w:eastAsia="Times New Roman" w:hAnsiTheme="majorBidi" w:cstheme="majorBidi"/>
@@ -19297,11 +20377,61 @@
             </w:pPr>
             <w:r>
               <w:rPr>
+                <w:rFonts w:ascii="Times New Roman" w:eastAsia="Times New Roman" w:hAnsi="Symbol" w:cs="Times New Roman"/>
+                <w:sz w:val="24"/>
+                <w:szCs w:val="24"/>
+              </w:rPr>
+              <w:t></w:t>
+            </w:r>
+            <w:r>
+              <w:rPr>
+                <w:rFonts w:asciiTheme="majorBidi" w:eastAsia="Times New Roman" w:hAnsiTheme="majorBidi" w:cstheme="majorBidi"/>
+                <w:sz w:val="24"/>
+                <w:szCs w:val="24"/>
+              </w:rPr>
+              <w:t xml:space="preserve">  </w:t>
+            </w:r>
+            <w:r>
+              <w:rPr>
                 <w:rFonts w:asciiTheme="majorBidi" w:eastAsia="Times New Roman" w:hAnsiTheme="majorBidi" w:cstheme="majorBidi"/>
                 <w:sz w:val="24"/>
                 <w:szCs w:val="24"/>
               </w:rPr>
               <w:t>If the Credit or electronic wallet required information is wrong, the system will notify user.</w:t>
+            </w:r>
+          </w:p>
+          <w:p>
+            <w:pPr>
+              <w:cnfStyle w:val="000000000000" w:firstRow="0" w:lastRow="0" w:firstColumn="0" w:lastColumn="0" w:oddVBand="0" w:evenVBand="0" w:oddHBand="0" w:evenHBand="0" w:firstRowFirstColumn="0" w:firstRowLastColumn="0" w:lastRowFirstColumn="0" w:lastRowLastColumn="0"/>
+              <w:rPr>
+                <w:rFonts w:asciiTheme="majorBidi" w:eastAsia="Times New Roman" w:hAnsiTheme="majorBidi" w:cstheme="majorBidi"/>
+                <w:sz w:val="24"/>
+                <w:szCs w:val="24"/>
+              </w:rPr>
+            </w:pPr>
+            <w:r>
+              <w:rPr>
+                <w:rFonts w:ascii="Times New Roman" w:eastAsia="Times New Roman" w:hAnsi="Symbol" w:cs="Times New Roman"/>
+                <w:sz w:val="24"/>
+                <w:szCs w:val="24"/>
+              </w:rPr>
+              <w:t></w:t>
+            </w:r>
+            <w:r>
+              <w:rPr>
+                <w:rFonts w:asciiTheme="majorBidi" w:eastAsia="Times New Roman" w:hAnsiTheme="majorBidi" w:cstheme="majorBidi"/>
+                <w:sz w:val="24"/>
+                <w:szCs w:val="24"/>
+              </w:rPr>
+              <w:t xml:space="preserve"> </w:t>
+            </w:r>
+            <w:r>
+              <w:rPr>
+                <w:rFonts w:asciiTheme="majorBidi" w:eastAsia="Times New Roman" w:hAnsiTheme="majorBidi" w:cstheme="majorBidi"/>
+                <w:sz w:val="24"/>
+                <w:szCs w:val="24"/>
+              </w:rPr>
+              <w:t xml:space="preserve"> If the user balance is less than the amount to be withdrawn, the system will notify the user</w:t>
             </w:r>
           </w:p>
         </w:tc>
@@ -19315,7 +20445,6 @@
           <w:tcPr>
             <w:cnfStyle w:val="001000000000" w:firstRow="0" w:lastRow="0" w:firstColumn="1" w:lastColumn="0" w:oddVBand="0" w:evenVBand="0" w:oddHBand="0" w:evenHBand="0" w:firstRowFirstColumn="0" w:firstRowLastColumn="0" w:lastRowFirstColumn="0" w:lastRowLastColumn="0"/>
             <w:tcW w:w="2504" w:type="dxa"/>
-            <w:vAlign w:val="center"/>
           </w:tcPr>
           <w:p>
             <w:pPr>
@@ -19353,37 +20482,7 @@
               <w:rPr>
                 <w:rFonts w:asciiTheme="majorBidi" w:hAnsiTheme="majorBidi" w:cstheme="majorBidi"/>
               </w:rPr>
-              <w:t xml:space="preserve">The </w:t>
-            </w:r>
-            <w:r>
-              <w:rPr>
-                <w:rFonts w:asciiTheme="majorBidi" w:hAnsiTheme="majorBidi" w:cstheme="majorBidi"/>
-              </w:rPr>
-              <w:t xml:space="preserve">deposit process is completed </w:t>
-            </w:r>
-            <w:r>
-              <w:rPr>
-                <w:rFonts w:asciiTheme="majorBidi" w:hAnsiTheme="majorBidi" w:cstheme="majorBidi"/>
-              </w:rPr>
-              <w:t>successfu</w:t>
-            </w:r>
-            <w:r>
-              <w:rPr>
-                <w:rFonts w:asciiTheme="majorBidi" w:hAnsiTheme="majorBidi" w:cstheme="majorBidi"/>
-              </w:rPr>
-              <w:t>l</w:t>
-            </w:r>
-            <w:r>
-              <w:rPr>
-                <w:rFonts w:asciiTheme="majorBidi" w:hAnsiTheme="majorBidi" w:cstheme="majorBidi"/>
-              </w:rPr>
-              <w:t>l</w:t>
-            </w:r>
-            <w:r>
-              <w:rPr>
-                <w:rFonts w:asciiTheme="majorBidi" w:hAnsiTheme="majorBidi" w:cstheme="majorBidi"/>
-              </w:rPr>
-              <w:t>y.</w:t>
+              <w:t>The withdrawal process is completed successfully.</w:t>
             </w:r>
           </w:p>
         </w:tc>
@@ -19396,7 +20495,6 @@
           <w:tcPr>
             <w:cnfStyle w:val="001000000000" w:firstRow="0" w:lastRow="0" w:firstColumn="1" w:lastColumn="0" w:oddVBand="0" w:evenVBand="0" w:oddHBand="0" w:evenHBand="0" w:firstRowFirstColumn="0" w:firstRowLastColumn="0" w:lastRowFirstColumn="0" w:lastRowLastColumn="0"/>
             <w:tcW w:w="2504" w:type="dxa"/>
-            <w:vAlign w:val="center"/>
           </w:tcPr>
           <w:p>
             <w:pPr>
@@ -19510,852 +20608,126 @@
     </w:p>
     <w:p>
       <w:pPr>
+        <w:pStyle w:val="ListParagraph"/>
+        <w:numPr>
+          <w:ilvl w:val="0"/>
+          <w:numId w:val="33"/>
+        </w:numPr>
+        <w:rPr>
+          <w:rFonts w:ascii="Bahnschrift" w:hAnsi="Bahnschrift" w:cstheme="majorBidi"/>
+          <w:sz w:val="28"/>
+          <w:szCs w:val="28"/>
+        </w:rPr>
+      </w:pPr>
+      <w:r>
+        <w:rPr>
+          <w:rFonts w:ascii="Bahnschrift" w:hAnsi="Bahnschrift" w:cstheme="majorBidi"/>
+          <w:sz w:val="28"/>
+          <w:szCs w:val="28"/>
+        </w:rPr>
+        <w:lastRenderedPageBreak/>
+        <w:t>System Administrator:</w:t>
+      </w:r>
+    </w:p>
+    <w:p>
+      <w:pPr>
+        <w:pStyle w:val="ListParagraph"/>
+        <w:rPr>
+          <w:rFonts w:ascii="Bahnschrift" w:hAnsi="Bahnschrift" w:cstheme="majorBidi"/>
+          <w:sz w:val="28"/>
+          <w:szCs w:val="28"/>
+        </w:rPr>
+      </w:pPr>
+      <w:r>
+        <w:rPr>
+          <w:rFonts w:ascii="Bahnschrift" w:hAnsi="Bahnschrift" w:cstheme="majorBidi"/>
+          <w:noProof/>
+          <w:sz w:val="28"/>
+          <w:szCs w:val="28"/>
+        </w:rPr>
+        <w:drawing>
+          <wp:anchor distT="0" distB="0" distL="114300" distR="114300" simplePos="0" relativeHeight="251660288" behindDoc="1" locked="0" layoutInCell="1" allowOverlap="1">
+            <wp:simplePos x="0" y="0"/>
+            <wp:positionH relativeFrom="column">
+              <wp:posOffset>857250</wp:posOffset>
+            </wp:positionH>
+            <wp:positionV relativeFrom="paragraph">
+              <wp:posOffset>59690</wp:posOffset>
+            </wp:positionV>
+            <wp:extent cx="3076575" cy="1727200"/>
+            <wp:effectExtent l="0" t="0" r="9525" b="6350"/>
+            <wp:wrapTight wrapText="bothSides">
+              <wp:wrapPolygon edited="0">
+                <wp:start x="0" y="0"/>
+                <wp:lineTo x="0" y="21441"/>
+                <wp:lineTo x="21533" y="21441"/>
+                <wp:lineTo x="21533" y="0"/>
+                <wp:lineTo x="0" y="0"/>
+              </wp:wrapPolygon>
+            </wp:wrapTight>
+            <wp:docPr id="24" name="Picture 24"/>
+            <wp:cNvGraphicFramePr>
+              <a:graphicFrameLocks xmlns:a="http://schemas.openxmlformats.org/drawingml/2006/main" noChangeAspect="1"/>
+            </wp:cNvGraphicFramePr>
+            <a:graphic xmlns:a="http://schemas.openxmlformats.org/drawingml/2006/main">
+              <a:graphicData uri="http://schemas.openxmlformats.org/drawingml/2006/picture">
+                <pic:pic xmlns:pic="http://schemas.openxmlformats.org/drawingml/2006/picture">
+                  <pic:nvPicPr>
+                    <pic:cNvPr id="24" name="add_customer.jpg"/>
+                    <pic:cNvPicPr/>
+                  </pic:nvPicPr>
+                  <pic:blipFill>
+                    <a:blip r:embed="rId31">
+                      <a:extLst>
+                        <a:ext uri="{28A0092B-C50C-407E-A947-70E740481C1C}">
+                          <a14:useLocalDpi xmlns:a14="http://schemas.microsoft.com/office/drawing/2010/main" val="0"/>
+                        </a:ext>
+                      </a:extLst>
+                    </a:blip>
+                    <a:stretch>
+                      <a:fillRect/>
+                    </a:stretch>
+                  </pic:blipFill>
+                  <pic:spPr>
+                    <a:xfrm>
+                      <a:off x="0" y="0"/>
+                      <a:ext cx="3076575" cy="1727200"/>
+                    </a:xfrm>
+                    <a:prstGeom prst="rect">
+                      <a:avLst/>
+                    </a:prstGeom>
+                  </pic:spPr>
+                </pic:pic>
+              </a:graphicData>
+            </a:graphic>
+            <wp14:sizeRelH relativeFrom="margin">
+              <wp14:pctWidth>0</wp14:pctWidth>
+            </wp14:sizeRelH>
+            <wp14:sizeRelV relativeFrom="margin">
+              <wp14:pctHeight>0</wp14:pctHeight>
+            </wp14:sizeRelV>
+          </wp:anchor>
+        </w:drawing>
+      </w:r>
+    </w:p>
+    <w:p>
+      <w:pPr>
+        <w:pStyle w:val="ListParagraph"/>
+        <w:rPr>
+          <w:rFonts w:ascii="Bahnschrift" w:hAnsi="Bahnschrift" w:cstheme="majorBidi"/>
+          <w:sz w:val="28"/>
+          <w:szCs w:val="28"/>
+        </w:rPr>
+      </w:pPr>
+    </w:p>
+    <w:p>
+      <w:pPr>
         <w:rPr>
           <w:rFonts w:asciiTheme="majorBidi" w:hAnsiTheme="majorBidi" w:cstheme="majorBidi"/>
         </w:rPr>
       </w:pPr>
-    </w:p>
-    <w:p>
-      <w:pPr>
-        <w:rPr>
-          <w:rFonts w:asciiTheme="majorBidi" w:hAnsiTheme="majorBidi" w:cstheme="majorBidi"/>
-        </w:rPr>
-      </w:pPr>
-    </w:p>
-    <w:p>
-      <w:pPr>
-        <w:rPr>
-          <w:rFonts w:asciiTheme="majorBidi" w:hAnsiTheme="majorBidi" w:cstheme="majorBidi"/>
-        </w:rPr>
-      </w:pPr>
-    </w:p>
-    <w:p>
-      <w:pPr>
-        <w:rPr>
-          <w:rFonts w:asciiTheme="majorBidi" w:hAnsiTheme="majorBidi" w:cstheme="majorBidi"/>
-        </w:rPr>
-      </w:pPr>
-    </w:p>
-    <w:tbl>
-      <w:tblPr>
-        <w:tblStyle w:val="GridTable4-Accent5"/>
-        <w:tblW w:w="10822" w:type="dxa"/>
-        <w:tblInd w:w="-1092" w:type="dxa"/>
-        <w:tblLook w:val="04A0" w:firstRow="1" w:lastRow="0" w:firstColumn="1" w:lastColumn="0" w:noHBand="0" w:noVBand="1"/>
-      </w:tblPr>
-      <w:tblGrid>
-        <w:gridCol w:w="2504"/>
-        <w:gridCol w:w="8318"/>
-      </w:tblGrid>
-      <w:tr>
-        <w:trPr>
-          <w:cnfStyle w:val="100000000000" w:firstRow="1" w:lastRow="0" w:firstColumn="0" w:lastColumn="0" w:oddVBand="0" w:evenVBand="0" w:oddHBand="0" w:evenHBand="0" w:firstRowFirstColumn="0" w:firstRowLastColumn="0" w:lastRowFirstColumn="0" w:lastRowLastColumn="0"/>
-          <w:trHeight w:val="521"/>
-        </w:trPr>
-        <w:tc>
-          <w:tcPr>
-            <w:cnfStyle w:val="001000000000" w:firstRow="0" w:lastRow="0" w:firstColumn="1" w:lastColumn="0" w:oddVBand="0" w:evenVBand="0" w:oddHBand="0" w:evenHBand="0" w:firstRowFirstColumn="0" w:firstRowLastColumn="0" w:lastRowFirstColumn="0" w:lastRowLastColumn="0"/>
-            <w:tcW w:w="2504" w:type="dxa"/>
-          </w:tcPr>
-          <w:p>
-            <w:pPr>
-              <w:rPr>
-                <w:rFonts w:asciiTheme="majorBidi" w:hAnsiTheme="majorBidi" w:cstheme="majorBidi"/>
-                <w:sz w:val="28"/>
-                <w:szCs w:val="28"/>
-              </w:rPr>
-            </w:pPr>
-            <w:r>
-              <w:rPr>
-                <w:rFonts w:asciiTheme="majorBidi" w:hAnsiTheme="majorBidi" w:cstheme="majorBidi"/>
-                <w:sz w:val="28"/>
-                <w:szCs w:val="28"/>
-              </w:rPr>
-              <w:t>Case Name:</w:t>
-            </w:r>
-          </w:p>
-        </w:tc>
-        <w:tc>
-          <w:tcPr>
-            <w:tcW w:w="8318" w:type="dxa"/>
-          </w:tcPr>
-          <w:p>
-            <w:pPr>
-              <w:tabs>
-                <w:tab w:val="left" w:pos="1308"/>
-              </w:tabs>
-              <w:cnfStyle w:val="100000000000" w:firstRow="1" w:lastRow="0" w:firstColumn="0" w:lastColumn="0" w:oddVBand="0" w:evenVBand="0" w:oddHBand="0" w:evenHBand="0" w:firstRowFirstColumn="0" w:firstRowLastColumn="0" w:lastRowFirstColumn="0" w:lastRowLastColumn="0"/>
-              <w:rPr>
-                <w:rFonts w:asciiTheme="majorBidi" w:hAnsiTheme="majorBidi" w:cstheme="majorBidi"/>
-              </w:rPr>
-            </w:pPr>
-            <w:r>
-              <w:rPr>
-                <w:rFonts w:asciiTheme="majorBidi" w:hAnsiTheme="majorBidi" w:cstheme="majorBidi"/>
-              </w:rPr>
-              <w:t>Withdraw</w:t>
-            </w:r>
-          </w:p>
-        </w:tc>
-      </w:tr>
-      <w:tr>
-        <w:trPr>
-          <w:cnfStyle w:val="000000100000" w:firstRow="0" w:lastRow="0" w:firstColumn="0" w:lastColumn="0" w:oddVBand="0" w:evenVBand="0" w:oddHBand="1" w:evenHBand="0" w:firstRowFirstColumn="0" w:firstRowLastColumn="0" w:lastRowFirstColumn="0" w:lastRowLastColumn="0"/>
-          <w:trHeight w:val="521"/>
-        </w:trPr>
-        <w:tc>
-          <w:tcPr>
-            <w:cnfStyle w:val="001000000000" w:firstRow="0" w:lastRow="0" w:firstColumn="1" w:lastColumn="0" w:oddVBand="0" w:evenVBand="0" w:oddHBand="0" w:evenHBand="0" w:firstRowFirstColumn="0" w:firstRowLastColumn="0" w:lastRowFirstColumn="0" w:lastRowLastColumn="0"/>
-            <w:tcW w:w="2504" w:type="dxa"/>
-          </w:tcPr>
-          <w:p>
-            <w:pPr>
-              <w:rPr>
-                <w:rFonts w:asciiTheme="majorBidi" w:hAnsiTheme="majorBidi" w:cstheme="majorBidi"/>
-                <w:sz w:val="28"/>
-                <w:szCs w:val="28"/>
-              </w:rPr>
-            </w:pPr>
-            <w:r>
-              <w:rPr>
-                <w:rFonts w:asciiTheme="majorBidi" w:hAnsiTheme="majorBidi" w:cstheme="majorBidi"/>
-                <w:sz w:val="28"/>
-                <w:szCs w:val="28"/>
-              </w:rPr>
-              <w:t>Case ID</w:t>
-            </w:r>
-          </w:p>
-        </w:tc>
-        <w:tc>
-          <w:tcPr>
-            <w:tcW w:w="8318" w:type="dxa"/>
-          </w:tcPr>
-          <w:p>
-            <w:pPr>
-              <w:cnfStyle w:val="000000100000" w:firstRow="0" w:lastRow="0" w:firstColumn="0" w:lastColumn="0" w:oddVBand="0" w:evenVBand="0" w:oddHBand="1" w:evenHBand="0" w:firstRowFirstColumn="0" w:firstRowLastColumn="0" w:lastRowFirstColumn="0" w:lastRowLastColumn="0"/>
-              <w:rPr>
-                <w:rFonts w:asciiTheme="majorBidi" w:hAnsiTheme="majorBidi" w:cstheme="majorBidi"/>
-                <w:b/>
-                <w:bCs/>
-              </w:rPr>
-            </w:pPr>
-            <w:r>
-              <w:rPr>
-                <w:rFonts w:asciiTheme="majorBidi" w:hAnsiTheme="majorBidi" w:cstheme="majorBidi"/>
-              </w:rPr>
-              <w:t>GEN-05</w:t>
-            </w:r>
-          </w:p>
-        </w:tc>
-      </w:tr>
-      <w:tr>
-        <w:trPr>
-          <w:trHeight w:val="368"/>
-        </w:trPr>
-        <w:tc>
-          <w:tcPr>
-            <w:cnfStyle w:val="001000000000" w:firstRow="0" w:lastRow="0" w:firstColumn="1" w:lastColumn="0" w:oddVBand="0" w:evenVBand="0" w:oddHBand="0" w:evenHBand="0" w:firstRowFirstColumn="0" w:firstRowLastColumn="0" w:lastRowFirstColumn="0" w:lastRowLastColumn="0"/>
-            <w:tcW w:w="2504" w:type="dxa"/>
-          </w:tcPr>
-          <w:p>
-            <w:pPr>
-              <w:rPr>
-                <w:rFonts w:asciiTheme="majorBidi" w:hAnsiTheme="majorBidi" w:cstheme="majorBidi"/>
-                <w:b w:val="0"/>
-                <w:bCs w:val="0"/>
-                <w:sz w:val="28"/>
-                <w:szCs w:val="28"/>
-              </w:rPr>
-            </w:pPr>
-            <w:r>
-              <w:rPr>
-                <w:rStyle w:val="Strong"/>
-                <w:rFonts w:asciiTheme="majorBidi" w:hAnsiTheme="majorBidi" w:cstheme="majorBidi"/>
-                <w:b/>
-                <w:bCs/>
-                <w:sz w:val="28"/>
-                <w:szCs w:val="28"/>
-              </w:rPr>
-              <w:t>Actor(s):</w:t>
-            </w:r>
-          </w:p>
-        </w:tc>
-        <w:tc>
-          <w:tcPr>
-            <w:tcW w:w="8318" w:type="dxa"/>
-          </w:tcPr>
-          <w:p>
-            <w:pPr>
-              <w:cnfStyle w:val="000000000000" w:firstRow="0" w:lastRow="0" w:firstColumn="0" w:lastColumn="0" w:oddVBand="0" w:evenVBand="0" w:oddHBand="0" w:evenHBand="0" w:firstRowFirstColumn="0" w:firstRowLastColumn="0" w:lastRowFirstColumn="0" w:lastRowLastColumn="0"/>
-              <w:rPr>
-                <w:rFonts w:asciiTheme="majorBidi" w:hAnsiTheme="majorBidi" w:cstheme="majorBidi"/>
-                <w:b/>
-                <w:bCs/>
-              </w:rPr>
-            </w:pPr>
-            <w:r>
-              <w:rPr>
-                <w:rFonts w:asciiTheme="majorBidi" w:hAnsiTheme="majorBidi" w:cstheme="majorBidi"/>
-              </w:rPr>
-              <w:t>User (Tenant or Landlord)</w:t>
-            </w:r>
-          </w:p>
-        </w:tc>
-      </w:tr>
-      <w:tr>
-        <w:trPr>
-          <w:cnfStyle w:val="000000100000" w:firstRow="0" w:lastRow="0" w:firstColumn="0" w:lastColumn="0" w:oddVBand="0" w:evenVBand="0" w:oddHBand="1" w:evenHBand="0" w:firstRowFirstColumn="0" w:firstRowLastColumn="0" w:lastRowFirstColumn="0" w:lastRowLastColumn="0"/>
-          <w:trHeight w:val="440"/>
-        </w:trPr>
-        <w:tc>
-          <w:tcPr>
-            <w:cnfStyle w:val="001000000000" w:firstRow="0" w:lastRow="0" w:firstColumn="1" w:lastColumn="0" w:oddVBand="0" w:evenVBand="0" w:oddHBand="0" w:evenHBand="0" w:firstRowFirstColumn="0" w:firstRowLastColumn="0" w:lastRowFirstColumn="0" w:lastRowLastColumn="0"/>
-            <w:tcW w:w="2504" w:type="dxa"/>
-          </w:tcPr>
-          <w:p>
-            <w:pPr>
-              <w:rPr>
-                <w:rFonts w:asciiTheme="majorBidi" w:hAnsiTheme="majorBidi" w:cstheme="majorBidi"/>
-                <w:sz w:val="28"/>
-                <w:szCs w:val="28"/>
-              </w:rPr>
-            </w:pPr>
-            <w:r>
-              <w:rPr>
-                <w:rFonts w:asciiTheme="majorBidi" w:hAnsiTheme="majorBidi" w:cstheme="majorBidi"/>
-                <w:sz w:val="28"/>
-                <w:szCs w:val="28"/>
-              </w:rPr>
-              <w:t>Description</w:t>
-            </w:r>
-            <w:r>
-              <w:rPr>
-                <w:rFonts w:asciiTheme="majorBidi" w:eastAsia="Times New Roman" w:hAnsiTheme="majorBidi" w:cstheme="majorBidi"/>
-                <w:color w:val="000000"/>
-                <w:sz w:val="28"/>
-                <w:szCs w:val="28"/>
-              </w:rPr>
-              <w:t>:</w:t>
-            </w:r>
-          </w:p>
-        </w:tc>
-        <w:tc>
-          <w:tcPr>
-            <w:tcW w:w="8318" w:type="dxa"/>
-            <w:vAlign w:val="center"/>
-          </w:tcPr>
-          <w:p>
-            <w:pPr>
-              <w:cnfStyle w:val="000000100000" w:firstRow="0" w:lastRow="0" w:firstColumn="0" w:lastColumn="0" w:oddVBand="0" w:evenVBand="0" w:oddHBand="1" w:evenHBand="0" w:firstRowFirstColumn="0" w:firstRowLastColumn="0" w:lastRowFirstColumn="0" w:lastRowLastColumn="0"/>
-              <w:rPr>
-                <w:rFonts w:asciiTheme="majorBidi" w:eastAsia="Times New Roman" w:hAnsiTheme="majorBidi" w:cstheme="majorBidi"/>
-                <w:sz w:val="24"/>
-                <w:szCs w:val="24"/>
-              </w:rPr>
-            </w:pPr>
-            <w:r>
-              <w:rPr>
-                <w:rFonts w:asciiTheme="majorBidi" w:hAnsiTheme="majorBidi" w:cstheme="majorBidi"/>
-              </w:rPr>
-              <w:t>Allows any user (tenant or landlord) to withdraw money from his balance.</w:t>
-            </w:r>
-          </w:p>
-        </w:tc>
-      </w:tr>
-      <w:tr>
-        <w:trPr>
-          <w:trHeight w:val="440"/>
-        </w:trPr>
-        <w:tc>
-          <w:tcPr>
-            <w:cnfStyle w:val="001000000000" w:firstRow="0" w:lastRow="0" w:firstColumn="1" w:lastColumn="0" w:oddVBand="0" w:evenVBand="0" w:oddHBand="0" w:evenHBand="0" w:firstRowFirstColumn="0" w:firstRowLastColumn="0" w:lastRowFirstColumn="0" w:lastRowLastColumn="0"/>
-            <w:tcW w:w="2504" w:type="dxa"/>
-          </w:tcPr>
-          <w:p>
-            <w:pPr>
-              <w:rPr>
-                <w:rFonts w:asciiTheme="majorBidi" w:hAnsiTheme="majorBidi" w:cstheme="majorBidi"/>
-                <w:b w:val="0"/>
-                <w:bCs w:val="0"/>
-                <w:sz w:val="28"/>
-                <w:szCs w:val="28"/>
-              </w:rPr>
-            </w:pPr>
-            <w:r>
-              <w:rPr>
-                <w:rStyle w:val="Strong"/>
-                <w:rFonts w:asciiTheme="majorBidi" w:hAnsiTheme="majorBidi" w:cstheme="majorBidi"/>
-                <w:b/>
-                <w:bCs/>
-                <w:sz w:val="28"/>
-                <w:szCs w:val="28"/>
-              </w:rPr>
-              <w:t>Triggering Event:</w:t>
-            </w:r>
-          </w:p>
-        </w:tc>
-        <w:tc>
-          <w:tcPr>
-            <w:tcW w:w="8318" w:type="dxa"/>
-            <w:vAlign w:val="center"/>
-          </w:tcPr>
-          <w:p>
-            <w:pPr>
-              <w:cnfStyle w:val="000000000000" w:firstRow="0" w:lastRow="0" w:firstColumn="0" w:lastColumn="0" w:oddVBand="0" w:evenVBand="0" w:oddHBand="0" w:evenHBand="0" w:firstRowFirstColumn="0" w:firstRowLastColumn="0" w:lastRowFirstColumn="0" w:lastRowLastColumn="0"/>
-              <w:rPr>
-                <w:rFonts w:asciiTheme="majorBidi" w:eastAsia="Times New Roman" w:hAnsiTheme="majorBidi" w:cstheme="majorBidi"/>
-                <w:sz w:val="24"/>
-                <w:szCs w:val="24"/>
-                <w:rtl/>
-              </w:rPr>
-            </w:pPr>
-            <w:r>
-              <w:rPr>
-                <w:rFonts w:asciiTheme="majorBidi" w:eastAsia="Times New Roman" w:hAnsiTheme="majorBidi" w:cstheme="majorBidi"/>
-                <w:sz w:val="24"/>
-                <w:szCs w:val="24"/>
-              </w:rPr>
-              <w:t>User selects "Withdraw".</w:t>
-            </w:r>
-          </w:p>
-        </w:tc>
-      </w:tr>
-      <w:tr>
-        <w:trPr>
-          <w:cnfStyle w:val="000000100000" w:firstRow="0" w:lastRow="0" w:firstColumn="0" w:lastColumn="0" w:oddVBand="0" w:evenVBand="0" w:oddHBand="1" w:evenHBand="0" w:firstRowFirstColumn="0" w:firstRowLastColumn="0" w:lastRowFirstColumn="0" w:lastRowLastColumn="0"/>
-          <w:trHeight w:val="440"/>
-        </w:trPr>
-        <w:tc>
-          <w:tcPr>
-            <w:cnfStyle w:val="001000000000" w:firstRow="0" w:lastRow="0" w:firstColumn="1" w:lastColumn="0" w:oddVBand="0" w:evenVBand="0" w:oddHBand="0" w:evenHBand="0" w:firstRowFirstColumn="0" w:firstRowLastColumn="0" w:lastRowFirstColumn="0" w:lastRowLastColumn="0"/>
-            <w:tcW w:w="2504" w:type="dxa"/>
-          </w:tcPr>
-          <w:p>
-            <w:pPr>
-              <w:rPr>
-                <w:rFonts w:asciiTheme="majorBidi" w:eastAsia="Times New Roman" w:hAnsiTheme="majorBidi" w:cstheme="majorBidi"/>
-                <w:sz w:val="28"/>
-                <w:szCs w:val="28"/>
-              </w:rPr>
-            </w:pPr>
-            <w:r>
-              <w:rPr>
-                <w:rFonts w:asciiTheme="majorBidi" w:eastAsia="Times New Roman" w:hAnsiTheme="majorBidi" w:cstheme="majorBidi"/>
-                <w:sz w:val="28"/>
-                <w:szCs w:val="28"/>
-              </w:rPr>
-              <w:t>Preconditions:</w:t>
-            </w:r>
-          </w:p>
-        </w:tc>
-        <w:tc>
-          <w:tcPr>
-            <w:tcW w:w="8318" w:type="dxa"/>
-            <w:vAlign w:val="center"/>
-          </w:tcPr>
-          <w:p>
-            <w:pPr>
-              <w:cnfStyle w:val="000000100000" w:firstRow="0" w:lastRow="0" w:firstColumn="0" w:lastColumn="0" w:oddVBand="0" w:evenVBand="0" w:oddHBand="1" w:evenHBand="0" w:firstRowFirstColumn="0" w:firstRowLastColumn="0" w:lastRowFirstColumn="0" w:lastRowLastColumn="0"/>
-              <w:rPr>
-                <w:rFonts w:asciiTheme="majorBidi" w:eastAsia="Times New Roman" w:hAnsiTheme="majorBidi" w:cstheme="majorBidi"/>
-                <w:sz w:val="24"/>
-                <w:szCs w:val="24"/>
-              </w:rPr>
-            </w:pPr>
-            <w:r>
-              <w:rPr>
-                <w:rFonts w:asciiTheme="majorBidi" w:eastAsia="Times New Roman" w:hAnsiTheme="majorBidi" w:cstheme="majorBidi"/>
-                <w:sz w:val="24"/>
-                <w:szCs w:val="24"/>
-              </w:rPr>
-              <w:t>User logged in.</w:t>
-            </w:r>
-          </w:p>
-        </w:tc>
-      </w:tr>
-      <w:tr>
-        <w:trPr>
-          <w:trHeight w:val="440"/>
-        </w:trPr>
-        <w:tc>
-          <w:tcPr>
-            <w:cnfStyle w:val="001000000000" w:firstRow="0" w:lastRow="0" w:firstColumn="1" w:lastColumn="0" w:oddVBand="0" w:evenVBand="0" w:oddHBand="0" w:evenHBand="0" w:firstRowFirstColumn="0" w:firstRowLastColumn="0" w:lastRowFirstColumn="0" w:lastRowLastColumn="0"/>
-            <w:tcW w:w="2504" w:type="dxa"/>
-          </w:tcPr>
-          <w:p>
-            <w:pPr>
-              <w:rPr>
-                <w:rFonts w:asciiTheme="majorBidi" w:eastAsia="Times New Roman" w:hAnsiTheme="majorBidi" w:cstheme="majorBidi"/>
-                <w:sz w:val="28"/>
-                <w:szCs w:val="28"/>
-              </w:rPr>
-            </w:pPr>
-            <w:r>
-              <w:rPr>
-                <w:rFonts w:asciiTheme="majorBidi" w:hAnsiTheme="majorBidi" w:cstheme="majorBidi"/>
-                <w:sz w:val="28"/>
-                <w:szCs w:val="28"/>
-              </w:rPr>
-              <w:t>Assumptions:</w:t>
-            </w:r>
-          </w:p>
-        </w:tc>
-        <w:tc>
-          <w:tcPr>
-            <w:tcW w:w="8318" w:type="dxa"/>
-            <w:vAlign w:val="center"/>
-          </w:tcPr>
-          <w:p>
-            <w:pPr>
-              <w:cnfStyle w:val="000000000000" w:firstRow="0" w:lastRow="0" w:firstColumn="0" w:lastColumn="0" w:oddVBand="0" w:evenVBand="0" w:oddHBand="0" w:evenHBand="0" w:firstRowFirstColumn="0" w:firstRowLastColumn="0" w:lastRowFirstColumn="0" w:lastRowLastColumn="0"/>
-              <w:rPr>
-                <w:rFonts w:asciiTheme="majorBidi" w:eastAsia="Times New Roman" w:hAnsiTheme="majorBidi" w:cstheme="majorBidi"/>
-                <w:sz w:val="24"/>
-                <w:szCs w:val="24"/>
-              </w:rPr>
-            </w:pPr>
-            <w:r>
-              <w:rPr>
-                <w:rFonts w:asciiTheme="majorBidi" w:eastAsia="Times New Roman" w:hAnsiTheme="majorBidi" w:cstheme="majorBidi"/>
-                <w:sz w:val="24"/>
-                <w:szCs w:val="24"/>
-              </w:rPr>
-              <w:t>Payment Gateway is secure.</w:t>
-            </w:r>
-          </w:p>
-        </w:tc>
-      </w:tr>
-      <w:tr>
-        <w:trPr>
-          <w:cnfStyle w:val="000000100000" w:firstRow="0" w:lastRow="0" w:firstColumn="0" w:lastColumn="0" w:oddVBand="0" w:evenVBand="0" w:oddHBand="1" w:evenHBand="0" w:firstRowFirstColumn="0" w:firstRowLastColumn="0" w:lastRowFirstColumn="0" w:lastRowLastColumn="0"/>
-          <w:trHeight w:val="1430"/>
-        </w:trPr>
-        <w:tc>
-          <w:tcPr>
-            <w:cnfStyle w:val="001000000000" w:firstRow="0" w:lastRow="0" w:firstColumn="1" w:lastColumn="0" w:oddVBand="0" w:evenVBand="0" w:oddHBand="0" w:evenHBand="0" w:firstRowFirstColumn="0" w:firstRowLastColumn="0" w:lastRowFirstColumn="0" w:lastRowLastColumn="0"/>
-            <w:tcW w:w="2504" w:type="dxa"/>
-          </w:tcPr>
-          <w:p>
-            <w:pPr>
-              <w:rPr>
-                <w:rFonts w:asciiTheme="majorBidi" w:hAnsiTheme="majorBidi" w:cstheme="majorBidi"/>
-                <w:sz w:val="28"/>
-                <w:szCs w:val="28"/>
-              </w:rPr>
-            </w:pPr>
-            <w:r>
-              <w:rPr>
-                <w:rFonts w:asciiTheme="majorBidi" w:hAnsiTheme="majorBidi" w:cstheme="majorBidi"/>
-                <w:sz w:val="28"/>
-                <w:szCs w:val="28"/>
-              </w:rPr>
-              <w:t>Main Path:</w:t>
-            </w:r>
-          </w:p>
-        </w:tc>
-        <w:tc>
-          <w:tcPr>
-            <w:tcW w:w="8318" w:type="dxa"/>
-            <w:vAlign w:val="center"/>
-          </w:tcPr>
-          <w:p>
-            <w:pPr>
-              <w:cnfStyle w:val="000000100000" w:firstRow="0" w:lastRow="0" w:firstColumn="0" w:lastColumn="0" w:oddVBand="0" w:evenVBand="0" w:oddHBand="1" w:evenHBand="0" w:firstRowFirstColumn="0" w:firstRowLastColumn="0" w:lastRowFirstColumn="0" w:lastRowLastColumn="0"/>
-              <w:rPr>
-                <w:rFonts w:asciiTheme="majorBidi" w:hAnsiTheme="majorBidi" w:cstheme="majorBidi"/>
-              </w:rPr>
-            </w:pPr>
-            <w:r>
-              <w:rPr>
-                <w:rFonts w:ascii="Times New Roman" w:eastAsia="Times New Roman" w:hAnsi="Symbol" w:cs="Times New Roman"/>
-                <w:sz w:val="24"/>
-                <w:szCs w:val="24"/>
-              </w:rPr>
-              <w:t></w:t>
-            </w:r>
-            <w:r>
-              <w:rPr>
-                <w:rFonts w:asciiTheme="majorBidi" w:eastAsia="Times New Roman" w:hAnsiTheme="majorBidi" w:cstheme="majorBidi"/>
-                <w:sz w:val="24"/>
-                <w:szCs w:val="24"/>
-              </w:rPr>
-              <w:t xml:space="preserve">  User chooses the withdraw method </w:t>
-            </w:r>
-            <w:r>
-              <w:rPr>
-                <w:rFonts w:asciiTheme="majorBidi" w:hAnsiTheme="majorBidi" w:cstheme="majorBidi"/>
-              </w:rPr>
-              <w:t>(Credit or electronic wallet).</w:t>
-            </w:r>
-          </w:p>
-          <w:p>
-            <w:pPr>
-              <w:cnfStyle w:val="000000100000" w:firstRow="0" w:lastRow="0" w:firstColumn="0" w:lastColumn="0" w:oddVBand="0" w:evenVBand="0" w:oddHBand="1" w:evenHBand="0" w:firstRowFirstColumn="0" w:firstRowLastColumn="0" w:lastRowFirstColumn="0" w:lastRowLastColumn="0"/>
-              <w:rPr>
-                <w:rFonts w:asciiTheme="majorBidi" w:eastAsia="Times New Roman" w:hAnsiTheme="majorBidi" w:cstheme="majorBidi"/>
-                <w:sz w:val="24"/>
-                <w:szCs w:val="24"/>
-              </w:rPr>
-            </w:pPr>
-            <w:r>
-              <w:rPr>
-                <w:rFonts w:ascii="Times New Roman" w:eastAsia="Times New Roman" w:hAnsi="Symbol" w:cs="Times New Roman"/>
-                <w:sz w:val="24"/>
-                <w:szCs w:val="24"/>
-              </w:rPr>
-              <w:t></w:t>
-            </w:r>
-            <w:r>
-              <w:rPr>
-                <w:rFonts w:ascii="Times New Roman" w:eastAsia="Times New Roman" w:hAnsi="Symbol" w:cs="Times New Roman"/>
-                <w:sz w:val="24"/>
-                <w:szCs w:val="24"/>
-              </w:rPr>
-              <w:t xml:space="preserve"> </w:t>
-            </w:r>
-            <w:r>
-              <w:rPr>
-                <w:rFonts w:asciiTheme="majorBidi" w:eastAsia="Times New Roman" w:hAnsiTheme="majorBidi" w:cstheme="majorBidi"/>
-                <w:sz w:val="24"/>
-                <w:szCs w:val="24"/>
-              </w:rPr>
-              <w:t xml:space="preserve"> User enter the required information.</w:t>
-            </w:r>
-          </w:p>
-          <w:p>
-            <w:pPr>
-              <w:cnfStyle w:val="000000100000" w:firstRow="0" w:lastRow="0" w:firstColumn="0" w:lastColumn="0" w:oddVBand="0" w:evenVBand="0" w:oddHBand="1" w:evenHBand="0" w:firstRowFirstColumn="0" w:firstRowLastColumn="0" w:lastRowFirstColumn="0" w:lastRowLastColumn="0"/>
-              <w:rPr>
-                <w:rFonts w:asciiTheme="majorBidi" w:hAnsiTheme="majorBidi" w:cstheme="majorBidi"/>
-              </w:rPr>
-            </w:pPr>
-            <w:r>
-              <w:rPr>
-                <w:rFonts w:ascii="Times New Roman" w:eastAsia="Times New Roman" w:hAnsi="Symbol" w:cs="Times New Roman"/>
-                <w:sz w:val="24"/>
-                <w:szCs w:val="24"/>
-              </w:rPr>
-              <w:t></w:t>
-            </w:r>
-            <w:r>
-              <w:rPr>
-                <w:rFonts w:asciiTheme="majorBidi" w:eastAsia="Times New Roman" w:hAnsiTheme="majorBidi" w:cstheme="majorBidi"/>
-                <w:sz w:val="24"/>
-                <w:szCs w:val="24"/>
-              </w:rPr>
-              <w:t xml:space="preserve">  The amou</w:t>
-            </w:r>
-            <w:r>
-              <w:rPr>
-                <w:rFonts w:asciiTheme="majorBidi" w:eastAsia="Times New Roman" w:hAnsiTheme="majorBidi" w:cstheme="majorBidi"/>
-                <w:sz w:val="24"/>
-                <w:szCs w:val="24"/>
-              </w:rPr>
-              <w:t>nt of money is withdrawn from the use balance</w:t>
-            </w:r>
-            <w:r>
-              <w:rPr>
-                <w:rFonts w:asciiTheme="majorBidi" w:eastAsia="Times New Roman" w:hAnsiTheme="majorBidi" w:cstheme="majorBidi"/>
-                <w:sz w:val="24"/>
-                <w:szCs w:val="24"/>
-              </w:rPr>
-              <w:t>.</w:t>
-            </w:r>
-          </w:p>
-        </w:tc>
-      </w:tr>
-      <w:tr>
-        <w:trPr>
-          <w:trHeight w:val="890"/>
-        </w:trPr>
-        <w:tc>
-          <w:tcPr>
-            <w:cnfStyle w:val="001000000000" w:firstRow="0" w:lastRow="0" w:firstColumn="1" w:lastColumn="0" w:oddVBand="0" w:evenVBand="0" w:oddHBand="0" w:evenHBand="0" w:firstRowFirstColumn="0" w:firstRowLastColumn="0" w:lastRowFirstColumn="0" w:lastRowLastColumn="0"/>
-            <w:tcW w:w="2504" w:type="dxa"/>
-          </w:tcPr>
-          <w:p>
-            <w:pPr>
-              <w:rPr>
-                <w:rFonts w:asciiTheme="majorBidi" w:hAnsiTheme="majorBidi" w:cstheme="majorBidi"/>
-                <w:sz w:val="28"/>
-                <w:szCs w:val="28"/>
-              </w:rPr>
-            </w:pPr>
-            <w:r>
-              <w:rPr>
-                <w:rFonts w:asciiTheme="majorBidi" w:hAnsiTheme="majorBidi" w:cstheme="majorBidi"/>
-                <w:sz w:val="28"/>
-                <w:szCs w:val="28"/>
-              </w:rPr>
-              <w:t>Alternate Path:</w:t>
-            </w:r>
-          </w:p>
-        </w:tc>
-        <w:tc>
-          <w:tcPr>
-            <w:tcW w:w="8318" w:type="dxa"/>
-            <w:vAlign w:val="center"/>
-          </w:tcPr>
-          <w:p>
-            <w:pPr>
-              <w:cnfStyle w:val="000000000000" w:firstRow="0" w:lastRow="0" w:firstColumn="0" w:lastColumn="0" w:oddVBand="0" w:evenVBand="0" w:oddHBand="0" w:evenHBand="0" w:firstRowFirstColumn="0" w:firstRowLastColumn="0" w:lastRowFirstColumn="0" w:lastRowLastColumn="0"/>
-              <w:rPr>
-                <w:rFonts w:asciiTheme="majorBidi" w:eastAsia="Times New Roman" w:hAnsiTheme="majorBidi" w:cstheme="majorBidi"/>
-                <w:sz w:val="24"/>
-                <w:szCs w:val="24"/>
-              </w:rPr>
-            </w:pPr>
-            <w:r>
-              <w:rPr>
-                <w:rFonts w:ascii="Times New Roman" w:eastAsia="Times New Roman" w:hAnsi="Symbol" w:cs="Times New Roman"/>
-                <w:sz w:val="24"/>
-                <w:szCs w:val="24"/>
-              </w:rPr>
-              <w:t></w:t>
-            </w:r>
-            <w:r>
-              <w:rPr>
-                <w:rFonts w:asciiTheme="majorBidi" w:eastAsia="Times New Roman" w:hAnsiTheme="majorBidi" w:cstheme="majorBidi"/>
-                <w:sz w:val="24"/>
-                <w:szCs w:val="24"/>
-              </w:rPr>
-              <w:t xml:space="preserve">  </w:t>
-            </w:r>
-            <w:r>
-              <w:rPr>
-                <w:rFonts w:asciiTheme="majorBidi" w:eastAsia="Times New Roman" w:hAnsiTheme="majorBidi" w:cstheme="majorBidi"/>
-                <w:sz w:val="24"/>
-                <w:szCs w:val="24"/>
-              </w:rPr>
-              <w:t>If the Credit or electronic wallet required information is wrong, the system will notify user.</w:t>
-            </w:r>
-          </w:p>
-          <w:p>
-            <w:pPr>
-              <w:cnfStyle w:val="000000000000" w:firstRow="0" w:lastRow="0" w:firstColumn="0" w:lastColumn="0" w:oddVBand="0" w:evenVBand="0" w:oddHBand="0" w:evenHBand="0" w:firstRowFirstColumn="0" w:firstRowLastColumn="0" w:lastRowFirstColumn="0" w:lastRowLastColumn="0"/>
-              <w:rPr>
-                <w:rFonts w:asciiTheme="majorBidi" w:eastAsia="Times New Roman" w:hAnsiTheme="majorBidi" w:cstheme="majorBidi"/>
-                <w:sz w:val="24"/>
-                <w:szCs w:val="24"/>
-              </w:rPr>
-            </w:pPr>
-            <w:r>
-              <w:rPr>
-                <w:rFonts w:ascii="Times New Roman" w:eastAsia="Times New Roman" w:hAnsi="Symbol" w:cs="Times New Roman"/>
-                <w:sz w:val="24"/>
-                <w:szCs w:val="24"/>
-              </w:rPr>
-              <w:t></w:t>
-            </w:r>
-            <w:r>
-              <w:rPr>
-                <w:rFonts w:asciiTheme="majorBidi" w:eastAsia="Times New Roman" w:hAnsiTheme="majorBidi" w:cstheme="majorBidi"/>
-                <w:sz w:val="24"/>
-                <w:szCs w:val="24"/>
-              </w:rPr>
-              <w:t xml:space="preserve"> </w:t>
-            </w:r>
-            <w:r>
-              <w:rPr>
-                <w:rFonts w:asciiTheme="majorBidi" w:eastAsia="Times New Roman" w:hAnsiTheme="majorBidi" w:cstheme="majorBidi"/>
-                <w:sz w:val="24"/>
-                <w:szCs w:val="24"/>
-              </w:rPr>
-              <w:t xml:space="preserve"> If the user balance is less than the amount to be withdrawn, the system will notify the user</w:t>
-            </w:r>
-          </w:p>
-        </w:tc>
-      </w:tr>
-      <w:tr>
-        <w:trPr>
-          <w:cnfStyle w:val="000000100000" w:firstRow="0" w:lastRow="0" w:firstColumn="0" w:lastColumn="0" w:oddVBand="0" w:evenVBand="0" w:oddHBand="1" w:evenHBand="0" w:firstRowFirstColumn="0" w:firstRowLastColumn="0" w:lastRowFirstColumn="0" w:lastRowLastColumn="0"/>
-          <w:trHeight w:val="431"/>
-        </w:trPr>
-        <w:tc>
-          <w:tcPr>
-            <w:cnfStyle w:val="001000000000" w:firstRow="0" w:lastRow="0" w:firstColumn="1" w:lastColumn="0" w:oddVBand="0" w:evenVBand="0" w:oddHBand="0" w:evenHBand="0" w:firstRowFirstColumn="0" w:firstRowLastColumn="0" w:lastRowFirstColumn="0" w:lastRowLastColumn="0"/>
-            <w:tcW w:w="2504" w:type="dxa"/>
-          </w:tcPr>
-          <w:p>
-            <w:pPr>
-              <w:rPr>
-                <w:rFonts w:asciiTheme="majorBidi" w:hAnsiTheme="majorBidi" w:cstheme="majorBidi"/>
-                <w:sz w:val="28"/>
-                <w:szCs w:val="28"/>
-              </w:rPr>
-            </w:pPr>
-            <w:r>
-              <w:rPr>
-                <w:rFonts w:asciiTheme="majorBidi" w:hAnsiTheme="majorBidi" w:cstheme="majorBidi"/>
-                <w:sz w:val="28"/>
-                <w:szCs w:val="28"/>
-              </w:rPr>
-              <w:t>Postcondition:</w:t>
-            </w:r>
-          </w:p>
-        </w:tc>
-        <w:tc>
-          <w:tcPr>
-            <w:tcW w:w="8318" w:type="dxa"/>
-            <w:vAlign w:val="center"/>
-          </w:tcPr>
-          <w:p>
-            <w:pPr>
-              <w:cnfStyle w:val="000000100000" w:firstRow="0" w:lastRow="0" w:firstColumn="0" w:lastColumn="0" w:oddVBand="0" w:evenVBand="0" w:oddHBand="1" w:evenHBand="0" w:firstRowFirstColumn="0" w:firstRowLastColumn="0" w:lastRowFirstColumn="0" w:lastRowLastColumn="0"/>
-              <w:rPr>
-                <w:rFonts w:asciiTheme="majorBidi" w:hAnsiTheme="majorBidi" w:cstheme="majorBidi"/>
-                <w:b/>
-                <w:bCs/>
-              </w:rPr>
-            </w:pPr>
-            <w:r>
-              <w:rPr>
-                <w:rFonts w:asciiTheme="majorBidi" w:hAnsiTheme="majorBidi" w:cstheme="majorBidi"/>
-              </w:rPr>
-              <w:t>The withdrawal process is completed successfully.</w:t>
-            </w:r>
-          </w:p>
-        </w:tc>
-      </w:tr>
-      <w:tr>
-        <w:trPr>
-          <w:trHeight w:val="449"/>
-        </w:trPr>
-        <w:tc>
-          <w:tcPr>
-            <w:cnfStyle w:val="001000000000" w:firstRow="0" w:lastRow="0" w:firstColumn="1" w:lastColumn="0" w:oddVBand="0" w:evenVBand="0" w:oddHBand="0" w:evenHBand="0" w:firstRowFirstColumn="0" w:firstRowLastColumn="0" w:lastRowFirstColumn="0" w:lastRowLastColumn="0"/>
-            <w:tcW w:w="2504" w:type="dxa"/>
-          </w:tcPr>
-          <w:p>
-            <w:pPr>
-              <w:rPr>
-                <w:rFonts w:asciiTheme="majorBidi" w:hAnsiTheme="majorBidi" w:cstheme="majorBidi"/>
-                <w:b w:val="0"/>
-                <w:bCs w:val="0"/>
-                <w:sz w:val="28"/>
-                <w:szCs w:val="28"/>
-              </w:rPr>
-            </w:pPr>
-            <w:r>
-              <w:rPr>
-                <w:rStyle w:val="Strong"/>
-                <w:rFonts w:asciiTheme="majorBidi" w:hAnsiTheme="majorBidi" w:cstheme="majorBidi"/>
-                <w:b/>
-                <w:bCs/>
-                <w:sz w:val="28"/>
-                <w:szCs w:val="28"/>
-              </w:rPr>
-              <w:t>Priority:</w:t>
-            </w:r>
-          </w:p>
-        </w:tc>
-        <w:tc>
-          <w:tcPr>
-            <w:tcW w:w="8318" w:type="dxa"/>
-            <w:vAlign w:val="center"/>
-          </w:tcPr>
-          <w:p>
-            <w:pPr>
-              <w:cnfStyle w:val="000000000000" w:firstRow="0" w:lastRow="0" w:firstColumn="0" w:lastColumn="0" w:oddVBand="0" w:evenVBand="0" w:oddHBand="0" w:evenHBand="0" w:firstRowFirstColumn="0" w:firstRowLastColumn="0" w:lastRowFirstColumn="0" w:lastRowLastColumn="0"/>
-              <w:rPr>
-                <w:rFonts w:asciiTheme="majorBidi" w:hAnsiTheme="majorBidi" w:cstheme="majorBidi"/>
-                <w:b/>
-                <w:bCs/>
-              </w:rPr>
-            </w:pPr>
-            <w:r>
-              <w:rPr>
-                <w:rFonts w:asciiTheme="majorBidi" w:hAnsiTheme="majorBidi" w:cstheme="majorBidi"/>
-              </w:rPr>
-              <w:t>High</w:t>
-            </w:r>
-          </w:p>
-        </w:tc>
-      </w:tr>
-    </w:tbl>
-    <w:p>
-      <w:pPr>
-        <w:rPr>
-          <w:rFonts w:asciiTheme="majorBidi" w:hAnsiTheme="majorBidi" w:cstheme="majorBidi"/>
-        </w:rPr>
-      </w:pPr>
-    </w:p>
-    <w:p>
-      <w:pPr>
-        <w:rPr>
-          <w:rFonts w:asciiTheme="majorBidi" w:hAnsiTheme="majorBidi" w:cstheme="majorBidi"/>
-        </w:rPr>
-      </w:pPr>
-    </w:p>
-    <w:p>
-      <w:pPr>
-        <w:rPr>
-          <w:rFonts w:asciiTheme="majorBidi" w:hAnsiTheme="majorBidi" w:cstheme="majorBidi"/>
-        </w:rPr>
-      </w:pPr>
-    </w:p>
-    <w:p>
-      <w:pPr>
-        <w:rPr>
-          <w:rFonts w:asciiTheme="majorBidi" w:hAnsiTheme="majorBidi" w:cstheme="majorBidi"/>
-        </w:rPr>
-      </w:pPr>
-    </w:p>
-    <w:p>
-      <w:pPr>
-        <w:rPr>
-          <w:rFonts w:asciiTheme="majorBidi" w:hAnsiTheme="majorBidi" w:cstheme="majorBidi"/>
-        </w:rPr>
-      </w:pPr>
-    </w:p>
-    <w:p>
-      <w:pPr>
-        <w:rPr>
-          <w:rFonts w:asciiTheme="majorBidi" w:hAnsiTheme="majorBidi" w:cstheme="majorBidi"/>
-        </w:rPr>
-      </w:pPr>
-    </w:p>
-    <w:p>
-      <w:pPr>
-        <w:rPr>
-          <w:rFonts w:asciiTheme="majorBidi" w:hAnsiTheme="majorBidi" w:cstheme="majorBidi"/>
-        </w:rPr>
-      </w:pPr>
-    </w:p>
-    <w:p>
-      <w:pPr>
-        <w:rPr>
-          <w:rFonts w:asciiTheme="majorBidi" w:hAnsiTheme="majorBidi" w:cstheme="majorBidi"/>
-        </w:rPr>
-      </w:pPr>
-    </w:p>
-    <w:p>
-      <w:pPr>
-        <w:rPr>
-          <w:rFonts w:asciiTheme="majorBidi" w:hAnsiTheme="majorBidi" w:cstheme="majorBidi"/>
-        </w:rPr>
-      </w:pPr>
-    </w:p>
-    <w:p>
-      <w:pPr>
-        <w:rPr>
-          <w:rFonts w:asciiTheme="majorBidi" w:hAnsiTheme="majorBidi" w:cstheme="majorBidi"/>
-        </w:rPr>
-      </w:pPr>
-    </w:p>
-    <w:p>
-      <w:pPr>
-        <w:rPr>
-          <w:rFonts w:asciiTheme="majorBidi" w:hAnsiTheme="majorBidi" w:cstheme="majorBidi"/>
-        </w:rPr>
-      </w:pPr>
-    </w:p>
-    <w:p>
-      <w:pPr>
-        <w:rPr>
-          <w:rFonts w:asciiTheme="majorBidi" w:hAnsiTheme="majorBidi" w:cstheme="majorBidi"/>
-        </w:rPr>
-      </w:pPr>
+      <w:bookmarkStart w:id="0" w:name="_GoBack"/>
+      <w:bookmarkEnd w:id="0"/>
     </w:p>
     <w:tbl>
       <w:tblPr>
@@ -36224,7 +36596,7 @@
 </file>
 
 <file path=customXml/itemProps1.xml><?xml version="1.0" encoding="utf-8"?>
-<ds:datastoreItem xmlns:ds="http://schemas.openxmlformats.org/officeDocument/2006/customXml" ds:itemID="{040319EA-A1E7-4CE6-8C67-2FE0DE5F7DBE}">
+<ds:datastoreItem xmlns:ds="http://schemas.openxmlformats.org/officeDocument/2006/customXml" ds:itemID="{87965EB3-5C02-46F0-9E43-DFC6030252B4}">
   <ds:schemaRefs>
     <ds:schemaRef ds:uri="http://schemas.openxmlformats.org/officeDocument/2006/bibliography"/>
   </ds:schemaRefs>

--- a/docs/use_case_scenarios/Use_Case_Scenarios_V2.docx
+++ b/docs/use_case_scenarios/Use_Case_Scenarios_V2.docx
@@ -36,7 +36,7 @@
           <w:noProof/>
         </w:rPr>
         <w:drawing>
-          <wp:anchor distT="0" distB="0" distL="114300" distR="114300" simplePos="0" relativeHeight="251652608" behindDoc="1" locked="0" layoutInCell="1" allowOverlap="1">
+          <wp:anchor distT="0" distB="0" distL="114300" distR="114300" simplePos="0" relativeHeight="251645952" behindDoc="1" locked="0" layoutInCell="1" allowOverlap="1">
             <wp:simplePos x="0" y="0"/>
             <wp:positionH relativeFrom="column">
               <wp:posOffset>1114425</wp:posOffset>
@@ -343,7 +343,21 @@
               <w:rPr>
                 <w:rFonts w:asciiTheme="majorBidi" w:eastAsia="Times New Roman" w:hAnsiTheme="majorBidi" w:cstheme="majorBidi"/>
               </w:rPr>
-              <w:t>Registers a new landlord on the platform.</w:t>
+              <w:t xml:space="preserve">Registers a new </w:t>
+            </w:r>
+            <w:proofErr w:type="gramStart"/>
+            <w:r>
+              <w:rPr>
+                <w:rFonts w:asciiTheme="majorBidi" w:eastAsia="Times New Roman" w:hAnsiTheme="majorBidi" w:cstheme="majorBidi"/>
+              </w:rPr>
+              <w:t>landlord</w:t>
+            </w:r>
+            <w:proofErr w:type="gramEnd"/>
+            <w:r>
+              <w:rPr>
+                <w:rFonts w:asciiTheme="majorBidi" w:eastAsia="Times New Roman" w:hAnsiTheme="majorBidi" w:cstheme="majorBidi"/>
+              </w:rPr>
+              <w:t xml:space="preserve"> on the platform.</w:t>
             </w:r>
           </w:p>
         </w:tc>
@@ -394,11 +408,19 @@
                 <w:rtl/>
               </w:rPr>
             </w:pPr>
-            <w:r>
-              <w:rPr>
-                <w:rFonts w:asciiTheme="majorBidi" w:eastAsia="Times New Roman" w:hAnsiTheme="majorBidi" w:cstheme="majorBidi"/>
-              </w:rPr>
-              <w:t>Landlord selects "Sign Up" option on the platform.</w:t>
+            <w:proofErr w:type="gramStart"/>
+            <w:r>
+              <w:rPr>
+                <w:rFonts w:asciiTheme="majorBidi" w:eastAsia="Times New Roman" w:hAnsiTheme="majorBidi" w:cstheme="majorBidi"/>
+              </w:rPr>
+              <w:t>Landlord</w:t>
+            </w:r>
+            <w:proofErr w:type="gramEnd"/>
+            <w:r>
+              <w:rPr>
+                <w:rFonts w:asciiTheme="majorBidi" w:eastAsia="Times New Roman" w:hAnsiTheme="majorBidi" w:cstheme="majorBidi"/>
+              </w:rPr>
+              <w:t xml:space="preserve"> selects "Sign Up" option on the platform.</w:t>
             </w:r>
           </w:p>
         </w:tc>
@@ -444,6 +466,7 @@
                 <w:rFonts w:asciiTheme="majorBidi" w:eastAsia="Times New Roman" w:hAnsiTheme="majorBidi" w:cstheme="majorBidi"/>
               </w:rPr>
             </w:pPr>
+            <w:proofErr w:type="gramStart"/>
             <w:r>
               <w:rPr>
                 <w:rFonts w:ascii="Times New Roman" w:eastAsia="Times New Roman" w:hAnsi="Symbol" w:cs="Times New Roman"/>
@@ -456,7 +479,14 @@
               <w:rPr>
                 <w:rFonts w:asciiTheme="majorBidi" w:eastAsia="Times New Roman" w:hAnsiTheme="majorBidi" w:cstheme="majorBidi"/>
               </w:rPr>
-              <w:t xml:space="preserve">  Landlord is not yet registered.</w:t>
+              <w:t xml:space="preserve">  Landlord</w:t>
+            </w:r>
+            <w:proofErr w:type="gramEnd"/>
+            <w:r>
+              <w:rPr>
+                <w:rFonts w:asciiTheme="majorBidi" w:eastAsia="Times New Roman" w:hAnsiTheme="majorBidi" w:cstheme="majorBidi"/>
+              </w:rPr>
+              <w:t xml:space="preserve"> is not yet registered.</w:t>
             </w:r>
           </w:p>
           <w:p>
@@ -466,6 +496,7 @@
                 <w:rFonts w:asciiTheme="majorBidi" w:hAnsiTheme="majorBidi" w:cstheme="majorBidi"/>
               </w:rPr>
             </w:pPr>
+            <w:proofErr w:type="gramStart"/>
             <w:r>
               <w:rPr>
                 <w:rFonts w:ascii="Times New Roman" w:eastAsia="Times New Roman" w:hAnsi="Symbol" w:cs="Times New Roman"/>
@@ -488,7 +519,16 @@
                 <w:kern w:val="0"/>
                 <w14:ligatures w14:val="none"/>
               </w:rPr>
-              <w:t xml:space="preserve"> Landlord has required information (phone number, password, proof of identity).</w:t>
+              <w:t xml:space="preserve"> Landlord</w:t>
+            </w:r>
+            <w:proofErr w:type="gramEnd"/>
+            <w:r>
+              <w:rPr>
+                <w:rFonts w:asciiTheme="majorBidi" w:eastAsia="Times New Roman" w:hAnsiTheme="majorBidi" w:cstheme="majorBidi"/>
+                <w:kern w:val="0"/>
+                <w14:ligatures w14:val="none"/>
+              </w:rPr>
+              <w:t xml:space="preserve"> has required information (phone number, password, proof of identity).</w:t>
             </w:r>
           </w:p>
         </w:tc>
@@ -533,6 +573,7 @@
                 <w:rFonts w:asciiTheme="majorBidi" w:eastAsia="Times New Roman" w:hAnsiTheme="majorBidi" w:cstheme="majorBidi"/>
               </w:rPr>
             </w:pPr>
+            <w:proofErr w:type="gramStart"/>
             <w:r>
               <w:rPr>
                 <w:rFonts w:ascii="Times New Roman" w:eastAsia="Times New Roman" w:hAnsi="Symbol" w:cs="Times New Roman"/>
@@ -545,7 +586,14 @@
               <w:rPr>
                 <w:rFonts w:asciiTheme="majorBidi" w:eastAsia="Times New Roman" w:hAnsiTheme="majorBidi" w:cstheme="majorBidi"/>
               </w:rPr>
-              <w:t xml:space="preserve">  The platform is accessible and operational.</w:t>
+              <w:t xml:space="preserve">  The</w:t>
+            </w:r>
+            <w:proofErr w:type="gramEnd"/>
+            <w:r>
+              <w:rPr>
+                <w:rFonts w:asciiTheme="majorBidi" w:eastAsia="Times New Roman" w:hAnsiTheme="majorBidi" w:cstheme="majorBidi"/>
+              </w:rPr>
+              <w:t xml:space="preserve"> platform is accessible and operational.</w:t>
             </w:r>
           </w:p>
           <w:p>
@@ -555,6 +603,7 @@
                 <w:rFonts w:asciiTheme="majorBidi" w:eastAsia="Times New Roman" w:hAnsiTheme="majorBidi" w:cstheme="majorBidi"/>
               </w:rPr>
             </w:pPr>
+            <w:proofErr w:type="gramStart"/>
             <w:r>
               <w:rPr>
                 <w:rFonts w:ascii="Times New Roman" w:eastAsia="Times New Roman" w:hAnsi="Symbol" w:cs="Times New Roman"/>
@@ -569,7 +618,16 @@
                 <w:kern w:val="0"/>
                 <w14:ligatures w14:val="none"/>
               </w:rPr>
-              <w:t xml:space="preserve">  Identity verification is automated and supported by a reliable third-party service.</w:t>
+              <w:t xml:space="preserve">  Identity</w:t>
+            </w:r>
+            <w:proofErr w:type="gramEnd"/>
+            <w:r>
+              <w:rPr>
+                <w:rFonts w:asciiTheme="majorBidi" w:eastAsia="Times New Roman" w:hAnsiTheme="majorBidi" w:cstheme="majorBidi"/>
+                <w:kern w:val="0"/>
+                <w14:ligatures w14:val="none"/>
+              </w:rPr>
+              <w:t xml:space="preserve"> verification is automated and supported by a reliable third-party service.</w:t>
             </w:r>
           </w:p>
         </w:tc>
@@ -615,6 +673,7 @@
                 <w:rFonts w:asciiTheme="majorBidi" w:eastAsia="Times New Roman" w:hAnsiTheme="majorBidi" w:cstheme="majorBidi"/>
               </w:rPr>
             </w:pPr>
+            <w:proofErr w:type="gramStart"/>
             <w:r>
               <w:rPr>
                 <w:rFonts w:ascii="Times New Roman" w:eastAsia="Times New Roman" w:hAnsi="Symbol" w:cs="Times New Roman"/>
@@ -627,7 +686,14 @@
               <w:rPr>
                 <w:rFonts w:asciiTheme="majorBidi" w:eastAsia="Times New Roman" w:hAnsiTheme="majorBidi" w:cstheme="majorBidi"/>
               </w:rPr>
-              <w:t xml:space="preserve">  Landlord enters phone number, password, and uploads identity document.</w:t>
+              <w:t xml:space="preserve">  Landlord</w:t>
+            </w:r>
+            <w:proofErr w:type="gramEnd"/>
+            <w:r>
+              <w:rPr>
+                <w:rFonts w:asciiTheme="majorBidi" w:eastAsia="Times New Roman" w:hAnsiTheme="majorBidi" w:cstheme="majorBidi"/>
+              </w:rPr>
+              <w:t xml:space="preserve"> enters phone number, password, and uploads identity document.</w:t>
             </w:r>
           </w:p>
           <w:p>
@@ -637,6 +703,7 @@
                 <w:rFonts w:asciiTheme="majorBidi" w:eastAsia="Times New Roman" w:hAnsiTheme="majorBidi" w:cstheme="majorBidi"/>
               </w:rPr>
             </w:pPr>
+            <w:proofErr w:type="gramStart"/>
             <w:r>
               <w:rPr>
                 <w:rFonts w:ascii="Times New Roman" w:eastAsia="Times New Roman" w:hAnsi="Symbol" w:cs="Times New Roman"/>
@@ -649,7 +716,14 @@
               <w:rPr>
                 <w:rFonts w:asciiTheme="majorBidi" w:eastAsia="Times New Roman" w:hAnsiTheme="majorBidi" w:cstheme="majorBidi"/>
               </w:rPr>
-              <w:t xml:space="preserve">  Platform validates the information.</w:t>
+              <w:t xml:space="preserve">  Platform</w:t>
+            </w:r>
+            <w:proofErr w:type="gramEnd"/>
+            <w:r>
+              <w:rPr>
+                <w:rFonts w:asciiTheme="majorBidi" w:eastAsia="Times New Roman" w:hAnsiTheme="majorBidi" w:cstheme="majorBidi"/>
+              </w:rPr>
+              <w:t xml:space="preserve"> validates the information.</w:t>
             </w:r>
           </w:p>
           <w:p>
@@ -659,6 +733,7 @@
                 <w:rFonts w:asciiTheme="majorBidi" w:hAnsiTheme="majorBidi" w:cstheme="majorBidi"/>
               </w:rPr>
             </w:pPr>
+            <w:proofErr w:type="gramStart"/>
             <w:r>
               <w:rPr>
                 <w:rFonts w:ascii="Times New Roman" w:eastAsia="Times New Roman" w:hAnsi="Symbol" w:cs="Times New Roman"/>
@@ -673,7 +748,16 @@
                 <w:kern w:val="0"/>
                 <w14:ligatures w14:val="none"/>
               </w:rPr>
-              <w:t xml:space="preserve">  If all data is valid, the system creates a new account for the landlord.</w:t>
+              <w:t xml:space="preserve">  If</w:t>
+            </w:r>
+            <w:proofErr w:type="gramEnd"/>
+            <w:r>
+              <w:rPr>
+                <w:rFonts w:asciiTheme="majorBidi" w:eastAsia="Times New Roman" w:hAnsiTheme="majorBidi" w:cstheme="majorBidi"/>
+                <w:kern w:val="0"/>
+                <w14:ligatures w14:val="none"/>
+              </w:rPr>
+              <w:t xml:space="preserve"> all data is valid, the system creates a new account for the landlord.</w:t>
             </w:r>
           </w:p>
         </w:tc>
@@ -722,7 +806,21 @@
               <w:rPr>
                 <w:rFonts w:asciiTheme="majorBidi" w:hAnsiTheme="majorBidi" w:cstheme="majorBidi"/>
               </w:rPr>
-              <w:t>If the identity document is invalid, the system notifies the landlord and prompts them to upload a valid document.</w:t>
+              <w:t xml:space="preserve">If the identity document is invalid, the system notifies the </w:t>
+            </w:r>
+            <w:proofErr w:type="gramStart"/>
+            <w:r>
+              <w:rPr>
+                <w:rFonts w:asciiTheme="majorBidi" w:hAnsiTheme="majorBidi" w:cstheme="majorBidi"/>
+              </w:rPr>
+              <w:t>landlord</w:t>
+            </w:r>
+            <w:proofErr w:type="gramEnd"/>
+            <w:r>
+              <w:rPr>
+                <w:rFonts w:asciiTheme="majorBidi" w:hAnsiTheme="majorBidi" w:cstheme="majorBidi"/>
+              </w:rPr>
+              <w:t xml:space="preserve"> and prompts them to upload a valid document.</w:t>
             </w:r>
           </w:p>
         </w:tc>
@@ -772,7 +870,21 @@
               <w:rPr>
                 <w:rFonts w:asciiTheme="majorBidi" w:hAnsiTheme="majorBidi" w:cstheme="majorBidi"/>
               </w:rPr>
-              <w:t>New landlord is registered and can access their account.</w:t>
+              <w:t xml:space="preserve">New </w:t>
+            </w:r>
+            <w:proofErr w:type="gramStart"/>
+            <w:r>
+              <w:rPr>
+                <w:rFonts w:asciiTheme="majorBidi" w:hAnsiTheme="majorBidi" w:cstheme="majorBidi"/>
+              </w:rPr>
+              <w:t>landlord</w:t>
+            </w:r>
+            <w:proofErr w:type="gramEnd"/>
+            <w:r>
+              <w:rPr>
+                <w:rFonts w:asciiTheme="majorBidi" w:hAnsiTheme="majorBidi" w:cstheme="majorBidi"/>
+              </w:rPr>
+              <w:t xml:space="preserve"> is registered and can access their account.</w:t>
             </w:r>
           </w:p>
         </w:tc>
@@ -894,7 +1006,7 @@
         </w:rPr>
         <w:lastRenderedPageBreak/>
         <w:drawing>
-          <wp:anchor distT="0" distB="0" distL="114300" distR="114300" simplePos="0" relativeHeight="251655680" behindDoc="1" locked="0" layoutInCell="1" allowOverlap="1">
+          <wp:anchor distT="0" distB="0" distL="114300" distR="114300" simplePos="0" relativeHeight="251652096" behindDoc="1" locked="0" layoutInCell="1" allowOverlap="1">
             <wp:simplePos x="0" y="0"/>
             <wp:positionH relativeFrom="column">
               <wp:posOffset>647700</wp:posOffset>
@@ -903,12 +1015,12 @@
               <wp:posOffset>190500</wp:posOffset>
             </wp:positionV>
             <wp:extent cx="3038475" cy="1167765"/>
-            <wp:effectExtent l="0" t="0" r="9525" b="0"/>
+            <wp:effectExtent l="0" t="0" r="9525" b="5080"/>
             <wp:wrapTight wrapText="bothSides">
               <wp:wrapPolygon edited="0">
                 <wp:start x="0" y="0"/>
-                <wp:lineTo x="0" y="21142"/>
-                <wp:lineTo x="21532" y="21142"/>
+                <wp:lineTo x="0" y="21363"/>
+                <wp:lineTo x="21532" y="21363"/>
                 <wp:lineTo x="21532" y="0"/>
                 <wp:lineTo x="0" y="0"/>
               </wp:wrapPolygon>
@@ -971,6 +1083,8 @@
           <w:rFonts w:asciiTheme="majorBidi" w:hAnsiTheme="majorBidi" w:cstheme="majorBidi"/>
         </w:rPr>
       </w:pPr>
+      <w:bookmarkStart w:id="0" w:name="_GoBack"/>
+      <w:bookmarkEnd w:id="0"/>
     </w:p>
     <w:p>
       <w:pPr>
@@ -1201,7 +1315,21 @@
               <w:rPr>
                 <w:rFonts w:asciiTheme="majorBidi" w:eastAsia="Times New Roman" w:hAnsiTheme="majorBidi" w:cstheme="majorBidi"/>
               </w:rPr>
-              <w:t>Allows landlords to submit a request for customer service to inspect the house.</w:t>
+              <w:t xml:space="preserve">Allows </w:t>
+            </w:r>
+            <w:proofErr w:type="gramStart"/>
+            <w:r>
+              <w:rPr>
+                <w:rFonts w:asciiTheme="majorBidi" w:eastAsia="Times New Roman" w:hAnsiTheme="majorBidi" w:cstheme="majorBidi"/>
+              </w:rPr>
+              <w:t>landlords</w:t>
+            </w:r>
+            <w:proofErr w:type="gramEnd"/>
+            <w:r>
+              <w:rPr>
+                <w:rFonts w:asciiTheme="majorBidi" w:eastAsia="Times New Roman" w:hAnsiTheme="majorBidi" w:cstheme="majorBidi"/>
+              </w:rPr>
+              <w:t xml:space="preserve"> to submit a request for customer service to inspect the house.</w:t>
             </w:r>
           </w:p>
         </w:tc>
@@ -1252,11 +1380,19 @@
                 <w:rtl/>
               </w:rPr>
             </w:pPr>
-            <w:r>
-              <w:rPr>
-                <w:rFonts w:asciiTheme="majorBidi" w:eastAsia="Times New Roman" w:hAnsiTheme="majorBidi" w:cstheme="majorBidi"/>
-              </w:rPr>
-              <w:t>Landlord selects "Add House."</w:t>
+            <w:proofErr w:type="gramStart"/>
+            <w:r>
+              <w:rPr>
+                <w:rFonts w:asciiTheme="majorBidi" w:eastAsia="Times New Roman" w:hAnsiTheme="majorBidi" w:cstheme="majorBidi"/>
+              </w:rPr>
+              <w:t>Landlord</w:t>
+            </w:r>
+            <w:proofErr w:type="gramEnd"/>
+            <w:r>
+              <w:rPr>
+                <w:rFonts w:asciiTheme="majorBidi" w:eastAsia="Times New Roman" w:hAnsiTheme="majorBidi" w:cstheme="majorBidi"/>
+              </w:rPr>
+              <w:t xml:space="preserve"> selects "Add House."</w:t>
             </w:r>
           </w:p>
         </w:tc>
@@ -1302,6 +1438,7 @@
                 <w:rFonts w:asciiTheme="majorBidi" w:eastAsia="Times New Roman" w:hAnsiTheme="majorBidi" w:cstheme="majorBidi"/>
               </w:rPr>
             </w:pPr>
+            <w:proofErr w:type="gramStart"/>
             <w:r>
               <w:rPr>
                 <w:rFonts w:ascii="Times New Roman" w:eastAsia="Times New Roman" w:hAnsi="Symbol" w:cs="Times New Roman"/>
@@ -1314,7 +1451,14 @@
               <w:rPr>
                 <w:rFonts w:asciiTheme="majorBidi" w:eastAsia="Times New Roman" w:hAnsiTheme="majorBidi" w:cstheme="majorBidi"/>
               </w:rPr>
-              <w:t xml:space="preserve">  Landlord is logged in.</w:t>
+              <w:t xml:space="preserve">  Landlord</w:t>
+            </w:r>
+            <w:proofErr w:type="gramEnd"/>
+            <w:r>
+              <w:rPr>
+                <w:rFonts w:asciiTheme="majorBidi" w:eastAsia="Times New Roman" w:hAnsiTheme="majorBidi" w:cstheme="majorBidi"/>
+              </w:rPr>
+              <w:t xml:space="preserve"> is logged in.</w:t>
             </w:r>
           </w:p>
           <w:p>
@@ -1324,6 +1468,7 @@
                 <w:rFonts w:asciiTheme="majorBidi" w:hAnsiTheme="majorBidi" w:cstheme="majorBidi"/>
               </w:rPr>
             </w:pPr>
+            <w:proofErr w:type="gramStart"/>
             <w:r>
               <w:rPr>
                 <w:rFonts w:ascii="Times New Roman" w:eastAsia="Times New Roman" w:hAnsi="Symbol" w:cs="Times New Roman"/>
@@ -1338,7 +1483,16 @@
                 <w:kern w:val="0"/>
                 <w14:ligatures w14:val="none"/>
               </w:rPr>
-              <w:t xml:space="preserve">  Landlord has a valid proof of ownership document.</w:t>
+              <w:t xml:space="preserve">  Landlord</w:t>
+            </w:r>
+            <w:proofErr w:type="gramEnd"/>
+            <w:r>
+              <w:rPr>
+                <w:rFonts w:asciiTheme="majorBidi" w:eastAsia="Times New Roman" w:hAnsiTheme="majorBidi" w:cstheme="majorBidi"/>
+                <w:kern w:val="0"/>
+                <w14:ligatures w14:val="none"/>
+              </w:rPr>
+              <w:t xml:space="preserve"> has a valid proof of ownership document.</w:t>
             </w:r>
           </w:p>
         </w:tc>
@@ -1383,6 +1537,7 @@
                 <w:rFonts w:asciiTheme="majorBidi" w:eastAsia="Times New Roman" w:hAnsiTheme="majorBidi" w:cstheme="majorBidi"/>
               </w:rPr>
             </w:pPr>
+            <w:proofErr w:type="gramStart"/>
             <w:r>
               <w:rPr>
                 <w:rFonts w:ascii="Times New Roman" w:eastAsia="Times New Roman" w:hAnsi="Symbol" w:cs="Times New Roman"/>
@@ -1395,7 +1550,14 @@
               <w:rPr>
                 <w:rFonts w:asciiTheme="majorBidi" w:eastAsia="Times New Roman" w:hAnsiTheme="majorBidi" w:cstheme="majorBidi"/>
               </w:rPr>
-              <w:t xml:space="preserve">  Customer service agents are available for property inspections.</w:t>
+              <w:t xml:space="preserve">  Customer</w:t>
+            </w:r>
+            <w:proofErr w:type="gramEnd"/>
+            <w:r>
+              <w:rPr>
+                <w:rFonts w:asciiTheme="majorBidi" w:eastAsia="Times New Roman" w:hAnsiTheme="majorBidi" w:cstheme="majorBidi"/>
+              </w:rPr>
+              <w:t xml:space="preserve"> service agents are available for property inspections.</w:t>
             </w:r>
           </w:p>
           <w:p>
@@ -1405,6 +1567,7 @@
                 <w:rFonts w:asciiTheme="majorBidi" w:eastAsia="Times New Roman" w:hAnsiTheme="majorBidi" w:cstheme="majorBidi"/>
               </w:rPr>
             </w:pPr>
+            <w:proofErr w:type="gramStart"/>
             <w:r>
               <w:rPr>
                 <w:rFonts w:ascii="Times New Roman" w:eastAsia="Times New Roman" w:hAnsi="Symbol" w:cs="Times New Roman"/>
@@ -1419,7 +1582,16 @@
                 <w:kern w:val="0"/>
                 <w14:ligatures w14:val="none"/>
               </w:rPr>
-              <w:t xml:space="preserve">  Inspection scheduling occurs within an acceptable timeframe (e.g., 48 hours).</w:t>
+              <w:t xml:space="preserve">  Inspection</w:t>
+            </w:r>
+            <w:proofErr w:type="gramEnd"/>
+            <w:r>
+              <w:rPr>
+                <w:rFonts w:asciiTheme="majorBidi" w:eastAsia="Times New Roman" w:hAnsiTheme="majorBidi" w:cstheme="majorBidi"/>
+                <w:kern w:val="0"/>
+                <w14:ligatures w14:val="none"/>
+              </w:rPr>
+              <w:t xml:space="preserve"> scheduling occurs within an acceptable timeframe (e.g., 48 hours).</w:t>
             </w:r>
           </w:p>
         </w:tc>
@@ -1465,6 +1637,7 @@
                 <w:rFonts w:asciiTheme="majorBidi" w:eastAsia="Times New Roman" w:hAnsiTheme="majorBidi" w:cstheme="majorBidi"/>
               </w:rPr>
             </w:pPr>
+            <w:proofErr w:type="gramStart"/>
             <w:r>
               <w:rPr>
                 <w:rFonts w:ascii="Times New Roman" w:eastAsia="Times New Roman" w:hAnsi="Symbol" w:cs="Times New Roman"/>
@@ -1477,7 +1650,14 @@
               <w:rPr>
                 <w:rFonts w:asciiTheme="majorBidi" w:eastAsia="Times New Roman" w:hAnsiTheme="majorBidi" w:cstheme="majorBidi"/>
               </w:rPr>
-              <w:t xml:space="preserve">  Landlord enters property address and uploads proof of ownership.</w:t>
+              <w:t xml:space="preserve">  Landlord</w:t>
+            </w:r>
+            <w:proofErr w:type="gramEnd"/>
+            <w:r>
+              <w:rPr>
+                <w:rFonts w:asciiTheme="majorBidi" w:eastAsia="Times New Roman" w:hAnsiTheme="majorBidi" w:cstheme="majorBidi"/>
+              </w:rPr>
+              <w:t xml:space="preserve"> enters property address and uploads proof of ownership.</w:t>
             </w:r>
           </w:p>
           <w:p>
@@ -1487,6 +1667,7 @@
                 <w:rFonts w:asciiTheme="majorBidi" w:eastAsia="Times New Roman" w:hAnsiTheme="majorBidi" w:cstheme="majorBidi"/>
               </w:rPr>
             </w:pPr>
+            <w:proofErr w:type="gramStart"/>
             <w:r>
               <w:rPr>
                 <w:rFonts w:ascii="Times New Roman" w:eastAsia="Times New Roman" w:hAnsi="Symbol" w:cs="Times New Roman"/>
@@ -1499,7 +1680,14 @@
               <w:rPr>
                 <w:rFonts w:asciiTheme="majorBidi" w:eastAsia="Times New Roman" w:hAnsiTheme="majorBidi" w:cstheme="majorBidi"/>
               </w:rPr>
-              <w:t xml:space="preserve">  Platform sends request to customer service for inspection.</w:t>
+              <w:t xml:space="preserve">  Platform</w:t>
+            </w:r>
+            <w:proofErr w:type="gramEnd"/>
+            <w:r>
+              <w:rPr>
+                <w:rFonts w:asciiTheme="majorBidi" w:eastAsia="Times New Roman" w:hAnsiTheme="majorBidi" w:cstheme="majorBidi"/>
+              </w:rPr>
+              <w:t xml:space="preserve"> sends request to customer service for inspection.</w:t>
             </w:r>
           </w:p>
           <w:p>
@@ -1509,6 +1697,7 @@
                 <w:rFonts w:asciiTheme="majorBidi" w:eastAsia="Times New Roman" w:hAnsiTheme="majorBidi" w:cstheme="majorBidi"/>
               </w:rPr>
             </w:pPr>
+            <w:proofErr w:type="gramStart"/>
             <w:r>
               <w:rPr>
                 <w:rFonts w:ascii="Times New Roman" w:eastAsia="Times New Roman" w:hAnsi="Symbol" w:cs="Times New Roman"/>
@@ -1521,7 +1710,14 @@
               <w:rPr>
                 <w:rFonts w:asciiTheme="majorBidi" w:eastAsia="Times New Roman" w:hAnsiTheme="majorBidi" w:cstheme="majorBidi"/>
               </w:rPr>
-              <w:t xml:space="preserve">  Customer service inspects property and defines specifications.</w:t>
+              <w:t xml:space="preserve">  Customer</w:t>
+            </w:r>
+            <w:proofErr w:type="gramEnd"/>
+            <w:r>
+              <w:rPr>
+                <w:rFonts w:asciiTheme="majorBidi" w:eastAsia="Times New Roman" w:hAnsiTheme="majorBidi" w:cstheme="majorBidi"/>
+              </w:rPr>
+              <w:t xml:space="preserve"> service inspects property and defines specifications.</w:t>
             </w:r>
           </w:p>
           <w:p>
@@ -1531,6 +1727,7 @@
                 <w:rFonts w:asciiTheme="majorBidi" w:hAnsiTheme="majorBidi" w:cstheme="majorBidi"/>
               </w:rPr>
             </w:pPr>
+            <w:proofErr w:type="gramStart"/>
             <w:r>
               <w:rPr>
                 <w:rFonts w:ascii="Times New Roman" w:eastAsia="Times New Roman" w:hAnsi="Symbol" w:cs="Times New Roman"/>
@@ -1545,7 +1742,16 @@
                 <w:kern w:val="0"/>
                 <w14:ligatures w14:val="none"/>
               </w:rPr>
-              <w:t xml:space="preserve">  Platform adds the house to landlord list of advertisements.</w:t>
+              <w:t xml:space="preserve">  Platform</w:t>
+            </w:r>
+            <w:proofErr w:type="gramEnd"/>
+            <w:r>
+              <w:rPr>
+                <w:rFonts w:asciiTheme="majorBidi" w:eastAsia="Times New Roman" w:hAnsiTheme="majorBidi" w:cstheme="majorBidi"/>
+                <w:kern w:val="0"/>
+                <w14:ligatures w14:val="none"/>
+              </w:rPr>
+              <w:t xml:space="preserve"> adds the house to landlord list of advertisements.</w:t>
             </w:r>
           </w:p>
         </w:tc>
@@ -1644,7 +1850,21 @@
               <w:rPr>
                 <w:rFonts w:asciiTheme="majorBidi" w:hAnsiTheme="majorBidi" w:cstheme="majorBidi"/>
               </w:rPr>
-              <w:t>Property is listed for rent on the platform.</w:t>
+              <w:t xml:space="preserve">Property </w:t>
+            </w:r>
+            <w:proofErr w:type="gramStart"/>
+            <w:r>
+              <w:rPr>
+                <w:rFonts w:asciiTheme="majorBidi" w:hAnsiTheme="majorBidi" w:cstheme="majorBidi"/>
+              </w:rPr>
+              <w:t>is listed</w:t>
+            </w:r>
+            <w:proofErr w:type="gramEnd"/>
+            <w:r>
+              <w:rPr>
+                <w:rFonts w:asciiTheme="majorBidi" w:hAnsiTheme="majorBidi" w:cstheme="majorBidi"/>
+              </w:rPr>
+              <w:t xml:space="preserve"> for rent on the platform.</w:t>
             </w:r>
           </w:p>
         </w:tc>
@@ -1773,7 +1993,7 @@
         </w:rPr>
         <w:lastRenderedPageBreak/>
         <w:drawing>
-          <wp:anchor distT="0" distB="0" distL="114300" distR="114300" simplePos="0" relativeHeight="251657728" behindDoc="1" locked="0" layoutInCell="1" allowOverlap="1">
+          <wp:anchor distT="0" distB="0" distL="114300" distR="114300" simplePos="0" relativeHeight="251656192" behindDoc="1" locked="0" layoutInCell="1" allowOverlap="1">
             <wp:simplePos x="0" y="0"/>
             <wp:positionH relativeFrom="column">
               <wp:posOffset>552450</wp:posOffset>
@@ -2080,7 +2300,21 @@
               <w:rPr>
                 <w:rFonts w:asciiTheme="majorBidi" w:hAnsiTheme="majorBidi" w:cstheme="majorBidi"/>
               </w:rPr>
-              <w:t>Allows landlord to update availability and pricing information for an existing listing.</w:t>
+              <w:t xml:space="preserve">Allows </w:t>
+            </w:r>
+            <w:proofErr w:type="gramStart"/>
+            <w:r>
+              <w:rPr>
+                <w:rFonts w:asciiTheme="majorBidi" w:hAnsiTheme="majorBidi" w:cstheme="majorBidi"/>
+              </w:rPr>
+              <w:t>landlord</w:t>
+            </w:r>
+            <w:proofErr w:type="gramEnd"/>
+            <w:r>
+              <w:rPr>
+                <w:rFonts w:asciiTheme="majorBidi" w:hAnsiTheme="majorBidi" w:cstheme="majorBidi"/>
+              </w:rPr>
+              <w:t xml:space="preserve"> to update availability and pricing information for an existing listing.</w:t>
             </w:r>
           </w:p>
         </w:tc>
@@ -2131,11 +2365,19 @@
                 <w:rtl/>
               </w:rPr>
             </w:pPr>
-            <w:r>
-              <w:rPr>
-                <w:rFonts w:asciiTheme="majorBidi" w:hAnsiTheme="majorBidi" w:cstheme="majorBidi"/>
-              </w:rPr>
-              <w:t>Landlord selects "Update House" on their listing.</w:t>
+            <w:proofErr w:type="gramStart"/>
+            <w:r>
+              <w:rPr>
+                <w:rFonts w:asciiTheme="majorBidi" w:hAnsiTheme="majorBidi" w:cstheme="majorBidi"/>
+              </w:rPr>
+              <w:t>Landlord</w:t>
+            </w:r>
+            <w:proofErr w:type="gramEnd"/>
+            <w:r>
+              <w:rPr>
+                <w:rFonts w:asciiTheme="majorBidi" w:hAnsiTheme="majorBidi" w:cstheme="majorBidi"/>
+              </w:rPr>
+              <w:t xml:space="preserve"> selects "Update House" on their listing.</w:t>
             </w:r>
           </w:p>
         </w:tc>
@@ -2181,6 +2423,7 @@
                 <w:rFonts w:asciiTheme="majorBidi" w:hAnsiTheme="majorBidi" w:cstheme="majorBidi"/>
               </w:rPr>
             </w:pPr>
+            <w:proofErr w:type="gramStart"/>
             <w:r>
               <w:rPr>
                 <w:rFonts w:ascii="Times New Roman" w:eastAsia="Times New Roman" w:hAnsi="Symbol" w:cs="Times New Roman"/>
@@ -2201,7 +2444,14 @@
               <w:rPr>
                 <w:rFonts w:asciiTheme="majorBidi" w:hAnsiTheme="majorBidi" w:cstheme="majorBidi"/>
               </w:rPr>
-              <w:t>Landlord is logged in.</w:t>
+              <w:t>Landlord</w:t>
+            </w:r>
+            <w:proofErr w:type="gramEnd"/>
+            <w:r>
+              <w:rPr>
+                <w:rFonts w:asciiTheme="majorBidi" w:hAnsiTheme="majorBidi" w:cstheme="majorBidi"/>
+              </w:rPr>
+              <w:t xml:space="preserve"> is logged in.</w:t>
             </w:r>
           </w:p>
           <w:p>
@@ -2213,6 +2463,7 @@
                 <w:bCs/>
               </w:rPr>
             </w:pPr>
+            <w:proofErr w:type="gramStart"/>
             <w:r>
               <w:rPr>
                 <w:rFonts w:ascii="Times New Roman" w:eastAsia="Times New Roman" w:hAnsi="Symbol" w:cs="Times New Roman"/>
@@ -2227,7 +2478,16 @@
                 <w:sz w:val="24"/>
                 <w:szCs w:val="24"/>
               </w:rPr>
-              <w:t xml:space="preserve">  Landlord has enough balance for publishing the advertisement.</w:t>
+              <w:t xml:space="preserve">  Landlord</w:t>
+            </w:r>
+            <w:proofErr w:type="gramEnd"/>
+            <w:r>
+              <w:rPr>
+                <w:rFonts w:asciiTheme="majorBidi" w:eastAsia="Times New Roman" w:hAnsiTheme="majorBidi" w:cstheme="majorBidi"/>
+                <w:sz w:val="24"/>
+                <w:szCs w:val="24"/>
+              </w:rPr>
+              <w:t xml:space="preserve"> has enough balance for publishing the advertisement.</w:t>
             </w:r>
           </w:p>
         </w:tc>
@@ -2274,6 +2534,7 @@
                 <w:szCs w:val="24"/>
               </w:rPr>
             </w:pPr>
+            <w:proofErr w:type="gramStart"/>
             <w:r>
               <w:rPr>
                 <w:rFonts w:ascii="Times New Roman" w:eastAsia="Times New Roman" w:hAnsi="Symbol" w:cs="Times New Roman"/>
@@ -2288,7 +2549,16 @@
                 <w:sz w:val="24"/>
                 <w:szCs w:val="24"/>
               </w:rPr>
-              <w:t xml:space="preserve">  The platform updates are instantaneous and reflect immediately on listings.</w:t>
+              <w:t xml:space="preserve">  The</w:t>
+            </w:r>
+            <w:proofErr w:type="gramEnd"/>
+            <w:r>
+              <w:rPr>
+                <w:rFonts w:asciiTheme="majorBidi" w:eastAsia="Times New Roman" w:hAnsiTheme="majorBidi" w:cstheme="majorBidi"/>
+                <w:sz w:val="24"/>
+                <w:szCs w:val="24"/>
+              </w:rPr>
+              <w:t xml:space="preserve"> platform updates are instantaneous and reflect immediately on listings.</w:t>
             </w:r>
           </w:p>
           <w:p>
@@ -2300,6 +2570,7 @@
                 <w:bCs/>
               </w:rPr>
             </w:pPr>
+            <w:proofErr w:type="gramStart"/>
             <w:r>
               <w:rPr>
                 <w:rFonts w:ascii="Times New Roman" w:eastAsia="Times New Roman" w:hAnsi="Symbol" w:cs="Times New Roman"/>
@@ -2316,7 +2587,18 @@
                 <w:szCs w:val="24"/>
                 <w14:ligatures w14:val="none"/>
               </w:rPr>
-              <w:t xml:space="preserve">  Landlord has accurate, up-to-date information about availability and pricing.</w:t>
+              <w:t xml:space="preserve">  Landlord</w:t>
+            </w:r>
+            <w:proofErr w:type="gramEnd"/>
+            <w:r>
+              <w:rPr>
+                <w:rFonts w:asciiTheme="majorBidi" w:eastAsia="Times New Roman" w:hAnsiTheme="majorBidi" w:cstheme="majorBidi"/>
+                <w:kern w:val="0"/>
+                <w:sz w:val="24"/>
+                <w:szCs w:val="24"/>
+                <w14:ligatures w14:val="none"/>
+              </w:rPr>
+              <w:t xml:space="preserve"> has accurate, up-to-date information about availability and pricing.</w:t>
             </w:r>
           </w:p>
         </w:tc>
@@ -2364,6 +2646,7 @@
                 <w:szCs w:val="24"/>
               </w:rPr>
             </w:pPr>
+            <w:proofErr w:type="gramStart"/>
             <w:r>
               <w:rPr>
                 <w:rFonts w:ascii="Times New Roman" w:eastAsia="Times New Roman" w:hAnsi="Symbol" w:cs="Times New Roman"/>
@@ -2378,7 +2661,16 @@
                 <w:sz w:val="24"/>
                 <w:szCs w:val="24"/>
               </w:rPr>
-              <w:t xml:space="preserve">  Landlord updates availability status and/or price.</w:t>
+              <w:t xml:space="preserve">  Landlord</w:t>
+            </w:r>
+            <w:proofErr w:type="gramEnd"/>
+            <w:r>
+              <w:rPr>
+                <w:rFonts w:asciiTheme="majorBidi" w:eastAsia="Times New Roman" w:hAnsiTheme="majorBidi" w:cstheme="majorBidi"/>
+                <w:sz w:val="24"/>
+                <w:szCs w:val="24"/>
+              </w:rPr>
+              <w:t xml:space="preserve"> updates availability status and/or price.</w:t>
             </w:r>
           </w:p>
           <w:p>
@@ -2390,6 +2682,7 @@
                 <w:bCs/>
               </w:rPr>
             </w:pPr>
+            <w:proofErr w:type="gramStart"/>
             <w:r>
               <w:rPr>
                 <w:rFonts w:ascii="Times New Roman" w:eastAsia="Times New Roman" w:hAnsi="Symbol" w:cs="Times New Roman"/>
@@ -2406,7 +2699,18 @@
                 <w:szCs w:val="24"/>
                 <w14:ligatures w14:val="none"/>
               </w:rPr>
-              <w:t xml:space="preserve">  Platform saves the changes to the listing.</w:t>
+              <w:t xml:space="preserve">  Platform</w:t>
+            </w:r>
+            <w:proofErr w:type="gramEnd"/>
+            <w:r>
+              <w:rPr>
+                <w:rFonts w:asciiTheme="majorBidi" w:eastAsia="Times New Roman" w:hAnsiTheme="majorBidi" w:cstheme="majorBidi"/>
+                <w:kern w:val="0"/>
+                <w:sz w:val="24"/>
+                <w:szCs w:val="24"/>
+                <w14:ligatures w14:val="none"/>
+              </w:rPr>
+              <w:t xml:space="preserve"> saves the changes to the listing.</w:t>
             </w:r>
           </w:p>
         </w:tc>
@@ -2457,7 +2761,21 @@
               <w:rPr>
                 <w:rFonts w:asciiTheme="majorBidi" w:hAnsiTheme="majorBidi" w:cstheme="majorBidi"/>
               </w:rPr>
-              <w:t>If the listing is inactive, the platform notifies the landlord.</w:t>
+              <w:t xml:space="preserve">If the listing is inactive, the platform notifies the </w:t>
+            </w:r>
+            <w:proofErr w:type="gramStart"/>
+            <w:r>
+              <w:rPr>
+                <w:rFonts w:asciiTheme="majorBidi" w:hAnsiTheme="majorBidi" w:cstheme="majorBidi"/>
+              </w:rPr>
+              <w:t>landlord</w:t>
+            </w:r>
+            <w:proofErr w:type="gramEnd"/>
+            <w:r>
+              <w:rPr>
+                <w:rFonts w:asciiTheme="majorBidi" w:hAnsiTheme="majorBidi" w:cstheme="majorBidi"/>
+              </w:rPr>
+              <w:t>.</w:t>
             </w:r>
           </w:p>
         </w:tc>
@@ -2509,7 +2827,21 @@
               <w:rPr>
                 <w:rFonts w:asciiTheme="majorBidi" w:hAnsiTheme="majorBidi" w:cstheme="majorBidi"/>
               </w:rPr>
-              <w:t>Updated listing is displayed on the platform.</w:t>
+              <w:t xml:space="preserve">Updated listing </w:t>
+            </w:r>
+            <w:proofErr w:type="gramStart"/>
+            <w:r>
+              <w:rPr>
+                <w:rFonts w:asciiTheme="majorBidi" w:hAnsiTheme="majorBidi" w:cstheme="majorBidi"/>
+              </w:rPr>
+              <w:t>is displayed</w:t>
+            </w:r>
+            <w:proofErr w:type="gramEnd"/>
+            <w:r>
+              <w:rPr>
+                <w:rFonts w:asciiTheme="majorBidi" w:hAnsiTheme="majorBidi" w:cstheme="majorBidi"/>
+              </w:rPr>
+              <w:t xml:space="preserve"> on the platform.</w:t>
             </w:r>
           </w:p>
         </w:tc>
@@ -2654,7 +2986,7 @@
         </w:rPr>
         <w:lastRenderedPageBreak/>
         <w:drawing>
-          <wp:anchor distT="0" distB="0" distL="114300" distR="114300" simplePos="0" relativeHeight="251658752" behindDoc="1" locked="0" layoutInCell="1" allowOverlap="1">
+          <wp:anchor distT="0" distB="0" distL="114300" distR="114300" simplePos="0" relativeHeight="251658240" behindDoc="1" locked="0" layoutInCell="1" allowOverlap="1">
             <wp:simplePos x="0" y="0"/>
             <wp:positionH relativeFrom="column">
               <wp:posOffset>723900</wp:posOffset>
@@ -2961,7 +3293,21 @@
               <w:rPr>
                 <w:rFonts w:asciiTheme="majorBidi" w:hAnsiTheme="majorBidi" w:cstheme="majorBidi"/>
               </w:rPr>
-              <w:t>Allows landlord to publish house from their houses’ advertisements list.</w:t>
+              <w:t xml:space="preserve">Allows </w:t>
+            </w:r>
+            <w:proofErr w:type="gramStart"/>
+            <w:r>
+              <w:rPr>
+                <w:rFonts w:asciiTheme="majorBidi" w:hAnsiTheme="majorBidi" w:cstheme="majorBidi"/>
+              </w:rPr>
+              <w:t>landlord</w:t>
+            </w:r>
+            <w:proofErr w:type="gramEnd"/>
+            <w:r>
+              <w:rPr>
+                <w:rFonts w:asciiTheme="majorBidi" w:hAnsiTheme="majorBidi" w:cstheme="majorBidi"/>
+              </w:rPr>
+              <w:t xml:space="preserve"> to publish house from their houses’ advertisements list.</w:t>
             </w:r>
           </w:p>
         </w:tc>
@@ -3012,11 +3358,19 @@
                 <w:rtl/>
               </w:rPr>
             </w:pPr>
-            <w:r>
-              <w:rPr>
-                <w:rFonts w:asciiTheme="majorBidi" w:hAnsiTheme="majorBidi" w:cstheme="majorBidi"/>
-              </w:rPr>
-              <w:t>Landlord selects "Publish House" for advertisement he wants to publish.</w:t>
+            <w:proofErr w:type="gramStart"/>
+            <w:r>
+              <w:rPr>
+                <w:rFonts w:asciiTheme="majorBidi" w:hAnsiTheme="majorBidi" w:cstheme="majorBidi"/>
+              </w:rPr>
+              <w:t>Landlord</w:t>
+            </w:r>
+            <w:proofErr w:type="gramEnd"/>
+            <w:r>
+              <w:rPr>
+                <w:rFonts w:asciiTheme="majorBidi" w:hAnsiTheme="majorBidi" w:cstheme="majorBidi"/>
+              </w:rPr>
+              <w:t xml:space="preserve"> selects "Publish House" for advertisement he wants to publish.</w:t>
             </w:r>
           </w:p>
         </w:tc>
@@ -3060,15 +3414,73 @@
               <w:cnfStyle w:val="000000100000" w:firstRow="0" w:lastRow="0" w:firstColumn="0" w:lastColumn="0" w:oddVBand="0" w:evenVBand="0" w:oddHBand="1" w:evenHBand="0" w:firstRowFirstColumn="0" w:firstRowLastColumn="0" w:lastRowFirstColumn="0" w:lastRowLastColumn="0"/>
               <w:rPr>
                 <w:rFonts w:asciiTheme="majorBidi" w:hAnsiTheme="majorBidi" w:cstheme="majorBidi"/>
+              </w:rPr>
+            </w:pPr>
+            <w:proofErr w:type="gramStart"/>
+            <w:r>
+              <w:rPr>
+                <w:rFonts w:ascii="Times New Roman" w:eastAsia="Times New Roman" w:hAnsi="Symbol" w:cs="Times New Roman"/>
+                <w:sz w:val="24"/>
+                <w:szCs w:val="24"/>
+              </w:rPr>
+              <w:t></w:t>
+            </w:r>
+            <w:r>
+              <w:rPr>
+                <w:rFonts w:ascii="Times New Roman" w:eastAsia="Times New Roman" w:hAnsi="Symbol" w:cs="Times New Roman"/>
+                <w:sz w:val="24"/>
+                <w:szCs w:val="24"/>
+              </w:rPr>
+              <w:t xml:space="preserve">  </w:t>
+            </w:r>
+            <w:r>
+              <w:rPr>
+                <w:rFonts w:asciiTheme="majorBidi" w:hAnsiTheme="majorBidi" w:cstheme="majorBidi"/>
+              </w:rPr>
+              <w:t>Landlord</w:t>
+            </w:r>
+            <w:proofErr w:type="gramEnd"/>
+            <w:r>
+              <w:rPr>
+                <w:rFonts w:asciiTheme="majorBidi" w:hAnsiTheme="majorBidi" w:cstheme="majorBidi"/>
+              </w:rPr>
+              <w:t xml:space="preserve"> is logged in.</w:t>
+            </w:r>
+          </w:p>
+          <w:p>
+            <w:pPr>
+              <w:cnfStyle w:val="000000100000" w:firstRow="0" w:lastRow="0" w:firstColumn="0" w:lastColumn="0" w:oddVBand="0" w:evenVBand="0" w:oddHBand="1" w:evenHBand="0" w:firstRowFirstColumn="0" w:firstRowLastColumn="0" w:lastRowFirstColumn="0" w:lastRowLastColumn="0"/>
+              <w:rPr>
+                <w:rFonts w:asciiTheme="majorBidi" w:hAnsiTheme="majorBidi" w:cstheme="majorBidi"/>
                 <w:b/>
                 <w:bCs/>
               </w:rPr>
             </w:pPr>
-            <w:r>
-              <w:rPr>
-                <w:rFonts w:asciiTheme="majorBidi" w:hAnsiTheme="majorBidi" w:cstheme="majorBidi"/>
-              </w:rPr>
-              <w:t>Landlord is logged in.</w:t>
+            <w:proofErr w:type="gramStart"/>
+            <w:r>
+              <w:rPr>
+                <w:rFonts w:ascii="Times New Roman" w:eastAsia="Times New Roman" w:hAnsi="Symbol" w:cs="Times New Roman"/>
+                <w:sz w:val="24"/>
+                <w:szCs w:val="24"/>
+              </w:rPr>
+              <w:t></w:t>
+            </w:r>
+            <w:r>
+              <w:rPr>
+                <w:rFonts w:ascii="Times New Roman" w:eastAsia="Times New Roman" w:hAnsi="Symbol" w:cs="Times New Roman"/>
+                <w:sz w:val="24"/>
+                <w:szCs w:val="24"/>
+              </w:rPr>
+              <w:t xml:space="preserve">  The</w:t>
+            </w:r>
+            <w:proofErr w:type="gramEnd"/>
+            <w:r>
+              <w:rPr>
+                <w:rFonts w:ascii="Times New Roman" w:eastAsia="Times New Roman" w:hAnsi="Symbol" w:cs="Times New Roman"/>
+                <w:sz w:val="24"/>
+                <w:szCs w:val="24"/>
+              </w:rPr>
+              <w:t xml:space="preserve"> house has already been reviewed by customer service.</w:t>
             </w:r>
           </w:p>
         </w:tc>
@@ -3115,6 +3527,7 @@
                 <w:szCs w:val="24"/>
               </w:rPr>
             </w:pPr>
+            <w:proofErr w:type="gramStart"/>
             <w:r>
               <w:rPr>
                 <w:rFonts w:ascii="Times New Roman" w:eastAsia="Times New Roman" w:hAnsi="Symbol" w:cs="Times New Roman"/>
@@ -3129,7 +3542,16 @@
                 <w:sz w:val="24"/>
                 <w:szCs w:val="24"/>
               </w:rPr>
-              <w:t xml:space="preserve">  Landlord already has houses in his list.</w:t>
+              <w:t xml:space="preserve">  Landlord</w:t>
+            </w:r>
+            <w:proofErr w:type="gramEnd"/>
+            <w:r>
+              <w:rPr>
+                <w:rFonts w:asciiTheme="majorBidi" w:eastAsia="Times New Roman" w:hAnsiTheme="majorBidi" w:cstheme="majorBidi"/>
+                <w:sz w:val="24"/>
+                <w:szCs w:val="24"/>
+              </w:rPr>
+              <w:t xml:space="preserve"> already has houses in his list.</w:t>
             </w:r>
           </w:p>
           <w:p>
@@ -3141,6 +3563,7 @@
                 <w:bCs/>
               </w:rPr>
             </w:pPr>
+            <w:proofErr w:type="gramStart"/>
             <w:r>
               <w:rPr>
                 <w:rFonts w:ascii="Times New Roman" w:eastAsia="Times New Roman" w:hAnsi="Symbol" w:cs="Times New Roman"/>
@@ -3157,7 +3580,18 @@
                 <w:szCs w:val="24"/>
                 <w14:ligatures w14:val="none"/>
               </w:rPr>
-              <w:t xml:space="preserve">  Landlord has enough balance.</w:t>
+              <w:t xml:space="preserve">  Landlord</w:t>
+            </w:r>
+            <w:proofErr w:type="gramEnd"/>
+            <w:r>
+              <w:rPr>
+                <w:rFonts w:asciiTheme="majorBidi" w:eastAsia="Times New Roman" w:hAnsiTheme="majorBidi" w:cstheme="majorBidi"/>
+                <w:kern w:val="0"/>
+                <w:sz w:val="24"/>
+                <w:szCs w:val="24"/>
+                <w14:ligatures w14:val="none"/>
+              </w:rPr>
+              <w:t xml:space="preserve"> has enough balance.</w:t>
             </w:r>
           </w:p>
         </w:tc>
@@ -3205,6 +3639,7 @@
                 <w:szCs w:val="24"/>
               </w:rPr>
             </w:pPr>
+            <w:proofErr w:type="gramStart"/>
             <w:r>
               <w:rPr>
                 <w:rFonts w:ascii="Times New Roman" w:eastAsia="Times New Roman" w:hAnsi="Symbol" w:cs="Times New Roman"/>
@@ -3219,7 +3654,16 @@
                 <w:sz w:val="24"/>
                 <w:szCs w:val="24"/>
               </w:rPr>
-              <w:t xml:space="preserve">  Landlord chooses the house he want to publish from his list.</w:t>
+              <w:t xml:space="preserve">  Landlord</w:t>
+            </w:r>
+            <w:proofErr w:type="gramEnd"/>
+            <w:r>
+              <w:rPr>
+                <w:rFonts w:asciiTheme="majorBidi" w:eastAsia="Times New Roman" w:hAnsiTheme="majorBidi" w:cstheme="majorBidi"/>
+                <w:sz w:val="24"/>
+                <w:szCs w:val="24"/>
+              </w:rPr>
+              <w:t xml:space="preserve"> chooses the house he want to publish from his list.</w:t>
             </w:r>
           </w:p>
           <w:p>
@@ -3233,6 +3677,7 @@
                 <w14:ligatures w14:val="none"/>
               </w:rPr>
             </w:pPr>
+            <w:proofErr w:type="gramStart"/>
             <w:r>
               <w:rPr>
                 <w:rFonts w:ascii="Times New Roman" w:eastAsia="Times New Roman" w:hAnsi="Symbol" w:cs="Times New Roman"/>
@@ -3249,7 +3694,18 @@
                 <w:szCs w:val="24"/>
                 <w14:ligatures w14:val="none"/>
               </w:rPr>
-              <w:t xml:space="preserve">  Landlord choose a suitable plan for the advertisement.</w:t>
+              <w:t xml:space="preserve">  Landlord</w:t>
+            </w:r>
+            <w:proofErr w:type="gramEnd"/>
+            <w:r>
+              <w:rPr>
+                <w:rFonts w:asciiTheme="majorBidi" w:eastAsia="Times New Roman" w:hAnsiTheme="majorBidi" w:cstheme="majorBidi"/>
+                <w:kern w:val="0"/>
+                <w:sz w:val="24"/>
+                <w:szCs w:val="24"/>
+                <w14:ligatures w14:val="none"/>
+              </w:rPr>
+              <w:t xml:space="preserve"> choose a suitable plan for the advertisement.</w:t>
             </w:r>
           </w:p>
           <w:p>
@@ -3279,7 +3735,29 @@
                 <w:szCs w:val="24"/>
                 <w14:ligatures w14:val="none"/>
               </w:rPr>
-              <w:t xml:space="preserve"> The cost of the advertisement will be withdrawn from landlord balance.</w:t>
+              <w:t xml:space="preserve"> The cost of the advertisement will be withdrawn from </w:t>
+            </w:r>
+            <w:proofErr w:type="gramStart"/>
+            <w:r>
+              <w:rPr>
+                <w:rFonts w:asciiTheme="majorBidi" w:eastAsia="Times New Roman" w:hAnsiTheme="majorBidi" w:cstheme="majorBidi"/>
+                <w:kern w:val="0"/>
+                <w:sz w:val="24"/>
+                <w:szCs w:val="24"/>
+                <w14:ligatures w14:val="none"/>
+              </w:rPr>
+              <w:t>landlord</w:t>
+            </w:r>
+            <w:proofErr w:type="gramEnd"/>
+            <w:r>
+              <w:rPr>
+                <w:rFonts w:asciiTheme="majorBidi" w:eastAsia="Times New Roman" w:hAnsiTheme="majorBidi" w:cstheme="majorBidi"/>
+                <w:kern w:val="0"/>
+                <w:sz w:val="24"/>
+                <w:szCs w:val="24"/>
+                <w14:ligatures w14:val="none"/>
+              </w:rPr>
+              <w:t xml:space="preserve"> balance.</w:t>
             </w:r>
           </w:p>
         </w:tc>
@@ -3330,7 +3808,21 @@
               <w:rPr>
                 <w:rFonts w:asciiTheme="majorBidi" w:hAnsiTheme="majorBidi" w:cstheme="majorBidi"/>
               </w:rPr>
-              <w:t>If the landlord does not have enough balance he will be notified.</w:t>
+              <w:t xml:space="preserve">If the </w:t>
+            </w:r>
+            <w:proofErr w:type="gramStart"/>
+            <w:r>
+              <w:rPr>
+                <w:rFonts w:asciiTheme="majorBidi" w:hAnsiTheme="majorBidi" w:cstheme="majorBidi"/>
+              </w:rPr>
+              <w:t>landlord</w:t>
+            </w:r>
+            <w:proofErr w:type="gramEnd"/>
+            <w:r>
+              <w:rPr>
+                <w:rFonts w:asciiTheme="majorBidi" w:hAnsiTheme="majorBidi" w:cstheme="majorBidi"/>
+              </w:rPr>
+              <w:t xml:space="preserve"> does not have enough balance he will be notified.</w:t>
             </w:r>
           </w:p>
         </w:tc>
@@ -3525,9 +4017,8 @@
           <w:rFonts w:asciiTheme="majorBidi" w:hAnsiTheme="majorBidi" w:cstheme="majorBidi"/>
           <w:noProof/>
         </w:rPr>
-        <w:lastRenderedPageBreak/>
         <w:drawing>
-          <wp:anchor distT="0" distB="0" distL="114300" distR="114300" simplePos="0" relativeHeight="251653632" behindDoc="1" locked="0" layoutInCell="1" allowOverlap="1">
+          <wp:anchor distT="0" distB="0" distL="114300" distR="114300" simplePos="0" relativeHeight="251646976" behindDoc="1" locked="0" layoutInCell="1" allowOverlap="1">
             <wp:simplePos x="0" y="0"/>
             <wp:positionH relativeFrom="column">
               <wp:posOffset>504825</wp:posOffset>
@@ -3827,7 +4318,21 @@
               <w:rPr>
                 <w:rFonts w:asciiTheme="majorBidi" w:hAnsiTheme="majorBidi" w:cstheme="majorBidi"/>
               </w:rPr>
-              <w:t>Allows landlord to check houses inserted in his list.</w:t>
+              <w:t xml:space="preserve">Allows </w:t>
+            </w:r>
+            <w:proofErr w:type="gramStart"/>
+            <w:r>
+              <w:rPr>
+                <w:rFonts w:asciiTheme="majorBidi" w:hAnsiTheme="majorBidi" w:cstheme="majorBidi"/>
+              </w:rPr>
+              <w:t>landlord</w:t>
+            </w:r>
+            <w:proofErr w:type="gramEnd"/>
+            <w:r>
+              <w:rPr>
+                <w:rFonts w:asciiTheme="majorBidi" w:hAnsiTheme="majorBidi" w:cstheme="majorBidi"/>
+              </w:rPr>
+              <w:t xml:space="preserve"> to check houses inserted in his list.</w:t>
             </w:r>
           </w:p>
         </w:tc>
@@ -3878,11 +4383,19 @@
                 <w:rtl/>
               </w:rPr>
             </w:pPr>
-            <w:r>
-              <w:rPr>
-                <w:rFonts w:asciiTheme="majorBidi" w:hAnsiTheme="majorBidi" w:cstheme="majorBidi"/>
-              </w:rPr>
-              <w:t>Landlord selects "Review House".</w:t>
+            <w:proofErr w:type="gramStart"/>
+            <w:r>
+              <w:rPr>
+                <w:rFonts w:asciiTheme="majorBidi" w:hAnsiTheme="majorBidi" w:cstheme="majorBidi"/>
+              </w:rPr>
+              <w:t>Landlord</w:t>
+            </w:r>
+            <w:proofErr w:type="gramEnd"/>
+            <w:r>
+              <w:rPr>
+                <w:rFonts w:asciiTheme="majorBidi" w:hAnsiTheme="majorBidi" w:cstheme="majorBidi"/>
+              </w:rPr>
+              <w:t xml:space="preserve"> selects "Review House".</w:t>
             </w:r>
           </w:p>
         </w:tc>
@@ -3981,13 +4494,23 @@
                 <w:szCs w:val="24"/>
               </w:rPr>
             </w:pPr>
-            <w:r>
-              <w:rPr>
-                <w:rFonts w:asciiTheme="majorBidi" w:eastAsia="Times New Roman" w:hAnsiTheme="majorBidi" w:cstheme="majorBidi"/>
-                <w:sz w:val="24"/>
-                <w:szCs w:val="24"/>
-              </w:rPr>
-              <w:t>Landlord already has houses in his list.</w:t>
+            <w:proofErr w:type="gramStart"/>
+            <w:r>
+              <w:rPr>
+                <w:rFonts w:asciiTheme="majorBidi" w:eastAsia="Times New Roman" w:hAnsiTheme="majorBidi" w:cstheme="majorBidi"/>
+                <w:sz w:val="24"/>
+                <w:szCs w:val="24"/>
+              </w:rPr>
+              <w:t>Landlord</w:t>
+            </w:r>
+            <w:proofErr w:type="gramEnd"/>
+            <w:r>
+              <w:rPr>
+                <w:rFonts w:asciiTheme="majorBidi" w:eastAsia="Times New Roman" w:hAnsiTheme="majorBidi" w:cstheme="majorBidi"/>
+                <w:sz w:val="24"/>
+                <w:szCs w:val="24"/>
+              </w:rPr>
+              <w:t xml:space="preserve"> already has houses in his list.</w:t>
             </w:r>
           </w:p>
         </w:tc>
@@ -4035,6 +4558,7 @@
                 <w:szCs w:val="24"/>
               </w:rPr>
             </w:pPr>
+            <w:proofErr w:type="gramStart"/>
             <w:r>
               <w:rPr>
                 <w:rFonts w:ascii="Times New Roman" w:eastAsia="Times New Roman" w:hAnsi="Symbol" w:cs="Times New Roman"/>
@@ -4049,7 +4573,16 @@
                 <w:sz w:val="24"/>
                 <w:szCs w:val="24"/>
               </w:rPr>
-              <w:t xml:space="preserve">  Landlord enters the list of houses that has been inspected and added to his list.</w:t>
+              <w:t xml:space="preserve">  Landlord</w:t>
+            </w:r>
+            <w:proofErr w:type="gramEnd"/>
+            <w:r>
+              <w:rPr>
+                <w:rFonts w:asciiTheme="majorBidi" w:eastAsia="Times New Roman" w:hAnsiTheme="majorBidi" w:cstheme="majorBidi"/>
+                <w:sz w:val="24"/>
+                <w:szCs w:val="24"/>
+              </w:rPr>
+              <w:t xml:space="preserve"> enters the list of houses that has been inspected and added to his list.</w:t>
             </w:r>
           </w:p>
           <w:p>
@@ -4063,6 +4596,7 @@
                 <w14:ligatures w14:val="none"/>
               </w:rPr>
             </w:pPr>
+            <w:proofErr w:type="gramStart"/>
             <w:r>
               <w:rPr>
                 <w:rFonts w:ascii="Times New Roman" w:eastAsia="Times New Roman" w:hAnsi="Symbol" w:cs="Times New Roman"/>
@@ -4079,7 +4613,18 @@
                 <w:szCs w:val="24"/>
                 <w14:ligatures w14:val="none"/>
               </w:rPr>
-              <w:t xml:space="preserve">  Landlord is able to choose any advertisement to check it details.</w:t>
+              <w:t xml:space="preserve">  Landlord</w:t>
+            </w:r>
+            <w:proofErr w:type="gramEnd"/>
+            <w:r>
+              <w:rPr>
+                <w:rFonts w:asciiTheme="majorBidi" w:eastAsia="Times New Roman" w:hAnsiTheme="majorBidi" w:cstheme="majorBidi"/>
+                <w:kern w:val="0"/>
+                <w:sz w:val="24"/>
+                <w:szCs w:val="24"/>
+                <w14:ligatures w14:val="none"/>
+              </w:rPr>
+              <w:t xml:space="preserve"> is able to choose any advertisement to check it details.</w:t>
             </w:r>
           </w:p>
         </w:tc>
@@ -4130,7 +4675,21 @@
               <w:rPr>
                 <w:rFonts w:asciiTheme="majorBidi" w:hAnsiTheme="majorBidi" w:cstheme="majorBidi"/>
               </w:rPr>
-              <w:t>If the landlord does not have houses in his list he will be notified.</w:t>
+              <w:t xml:space="preserve">If the </w:t>
+            </w:r>
+            <w:proofErr w:type="gramStart"/>
+            <w:r>
+              <w:rPr>
+                <w:rFonts w:asciiTheme="majorBidi" w:hAnsiTheme="majorBidi" w:cstheme="majorBidi"/>
+              </w:rPr>
+              <w:t>landlord</w:t>
+            </w:r>
+            <w:proofErr w:type="gramEnd"/>
+            <w:r>
+              <w:rPr>
+                <w:rFonts w:asciiTheme="majorBidi" w:hAnsiTheme="majorBidi" w:cstheme="majorBidi"/>
+              </w:rPr>
+              <w:t xml:space="preserve"> does not have houses in his list he will be notified.</w:t>
             </w:r>
           </w:p>
         </w:tc>
@@ -4182,7 +4741,21 @@
               <w:rPr>
                 <w:rFonts w:asciiTheme="majorBidi" w:hAnsiTheme="majorBidi" w:cstheme="majorBidi"/>
               </w:rPr>
-              <w:t>Display the list of Advertisements for landlord.</w:t>
+              <w:t xml:space="preserve">Display the list of Advertisements for </w:t>
+            </w:r>
+            <w:proofErr w:type="gramStart"/>
+            <w:r>
+              <w:rPr>
+                <w:rFonts w:asciiTheme="majorBidi" w:hAnsiTheme="majorBidi" w:cstheme="majorBidi"/>
+              </w:rPr>
+              <w:t>landlord</w:t>
+            </w:r>
+            <w:proofErr w:type="gramEnd"/>
+            <w:r>
+              <w:rPr>
+                <w:rFonts w:asciiTheme="majorBidi" w:hAnsiTheme="majorBidi" w:cstheme="majorBidi"/>
+              </w:rPr>
+              <w:t>.</w:t>
             </w:r>
           </w:p>
         </w:tc>
@@ -4332,9 +4905,8 @@
           <w:rFonts w:asciiTheme="majorBidi" w:hAnsiTheme="majorBidi" w:cstheme="majorBidi"/>
           <w:noProof/>
         </w:rPr>
-        <w:lastRenderedPageBreak/>
         <w:drawing>
-          <wp:anchor distT="0" distB="0" distL="114300" distR="114300" simplePos="0" relativeHeight="251654656" behindDoc="1" locked="0" layoutInCell="1" allowOverlap="1">
+          <wp:anchor distT="0" distB="0" distL="114300" distR="114300" simplePos="0" relativeHeight="251649024" behindDoc="1" locked="0" layoutInCell="1" allowOverlap="1">
             <wp:simplePos x="0" y="0"/>
             <wp:positionH relativeFrom="column">
               <wp:posOffset>904875</wp:posOffset>
@@ -4634,7 +5206,21 @@
               <w:rPr>
                 <w:rFonts w:asciiTheme="majorBidi" w:hAnsiTheme="majorBidi" w:cstheme="majorBidi"/>
               </w:rPr>
-              <w:t xml:space="preserve">Allows landlord to Delete </w:t>
+              <w:t xml:space="preserve">Allows </w:t>
+            </w:r>
+            <w:proofErr w:type="gramStart"/>
+            <w:r>
+              <w:rPr>
+                <w:rFonts w:asciiTheme="majorBidi" w:hAnsiTheme="majorBidi" w:cstheme="majorBidi"/>
+              </w:rPr>
+              <w:t>landlord</w:t>
+            </w:r>
+            <w:proofErr w:type="gramEnd"/>
+            <w:r>
+              <w:rPr>
+                <w:rFonts w:asciiTheme="majorBidi" w:hAnsiTheme="majorBidi" w:cstheme="majorBidi"/>
+              </w:rPr>
+              <w:t xml:space="preserve"> to Delete </w:t>
             </w:r>
             <w:r>
               <w:rPr>
@@ -4709,11 +5295,19 @@
                 <w:rtl/>
               </w:rPr>
             </w:pPr>
-            <w:r>
-              <w:rPr>
-                <w:rFonts w:asciiTheme="majorBidi" w:hAnsiTheme="majorBidi" w:cstheme="majorBidi"/>
-              </w:rPr>
-              <w:t>Landlord selects "</w:t>
+            <w:proofErr w:type="gramStart"/>
+            <w:r>
+              <w:rPr>
+                <w:rFonts w:asciiTheme="majorBidi" w:hAnsiTheme="majorBidi" w:cstheme="majorBidi"/>
+              </w:rPr>
+              <w:t>Landlord</w:t>
+            </w:r>
+            <w:proofErr w:type="gramEnd"/>
+            <w:r>
+              <w:rPr>
+                <w:rFonts w:asciiTheme="majorBidi" w:hAnsiTheme="majorBidi" w:cstheme="majorBidi"/>
+              </w:rPr>
+              <w:t xml:space="preserve"> selects "</w:t>
             </w:r>
             <w:r>
               <w:rPr>
@@ -4828,7 +5422,25 @@
                 <w:sz w:val="24"/>
                 <w:szCs w:val="24"/>
               </w:rPr>
-              <w:t>There is already advertisement to be deleted.</w:t>
+              <w:t xml:space="preserve">There is already advertisement to </w:t>
+            </w:r>
+            <w:proofErr w:type="gramStart"/>
+            <w:r>
+              <w:rPr>
+                <w:rFonts w:asciiTheme="majorBidi" w:eastAsia="Times New Roman" w:hAnsiTheme="majorBidi" w:cstheme="majorBidi"/>
+                <w:sz w:val="24"/>
+                <w:szCs w:val="24"/>
+              </w:rPr>
+              <w:t>be deleted</w:t>
+            </w:r>
+            <w:proofErr w:type="gramEnd"/>
+            <w:r>
+              <w:rPr>
+                <w:rFonts w:asciiTheme="majorBidi" w:eastAsia="Times New Roman" w:hAnsiTheme="majorBidi" w:cstheme="majorBidi"/>
+                <w:sz w:val="24"/>
+                <w:szCs w:val="24"/>
+              </w:rPr>
+              <w:t>.</w:t>
             </w:r>
           </w:p>
         </w:tc>
@@ -4876,6 +5488,7 @@
                 <w:szCs w:val="24"/>
               </w:rPr>
             </w:pPr>
+            <w:proofErr w:type="gramStart"/>
             <w:r>
               <w:rPr>
                 <w:rFonts w:ascii="Times New Roman" w:eastAsia="Times New Roman" w:hAnsi="Symbol" w:cs="Times New Roman"/>
@@ -4890,7 +5503,16 @@
                 <w:sz w:val="24"/>
                 <w:szCs w:val="24"/>
               </w:rPr>
-              <w:t xml:space="preserve">  Landlord </w:t>
+              <w:t xml:space="preserve">  Landlord</w:t>
+            </w:r>
+            <w:proofErr w:type="gramEnd"/>
+            <w:r>
+              <w:rPr>
+                <w:rFonts w:asciiTheme="majorBidi" w:eastAsia="Times New Roman" w:hAnsiTheme="majorBidi" w:cstheme="majorBidi"/>
+                <w:sz w:val="24"/>
+                <w:szCs w:val="24"/>
+              </w:rPr>
+              <w:t xml:space="preserve"> </w:t>
             </w:r>
             <w:r>
               <w:rPr>
@@ -4920,6 +5542,7 @@
                 <w14:ligatures w14:val="none"/>
               </w:rPr>
             </w:pPr>
+            <w:proofErr w:type="gramStart"/>
             <w:r>
               <w:rPr>
                 <w:rFonts w:ascii="Times New Roman" w:eastAsia="Times New Roman" w:hAnsi="Symbol" w:cs="Times New Roman"/>
@@ -4936,7 +5559,18 @@
                 <w:szCs w:val="24"/>
                 <w14:ligatures w14:val="none"/>
               </w:rPr>
-              <w:t xml:space="preserve">  Platform saves the changes to the listing.</w:t>
+              <w:t xml:space="preserve">  Platform</w:t>
+            </w:r>
+            <w:proofErr w:type="gramEnd"/>
+            <w:r>
+              <w:rPr>
+                <w:rFonts w:asciiTheme="majorBidi" w:eastAsia="Times New Roman" w:hAnsiTheme="majorBidi" w:cstheme="majorBidi"/>
+                <w:kern w:val="0"/>
+                <w:sz w:val="24"/>
+                <w:szCs w:val="24"/>
+                <w14:ligatures w14:val="none"/>
+              </w:rPr>
+              <w:t xml:space="preserve"> saves the changes to the listing.</w:t>
             </w:r>
           </w:p>
         </w:tc>
@@ -4987,7 +5621,21 @@
               <w:rPr>
                 <w:rFonts w:asciiTheme="majorBidi" w:hAnsiTheme="majorBidi" w:cstheme="majorBidi"/>
               </w:rPr>
-              <w:t>If the landlord does not have houses in his list he will be notified.</w:t>
+              <w:t xml:space="preserve">If the </w:t>
+            </w:r>
+            <w:proofErr w:type="gramStart"/>
+            <w:r>
+              <w:rPr>
+                <w:rFonts w:asciiTheme="majorBidi" w:hAnsiTheme="majorBidi" w:cstheme="majorBidi"/>
+              </w:rPr>
+              <w:t>landlord</w:t>
+            </w:r>
+            <w:proofErr w:type="gramEnd"/>
+            <w:r>
+              <w:rPr>
+                <w:rFonts w:asciiTheme="majorBidi" w:hAnsiTheme="majorBidi" w:cstheme="majorBidi"/>
+              </w:rPr>
+              <w:t xml:space="preserve"> does not have houses in his list he will be notified.</w:t>
             </w:r>
           </w:p>
         </w:tc>
@@ -5039,7 +5687,21 @@
               <w:rPr>
                 <w:rFonts w:asciiTheme="majorBidi" w:hAnsiTheme="majorBidi" w:cstheme="majorBidi"/>
               </w:rPr>
-              <w:t>Advertisement will be removed from landlord list</w:t>
+              <w:t xml:space="preserve">Advertisement will be removed from </w:t>
+            </w:r>
+            <w:proofErr w:type="gramStart"/>
+            <w:r>
+              <w:rPr>
+                <w:rFonts w:asciiTheme="majorBidi" w:hAnsiTheme="majorBidi" w:cstheme="majorBidi"/>
+              </w:rPr>
+              <w:t>landlord</w:t>
+            </w:r>
+            <w:proofErr w:type="gramEnd"/>
+            <w:r>
+              <w:rPr>
+                <w:rFonts w:asciiTheme="majorBidi" w:hAnsiTheme="majorBidi" w:cstheme="majorBidi"/>
+              </w:rPr>
+              <w:t xml:space="preserve"> list</w:t>
             </w:r>
             <w:r>
               <w:rPr>
@@ -5223,9 +5885,8 @@
           <w:rFonts w:asciiTheme="majorBidi" w:hAnsiTheme="majorBidi" w:cstheme="majorBidi"/>
           <w:noProof/>
         </w:rPr>
-        <w:lastRenderedPageBreak/>
         <w:drawing>
-          <wp:anchor distT="0" distB="0" distL="114300" distR="114300" simplePos="0" relativeHeight="251659776" behindDoc="1" locked="0" layoutInCell="1" allowOverlap="1">
+          <wp:anchor distT="0" distB="0" distL="114300" distR="114300" simplePos="0" relativeHeight="251661312" behindDoc="1" locked="0" layoutInCell="1" allowOverlap="1">
             <wp:simplePos x="0" y="0"/>
             <wp:positionH relativeFrom="column">
               <wp:posOffset>942975</wp:posOffset>
@@ -5530,11 +6191,19 @@
                 <w:bCs/>
               </w:rPr>
             </w:pPr>
-            <w:r>
-              <w:rPr>
-                <w:rFonts w:asciiTheme="majorBidi" w:hAnsiTheme="majorBidi" w:cstheme="majorBidi"/>
-              </w:rPr>
-              <w:t>Landlord reviews and approves or declines rental requests.</w:t>
+            <w:proofErr w:type="gramStart"/>
+            <w:r>
+              <w:rPr>
+                <w:rFonts w:asciiTheme="majorBidi" w:hAnsiTheme="majorBidi" w:cstheme="majorBidi"/>
+              </w:rPr>
+              <w:t>Landlord</w:t>
+            </w:r>
+            <w:proofErr w:type="gramEnd"/>
+            <w:r>
+              <w:rPr>
+                <w:rFonts w:asciiTheme="majorBidi" w:hAnsiTheme="majorBidi" w:cstheme="majorBidi"/>
+              </w:rPr>
+              <w:t xml:space="preserve"> reviews and approves or declines rental requests.</w:t>
             </w:r>
           </w:p>
         </w:tc>
@@ -5587,11 +6256,19 @@
                 <w:rtl/>
               </w:rPr>
             </w:pPr>
-            <w:r>
-              <w:rPr>
-                <w:rFonts w:asciiTheme="majorBidi" w:hAnsiTheme="majorBidi" w:cstheme="majorBidi"/>
-              </w:rPr>
-              <w:t>Landlord receives a rental request.</w:t>
+            <w:proofErr w:type="gramStart"/>
+            <w:r>
+              <w:rPr>
+                <w:rFonts w:asciiTheme="majorBidi" w:hAnsiTheme="majorBidi" w:cstheme="majorBidi"/>
+              </w:rPr>
+              <w:t>Landlord</w:t>
+            </w:r>
+            <w:proofErr w:type="gramEnd"/>
+            <w:r>
+              <w:rPr>
+                <w:rFonts w:asciiTheme="majorBidi" w:hAnsiTheme="majorBidi" w:cstheme="majorBidi"/>
+              </w:rPr>
+              <w:t xml:space="preserve"> receives a rental request.</w:t>
             </w:r>
           </w:p>
         </w:tc>
@@ -5639,6 +6316,7 @@
                 <w:szCs w:val="24"/>
               </w:rPr>
             </w:pPr>
+            <w:proofErr w:type="gramStart"/>
             <w:r>
               <w:rPr>
                 <w:rFonts w:ascii="Times New Roman" w:eastAsia="Times New Roman" w:hAnsi="Symbol" w:cs="Times New Roman"/>
@@ -5653,7 +6331,16 @@
                 <w:sz w:val="24"/>
                 <w:szCs w:val="24"/>
               </w:rPr>
-              <w:t xml:space="preserve">  Landlord has an active rental listing.</w:t>
+              <w:t xml:space="preserve">  Landlord</w:t>
+            </w:r>
+            <w:proofErr w:type="gramEnd"/>
+            <w:r>
+              <w:rPr>
+                <w:rFonts w:asciiTheme="majorBidi" w:eastAsia="Times New Roman" w:hAnsiTheme="majorBidi" w:cstheme="majorBidi"/>
+                <w:sz w:val="24"/>
+                <w:szCs w:val="24"/>
+              </w:rPr>
+              <w:t xml:space="preserve"> has an active rental listing.</w:t>
             </w:r>
           </w:p>
           <w:p>
@@ -5665,6 +6352,7 @@
                 <w:bCs/>
               </w:rPr>
             </w:pPr>
+            <w:proofErr w:type="gramStart"/>
             <w:r>
               <w:rPr>
                 <w:rFonts w:ascii="Times New Roman" w:eastAsia="Times New Roman" w:hAnsi="Symbol" w:cs="Times New Roman"/>
@@ -5681,7 +6369,18 @@
                 <w:szCs w:val="24"/>
                 <w14:ligatures w14:val="none"/>
               </w:rPr>
-              <w:t xml:space="preserve">  Rental request exists with specified dates.</w:t>
+              <w:t xml:space="preserve">  Rental</w:t>
+            </w:r>
+            <w:proofErr w:type="gramEnd"/>
+            <w:r>
+              <w:rPr>
+                <w:rFonts w:asciiTheme="majorBidi" w:eastAsia="Times New Roman" w:hAnsiTheme="majorBidi" w:cstheme="majorBidi"/>
+                <w:kern w:val="0"/>
+                <w:sz w:val="24"/>
+                <w:szCs w:val="24"/>
+                <w14:ligatures w14:val="none"/>
+              </w:rPr>
+              <w:t xml:space="preserve"> request exists with specified dates.</w:t>
             </w:r>
           </w:p>
         </w:tc>
@@ -5728,6 +6427,7 @@
                 <w:szCs w:val="24"/>
               </w:rPr>
             </w:pPr>
+            <w:proofErr w:type="gramStart"/>
             <w:r>
               <w:rPr>
                 <w:rFonts w:ascii="Times New Roman" w:eastAsia="Times New Roman" w:hAnsi="Symbol" w:cs="Times New Roman"/>
@@ -5742,7 +6442,16 @@
                 <w:sz w:val="24"/>
                 <w:szCs w:val="24"/>
               </w:rPr>
-              <w:t xml:space="preserve">  Platform messaging system facilitates prompt communication between landlord and tenant.</w:t>
+              <w:t xml:space="preserve">  Platform</w:t>
+            </w:r>
+            <w:proofErr w:type="gramEnd"/>
+            <w:r>
+              <w:rPr>
+                <w:rFonts w:asciiTheme="majorBidi" w:eastAsia="Times New Roman" w:hAnsiTheme="majorBidi" w:cstheme="majorBidi"/>
+                <w:sz w:val="24"/>
+                <w:szCs w:val="24"/>
+              </w:rPr>
+              <w:t xml:space="preserve"> messaging system facilitates prompt communication between landlord and tenant.</w:t>
             </w:r>
           </w:p>
           <w:p>
@@ -5754,6 +6463,7 @@
                 <w:bCs/>
               </w:rPr>
             </w:pPr>
+            <w:proofErr w:type="gramStart"/>
             <w:r>
               <w:rPr>
                 <w:rFonts w:ascii="Times New Roman" w:eastAsia="Times New Roman" w:hAnsi="Symbol" w:cs="Times New Roman"/>
@@ -5770,7 +6480,18 @@
                 <w:szCs w:val="24"/>
                 <w14:ligatures w14:val="none"/>
               </w:rPr>
-              <w:t xml:space="preserve">  Tenant has sufficient funds for the guarantee if the request is accepted.</w:t>
+              <w:t xml:space="preserve">  Tenant</w:t>
+            </w:r>
+            <w:proofErr w:type="gramEnd"/>
+            <w:r>
+              <w:rPr>
+                <w:rFonts w:asciiTheme="majorBidi" w:eastAsia="Times New Roman" w:hAnsiTheme="majorBidi" w:cstheme="majorBidi"/>
+                <w:kern w:val="0"/>
+                <w:sz w:val="24"/>
+                <w:szCs w:val="24"/>
+                <w14:ligatures w14:val="none"/>
+              </w:rPr>
+              <w:t xml:space="preserve"> has sufficient funds for the guarantee if the request is accepted.</w:t>
             </w:r>
           </w:p>
         </w:tc>
@@ -5818,6 +6539,7 @@
                 <w:szCs w:val="24"/>
               </w:rPr>
             </w:pPr>
+            <w:proofErr w:type="gramStart"/>
             <w:r>
               <w:rPr>
                 <w:rFonts w:ascii="Times New Roman" w:eastAsia="Times New Roman" w:hAnsi="Symbol" w:cs="Times New Roman"/>
@@ -5832,7 +6554,16 @@
                 <w:sz w:val="24"/>
                 <w:szCs w:val="24"/>
               </w:rPr>
-              <w:t xml:space="preserve">  Landlord reviews rental request details.</w:t>
+              <w:t xml:space="preserve">  Landlord</w:t>
+            </w:r>
+            <w:proofErr w:type="gramEnd"/>
+            <w:r>
+              <w:rPr>
+                <w:rFonts w:asciiTheme="majorBidi" w:eastAsia="Times New Roman" w:hAnsiTheme="majorBidi" w:cstheme="majorBidi"/>
+                <w:sz w:val="24"/>
+                <w:szCs w:val="24"/>
+              </w:rPr>
+              <w:t xml:space="preserve"> reviews rental request details.</w:t>
             </w:r>
           </w:p>
           <w:p>
@@ -5844,6 +6575,7 @@
                 <w:szCs w:val="24"/>
               </w:rPr>
             </w:pPr>
+            <w:proofErr w:type="gramStart"/>
             <w:r>
               <w:rPr>
                 <w:rFonts w:ascii="Times New Roman" w:eastAsia="Times New Roman" w:hAnsi="Symbol" w:cs="Times New Roman"/>
@@ -5858,7 +6590,16 @@
                 <w:sz w:val="24"/>
                 <w:szCs w:val="24"/>
               </w:rPr>
-              <w:t xml:space="preserve">  Landlord either accepts or rejects the request.</w:t>
+              <w:t xml:space="preserve">  Landlord</w:t>
+            </w:r>
+            <w:proofErr w:type="gramEnd"/>
+            <w:r>
+              <w:rPr>
+                <w:rFonts w:asciiTheme="majorBidi" w:eastAsia="Times New Roman" w:hAnsiTheme="majorBidi" w:cstheme="majorBidi"/>
+                <w:sz w:val="24"/>
+                <w:szCs w:val="24"/>
+              </w:rPr>
+              <w:t xml:space="preserve"> either accepts or rejects the request.</w:t>
             </w:r>
           </w:p>
           <w:p>
@@ -5870,6 +6611,7 @@
                 <w:bCs/>
               </w:rPr>
             </w:pPr>
+            <w:proofErr w:type="gramStart"/>
             <w:r>
               <w:rPr>
                 <w:rFonts w:ascii="Times New Roman" w:eastAsia="Times New Roman" w:hAnsi="Symbol" w:cs="Times New Roman"/>
@@ -5886,7 +6628,18 @@
                 <w:szCs w:val="24"/>
                 <w14:ligatures w14:val="none"/>
               </w:rPr>
-              <w:t xml:space="preserve">  Platform updates the request status and notifies the tenant.</w:t>
+              <w:t xml:space="preserve">  Platform</w:t>
+            </w:r>
+            <w:proofErr w:type="gramEnd"/>
+            <w:r>
+              <w:rPr>
+                <w:rFonts w:asciiTheme="majorBidi" w:eastAsia="Times New Roman" w:hAnsiTheme="majorBidi" w:cstheme="majorBidi"/>
+                <w:kern w:val="0"/>
+                <w:sz w:val="24"/>
+                <w:szCs w:val="24"/>
+                <w14:ligatures w14:val="none"/>
+              </w:rPr>
+              <w:t xml:space="preserve"> updates the request status and notifies the tenant.</w:t>
             </w:r>
           </w:p>
         </w:tc>
@@ -5989,7 +6742,21 @@
               <w:rPr>
                 <w:rFonts w:asciiTheme="majorBidi" w:hAnsiTheme="majorBidi" w:cstheme="majorBidi"/>
               </w:rPr>
-              <w:t>Request status is updated, and tenant is notified.</w:t>
+              <w:t xml:space="preserve">Request status </w:t>
+            </w:r>
+            <w:proofErr w:type="gramStart"/>
+            <w:r>
+              <w:rPr>
+                <w:rFonts w:asciiTheme="majorBidi" w:hAnsiTheme="majorBidi" w:cstheme="majorBidi"/>
+              </w:rPr>
+              <w:t>is updated</w:t>
+            </w:r>
+            <w:proofErr w:type="gramEnd"/>
+            <w:r>
+              <w:rPr>
+                <w:rFonts w:asciiTheme="majorBidi" w:hAnsiTheme="majorBidi" w:cstheme="majorBidi"/>
+              </w:rPr>
+              <w:t>, and tenant is notified.</w:t>
             </w:r>
           </w:p>
         </w:tc>
@@ -6125,9 +6892,8 @@
           <w:rFonts w:asciiTheme="majorBidi" w:hAnsiTheme="majorBidi" w:cstheme="majorBidi"/>
           <w:noProof/>
         </w:rPr>
-        <w:lastRenderedPageBreak/>
         <w:drawing>
-          <wp:anchor distT="0" distB="0" distL="114300" distR="114300" simplePos="0" relativeHeight="251656704" behindDoc="1" locked="0" layoutInCell="1" allowOverlap="1">
+          <wp:anchor distT="0" distB="0" distL="114300" distR="114300" simplePos="0" relativeHeight="251655168" behindDoc="1" locked="0" layoutInCell="1" allowOverlap="1">
             <wp:simplePos x="0" y="0"/>
             <wp:positionH relativeFrom="column">
               <wp:posOffset>885825</wp:posOffset>
@@ -6538,7 +7304,21 @@
               <w:rPr>
                 <w:rFonts w:asciiTheme="majorBidi" w:hAnsiTheme="majorBidi" w:cstheme="majorBidi"/>
               </w:rPr>
-              <w:t>Rental request is approved, and tenant is scheduled to arrive.</w:t>
+              <w:t xml:space="preserve">Rental request </w:t>
+            </w:r>
+            <w:proofErr w:type="gramStart"/>
+            <w:r>
+              <w:rPr>
+                <w:rFonts w:asciiTheme="majorBidi" w:hAnsiTheme="majorBidi" w:cstheme="majorBidi"/>
+              </w:rPr>
+              <w:t>is approved</w:t>
+            </w:r>
+            <w:proofErr w:type="gramEnd"/>
+            <w:r>
+              <w:rPr>
+                <w:rFonts w:asciiTheme="majorBidi" w:hAnsiTheme="majorBidi" w:cstheme="majorBidi"/>
+              </w:rPr>
+              <w:t>, and tenant is scheduled to arrive.</w:t>
             </w:r>
           </w:p>
         </w:tc>
@@ -6585,6 +7365,7 @@
                 <w:szCs w:val="24"/>
               </w:rPr>
             </w:pPr>
+            <w:proofErr w:type="gramStart"/>
             <w:r>
               <w:rPr>
                 <w:rFonts w:ascii="Times New Roman" w:eastAsia="Times New Roman" w:hAnsi="Symbol" w:cs="Times New Roman"/>
@@ -6599,7 +7380,16 @@
                 <w:sz w:val="24"/>
                 <w:szCs w:val="24"/>
               </w:rPr>
-              <w:t xml:space="preserve">  Platform reliably tracks tenant arrival and departure dates.</w:t>
+              <w:t xml:space="preserve">  Platform</w:t>
+            </w:r>
+            <w:proofErr w:type="gramEnd"/>
+            <w:r>
+              <w:rPr>
+                <w:rFonts w:asciiTheme="majorBidi" w:eastAsia="Times New Roman" w:hAnsiTheme="majorBidi" w:cstheme="majorBidi"/>
+                <w:sz w:val="24"/>
+                <w:szCs w:val="24"/>
+              </w:rPr>
+              <w:t xml:space="preserve"> reliably tracks tenant arrival and departure dates.</w:t>
             </w:r>
           </w:p>
           <w:p>
@@ -6611,6 +7401,7 @@
                 <w:bCs/>
               </w:rPr>
             </w:pPr>
+            <w:proofErr w:type="gramStart"/>
             <w:r>
               <w:rPr>
                 <w:rFonts w:ascii="Times New Roman" w:eastAsia="Times New Roman" w:hAnsi="Symbol" w:cs="Times New Roman"/>
@@ -6627,7 +7418,18 @@
                 <w:szCs w:val="24"/>
                 <w14:ligatures w14:val="none"/>
               </w:rPr>
-              <w:t xml:space="preserve">  Landlord can access and confirm tenant arrival without delay.</w:t>
+              <w:t xml:space="preserve">  Landlord</w:t>
+            </w:r>
+            <w:proofErr w:type="gramEnd"/>
+            <w:r>
+              <w:rPr>
+                <w:rFonts w:asciiTheme="majorBidi" w:eastAsia="Times New Roman" w:hAnsiTheme="majorBidi" w:cstheme="majorBidi"/>
+                <w:kern w:val="0"/>
+                <w:sz w:val="24"/>
+                <w:szCs w:val="24"/>
+                <w14:ligatures w14:val="none"/>
+              </w:rPr>
+              <w:t xml:space="preserve"> can access and confirm tenant arrival without delay.</w:t>
             </w:r>
           </w:p>
         </w:tc>
@@ -6675,6 +7477,7 @@
                 <w:szCs w:val="24"/>
               </w:rPr>
             </w:pPr>
+            <w:proofErr w:type="gramStart"/>
             <w:r>
               <w:rPr>
                 <w:rFonts w:ascii="Times New Roman" w:eastAsia="Times New Roman" w:hAnsi="Symbol" w:cs="Times New Roman"/>
@@ -6689,7 +7492,16 @@
                 <w:sz w:val="24"/>
                 <w:szCs w:val="24"/>
               </w:rPr>
-              <w:t xml:space="preserve">  Landlord receives arrival notification.</w:t>
+              <w:t xml:space="preserve">  Landlord</w:t>
+            </w:r>
+            <w:proofErr w:type="gramEnd"/>
+            <w:r>
+              <w:rPr>
+                <w:rFonts w:asciiTheme="majorBidi" w:eastAsia="Times New Roman" w:hAnsiTheme="majorBidi" w:cstheme="majorBidi"/>
+                <w:sz w:val="24"/>
+                <w:szCs w:val="24"/>
+              </w:rPr>
+              <w:t xml:space="preserve"> receives arrival notification.</w:t>
             </w:r>
           </w:p>
           <w:p>
@@ -6701,6 +7513,7 @@
                 <w:bCs/>
               </w:rPr>
             </w:pPr>
+            <w:proofErr w:type="gramStart"/>
             <w:r>
               <w:rPr>
                 <w:rFonts w:ascii="Times New Roman" w:eastAsia="Times New Roman" w:hAnsi="Symbol" w:cs="Times New Roman"/>
@@ -6717,7 +7530,18 @@
                 <w:szCs w:val="24"/>
                 <w14:ligatures w14:val="none"/>
               </w:rPr>
-              <w:t xml:space="preserve">  Landlord confirms tenant’s arrival on the platform.</w:t>
+              <w:t xml:space="preserve">  Landlord</w:t>
+            </w:r>
+            <w:proofErr w:type="gramEnd"/>
+            <w:r>
+              <w:rPr>
+                <w:rFonts w:asciiTheme="majorBidi" w:eastAsia="Times New Roman" w:hAnsiTheme="majorBidi" w:cstheme="majorBidi"/>
+                <w:kern w:val="0"/>
+                <w:sz w:val="24"/>
+                <w:szCs w:val="24"/>
+                <w14:ligatures w14:val="none"/>
+              </w:rPr>
+              <w:t xml:space="preserve"> confirms tenant’s arrival on the platform.</w:t>
             </w:r>
           </w:p>
         </w:tc>
@@ -6979,9 +7803,8 @@
           <w:sz w:val="28"/>
           <w:szCs w:val="28"/>
         </w:rPr>
-        <w:lastRenderedPageBreak/>
         <w:drawing>
-          <wp:anchor distT="0" distB="0" distL="114300" distR="114300" simplePos="0" relativeHeight="251660800" behindDoc="1" locked="0" layoutInCell="1" allowOverlap="1">
+          <wp:anchor distT="0" distB="0" distL="114300" distR="114300" simplePos="0" relativeHeight="251663360" behindDoc="1" locked="0" layoutInCell="1" allowOverlap="1">
             <wp:simplePos x="0" y="0"/>
             <wp:positionH relativeFrom="column">
               <wp:posOffset>1038225</wp:posOffset>
@@ -7470,6 +8293,7 @@
                 <w:szCs w:val="24"/>
               </w:rPr>
             </w:pPr>
+            <w:proofErr w:type="gramStart"/>
             <w:r>
               <w:rPr>
                 <w:rFonts w:ascii="Times New Roman" w:eastAsia="Times New Roman" w:hAnsi="Symbol" w:cs="Times New Roman"/>
@@ -7484,7 +8308,16 @@
                 <w:sz w:val="24"/>
                 <w:szCs w:val="24"/>
               </w:rPr>
-              <w:t xml:space="preserve">  The platform's identity verification process is swift and reliable.</w:t>
+              <w:t xml:space="preserve">  The</w:t>
+            </w:r>
+            <w:proofErr w:type="gramEnd"/>
+            <w:r>
+              <w:rPr>
+                <w:rFonts w:asciiTheme="majorBidi" w:eastAsia="Times New Roman" w:hAnsiTheme="majorBidi" w:cstheme="majorBidi"/>
+                <w:sz w:val="24"/>
+                <w:szCs w:val="24"/>
+              </w:rPr>
+              <w:t xml:space="preserve"> platform's identity verification process is swift and reliable.</w:t>
             </w:r>
           </w:p>
           <w:p>
@@ -7496,6 +8329,7 @@
                 <w:bCs/>
               </w:rPr>
             </w:pPr>
+            <w:proofErr w:type="gramStart"/>
             <w:r>
               <w:rPr>
                 <w:rFonts w:ascii="Times New Roman" w:eastAsia="Times New Roman" w:hAnsi="Symbol" w:cs="Times New Roman"/>
@@ -7512,7 +8346,18 @@
                 <w:szCs w:val="24"/>
                 <w14:ligatures w14:val="none"/>
               </w:rPr>
-              <w:t xml:space="preserve">  Tenant’s device supports document upload functionality.</w:t>
+              <w:t xml:space="preserve">  Tenant’s</w:t>
+            </w:r>
+            <w:proofErr w:type="gramEnd"/>
+            <w:r>
+              <w:rPr>
+                <w:rFonts w:asciiTheme="majorBidi" w:eastAsia="Times New Roman" w:hAnsiTheme="majorBidi" w:cstheme="majorBidi"/>
+                <w:kern w:val="0"/>
+                <w:sz w:val="24"/>
+                <w:szCs w:val="24"/>
+                <w14:ligatures w14:val="none"/>
+              </w:rPr>
+              <w:t xml:space="preserve"> device supports document upload functionality.</w:t>
             </w:r>
           </w:p>
         </w:tc>
@@ -7560,6 +8405,7 @@
                 <w:szCs w:val="24"/>
               </w:rPr>
             </w:pPr>
+            <w:proofErr w:type="gramStart"/>
             <w:r>
               <w:rPr>
                 <w:rFonts w:ascii="Times New Roman" w:eastAsia="Times New Roman" w:hAnsi="Symbol" w:cs="Times New Roman"/>
@@ -7574,7 +8420,16 @@
                 <w:sz w:val="24"/>
                 <w:szCs w:val="24"/>
               </w:rPr>
-              <w:t xml:space="preserve">  Tenant enters email, password, and uploads identity document.</w:t>
+              <w:t xml:space="preserve">  Tenant</w:t>
+            </w:r>
+            <w:proofErr w:type="gramEnd"/>
+            <w:r>
+              <w:rPr>
+                <w:rFonts w:asciiTheme="majorBidi" w:eastAsia="Times New Roman" w:hAnsiTheme="majorBidi" w:cstheme="majorBidi"/>
+                <w:sz w:val="24"/>
+                <w:szCs w:val="24"/>
+              </w:rPr>
+              <w:t xml:space="preserve"> enters email, password, and uploads identity document.</w:t>
             </w:r>
           </w:p>
           <w:p>
@@ -7586,6 +8441,7 @@
                 <w:szCs w:val="24"/>
               </w:rPr>
             </w:pPr>
+            <w:proofErr w:type="gramStart"/>
             <w:r>
               <w:rPr>
                 <w:rFonts w:ascii="Times New Roman" w:eastAsia="Times New Roman" w:hAnsi="Symbol" w:cs="Times New Roman"/>
@@ -7600,7 +8456,58 @@
                 <w:sz w:val="24"/>
                 <w:szCs w:val="24"/>
               </w:rPr>
-              <w:t xml:space="preserve">  Platform verifies the information.</w:t>
+              <w:t xml:space="preserve">  Platform</w:t>
+            </w:r>
+            <w:proofErr w:type="gramEnd"/>
+            <w:r>
+              <w:rPr>
+                <w:rFonts w:asciiTheme="majorBidi" w:eastAsia="Times New Roman" w:hAnsiTheme="majorBidi" w:cstheme="majorBidi"/>
+                <w:sz w:val="24"/>
+                <w:szCs w:val="24"/>
+              </w:rPr>
+              <w:t xml:space="preserve"> verifies the information.</w:t>
+            </w:r>
+          </w:p>
+          <w:p>
+            <w:pPr>
+              <w:cnfStyle w:val="000000100000" w:firstRow="0" w:lastRow="0" w:firstColumn="0" w:lastColumn="0" w:oddVBand="0" w:evenVBand="0" w:oddHBand="1" w:evenHBand="0" w:firstRowFirstColumn="0" w:firstRowLastColumn="0" w:lastRowFirstColumn="0" w:lastRowLastColumn="0"/>
+              <w:rPr>
+                <w:rFonts w:asciiTheme="majorBidi" w:eastAsia="Times New Roman" w:hAnsiTheme="majorBidi" w:cstheme="majorBidi"/>
+                <w:sz w:val="24"/>
+                <w:szCs w:val="24"/>
+              </w:rPr>
+            </w:pPr>
+            <w:r>
+              <w:rPr>
+                <w:rFonts w:ascii="Times New Roman" w:eastAsia="Times New Roman" w:hAnsi="Symbol" w:cs="Times New Roman"/>
+                <w:sz w:val="24"/>
+                <w:szCs w:val="24"/>
+              </w:rPr>
+              <w:t></w:t>
+            </w:r>
+            <w:r>
+              <w:rPr>
+                <w:rFonts w:ascii="Times New Roman" w:eastAsia="Times New Roman" w:hAnsi="Symbol" w:cs="Times New Roman"/>
+                <w:sz w:val="24"/>
+                <w:szCs w:val="24"/>
+              </w:rPr>
+              <w:t xml:space="preserve"> Tenant </w:t>
+            </w:r>
+            <w:r>
+              <w:rPr>
+                <w:rFonts w:ascii="Times New Roman" w:eastAsia="Times New Roman" w:hAnsi="Symbol" w:cs="Times New Roman" w:hint="eastAsia"/>
+                <w:sz w:val="24"/>
+                <w:szCs w:val="24"/>
+              </w:rPr>
+              <w:t>answer</w:t>
+            </w:r>
+            <w:r>
+              <w:rPr>
+                <w:rFonts w:ascii="Times New Roman" w:eastAsia="Times New Roman" w:hAnsi="Symbol" w:cs="Times New Roman"/>
+                <w:sz w:val="24"/>
+                <w:szCs w:val="24"/>
+              </w:rPr>
+              <w:t xml:space="preserve"> questions about the type of houses he prefer to live in.</w:t>
             </w:r>
           </w:p>
           <w:p>
@@ -7612,6 +8519,7 @@
                 <w:bCs/>
               </w:rPr>
             </w:pPr>
+            <w:proofErr w:type="gramStart"/>
             <w:r>
               <w:rPr>
                 <w:rFonts w:ascii="Times New Roman" w:eastAsia="Times New Roman" w:hAnsi="Symbol" w:cs="Times New Roman"/>
@@ -7628,7 +8536,18 @@
                 <w:szCs w:val="24"/>
                 <w14:ligatures w14:val="none"/>
               </w:rPr>
-              <w:t xml:space="preserve">  Account creation is completed if data is valid.</w:t>
+              <w:t xml:space="preserve">  Account</w:t>
+            </w:r>
+            <w:proofErr w:type="gramEnd"/>
+            <w:r>
+              <w:rPr>
+                <w:rFonts w:asciiTheme="majorBidi" w:eastAsia="Times New Roman" w:hAnsiTheme="majorBidi" w:cstheme="majorBidi"/>
+                <w:kern w:val="0"/>
+                <w:sz w:val="24"/>
+                <w:szCs w:val="24"/>
+                <w14:ligatures w14:val="none"/>
+              </w:rPr>
+              <w:t xml:space="preserve"> creation is completed if data is valid.</w:t>
             </w:r>
           </w:p>
         </w:tc>
@@ -7682,7 +8601,25 @@
                 <w:sz w:val="24"/>
                 <w:szCs w:val="24"/>
               </w:rPr>
-              <w:t>If identity verification fails, tenant is prompted to resubmit valid proof.</w:t>
+              <w:t xml:space="preserve">If identity verification fails, tenant </w:t>
+            </w:r>
+            <w:proofErr w:type="gramStart"/>
+            <w:r>
+              <w:rPr>
+                <w:rFonts w:asciiTheme="majorBidi" w:eastAsia="Times New Roman" w:hAnsiTheme="majorBidi" w:cstheme="majorBidi"/>
+                <w:sz w:val="24"/>
+                <w:szCs w:val="24"/>
+              </w:rPr>
+              <w:t>is prompted</w:t>
+            </w:r>
+            <w:proofErr w:type="gramEnd"/>
+            <w:r>
+              <w:rPr>
+                <w:rFonts w:asciiTheme="majorBidi" w:eastAsia="Times New Roman" w:hAnsiTheme="majorBidi" w:cstheme="majorBidi"/>
+                <w:sz w:val="24"/>
+                <w:szCs w:val="24"/>
+              </w:rPr>
+              <w:t xml:space="preserve"> to resubmit valid proof.</w:t>
             </w:r>
           </w:p>
         </w:tc>
@@ -7734,7 +8671,21 @@
               <w:rPr>
                 <w:rFonts w:asciiTheme="majorBidi" w:hAnsiTheme="majorBidi" w:cstheme="majorBidi"/>
               </w:rPr>
-              <w:t>New tenant account is created.</w:t>
+              <w:t xml:space="preserve">New tenant account </w:t>
+            </w:r>
+            <w:proofErr w:type="gramStart"/>
+            <w:r>
+              <w:rPr>
+                <w:rFonts w:asciiTheme="majorBidi" w:hAnsiTheme="majorBidi" w:cstheme="majorBidi"/>
+              </w:rPr>
+              <w:t>is created</w:t>
+            </w:r>
+            <w:proofErr w:type="gramEnd"/>
+            <w:r>
+              <w:rPr>
+                <w:rFonts w:asciiTheme="majorBidi" w:hAnsiTheme="majorBidi" w:cstheme="majorBidi"/>
+              </w:rPr>
+              <w:t>.</w:t>
             </w:r>
           </w:p>
         </w:tc>
@@ -7871,7 +8822,7 @@
           <w:noProof/>
         </w:rPr>
         <w:drawing>
-          <wp:anchor distT="0" distB="0" distL="114300" distR="114300" simplePos="0" relativeHeight="251661824" behindDoc="1" locked="0" layoutInCell="1" allowOverlap="1">
+          <wp:anchor distT="0" distB="0" distL="114300" distR="114300" simplePos="0" relativeHeight="251665408" behindDoc="1" locked="0" layoutInCell="1" allowOverlap="1">
             <wp:simplePos x="0" y="0"/>
             <wp:positionH relativeFrom="column">
               <wp:posOffset>628650</wp:posOffset>
@@ -8326,6 +9277,7 @@
                 <w:szCs w:val="24"/>
               </w:rPr>
             </w:pPr>
+            <w:proofErr w:type="gramStart"/>
             <w:r>
               <w:rPr>
                 <w:rFonts w:ascii="Times New Roman" w:eastAsia="Times New Roman" w:hAnsi="Symbol" w:cs="Times New Roman"/>
@@ -8340,7 +9292,16 @@
                 <w:sz w:val="24"/>
                 <w:szCs w:val="24"/>
               </w:rPr>
-              <w:t xml:space="preserve">  Search filters function accurately and are up-to-date.</w:t>
+              <w:t xml:space="preserve">  Search</w:t>
+            </w:r>
+            <w:proofErr w:type="gramEnd"/>
+            <w:r>
+              <w:rPr>
+                <w:rFonts w:asciiTheme="majorBidi" w:eastAsia="Times New Roman" w:hAnsiTheme="majorBidi" w:cstheme="majorBidi"/>
+                <w:sz w:val="24"/>
+                <w:szCs w:val="24"/>
+              </w:rPr>
+              <w:t xml:space="preserve"> filters function accurately and are up-to-date.</w:t>
             </w:r>
           </w:p>
           <w:p>
@@ -8352,6 +9313,7 @@
                 <w:bCs/>
               </w:rPr>
             </w:pPr>
+            <w:proofErr w:type="gramStart"/>
             <w:r>
               <w:rPr>
                 <w:rFonts w:ascii="Times New Roman" w:eastAsia="Times New Roman" w:hAnsi="Symbol" w:cs="Times New Roman"/>
@@ -8368,7 +9330,18 @@
                 <w:szCs w:val="24"/>
                 <w14:ligatures w14:val="none"/>
               </w:rPr>
-              <w:t xml:space="preserve">  Platform has enough rental listings to provide relevant results.</w:t>
+              <w:t xml:space="preserve">  Platform</w:t>
+            </w:r>
+            <w:proofErr w:type="gramEnd"/>
+            <w:r>
+              <w:rPr>
+                <w:rFonts w:asciiTheme="majorBidi" w:eastAsia="Times New Roman" w:hAnsiTheme="majorBidi" w:cstheme="majorBidi"/>
+                <w:kern w:val="0"/>
+                <w:sz w:val="24"/>
+                <w:szCs w:val="24"/>
+                <w14:ligatures w14:val="none"/>
+              </w:rPr>
+              <w:t xml:space="preserve"> has enough rental listings to provide relevant results.</w:t>
             </w:r>
           </w:p>
         </w:tc>
@@ -8416,6 +9389,7 @@
                 <w:szCs w:val="24"/>
               </w:rPr>
             </w:pPr>
+            <w:proofErr w:type="gramStart"/>
             <w:r>
               <w:rPr>
                 <w:rFonts w:ascii="Times New Roman" w:eastAsia="Times New Roman" w:hAnsi="Symbol" w:cs="Times New Roman"/>
@@ -8430,7 +9404,16 @@
                 <w:sz w:val="24"/>
                 <w:szCs w:val="24"/>
               </w:rPr>
-              <w:t xml:space="preserve">  Tenant selects search filters (e.g., location, price range, number of bedrooms).</w:t>
+              <w:t xml:space="preserve">  Tenant</w:t>
+            </w:r>
+            <w:proofErr w:type="gramEnd"/>
+            <w:r>
+              <w:rPr>
+                <w:rFonts w:asciiTheme="majorBidi" w:eastAsia="Times New Roman" w:hAnsiTheme="majorBidi" w:cstheme="majorBidi"/>
+                <w:sz w:val="24"/>
+                <w:szCs w:val="24"/>
+              </w:rPr>
+              <w:t xml:space="preserve"> selects search filters (e.g., location, price range, number of bedrooms).</w:t>
             </w:r>
           </w:p>
           <w:p>
@@ -8442,6 +9425,7 @@
                 <w:bCs/>
               </w:rPr>
             </w:pPr>
+            <w:proofErr w:type="gramStart"/>
             <w:r>
               <w:rPr>
                 <w:rFonts w:ascii="Times New Roman" w:eastAsia="Times New Roman" w:hAnsi="Symbol" w:cs="Times New Roman"/>
@@ -8458,7 +9442,18 @@
                 <w:szCs w:val="24"/>
                 <w14:ligatures w14:val="none"/>
               </w:rPr>
-              <w:t xml:space="preserve">  Platform displays listings that match the criteria.</w:t>
+              <w:t xml:space="preserve">  Platform</w:t>
+            </w:r>
+            <w:proofErr w:type="gramEnd"/>
+            <w:r>
+              <w:rPr>
+                <w:rFonts w:asciiTheme="majorBidi" w:eastAsia="Times New Roman" w:hAnsiTheme="majorBidi" w:cstheme="majorBidi"/>
+                <w:kern w:val="0"/>
+                <w:sz w:val="24"/>
+                <w:szCs w:val="24"/>
+                <w14:ligatures w14:val="none"/>
+              </w:rPr>
+              <w:t xml:space="preserve"> displays listings that match the criteria.</w:t>
             </w:r>
           </w:p>
         </w:tc>
@@ -8708,7 +9703,7 @@
           <w:noProof/>
         </w:rPr>
         <w:drawing>
-          <wp:anchor distT="0" distB="0" distL="114300" distR="114300" simplePos="0" relativeHeight="251662848" behindDoc="1" locked="0" layoutInCell="1" allowOverlap="1">
+          <wp:anchor distT="0" distB="0" distL="114300" distR="114300" simplePos="0" relativeHeight="251666432" behindDoc="1" locked="0" layoutInCell="1" allowOverlap="1">
             <wp:simplePos x="0" y="0"/>
             <wp:positionH relativeFrom="column">
               <wp:posOffset>800100</wp:posOffset>
@@ -9032,7 +10027,21 @@
               <w:rPr>
                 <w:rFonts w:asciiTheme="majorBidi" w:hAnsiTheme="majorBidi" w:cstheme="majorBidi"/>
               </w:rPr>
-              <w:t xml:space="preserve"> landlord.</w:t>
+              <w:t xml:space="preserve"> </w:t>
+            </w:r>
+            <w:proofErr w:type="gramStart"/>
+            <w:r>
+              <w:rPr>
+                <w:rFonts w:asciiTheme="majorBidi" w:hAnsiTheme="majorBidi" w:cstheme="majorBidi"/>
+              </w:rPr>
+              <w:t>landlord</w:t>
+            </w:r>
+            <w:proofErr w:type="gramEnd"/>
+            <w:r>
+              <w:rPr>
+                <w:rFonts w:asciiTheme="majorBidi" w:hAnsiTheme="majorBidi" w:cstheme="majorBidi"/>
+              </w:rPr>
+              <w:t>.</w:t>
             </w:r>
           </w:p>
         </w:tc>
@@ -9137,6 +10146,7 @@
                 <w:szCs w:val="24"/>
               </w:rPr>
             </w:pPr>
+            <w:proofErr w:type="gramStart"/>
             <w:r>
               <w:rPr>
                 <w:rFonts w:ascii="Times New Roman" w:eastAsia="Times New Roman" w:hAnsi="Symbol" w:cs="Times New Roman"/>
@@ -9157,7 +10167,14 @@
               <w:rPr>
                 <w:rFonts w:asciiTheme="majorBidi" w:hAnsiTheme="majorBidi" w:cstheme="majorBidi"/>
               </w:rPr>
-              <w:t>Tenant is logged in.</w:t>
+              <w:t>Tenant</w:t>
+            </w:r>
+            <w:proofErr w:type="gramEnd"/>
+            <w:r>
+              <w:rPr>
+                <w:rFonts w:asciiTheme="majorBidi" w:hAnsiTheme="majorBidi" w:cstheme="majorBidi"/>
+              </w:rPr>
+              <w:t xml:space="preserve"> is logged in.</w:t>
             </w:r>
           </w:p>
           <w:p>
@@ -9169,6 +10186,7 @@
                 <w:szCs w:val="24"/>
               </w:rPr>
             </w:pPr>
+            <w:proofErr w:type="gramStart"/>
             <w:r>
               <w:rPr>
                 <w:rFonts w:ascii="Times New Roman" w:eastAsia="Times New Roman" w:hAnsi="Symbol" w:cs="Times New Roman"/>
@@ -9189,7 +10207,14 @@
               <w:rPr>
                 <w:rFonts w:asciiTheme="majorBidi" w:hAnsiTheme="majorBidi" w:cstheme="majorBidi"/>
               </w:rPr>
-              <w:t>Tenant has sufficient funds for the guarantee amount.</w:t>
+              <w:t>Tenant</w:t>
+            </w:r>
+            <w:proofErr w:type="gramEnd"/>
+            <w:r>
+              <w:rPr>
+                <w:rFonts w:asciiTheme="majorBidi" w:hAnsiTheme="majorBidi" w:cstheme="majorBidi"/>
+              </w:rPr>
+              <w:t xml:space="preserve"> has sufficient funds for the guarantee amount.</w:t>
             </w:r>
           </w:p>
         </w:tc>
@@ -9236,6 +10261,7 @@
                 <w:szCs w:val="24"/>
               </w:rPr>
             </w:pPr>
+            <w:proofErr w:type="gramStart"/>
             <w:r>
               <w:rPr>
                 <w:rFonts w:ascii="Times New Roman" w:eastAsia="Times New Roman" w:hAnsi="Symbol" w:cs="Times New Roman"/>
@@ -9250,7 +10276,16 @@
                 <w:sz w:val="24"/>
                 <w:szCs w:val="24"/>
               </w:rPr>
-              <w:t xml:space="preserve">  Guarantee amount covers initial rental period and any fees.</w:t>
+              <w:t xml:space="preserve">  Guarantee</w:t>
+            </w:r>
+            <w:proofErr w:type="gramEnd"/>
+            <w:r>
+              <w:rPr>
+                <w:rFonts w:asciiTheme="majorBidi" w:eastAsia="Times New Roman" w:hAnsiTheme="majorBidi" w:cstheme="majorBidi"/>
+                <w:sz w:val="24"/>
+                <w:szCs w:val="24"/>
+              </w:rPr>
+              <w:t xml:space="preserve"> amount covers initial rental period and any fees.</w:t>
             </w:r>
           </w:p>
           <w:p>
@@ -9262,6 +10297,7 @@
                 <w:bCs/>
               </w:rPr>
             </w:pPr>
+            <w:proofErr w:type="gramStart"/>
             <w:r>
               <w:rPr>
                 <w:rFonts w:ascii="Times New Roman" w:eastAsia="Times New Roman" w:hAnsi="Symbol" w:cs="Times New Roman"/>
@@ -9278,7 +10314,18 @@
                 <w:szCs w:val="24"/>
                 <w14:ligatures w14:val="none"/>
               </w:rPr>
-              <w:t xml:space="preserve">  Landlord responds within a reasonable time to tenant requests.</w:t>
+              <w:t xml:space="preserve">  Landlord</w:t>
+            </w:r>
+            <w:proofErr w:type="gramEnd"/>
+            <w:r>
+              <w:rPr>
+                <w:rFonts w:asciiTheme="majorBidi" w:eastAsia="Times New Roman" w:hAnsiTheme="majorBidi" w:cstheme="majorBidi"/>
+                <w:kern w:val="0"/>
+                <w:sz w:val="24"/>
+                <w:szCs w:val="24"/>
+                <w14:ligatures w14:val="none"/>
+              </w:rPr>
+              <w:t xml:space="preserve"> responds within a reasonable time to tenant requests.</w:t>
             </w:r>
           </w:p>
         </w:tc>
@@ -9328,6 +10375,7 @@
                 <w14:ligatures w14:val="none"/>
               </w:rPr>
             </w:pPr>
+            <w:proofErr w:type="gramStart"/>
             <w:r>
               <w:rPr>
                 <w:rFonts w:ascii="Times New Roman" w:eastAsia="Times New Roman" w:hAnsi="Symbol" w:cs="Times New Roman"/>
@@ -9344,7 +10392,18 @@
                 <w:szCs w:val="24"/>
                 <w14:ligatures w14:val="none"/>
               </w:rPr>
-              <w:t xml:space="preserve">  Platform forwards request to landlord and updates status.</w:t>
+              <w:t xml:space="preserve">  Platform</w:t>
+            </w:r>
+            <w:proofErr w:type="gramEnd"/>
+            <w:r>
+              <w:rPr>
+                <w:rFonts w:asciiTheme="majorBidi" w:eastAsia="Times New Roman" w:hAnsiTheme="majorBidi" w:cstheme="majorBidi"/>
+                <w:kern w:val="0"/>
+                <w:sz w:val="24"/>
+                <w:szCs w:val="24"/>
+                <w14:ligatures w14:val="none"/>
+              </w:rPr>
+              <w:t xml:space="preserve"> forwards request to landlord and updates status.</w:t>
             </w:r>
           </w:p>
           <w:p>
@@ -9354,6 +10413,7 @@
                 <w:rFonts w:asciiTheme="majorBidi" w:hAnsiTheme="majorBidi" w:cstheme="majorBidi"/>
               </w:rPr>
             </w:pPr>
+            <w:proofErr w:type="gramStart"/>
             <w:r>
               <w:rPr>
                 <w:rFonts w:ascii="Times New Roman" w:eastAsia="Times New Roman" w:hAnsi="Symbol" w:cs="Times New Roman"/>
@@ -9368,7 +10428,16 @@
                 <w:sz w:val="24"/>
                 <w:szCs w:val="24"/>
               </w:rPr>
-              <w:t xml:space="preserve">  The warranty money required is </w:t>
+              <w:t xml:space="preserve">  The</w:t>
+            </w:r>
+            <w:proofErr w:type="gramEnd"/>
+            <w:r>
+              <w:rPr>
+                <w:rFonts w:asciiTheme="majorBidi" w:eastAsia="Times New Roman" w:hAnsiTheme="majorBidi" w:cstheme="majorBidi"/>
+                <w:sz w:val="24"/>
+                <w:szCs w:val="24"/>
+              </w:rPr>
+              <w:t xml:space="preserve"> warranty money required is </w:t>
             </w:r>
             <w:r>
               <w:rPr>
@@ -9484,7 +10553,21 @@
               <w:rPr>
                 <w:rFonts w:asciiTheme="majorBidi" w:hAnsiTheme="majorBidi" w:cstheme="majorBidi"/>
               </w:rPr>
-              <w:t>Rental request is created, and landlord is notified.</w:t>
+              <w:t xml:space="preserve">Rental request is created, and </w:t>
+            </w:r>
+            <w:proofErr w:type="gramStart"/>
+            <w:r>
+              <w:rPr>
+                <w:rFonts w:asciiTheme="majorBidi" w:hAnsiTheme="majorBidi" w:cstheme="majorBidi"/>
+              </w:rPr>
+              <w:t>landlord</w:t>
+            </w:r>
+            <w:proofErr w:type="gramEnd"/>
+            <w:r>
+              <w:rPr>
+                <w:rFonts w:asciiTheme="majorBidi" w:hAnsiTheme="majorBidi" w:cstheme="majorBidi"/>
+              </w:rPr>
+              <w:t xml:space="preserve"> is notified.</w:t>
             </w:r>
           </w:p>
         </w:tc>
@@ -9628,7 +10711,7 @@
           <w:noProof/>
         </w:rPr>
         <w:drawing>
-          <wp:anchor distT="0" distB="0" distL="114300" distR="114300" simplePos="0" relativeHeight="251654144" behindDoc="1" locked="0" layoutInCell="1" allowOverlap="1">
+          <wp:anchor distT="0" distB="0" distL="114300" distR="114300" simplePos="0" relativeHeight="251648000" behindDoc="1" locked="0" layoutInCell="1" allowOverlap="1">
             <wp:simplePos x="0" y="0"/>
             <wp:positionH relativeFrom="column">
               <wp:posOffset>1038225</wp:posOffset>
@@ -9941,7 +11024,21 @@
               <w:rPr>
                 <w:rFonts w:asciiTheme="majorBidi" w:hAnsiTheme="majorBidi" w:cstheme="majorBidi"/>
               </w:rPr>
-              <w:t>Tenant could be communicate with the landlord.</w:t>
+              <w:t xml:space="preserve">Tenant could be communicate with the </w:t>
+            </w:r>
+            <w:proofErr w:type="gramStart"/>
+            <w:r>
+              <w:rPr>
+                <w:rFonts w:asciiTheme="majorBidi" w:hAnsiTheme="majorBidi" w:cstheme="majorBidi"/>
+              </w:rPr>
+              <w:t>landlord</w:t>
+            </w:r>
+            <w:proofErr w:type="gramEnd"/>
+            <w:r>
+              <w:rPr>
+                <w:rFonts w:asciiTheme="majorBidi" w:hAnsiTheme="majorBidi" w:cstheme="majorBidi"/>
+              </w:rPr>
+              <w:t>.</w:t>
             </w:r>
           </w:p>
         </w:tc>
@@ -10097,13 +11194,23 @@
                 <w:szCs w:val="24"/>
               </w:rPr>
             </w:pPr>
-            <w:r>
-              <w:rPr>
-                <w:rFonts w:asciiTheme="majorBidi" w:eastAsia="Times New Roman" w:hAnsiTheme="majorBidi" w:cstheme="majorBidi"/>
-                <w:sz w:val="24"/>
-                <w:szCs w:val="24"/>
-              </w:rPr>
-              <w:t>Landlord will reply for the tenant message.</w:t>
+            <w:proofErr w:type="gramStart"/>
+            <w:r>
+              <w:rPr>
+                <w:rFonts w:asciiTheme="majorBidi" w:eastAsia="Times New Roman" w:hAnsiTheme="majorBidi" w:cstheme="majorBidi"/>
+                <w:sz w:val="24"/>
+                <w:szCs w:val="24"/>
+              </w:rPr>
+              <w:t>Landlord</w:t>
+            </w:r>
+            <w:proofErr w:type="gramEnd"/>
+            <w:r>
+              <w:rPr>
+                <w:rFonts w:asciiTheme="majorBidi" w:eastAsia="Times New Roman" w:hAnsiTheme="majorBidi" w:cstheme="majorBidi"/>
+                <w:sz w:val="24"/>
+                <w:szCs w:val="24"/>
+              </w:rPr>
+              <w:t xml:space="preserve"> will reply for the tenant message.</w:t>
             </w:r>
           </w:p>
         </w:tc>
@@ -10153,6 +11260,7 @@
                 <w14:ligatures w14:val="none"/>
               </w:rPr>
             </w:pPr>
+            <w:proofErr w:type="gramStart"/>
             <w:r>
               <w:rPr>
                 <w:rFonts w:ascii="Times New Roman" w:eastAsia="Times New Roman" w:hAnsi="Symbol" w:cs="Times New Roman"/>
@@ -10179,7 +11287,18 @@
                 <w:szCs w:val="24"/>
                 <w14:ligatures w14:val="none"/>
               </w:rPr>
-              <w:t>Tenant send messages to landlord.</w:t>
+              <w:t>Tenant</w:t>
+            </w:r>
+            <w:proofErr w:type="gramEnd"/>
+            <w:r>
+              <w:rPr>
+                <w:rFonts w:asciiTheme="majorBidi" w:eastAsia="Times New Roman" w:hAnsiTheme="majorBidi" w:cstheme="majorBidi"/>
+                <w:kern w:val="0"/>
+                <w:sz w:val="24"/>
+                <w:szCs w:val="24"/>
+                <w14:ligatures w14:val="none"/>
+              </w:rPr>
+              <w:t xml:space="preserve"> send messages to landlord.</w:t>
             </w:r>
           </w:p>
           <w:p>
@@ -10189,6 +11308,7 @@
                 <w:rFonts w:asciiTheme="majorBidi" w:hAnsiTheme="majorBidi" w:cstheme="majorBidi"/>
               </w:rPr>
             </w:pPr>
+            <w:proofErr w:type="gramStart"/>
             <w:r>
               <w:rPr>
                 <w:rFonts w:ascii="Times New Roman" w:eastAsia="Times New Roman" w:hAnsi="Symbol" w:cs="Times New Roman"/>
@@ -10211,7 +11331,16 @@
                 <w:sz w:val="24"/>
                 <w:szCs w:val="24"/>
               </w:rPr>
-              <w:t xml:space="preserve">The platform will send notifications to tenant went the landlord reply. </w:t>
+              <w:t>The</w:t>
+            </w:r>
+            <w:proofErr w:type="gramEnd"/>
+            <w:r>
+              <w:rPr>
+                <w:rFonts w:asciiTheme="majorBidi" w:eastAsia="Times New Roman" w:hAnsiTheme="majorBidi" w:cstheme="majorBidi"/>
+                <w:sz w:val="24"/>
+                <w:szCs w:val="24"/>
+              </w:rPr>
+              <w:t xml:space="preserve"> platform will send notifications to tenant went the landlord reply. </w:t>
             </w:r>
           </w:p>
         </w:tc>
@@ -10273,7 +11402,25 @@
                 <w:sz w:val="24"/>
                 <w:szCs w:val="24"/>
               </w:rPr>
-              <w:t>communication failed, the tenant will be notified to try again.</w:t>
+              <w:t xml:space="preserve">communication failed, the tenant </w:t>
+            </w:r>
+            <w:proofErr w:type="gramStart"/>
+            <w:r>
+              <w:rPr>
+                <w:rFonts w:asciiTheme="majorBidi" w:eastAsia="Times New Roman" w:hAnsiTheme="majorBidi" w:cstheme="majorBidi"/>
+                <w:sz w:val="24"/>
+                <w:szCs w:val="24"/>
+              </w:rPr>
+              <w:t>will be notified</w:t>
+            </w:r>
+            <w:proofErr w:type="gramEnd"/>
+            <w:r>
+              <w:rPr>
+                <w:rFonts w:asciiTheme="majorBidi" w:eastAsia="Times New Roman" w:hAnsiTheme="majorBidi" w:cstheme="majorBidi"/>
+                <w:sz w:val="24"/>
+                <w:szCs w:val="24"/>
+              </w:rPr>
+              <w:t xml:space="preserve"> to try again.</w:t>
             </w:r>
           </w:p>
         </w:tc>
@@ -10325,7 +11472,21 @@
               <w:rPr>
                 <w:rFonts w:asciiTheme="majorBidi" w:hAnsiTheme="majorBidi" w:cstheme="majorBidi"/>
               </w:rPr>
-              <w:t>Tenant and landlord be connected together</w:t>
+              <w:t xml:space="preserve">Tenant and </w:t>
+            </w:r>
+            <w:proofErr w:type="gramStart"/>
+            <w:r>
+              <w:rPr>
+                <w:rFonts w:asciiTheme="majorBidi" w:hAnsiTheme="majorBidi" w:cstheme="majorBidi"/>
+              </w:rPr>
+              <w:t>landlord</w:t>
+            </w:r>
+            <w:proofErr w:type="gramEnd"/>
+            <w:r>
+              <w:rPr>
+                <w:rFonts w:asciiTheme="majorBidi" w:hAnsiTheme="majorBidi" w:cstheme="majorBidi"/>
+              </w:rPr>
+              <w:t xml:space="preserve"> be connected together</w:t>
             </w:r>
             <w:r>
               <w:rPr>
@@ -10474,9 +11635,8 @@
           <w:rFonts w:asciiTheme="majorBidi" w:hAnsiTheme="majorBidi" w:cstheme="majorBidi"/>
           <w:noProof/>
         </w:rPr>
-        <w:lastRenderedPageBreak/>
         <w:drawing>
-          <wp:anchor distT="0" distB="0" distL="114300" distR="114300" simplePos="0" relativeHeight="251664896" behindDoc="1" locked="0" layoutInCell="1" allowOverlap="1">
+          <wp:anchor distT="0" distB="0" distL="114300" distR="114300" simplePos="0" relativeHeight="251667456" behindDoc="1" locked="0" layoutInCell="1" allowOverlap="1">
             <wp:simplePos x="0" y="0"/>
             <wp:positionH relativeFrom="column">
               <wp:posOffset>816610</wp:posOffset>
@@ -11037,6 +12197,7 @@
                 <w:szCs w:val="24"/>
               </w:rPr>
             </w:pPr>
+            <w:proofErr w:type="gramStart"/>
             <w:r>
               <w:rPr>
                 <w:rFonts w:ascii="Times New Roman" w:eastAsia="Times New Roman" w:hAnsi="Symbol" w:cs="Times New Roman"/>
@@ -11051,7 +12212,16 @@
                 <w:sz w:val="24"/>
                 <w:szCs w:val="24"/>
               </w:rPr>
-              <w:t xml:space="preserve">  The landlord will be notified and state of house will be changed automatically.  </w:t>
+              <w:t xml:space="preserve">  The</w:t>
+            </w:r>
+            <w:proofErr w:type="gramEnd"/>
+            <w:r>
+              <w:rPr>
+                <w:rFonts w:asciiTheme="majorBidi" w:eastAsia="Times New Roman" w:hAnsiTheme="majorBidi" w:cstheme="majorBidi"/>
+                <w:sz w:val="24"/>
+                <w:szCs w:val="24"/>
+              </w:rPr>
+              <w:t xml:space="preserve"> landlord will be notified and state of house will be changed automatically.  </w:t>
             </w:r>
           </w:p>
           <w:p>
@@ -11065,6 +12235,7 @@
                 <w14:ligatures w14:val="none"/>
               </w:rPr>
             </w:pPr>
+            <w:proofErr w:type="gramStart"/>
             <w:r>
               <w:rPr>
                 <w:rFonts w:ascii="Times New Roman" w:eastAsia="Times New Roman" w:hAnsi="Symbol" w:cs="Times New Roman"/>
@@ -11089,7 +12260,18 @@
                 <w:szCs w:val="24"/>
                 <w14:ligatures w14:val="none"/>
               </w:rPr>
-              <w:t>If it has not been 4 days from the date of the request, the w</w:t>
+              <w:t>If</w:t>
+            </w:r>
+            <w:proofErr w:type="gramEnd"/>
+            <w:r>
+              <w:rPr>
+                <w:rFonts w:asciiTheme="majorBidi" w:eastAsia="Times New Roman" w:hAnsiTheme="majorBidi" w:cstheme="majorBidi"/>
+                <w:kern w:val="0"/>
+                <w:sz w:val="24"/>
+                <w:szCs w:val="24"/>
+                <w14:ligatures w14:val="none"/>
+              </w:rPr>
+              <w:t xml:space="preserve"> it has not been 4 days from the date of the request, the w</w:t>
             </w:r>
             <w:r>
               <w:rPr>
@@ -11107,6 +12289,7 @@
                 <w:rFonts w:asciiTheme="majorBidi" w:hAnsiTheme="majorBidi" w:cstheme="majorBidi"/>
               </w:rPr>
             </w:pPr>
+            <w:proofErr w:type="gramStart"/>
             <w:r>
               <w:rPr>
                 <w:rFonts w:ascii="Times New Roman" w:eastAsia="Times New Roman" w:hAnsi="Symbol" w:cs="Times New Roman"/>
@@ -11121,7 +12304,16 @@
                 <w:sz w:val="24"/>
                 <w:szCs w:val="24"/>
               </w:rPr>
-              <w:t xml:space="preserve">  If tenant exceeded the permitted period,</w:t>
+              <w:t xml:space="preserve">  If</w:t>
+            </w:r>
+            <w:proofErr w:type="gramEnd"/>
+            <w:r>
+              <w:rPr>
+                <w:rFonts w:asciiTheme="majorBidi" w:eastAsia="Times New Roman" w:hAnsiTheme="majorBidi" w:cstheme="majorBidi"/>
+                <w:sz w:val="24"/>
+                <w:szCs w:val="24"/>
+              </w:rPr>
+              <w:t xml:space="preserve"> tenant exceeded the permitted period,</w:t>
             </w:r>
             <w:r>
               <w:rPr>
@@ -11207,7 +12399,25 @@
                 <w:sz w:val="24"/>
                 <w:szCs w:val="24"/>
               </w:rPr>
-              <w:t xml:space="preserve"> failed, the tenant will be notified to try again.</w:t>
+              <w:t xml:space="preserve"> failed, the tenant </w:t>
+            </w:r>
+            <w:proofErr w:type="gramStart"/>
+            <w:r>
+              <w:rPr>
+                <w:rFonts w:asciiTheme="majorBidi" w:eastAsia="Times New Roman" w:hAnsiTheme="majorBidi" w:cstheme="majorBidi"/>
+                <w:sz w:val="24"/>
+                <w:szCs w:val="24"/>
+              </w:rPr>
+              <w:t>will be notified</w:t>
+            </w:r>
+            <w:proofErr w:type="gramEnd"/>
+            <w:r>
+              <w:rPr>
+                <w:rFonts w:asciiTheme="majorBidi" w:eastAsia="Times New Roman" w:hAnsiTheme="majorBidi" w:cstheme="majorBidi"/>
+                <w:sz w:val="24"/>
+                <w:szCs w:val="24"/>
+              </w:rPr>
+              <w:t xml:space="preserve"> to try again.</w:t>
             </w:r>
           </w:p>
         </w:tc>
@@ -11259,7 +12469,21 @@
               <w:rPr>
                 <w:rFonts w:asciiTheme="majorBidi" w:hAnsiTheme="majorBidi" w:cstheme="majorBidi"/>
               </w:rPr>
-              <w:t>Tenant renting request be canceled and advertisement state be changed</w:t>
+              <w:t xml:space="preserve">Tenant renting request </w:t>
+            </w:r>
+            <w:proofErr w:type="gramStart"/>
+            <w:r>
+              <w:rPr>
+                <w:rFonts w:asciiTheme="majorBidi" w:hAnsiTheme="majorBidi" w:cstheme="majorBidi"/>
+              </w:rPr>
+              <w:t>be canceled</w:t>
+            </w:r>
+            <w:proofErr w:type="gramEnd"/>
+            <w:r>
+              <w:rPr>
+                <w:rFonts w:asciiTheme="majorBidi" w:hAnsiTheme="majorBidi" w:cstheme="majorBidi"/>
+              </w:rPr>
+              <w:t xml:space="preserve"> and advertisement state be changed</w:t>
             </w:r>
             <w:r>
               <w:rPr>
@@ -11401,9 +12625,8 @@
           <w:rFonts w:asciiTheme="majorBidi" w:hAnsiTheme="majorBidi" w:cstheme="majorBidi"/>
           <w:noProof/>
         </w:rPr>
-        <w:lastRenderedPageBreak/>
         <w:drawing>
-          <wp:anchor distT="0" distB="0" distL="114300" distR="114300" simplePos="0" relativeHeight="251665920" behindDoc="1" locked="0" layoutInCell="1" allowOverlap="1">
+          <wp:anchor distT="0" distB="0" distL="114300" distR="114300" simplePos="0" relativeHeight="251668480" behindDoc="1" locked="0" layoutInCell="1" allowOverlap="1">
             <wp:simplePos x="0" y="0"/>
             <wp:positionH relativeFrom="column">
               <wp:posOffset>885190</wp:posOffset>
@@ -11872,6 +13095,7 @@
                 <w:szCs w:val="24"/>
               </w:rPr>
             </w:pPr>
+            <w:proofErr w:type="gramStart"/>
             <w:r>
               <w:rPr>
                 <w:rFonts w:ascii="Times New Roman" w:eastAsia="Times New Roman" w:hAnsi="Symbol" w:cs="Times New Roman"/>
@@ -11894,7 +13118,16 @@
                 <w:sz w:val="24"/>
                 <w:szCs w:val="24"/>
               </w:rPr>
-              <w:t>Tenant arrived to rented house within the specified period and found that the house specification are identical to the advertisement.</w:t>
+              <w:t>Tenant</w:t>
+            </w:r>
+            <w:proofErr w:type="gramEnd"/>
+            <w:r>
+              <w:rPr>
+                <w:rFonts w:asciiTheme="majorBidi" w:eastAsia="Times New Roman" w:hAnsiTheme="majorBidi" w:cstheme="majorBidi"/>
+                <w:sz w:val="24"/>
+                <w:szCs w:val="24"/>
+              </w:rPr>
+              <w:t xml:space="preserve"> arrived to rented house within the specified period and found that the house specification are identical to the advertisement.</w:t>
             </w:r>
           </w:p>
           <w:p>
@@ -11906,6 +13139,7 @@
                 <w:szCs w:val="24"/>
               </w:rPr>
             </w:pPr>
+            <w:proofErr w:type="gramStart"/>
             <w:r>
               <w:rPr>
                 <w:rFonts w:ascii="Times New Roman" w:eastAsia="Times New Roman" w:hAnsi="Symbol" w:cs="Times New Roman"/>
@@ -11920,7 +13154,16 @@
                 <w:sz w:val="24"/>
                 <w:szCs w:val="24"/>
               </w:rPr>
-              <w:t xml:space="preserve">  Landlord confirmed the user arrival request.</w:t>
+              <w:t xml:space="preserve">  Landlord</w:t>
+            </w:r>
+            <w:proofErr w:type="gramEnd"/>
+            <w:r>
+              <w:rPr>
+                <w:rFonts w:asciiTheme="majorBidi" w:eastAsia="Times New Roman" w:hAnsiTheme="majorBidi" w:cstheme="majorBidi"/>
+                <w:sz w:val="24"/>
+                <w:szCs w:val="24"/>
+              </w:rPr>
+              <w:t xml:space="preserve"> confirmed the user arrival request.</w:t>
             </w:r>
           </w:p>
         </w:tc>
@@ -11968,6 +13211,7 @@
                 <w:szCs w:val="24"/>
               </w:rPr>
             </w:pPr>
+            <w:proofErr w:type="gramStart"/>
             <w:r>
               <w:rPr>
                 <w:rFonts w:ascii="Times New Roman" w:eastAsia="Times New Roman" w:hAnsi="Symbol" w:cs="Times New Roman"/>
@@ -11990,7 +13234,16 @@
                 <w:sz w:val="24"/>
                 <w:szCs w:val="24"/>
               </w:rPr>
-              <w:t>Tenant warranty money will returned to his balance.</w:t>
+              <w:t>Tenant</w:t>
+            </w:r>
+            <w:proofErr w:type="gramEnd"/>
+            <w:r>
+              <w:rPr>
+                <w:rFonts w:asciiTheme="majorBidi" w:eastAsia="Times New Roman" w:hAnsiTheme="majorBidi" w:cstheme="majorBidi"/>
+                <w:sz w:val="24"/>
+                <w:szCs w:val="24"/>
+              </w:rPr>
+              <w:t xml:space="preserve"> warranty money will returned to his balance.</w:t>
             </w:r>
           </w:p>
           <w:p>
@@ -12000,6 +13253,7 @@
                 <w:rFonts w:asciiTheme="majorBidi" w:hAnsiTheme="majorBidi" w:cstheme="majorBidi"/>
               </w:rPr>
             </w:pPr>
+            <w:proofErr w:type="gramStart"/>
             <w:r>
               <w:rPr>
                 <w:rFonts w:ascii="Times New Roman" w:eastAsia="Times New Roman" w:hAnsi="Symbol" w:cs="Times New Roman"/>
@@ -12014,7 +13268,16 @@
                 <w:sz w:val="24"/>
                 <w:szCs w:val="24"/>
               </w:rPr>
-              <w:t xml:space="preserve">  Balance amount will be updated. </w:t>
+              <w:t xml:space="preserve">  Balance</w:t>
+            </w:r>
+            <w:proofErr w:type="gramEnd"/>
+            <w:r>
+              <w:rPr>
+                <w:rFonts w:asciiTheme="majorBidi" w:eastAsia="Times New Roman" w:hAnsiTheme="majorBidi" w:cstheme="majorBidi"/>
+                <w:sz w:val="24"/>
+                <w:szCs w:val="24"/>
+              </w:rPr>
+              <w:t xml:space="preserve"> amount will be updated. </w:t>
             </w:r>
           </w:p>
         </w:tc>
@@ -12066,7 +13329,21 @@
               <w:rPr>
                 <w:rFonts w:asciiTheme="majorBidi" w:hAnsiTheme="majorBidi" w:cstheme="majorBidi"/>
               </w:rPr>
-              <w:t>If landlord did not confirm the arrival through 3 days, the warranty money will return back automatically to the tenant.</w:t>
+              <w:t xml:space="preserve">If </w:t>
+            </w:r>
+            <w:proofErr w:type="gramStart"/>
+            <w:r>
+              <w:rPr>
+                <w:rFonts w:asciiTheme="majorBidi" w:hAnsiTheme="majorBidi" w:cstheme="majorBidi"/>
+              </w:rPr>
+              <w:t>landlord</w:t>
+            </w:r>
+            <w:proofErr w:type="gramEnd"/>
+            <w:r>
+              <w:rPr>
+                <w:rFonts w:asciiTheme="majorBidi" w:hAnsiTheme="majorBidi" w:cstheme="majorBidi"/>
+              </w:rPr>
+              <w:t xml:space="preserve"> did not confirm the arrival through 3 days, the warranty money will return back automatically to the tenant.</w:t>
             </w:r>
           </w:p>
         </w:tc>
@@ -12118,7 +13395,21 @@
               <w:rPr>
                 <w:rFonts w:asciiTheme="majorBidi" w:hAnsiTheme="majorBidi" w:cstheme="majorBidi"/>
               </w:rPr>
-              <w:t>Warranty money will return back to tenant balance.</w:t>
+              <w:t xml:space="preserve">Warranty money will </w:t>
+            </w:r>
+            <w:proofErr w:type="gramStart"/>
+            <w:r>
+              <w:rPr>
+                <w:rFonts w:asciiTheme="majorBidi" w:hAnsiTheme="majorBidi" w:cstheme="majorBidi"/>
+              </w:rPr>
+              <w:t>return back</w:t>
+            </w:r>
+            <w:proofErr w:type="gramEnd"/>
+            <w:r>
+              <w:rPr>
+                <w:rFonts w:asciiTheme="majorBidi" w:hAnsiTheme="majorBidi" w:cstheme="majorBidi"/>
+              </w:rPr>
+              <w:t xml:space="preserve"> to tenant balance.</w:t>
             </w:r>
           </w:p>
         </w:tc>
@@ -12261,9 +13552,8 @@
           <w:rFonts w:asciiTheme="majorBidi" w:hAnsiTheme="majorBidi" w:cstheme="majorBidi"/>
           <w:noProof/>
         </w:rPr>
-        <w:lastRenderedPageBreak/>
         <w:drawing>
-          <wp:anchor distT="0" distB="0" distL="114300" distR="114300" simplePos="0" relativeHeight="251655168" behindDoc="1" locked="0" layoutInCell="1" allowOverlap="1">
+          <wp:anchor distT="0" distB="0" distL="114300" distR="114300" simplePos="0" relativeHeight="251650048" behindDoc="1" locked="0" layoutInCell="1" allowOverlap="1">
             <wp:simplePos x="0" y="0"/>
             <wp:positionH relativeFrom="column">
               <wp:posOffset>923925</wp:posOffset>
@@ -12816,6 +14106,7 @@
                 <w:szCs w:val="24"/>
               </w:rPr>
             </w:pPr>
+            <w:proofErr w:type="gramStart"/>
             <w:r>
               <w:rPr>
                 <w:rFonts w:ascii="Times New Roman" w:eastAsia="Times New Roman" w:hAnsi="Symbol" w:cs="Times New Roman"/>
@@ -12830,7 +14121,16 @@
                 <w:sz w:val="24"/>
                 <w:szCs w:val="24"/>
               </w:rPr>
-              <w:t xml:space="preserve">  Tenant warranty money will returned to his balance.</w:t>
+              <w:t xml:space="preserve">  Tenant</w:t>
+            </w:r>
+            <w:proofErr w:type="gramEnd"/>
+            <w:r>
+              <w:rPr>
+                <w:rFonts w:asciiTheme="majorBidi" w:eastAsia="Times New Roman" w:hAnsiTheme="majorBidi" w:cstheme="majorBidi"/>
+                <w:sz w:val="24"/>
+                <w:szCs w:val="24"/>
+              </w:rPr>
+              <w:t xml:space="preserve"> warranty money will returned to his balance.</w:t>
             </w:r>
           </w:p>
           <w:p>
@@ -12842,6 +14142,7 @@
                 <w:szCs w:val="24"/>
               </w:rPr>
             </w:pPr>
+            <w:proofErr w:type="gramStart"/>
             <w:r>
               <w:rPr>
                 <w:rFonts w:ascii="Times New Roman" w:eastAsia="Times New Roman" w:hAnsi="Symbol" w:cs="Times New Roman"/>
@@ -12856,7 +14157,16 @@
                 <w:sz w:val="24"/>
                 <w:szCs w:val="24"/>
               </w:rPr>
-              <w:t xml:space="preserve">  Balance amount will be updated. </w:t>
+              <w:t xml:space="preserve">  Balance</w:t>
+            </w:r>
+            <w:proofErr w:type="gramEnd"/>
+            <w:r>
+              <w:rPr>
+                <w:rFonts w:asciiTheme="majorBidi" w:eastAsia="Times New Roman" w:hAnsiTheme="majorBidi" w:cstheme="majorBidi"/>
+                <w:sz w:val="24"/>
+                <w:szCs w:val="24"/>
+              </w:rPr>
+              <w:t xml:space="preserve"> amount will be updated. </w:t>
             </w:r>
           </w:p>
           <w:p>
@@ -12867,6 +14177,7 @@
                 <w:lang w:bidi="ar-EG"/>
               </w:rPr>
             </w:pPr>
+            <w:proofErr w:type="gramStart"/>
             <w:r>
               <w:rPr>
                 <w:rFonts w:ascii="Times New Roman" w:eastAsia="Times New Roman" w:hAnsi="Symbol" w:cs="Times New Roman"/>
@@ -12881,7 +14192,16 @@
                 <w:sz w:val="24"/>
                 <w:szCs w:val="24"/>
               </w:rPr>
-              <w:t xml:space="preserve">  Landlord will take a ban for 4 months</w:t>
+              <w:t xml:space="preserve">  Landlord</w:t>
+            </w:r>
+            <w:proofErr w:type="gramEnd"/>
+            <w:r>
+              <w:rPr>
+                <w:rFonts w:asciiTheme="majorBidi" w:eastAsia="Times New Roman" w:hAnsiTheme="majorBidi" w:cstheme="majorBidi"/>
+                <w:sz w:val="24"/>
+                <w:szCs w:val="24"/>
+              </w:rPr>
+              <w:t xml:space="preserve"> will take a ban for 4 months</w:t>
             </w:r>
             <w:r>
               <w:rPr>
@@ -12954,7 +14274,21 @@
               <w:rPr>
                 <w:rFonts w:asciiTheme="majorBidi" w:hAnsiTheme="majorBidi" w:cstheme="majorBidi"/>
               </w:rPr>
-              <w:t>complaint is false, the warranty money will be transformed to our system.</w:t>
+              <w:t xml:space="preserve">complaint is false, the warranty money </w:t>
+            </w:r>
+            <w:proofErr w:type="gramStart"/>
+            <w:r>
+              <w:rPr>
+                <w:rFonts w:asciiTheme="majorBidi" w:hAnsiTheme="majorBidi" w:cstheme="majorBidi"/>
+              </w:rPr>
+              <w:t>will be transformed</w:t>
+            </w:r>
+            <w:proofErr w:type="gramEnd"/>
+            <w:r>
+              <w:rPr>
+                <w:rFonts w:asciiTheme="majorBidi" w:hAnsiTheme="majorBidi" w:cstheme="majorBidi"/>
+              </w:rPr>
+              <w:t xml:space="preserve"> to our system.</w:t>
             </w:r>
           </w:p>
         </w:tc>
@@ -13012,7 +14346,21 @@
               <w:rPr>
                 <w:rFonts w:asciiTheme="majorBidi" w:hAnsiTheme="majorBidi" w:cstheme="majorBidi"/>
               </w:rPr>
-              <w:t xml:space="preserve"> and the landlord will be banned for 4 months</w:t>
+              <w:t xml:space="preserve"> and the </w:t>
+            </w:r>
+            <w:proofErr w:type="gramStart"/>
+            <w:r>
+              <w:rPr>
+                <w:rFonts w:asciiTheme="majorBidi" w:hAnsiTheme="majorBidi" w:cstheme="majorBidi"/>
+              </w:rPr>
+              <w:t>landlord</w:t>
+            </w:r>
+            <w:proofErr w:type="gramEnd"/>
+            <w:r>
+              <w:rPr>
+                <w:rFonts w:asciiTheme="majorBidi" w:hAnsiTheme="majorBidi" w:cstheme="majorBidi"/>
+              </w:rPr>
+              <w:t xml:space="preserve"> will be banned for 4 months</w:t>
             </w:r>
             <w:r>
               <w:rPr>
@@ -13080,13 +14428,6 @@
         </w:tc>
       </w:tr>
     </w:tbl>
-    <w:p>
-      <w:pPr>
-        <w:rPr>
-          <w:rFonts w:asciiTheme="majorBidi" w:hAnsiTheme="majorBidi" w:cstheme="majorBidi"/>
-        </w:rPr>
-      </w:pPr>
-    </w:p>
     <w:p>
       <w:pPr>
         <w:rPr>
@@ -13156,7 +14497,7 @@
         </w:rPr>
         <w:lastRenderedPageBreak/>
         <w:drawing>
-          <wp:anchor distT="0" distB="0" distL="114300" distR="114300" simplePos="0" relativeHeight="251656192" behindDoc="1" locked="0" layoutInCell="1" allowOverlap="1">
+          <wp:anchor distT="0" distB="0" distL="114300" distR="114300" simplePos="0" relativeHeight="251653120" behindDoc="1" locked="0" layoutInCell="1" allowOverlap="1">
             <wp:simplePos x="0" y="0"/>
             <wp:positionH relativeFrom="column">
               <wp:posOffset>1171575</wp:posOffset>
@@ -13481,7 +14822,21 @@
               <w:rPr>
                 <w:rFonts w:asciiTheme="majorBidi" w:hAnsiTheme="majorBidi" w:cstheme="majorBidi"/>
               </w:rPr>
-              <w:t>Allows tenants to submit specific ratings and reviews about the house, the landlord, and a general overall rating of their rental experience.</w:t>
+              <w:t xml:space="preserve">Allows tenants to submit specific ratings and reviews about the house, the </w:t>
+            </w:r>
+            <w:proofErr w:type="gramStart"/>
+            <w:r>
+              <w:rPr>
+                <w:rFonts w:asciiTheme="majorBidi" w:hAnsiTheme="majorBidi" w:cstheme="majorBidi"/>
+              </w:rPr>
+              <w:t>landlord</w:t>
+            </w:r>
+            <w:proofErr w:type="gramEnd"/>
+            <w:r>
+              <w:rPr>
+                <w:rFonts w:asciiTheme="majorBidi" w:hAnsiTheme="majorBidi" w:cstheme="majorBidi"/>
+              </w:rPr>
+              <w:t>, and a general overall rating of their rental experience.</w:t>
             </w:r>
           </w:p>
         </w:tc>
@@ -13538,7 +14893,21 @@
               <w:rPr>
                 <w:rFonts w:asciiTheme="majorBidi" w:hAnsiTheme="majorBidi" w:cstheme="majorBidi"/>
               </w:rPr>
-              <w:t>Tenant completes a rental period, or the landlord finalizes the rental agreement.</w:t>
+              <w:t xml:space="preserve">Tenant completes a rental period, or the </w:t>
+            </w:r>
+            <w:proofErr w:type="gramStart"/>
+            <w:r>
+              <w:rPr>
+                <w:rFonts w:asciiTheme="majorBidi" w:hAnsiTheme="majorBidi" w:cstheme="majorBidi"/>
+              </w:rPr>
+              <w:t>landlord</w:t>
+            </w:r>
+            <w:proofErr w:type="gramEnd"/>
+            <w:r>
+              <w:rPr>
+                <w:rFonts w:asciiTheme="majorBidi" w:hAnsiTheme="majorBidi" w:cstheme="majorBidi"/>
+              </w:rPr>
+              <w:t xml:space="preserve"> finalizes the rental agreement.</w:t>
             </w:r>
           </w:p>
         </w:tc>
@@ -13586,6 +14955,7 @@
                 <w:szCs w:val="24"/>
               </w:rPr>
             </w:pPr>
+            <w:proofErr w:type="gramStart"/>
             <w:r>
               <w:rPr>
                 <w:rFonts w:ascii="Times New Roman" w:eastAsia="Times New Roman" w:hAnsi="Symbol" w:cs="Times New Roman"/>
@@ -13600,7 +14970,16 @@
                 <w:sz w:val="24"/>
                 <w:szCs w:val="24"/>
               </w:rPr>
-              <w:t xml:space="preserve">  Tenant has completed a stay at the property.</w:t>
+              <w:t xml:space="preserve">  Tenant</w:t>
+            </w:r>
+            <w:proofErr w:type="gramEnd"/>
+            <w:r>
+              <w:rPr>
+                <w:rFonts w:asciiTheme="majorBidi" w:eastAsia="Times New Roman" w:hAnsiTheme="majorBidi" w:cstheme="majorBidi"/>
+                <w:sz w:val="24"/>
+                <w:szCs w:val="24"/>
+              </w:rPr>
+              <w:t xml:space="preserve"> has completed a stay at the property.</w:t>
             </w:r>
           </w:p>
           <w:p>
@@ -13612,6 +14991,7 @@
                 <w:szCs w:val="24"/>
               </w:rPr>
             </w:pPr>
+            <w:proofErr w:type="gramStart"/>
             <w:r>
               <w:rPr>
                 <w:rFonts w:ascii="Times New Roman" w:eastAsia="Times New Roman" w:hAnsi="Symbol" w:cs="Times New Roman"/>
@@ -13628,7 +15008,18 @@
                 <w:szCs w:val="24"/>
                 <w14:ligatures w14:val="none"/>
               </w:rPr>
-              <w:t xml:space="preserve">  Both parties are logged in to their accounts.</w:t>
+              <w:t xml:space="preserve">  Both</w:t>
+            </w:r>
+            <w:proofErr w:type="gramEnd"/>
+            <w:r>
+              <w:rPr>
+                <w:rFonts w:asciiTheme="majorBidi" w:eastAsia="Times New Roman" w:hAnsiTheme="majorBidi" w:cstheme="majorBidi"/>
+                <w:kern w:val="0"/>
+                <w:sz w:val="24"/>
+                <w:szCs w:val="24"/>
+                <w14:ligatures w14:val="none"/>
+              </w:rPr>
+              <w:t xml:space="preserve"> parties are logged in to their accounts.</w:t>
             </w:r>
           </w:p>
         </w:tc>
@@ -13675,6 +15066,7 @@
                 <w:szCs w:val="24"/>
               </w:rPr>
             </w:pPr>
+            <w:proofErr w:type="gramStart"/>
             <w:r>
               <w:rPr>
                 <w:rFonts w:ascii="Times New Roman" w:eastAsia="Times New Roman" w:hAnsi="Symbol" w:cs="Times New Roman"/>
@@ -13689,7 +15081,16 @@
                 <w:sz w:val="24"/>
                 <w:szCs w:val="24"/>
               </w:rPr>
-              <w:t xml:space="preserve">  The review system includes fields to rate the house, the landlord, and a general experience score.</w:t>
+              <w:t xml:space="preserve">  The</w:t>
+            </w:r>
+            <w:proofErr w:type="gramEnd"/>
+            <w:r>
+              <w:rPr>
+                <w:rFonts w:asciiTheme="majorBidi" w:eastAsia="Times New Roman" w:hAnsiTheme="majorBidi" w:cstheme="majorBidi"/>
+                <w:sz w:val="24"/>
+                <w:szCs w:val="24"/>
+              </w:rPr>
+              <w:t xml:space="preserve"> review system includes fields to rate the house, the landlord, and a general experience score.</w:t>
             </w:r>
           </w:p>
           <w:p>
@@ -13701,6 +15102,7 @@
                 <w:szCs w:val="24"/>
               </w:rPr>
             </w:pPr>
+            <w:proofErr w:type="gramStart"/>
             <w:r>
               <w:rPr>
                 <w:rFonts w:ascii="Times New Roman" w:eastAsia="Times New Roman" w:hAnsi="Symbol" w:cs="Times New Roman"/>
@@ -13715,7 +15117,16 @@
                 <w:sz w:val="24"/>
                 <w:szCs w:val="24"/>
               </w:rPr>
-              <w:t xml:space="preserve">  Users are encouraged to provide honest, respectful feedback.</w:t>
+              <w:t xml:space="preserve">  Users</w:t>
+            </w:r>
+            <w:proofErr w:type="gramEnd"/>
+            <w:r>
+              <w:rPr>
+                <w:rFonts w:asciiTheme="majorBidi" w:eastAsia="Times New Roman" w:hAnsiTheme="majorBidi" w:cstheme="majorBidi"/>
+                <w:sz w:val="24"/>
+                <w:szCs w:val="24"/>
+              </w:rPr>
+              <w:t xml:space="preserve"> are encouraged to provide honest, respectful feedback.</w:t>
             </w:r>
           </w:p>
           <w:p>
@@ -13727,6 +15138,7 @@
                 <w:bCs/>
               </w:rPr>
             </w:pPr>
+            <w:proofErr w:type="gramStart"/>
             <w:r>
               <w:rPr>
                 <w:rFonts w:ascii="Times New Roman" w:eastAsia="Times New Roman" w:hAnsi="Symbol" w:cs="Times New Roman"/>
@@ -13743,7 +15155,18 @@
                 <w:szCs w:val="24"/>
                 <w14:ligatures w14:val="none"/>
               </w:rPr>
-              <w:t xml:space="preserve">  Protections are in place to detect inappropriate or biased reviews.</w:t>
+              <w:t xml:space="preserve">  Protections</w:t>
+            </w:r>
+            <w:proofErr w:type="gramEnd"/>
+            <w:r>
+              <w:rPr>
+                <w:rFonts w:asciiTheme="majorBidi" w:eastAsia="Times New Roman" w:hAnsiTheme="majorBidi" w:cstheme="majorBidi"/>
+                <w:kern w:val="0"/>
+                <w:sz w:val="24"/>
+                <w:szCs w:val="24"/>
+                <w14:ligatures w14:val="none"/>
+              </w:rPr>
+              <w:t xml:space="preserve"> are in place to detect inappropriate or biased reviews.</w:t>
             </w:r>
           </w:p>
         </w:tc>
@@ -13791,6 +15214,7 @@
                 <w:szCs w:val="24"/>
               </w:rPr>
             </w:pPr>
+            <w:proofErr w:type="gramStart"/>
             <w:r>
               <w:rPr>
                 <w:rFonts w:ascii="Times New Roman" w:eastAsia="Times New Roman" w:hAnsi="Symbol" w:cs="Times New Roman"/>
@@ -13805,7 +15229,16 @@
                 <w:sz w:val="24"/>
                 <w:szCs w:val="24"/>
               </w:rPr>
-              <w:t xml:space="preserve">  Tenant accesses the "Rate and Review" section after completing their rental stay.</w:t>
+              <w:t xml:space="preserve">  Tenant</w:t>
+            </w:r>
+            <w:proofErr w:type="gramEnd"/>
+            <w:r>
+              <w:rPr>
+                <w:rFonts w:asciiTheme="majorBidi" w:eastAsia="Times New Roman" w:hAnsiTheme="majorBidi" w:cstheme="majorBidi"/>
+                <w:sz w:val="24"/>
+                <w:szCs w:val="24"/>
+              </w:rPr>
+              <w:t xml:space="preserve"> accesses the "Rate and Review" section after completing their rental stay.</w:t>
             </w:r>
           </w:p>
           <w:p>
@@ -13817,6 +15250,7 @@
                 <w:szCs w:val="24"/>
               </w:rPr>
             </w:pPr>
+            <w:proofErr w:type="gramStart"/>
             <w:r>
               <w:rPr>
                 <w:rFonts w:ascii="Times New Roman" w:eastAsia="Times New Roman" w:hAnsi="Symbol" w:cs="Times New Roman"/>
@@ -13831,7 +15265,16 @@
                 <w:sz w:val="24"/>
                 <w:szCs w:val="24"/>
               </w:rPr>
-              <w:t xml:space="preserve">  Tenant provides a separate rating for the house, the landlord, and a general rating.</w:t>
+              <w:t xml:space="preserve">  Tenant</w:t>
+            </w:r>
+            <w:proofErr w:type="gramEnd"/>
+            <w:r>
+              <w:rPr>
+                <w:rFonts w:asciiTheme="majorBidi" w:eastAsia="Times New Roman" w:hAnsiTheme="majorBidi" w:cstheme="majorBidi"/>
+                <w:sz w:val="24"/>
+                <w:szCs w:val="24"/>
+              </w:rPr>
+              <w:t xml:space="preserve"> provides a separate rating for the house, the landlord, and a general rating.</w:t>
             </w:r>
           </w:p>
           <w:p>
@@ -13881,6 +15324,7 @@
                 <w:szCs w:val="24"/>
               </w:rPr>
             </w:pPr>
+            <w:proofErr w:type="gramStart"/>
             <w:r>
               <w:rPr>
                 <w:rFonts w:asciiTheme="majorBidi" w:eastAsia="Times New Roman" w:hAnsiTheme="majorBidi" w:cstheme="majorBidi"/>
@@ -13889,7 +15333,18 @@
                 <w:sz w:val="24"/>
                 <w:szCs w:val="24"/>
               </w:rPr>
-              <w:t>Landlord Rating</w:t>
+              <w:t>Landlord</w:t>
+            </w:r>
+            <w:proofErr w:type="gramEnd"/>
+            <w:r>
+              <w:rPr>
+                <w:rFonts w:asciiTheme="majorBidi" w:eastAsia="Times New Roman" w:hAnsiTheme="majorBidi" w:cstheme="majorBidi"/>
+                <w:b/>
+                <w:bCs/>
+                <w:sz w:val="24"/>
+                <w:szCs w:val="24"/>
+              </w:rPr>
+              <w:t xml:space="preserve"> Rating</w:t>
             </w:r>
             <w:r>
               <w:rPr>
@@ -13942,6 +15397,7 @@
                 <w:szCs w:val="24"/>
               </w:rPr>
             </w:pPr>
+            <w:proofErr w:type="gramStart"/>
             <w:r>
               <w:rPr>
                 <w:rFonts w:ascii="Times New Roman" w:eastAsia="Times New Roman" w:hAnsi="Symbol" w:cs="Times New Roman"/>
@@ -13956,7 +15412,16 @@
                 <w:sz w:val="24"/>
                 <w:szCs w:val="24"/>
               </w:rPr>
-              <w:t xml:space="preserve">  Tenant submits additional comments or feedback.</w:t>
+              <w:t xml:space="preserve">  Tenant</w:t>
+            </w:r>
+            <w:proofErr w:type="gramEnd"/>
+            <w:r>
+              <w:rPr>
+                <w:rFonts w:asciiTheme="majorBidi" w:eastAsia="Times New Roman" w:hAnsiTheme="majorBidi" w:cstheme="majorBidi"/>
+                <w:sz w:val="24"/>
+                <w:szCs w:val="24"/>
+              </w:rPr>
+              <w:t xml:space="preserve"> submits additional comments or feedback.</w:t>
             </w:r>
           </w:p>
           <w:p>
@@ -13966,6 +15431,7 @@
                 <w:rFonts w:asciiTheme="majorBidi" w:hAnsiTheme="majorBidi" w:cstheme="majorBidi"/>
               </w:rPr>
             </w:pPr>
+            <w:proofErr w:type="gramStart"/>
             <w:r>
               <w:rPr>
                 <w:rFonts w:ascii="Times New Roman" w:eastAsia="Times New Roman" w:hAnsi="Symbol" w:cs="Times New Roman"/>
@@ -13982,7 +15448,18 @@
                 <w:szCs w:val="24"/>
                 <w14:ligatures w14:val="none"/>
               </w:rPr>
-              <w:t xml:space="preserve">  Platform publishes the ratings and review, displayed on the profiles of the tenant, landlord, and property listing.</w:t>
+              <w:t xml:space="preserve">  Platform</w:t>
+            </w:r>
+            <w:proofErr w:type="gramEnd"/>
+            <w:r>
+              <w:rPr>
+                <w:rFonts w:asciiTheme="majorBidi" w:eastAsia="Times New Roman" w:hAnsiTheme="majorBidi" w:cstheme="majorBidi"/>
+                <w:kern w:val="0"/>
+                <w:sz w:val="24"/>
+                <w:szCs w:val="24"/>
+                <w14:ligatures w14:val="none"/>
+              </w:rPr>
+              <w:t xml:space="preserve"> publishes the ratings and review, displayed on the profiles of the tenant, landlord, and property listing.</w:t>
             </w:r>
           </w:p>
         </w:tc>
@@ -14034,7 +15511,21 @@
               <w:rPr>
                 <w:rFonts w:asciiTheme="majorBidi" w:hAnsiTheme="majorBidi" w:cstheme="majorBidi"/>
               </w:rPr>
-              <w:t>If a review is flagged for inappropriate content, it is temporarily hidden and sent for review by customer service.</w:t>
+              <w:t xml:space="preserve">If a review </w:t>
+            </w:r>
+            <w:proofErr w:type="gramStart"/>
+            <w:r>
+              <w:rPr>
+                <w:rFonts w:asciiTheme="majorBidi" w:hAnsiTheme="majorBidi" w:cstheme="majorBidi"/>
+              </w:rPr>
+              <w:t>is flagged</w:t>
+            </w:r>
+            <w:proofErr w:type="gramEnd"/>
+            <w:r>
+              <w:rPr>
+                <w:rFonts w:asciiTheme="majorBidi" w:hAnsiTheme="majorBidi" w:cstheme="majorBidi"/>
+              </w:rPr>
+              <w:t xml:space="preserve"> for inappropriate content, it is temporarily hidden and sent for review by customer service.</w:t>
             </w:r>
           </w:p>
         </w:tc>
@@ -14086,7 +15577,21 @@
               <w:rPr>
                 <w:rFonts w:asciiTheme="majorBidi" w:hAnsiTheme="majorBidi" w:cstheme="majorBidi"/>
               </w:rPr>
-              <w:t>Ratings and reviews are saved, helping future users make informed decisions based on house, landlord, and general experience ratings.</w:t>
+              <w:t xml:space="preserve">Ratings and reviews are saved, helping future users make informed decisions based on house, </w:t>
+            </w:r>
+            <w:proofErr w:type="gramStart"/>
+            <w:r>
+              <w:rPr>
+                <w:rFonts w:asciiTheme="majorBidi" w:hAnsiTheme="majorBidi" w:cstheme="majorBidi"/>
+              </w:rPr>
+              <w:t>landlord</w:t>
+            </w:r>
+            <w:proofErr w:type="gramEnd"/>
+            <w:r>
+              <w:rPr>
+                <w:rFonts w:asciiTheme="majorBidi" w:hAnsiTheme="majorBidi" w:cstheme="majorBidi"/>
+              </w:rPr>
+              <w:t>, and general experience ratings.</w:t>
             </w:r>
           </w:p>
         </w:tc>
@@ -14737,6 +16242,7 @@
                 <w:szCs w:val="24"/>
               </w:rPr>
             </w:pPr>
+            <w:proofErr w:type="gramStart"/>
             <w:r>
               <w:rPr>
                 <w:rFonts w:ascii="Times New Roman" w:eastAsia="Times New Roman" w:hAnsi="Symbol" w:cs="Times New Roman"/>
@@ -14759,7 +16265,16 @@
                 <w:sz w:val="24"/>
                 <w:szCs w:val="24"/>
               </w:rPr>
-              <w:t>If there is really a difference between the house and advertisement, the landlord will be blocked for 4 months</w:t>
+              <w:t>If</w:t>
+            </w:r>
+            <w:proofErr w:type="gramEnd"/>
+            <w:r>
+              <w:rPr>
+                <w:rFonts w:asciiTheme="majorBidi" w:eastAsia="Times New Roman" w:hAnsiTheme="majorBidi" w:cstheme="majorBidi"/>
+                <w:sz w:val="24"/>
+                <w:szCs w:val="24"/>
+              </w:rPr>
+              <w:t xml:space="preserve"> there is really a difference between the house and advertisement, the landlord will be blocked for 4 months</w:t>
             </w:r>
             <w:r>
               <w:rPr>
@@ -14785,6 +16300,7 @@
                 <w:rFonts w:asciiTheme="majorBidi" w:hAnsiTheme="majorBidi" w:cstheme="majorBidi"/>
               </w:rPr>
             </w:pPr>
+            <w:proofErr w:type="gramStart"/>
             <w:r>
               <w:rPr>
                 <w:rFonts w:ascii="Times New Roman" w:eastAsia="Times New Roman" w:hAnsi="Symbol" w:cs="Times New Roman"/>
@@ -14799,7 +16315,24 @@
                 <w:sz w:val="24"/>
                 <w:szCs w:val="24"/>
               </w:rPr>
-              <w:t xml:space="preserve">  If it is a false complaint, the warranty money will be transformed to the system.</w:t>
+              <w:t xml:space="preserve">  If</w:t>
+            </w:r>
+            <w:proofErr w:type="gramEnd"/>
+            <w:r>
+              <w:rPr>
+                <w:rFonts w:asciiTheme="majorBidi" w:eastAsia="Times New Roman" w:hAnsiTheme="majorBidi" w:cstheme="majorBidi"/>
+                <w:sz w:val="24"/>
+                <w:szCs w:val="24"/>
+              </w:rPr>
+              <w:t xml:space="preserve"> it is a false </w:t>
+            </w:r>
+            <w:r>
+              <w:rPr>
+                <w:rFonts w:asciiTheme="majorBidi" w:eastAsia="Times New Roman" w:hAnsiTheme="majorBidi" w:cstheme="majorBidi"/>
+                <w:sz w:val="24"/>
+                <w:szCs w:val="24"/>
+              </w:rPr>
+              <w:t>complaint, the warranty money will be transformed back to the tenant without blocking the landlord.</w:t>
             </w:r>
             <w:r>
               <w:rPr>
@@ -14860,7 +16393,25 @@
                 <w:sz w:val="24"/>
                 <w:szCs w:val="24"/>
               </w:rPr>
-              <w:t>If a customer service agent is offline when the complaint occurs, they will be notified as soon as they are online again.</w:t>
+              <w:t xml:space="preserve">If a customer service agent is offline when the complaint occurs, they </w:t>
+            </w:r>
+            <w:proofErr w:type="gramStart"/>
+            <w:r>
+              <w:rPr>
+                <w:rFonts w:asciiTheme="majorBidi" w:eastAsia="Times New Roman" w:hAnsiTheme="majorBidi" w:cstheme="majorBidi"/>
+                <w:sz w:val="24"/>
+                <w:szCs w:val="24"/>
+              </w:rPr>
+              <w:t>will be notified</w:t>
+            </w:r>
+            <w:proofErr w:type="gramEnd"/>
+            <w:r>
+              <w:rPr>
+                <w:rFonts w:asciiTheme="majorBidi" w:eastAsia="Times New Roman" w:hAnsiTheme="majorBidi" w:cstheme="majorBidi"/>
+                <w:sz w:val="24"/>
+                <w:szCs w:val="24"/>
+              </w:rPr>
+              <w:t xml:space="preserve"> as soon as they are online again.</w:t>
             </w:r>
           </w:p>
         </w:tc>
@@ -14908,11 +16459,25 @@
                 <w:bCs/>
               </w:rPr>
             </w:pPr>
-            <w:r>
-              <w:rPr>
-                <w:rFonts w:asciiTheme="majorBidi" w:hAnsiTheme="majorBidi" w:cstheme="majorBidi"/>
-              </w:rPr>
-              <w:t>Landlord be blocked or warranty money be transformed to the system</w:t>
+            <w:proofErr w:type="gramStart"/>
+            <w:r>
+              <w:rPr>
+                <w:rFonts w:asciiTheme="majorBidi" w:hAnsiTheme="majorBidi" w:cstheme="majorBidi"/>
+              </w:rPr>
+              <w:t>Landlord</w:t>
+            </w:r>
+            <w:proofErr w:type="gramEnd"/>
+            <w:r>
+              <w:rPr>
+                <w:rFonts w:asciiTheme="majorBidi" w:hAnsiTheme="majorBidi" w:cstheme="majorBidi"/>
+              </w:rPr>
+              <w:t xml:space="preserve"> be </w:t>
+            </w:r>
+            <w:r>
+              <w:rPr>
+                <w:rFonts w:asciiTheme="majorBidi" w:hAnsiTheme="majorBidi" w:cstheme="majorBidi"/>
+              </w:rPr>
+              <w:t>blocked and warranty money will be transformed back to the tenant</w:t>
             </w:r>
             <w:r>
               <w:rPr>
@@ -15047,9 +16612,8 @@
           <w:rFonts w:asciiTheme="majorBidi" w:hAnsiTheme="majorBidi" w:cstheme="majorBidi"/>
           <w:noProof/>
         </w:rPr>
-        <w:lastRenderedPageBreak/>
         <w:drawing>
-          <wp:anchor distT="0" distB="0" distL="114300" distR="114300" simplePos="0" relativeHeight="251670016" behindDoc="1" locked="0" layoutInCell="1" allowOverlap="1">
+          <wp:anchor distT="0" distB="0" distL="114300" distR="114300" simplePos="0" relativeHeight="251669504" behindDoc="1" locked="0" layoutInCell="1" allowOverlap="1">
             <wp:simplePos x="0" y="0"/>
             <wp:positionH relativeFrom="column">
               <wp:posOffset>780415</wp:posOffset>
@@ -15415,11 +16979,19 @@
                 <w:rtl/>
               </w:rPr>
             </w:pPr>
-            <w:r>
-              <w:rPr>
-                <w:rFonts w:asciiTheme="majorBidi" w:hAnsiTheme="majorBidi" w:cstheme="majorBidi"/>
-              </w:rPr>
-              <w:t>Landlord submits a rental request.</w:t>
+            <w:proofErr w:type="gramStart"/>
+            <w:r>
+              <w:rPr>
+                <w:rFonts w:asciiTheme="majorBidi" w:hAnsiTheme="majorBidi" w:cstheme="majorBidi"/>
+              </w:rPr>
+              <w:t>Landlord</w:t>
+            </w:r>
+            <w:proofErr w:type="gramEnd"/>
+            <w:r>
+              <w:rPr>
+                <w:rFonts w:asciiTheme="majorBidi" w:hAnsiTheme="majorBidi" w:cstheme="majorBidi"/>
+              </w:rPr>
+              <w:t xml:space="preserve"> submits a rental request.</w:t>
             </w:r>
           </w:p>
         </w:tc>
@@ -15467,11 +17039,19 @@
                 <w:szCs w:val="24"/>
               </w:rPr>
             </w:pPr>
-            <w:r>
-              <w:rPr>
-                <w:rFonts w:asciiTheme="majorBidi" w:hAnsiTheme="majorBidi" w:cstheme="majorBidi"/>
-              </w:rPr>
-              <w:t>Landlord’s property request is valid and verified.</w:t>
+            <w:proofErr w:type="gramStart"/>
+            <w:r>
+              <w:rPr>
+                <w:rFonts w:asciiTheme="majorBidi" w:hAnsiTheme="majorBidi" w:cstheme="majorBidi"/>
+              </w:rPr>
+              <w:t>Landlord’s</w:t>
+            </w:r>
+            <w:proofErr w:type="gramEnd"/>
+            <w:r>
+              <w:rPr>
+                <w:rFonts w:asciiTheme="majorBidi" w:hAnsiTheme="majorBidi" w:cstheme="majorBidi"/>
+              </w:rPr>
+              <w:t xml:space="preserve"> property request is valid and verified.</w:t>
             </w:r>
           </w:p>
         </w:tc>
@@ -15518,6 +17098,7 @@
                 <w:szCs w:val="24"/>
               </w:rPr>
             </w:pPr>
+            <w:proofErr w:type="gramStart"/>
             <w:r>
               <w:rPr>
                 <w:rFonts w:ascii="Times New Roman" w:eastAsia="Times New Roman" w:hAnsi="Symbol" w:cs="Times New Roman"/>
@@ -15532,7 +17113,16 @@
                 <w:sz w:val="24"/>
                 <w:szCs w:val="24"/>
               </w:rPr>
-              <w:t xml:space="preserve">  Customer service team has adequate resources for inspections.</w:t>
+              <w:t xml:space="preserve">  Customer</w:t>
+            </w:r>
+            <w:proofErr w:type="gramEnd"/>
+            <w:r>
+              <w:rPr>
+                <w:rFonts w:asciiTheme="majorBidi" w:eastAsia="Times New Roman" w:hAnsiTheme="majorBidi" w:cstheme="majorBidi"/>
+                <w:sz w:val="24"/>
+                <w:szCs w:val="24"/>
+              </w:rPr>
+              <w:t xml:space="preserve"> service team has adequate resources for inspections.</w:t>
             </w:r>
           </w:p>
           <w:p>
@@ -15544,6 +17134,7 @@
                 <w:bCs/>
               </w:rPr>
             </w:pPr>
+            <w:proofErr w:type="gramStart"/>
             <w:r>
               <w:rPr>
                 <w:rFonts w:ascii="Times New Roman" w:eastAsia="Times New Roman" w:hAnsi="Symbol" w:cs="Times New Roman"/>
@@ -15560,7 +17151,18 @@
                 <w:szCs w:val="24"/>
                 <w14:ligatures w14:val="none"/>
               </w:rPr>
-              <w:t xml:space="preserve">  Inspection results are objective and accurate, preventing false listings.</w:t>
+              <w:t xml:space="preserve">  Inspection</w:t>
+            </w:r>
+            <w:proofErr w:type="gramEnd"/>
+            <w:r>
+              <w:rPr>
+                <w:rFonts w:asciiTheme="majorBidi" w:eastAsia="Times New Roman" w:hAnsiTheme="majorBidi" w:cstheme="majorBidi"/>
+                <w:kern w:val="0"/>
+                <w:sz w:val="24"/>
+                <w:szCs w:val="24"/>
+                <w14:ligatures w14:val="none"/>
+              </w:rPr>
+              <w:t xml:space="preserve"> results are objective and accurate, preventing false listings.</w:t>
             </w:r>
           </w:p>
         </w:tc>
@@ -15608,6 +17210,7 @@
                 <w:szCs w:val="24"/>
               </w:rPr>
             </w:pPr>
+            <w:proofErr w:type="gramStart"/>
             <w:r>
               <w:rPr>
                 <w:rFonts w:ascii="Times New Roman" w:eastAsia="Times New Roman" w:hAnsi="Symbol" w:cs="Times New Roman"/>
@@ -15622,7 +17225,16 @@
                 <w:sz w:val="24"/>
                 <w:szCs w:val="24"/>
               </w:rPr>
-              <w:t xml:space="preserve">  Customer service schedules and performs inspection.</w:t>
+              <w:t xml:space="preserve">  Customer</w:t>
+            </w:r>
+            <w:proofErr w:type="gramEnd"/>
+            <w:r>
+              <w:rPr>
+                <w:rFonts w:asciiTheme="majorBidi" w:eastAsia="Times New Roman" w:hAnsiTheme="majorBidi" w:cstheme="majorBidi"/>
+                <w:sz w:val="24"/>
+                <w:szCs w:val="24"/>
+              </w:rPr>
+              <w:t xml:space="preserve"> service schedules and performs inspection.</w:t>
             </w:r>
           </w:p>
           <w:p>
@@ -15634,6 +17246,7 @@
                 <w:szCs w:val="24"/>
               </w:rPr>
             </w:pPr>
+            <w:proofErr w:type="gramStart"/>
             <w:r>
               <w:rPr>
                 <w:rFonts w:ascii="Times New Roman" w:eastAsia="Times New Roman" w:hAnsi="Symbol" w:cs="Times New Roman"/>
@@ -15648,7 +17261,16 @@
                 <w:sz w:val="24"/>
                 <w:szCs w:val="24"/>
               </w:rPr>
-              <w:t xml:space="preserve">  They define property specifications (rooms, amenities, photos).</w:t>
+              <w:t xml:space="preserve">  They</w:t>
+            </w:r>
+            <w:proofErr w:type="gramEnd"/>
+            <w:r>
+              <w:rPr>
+                <w:rFonts w:asciiTheme="majorBidi" w:eastAsia="Times New Roman" w:hAnsiTheme="majorBidi" w:cstheme="majorBidi"/>
+                <w:sz w:val="24"/>
+                <w:szCs w:val="24"/>
+              </w:rPr>
+              <w:t xml:space="preserve"> define property specifications (rooms, amenities, photos).</w:t>
             </w:r>
           </w:p>
           <w:p>
@@ -15658,6 +17280,7 @@
                 <w:rFonts w:asciiTheme="majorBidi" w:hAnsiTheme="majorBidi" w:cstheme="majorBidi"/>
               </w:rPr>
             </w:pPr>
+            <w:proofErr w:type="gramStart"/>
             <w:r>
               <w:rPr>
                 <w:rFonts w:ascii="Times New Roman" w:eastAsia="Times New Roman" w:hAnsi="Symbol" w:cs="Times New Roman"/>
@@ -15674,7 +17297,18 @@
                 <w:szCs w:val="24"/>
                 <w14:ligatures w14:val="none"/>
               </w:rPr>
-              <w:t xml:space="preserve">  Advertisement is published on the platform.</w:t>
+              <w:t xml:space="preserve">  Advertisement</w:t>
+            </w:r>
+            <w:proofErr w:type="gramEnd"/>
+            <w:r>
+              <w:rPr>
+                <w:rFonts w:asciiTheme="majorBidi" w:eastAsia="Times New Roman" w:hAnsiTheme="majorBidi" w:cstheme="majorBidi"/>
+                <w:kern w:val="0"/>
+                <w:sz w:val="24"/>
+                <w:szCs w:val="24"/>
+                <w14:ligatures w14:val="none"/>
+              </w:rPr>
+              <w:t xml:space="preserve"> is published on the platform.</w:t>
             </w:r>
           </w:p>
         </w:tc>
@@ -15728,7 +17362,25 @@
                 <w:sz w:val="24"/>
                 <w:szCs w:val="24"/>
               </w:rPr>
-              <w:t>If additional proof is needed, customer service requests it from the landlord.</w:t>
+              <w:t xml:space="preserve">If additional proof is needed, customer service requests it from the </w:t>
+            </w:r>
+            <w:proofErr w:type="gramStart"/>
+            <w:r>
+              <w:rPr>
+                <w:rFonts w:asciiTheme="majorBidi" w:eastAsia="Times New Roman" w:hAnsiTheme="majorBidi" w:cstheme="majorBidi"/>
+                <w:sz w:val="24"/>
+                <w:szCs w:val="24"/>
+              </w:rPr>
+              <w:t>landlord</w:t>
+            </w:r>
+            <w:proofErr w:type="gramEnd"/>
+            <w:r>
+              <w:rPr>
+                <w:rFonts w:asciiTheme="majorBidi" w:eastAsia="Times New Roman" w:hAnsiTheme="majorBidi" w:cstheme="majorBidi"/>
+                <w:sz w:val="24"/>
+                <w:szCs w:val="24"/>
+              </w:rPr>
+              <w:t>.</w:t>
             </w:r>
           </w:p>
         </w:tc>
@@ -15780,13 +17432,27 @@
               <w:rPr>
                 <w:rFonts w:asciiTheme="majorBidi" w:hAnsiTheme="majorBidi" w:cstheme="majorBidi"/>
               </w:rPr>
-              <w:t xml:space="preserve">Property is </w:t>
-            </w:r>
-            <w:r>
-              <w:rPr>
-                <w:rFonts w:asciiTheme="majorBidi" w:hAnsiTheme="majorBidi" w:cstheme="majorBidi"/>
-              </w:rPr>
-              <w:t>listed with verified details.</w:t>
+              <w:t xml:space="preserve">Property </w:t>
+            </w:r>
+            <w:proofErr w:type="gramStart"/>
+            <w:r>
+              <w:rPr>
+                <w:rFonts w:asciiTheme="majorBidi" w:hAnsiTheme="majorBidi" w:cstheme="majorBidi"/>
+              </w:rPr>
+              <w:t xml:space="preserve">is </w:t>
+            </w:r>
+            <w:r>
+              <w:rPr>
+                <w:rFonts w:asciiTheme="majorBidi" w:hAnsiTheme="majorBidi" w:cstheme="majorBidi"/>
+              </w:rPr>
+              <w:t>listed</w:t>
+            </w:r>
+            <w:proofErr w:type="gramEnd"/>
+            <w:r>
+              <w:rPr>
+                <w:rFonts w:asciiTheme="majorBidi" w:hAnsiTheme="majorBidi" w:cstheme="majorBidi"/>
+              </w:rPr>
+              <w:t xml:space="preserve"> with verified details.</w:t>
             </w:r>
           </w:p>
         </w:tc>
@@ -15930,7 +17596,6 @@
           <w:sz w:val="28"/>
           <w:szCs w:val="28"/>
         </w:rPr>
-        <w:lastRenderedPageBreak/>
         <w:t>User:</w:t>
       </w:r>
     </w:p>
@@ -15950,7 +17615,7 @@
           <w:szCs w:val="28"/>
         </w:rPr>
         <w:drawing>
-          <wp:anchor distT="0" distB="0" distL="114300" distR="114300" simplePos="0" relativeHeight="251655168" behindDoc="1" locked="0" layoutInCell="1" allowOverlap="1">
+          <wp:anchor distT="0" distB="0" distL="114300" distR="114300" simplePos="0" relativeHeight="251651072" behindDoc="1" locked="0" layoutInCell="1" allowOverlap="1">
             <wp:simplePos x="0" y="0"/>
             <wp:positionH relativeFrom="column">
               <wp:posOffset>771525</wp:posOffset>
@@ -16296,7 +17961,21 @@
               <w:rPr>
                 <w:rFonts w:asciiTheme="majorBidi" w:hAnsiTheme="majorBidi" w:cstheme="majorBidi"/>
               </w:rPr>
-              <w:t>Allows any user (tenant, landlord, or customer service agent) to securely log in to their account on the platform.</w:t>
+              <w:t xml:space="preserve">Allows any user (tenant, </w:t>
+            </w:r>
+            <w:proofErr w:type="gramStart"/>
+            <w:r>
+              <w:rPr>
+                <w:rFonts w:asciiTheme="majorBidi" w:hAnsiTheme="majorBidi" w:cstheme="majorBidi"/>
+              </w:rPr>
+              <w:t>landlord</w:t>
+            </w:r>
+            <w:proofErr w:type="gramEnd"/>
+            <w:r>
+              <w:rPr>
+                <w:rFonts w:asciiTheme="majorBidi" w:hAnsiTheme="majorBidi" w:cstheme="majorBidi"/>
+              </w:rPr>
+              <w:t>, or customer service agent) to securely log in to their account on the platform.</w:t>
             </w:r>
           </w:p>
         </w:tc>
@@ -16403,6 +18082,7 @@
                 <w:szCs w:val="24"/>
               </w:rPr>
             </w:pPr>
+            <w:proofErr w:type="gramStart"/>
             <w:r>
               <w:rPr>
                 <w:rFonts w:ascii="Times New Roman" w:eastAsia="Times New Roman" w:hAnsi="Symbol" w:cs="Times New Roman"/>
@@ -16417,7 +18097,16 @@
                 <w:sz w:val="24"/>
                 <w:szCs w:val="24"/>
               </w:rPr>
-              <w:t xml:space="preserve">  User has an existing account with registered email/username and password.</w:t>
+              <w:t xml:space="preserve">  User</w:t>
+            </w:r>
+            <w:proofErr w:type="gramEnd"/>
+            <w:r>
+              <w:rPr>
+                <w:rFonts w:asciiTheme="majorBidi" w:eastAsia="Times New Roman" w:hAnsiTheme="majorBidi" w:cstheme="majorBidi"/>
+                <w:sz w:val="24"/>
+                <w:szCs w:val="24"/>
+              </w:rPr>
+              <w:t xml:space="preserve"> has an existing account with registered email/username and password.</w:t>
             </w:r>
           </w:p>
           <w:p>
@@ -16429,6 +18118,7 @@
                 <w:szCs w:val="24"/>
               </w:rPr>
             </w:pPr>
+            <w:proofErr w:type="gramStart"/>
             <w:r>
               <w:rPr>
                 <w:rFonts w:ascii="Times New Roman" w:eastAsia="Times New Roman" w:hAnsi="Symbol" w:cs="Times New Roman"/>
@@ -16445,7 +18135,18 @@
                 <w:szCs w:val="24"/>
                 <w14:ligatures w14:val="none"/>
               </w:rPr>
-              <w:t xml:space="preserve">  The user’s device is compatible with the platform.</w:t>
+              <w:t xml:space="preserve">  The</w:t>
+            </w:r>
+            <w:proofErr w:type="gramEnd"/>
+            <w:r>
+              <w:rPr>
+                <w:rFonts w:asciiTheme="majorBidi" w:eastAsia="Times New Roman" w:hAnsiTheme="majorBidi" w:cstheme="majorBidi"/>
+                <w:kern w:val="0"/>
+                <w:sz w:val="24"/>
+                <w:szCs w:val="24"/>
+                <w14:ligatures w14:val="none"/>
+              </w:rPr>
+              <w:t xml:space="preserve"> user’s device is compatible with the platform.</w:t>
             </w:r>
           </w:p>
         </w:tc>
@@ -16492,6 +18193,7 @@
                 <w:szCs w:val="24"/>
               </w:rPr>
             </w:pPr>
+            <w:proofErr w:type="gramStart"/>
             <w:r>
               <w:rPr>
                 <w:rFonts w:ascii="Times New Roman" w:eastAsia="Times New Roman" w:hAnsi="Symbol" w:cs="Times New Roman"/>
@@ -16506,7 +18208,16 @@
                 <w:sz w:val="24"/>
                 <w:szCs w:val="24"/>
               </w:rPr>
-              <w:t xml:space="preserve">  Login process includes security measures such as CAPTCHA or multi-factor authentication for authorized access.</w:t>
+              <w:t xml:space="preserve">  Login</w:t>
+            </w:r>
+            <w:proofErr w:type="gramEnd"/>
+            <w:r>
+              <w:rPr>
+                <w:rFonts w:asciiTheme="majorBidi" w:eastAsia="Times New Roman" w:hAnsiTheme="majorBidi" w:cstheme="majorBidi"/>
+                <w:sz w:val="24"/>
+                <w:szCs w:val="24"/>
+              </w:rPr>
+              <w:t xml:space="preserve"> process includes security measures such as CAPTCHA or multi-factor authentication for authorized access.</w:t>
             </w:r>
           </w:p>
           <w:p>
@@ -16518,6 +18229,7 @@
                 <w:bCs/>
               </w:rPr>
             </w:pPr>
+            <w:proofErr w:type="gramStart"/>
             <w:r>
               <w:rPr>
                 <w:rFonts w:ascii="Times New Roman" w:eastAsia="Times New Roman" w:hAnsi="Symbol" w:cs="Times New Roman"/>
@@ -16534,7 +18246,18 @@
                 <w:szCs w:val="24"/>
                 <w14:ligatures w14:val="none"/>
               </w:rPr>
-              <w:t xml:space="preserve">  System enforces lockout policies after multiple failed login attempts.</w:t>
+              <w:t xml:space="preserve">  System</w:t>
+            </w:r>
+            <w:proofErr w:type="gramEnd"/>
+            <w:r>
+              <w:rPr>
+                <w:rFonts w:asciiTheme="majorBidi" w:eastAsia="Times New Roman" w:hAnsiTheme="majorBidi" w:cstheme="majorBidi"/>
+                <w:kern w:val="0"/>
+                <w:sz w:val="24"/>
+                <w:szCs w:val="24"/>
+                <w14:ligatures w14:val="none"/>
+              </w:rPr>
+              <w:t xml:space="preserve"> enforces lockout policies after multiple failed login attempts.</w:t>
             </w:r>
           </w:p>
         </w:tc>
@@ -16582,6 +18305,7 @@
                 <w:szCs w:val="24"/>
               </w:rPr>
             </w:pPr>
+            <w:proofErr w:type="gramStart"/>
             <w:r>
               <w:rPr>
                 <w:rFonts w:ascii="Times New Roman" w:eastAsia="Times New Roman" w:hAnsi="Symbol" w:cs="Times New Roman"/>
@@ -16596,7 +18320,16 @@
                 <w:sz w:val="24"/>
                 <w:szCs w:val="24"/>
               </w:rPr>
-              <w:t xml:space="preserve">  User enters their email/username and password on the login page.</w:t>
+              <w:t xml:space="preserve">  User</w:t>
+            </w:r>
+            <w:proofErr w:type="gramEnd"/>
+            <w:r>
+              <w:rPr>
+                <w:rFonts w:asciiTheme="majorBidi" w:eastAsia="Times New Roman" w:hAnsiTheme="majorBidi" w:cstheme="majorBidi"/>
+                <w:sz w:val="24"/>
+                <w:szCs w:val="24"/>
+              </w:rPr>
+              <w:t xml:space="preserve"> enters their email/username and password on the login page.</w:t>
             </w:r>
           </w:p>
           <w:p>
@@ -16608,6 +18341,7 @@
                 <w:szCs w:val="24"/>
               </w:rPr>
             </w:pPr>
+            <w:proofErr w:type="gramStart"/>
             <w:r>
               <w:rPr>
                 <w:rFonts w:ascii="Times New Roman" w:eastAsia="Times New Roman" w:hAnsi="Symbol" w:cs="Times New Roman"/>
@@ -16622,7 +18356,16 @@
                 <w:sz w:val="24"/>
                 <w:szCs w:val="24"/>
               </w:rPr>
-              <w:t xml:space="preserve">  Platform validates credentials.</w:t>
+              <w:t xml:space="preserve">  Platform</w:t>
+            </w:r>
+            <w:proofErr w:type="gramEnd"/>
+            <w:r>
+              <w:rPr>
+                <w:rFonts w:asciiTheme="majorBidi" w:eastAsia="Times New Roman" w:hAnsiTheme="majorBidi" w:cstheme="majorBidi"/>
+                <w:sz w:val="24"/>
+                <w:szCs w:val="24"/>
+              </w:rPr>
+              <w:t xml:space="preserve"> validates credentials.</w:t>
             </w:r>
           </w:p>
           <w:p>
@@ -16632,6 +18375,7 @@
                 <w:rFonts w:asciiTheme="majorBidi" w:hAnsiTheme="majorBidi" w:cstheme="majorBidi"/>
               </w:rPr>
             </w:pPr>
+            <w:proofErr w:type="gramStart"/>
             <w:r>
               <w:rPr>
                 <w:rFonts w:ascii="Times New Roman" w:eastAsia="Times New Roman" w:hAnsi="Symbol" w:cs="Times New Roman"/>
@@ -16648,7 +18392,18 @@
                 <w:szCs w:val="24"/>
                 <w14:ligatures w14:val="none"/>
               </w:rPr>
-              <w:t xml:space="preserve">  If credentials are correct, the user is granted access to their account.</w:t>
+              <w:t xml:space="preserve">  If</w:t>
+            </w:r>
+            <w:proofErr w:type="gramEnd"/>
+            <w:r>
+              <w:rPr>
+                <w:rFonts w:asciiTheme="majorBidi" w:eastAsia="Times New Roman" w:hAnsiTheme="majorBidi" w:cstheme="majorBidi"/>
+                <w:kern w:val="0"/>
+                <w:sz w:val="24"/>
+                <w:szCs w:val="24"/>
+                <w14:ligatures w14:val="none"/>
+              </w:rPr>
+              <w:t xml:space="preserve"> credentials are correct, the user is granted access to their account.</w:t>
             </w:r>
           </w:p>
         </w:tc>
@@ -16863,9 +18618,8 @@
           <w:rFonts w:asciiTheme="majorBidi" w:hAnsiTheme="majorBidi" w:cstheme="majorBidi"/>
           <w:noProof/>
         </w:rPr>
-        <w:lastRenderedPageBreak/>
         <w:drawing>
-          <wp:anchor distT="0" distB="0" distL="114300" distR="114300" simplePos="0" relativeHeight="251661312" behindDoc="1" locked="0" layoutInCell="1" allowOverlap="1">
+          <wp:anchor distT="0" distB="0" distL="114300" distR="114300" simplePos="0" relativeHeight="251664384" behindDoc="1" locked="0" layoutInCell="1" allowOverlap="1">
             <wp:simplePos x="0" y="0"/>
             <wp:positionH relativeFrom="column">
               <wp:posOffset>809625</wp:posOffset>
@@ -17222,8 +18976,16 @@
               <w:rPr>
                 <w:rFonts w:asciiTheme="majorBidi" w:hAnsiTheme="majorBidi" w:cstheme="majorBidi"/>
               </w:rPr>
-              <w:t xml:space="preserve"> landlords</w:t>
-            </w:r>
+              <w:t xml:space="preserve"> </w:t>
+            </w:r>
+            <w:proofErr w:type="gramStart"/>
+            <w:r>
+              <w:rPr>
+                <w:rFonts w:asciiTheme="majorBidi" w:hAnsiTheme="majorBidi" w:cstheme="majorBidi"/>
+              </w:rPr>
+              <w:t>landlords</w:t>
+            </w:r>
+            <w:proofErr w:type="gramEnd"/>
             <w:r>
               <w:rPr>
                 <w:rFonts w:asciiTheme="majorBidi" w:hAnsiTheme="majorBidi" w:cstheme="majorBidi"/>
@@ -17341,6 +19103,7 @@
                 <w:szCs w:val="24"/>
               </w:rPr>
             </w:pPr>
+            <w:proofErr w:type="gramStart"/>
             <w:r>
               <w:rPr>
                 <w:rFonts w:ascii="Times New Roman" w:eastAsia="Times New Roman" w:hAnsi="Symbol" w:cs="Times New Roman"/>
@@ -17355,7 +19118,16 @@
                 <w:sz w:val="24"/>
                 <w:szCs w:val="24"/>
               </w:rPr>
-              <w:t xml:space="preserve">  User has an account on the platform with a registered email or phone number.</w:t>
+              <w:t xml:space="preserve">  User</w:t>
+            </w:r>
+            <w:proofErr w:type="gramEnd"/>
+            <w:r>
+              <w:rPr>
+                <w:rFonts w:asciiTheme="majorBidi" w:eastAsia="Times New Roman" w:hAnsiTheme="majorBidi" w:cstheme="majorBidi"/>
+                <w:sz w:val="24"/>
+                <w:szCs w:val="24"/>
+              </w:rPr>
+              <w:t xml:space="preserve"> has an account on the platform with a registered email or phone number.</w:t>
             </w:r>
           </w:p>
           <w:p>
@@ -17367,6 +19139,7 @@
                 <w:szCs w:val="24"/>
               </w:rPr>
             </w:pPr>
+            <w:proofErr w:type="gramStart"/>
             <w:r>
               <w:rPr>
                 <w:rFonts w:ascii="Times New Roman" w:eastAsia="Times New Roman" w:hAnsi="Symbol" w:cs="Times New Roman"/>
@@ -17383,7 +19156,18 @@
                 <w:szCs w:val="24"/>
                 <w14:ligatures w14:val="none"/>
               </w:rPr>
-              <w:t xml:space="preserve">  User can access their email or phone for verification.</w:t>
+              <w:t xml:space="preserve">  User</w:t>
+            </w:r>
+            <w:proofErr w:type="gramEnd"/>
+            <w:r>
+              <w:rPr>
+                <w:rFonts w:asciiTheme="majorBidi" w:eastAsia="Times New Roman" w:hAnsiTheme="majorBidi" w:cstheme="majorBidi"/>
+                <w:kern w:val="0"/>
+                <w:sz w:val="24"/>
+                <w:szCs w:val="24"/>
+                <w14:ligatures w14:val="none"/>
+              </w:rPr>
+              <w:t xml:space="preserve"> can access their email or phone for verification.</w:t>
             </w:r>
           </w:p>
         </w:tc>
@@ -17430,6 +19214,7 @@
                 <w:szCs w:val="24"/>
               </w:rPr>
             </w:pPr>
+            <w:proofErr w:type="gramStart"/>
             <w:r>
               <w:rPr>
                 <w:rFonts w:ascii="Times New Roman" w:eastAsia="Times New Roman" w:hAnsi="Symbol" w:cs="Times New Roman"/>
@@ -17444,7 +19229,16 @@
                 <w:sz w:val="24"/>
                 <w:szCs w:val="24"/>
               </w:rPr>
-              <w:t xml:space="preserve">  The email or phone number is correctly linked to the user’s account.</w:t>
+              <w:t xml:space="preserve">  The</w:t>
+            </w:r>
+            <w:proofErr w:type="gramEnd"/>
+            <w:r>
+              <w:rPr>
+                <w:rFonts w:asciiTheme="majorBidi" w:eastAsia="Times New Roman" w:hAnsiTheme="majorBidi" w:cstheme="majorBidi"/>
+                <w:sz w:val="24"/>
+                <w:szCs w:val="24"/>
+              </w:rPr>
+              <w:t xml:space="preserve"> email or phone number is correctly linked to the user’s account.</w:t>
             </w:r>
           </w:p>
           <w:p>
@@ -17456,6 +19250,7 @@
                 <w:szCs w:val="24"/>
               </w:rPr>
             </w:pPr>
+            <w:proofErr w:type="gramStart"/>
             <w:r>
               <w:rPr>
                 <w:rFonts w:ascii="Times New Roman" w:eastAsia="Times New Roman" w:hAnsi="Symbol" w:cs="Times New Roman"/>
@@ -17470,7 +19265,16 @@
                 <w:sz w:val="24"/>
                 <w:szCs w:val="24"/>
               </w:rPr>
-              <w:t xml:space="preserve">  The user’s registered email service or phone carrier is operational.</w:t>
+              <w:t xml:space="preserve">  The</w:t>
+            </w:r>
+            <w:proofErr w:type="gramEnd"/>
+            <w:r>
+              <w:rPr>
+                <w:rFonts w:asciiTheme="majorBidi" w:eastAsia="Times New Roman" w:hAnsiTheme="majorBidi" w:cstheme="majorBidi"/>
+                <w:sz w:val="24"/>
+                <w:szCs w:val="24"/>
+              </w:rPr>
+              <w:t xml:space="preserve"> user’s registered email service or phone carrier is operational.</w:t>
             </w:r>
           </w:p>
           <w:p>
@@ -17482,6 +19286,7 @@
                 <w:bCs/>
               </w:rPr>
             </w:pPr>
+            <w:proofErr w:type="gramStart"/>
             <w:r>
               <w:rPr>
                 <w:rFonts w:ascii="Times New Roman" w:eastAsia="Times New Roman" w:hAnsi="Symbol" w:cs="Times New Roman"/>
@@ -17498,7 +19303,18 @@
                 <w:szCs w:val="24"/>
                 <w14:ligatures w14:val="none"/>
               </w:rPr>
-              <w:t xml:space="preserve">  The system has implemented proper security to handle password resets securely.</w:t>
+              <w:t xml:space="preserve">  The</w:t>
+            </w:r>
+            <w:proofErr w:type="gramEnd"/>
+            <w:r>
+              <w:rPr>
+                <w:rFonts w:asciiTheme="majorBidi" w:eastAsia="Times New Roman" w:hAnsiTheme="majorBidi" w:cstheme="majorBidi"/>
+                <w:kern w:val="0"/>
+                <w:sz w:val="24"/>
+                <w:szCs w:val="24"/>
+                <w14:ligatures w14:val="none"/>
+              </w:rPr>
+              <w:t xml:space="preserve"> system has implemented proper security to handle password resets securely.</w:t>
             </w:r>
           </w:p>
         </w:tc>
@@ -17546,6 +19362,7 @@
                 <w:szCs w:val="24"/>
               </w:rPr>
             </w:pPr>
+            <w:proofErr w:type="gramStart"/>
             <w:r>
               <w:rPr>
                 <w:rFonts w:ascii="Times New Roman" w:eastAsia="Times New Roman" w:hAnsi="Symbol" w:cs="Times New Roman"/>
@@ -17560,7 +19377,16 @@
                 <w:sz w:val="24"/>
                 <w:szCs w:val="24"/>
               </w:rPr>
-              <w:t xml:space="preserve">  User selects "Forgot Password" on the login page.</w:t>
+              <w:t xml:space="preserve">  User</w:t>
+            </w:r>
+            <w:proofErr w:type="gramEnd"/>
+            <w:r>
+              <w:rPr>
+                <w:rFonts w:asciiTheme="majorBidi" w:eastAsia="Times New Roman" w:hAnsiTheme="majorBidi" w:cstheme="majorBidi"/>
+                <w:sz w:val="24"/>
+                <w:szCs w:val="24"/>
+              </w:rPr>
+              <w:t xml:space="preserve"> selects "Forgot Password" on the login page.</w:t>
             </w:r>
           </w:p>
           <w:p>
@@ -17572,6 +19398,7 @@
                 <w:szCs w:val="24"/>
               </w:rPr>
             </w:pPr>
+            <w:proofErr w:type="gramStart"/>
             <w:r>
               <w:rPr>
                 <w:rFonts w:ascii="Times New Roman" w:eastAsia="Times New Roman" w:hAnsi="Symbol" w:cs="Times New Roman"/>
@@ -17586,7 +19413,16 @@
                 <w:sz w:val="24"/>
                 <w:szCs w:val="24"/>
               </w:rPr>
-              <w:t xml:space="preserve">  Platform prompts user to enter their registered email or phone number.</w:t>
+              <w:t xml:space="preserve">  Platform</w:t>
+            </w:r>
+            <w:proofErr w:type="gramEnd"/>
+            <w:r>
+              <w:rPr>
+                <w:rFonts w:asciiTheme="majorBidi" w:eastAsia="Times New Roman" w:hAnsiTheme="majorBidi" w:cstheme="majorBidi"/>
+                <w:sz w:val="24"/>
+                <w:szCs w:val="24"/>
+              </w:rPr>
+              <w:t xml:space="preserve"> prompts user to enter their registered email or phone number.</w:t>
             </w:r>
           </w:p>
           <w:p>
@@ -17598,6 +19434,7 @@
                 <w:szCs w:val="24"/>
               </w:rPr>
             </w:pPr>
+            <w:proofErr w:type="gramStart"/>
             <w:r>
               <w:rPr>
                 <w:rFonts w:ascii="Times New Roman" w:eastAsia="Times New Roman" w:hAnsi="Symbol" w:cs="Times New Roman"/>
@@ -17612,7 +19449,16 @@
                 <w:sz w:val="24"/>
                 <w:szCs w:val="24"/>
               </w:rPr>
-              <w:t xml:space="preserve">  Platform sends a password reset link (or verification code) to the provided email or phone.</w:t>
+              <w:t xml:space="preserve">  Platform</w:t>
+            </w:r>
+            <w:proofErr w:type="gramEnd"/>
+            <w:r>
+              <w:rPr>
+                <w:rFonts w:asciiTheme="majorBidi" w:eastAsia="Times New Roman" w:hAnsiTheme="majorBidi" w:cstheme="majorBidi"/>
+                <w:sz w:val="24"/>
+                <w:szCs w:val="24"/>
+              </w:rPr>
+              <w:t xml:space="preserve"> sends a password reset link (or verification code) to the provided email or phone.</w:t>
             </w:r>
           </w:p>
           <w:p>
@@ -17624,6 +19470,7 @@
                 <w:szCs w:val="24"/>
               </w:rPr>
             </w:pPr>
+            <w:proofErr w:type="gramStart"/>
             <w:r>
               <w:rPr>
                 <w:rFonts w:ascii="Times New Roman" w:eastAsia="Times New Roman" w:hAnsi="Symbol" w:cs="Times New Roman"/>
@@ -17638,7 +19485,16 @@
                 <w:sz w:val="24"/>
                 <w:szCs w:val="24"/>
               </w:rPr>
-              <w:t xml:space="preserve">  User receives the reset link or code and follows instructions (clicking link or entering code).</w:t>
+              <w:t xml:space="preserve">  User</w:t>
+            </w:r>
+            <w:proofErr w:type="gramEnd"/>
+            <w:r>
+              <w:rPr>
+                <w:rFonts w:asciiTheme="majorBidi" w:eastAsia="Times New Roman" w:hAnsiTheme="majorBidi" w:cstheme="majorBidi"/>
+                <w:sz w:val="24"/>
+                <w:szCs w:val="24"/>
+              </w:rPr>
+              <w:t xml:space="preserve"> receives the reset link or code and follows instructions (clicking link or entering code).</w:t>
             </w:r>
           </w:p>
           <w:p>
@@ -17650,6 +19506,7 @@
                 <w:szCs w:val="24"/>
               </w:rPr>
             </w:pPr>
+            <w:proofErr w:type="gramStart"/>
             <w:r>
               <w:rPr>
                 <w:rFonts w:ascii="Times New Roman" w:eastAsia="Times New Roman" w:hAnsi="Symbol" w:cs="Times New Roman"/>
@@ -17664,7 +19521,16 @@
                 <w:sz w:val="24"/>
                 <w:szCs w:val="24"/>
               </w:rPr>
-              <w:t xml:space="preserve">  Platform verifies the link or code and prompts user to enter a new password.</w:t>
+              <w:t xml:space="preserve">  Platform</w:t>
+            </w:r>
+            <w:proofErr w:type="gramEnd"/>
+            <w:r>
+              <w:rPr>
+                <w:rFonts w:asciiTheme="majorBidi" w:eastAsia="Times New Roman" w:hAnsiTheme="majorBidi" w:cstheme="majorBidi"/>
+                <w:sz w:val="24"/>
+                <w:szCs w:val="24"/>
+              </w:rPr>
+              <w:t xml:space="preserve"> verifies the link or code and prompts user to enter a new password.</w:t>
             </w:r>
           </w:p>
           <w:p>
@@ -17676,6 +19542,7 @@
                 <w:szCs w:val="24"/>
               </w:rPr>
             </w:pPr>
+            <w:proofErr w:type="gramStart"/>
             <w:r>
               <w:rPr>
                 <w:rFonts w:ascii="Times New Roman" w:eastAsia="Times New Roman" w:hAnsi="Symbol" w:cs="Times New Roman"/>
@@ -17690,7 +19557,16 @@
                 <w:sz w:val="24"/>
                 <w:szCs w:val="24"/>
               </w:rPr>
-              <w:t xml:space="preserve">  User enters a new password and confirms it.</w:t>
+              <w:t xml:space="preserve">  User</w:t>
+            </w:r>
+            <w:proofErr w:type="gramEnd"/>
+            <w:r>
+              <w:rPr>
+                <w:rFonts w:asciiTheme="majorBidi" w:eastAsia="Times New Roman" w:hAnsiTheme="majorBidi" w:cstheme="majorBidi"/>
+                <w:sz w:val="24"/>
+                <w:szCs w:val="24"/>
+              </w:rPr>
+              <w:t xml:space="preserve"> enters a new password and confirms it.</w:t>
             </w:r>
           </w:p>
           <w:p>
@@ -17700,6 +19576,7 @@
                 <w:rFonts w:asciiTheme="majorBidi" w:hAnsiTheme="majorBidi" w:cstheme="majorBidi"/>
               </w:rPr>
             </w:pPr>
+            <w:proofErr w:type="gramStart"/>
             <w:r>
               <w:rPr>
                 <w:rFonts w:ascii="Times New Roman" w:eastAsia="Times New Roman" w:hAnsi="Symbol" w:cs="Times New Roman"/>
@@ -17716,7 +19593,18 @@
                 <w:szCs w:val="24"/>
                 <w14:ligatures w14:val="none"/>
               </w:rPr>
-              <w:t xml:space="preserve">  Platform updates the user’s password and confirms the reset.</w:t>
+              <w:t xml:space="preserve">  Platform</w:t>
+            </w:r>
+            <w:proofErr w:type="gramEnd"/>
+            <w:r>
+              <w:rPr>
+                <w:rFonts w:asciiTheme="majorBidi" w:eastAsia="Times New Roman" w:hAnsiTheme="majorBidi" w:cstheme="majorBidi"/>
+                <w:kern w:val="0"/>
+                <w:sz w:val="24"/>
+                <w:szCs w:val="24"/>
+                <w14:ligatures w14:val="none"/>
+              </w:rPr>
+              <w:t xml:space="preserve"> updates the user’s password and confirms the reset.</w:t>
             </w:r>
           </w:p>
         </w:tc>
@@ -17763,6 +19651,7 @@
                 <w:szCs w:val="24"/>
               </w:rPr>
             </w:pPr>
+            <w:proofErr w:type="gramStart"/>
             <w:r>
               <w:rPr>
                 <w:rFonts w:ascii="Times New Roman" w:eastAsia="Times New Roman" w:hAnsi="Symbol" w:cs="Times New Roman"/>
@@ -17777,7 +19666,16 @@
                 <w:sz w:val="24"/>
                 <w:szCs w:val="24"/>
               </w:rPr>
-              <w:t xml:space="preserve">  If the entered email or phone number does not match any account, platform displays an error message.</w:t>
+              <w:t xml:space="preserve">  If</w:t>
+            </w:r>
+            <w:proofErr w:type="gramEnd"/>
+            <w:r>
+              <w:rPr>
+                <w:rFonts w:asciiTheme="majorBidi" w:eastAsia="Times New Roman" w:hAnsiTheme="majorBidi" w:cstheme="majorBidi"/>
+                <w:sz w:val="24"/>
+                <w:szCs w:val="24"/>
+              </w:rPr>
+              <w:t xml:space="preserve"> the entered email or phone number does not match any account, platform displays an error message.</w:t>
             </w:r>
           </w:p>
           <w:p>
@@ -17865,7 +19763,21 @@
               <w:rPr>
                 <w:rFonts w:asciiTheme="majorBidi" w:hAnsiTheme="majorBidi" w:cstheme="majorBidi"/>
               </w:rPr>
-              <w:t>User’s password is successfully updated, and they can log in with the new password.</w:t>
+              <w:t xml:space="preserve">User’s password </w:t>
+            </w:r>
+            <w:proofErr w:type="gramStart"/>
+            <w:r>
+              <w:rPr>
+                <w:rFonts w:asciiTheme="majorBidi" w:hAnsiTheme="majorBidi" w:cstheme="majorBidi"/>
+              </w:rPr>
+              <w:t>is successfully updated</w:t>
+            </w:r>
+            <w:proofErr w:type="gramEnd"/>
+            <w:r>
+              <w:rPr>
+                <w:rFonts w:asciiTheme="majorBidi" w:hAnsiTheme="majorBidi" w:cstheme="majorBidi"/>
+              </w:rPr>
+              <w:t>, and they can log in with the new password.</w:t>
             </w:r>
           </w:p>
         </w:tc>
@@ -17945,9 +19857,8 @@
           <w:rFonts w:asciiTheme="majorBidi" w:hAnsiTheme="majorBidi" w:cstheme="majorBidi"/>
           <w:noProof/>
         </w:rPr>
-        <w:lastRenderedPageBreak/>
         <w:drawing>
-          <wp:anchor distT="0" distB="0" distL="114300" distR="114300" simplePos="0" relativeHeight="251656192" behindDoc="1" locked="0" layoutInCell="1" allowOverlap="1">
+          <wp:anchor distT="0" distB="0" distL="114300" distR="114300" simplePos="0" relativeHeight="251654144" behindDoc="1" locked="0" layoutInCell="1" allowOverlap="1">
             <wp:simplePos x="0" y="0"/>
             <wp:positionH relativeFrom="column">
               <wp:posOffset>828675</wp:posOffset>
@@ -18286,7 +20197,21 @@
               <w:rPr>
                 <w:rFonts w:asciiTheme="majorBidi" w:hAnsiTheme="majorBidi" w:cstheme="majorBidi"/>
               </w:rPr>
-              <w:t>Allows users (tenants, landlords, Customer Service Agents) to edit their profile information.</w:t>
+              <w:t xml:space="preserve">Allows users (tenants, </w:t>
+            </w:r>
+            <w:proofErr w:type="gramStart"/>
+            <w:r>
+              <w:rPr>
+                <w:rFonts w:asciiTheme="majorBidi" w:hAnsiTheme="majorBidi" w:cstheme="majorBidi"/>
+              </w:rPr>
+              <w:t>landlords</w:t>
+            </w:r>
+            <w:proofErr w:type="gramEnd"/>
+            <w:r>
+              <w:rPr>
+                <w:rFonts w:asciiTheme="majorBidi" w:hAnsiTheme="majorBidi" w:cstheme="majorBidi"/>
+              </w:rPr>
+              <w:t>, Customer Service Agents) to edit their profile information.</w:t>
             </w:r>
           </w:p>
         </w:tc>
@@ -18452,7 +20377,25 @@
                 <w:sz w:val="24"/>
                 <w:szCs w:val="24"/>
               </w:rPr>
-              <w:t>User profile information is not updated.</w:t>
+              <w:t xml:space="preserve">User profile information </w:t>
+            </w:r>
+            <w:proofErr w:type="gramStart"/>
+            <w:r>
+              <w:rPr>
+                <w:rFonts w:asciiTheme="majorBidi" w:eastAsia="Times New Roman" w:hAnsiTheme="majorBidi" w:cstheme="majorBidi"/>
+                <w:sz w:val="24"/>
+                <w:szCs w:val="24"/>
+              </w:rPr>
+              <w:t>is not updated</w:t>
+            </w:r>
+            <w:proofErr w:type="gramEnd"/>
+            <w:r>
+              <w:rPr>
+                <w:rFonts w:asciiTheme="majorBidi" w:eastAsia="Times New Roman" w:hAnsiTheme="majorBidi" w:cstheme="majorBidi"/>
+                <w:sz w:val="24"/>
+                <w:szCs w:val="24"/>
+              </w:rPr>
+              <w:t>.</w:t>
             </w:r>
           </w:p>
         </w:tc>
@@ -18500,6 +20443,7 @@
                 <w:szCs w:val="24"/>
               </w:rPr>
             </w:pPr>
+            <w:proofErr w:type="gramStart"/>
             <w:r>
               <w:rPr>
                 <w:rFonts w:ascii="Times New Roman" w:eastAsia="Times New Roman" w:hAnsi="Symbol" w:cs="Times New Roman"/>
@@ -18514,7 +20458,16 @@
                 <w:sz w:val="24"/>
                 <w:szCs w:val="24"/>
               </w:rPr>
-              <w:t xml:space="preserve">  User selects the field that he want to change.</w:t>
+              <w:t xml:space="preserve">  User</w:t>
+            </w:r>
+            <w:proofErr w:type="gramEnd"/>
+            <w:r>
+              <w:rPr>
+                <w:rFonts w:asciiTheme="majorBidi" w:eastAsia="Times New Roman" w:hAnsiTheme="majorBidi" w:cstheme="majorBidi"/>
+                <w:sz w:val="24"/>
+                <w:szCs w:val="24"/>
+              </w:rPr>
+              <w:t xml:space="preserve"> selects the field that he want to change.</w:t>
             </w:r>
           </w:p>
           <w:p>
@@ -18526,6 +20479,7 @@
                 <w:szCs w:val="24"/>
               </w:rPr>
             </w:pPr>
+            <w:proofErr w:type="gramStart"/>
             <w:r>
               <w:rPr>
                 <w:rFonts w:ascii="Times New Roman" w:eastAsia="Times New Roman" w:hAnsi="Symbol" w:cs="Times New Roman"/>
@@ -18540,7 +20494,16 @@
                 <w:sz w:val="24"/>
                 <w:szCs w:val="24"/>
               </w:rPr>
-              <w:t xml:space="preserve">  User enters the new information.</w:t>
+              <w:t xml:space="preserve">  User</w:t>
+            </w:r>
+            <w:proofErr w:type="gramEnd"/>
+            <w:r>
+              <w:rPr>
+                <w:rFonts w:asciiTheme="majorBidi" w:eastAsia="Times New Roman" w:hAnsiTheme="majorBidi" w:cstheme="majorBidi"/>
+                <w:sz w:val="24"/>
+                <w:szCs w:val="24"/>
+              </w:rPr>
+              <w:t xml:space="preserve"> enters the new information.</w:t>
             </w:r>
           </w:p>
           <w:p>
@@ -18550,6 +20513,7 @@
                 <w:rFonts w:asciiTheme="majorBidi" w:hAnsiTheme="majorBidi" w:cstheme="majorBidi"/>
               </w:rPr>
             </w:pPr>
+            <w:proofErr w:type="gramStart"/>
             <w:r>
               <w:rPr>
                 <w:rFonts w:ascii="Times New Roman" w:eastAsia="Times New Roman" w:hAnsi="Symbol" w:cs="Times New Roman"/>
@@ -18574,7 +20538,18 @@
                 <w:szCs w:val="24"/>
                 <w14:ligatures w14:val="none"/>
               </w:rPr>
-              <w:t xml:space="preserve">Platform </w:t>
+              <w:t>Platform</w:t>
+            </w:r>
+            <w:proofErr w:type="gramEnd"/>
+            <w:r>
+              <w:rPr>
+                <w:rFonts w:asciiTheme="majorBidi" w:eastAsia="Times New Roman" w:hAnsiTheme="majorBidi" w:cstheme="majorBidi"/>
+                <w:kern w:val="0"/>
+                <w:sz w:val="24"/>
+                <w:szCs w:val="24"/>
+                <w14:ligatures w14:val="none"/>
+              </w:rPr>
+              <w:t xml:space="preserve"> </w:t>
             </w:r>
             <w:r>
               <w:rPr>
@@ -18826,9 +20801,8 @@
           <w:rFonts w:asciiTheme="majorBidi" w:hAnsiTheme="majorBidi" w:cstheme="majorBidi"/>
           <w:noProof/>
         </w:rPr>
-        <w:lastRenderedPageBreak/>
         <w:drawing>
-          <wp:anchor distT="0" distB="0" distL="114300" distR="114300" simplePos="0" relativeHeight="251658240" behindDoc="1" locked="0" layoutInCell="1" allowOverlap="1">
+          <wp:anchor distT="0" distB="0" distL="114300" distR="114300" simplePos="0" relativeHeight="251657216" behindDoc="1" locked="0" layoutInCell="1" allowOverlap="1">
             <wp:simplePos x="0" y="0"/>
             <wp:positionH relativeFrom="column">
               <wp:posOffset>482600</wp:posOffset>
@@ -19141,7 +21115,21 @@
               <w:rPr>
                 <w:rFonts w:asciiTheme="majorBidi" w:hAnsiTheme="majorBidi" w:cstheme="majorBidi"/>
               </w:rPr>
-              <w:t>Allows any user (tenant or landlord) to deposit money into his balance.</w:t>
+              <w:t xml:space="preserve">Allows any user (tenant or </w:t>
+            </w:r>
+            <w:proofErr w:type="gramStart"/>
+            <w:r>
+              <w:rPr>
+                <w:rFonts w:asciiTheme="majorBidi" w:hAnsiTheme="majorBidi" w:cstheme="majorBidi"/>
+              </w:rPr>
+              <w:t>landlord</w:t>
+            </w:r>
+            <w:proofErr w:type="gramEnd"/>
+            <w:r>
+              <w:rPr>
+                <w:rFonts w:asciiTheme="majorBidi" w:hAnsiTheme="majorBidi" w:cstheme="majorBidi"/>
+              </w:rPr>
+              <w:t>) to deposit money into his balance.</w:t>
             </w:r>
           </w:p>
         </w:tc>
@@ -19353,6 +21341,7 @@
                 <w:rFonts w:asciiTheme="majorBidi" w:hAnsiTheme="majorBidi" w:cstheme="majorBidi"/>
               </w:rPr>
             </w:pPr>
+            <w:proofErr w:type="gramStart"/>
             <w:r>
               <w:rPr>
                 <w:rFonts w:ascii="Times New Roman" w:eastAsia="Times New Roman" w:hAnsi="Symbol" w:cs="Times New Roman"/>
@@ -19375,7 +21364,16 @@
                 <w:sz w:val="24"/>
                 <w:szCs w:val="24"/>
               </w:rPr>
-              <w:t xml:space="preserve">User chooses the deposit method </w:t>
+              <w:t>User</w:t>
+            </w:r>
+            <w:proofErr w:type="gramEnd"/>
+            <w:r>
+              <w:rPr>
+                <w:rFonts w:asciiTheme="majorBidi" w:eastAsia="Times New Roman" w:hAnsiTheme="majorBidi" w:cstheme="majorBidi"/>
+                <w:sz w:val="24"/>
+                <w:szCs w:val="24"/>
+              </w:rPr>
+              <w:t xml:space="preserve"> chooses the deposit method </w:t>
             </w:r>
             <w:r>
               <w:rPr>
@@ -19393,6 +21391,7 @@
                 <w:szCs w:val="24"/>
               </w:rPr>
             </w:pPr>
+            <w:proofErr w:type="gramStart"/>
             <w:r>
               <w:rPr>
                 <w:rFonts w:ascii="Times New Roman" w:eastAsia="Times New Roman" w:hAnsi="Symbol" w:cs="Times New Roman"/>
@@ -19415,7 +21414,16 @@
                 <w:sz w:val="24"/>
                 <w:szCs w:val="24"/>
               </w:rPr>
-              <w:t xml:space="preserve"> User enter the required information.</w:t>
+              <w:t xml:space="preserve"> User</w:t>
+            </w:r>
+            <w:proofErr w:type="gramEnd"/>
+            <w:r>
+              <w:rPr>
+                <w:rFonts w:asciiTheme="majorBidi" w:eastAsia="Times New Roman" w:hAnsiTheme="majorBidi" w:cstheme="majorBidi"/>
+                <w:sz w:val="24"/>
+                <w:szCs w:val="24"/>
+              </w:rPr>
+              <w:t xml:space="preserve"> enter the required information.</w:t>
             </w:r>
           </w:p>
           <w:p>
@@ -19425,6 +21433,7 @@
                 <w:rFonts w:asciiTheme="majorBidi" w:hAnsiTheme="majorBidi" w:cstheme="majorBidi"/>
               </w:rPr>
             </w:pPr>
+            <w:proofErr w:type="gramStart"/>
             <w:r>
               <w:rPr>
                 <w:rFonts w:ascii="Times New Roman" w:eastAsia="Times New Roman" w:hAnsi="Symbol" w:cs="Times New Roman"/>
@@ -19447,7 +21456,16 @@
                 <w:sz w:val="24"/>
                 <w:szCs w:val="24"/>
               </w:rPr>
-              <w:t>The amount of money is deposited to the use balance.</w:t>
+              <w:t>The</w:t>
+            </w:r>
+            <w:proofErr w:type="gramEnd"/>
+            <w:r>
+              <w:rPr>
+                <w:rFonts w:asciiTheme="majorBidi" w:eastAsia="Times New Roman" w:hAnsiTheme="majorBidi" w:cstheme="majorBidi"/>
+                <w:sz w:val="24"/>
+                <w:szCs w:val="24"/>
+              </w:rPr>
+              <w:t xml:space="preserve"> amount of money is deposited to the use balance.</w:t>
             </w:r>
           </w:p>
         </w:tc>
@@ -19559,7 +21577,21 @@
               <w:rPr>
                 <w:rFonts w:asciiTheme="majorBidi" w:hAnsiTheme="majorBidi" w:cstheme="majorBidi"/>
               </w:rPr>
-              <w:t xml:space="preserve">deposit process is completed </w:t>
+              <w:t xml:space="preserve">deposit process </w:t>
+            </w:r>
+            <w:proofErr w:type="gramStart"/>
+            <w:r>
+              <w:rPr>
+                <w:rFonts w:asciiTheme="majorBidi" w:hAnsiTheme="majorBidi" w:cstheme="majorBidi"/>
+              </w:rPr>
+              <w:t>is completed</w:t>
+            </w:r>
+            <w:proofErr w:type="gramEnd"/>
+            <w:r>
+              <w:rPr>
+                <w:rFonts w:asciiTheme="majorBidi" w:hAnsiTheme="majorBidi" w:cstheme="majorBidi"/>
+              </w:rPr>
+              <w:t xml:space="preserve"> </w:t>
             </w:r>
             <w:r>
               <w:rPr>
@@ -19719,9 +21751,8 @@
           <w:rFonts w:asciiTheme="majorBidi" w:hAnsiTheme="majorBidi" w:cstheme="majorBidi"/>
           <w:noProof/>
         </w:rPr>
-        <w:lastRenderedPageBreak/>
         <w:drawing>
-          <wp:anchor distT="0" distB="0" distL="114300" distR="114300" simplePos="0" relativeHeight="251659264" behindDoc="1" locked="0" layoutInCell="1" allowOverlap="1">
+          <wp:anchor distT="0" distB="0" distL="114300" distR="114300" simplePos="0" relativeHeight="251660288" behindDoc="1" locked="0" layoutInCell="1" allowOverlap="1">
             <wp:simplePos x="0" y="0"/>
             <wp:positionH relativeFrom="column">
               <wp:posOffset>588010</wp:posOffset>
@@ -20027,7 +22058,21 @@
               <w:rPr>
                 <w:rFonts w:asciiTheme="majorBidi" w:hAnsiTheme="majorBidi" w:cstheme="majorBidi"/>
               </w:rPr>
-              <w:t>Allows any user (tenant or landlord) to withdraw money from his balance.</w:t>
+              <w:t xml:space="preserve">Allows any user (tenant or </w:t>
+            </w:r>
+            <w:proofErr w:type="gramStart"/>
+            <w:r>
+              <w:rPr>
+                <w:rFonts w:asciiTheme="majorBidi" w:hAnsiTheme="majorBidi" w:cstheme="majorBidi"/>
+              </w:rPr>
+              <w:t>landlord</w:t>
+            </w:r>
+            <w:proofErr w:type="gramEnd"/>
+            <w:r>
+              <w:rPr>
+                <w:rFonts w:asciiTheme="majorBidi" w:hAnsiTheme="majorBidi" w:cstheme="majorBidi"/>
+              </w:rPr>
+              <w:t>) to withdraw money from his balance.</w:t>
             </w:r>
           </w:p>
         </w:tc>
@@ -20235,6 +22280,7 @@
                 <w:rFonts w:asciiTheme="majorBidi" w:hAnsiTheme="majorBidi" w:cstheme="majorBidi"/>
               </w:rPr>
             </w:pPr>
+            <w:proofErr w:type="gramStart"/>
             <w:r>
               <w:rPr>
                 <w:rFonts w:ascii="Times New Roman" w:eastAsia="Times New Roman" w:hAnsi="Symbol" w:cs="Times New Roman"/>
@@ -20249,7 +22295,16 @@
                 <w:sz w:val="24"/>
                 <w:szCs w:val="24"/>
               </w:rPr>
-              <w:t xml:space="preserve">  User chooses the withdraw method </w:t>
+              <w:t xml:space="preserve">  User</w:t>
+            </w:r>
+            <w:proofErr w:type="gramEnd"/>
+            <w:r>
+              <w:rPr>
+                <w:rFonts w:asciiTheme="majorBidi" w:eastAsia="Times New Roman" w:hAnsiTheme="majorBidi" w:cstheme="majorBidi"/>
+                <w:sz w:val="24"/>
+                <w:szCs w:val="24"/>
+              </w:rPr>
+              <w:t xml:space="preserve"> chooses the withdraw method </w:t>
             </w:r>
             <w:r>
               <w:rPr>
@@ -20267,6 +22322,7 @@
                 <w:szCs w:val="24"/>
               </w:rPr>
             </w:pPr>
+            <w:proofErr w:type="gramStart"/>
             <w:r>
               <w:rPr>
                 <w:rFonts w:ascii="Times New Roman" w:eastAsia="Times New Roman" w:hAnsi="Symbol" w:cs="Times New Roman"/>
@@ -20289,7 +22345,16 @@
                 <w:sz w:val="24"/>
                 <w:szCs w:val="24"/>
               </w:rPr>
-              <w:t xml:space="preserve"> User enter the required information.</w:t>
+              <w:t xml:space="preserve"> User</w:t>
+            </w:r>
+            <w:proofErr w:type="gramEnd"/>
+            <w:r>
+              <w:rPr>
+                <w:rFonts w:asciiTheme="majorBidi" w:eastAsia="Times New Roman" w:hAnsiTheme="majorBidi" w:cstheme="majorBidi"/>
+                <w:sz w:val="24"/>
+                <w:szCs w:val="24"/>
+              </w:rPr>
+              <w:t xml:space="preserve"> enter the required information.</w:t>
             </w:r>
           </w:p>
           <w:p>
@@ -20299,6 +22364,7 @@
                 <w:rFonts w:asciiTheme="majorBidi" w:hAnsiTheme="majorBidi" w:cstheme="majorBidi"/>
               </w:rPr>
             </w:pPr>
+            <w:proofErr w:type="gramStart"/>
             <w:r>
               <w:rPr>
                 <w:rFonts w:ascii="Times New Roman" w:eastAsia="Times New Roman" w:hAnsi="Symbol" w:cs="Times New Roman"/>
@@ -20313,7 +22379,16 @@
                 <w:sz w:val="24"/>
                 <w:szCs w:val="24"/>
               </w:rPr>
-              <w:t xml:space="preserve">  The amou</w:t>
+              <w:t xml:space="preserve">  The</w:t>
+            </w:r>
+            <w:proofErr w:type="gramEnd"/>
+            <w:r>
+              <w:rPr>
+                <w:rFonts w:asciiTheme="majorBidi" w:eastAsia="Times New Roman" w:hAnsiTheme="majorBidi" w:cstheme="majorBidi"/>
+                <w:sz w:val="24"/>
+                <w:szCs w:val="24"/>
+              </w:rPr>
+              <w:t xml:space="preserve"> amou</w:t>
             </w:r>
             <w:r>
               <w:rPr>
@@ -20375,6 +22450,7 @@
                 <w:szCs w:val="24"/>
               </w:rPr>
             </w:pPr>
+            <w:proofErr w:type="gramStart"/>
             <w:r>
               <w:rPr>
                 <w:rFonts w:ascii="Times New Roman" w:eastAsia="Times New Roman" w:hAnsi="Symbol" w:cs="Times New Roman"/>
@@ -20397,7 +22473,16 @@
                 <w:sz w:val="24"/>
                 <w:szCs w:val="24"/>
               </w:rPr>
-              <w:t>If the Credit or electronic wallet required information is wrong, the system will notify user.</w:t>
+              <w:t>If</w:t>
+            </w:r>
+            <w:proofErr w:type="gramEnd"/>
+            <w:r>
+              <w:rPr>
+                <w:rFonts w:asciiTheme="majorBidi" w:eastAsia="Times New Roman" w:hAnsiTheme="majorBidi" w:cstheme="majorBidi"/>
+                <w:sz w:val="24"/>
+                <w:szCs w:val="24"/>
+              </w:rPr>
+              <w:t xml:space="preserve"> the Credit or electronic wallet required information is wrong, the system will notify user.</w:t>
             </w:r>
           </w:p>
           <w:p>
@@ -20482,7 +22567,21 @@
               <w:rPr>
                 <w:rFonts w:asciiTheme="majorBidi" w:hAnsiTheme="majorBidi" w:cstheme="majorBidi"/>
               </w:rPr>
-              <w:t>The withdrawal process is completed successfully.</w:t>
+              <w:t xml:space="preserve">The withdrawal process </w:t>
+            </w:r>
+            <w:proofErr w:type="gramStart"/>
+            <w:r>
+              <w:rPr>
+                <w:rFonts w:asciiTheme="majorBidi" w:hAnsiTheme="majorBidi" w:cstheme="majorBidi"/>
+              </w:rPr>
+              <w:t>is completed</w:t>
+            </w:r>
+            <w:proofErr w:type="gramEnd"/>
+            <w:r>
+              <w:rPr>
+                <w:rFonts w:asciiTheme="majorBidi" w:hAnsiTheme="majorBidi" w:cstheme="majorBidi"/>
+              </w:rPr>
+              <w:t xml:space="preserve"> successfully.</w:t>
             </w:r>
           </w:p>
         </w:tc>
@@ -20625,7 +22724,6 @@
           <w:sz w:val="28"/>
           <w:szCs w:val="28"/>
         </w:rPr>
-        <w:lastRenderedPageBreak/>
         <w:t>System Administrator:</w:t>
       </w:r>
     </w:p>
@@ -20646,7 +22744,7 @@
           <w:szCs w:val="28"/>
         </w:rPr>
         <w:drawing>
-          <wp:anchor distT="0" distB="0" distL="114300" distR="114300" simplePos="0" relativeHeight="251660288" behindDoc="1" locked="0" layoutInCell="1" allowOverlap="1">
+          <wp:anchor distT="0" distB="0" distL="114300" distR="114300" simplePos="0" relativeHeight="251662336" behindDoc="1" locked="0" layoutInCell="1" allowOverlap="1">
             <wp:simplePos x="0" y="0"/>
             <wp:positionH relativeFrom="column">
               <wp:posOffset>857250</wp:posOffset>
@@ -20726,8 +22824,6 @@
           <w:rFonts w:asciiTheme="majorBidi" w:hAnsiTheme="majorBidi" w:cstheme="majorBidi"/>
         </w:rPr>
       </w:pPr>
-      <w:bookmarkStart w:id="0" w:name="_GoBack"/>
-      <w:bookmarkEnd w:id="0"/>
     </w:p>
     <w:tbl>
       <w:tblPr>
@@ -21276,6 +23372,7 @@
                 <w:szCs w:val="24"/>
               </w:rPr>
             </w:pPr>
+            <w:proofErr w:type="gramStart"/>
             <w:r>
               <w:rPr>
                 <w:rFonts w:ascii="Times New Roman" w:eastAsia="Times New Roman" w:hAnsi="Symbol" w:cs="Times New Roman"/>
@@ -21298,7 +23395,16 @@
                 <w:sz w:val="24"/>
                 <w:szCs w:val="24"/>
               </w:rPr>
-              <w:t>If entered data is invalid, the system will notify the admin.</w:t>
+              <w:t>If</w:t>
+            </w:r>
+            <w:proofErr w:type="gramEnd"/>
+            <w:r>
+              <w:rPr>
+                <w:rFonts w:asciiTheme="majorBidi" w:eastAsia="Times New Roman" w:hAnsiTheme="majorBidi" w:cstheme="majorBidi"/>
+                <w:sz w:val="24"/>
+                <w:szCs w:val="24"/>
+              </w:rPr>
+              <w:t xml:space="preserve"> entered data is invalid, the system will notify the admin.</w:t>
             </w:r>
           </w:p>
         </w:tc>
@@ -36596,7 +38702,7 @@
 </file>
 
 <file path=customXml/itemProps1.xml><?xml version="1.0" encoding="utf-8"?>
-<ds:datastoreItem xmlns:ds="http://schemas.openxmlformats.org/officeDocument/2006/customXml" ds:itemID="{87965EB3-5C02-46F0-9E43-DFC6030252B4}">
+<ds:datastoreItem xmlns:ds="http://schemas.openxmlformats.org/officeDocument/2006/customXml" ds:itemID="{44BBC75C-1D72-4A6D-955D-3A2BD4442AF4}">
   <ds:schemaRefs>
     <ds:schemaRef ds:uri="http://schemas.openxmlformats.org/officeDocument/2006/bibliography"/>
   </ds:schemaRefs>

--- a/docs/use_case_scenarios/Use_Case_Scenarios_V2.docx
+++ b/docs/use_case_scenarios/Use_Case_Scenarios_V2.docx
@@ -36,26 +36,26 @@
           <w:noProof/>
         </w:rPr>
         <w:drawing>
-          <wp:anchor distT="0" distB="0" distL="114300" distR="114300" simplePos="0" relativeHeight="251645952" behindDoc="1" locked="0" layoutInCell="1" allowOverlap="1">
+          <wp:anchor distT="0" distB="0" distL="114300" distR="114300" simplePos="0" relativeHeight="251659776" behindDoc="1" locked="0" layoutInCell="1" allowOverlap="1">
             <wp:simplePos x="0" y="0"/>
             <wp:positionH relativeFrom="column">
-              <wp:posOffset>1114425</wp:posOffset>
+              <wp:posOffset>1095375</wp:posOffset>
             </wp:positionH>
             <wp:positionV relativeFrom="paragraph">
               <wp:posOffset>8890</wp:posOffset>
             </wp:positionV>
-            <wp:extent cx="2847975" cy="1161415"/>
-            <wp:effectExtent l="0" t="0" r="9525" b="635"/>
+            <wp:extent cx="3000375" cy="1111885"/>
+            <wp:effectExtent l="0" t="0" r="9525" b="0"/>
             <wp:wrapTight wrapText="bothSides">
               <wp:wrapPolygon edited="0">
                 <wp:start x="0" y="0"/>
-                <wp:lineTo x="0" y="21258"/>
-                <wp:lineTo x="21528" y="21258"/>
-                <wp:lineTo x="21528" y="0"/>
+                <wp:lineTo x="0" y="21094"/>
+                <wp:lineTo x="21531" y="21094"/>
+                <wp:lineTo x="21531" y="0"/>
                 <wp:lineTo x="0" y="0"/>
               </wp:wrapPolygon>
             </wp:wrapTight>
-            <wp:docPr id="1" name="Picture 1"/>
+            <wp:docPr id="26" name="Picture 26"/>
             <wp:cNvGraphicFramePr>
               <a:graphicFrameLocks xmlns:a="http://schemas.openxmlformats.org/drawingml/2006/main" noChangeAspect="1"/>
             </wp:cNvGraphicFramePr>
@@ -63,7 +63,7 @@
               <a:graphicData uri="http://schemas.openxmlformats.org/drawingml/2006/picture">
                 <pic:pic xmlns:pic="http://schemas.openxmlformats.org/drawingml/2006/picture">
                   <pic:nvPicPr>
-                    <pic:cNvPr id="1" name="sign_land.jpg"/>
+                    <pic:cNvPr id="26" name="sign_land.jpg"/>
                     <pic:cNvPicPr/>
                   </pic:nvPicPr>
                   <pic:blipFill>
@@ -81,7 +81,7 @@
                   <pic:spPr>
                     <a:xfrm>
                       <a:off x="0" y="0"/>
-                      <a:ext cx="2847975" cy="1161415"/>
+                      <a:ext cx="3000375" cy="1111885"/>
                     </a:xfrm>
                     <a:prstGeom prst="rect">
                       <a:avLst/>
@@ -343,21 +343,7 @@
               <w:rPr>
                 <w:rFonts w:asciiTheme="majorBidi" w:eastAsia="Times New Roman" w:hAnsiTheme="majorBidi" w:cstheme="majorBidi"/>
               </w:rPr>
-              <w:t xml:space="preserve">Registers a new </w:t>
-            </w:r>
-            <w:proofErr w:type="gramStart"/>
-            <w:r>
-              <w:rPr>
-                <w:rFonts w:asciiTheme="majorBidi" w:eastAsia="Times New Roman" w:hAnsiTheme="majorBidi" w:cstheme="majorBidi"/>
-              </w:rPr>
-              <w:t>landlord</w:t>
-            </w:r>
-            <w:proofErr w:type="gramEnd"/>
-            <w:r>
-              <w:rPr>
-                <w:rFonts w:asciiTheme="majorBidi" w:eastAsia="Times New Roman" w:hAnsiTheme="majorBidi" w:cstheme="majorBidi"/>
-              </w:rPr>
-              <w:t xml:space="preserve"> on the platform.</w:t>
+              <w:t>Registers a new landlord on the platform.</w:t>
             </w:r>
           </w:p>
         </w:tc>
@@ -408,19 +394,11 @@
                 <w:rtl/>
               </w:rPr>
             </w:pPr>
-            <w:proofErr w:type="gramStart"/>
-            <w:r>
-              <w:rPr>
-                <w:rFonts w:asciiTheme="majorBidi" w:eastAsia="Times New Roman" w:hAnsiTheme="majorBidi" w:cstheme="majorBidi"/>
-              </w:rPr>
-              <w:t>Landlord</w:t>
-            </w:r>
-            <w:proofErr w:type="gramEnd"/>
-            <w:r>
-              <w:rPr>
-                <w:rFonts w:asciiTheme="majorBidi" w:eastAsia="Times New Roman" w:hAnsiTheme="majorBidi" w:cstheme="majorBidi"/>
-              </w:rPr>
-              <w:t xml:space="preserve"> selects "Sign Up" option on the platform.</w:t>
+            <w:r>
+              <w:rPr>
+                <w:rFonts w:asciiTheme="majorBidi" w:eastAsia="Times New Roman" w:hAnsiTheme="majorBidi" w:cstheme="majorBidi"/>
+              </w:rPr>
+              <w:t>Landlord selects "Sign Up" option on the platform.</w:t>
             </w:r>
           </w:p>
         </w:tc>
@@ -466,7 +444,6 @@
                 <w:rFonts w:asciiTheme="majorBidi" w:eastAsia="Times New Roman" w:hAnsiTheme="majorBidi" w:cstheme="majorBidi"/>
               </w:rPr>
             </w:pPr>
-            <w:proofErr w:type="gramStart"/>
             <w:r>
               <w:rPr>
                 <w:rFonts w:ascii="Times New Roman" w:eastAsia="Times New Roman" w:hAnsi="Symbol" w:cs="Times New Roman"/>
@@ -479,14 +456,7 @@
               <w:rPr>
                 <w:rFonts w:asciiTheme="majorBidi" w:eastAsia="Times New Roman" w:hAnsiTheme="majorBidi" w:cstheme="majorBidi"/>
               </w:rPr>
-              <w:t xml:space="preserve">  Landlord</w:t>
-            </w:r>
-            <w:proofErr w:type="gramEnd"/>
-            <w:r>
-              <w:rPr>
-                <w:rFonts w:asciiTheme="majorBidi" w:eastAsia="Times New Roman" w:hAnsiTheme="majorBidi" w:cstheme="majorBidi"/>
-              </w:rPr>
-              <w:t xml:space="preserve"> is not yet registered.</w:t>
+              <w:t xml:space="preserve">  Landlord is not yet registered.</w:t>
             </w:r>
           </w:p>
           <w:p>
@@ -496,7 +466,6 @@
                 <w:rFonts w:asciiTheme="majorBidi" w:hAnsiTheme="majorBidi" w:cstheme="majorBidi"/>
               </w:rPr>
             </w:pPr>
-            <w:proofErr w:type="gramStart"/>
             <w:r>
               <w:rPr>
                 <w:rFonts w:ascii="Times New Roman" w:eastAsia="Times New Roman" w:hAnsi="Symbol" w:cs="Times New Roman"/>
@@ -519,16 +488,7 @@
                 <w:kern w:val="0"/>
                 <w14:ligatures w14:val="none"/>
               </w:rPr>
-              <w:t xml:space="preserve"> Landlord</w:t>
-            </w:r>
-            <w:proofErr w:type="gramEnd"/>
-            <w:r>
-              <w:rPr>
-                <w:rFonts w:asciiTheme="majorBidi" w:eastAsia="Times New Roman" w:hAnsiTheme="majorBidi" w:cstheme="majorBidi"/>
-                <w:kern w:val="0"/>
-                <w14:ligatures w14:val="none"/>
-              </w:rPr>
-              <w:t xml:space="preserve"> has required information (phone number, password, proof of identity).</w:t>
+              <w:t xml:space="preserve"> Landlord has required information (phone number, password, proof of identity).</w:t>
             </w:r>
           </w:p>
         </w:tc>
@@ -573,7 +533,6 @@
                 <w:rFonts w:asciiTheme="majorBidi" w:eastAsia="Times New Roman" w:hAnsiTheme="majorBidi" w:cstheme="majorBidi"/>
               </w:rPr>
             </w:pPr>
-            <w:proofErr w:type="gramStart"/>
             <w:r>
               <w:rPr>
                 <w:rFonts w:ascii="Times New Roman" w:eastAsia="Times New Roman" w:hAnsi="Symbol" w:cs="Times New Roman"/>
@@ -586,14 +545,7 @@
               <w:rPr>
                 <w:rFonts w:asciiTheme="majorBidi" w:eastAsia="Times New Roman" w:hAnsiTheme="majorBidi" w:cstheme="majorBidi"/>
               </w:rPr>
-              <w:t xml:space="preserve">  The</w:t>
-            </w:r>
-            <w:proofErr w:type="gramEnd"/>
-            <w:r>
-              <w:rPr>
-                <w:rFonts w:asciiTheme="majorBidi" w:eastAsia="Times New Roman" w:hAnsiTheme="majorBidi" w:cstheme="majorBidi"/>
-              </w:rPr>
-              <w:t xml:space="preserve"> platform is accessible and operational.</w:t>
+              <w:t xml:space="preserve">  The platform is accessible and operational.</w:t>
             </w:r>
           </w:p>
           <w:p>
@@ -603,7 +555,6 @@
                 <w:rFonts w:asciiTheme="majorBidi" w:eastAsia="Times New Roman" w:hAnsiTheme="majorBidi" w:cstheme="majorBidi"/>
               </w:rPr>
             </w:pPr>
-            <w:proofErr w:type="gramStart"/>
             <w:r>
               <w:rPr>
                 <w:rFonts w:ascii="Times New Roman" w:eastAsia="Times New Roman" w:hAnsi="Symbol" w:cs="Times New Roman"/>
@@ -618,16 +569,7 @@
                 <w:kern w:val="0"/>
                 <w14:ligatures w14:val="none"/>
               </w:rPr>
-              <w:t xml:space="preserve">  Identity</w:t>
-            </w:r>
-            <w:proofErr w:type="gramEnd"/>
-            <w:r>
-              <w:rPr>
-                <w:rFonts w:asciiTheme="majorBidi" w:eastAsia="Times New Roman" w:hAnsiTheme="majorBidi" w:cstheme="majorBidi"/>
-                <w:kern w:val="0"/>
-                <w14:ligatures w14:val="none"/>
-              </w:rPr>
-              <w:t xml:space="preserve"> verification is automated and supported by a reliable third-party service.</w:t>
+              <w:t xml:space="preserve">  Identity verification is automated and supported by a reliable third-party service.</w:t>
             </w:r>
           </w:p>
         </w:tc>
@@ -673,7 +615,6 @@
                 <w:rFonts w:asciiTheme="majorBidi" w:eastAsia="Times New Roman" w:hAnsiTheme="majorBidi" w:cstheme="majorBidi"/>
               </w:rPr>
             </w:pPr>
-            <w:proofErr w:type="gramStart"/>
             <w:r>
               <w:rPr>
                 <w:rFonts w:ascii="Times New Roman" w:eastAsia="Times New Roman" w:hAnsi="Symbol" w:cs="Times New Roman"/>
@@ -686,14 +627,7 @@
               <w:rPr>
                 <w:rFonts w:asciiTheme="majorBidi" w:eastAsia="Times New Roman" w:hAnsiTheme="majorBidi" w:cstheme="majorBidi"/>
               </w:rPr>
-              <w:t xml:space="preserve">  Landlord</w:t>
-            </w:r>
-            <w:proofErr w:type="gramEnd"/>
-            <w:r>
-              <w:rPr>
-                <w:rFonts w:asciiTheme="majorBidi" w:eastAsia="Times New Roman" w:hAnsiTheme="majorBidi" w:cstheme="majorBidi"/>
-              </w:rPr>
-              <w:t xml:space="preserve"> enters phone number, password, and uploads identity document.</w:t>
+              <w:t xml:space="preserve">  Landlord enters phone number, password, and uploads identity document.</w:t>
             </w:r>
           </w:p>
           <w:p>
@@ -703,7 +637,6 @@
                 <w:rFonts w:asciiTheme="majorBidi" w:eastAsia="Times New Roman" w:hAnsiTheme="majorBidi" w:cstheme="majorBidi"/>
               </w:rPr>
             </w:pPr>
-            <w:proofErr w:type="gramStart"/>
             <w:r>
               <w:rPr>
                 <w:rFonts w:ascii="Times New Roman" w:eastAsia="Times New Roman" w:hAnsi="Symbol" w:cs="Times New Roman"/>
@@ -716,14 +649,7 @@
               <w:rPr>
                 <w:rFonts w:asciiTheme="majorBidi" w:eastAsia="Times New Roman" w:hAnsiTheme="majorBidi" w:cstheme="majorBidi"/>
               </w:rPr>
-              <w:t xml:space="preserve">  Platform</w:t>
-            </w:r>
-            <w:proofErr w:type="gramEnd"/>
-            <w:r>
-              <w:rPr>
-                <w:rFonts w:asciiTheme="majorBidi" w:eastAsia="Times New Roman" w:hAnsiTheme="majorBidi" w:cstheme="majorBidi"/>
-              </w:rPr>
-              <w:t xml:space="preserve"> validates the information.</w:t>
+              <w:t xml:space="preserve">  Platform validates the information.</w:t>
             </w:r>
           </w:p>
           <w:p>
@@ -733,7 +659,6 @@
                 <w:rFonts w:asciiTheme="majorBidi" w:hAnsiTheme="majorBidi" w:cstheme="majorBidi"/>
               </w:rPr>
             </w:pPr>
-            <w:proofErr w:type="gramStart"/>
             <w:r>
               <w:rPr>
                 <w:rFonts w:ascii="Times New Roman" w:eastAsia="Times New Roman" w:hAnsi="Symbol" w:cs="Times New Roman"/>
@@ -748,16 +673,7 @@
                 <w:kern w:val="0"/>
                 <w14:ligatures w14:val="none"/>
               </w:rPr>
-              <w:t xml:space="preserve">  If</w:t>
-            </w:r>
-            <w:proofErr w:type="gramEnd"/>
-            <w:r>
-              <w:rPr>
-                <w:rFonts w:asciiTheme="majorBidi" w:eastAsia="Times New Roman" w:hAnsiTheme="majorBidi" w:cstheme="majorBidi"/>
-                <w:kern w:val="0"/>
-                <w14:ligatures w14:val="none"/>
-              </w:rPr>
-              <w:t xml:space="preserve"> all data is valid, the system creates a new account for the landlord.</w:t>
+              <w:t xml:space="preserve">  If all data is valid, the system creates a new account for the landlord.</w:t>
             </w:r>
           </w:p>
         </w:tc>
@@ -806,21 +722,7 @@
               <w:rPr>
                 <w:rFonts w:asciiTheme="majorBidi" w:hAnsiTheme="majorBidi" w:cstheme="majorBidi"/>
               </w:rPr>
-              <w:t xml:space="preserve">If the identity document is invalid, the system notifies the </w:t>
-            </w:r>
-            <w:proofErr w:type="gramStart"/>
-            <w:r>
-              <w:rPr>
-                <w:rFonts w:asciiTheme="majorBidi" w:hAnsiTheme="majorBidi" w:cstheme="majorBidi"/>
-              </w:rPr>
-              <w:t>landlord</w:t>
-            </w:r>
-            <w:proofErr w:type="gramEnd"/>
-            <w:r>
-              <w:rPr>
-                <w:rFonts w:asciiTheme="majorBidi" w:hAnsiTheme="majorBidi" w:cstheme="majorBidi"/>
-              </w:rPr>
-              <w:t xml:space="preserve"> and prompts them to upload a valid document.</w:t>
+              <w:t>If the identity document is invalid, the system notifies the landlord and prompts them to upload a valid document.</w:t>
             </w:r>
           </w:p>
         </w:tc>
@@ -870,21 +772,7 @@
               <w:rPr>
                 <w:rFonts w:asciiTheme="majorBidi" w:hAnsiTheme="majorBidi" w:cstheme="majorBidi"/>
               </w:rPr>
-              <w:t xml:space="preserve">New </w:t>
-            </w:r>
-            <w:proofErr w:type="gramStart"/>
-            <w:r>
-              <w:rPr>
-                <w:rFonts w:asciiTheme="majorBidi" w:hAnsiTheme="majorBidi" w:cstheme="majorBidi"/>
-              </w:rPr>
-              <w:t>landlord</w:t>
-            </w:r>
-            <w:proofErr w:type="gramEnd"/>
-            <w:r>
-              <w:rPr>
-                <w:rFonts w:asciiTheme="majorBidi" w:hAnsiTheme="majorBidi" w:cstheme="majorBidi"/>
-              </w:rPr>
-              <w:t xml:space="preserve"> is registered and can access their account.</w:t>
+              <w:t>New landlord is registered and can access their account.</w:t>
             </w:r>
           </w:p>
         </w:tc>
@@ -1083,8 +971,6 @@
           <w:rFonts w:asciiTheme="majorBidi" w:hAnsiTheme="majorBidi" w:cstheme="majorBidi"/>
         </w:rPr>
       </w:pPr>
-      <w:bookmarkStart w:id="0" w:name="_GoBack"/>
-      <w:bookmarkEnd w:id="0"/>
     </w:p>
     <w:p>
       <w:pPr>
@@ -1315,21 +1201,7 @@
               <w:rPr>
                 <w:rFonts w:asciiTheme="majorBidi" w:eastAsia="Times New Roman" w:hAnsiTheme="majorBidi" w:cstheme="majorBidi"/>
               </w:rPr>
-              <w:t xml:space="preserve">Allows </w:t>
-            </w:r>
-            <w:proofErr w:type="gramStart"/>
-            <w:r>
-              <w:rPr>
-                <w:rFonts w:asciiTheme="majorBidi" w:eastAsia="Times New Roman" w:hAnsiTheme="majorBidi" w:cstheme="majorBidi"/>
-              </w:rPr>
-              <w:t>landlords</w:t>
-            </w:r>
-            <w:proofErr w:type="gramEnd"/>
-            <w:r>
-              <w:rPr>
-                <w:rFonts w:asciiTheme="majorBidi" w:eastAsia="Times New Roman" w:hAnsiTheme="majorBidi" w:cstheme="majorBidi"/>
-              </w:rPr>
-              <w:t xml:space="preserve"> to submit a request for customer service to inspect the house.</w:t>
+              <w:t>Allows landlords to submit a request for customer service to inspect the house.</w:t>
             </w:r>
           </w:p>
         </w:tc>
@@ -1380,19 +1252,11 @@
                 <w:rtl/>
               </w:rPr>
             </w:pPr>
-            <w:proofErr w:type="gramStart"/>
-            <w:r>
-              <w:rPr>
-                <w:rFonts w:asciiTheme="majorBidi" w:eastAsia="Times New Roman" w:hAnsiTheme="majorBidi" w:cstheme="majorBidi"/>
-              </w:rPr>
-              <w:t>Landlord</w:t>
-            </w:r>
-            <w:proofErr w:type="gramEnd"/>
-            <w:r>
-              <w:rPr>
-                <w:rFonts w:asciiTheme="majorBidi" w:eastAsia="Times New Roman" w:hAnsiTheme="majorBidi" w:cstheme="majorBidi"/>
-              </w:rPr>
-              <w:t xml:space="preserve"> selects "Add House."</w:t>
+            <w:r>
+              <w:rPr>
+                <w:rFonts w:asciiTheme="majorBidi" w:eastAsia="Times New Roman" w:hAnsiTheme="majorBidi" w:cstheme="majorBidi"/>
+              </w:rPr>
+              <w:t>Landlord selects "Add House."</w:t>
             </w:r>
           </w:p>
         </w:tc>
@@ -1438,7 +1302,6 @@
                 <w:rFonts w:asciiTheme="majorBidi" w:eastAsia="Times New Roman" w:hAnsiTheme="majorBidi" w:cstheme="majorBidi"/>
               </w:rPr>
             </w:pPr>
-            <w:proofErr w:type="gramStart"/>
             <w:r>
               <w:rPr>
                 <w:rFonts w:ascii="Times New Roman" w:eastAsia="Times New Roman" w:hAnsi="Symbol" w:cs="Times New Roman"/>
@@ -1451,14 +1314,7 @@
               <w:rPr>
                 <w:rFonts w:asciiTheme="majorBidi" w:eastAsia="Times New Roman" w:hAnsiTheme="majorBidi" w:cstheme="majorBidi"/>
               </w:rPr>
-              <w:t xml:space="preserve">  Landlord</w:t>
-            </w:r>
-            <w:proofErr w:type="gramEnd"/>
-            <w:r>
-              <w:rPr>
-                <w:rFonts w:asciiTheme="majorBidi" w:eastAsia="Times New Roman" w:hAnsiTheme="majorBidi" w:cstheme="majorBidi"/>
-              </w:rPr>
-              <w:t xml:space="preserve"> is logged in.</w:t>
+              <w:t xml:space="preserve">  Landlord is logged in.</w:t>
             </w:r>
           </w:p>
           <w:p>
@@ -1468,7 +1324,6 @@
                 <w:rFonts w:asciiTheme="majorBidi" w:hAnsiTheme="majorBidi" w:cstheme="majorBidi"/>
               </w:rPr>
             </w:pPr>
-            <w:proofErr w:type="gramStart"/>
             <w:r>
               <w:rPr>
                 <w:rFonts w:ascii="Times New Roman" w:eastAsia="Times New Roman" w:hAnsi="Symbol" w:cs="Times New Roman"/>
@@ -1483,16 +1338,7 @@
                 <w:kern w:val="0"/>
                 <w14:ligatures w14:val="none"/>
               </w:rPr>
-              <w:t xml:space="preserve">  Landlord</w:t>
-            </w:r>
-            <w:proofErr w:type="gramEnd"/>
-            <w:r>
-              <w:rPr>
-                <w:rFonts w:asciiTheme="majorBidi" w:eastAsia="Times New Roman" w:hAnsiTheme="majorBidi" w:cstheme="majorBidi"/>
-                <w:kern w:val="0"/>
-                <w14:ligatures w14:val="none"/>
-              </w:rPr>
-              <w:t xml:space="preserve"> has a valid proof of ownership document.</w:t>
+              <w:t xml:space="preserve">  Landlord has a valid proof of ownership document.</w:t>
             </w:r>
           </w:p>
         </w:tc>
@@ -1537,7 +1383,6 @@
                 <w:rFonts w:asciiTheme="majorBidi" w:eastAsia="Times New Roman" w:hAnsiTheme="majorBidi" w:cstheme="majorBidi"/>
               </w:rPr>
             </w:pPr>
-            <w:proofErr w:type="gramStart"/>
             <w:r>
               <w:rPr>
                 <w:rFonts w:ascii="Times New Roman" w:eastAsia="Times New Roman" w:hAnsi="Symbol" w:cs="Times New Roman"/>
@@ -1550,14 +1395,7 @@
               <w:rPr>
                 <w:rFonts w:asciiTheme="majorBidi" w:eastAsia="Times New Roman" w:hAnsiTheme="majorBidi" w:cstheme="majorBidi"/>
               </w:rPr>
-              <w:t xml:space="preserve">  Customer</w:t>
-            </w:r>
-            <w:proofErr w:type="gramEnd"/>
-            <w:r>
-              <w:rPr>
-                <w:rFonts w:asciiTheme="majorBidi" w:eastAsia="Times New Roman" w:hAnsiTheme="majorBidi" w:cstheme="majorBidi"/>
-              </w:rPr>
-              <w:t xml:space="preserve"> service agents are available for property inspections.</w:t>
+              <w:t xml:space="preserve">  Customer service agents are available for property inspections.</w:t>
             </w:r>
           </w:p>
           <w:p>
@@ -1567,7 +1405,6 @@
                 <w:rFonts w:asciiTheme="majorBidi" w:eastAsia="Times New Roman" w:hAnsiTheme="majorBidi" w:cstheme="majorBidi"/>
               </w:rPr>
             </w:pPr>
-            <w:proofErr w:type="gramStart"/>
             <w:r>
               <w:rPr>
                 <w:rFonts w:ascii="Times New Roman" w:eastAsia="Times New Roman" w:hAnsi="Symbol" w:cs="Times New Roman"/>
@@ -1582,16 +1419,7 @@
                 <w:kern w:val="0"/>
                 <w14:ligatures w14:val="none"/>
               </w:rPr>
-              <w:t xml:space="preserve">  Inspection</w:t>
-            </w:r>
-            <w:proofErr w:type="gramEnd"/>
-            <w:r>
-              <w:rPr>
-                <w:rFonts w:asciiTheme="majorBidi" w:eastAsia="Times New Roman" w:hAnsiTheme="majorBidi" w:cstheme="majorBidi"/>
-                <w:kern w:val="0"/>
-                <w14:ligatures w14:val="none"/>
-              </w:rPr>
-              <w:t xml:space="preserve"> scheduling occurs within an acceptable timeframe (e.g., 48 hours).</w:t>
+              <w:t xml:space="preserve">  Inspection scheduling occurs within an acceptable timeframe (e.g., 48 hours).</w:t>
             </w:r>
           </w:p>
         </w:tc>
@@ -1637,7 +1465,6 @@
                 <w:rFonts w:asciiTheme="majorBidi" w:eastAsia="Times New Roman" w:hAnsiTheme="majorBidi" w:cstheme="majorBidi"/>
               </w:rPr>
             </w:pPr>
-            <w:proofErr w:type="gramStart"/>
             <w:r>
               <w:rPr>
                 <w:rFonts w:ascii="Times New Roman" w:eastAsia="Times New Roman" w:hAnsi="Symbol" w:cs="Times New Roman"/>
@@ -1650,14 +1477,7 @@
               <w:rPr>
                 <w:rFonts w:asciiTheme="majorBidi" w:eastAsia="Times New Roman" w:hAnsiTheme="majorBidi" w:cstheme="majorBidi"/>
               </w:rPr>
-              <w:t xml:space="preserve">  Landlord</w:t>
-            </w:r>
-            <w:proofErr w:type="gramEnd"/>
-            <w:r>
-              <w:rPr>
-                <w:rFonts w:asciiTheme="majorBidi" w:eastAsia="Times New Roman" w:hAnsiTheme="majorBidi" w:cstheme="majorBidi"/>
-              </w:rPr>
-              <w:t xml:space="preserve"> enters property address and uploads proof of ownership.</w:t>
+              <w:t xml:space="preserve">  Landlord enters property address and uploads proof of ownership.</w:t>
             </w:r>
           </w:p>
           <w:p>
@@ -1667,7 +1487,6 @@
                 <w:rFonts w:asciiTheme="majorBidi" w:eastAsia="Times New Roman" w:hAnsiTheme="majorBidi" w:cstheme="majorBidi"/>
               </w:rPr>
             </w:pPr>
-            <w:proofErr w:type="gramStart"/>
             <w:r>
               <w:rPr>
                 <w:rFonts w:ascii="Times New Roman" w:eastAsia="Times New Roman" w:hAnsi="Symbol" w:cs="Times New Roman"/>
@@ -1680,14 +1499,7 @@
               <w:rPr>
                 <w:rFonts w:asciiTheme="majorBidi" w:eastAsia="Times New Roman" w:hAnsiTheme="majorBidi" w:cstheme="majorBidi"/>
               </w:rPr>
-              <w:t xml:space="preserve">  Platform</w:t>
-            </w:r>
-            <w:proofErr w:type="gramEnd"/>
-            <w:r>
-              <w:rPr>
-                <w:rFonts w:asciiTheme="majorBidi" w:eastAsia="Times New Roman" w:hAnsiTheme="majorBidi" w:cstheme="majorBidi"/>
-              </w:rPr>
-              <w:t xml:space="preserve"> sends request to customer service for inspection.</w:t>
+              <w:t xml:space="preserve">  Platform sends request to customer service for inspection.</w:t>
             </w:r>
           </w:p>
           <w:p>
@@ -1697,7 +1509,6 @@
                 <w:rFonts w:asciiTheme="majorBidi" w:eastAsia="Times New Roman" w:hAnsiTheme="majorBidi" w:cstheme="majorBidi"/>
               </w:rPr>
             </w:pPr>
-            <w:proofErr w:type="gramStart"/>
             <w:r>
               <w:rPr>
                 <w:rFonts w:ascii="Times New Roman" w:eastAsia="Times New Roman" w:hAnsi="Symbol" w:cs="Times New Roman"/>
@@ -1710,14 +1521,7 @@
               <w:rPr>
                 <w:rFonts w:asciiTheme="majorBidi" w:eastAsia="Times New Roman" w:hAnsiTheme="majorBidi" w:cstheme="majorBidi"/>
               </w:rPr>
-              <w:t xml:space="preserve">  Customer</w:t>
-            </w:r>
-            <w:proofErr w:type="gramEnd"/>
-            <w:r>
-              <w:rPr>
-                <w:rFonts w:asciiTheme="majorBidi" w:eastAsia="Times New Roman" w:hAnsiTheme="majorBidi" w:cstheme="majorBidi"/>
-              </w:rPr>
-              <w:t xml:space="preserve"> service inspects property and defines specifications.</w:t>
+              <w:t xml:space="preserve">  Customer service inspects property and defines specifications.</w:t>
             </w:r>
           </w:p>
           <w:p>
@@ -1727,7 +1531,6 @@
                 <w:rFonts w:asciiTheme="majorBidi" w:hAnsiTheme="majorBidi" w:cstheme="majorBidi"/>
               </w:rPr>
             </w:pPr>
-            <w:proofErr w:type="gramStart"/>
             <w:r>
               <w:rPr>
                 <w:rFonts w:ascii="Times New Roman" w:eastAsia="Times New Roman" w:hAnsi="Symbol" w:cs="Times New Roman"/>
@@ -1742,16 +1545,7 @@
                 <w:kern w:val="0"/>
                 <w14:ligatures w14:val="none"/>
               </w:rPr>
-              <w:t xml:space="preserve">  Platform</w:t>
-            </w:r>
-            <w:proofErr w:type="gramEnd"/>
-            <w:r>
-              <w:rPr>
-                <w:rFonts w:asciiTheme="majorBidi" w:eastAsia="Times New Roman" w:hAnsiTheme="majorBidi" w:cstheme="majorBidi"/>
-                <w:kern w:val="0"/>
-                <w14:ligatures w14:val="none"/>
-              </w:rPr>
-              <w:t xml:space="preserve"> adds the house to landlord list of advertisements.</w:t>
+              <w:t xml:space="preserve">  Platform adds the house to landlord list of advertisements.</w:t>
             </w:r>
           </w:p>
         </w:tc>
@@ -1850,21 +1644,7 @@
               <w:rPr>
                 <w:rFonts w:asciiTheme="majorBidi" w:hAnsiTheme="majorBidi" w:cstheme="majorBidi"/>
               </w:rPr>
-              <w:t xml:space="preserve">Property </w:t>
-            </w:r>
-            <w:proofErr w:type="gramStart"/>
-            <w:r>
-              <w:rPr>
-                <w:rFonts w:asciiTheme="majorBidi" w:hAnsiTheme="majorBidi" w:cstheme="majorBidi"/>
-              </w:rPr>
-              <w:t>is listed</w:t>
-            </w:r>
-            <w:proofErr w:type="gramEnd"/>
-            <w:r>
-              <w:rPr>
-                <w:rFonts w:asciiTheme="majorBidi" w:hAnsiTheme="majorBidi" w:cstheme="majorBidi"/>
-              </w:rPr>
-              <w:t xml:space="preserve"> for rent on the platform.</w:t>
+              <w:t>Property is listed for rent on the platform.</w:t>
             </w:r>
           </w:p>
         </w:tc>
@@ -2300,21 +2080,7 @@
               <w:rPr>
                 <w:rFonts w:asciiTheme="majorBidi" w:hAnsiTheme="majorBidi" w:cstheme="majorBidi"/>
               </w:rPr>
-              <w:t xml:space="preserve">Allows </w:t>
-            </w:r>
-            <w:proofErr w:type="gramStart"/>
-            <w:r>
-              <w:rPr>
-                <w:rFonts w:asciiTheme="majorBidi" w:hAnsiTheme="majorBidi" w:cstheme="majorBidi"/>
-              </w:rPr>
-              <w:t>landlord</w:t>
-            </w:r>
-            <w:proofErr w:type="gramEnd"/>
-            <w:r>
-              <w:rPr>
-                <w:rFonts w:asciiTheme="majorBidi" w:hAnsiTheme="majorBidi" w:cstheme="majorBidi"/>
-              </w:rPr>
-              <w:t xml:space="preserve"> to update availability and pricing information for an existing listing.</w:t>
+              <w:t>Allows landlord to update availability and pricing information for an existing listing.</w:t>
             </w:r>
           </w:p>
         </w:tc>
@@ -2365,19 +2131,11 @@
                 <w:rtl/>
               </w:rPr>
             </w:pPr>
-            <w:proofErr w:type="gramStart"/>
-            <w:r>
-              <w:rPr>
-                <w:rFonts w:asciiTheme="majorBidi" w:hAnsiTheme="majorBidi" w:cstheme="majorBidi"/>
-              </w:rPr>
-              <w:t>Landlord</w:t>
-            </w:r>
-            <w:proofErr w:type="gramEnd"/>
-            <w:r>
-              <w:rPr>
-                <w:rFonts w:asciiTheme="majorBidi" w:hAnsiTheme="majorBidi" w:cstheme="majorBidi"/>
-              </w:rPr>
-              <w:t xml:space="preserve"> selects "Update House" on their listing.</w:t>
+            <w:r>
+              <w:rPr>
+                <w:rFonts w:asciiTheme="majorBidi" w:hAnsiTheme="majorBidi" w:cstheme="majorBidi"/>
+              </w:rPr>
+              <w:t>Landlord selects "Update House" on their listing.</w:t>
             </w:r>
           </w:p>
         </w:tc>
@@ -2423,7 +2181,6 @@
                 <w:rFonts w:asciiTheme="majorBidi" w:hAnsiTheme="majorBidi" w:cstheme="majorBidi"/>
               </w:rPr>
             </w:pPr>
-            <w:proofErr w:type="gramStart"/>
             <w:r>
               <w:rPr>
                 <w:rFonts w:ascii="Times New Roman" w:eastAsia="Times New Roman" w:hAnsi="Symbol" w:cs="Times New Roman"/>
@@ -2444,14 +2201,7 @@
               <w:rPr>
                 <w:rFonts w:asciiTheme="majorBidi" w:hAnsiTheme="majorBidi" w:cstheme="majorBidi"/>
               </w:rPr>
-              <w:t>Landlord</w:t>
-            </w:r>
-            <w:proofErr w:type="gramEnd"/>
-            <w:r>
-              <w:rPr>
-                <w:rFonts w:asciiTheme="majorBidi" w:hAnsiTheme="majorBidi" w:cstheme="majorBidi"/>
-              </w:rPr>
-              <w:t xml:space="preserve"> is logged in.</w:t>
+              <w:t>Landlord is logged in.</w:t>
             </w:r>
           </w:p>
           <w:p>
@@ -2463,7 +2213,6 @@
                 <w:bCs/>
               </w:rPr>
             </w:pPr>
-            <w:proofErr w:type="gramStart"/>
             <w:r>
               <w:rPr>
                 <w:rFonts w:ascii="Times New Roman" w:eastAsia="Times New Roman" w:hAnsi="Symbol" w:cs="Times New Roman"/>
@@ -2478,16 +2227,7 @@
                 <w:sz w:val="24"/>
                 <w:szCs w:val="24"/>
               </w:rPr>
-              <w:t xml:space="preserve">  Landlord</w:t>
-            </w:r>
-            <w:proofErr w:type="gramEnd"/>
-            <w:r>
-              <w:rPr>
-                <w:rFonts w:asciiTheme="majorBidi" w:eastAsia="Times New Roman" w:hAnsiTheme="majorBidi" w:cstheme="majorBidi"/>
-                <w:sz w:val="24"/>
-                <w:szCs w:val="24"/>
-              </w:rPr>
-              <w:t xml:space="preserve"> has enough balance for publishing the advertisement.</w:t>
+              <w:t xml:space="preserve">  Landlord has enough balance for publishing the advertisement.</w:t>
             </w:r>
           </w:p>
         </w:tc>
@@ -2534,7 +2274,6 @@
                 <w:szCs w:val="24"/>
               </w:rPr>
             </w:pPr>
-            <w:proofErr w:type="gramStart"/>
             <w:r>
               <w:rPr>
                 <w:rFonts w:ascii="Times New Roman" w:eastAsia="Times New Roman" w:hAnsi="Symbol" w:cs="Times New Roman"/>
@@ -2549,16 +2288,7 @@
                 <w:sz w:val="24"/>
                 <w:szCs w:val="24"/>
               </w:rPr>
-              <w:t xml:space="preserve">  The</w:t>
-            </w:r>
-            <w:proofErr w:type="gramEnd"/>
-            <w:r>
-              <w:rPr>
-                <w:rFonts w:asciiTheme="majorBidi" w:eastAsia="Times New Roman" w:hAnsiTheme="majorBidi" w:cstheme="majorBidi"/>
-                <w:sz w:val="24"/>
-                <w:szCs w:val="24"/>
-              </w:rPr>
-              <w:t xml:space="preserve"> platform updates are instantaneous and reflect immediately on listings.</w:t>
+              <w:t xml:space="preserve">  The platform updates are instantaneous and reflect immediately on listings.</w:t>
             </w:r>
           </w:p>
           <w:p>
@@ -2570,7 +2300,6 @@
                 <w:bCs/>
               </w:rPr>
             </w:pPr>
-            <w:proofErr w:type="gramStart"/>
             <w:r>
               <w:rPr>
                 <w:rFonts w:ascii="Times New Roman" w:eastAsia="Times New Roman" w:hAnsi="Symbol" w:cs="Times New Roman"/>
@@ -2587,18 +2316,7 @@
                 <w:szCs w:val="24"/>
                 <w14:ligatures w14:val="none"/>
               </w:rPr>
-              <w:t xml:space="preserve">  Landlord</w:t>
-            </w:r>
-            <w:proofErr w:type="gramEnd"/>
-            <w:r>
-              <w:rPr>
-                <w:rFonts w:asciiTheme="majorBidi" w:eastAsia="Times New Roman" w:hAnsiTheme="majorBidi" w:cstheme="majorBidi"/>
-                <w:kern w:val="0"/>
-                <w:sz w:val="24"/>
-                <w:szCs w:val="24"/>
-                <w14:ligatures w14:val="none"/>
-              </w:rPr>
-              <w:t xml:space="preserve"> has accurate, up-to-date information about availability and pricing.</w:t>
+              <w:t xml:space="preserve">  Landlord has accurate, up-to-date information about availability and pricing.</w:t>
             </w:r>
           </w:p>
         </w:tc>
@@ -2646,7 +2364,6 @@
                 <w:szCs w:val="24"/>
               </w:rPr>
             </w:pPr>
-            <w:proofErr w:type="gramStart"/>
             <w:r>
               <w:rPr>
                 <w:rFonts w:ascii="Times New Roman" w:eastAsia="Times New Roman" w:hAnsi="Symbol" w:cs="Times New Roman"/>
@@ -2661,16 +2378,7 @@
                 <w:sz w:val="24"/>
                 <w:szCs w:val="24"/>
               </w:rPr>
-              <w:t xml:space="preserve">  Landlord</w:t>
-            </w:r>
-            <w:proofErr w:type="gramEnd"/>
-            <w:r>
-              <w:rPr>
-                <w:rFonts w:asciiTheme="majorBidi" w:eastAsia="Times New Roman" w:hAnsiTheme="majorBidi" w:cstheme="majorBidi"/>
-                <w:sz w:val="24"/>
-                <w:szCs w:val="24"/>
-              </w:rPr>
-              <w:t xml:space="preserve"> updates availability status and/or price.</w:t>
+              <w:t xml:space="preserve">  Landlord updates availability status and/or price.</w:t>
             </w:r>
           </w:p>
           <w:p>
@@ -2682,7 +2390,6 @@
                 <w:bCs/>
               </w:rPr>
             </w:pPr>
-            <w:proofErr w:type="gramStart"/>
             <w:r>
               <w:rPr>
                 <w:rFonts w:ascii="Times New Roman" w:eastAsia="Times New Roman" w:hAnsi="Symbol" w:cs="Times New Roman"/>
@@ -2699,18 +2406,7 @@
                 <w:szCs w:val="24"/>
                 <w14:ligatures w14:val="none"/>
               </w:rPr>
-              <w:t xml:space="preserve">  Platform</w:t>
-            </w:r>
-            <w:proofErr w:type="gramEnd"/>
-            <w:r>
-              <w:rPr>
-                <w:rFonts w:asciiTheme="majorBidi" w:eastAsia="Times New Roman" w:hAnsiTheme="majorBidi" w:cstheme="majorBidi"/>
-                <w:kern w:val="0"/>
-                <w:sz w:val="24"/>
-                <w:szCs w:val="24"/>
-                <w14:ligatures w14:val="none"/>
-              </w:rPr>
-              <w:t xml:space="preserve"> saves the changes to the listing.</w:t>
+              <w:t xml:space="preserve">  Platform saves the changes to the listing.</w:t>
             </w:r>
           </w:p>
         </w:tc>
@@ -2761,21 +2457,7 @@
               <w:rPr>
                 <w:rFonts w:asciiTheme="majorBidi" w:hAnsiTheme="majorBidi" w:cstheme="majorBidi"/>
               </w:rPr>
-              <w:t xml:space="preserve">If the listing is inactive, the platform notifies the </w:t>
-            </w:r>
-            <w:proofErr w:type="gramStart"/>
-            <w:r>
-              <w:rPr>
-                <w:rFonts w:asciiTheme="majorBidi" w:hAnsiTheme="majorBidi" w:cstheme="majorBidi"/>
-              </w:rPr>
-              <w:t>landlord</w:t>
-            </w:r>
-            <w:proofErr w:type="gramEnd"/>
-            <w:r>
-              <w:rPr>
-                <w:rFonts w:asciiTheme="majorBidi" w:hAnsiTheme="majorBidi" w:cstheme="majorBidi"/>
-              </w:rPr>
-              <w:t>.</w:t>
+              <w:t>If the listing is inactive, the platform notifies the landlord.</w:t>
             </w:r>
           </w:p>
         </w:tc>
@@ -2827,21 +2509,7 @@
               <w:rPr>
                 <w:rFonts w:asciiTheme="majorBidi" w:hAnsiTheme="majorBidi" w:cstheme="majorBidi"/>
               </w:rPr>
-              <w:t xml:space="preserve">Updated listing </w:t>
-            </w:r>
-            <w:proofErr w:type="gramStart"/>
-            <w:r>
-              <w:rPr>
-                <w:rFonts w:asciiTheme="majorBidi" w:hAnsiTheme="majorBidi" w:cstheme="majorBidi"/>
-              </w:rPr>
-              <w:t>is displayed</w:t>
-            </w:r>
-            <w:proofErr w:type="gramEnd"/>
-            <w:r>
-              <w:rPr>
-                <w:rFonts w:asciiTheme="majorBidi" w:hAnsiTheme="majorBidi" w:cstheme="majorBidi"/>
-              </w:rPr>
-              <w:t xml:space="preserve"> on the platform.</w:t>
+              <w:t>Updated listing is displayed on the platform.</w:t>
             </w:r>
           </w:p>
         </w:tc>
@@ -3293,21 +2961,7 @@
               <w:rPr>
                 <w:rFonts w:asciiTheme="majorBidi" w:hAnsiTheme="majorBidi" w:cstheme="majorBidi"/>
               </w:rPr>
-              <w:t xml:space="preserve">Allows </w:t>
-            </w:r>
-            <w:proofErr w:type="gramStart"/>
-            <w:r>
-              <w:rPr>
-                <w:rFonts w:asciiTheme="majorBidi" w:hAnsiTheme="majorBidi" w:cstheme="majorBidi"/>
-              </w:rPr>
-              <w:t>landlord</w:t>
-            </w:r>
-            <w:proofErr w:type="gramEnd"/>
-            <w:r>
-              <w:rPr>
-                <w:rFonts w:asciiTheme="majorBidi" w:hAnsiTheme="majorBidi" w:cstheme="majorBidi"/>
-              </w:rPr>
-              <w:t xml:space="preserve"> to publish house from their houses’ advertisements list.</w:t>
+              <w:t>Allows landlord to publish house from their houses’ advertisements list.</w:t>
             </w:r>
           </w:p>
         </w:tc>
@@ -3358,19 +3012,11 @@
                 <w:rtl/>
               </w:rPr>
             </w:pPr>
-            <w:proofErr w:type="gramStart"/>
-            <w:r>
-              <w:rPr>
-                <w:rFonts w:asciiTheme="majorBidi" w:hAnsiTheme="majorBidi" w:cstheme="majorBidi"/>
-              </w:rPr>
-              <w:t>Landlord</w:t>
-            </w:r>
-            <w:proofErr w:type="gramEnd"/>
-            <w:r>
-              <w:rPr>
-                <w:rFonts w:asciiTheme="majorBidi" w:hAnsiTheme="majorBidi" w:cstheme="majorBidi"/>
-              </w:rPr>
-              <w:t xml:space="preserve"> selects "Publish House" for advertisement he wants to publish.</w:t>
+            <w:r>
+              <w:rPr>
+                <w:rFonts w:asciiTheme="majorBidi" w:hAnsiTheme="majorBidi" w:cstheme="majorBidi"/>
+              </w:rPr>
+              <w:t>Landlord selects "Publish House" for advertisement he wants to publish.</w:t>
             </w:r>
           </w:p>
         </w:tc>
@@ -3416,7 +3062,6 @@
                 <w:rFonts w:asciiTheme="majorBidi" w:hAnsiTheme="majorBidi" w:cstheme="majorBidi"/>
               </w:rPr>
             </w:pPr>
-            <w:proofErr w:type="gramStart"/>
             <w:r>
               <w:rPr>
                 <w:rFonts w:ascii="Times New Roman" w:eastAsia="Times New Roman" w:hAnsi="Symbol" w:cs="Times New Roman"/>
@@ -3437,14 +3082,7 @@
               <w:rPr>
                 <w:rFonts w:asciiTheme="majorBidi" w:hAnsiTheme="majorBidi" w:cstheme="majorBidi"/>
               </w:rPr>
-              <w:t>Landlord</w:t>
-            </w:r>
-            <w:proofErr w:type="gramEnd"/>
-            <w:r>
-              <w:rPr>
-                <w:rFonts w:asciiTheme="majorBidi" w:hAnsiTheme="majorBidi" w:cstheme="majorBidi"/>
-              </w:rPr>
-              <w:t xml:space="preserve"> is logged in.</w:t>
+              <w:t>Landlord is logged in.</w:t>
             </w:r>
           </w:p>
           <w:p>
@@ -3456,7 +3094,6 @@
                 <w:bCs/>
               </w:rPr>
             </w:pPr>
-            <w:proofErr w:type="gramStart"/>
             <w:r>
               <w:rPr>
                 <w:rFonts w:ascii="Times New Roman" w:eastAsia="Times New Roman" w:hAnsi="Symbol" w:cs="Times New Roman"/>
@@ -3471,16 +3108,7 @@
                 <w:sz w:val="24"/>
                 <w:szCs w:val="24"/>
               </w:rPr>
-              <w:t xml:space="preserve">  The</w:t>
-            </w:r>
-            <w:proofErr w:type="gramEnd"/>
-            <w:r>
-              <w:rPr>
-                <w:rFonts w:ascii="Times New Roman" w:eastAsia="Times New Roman" w:hAnsi="Symbol" w:cs="Times New Roman"/>
-                <w:sz w:val="24"/>
-                <w:szCs w:val="24"/>
-              </w:rPr>
-              <w:t xml:space="preserve"> house has already been reviewed by customer service.</w:t>
+              <w:t xml:space="preserve">  The house has already been reviewed by customer service.</w:t>
             </w:r>
           </w:p>
         </w:tc>
@@ -3527,7 +3155,6 @@
                 <w:szCs w:val="24"/>
               </w:rPr>
             </w:pPr>
-            <w:proofErr w:type="gramStart"/>
             <w:r>
               <w:rPr>
                 <w:rFonts w:ascii="Times New Roman" w:eastAsia="Times New Roman" w:hAnsi="Symbol" w:cs="Times New Roman"/>
@@ -3542,16 +3169,7 @@
                 <w:sz w:val="24"/>
                 <w:szCs w:val="24"/>
               </w:rPr>
-              <w:t xml:space="preserve">  Landlord</w:t>
-            </w:r>
-            <w:proofErr w:type="gramEnd"/>
-            <w:r>
-              <w:rPr>
-                <w:rFonts w:asciiTheme="majorBidi" w:eastAsia="Times New Roman" w:hAnsiTheme="majorBidi" w:cstheme="majorBidi"/>
-                <w:sz w:val="24"/>
-                <w:szCs w:val="24"/>
-              </w:rPr>
-              <w:t xml:space="preserve"> already has houses in his list.</w:t>
+              <w:t xml:space="preserve">  Landlord already has houses in his list.</w:t>
             </w:r>
           </w:p>
           <w:p>
@@ -3563,7 +3181,6 @@
                 <w:bCs/>
               </w:rPr>
             </w:pPr>
-            <w:proofErr w:type="gramStart"/>
             <w:r>
               <w:rPr>
                 <w:rFonts w:ascii="Times New Roman" w:eastAsia="Times New Roman" w:hAnsi="Symbol" w:cs="Times New Roman"/>
@@ -3580,18 +3197,7 @@
                 <w:szCs w:val="24"/>
                 <w14:ligatures w14:val="none"/>
               </w:rPr>
-              <w:t xml:space="preserve">  Landlord</w:t>
-            </w:r>
-            <w:proofErr w:type="gramEnd"/>
-            <w:r>
-              <w:rPr>
-                <w:rFonts w:asciiTheme="majorBidi" w:eastAsia="Times New Roman" w:hAnsiTheme="majorBidi" w:cstheme="majorBidi"/>
-                <w:kern w:val="0"/>
-                <w:sz w:val="24"/>
-                <w:szCs w:val="24"/>
-                <w14:ligatures w14:val="none"/>
-              </w:rPr>
-              <w:t xml:space="preserve"> has enough balance.</w:t>
+              <w:t xml:space="preserve">  Landlord has enough balance.</w:t>
             </w:r>
           </w:p>
         </w:tc>
@@ -3639,7 +3245,6 @@
                 <w:szCs w:val="24"/>
               </w:rPr>
             </w:pPr>
-            <w:proofErr w:type="gramStart"/>
             <w:r>
               <w:rPr>
                 <w:rFonts w:ascii="Times New Roman" w:eastAsia="Times New Roman" w:hAnsi="Symbol" w:cs="Times New Roman"/>
@@ -3654,16 +3259,7 @@
                 <w:sz w:val="24"/>
                 <w:szCs w:val="24"/>
               </w:rPr>
-              <w:t xml:space="preserve">  Landlord</w:t>
-            </w:r>
-            <w:proofErr w:type="gramEnd"/>
-            <w:r>
-              <w:rPr>
-                <w:rFonts w:asciiTheme="majorBidi" w:eastAsia="Times New Roman" w:hAnsiTheme="majorBidi" w:cstheme="majorBidi"/>
-                <w:sz w:val="24"/>
-                <w:szCs w:val="24"/>
-              </w:rPr>
-              <w:t xml:space="preserve"> chooses the house he want to publish from his list.</w:t>
+              <w:t xml:space="preserve">  Landlord chooses the house he want to publish from his list.</w:t>
             </w:r>
           </w:p>
           <w:p>
@@ -3677,7 +3273,6 @@
                 <w14:ligatures w14:val="none"/>
               </w:rPr>
             </w:pPr>
-            <w:proofErr w:type="gramStart"/>
             <w:r>
               <w:rPr>
                 <w:rFonts w:ascii="Times New Roman" w:eastAsia="Times New Roman" w:hAnsi="Symbol" w:cs="Times New Roman"/>
@@ -3694,10 +3289,12 @@
                 <w:szCs w:val="24"/>
                 <w14:ligatures w14:val="none"/>
               </w:rPr>
-              <w:t xml:space="preserve">  Landlord</w:t>
-            </w:r>
-            <w:proofErr w:type="gramEnd"/>
-            <w:r>
+              <w:t xml:space="preserve">  Landlord choose a suitable plan for the advertisement.</w:t>
+            </w:r>
+          </w:p>
+          <w:p>
+            <w:pPr>
+              <w:cnfStyle w:val="000000100000" w:firstRow="0" w:lastRow="0" w:firstColumn="0" w:lastColumn="0" w:oddVBand="0" w:evenVBand="0" w:oddHBand="1" w:evenHBand="0" w:firstRowFirstColumn="0" w:firstRowLastColumn="0" w:lastRowFirstColumn="0" w:lastRowLastColumn="0"/>
               <w:rPr>
                 <w:rFonts w:asciiTheme="majorBidi" w:eastAsia="Times New Roman" w:hAnsiTheme="majorBidi" w:cstheme="majorBidi"/>
                 <w:kern w:val="0"/>
@@ -3705,12 +3302,16 @@
                 <w:szCs w:val="24"/>
                 <w14:ligatures w14:val="none"/>
               </w:rPr>
-              <w:t xml:space="preserve"> choose a suitable plan for the advertisement.</w:t>
-            </w:r>
-          </w:p>
-          <w:p>
-            <w:pPr>
-              <w:cnfStyle w:val="000000100000" w:firstRow="0" w:lastRow="0" w:firstColumn="0" w:lastColumn="0" w:oddVBand="0" w:evenVBand="0" w:oddHBand="1" w:evenHBand="0" w:firstRowFirstColumn="0" w:firstRowLastColumn="0" w:lastRowFirstColumn="0" w:lastRowLastColumn="0"/>
+            </w:pPr>
+            <w:r>
+              <w:rPr>
+                <w:rFonts w:ascii="Times New Roman" w:eastAsia="Times New Roman" w:hAnsi="Symbol" w:cs="Times New Roman"/>
+                <w:sz w:val="24"/>
+                <w:szCs w:val="24"/>
+              </w:rPr>
+              <w:t></w:t>
+            </w:r>
+            <w:r>
               <w:rPr>
                 <w:rFonts w:asciiTheme="majorBidi" w:eastAsia="Times New Roman" w:hAnsiTheme="majorBidi" w:cstheme="majorBidi"/>
                 <w:kern w:val="0"/>
@@ -3718,46 +3319,7 @@
                 <w:szCs w:val="24"/>
                 <w14:ligatures w14:val="none"/>
               </w:rPr>
-            </w:pPr>
-            <w:r>
-              <w:rPr>
-                <w:rFonts w:ascii="Times New Roman" w:eastAsia="Times New Roman" w:hAnsi="Symbol" w:cs="Times New Roman"/>
-                <w:sz w:val="24"/>
-                <w:szCs w:val="24"/>
-              </w:rPr>
-              <w:t></w:t>
-            </w:r>
-            <w:r>
-              <w:rPr>
-                <w:rFonts w:asciiTheme="majorBidi" w:eastAsia="Times New Roman" w:hAnsiTheme="majorBidi" w:cstheme="majorBidi"/>
-                <w:kern w:val="0"/>
-                <w:sz w:val="24"/>
-                <w:szCs w:val="24"/>
-                <w14:ligatures w14:val="none"/>
-              </w:rPr>
-              <w:t xml:space="preserve"> The cost of the advertisement will be withdrawn from </w:t>
-            </w:r>
-            <w:proofErr w:type="gramStart"/>
-            <w:r>
-              <w:rPr>
-                <w:rFonts w:asciiTheme="majorBidi" w:eastAsia="Times New Roman" w:hAnsiTheme="majorBidi" w:cstheme="majorBidi"/>
-                <w:kern w:val="0"/>
-                <w:sz w:val="24"/>
-                <w:szCs w:val="24"/>
-                <w14:ligatures w14:val="none"/>
-              </w:rPr>
-              <w:t>landlord</w:t>
-            </w:r>
-            <w:proofErr w:type="gramEnd"/>
-            <w:r>
-              <w:rPr>
-                <w:rFonts w:asciiTheme="majorBidi" w:eastAsia="Times New Roman" w:hAnsiTheme="majorBidi" w:cstheme="majorBidi"/>
-                <w:kern w:val="0"/>
-                <w:sz w:val="24"/>
-                <w:szCs w:val="24"/>
-                <w14:ligatures w14:val="none"/>
-              </w:rPr>
-              <w:t xml:space="preserve"> balance.</w:t>
+              <w:t xml:space="preserve"> The cost of the advertisement will be withdrawn from landlord balance.</w:t>
             </w:r>
           </w:p>
         </w:tc>
@@ -3808,21 +3370,7 @@
               <w:rPr>
                 <w:rFonts w:asciiTheme="majorBidi" w:hAnsiTheme="majorBidi" w:cstheme="majorBidi"/>
               </w:rPr>
-              <w:t xml:space="preserve">If the </w:t>
-            </w:r>
-            <w:proofErr w:type="gramStart"/>
-            <w:r>
-              <w:rPr>
-                <w:rFonts w:asciiTheme="majorBidi" w:hAnsiTheme="majorBidi" w:cstheme="majorBidi"/>
-              </w:rPr>
-              <w:t>landlord</w:t>
-            </w:r>
-            <w:proofErr w:type="gramEnd"/>
-            <w:r>
-              <w:rPr>
-                <w:rFonts w:asciiTheme="majorBidi" w:hAnsiTheme="majorBidi" w:cstheme="majorBidi"/>
-              </w:rPr>
-              <w:t xml:space="preserve"> does not have enough balance he will be notified.</w:t>
+              <w:t>If the landlord does not have enough balance he will be notified.</w:t>
             </w:r>
           </w:p>
         </w:tc>
@@ -4318,21 +3866,7 @@
               <w:rPr>
                 <w:rFonts w:asciiTheme="majorBidi" w:hAnsiTheme="majorBidi" w:cstheme="majorBidi"/>
               </w:rPr>
-              <w:t xml:space="preserve">Allows </w:t>
-            </w:r>
-            <w:proofErr w:type="gramStart"/>
-            <w:r>
-              <w:rPr>
-                <w:rFonts w:asciiTheme="majorBidi" w:hAnsiTheme="majorBidi" w:cstheme="majorBidi"/>
-              </w:rPr>
-              <w:t>landlord</w:t>
-            </w:r>
-            <w:proofErr w:type="gramEnd"/>
-            <w:r>
-              <w:rPr>
-                <w:rFonts w:asciiTheme="majorBidi" w:hAnsiTheme="majorBidi" w:cstheme="majorBidi"/>
-              </w:rPr>
-              <w:t xml:space="preserve"> to check houses inserted in his list.</w:t>
+              <w:t>Allows landlord to check houses inserted in his list.</w:t>
             </w:r>
           </w:p>
         </w:tc>
@@ -4383,19 +3917,11 @@
                 <w:rtl/>
               </w:rPr>
             </w:pPr>
-            <w:proofErr w:type="gramStart"/>
-            <w:r>
-              <w:rPr>
-                <w:rFonts w:asciiTheme="majorBidi" w:hAnsiTheme="majorBidi" w:cstheme="majorBidi"/>
-              </w:rPr>
-              <w:t>Landlord</w:t>
-            </w:r>
-            <w:proofErr w:type="gramEnd"/>
-            <w:r>
-              <w:rPr>
-                <w:rFonts w:asciiTheme="majorBidi" w:hAnsiTheme="majorBidi" w:cstheme="majorBidi"/>
-              </w:rPr>
-              <w:t xml:space="preserve"> selects "Review House".</w:t>
+            <w:r>
+              <w:rPr>
+                <w:rFonts w:asciiTheme="majorBidi" w:hAnsiTheme="majorBidi" w:cstheme="majorBidi"/>
+              </w:rPr>
+              <w:t>Landlord selects "Review House".</w:t>
             </w:r>
           </w:p>
         </w:tc>
@@ -4494,23 +4020,13 @@
                 <w:szCs w:val="24"/>
               </w:rPr>
             </w:pPr>
-            <w:proofErr w:type="gramStart"/>
-            <w:r>
-              <w:rPr>
-                <w:rFonts w:asciiTheme="majorBidi" w:eastAsia="Times New Roman" w:hAnsiTheme="majorBidi" w:cstheme="majorBidi"/>
-                <w:sz w:val="24"/>
-                <w:szCs w:val="24"/>
-              </w:rPr>
-              <w:t>Landlord</w:t>
-            </w:r>
-            <w:proofErr w:type="gramEnd"/>
-            <w:r>
-              <w:rPr>
-                <w:rFonts w:asciiTheme="majorBidi" w:eastAsia="Times New Roman" w:hAnsiTheme="majorBidi" w:cstheme="majorBidi"/>
-                <w:sz w:val="24"/>
-                <w:szCs w:val="24"/>
-              </w:rPr>
-              <w:t xml:space="preserve"> already has houses in his list.</w:t>
+            <w:r>
+              <w:rPr>
+                <w:rFonts w:asciiTheme="majorBidi" w:eastAsia="Times New Roman" w:hAnsiTheme="majorBidi" w:cstheme="majorBidi"/>
+                <w:sz w:val="24"/>
+                <w:szCs w:val="24"/>
+              </w:rPr>
+              <w:t>Landlord already has houses in his list.</w:t>
             </w:r>
           </w:p>
         </w:tc>
@@ -4558,7 +4074,6 @@
                 <w:szCs w:val="24"/>
               </w:rPr>
             </w:pPr>
-            <w:proofErr w:type="gramStart"/>
             <w:r>
               <w:rPr>
                 <w:rFonts w:ascii="Times New Roman" w:eastAsia="Times New Roman" w:hAnsi="Symbol" w:cs="Times New Roman"/>
@@ -4573,16 +4088,7 @@
                 <w:sz w:val="24"/>
                 <w:szCs w:val="24"/>
               </w:rPr>
-              <w:t xml:space="preserve">  Landlord</w:t>
-            </w:r>
-            <w:proofErr w:type="gramEnd"/>
-            <w:r>
-              <w:rPr>
-                <w:rFonts w:asciiTheme="majorBidi" w:eastAsia="Times New Roman" w:hAnsiTheme="majorBidi" w:cstheme="majorBidi"/>
-                <w:sz w:val="24"/>
-                <w:szCs w:val="24"/>
-              </w:rPr>
-              <w:t xml:space="preserve"> enters the list of houses that has been inspected and added to his list.</w:t>
+              <w:t xml:space="preserve">  Landlord enters the list of houses that has been inspected and added to his list.</w:t>
             </w:r>
           </w:p>
           <w:p>
@@ -4596,7 +4102,6 @@
                 <w14:ligatures w14:val="none"/>
               </w:rPr>
             </w:pPr>
-            <w:proofErr w:type="gramStart"/>
             <w:r>
               <w:rPr>
                 <w:rFonts w:ascii="Times New Roman" w:eastAsia="Times New Roman" w:hAnsi="Symbol" w:cs="Times New Roman"/>
@@ -4613,18 +4118,7 @@
                 <w:szCs w:val="24"/>
                 <w14:ligatures w14:val="none"/>
               </w:rPr>
-              <w:t xml:space="preserve">  Landlord</w:t>
-            </w:r>
-            <w:proofErr w:type="gramEnd"/>
-            <w:r>
-              <w:rPr>
-                <w:rFonts w:asciiTheme="majorBidi" w:eastAsia="Times New Roman" w:hAnsiTheme="majorBidi" w:cstheme="majorBidi"/>
-                <w:kern w:val="0"/>
-                <w:sz w:val="24"/>
-                <w:szCs w:val="24"/>
-                <w14:ligatures w14:val="none"/>
-              </w:rPr>
-              <w:t xml:space="preserve"> is able to choose any advertisement to check it details.</w:t>
+              <w:t xml:space="preserve">  Landlord is able to choose any advertisement to check it details.</w:t>
             </w:r>
           </w:p>
         </w:tc>
@@ -4675,21 +4169,7 @@
               <w:rPr>
                 <w:rFonts w:asciiTheme="majorBidi" w:hAnsiTheme="majorBidi" w:cstheme="majorBidi"/>
               </w:rPr>
-              <w:t xml:space="preserve">If the </w:t>
-            </w:r>
-            <w:proofErr w:type="gramStart"/>
-            <w:r>
-              <w:rPr>
-                <w:rFonts w:asciiTheme="majorBidi" w:hAnsiTheme="majorBidi" w:cstheme="majorBidi"/>
-              </w:rPr>
-              <w:t>landlord</w:t>
-            </w:r>
-            <w:proofErr w:type="gramEnd"/>
-            <w:r>
-              <w:rPr>
-                <w:rFonts w:asciiTheme="majorBidi" w:hAnsiTheme="majorBidi" w:cstheme="majorBidi"/>
-              </w:rPr>
-              <w:t xml:space="preserve"> does not have houses in his list he will be notified.</w:t>
+              <w:t>If the landlord does not have houses in his list he will be notified.</w:t>
             </w:r>
           </w:p>
         </w:tc>
@@ -4741,21 +4221,7 @@
               <w:rPr>
                 <w:rFonts w:asciiTheme="majorBidi" w:hAnsiTheme="majorBidi" w:cstheme="majorBidi"/>
               </w:rPr>
-              <w:t xml:space="preserve">Display the list of Advertisements for </w:t>
-            </w:r>
-            <w:proofErr w:type="gramStart"/>
-            <w:r>
-              <w:rPr>
-                <w:rFonts w:asciiTheme="majorBidi" w:hAnsiTheme="majorBidi" w:cstheme="majorBidi"/>
-              </w:rPr>
-              <w:t>landlord</w:t>
-            </w:r>
-            <w:proofErr w:type="gramEnd"/>
-            <w:r>
-              <w:rPr>
-                <w:rFonts w:asciiTheme="majorBidi" w:hAnsiTheme="majorBidi" w:cstheme="majorBidi"/>
-              </w:rPr>
-              <w:t>.</w:t>
+              <w:t>Display the list of Advertisements for landlord.</w:t>
             </w:r>
           </w:p>
         </w:tc>
@@ -5206,21 +4672,7 @@
               <w:rPr>
                 <w:rFonts w:asciiTheme="majorBidi" w:hAnsiTheme="majorBidi" w:cstheme="majorBidi"/>
               </w:rPr>
-              <w:t xml:space="preserve">Allows </w:t>
-            </w:r>
-            <w:proofErr w:type="gramStart"/>
-            <w:r>
-              <w:rPr>
-                <w:rFonts w:asciiTheme="majorBidi" w:hAnsiTheme="majorBidi" w:cstheme="majorBidi"/>
-              </w:rPr>
-              <w:t>landlord</w:t>
-            </w:r>
-            <w:proofErr w:type="gramEnd"/>
-            <w:r>
-              <w:rPr>
-                <w:rFonts w:asciiTheme="majorBidi" w:hAnsiTheme="majorBidi" w:cstheme="majorBidi"/>
-              </w:rPr>
-              <w:t xml:space="preserve"> to Delete </w:t>
+              <w:t xml:space="preserve">Allows landlord to Delete </w:t>
             </w:r>
             <w:r>
               <w:rPr>
@@ -5295,19 +4747,11 @@
                 <w:rtl/>
               </w:rPr>
             </w:pPr>
-            <w:proofErr w:type="gramStart"/>
-            <w:r>
-              <w:rPr>
-                <w:rFonts w:asciiTheme="majorBidi" w:hAnsiTheme="majorBidi" w:cstheme="majorBidi"/>
-              </w:rPr>
-              <w:t>Landlord</w:t>
-            </w:r>
-            <w:proofErr w:type="gramEnd"/>
-            <w:r>
-              <w:rPr>
-                <w:rFonts w:asciiTheme="majorBidi" w:hAnsiTheme="majorBidi" w:cstheme="majorBidi"/>
-              </w:rPr>
-              <w:t xml:space="preserve"> selects "</w:t>
+            <w:r>
+              <w:rPr>
+                <w:rFonts w:asciiTheme="majorBidi" w:hAnsiTheme="majorBidi" w:cstheme="majorBidi"/>
+              </w:rPr>
+              <w:t>Landlord selects "</w:t>
             </w:r>
             <w:r>
               <w:rPr>
@@ -5422,25 +4866,7 @@
                 <w:sz w:val="24"/>
                 <w:szCs w:val="24"/>
               </w:rPr>
-              <w:t xml:space="preserve">There is already advertisement to </w:t>
-            </w:r>
-            <w:proofErr w:type="gramStart"/>
-            <w:r>
-              <w:rPr>
-                <w:rFonts w:asciiTheme="majorBidi" w:eastAsia="Times New Roman" w:hAnsiTheme="majorBidi" w:cstheme="majorBidi"/>
-                <w:sz w:val="24"/>
-                <w:szCs w:val="24"/>
-              </w:rPr>
-              <w:t>be deleted</w:t>
-            </w:r>
-            <w:proofErr w:type="gramEnd"/>
-            <w:r>
-              <w:rPr>
-                <w:rFonts w:asciiTheme="majorBidi" w:eastAsia="Times New Roman" w:hAnsiTheme="majorBidi" w:cstheme="majorBidi"/>
-                <w:sz w:val="24"/>
-                <w:szCs w:val="24"/>
-              </w:rPr>
-              <w:t>.</w:t>
+              <w:t>There is already advertisement to be deleted.</w:t>
             </w:r>
           </w:p>
         </w:tc>
@@ -5488,7 +4914,6 @@
                 <w:szCs w:val="24"/>
               </w:rPr>
             </w:pPr>
-            <w:proofErr w:type="gramStart"/>
             <w:r>
               <w:rPr>
                 <w:rFonts w:ascii="Times New Roman" w:eastAsia="Times New Roman" w:hAnsi="Symbol" w:cs="Times New Roman"/>
@@ -5503,16 +4928,7 @@
                 <w:sz w:val="24"/>
                 <w:szCs w:val="24"/>
               </w:rPr>
-              <w:t xml:space="preserve">  Landlord</w:t>
-            </w:r>
-            <w:proofErr w:type="gramEnd"/>
-            <w:r>
-              <w:rPr>
-                <w:rFonts w:asciiTheme="majorBidi" w:eastAsia="Times New Roman" w:hAnsiTheme="majorBidi" w:cstheme="majorBidi"/>
-                <w:sz w:val="24"/>
-                <w:szCs w:val="24"/>
-              </w:rPr>
-              <w:t xml:space="preserve"> </w:t>
+              <w:t xml:space="preserve">  Landlord </w:t>
             </w:r>
             <w:r>
               <w:rPr>
@@ -5542,7 +4958,6 @@
                 <w14:ligatures w14:val="none"/>
               </w:rPr>
             </w:pPr>
-            <w:proofErr w:type="gramStart"/>
             <w:r>
               <w:rPr>
                 <w:rFonts w:ascii="Times New Roman" w:eastAsia="Times New Roman" w:hAnsi="Symbol" w:cs="Times New Roman"/>
@@ -5559,18 +4974,7 @@
                 <w:szCs w:val="24"/>
                 <w14:ligatures w14:val="none"/>
               </w:rPr>
-              <w:t xml:space="preserve">  Platform</w:t>
-            </w:r>
-            <w:proofErr w:type="gramEnd"/>
-            <w:r>
-              <w:rPr>
-                <w:rFonts w:asciiTheme="majorBidi" w:eastAsia="Times New Roman" w:hAnsiTheme="majorBidi" w:cstheme="majorBidi"/>
-                <w:kern w:val="0"/>
-                <w:sz w:val="24"/>
-                <w:szCs w:val="24"/>
-                <w14:ligatures w14:val="none"/>
-              </w:rPr>
-              <w:t xml:space="preserve"> saves the changes to the listing.</w:t>
+              <w:t xml:space="preserve">  Platform saves the changes to the listing.</w:t>
             </w:r>
           </w:p>
         </w:tc>
@@ -5621,21 +5025,7 @@
               <w:rPr>
                 <w:rFonts w:asciiTheme="majorBidi" w:hAnsiTheme="majorBidi" w:cstheme="majorBidi"/>
               </w:rPr>
-              <w:t xml:space="preserve">If the </w:t>
-            </w:r>
-            <w:proofErr w:type="gramStart"/>
-            <w:r>
-              <w:rPr>
-                <w:rFonts w:asciiTheme="majorBidi" w:hAnsiTheme="majorBidi" w:cstheme="majorBidi"/>
-              </w:rPr>
-              <w:t>landlord</w:t>
-            </w:r>
-            <w:proofErr w:type="gramEnd"/>
-            <w:r>
-              <w:rPr>
-                <w:rFonts w:asciiTheme="majorBidi" w:hAnsiTheme="majorBidi" w:cstheme="majorBidi"/>
-              </w:rPr>
-              <w:t xml:space="preserve"> does not have houses in his list he will be notified.</w:t>
+              <w:t>If the landlord does not have houses in his list he will be notified.</w:t>
             </w:r>
           </w:p>
         </w:tc>
@@ -5687,21 +5077,7 @@
               <w:rPr>
                 <w:rFonts w:asciiTheme="majorBidi" w:hAnsiTheme="majorBidi" w:cstheme="majorBidi"/>
               </w:rPr>
-              <w:t xml:space="preserve">Advertisement will be removed from </w:t>
-            </w:r>
-            <w:proofErr w:type="gramStart"/>
-            <w:r>
-              <w:rPr>
-                <w:rFonts w:asciiTheme="majorBidi" w:hAnsiTheme="majorBidi" w:cstheme="majorBidi"/>
-              </w:rPr>
-              <w:t>landlord</w:t>
-            </w:r>
-            <w:proofErr w:type="gramEnd"/>
-            <w:r>
-              <w:rPr>
-                <w:rFonts w:asciiTheme="majorBidi" w:hAnsiTheme="majorBidi" w:cstheme="majorBidi"/>
-              </w:rPr>
-              <w:t xml:space="preserve"> list</w:t>
+              <w:t>Advertisement will be removed from landlord list</w:t>
             </w:r>
             <w:r>
               <w:rPr>
@@ -6191,19 +5567,11 @@
                 <w:bCs/>
               </w:rPr>
             </w:pPr>
-            <w:proofErr w:type="gramStart"/>
-            <w:r>
-              <w:rPr>
-                <w:rFonts w:asciiTheme="majorBidi" w:hAnsiTheme="majorBidi" w:cstheme="majorBidi"/>
-              </w:rPr>
-              <w:t>Landlord</w:t>
-            </w:r>
-            <w:proofErr w:type="gramEnd"/>
-            <w:r>
-              <w:rPr>
-                <w:rFonts w:asciiTheme="majorBidi" w:hAnsiTheme="majorBidi" w:cstheme="majorBidi"/>
-              </w:rPr>
-              <w:t xml:space="preserve"> reviews and approves or declines rental requests.</w:t>
+            <w:r>
+              <w:rPr>
+                <w:rFonts w:asciiTheme="majorBidi" w:hAnsiTheme="majorBidi" w:cstheme="majorBidi"/>
+              </w:rPr>
+              <w:t>Landlord reviews and approves or declines rental requests.</w:t>
             </w:r>
           </w:p>
         </w:tc>
@@ -6256,19 +5624,11 @@
                 <w:rtl/>
               </w:rPr>
             </w:pPr>
-            <w:proofErr w:type="gramStart"/>
-            <w:r>
-              <w:rPr>
-                <w:rFonts w:asciiTheme="majorBidi" w:hAnsiTheme="majorBidi" w:cstheme="majorBidi"/>
-              </w:rPr>
-              <w:t>Landlord</w:t>
-            </w:r>
-            <w:proofErr w:type="gramEnd"/>
-            <w:r>
-              <w:rPr>
-                <w:rFonts w:asciiTheme="majorBidi" w:hAnsiTheme="majorBidi" w:cstheme="majorBidi"/>
-              </w:rPr>
-              <w:t xml:space="preserve"> receives a rental request.</w:t>
+            <w:r>
+              <w:rPr>
+                <w:rFonts w:asciiTheme="majorBidi" w:hAnsiTheme="majorBidi" w:cstheme="majorBidi"/>
+              </w:rPr>
+              <w:t>Landlord receives a rental request.</w:t>
             </w:r>
           </w:p>
         </w:tc>
@@ -6316,7 +5676,6 @@
                 <w:szCs w:val="24"/>
               </w:rPr>
             </w:pPr>
-            <w:proofErr w:type="gramStart"/>
             <w:r>
               <w:rPr>
                 <w:rFonts w:ascii="Times New Roman" w:eastAsia="Times New Roman" w:hAnsi="Symbol" w:cs="Times New Roman"/>
@@ -6331,16 +5690,7 @@
                 <w:sz w:val="24"/>
                 <w:szCs w:val="24"/>
               </w:rPr>
-              <w:t xml:space="preserve">  Landlord</w:t>
-            </w:r>
-            <w:proofErr w:type="gramEnd"/>
-            <w:r>
-              <w:rPr>
-                <w:rFonts w:asciiTheme="majorBidi" w:eastAsia="Times New Roman" w:hAnsiTheme="majorBidi" w:cstheme="majorBidi"/>
-                <w:sz w:val="24"/>
-                <w:szCs w:val="24"/>
-              </w:rPr>
-              <w:t xml:space="preserve"> has an active rental listing.</w:t>
+              <w:t xml:space="preserve">  Landlord has an active rental listing.</w:t>
             </w:r>
           </w:p>
           <w:p>
@@ -6352,7 +5702,6 @@
                 <w:bCs/>
               </w:rPr>
             </w:pPr>
-            <w:proofErr w:type="gramStart"/>
             <w:r>
               <w:rPr>
                 <w:rFonts w:ascii="Times New Roman" w:eastAsia="Times New Roman" w:hAnsi="Symbol" w:cs="Times New Roman"/>
@@ -6369,18 +5718,7 @@
                 <w:szCs w:val="24"/>
                 <w14:ligatures w14:val="none"/>
               </w:rPr>
-              <w:t xml:space="preserve">  Rental</w:t>
-            </w:r>
-            <w:proofErr w:type="gramEnd"/>
-            <w:r>
-              <w:rPr>
-                <w:rFonts w:asciiTheme="majorBidi" w:eastAsia="Times New Roman" w:hAnsiTheme="majorBidi" w:cstheme="majorBidi"/>
-                <w:kern w:val="0"/>
-                <w:sz w:val="24"/>
-                <w:szCs w:val="24"/>
-                <w14:ligatures w14:val="none"/>
-              </w:rPr>
-              <w:t xml:space="preserve"> request exists with specified dates.</w:t>
+              <w:t xml:space="preserve">  Rental request exists with specified dates.</w:t>
             </w:r>
           </w:p>
         </w:tc>
@@ -6427,7 +5765,6 @@
                 <w:szCs w:val="24"/>
               </w:rPr>
             </w:pPr>
-            <w:proofErr w:type="gramStart"/>
             <w:r>
               <w:rPr>
                 <w:rFonts w:ascii="Times New Roman" w:eastAsia="Times New Roman" w:hAnsi="Symbol" w:cs="Times New Roman"/>
@@ -6442,16 +5779,7 @@
                 <w:sz w:val="24"/>
                 <w:szCs w:val="24"/>
               </w:rPr>
-              <w:t xml:space="preserve">  Platform</w:t>
-            </w:r>
-            <w:proofErr w:type="gramEnd"/>
-            <w:r>
-              <w:rPr>
-                <w:rFonts w:asciiTheme="majorBidi" w:eastAsia="Times New Roman" w:hAnsiTheme="majorBidi" w:cstheme="majorBidi"/>
-                <w:sz w:val="24"/>
-                <w:szCs w:val="24"/>
-              </w:rPr>
-              <w:t xml:space="preserve"> messaging system facilitates prompt communication between landlord and tenant.</w:t>
+              <w:t xml:space="preserve">  Platform messaging system facilitates prompt communication between landlord and tenant.</w:t>
             </w:r>
           </w:p>
           <w:p>
@@ -6463,7 +5791,6 @@
                 <w:bCs/>
               </w:rPr>
             </w:pPr>
-            <w:proofErr w:type="gramStart"/>
             <w:r>
               <w:rPr>
                 <w:rFonts w:ascii="Times New Roman" w:eastAsia="Times New Roman" w:hAnsi="Symbol" w:cs="Times New Roman"/>
@@ -6480,18 +5807,7 @@
                 <w:szCs w:val="24"/>
                 <w14:ligatures w14:val="none"/>
               </w:rPr>
-              <w:t xml:space="preserve">  Tenant</w:t>
-            </w:r>
-            <w:proofErr w:type="gramEnd"/>
-            <w:r>
-              <w:rPr>
-                <w:rFonts w:asciiTheme="majorBidi" w:eastAsia="Times New Roman" w:hAnsiTheme="majorBidi" w:cstheme="majorBidi"/>
-                <w:kern w:val="0"/>
-                <w:sz w:val="24"/>
-                <w:szCs w:val="24"/>
-                <w14:ligatures w14:val="none"/>
-              </w:rPr>
-              <w:t xml:space="preserve"> has sufficient funds for the guarantee if the request is accepted.</w:t>
+              <w:t xml:space="preserve">  Tenant has sufficient funds for the guarantee if the request is accepted.</w:t>
             </w:r>
           </w:p>
         </w:tc>
@@ -6539,7 +5855,6 @@
                 <w:szCs w:val="24"/>
               </w:rPr>
             </w:pPr>
-            <w:proofErr w:type="gramStart"/>
             <w:r>
               <w:rPr>
                 <w:rFonts w:ascii="Times New Roman" w:eastAsia="Times New Roman" w:hAnsi="Symbol" w:cs="Times New Roman"/>
@@ -6554,16 +5869,7 @@
                 <w:sz w:val="24"/>
                 <w:szCs w:val="24"/>
               </w:rPr>
-              <w:t xml:space="preserve">  Landlord</w:t>
-            </w:r>
-            <w:proofErr w:type="gramEnd"/>
-            <w:r>
-              <w:rPr>
-                <w:rFonts w:asciiTheme="majorBidi" w:eastAsia="Times New Roman" w:hAnsiTheme="majorBidi" w:cstheme="majorBidi"/>
-                <w:sz w:val="24"/>
-                <w:szCs w:val="24"/>
-              </w:rPr>
-              <w:t xml:space="preserve"> reviews rental request details.</w:t>
+              <w:t xml:space="preserve">  Landlord reviews rental request details.</w:t>
             </w:r>
           </w:p>
           <w:p>
@@ -6575,7 +5881,6 @@
                 <w:szCs w:val="24"/>
               </w:rPr>
             </w:pPr>
-            <w:proofErr w:type="gramStart"/>
             <w:r>
               <w:rPr>
                 <w:rFonts w:ascii="Times New Roman" w:eastAsia="Times New Roman" w:hAnsi="Symbol" w:cs="Times New Roman"/>
@@ -6590,16 +5895,7 @@
                 <w:sz w:val="24"/>
                 <w:szCs w:val="24"/>
               </w:rPr>
-              <w:t xml:space="preserve">  Landlord</w:t>
-            </w:r>
-            <w:proofErr w:type="gramEnd"/>
-            <w:r>
-              <w:rPr>
-                <w:rFonts w:asciiTheme="majorBidi" w:eastAsia="Times New Roman" w:hAnsiTheme="majorBidi" w:cstheme="majorBidi"/>
-                <w:sz w:val="24"/>
-                <w:szCs w:val="24"/>
-              </w:rPr>
-              <w:t xml:space="preserve"> either accepts or rejects the request.</w:t>
+              <w:t xml:space="preserve">  Landlord either accepts or rejects the request.</w:t>
             </w:r>
           </w:p>
           <w:p>
@@ -6611,7 +5907,6 @@
                 <w:bCs/>
               </w:rPr>
             </w:pPr>
-            <w:proofErr w:type="gramStart"/>
             <w:r>
               <w:rPr>
                 <w:rFonts w:ascii="Times New Roman" w:eastAsia="Times New Roman" w:hAnsi="Symbol" w:cs="Times New Roman"/>
@@ -6628,18 +5923,7 @@
                 <w:szCs w:val="24"/>
                 <w14:ligatures w14:val="none"/>
               </w:rPr>
-              <w:t xml:space="preserve">  Platform</w:t>
-            </w:r>
-            <w:proofErr w:type="gramEnd"/>
-            <w:r>
-              <w:rPr>
-                <w:rFonts w:asciiTheme="majorBidi" w:eastAsia="Times New Roman" w:hAnsiTheme="majorBidi" w:cstheme="majorBidi"/>
-                <w:kern w:val="0"/>
-                <w:sz w:val="24"/>
-                <w:szCs w:val="24"/>
-                <w14:ligatures w14:val="none"/>
-              </w:rPr>
-              <w:t xml:space="preserve"> updates the request status and notifies the tenant.</w:t>
+              <w:t xml:space="preserve">  Platform updates the request status and notifies the tenant.</w:t>
             </w:r>
           </w:p>
         </w:tc>
@@ -6742,21 +6026,7 @@
               <w:rPr>
                 <w:rFonts w:asciiTheme="majorBidi" w:hAnsiTheme="majorBidi" w:cstheme="majorBidi"/>
               </w:rPr>
-              <w:t xml:space="preserve">Request status </w:t>
-            </w:r>
-            <w:proofErr w:type="gramStart"/>
-            <w:r>
-              <w:rPr>
-                <w:rFonts w:asciiTheme="majorBidi" w:hAnsiTheme="majorBidi" w:cstheme="majorBidi"/>
-              </w:rPr>
-              <w:t>is updated</w:t>
-            </w:r>
-            <w:proofErr w:type="gramEnd"/>
-            <w:r>
-              <w:rPr>
-                <w:rFonts w:asciiTheme="majorBidi" w:hAnsiTheme="majorBidi" w:cstheme="majorBidi"/>
-              </w:rPr>
-              <w:t>, and tenant is notified.</w:t>
+              <w:t>Request status is updated, and tenant is notified.</w:t>
             </w:r>
           </w:p>
         </w:tc>
@@ -7304,21 +6574,7 @@
               <w:rPr>
                 <w:rFonts w:asciiTheme="majorBidi" w:hAnsiTheme="majorBidi" w:cstheme="majorBidi"/>
               </w:rPr>
-              <w:t xml:space="preserve">Rental request </w:t>
-            </w:r>
-            <w:proofErr w:type="gramStart"/>
-            <w:r>
-              <w:rPr>
-                <w:rFonts w:asciiTheme="majorBidi" w:hAnsiTheme="majorBidi" w:cstheme="majorBidi"/>
-              </w:rPr>
-              <w:t>is approved</w:t>
-            </w:r>
-            <w:proofErr w:type="gramEnd"/>
-            <w:r>
-              <w:rPr>
-                <w:rFonts w:asciiTheme="majorBidi" w:hAnsiTheme="majorBidi" w:cstheme="majorBidi"/>
-              </w:rPr>
-              <w:t>, and tenant is scheduled to arrive.</w:t>
+              <w:t>Rental request is approved, and tenant is scheduled to arrive.</w:t>
             </w:r>
           </w:p>
         </w:tc>
@@ -7365,7 +6621,6 @@
                 <w:szCs w:val="24"/>
               </w:rPr>
             </w:pPr>
-            <w:proofErr w:type="gramStart"/>
             <w:r>
               <w:rPr>
                 <w:rFonts w:ascii="Times New Roman" w:eastAsia="Times New Roman" w:hAnsi="Symbol" w:cs="Times New Roman"/>
@@ -7380,16 +6635,7 @@
                 <w:sz w:val="24"/>
                 <w:szCs w:val="24"/>
               </w:rPr>
-              <w:t xml:space="preserve">  Platform</w:t>
-            </w:r>
-            <w:proofErr w:type="gramEnd"/>
-            <w:r>
-              <w:rPr>
-                <w:rFonts w:asciiTheme="majorBidi" w:eastAsia="Times New Roman" w:hAnsiTheme="majorBidi" w:cstheme="majorBidi"/>
-                <w:sz w:val="24"/>
-                <w:szCs w:val="24"/>
-              </w:rPr>
-              <w:t xml:space="preserve"> reliably tracks tenant arrival and departure dates.</w:t>
+              <w:t xml:space="preserve">  Platform reliably tracks tenant arrival and departure dates.</w:t>
             </w:r>
           </w:p>
           <w:p>
@@ -7401,7 +6647,6 @@
                 <w:bCs/>
               </w:rPr>
             </w:pPr>
-            <w:proofErr w:type="gramStart"/>
             <w:r>
               <w:rPr>
                 <w:rFonts w:ascii="Times New Roman" w:eastAsia="Times New Roman" w:hAnsi="Symbol" w:cs="Times New Roman"/>
@@ -7418,18 +6663,7 @@
                 <w:szCs w:val="24"/>
                 <w14:ligatures w14:val="none"/>
               </w:rPr>
-              <w:t xml:space="preserve">  Landlord</w:t>
-            </w:r>
-            <w:proofErr w:type="gramEnd"/>
-            <w:r>
-              <w:rPr>
-                <w:rFonts w:asciiTheme="majorBidi" w:eastAsia="Times New Roman" w:hAnsiTheme="majorBidi" w:cstheme="majorBidi"/>
-                <w:kern w:val="0"/>
-                <w:sz w:val="24"/>
-                <w:szCs w:val="24"/>
-                <w14:ligatures w14:val="none"/>
-              </w:rPr>
-              <w:t xml:space="preserve"> can access and confirm tenant arrival without delay.</w:t>
+              <w:t xml:space="preserve">  Landlord can access and confirm tenant arrival without delay.</w:t>
             </w:r>
           </w:p>
         </w:tc>
@@ -7477,7 +6711,6 @@
                 <w:szCs w:val="24"/>
               </w:rPr>
             </w:pPr>
-            <w:proofErr w:type="gramStart"/>
             <w:r>
               <w:rPr>
                 <w:rFonts w:ascii="Times New Roman" w:eastAsia="Times New Roman" w:hAnsi="Symbol" w:cs="Times New Roman"/>
@@ -7492,16 +6725,7 @@
                 <w:sz w:val="24"/>
                 <w:szCs w:val="24"/>
               </w:rPr>
-              <w:t xml:space="preserve">  Landlord</w:t>
-            </w:r>
-            <w:proofErr w:type="gramEnd"/>
-            <w:r>
-              <w:rPr>
-                <w:rFonts w:asciiTheme="majorBidi" w:eastAsia="Times New Roman" w:hAnsiTheme="majorBidi" w:cstheme="majorBidi"/>
-                <w:sz w:val="24"/>
-                <w:szCs w:val="24"/>
-              </w:rPr>
-              <w:t xml:space="preserve"> receives arrival notification.</w:t>
+              <w:t xml:space="preserve">  Landlord receives arrival notification.</w:t>
             </w:r>
           </w:p>
           <w:p>
@@ -7513,7 +6737,6 @@
                 <w:bCs/>
               </w:rPr>
             </w:pPr>
-            <w:proofErr w:type="gramStart"/>
             <w:r>
               <w:rPr>
                 <w:rFonts w:ascii="Times New Roman" w:eastAsia="Times New Roman" w:hAnsi="Symbol" w:cs="Times New Roman"/>
@@ -7530,18 +6753,7 @@
                 <w:szCs w:val="24"/>
                 <w14:ligatures w14:val="none"/>
               </w:rPr>
-              <w:t xml:space="preserve">  Landlord</w:t>
-            </w:r>
-            <w:proofErr w:type="gramEnd"/>
-            <w:r>
-              <w:rPr>
-                <w:rFonts w:asciiTheme="majorBidi" w:eastAsia="Times New Roman" w:hAnsiTheme="majorBidi" w:cstheme="majorBidi"/>
-                <w:kern w:val="0"/>
-                <w:sz w:val="24"/>
-                <w:szCs w:val="24"/>
-                <w14:ligatures w14:val="none"/>
-              </w:rPr>
-              <w:t xml:space="preserve"> confirms tenant’s arrival on the platform.</w:t>
+              <w:t xml:space="preserve">  Landlord confirms tenant’s arrival on the platform.</w:t>
             </w:r>
           </w:p>
         </w:tc>
@@ -7798,32 +7010,48 @@
       </w:pPr>
       <w:r>
         <w:rPr>
-          <w:rFonts w:ascii="Bahnschrift" w:hAnsi="Bahnschrift"/>
-          <w:noProof/>
+          <w:rFonts w:ascii="Bahnschrift" w:hAnsi="Bahnschrift" w:cstheme="majorBidi"/>
           <w:sz w:val="28"/>
           <w:szCs w:val="28"/>
         </w:rPr>
+        <w:t>Tenant:</w:t>
+      </w:r>
+    </w:p>
+    <w:p>
+      <w:pPr>
+        <w:pStyle w:val="ListParagraph"/>
+        <w:rPr>
+          <w:rFonts w:ascii="Bahnschrift" w:hAnsi="Bahnschrift" w:cstheme="majorBidi"/>
+          <w:sz w:val="28"/>
+          <w:szCs w:val="28"/>
+        </w:rPr>
+      </w:pPr>
+      <w:r>
+        <w:rPr>
+          <w:rFonts w:asciiTheme="majorBidi" w:hAnsiTheme="majorBidi" w:cstheme="majorBidi"/>
+          <w:noProof/>
+        </w:rPr>
         <w:drawing>
-          <wp:anchor distT="0" distB="0" distL="114300" distR="114300" simplePos="0" relativeHeight="251663360" behindDoc="1" locked="0" layoutInCell="1" allowOverlap="1">
+          <wp:anchor distT="0" distB="0" distL="114300" distR="114300" simplePos="0" relativeHeight="251657728" behindDoc="1" locked="0" layoutInCell="1" allowOverlap="1">
             <wp:simplePos x="0" y="0"/>
             <wp:positionH relativeFrom="column">
-              <wp:posOffset>1038225</wp:posOffset>
+              <wp:posOffset>1000125</wp:posOffset>
             </wp:positionH>
             <wp:positionV relativeFrom="paragraph">
-              <wp:posOffset>247650</wp:posOffset>
+              <wp:posOffset>195580</wp:posOffset>
             </wp:positionV>
-            <wp:extent cx="2647950" cy="1057275"/>
-            <wp:effectExtent l="0" t="0" r="0" b="9525"/>
+            <wp:extent cx="3057525" cy="1313926"/>
+            <wp:effectExtent l="0" t="0" r="0" b="635"/>
             <wp:wrapTight wrapText="bothSides">
               <wp:wrapPolygon edited="0">
                 <wp:start x="0" y="0"/>
-                <wp:lineTo x="0" y="21405"/>
-                <wp:lineTo x="21445" y="21405"/>
-                <wp:lineTo x="21445" y="0"/>
+                <wp:lineTo x="0" y="21297"/>
+                <wp:lineTo x="21398" y="21297"/>
+                <wp:lineTo x="21398" y="0"/>
                 <wp:lineTo x="0" y="0"/>
               </wp:wrapPolygon>
             </wp:wrapTight>
-            <wp:docPr id="11" name="Picture 11"/>
+            <wp:docPr id="25" name="Picture 25"/>
             <wp:cNvGraphicFramePr>
               <a:graphicFrameLocks xmlns:a="http://schemas.openxmlformats.org/drawingml/2006/main" noChangeAspect="1"/>
             </wp:cNvGraphicFramePr>
@@ -7831,7 +7059,7 @@
               <a:graphicData uri="http://schemas.openxmlformats.org/drawingml/2006/picture">
                 <pic:pic xmlns:pic="http://schemas.openxmlformats.org/drawingml/2006/picture">
                   <pic:nvPicPr>
-                    <pic:cNvPr id="11" name="sign_tenant.jpg"/>
+                    <pic:cNvPr id="25" name="sign_tenant.jpg"/>
                     <pic:cNvPicPr/>
                   </pic:nvPicPr>
                   <pic:blipFill>
@@ -7849,7 +7077,7 @@
                   <pic:spPr>
                     <a:xfrm>
                       <a:off x="0" y="0"/>
-                      <a:ext cx="2647950" cy="1057275"/>
+                      <a:ext cx="3057525" cy="1313926"/>
                     </a:xfrm>
                     <a:prstGeom prst="rect">
                       <a:avLst/>
@@ -7858,33 +7086,9 @@
                 </pic:pic>
               </a:graphicData>
             </a:graphic>
-            <wp14:sizeRelH relativeFrom="margin">
-              <wp14:pctWidth>0</wp14:pctWidth>
-            </wp14:sizeRelH>
-            <wp14:sizeRelV relativeFrom="margin">
-              <wp14:pctHeight>0</wp14:pctHeight>
-            </wp14:sizeRelV>
           </wp:anchor>
         </w:drawing>
       </w:r>
-      <w:r>
-        <w:rPr>
-          <w:rFonts w:ascii="Bahnschrift" w:hAnsi="Bahnschrift" w:cstheme="majorBidi"/>
-          <w:sz w:val="28"/>
-          <w:szCs w:val="28"/>
-        </w:rPr>
-        <w:t>Tenant:</w:t>
-      </w:r>
-    </w:p>
-    <w:p>
-      <w:pPr>
-        <w:pStyle w:val="ListParagraph"/>
-        <w:rPr>
-          <w:rFonts w:ascii="Bahnschrift" w:hAnsi="Bahnschrift" w:cstheme="majorBidi"/>
-          <w:sz w:val="28"/>
-          <w:szCs w:val="28"/>
-        </w:rPr>
-      </w:pPr>
     </w:p>
     <w:p>
       <w:pPr>
@@ -8293,7 +7497,6 @@
                 <w:szCs w:val="24"/>
               </w:rPr>
             </w:pPr>
-            <w:proofErr w:type="gramStart"/>
             <w:r>
               <w:rPr>
                 <w:rFonts w:ascii="Times New Roman" w:eastAsia="Times New Roman" w:hAnsi="Symbol" w:cs="Times New Roman"/>
@@ -8308,16 +7511,7 @@
                 <w:sz w:val="24"/>
                 <w:szCs w:val="24"/>
               </w:rPr>
-              <w:t xml:space="preserve">  The</w:t>
-            </w:r>
-            <w:proofErr w:type="gramEnd"/>
-            <w:r>
-              <w:rPr>
-                <w:rFonts w:asciiTheme="majorBidi" w:eastAsia="Times New Roman" w:hAnsiTheme="majorBidi" w:cstheme="majorBidi"/>
-                <w:sz w:val="24"/>
-                <w:szCs w:val="24"/>
-              </w:rPr>
-              <w:t xml:space="preserve"> platform's identity verification process is swift and reliable.</w:t>
+              <w:t xml:space="preserve">  The platform's identity verification process is swift and reliable.</w:t>
             </w:r>
           </w:p>
           <w:p>
@@ -8329,7 +7523,6 @@
                 <w:bCs/>
               </w:rPr>
             </w:pPr>
-            <w:proofErr w:type="gramStart"/>
             <w:r>
               <w:rPr>
                 <w:rFonts w:ascii="Times New Roman" w:eastAsia="Times New Roman" w:hAnsi="Symbol" w:cs="Times New Roman"/>
@@ -8346,18 +7539,7 @@
                 <w:szCs w:val="24"/>
                 <w14:ligatures w14:val="none"/>
               </w:rPr>
-              <w:t xml:space="preserve">  Tenant’s</w:t>
-            </w:r>
-            <w:proofErr w:type="gramEnd"/>
-            <w:r>
-              <w:rPr>
-                <w:rFonts w:asciiTheme="majorBidi" w:eastAsia="Times New Roman" w:hAnsiTheme="majorBidi" w:cstheme="majorBidi"/>
-                <w:kern w:val="0"/>
-                <w:sz w:val="24"/>
-                <w:szCs w:val="24"/>
-                <w14:ligatures w14:val="none"/>
-              </w:rPr>
-              <w:t xml:space="preserve"> device supports document upload functionality.</w:t>
+              <w:t xml:space="preserve">  Tenant’s device supports document upload functionality.</w:t>
             </w:r>
           </w:p>
         </w:tc>
@@ -8405,7 +7587,6 @@
                 <w:szCs w:val="24"/>
               </w:rPr>
             </w:pPr>
-            <w:proofErr w:type="gramStart"/>
             <w:r>
               <w:rPr>
                 <w:rFonts w:ascii="Times New Roman" w:eastAsia="Times New Roman" w:hAnsi="Symbol" w:cs="Times New Roman"/>
@@ -8420,16 +7601,7 @@
                 <w:sz w:val="24"/>
                 <w:szCs w:val="24"/>
               </w:rPr>
-              <w:t xml:space="preserve">  Tenant</w:t>
-            </w:r>
-            <w:proofErr w:type="gramEnd"/>
-            <w:r>
-              <w:rPr>
-                <w:rFonts w:asciiTheme="majorBidi" w:eastAsia="Times New Roman" w:hAnsiTheme="majorBidi" w:cstheme="majorBidi"/>
-                <w:sz w:val="24"/>
-                <w:szCs w:val="24"/>
-              </w:rPr>
-              <w:t xml:space="preserve"> enters email, password, and uploads identity document.</w:t>
+              <w:t xml:space="preserve">  Tenant enters email, password, and uploads identity document.</w:t>
             </w:r>
           </w:p>
           <w:p>
@@ -8441,7 +7613,6 @@
                 <w:szCs w:val="24"/>
               </w:rPr>
             </w:pPr>
-            <w:proofErr w:type="gramStart"/>
             <w:r>
               <w:rPr>
                 <w:rFonts w:ascii="Times New Roman" w:eastAsia="Times New Roman" w:hAnsi="Symbol" w:cs="Times New Roman"/>
@@ -8456,16 +7627,7 @@
                 <w:sz w:val="24"/>
                 <w:szCs w:val="24"/>
               </w:rPr>
-              <w:t xml:space="preserve">  Platform</w:t>
-            </w:r>
-            <w:proofErr w:type="gramEnd"/>
-            <w:r>
-              <w:rPr>
-                <w:rFonts w:asciiTheme="majorBidi" w:eastAsia="Times New Roman" w:hAnsiTheme="majorBidi" w:cstheme="majorBidi"/>
-                <w:sz w:val="24"/>
-                <w:szCs w:val="24"/>
-              </w:rPr>
-              <w:t xml:space="preserve"> verifies the information.</w:t>
+              <w:t xml:space="preserve">  Platform verifies the information.</w:t>
             </w:r>
           </w:p>
           <w:p>
@@ -8519,7 +7681,6 @@
                 <w:bCs/>
               </w:rPr>
             </w:pPr>
-            <w:proofErr w:type="gramStart"/>
             <w:r>
               <w:rPr>
                 <w:rFonts w:ascii="Times New Roman" w:eastAsia="Times New Roman" w:hAnsi="Symbol" w:cs="Times New Roman"/>
@@ -8536,18 +7697,7 @@
                 <w:szCs w:val="24"/>
                 <w14:ligatures w14:val="none"/>
               </w:rPr>
-              <w:t xml:space="preserve">  Account</w:t>
-            </w:r>
-            <w:proofErr w:type="gramEnd"/>
-            <w:r>
-              <w:rPr>
-                <w:rFonts w:asciiTheme="majorBidi" w:eastAsia="Times New Roman" w:hAnsiTheme="majorBidi" w:cstheme="majorBidi"/>
-                <w:kern w:val="0"/>
-                <w:sz w:val="24"/>
-                <w:szCs w:val="24"/>
-                <w14:ligatures w14:val="none"/>
-              </w:rPr>
-              <w:t xml:space="preserve"> creation is completed if data is valid.</w:t>
+              <w:t xml:space="preserve">  Account creation is completed if data is valid.</w:t>
             </w:r>
           </w:p>
         </w:tc>
@@ -8601,25 +7751,7 @@
                 <w:sz w:val="24"/>
                 <w:szCs w:val="24"/>
               </w:rPr>
-              <w:t xml:space="preserve">If identity verification fails, tenant </w:t>
-            </w:r>
-            <w:proofErr w:type="gramStart"/>
-            <w:r>
-              <w:rPr>
-                <w:rFonts w:asciiTheme="majorBidi" w:eastAsia="Times New Roman" w:hAnsiTheme="majorBidi" w:cstheme="majorBidi"/>
-                <w:sz w:val="24"/>
-                <w:szCs w:val="24"/>
-              </w:rPr>
-              <w:t>is prompted</w:t>
-            </w:r>
-            <w:proofErr w:type="gramEnd"/>
-            <w:r>
-              <w:rPr>
-                <w:rFonts w:asciiTheme="majorBidi" w:eastAsia="Times New Roman" w:hAnsiTheme="majorBidi" w:cstheme="majorBidi"/>
-                <w:sz w:val="24"/>
-                <w:szCs w:val="24"/>
-              </w:rPr>
-              <w:t xml:space="preserve"> to resubmit valid proof.</w:t>
+              <w:t>If identity verification fails, tenant is prompted to resubmit valid proof.</w:t>
             </w:r>
           </w:p>
         </w:tc>
@@ -8671,21 +7803,7 @@
               <w:rPr>
                 <w:rFonts w:asciiTheme="majorBidi" w:hAnsiTheme="majorBidi" w:cstheme="majorBidi"/>
               </w:rPr>
-              <w:t xml:space="preserve">New tenant account </w:t>
-            </w:r>
-            <w:proofErr w:type="gramStart"/>
-            <w:r>
-              <w:rPr>
-                <w:rFonts w:asciiTheme="majorBidi" w:hAnsiTheme="majorBidi" w:cstheme="majorBidi"/>
-              </w:rPr>
-              <w:t>is created</w:t>
-            </w:r>
-            <w:proofErr w:type="gramEnd"/>
-            <w:r>
-              <w:rPr>
-                <w:rFonts w:asciiTheme="majorBidi" w:hAnsiTheme="majorBidi" w:cstheme="majorBidi"/>
-              </w:rPr>
-              <w:t>.</w:t>
+              <w:t>New tenant account is created.</w:t>
             </w:r>
           </w:p>
         </w:tc>
@@ -9277,7 +8395,6 @@
                 <w:szCs w:val="24"/>
               </w:rPr>
             </w:pPr>
-            <w:proofErr w:type="gramStart"/>
             <w:r>
               <w:rPr>
                 <w:rFonts w:ascii="Times New Roman" w:eastAsia="Times New Roman" w:hAnsi="Symbol" w:cs="Times New Roman"/>
@@ -9292,16 +8409,7 @@
                 <w:sz w:val="24"/>
                 <w:szCs w:val="24"/>
               </w:rPr>
-              <w:t xml:space="preserve">  Search</w:t>
-            </w:r>
-            <w:proofErr w:type="gramEnd"/>
-            <w:r>
-              <w:rPr>
-                <w:rFonts w:asciiTheme="majorBidi" w:eastAsia="Times New Roman" w:hAnsiTheme="majorBidi" w:cstheme="majorBidi"/>
-                <w:sz w:val="24"/>
-                <w:szCs w:val="24"/>
-              </w:rPr>
-              <w:t xml:space="preserve"> filters function accurately and are up-to-date.</w:t>
+              <w:t xml:space="preserve">  Search filters function accurately and are up-to-date.</w:t>
             </w:r>
           </w:p>
           <w:p>
@@ -9313,7 +8421,6 @@
                 <w:bCs/>
               </w:rPr>
             </w:pPr>
-            <w:proofErr w:type="gramStart"/>
             <w:r>
               <w:rPr>
                 <w:rFonts w:ascii="Times New Roman" w:eastAsia="Times New Roman" w:hAnsi="Symbol" w:cs="Times New Roman"/>
@@ -9330,18 +8437,7 @@
                 <w:szCs w:val="24"/>
                 <w14:ligatures w14:val="none"/>
               </w:rPr>
-              <w:t xml:space="preserve">  Platform</w:t>
-            </w:r>
-            <w:proofErr w:type="gramEnd"/>
-            <w:r>
-              <w:rPr>
-                <w:rFonts w:asciiTheme="majorBidi" w:eastAsia="Times New Roman" w:hAnsiTheme="majorBidi" w:cstheme="majorBidi"/>
-                <w:kern w:val="0"/>
-                <w:sz w:val="24"/>
-                <w:szCs w:val="24"/>
-                <w14:ligatures w14:val="none"/>
-              </w:rPr>
-              <w:t xml:space="preserve"> has enough rental listings to provide relevant results.</w:t>
+              <w:t xml:space="preserve">  Platform has enough rental listings to provide relevant results.</w:t>
             </w:r>
           </w:p>
         </w:tc>
@@ -9389,7 +8485,6 @@
                 <w:szCs w:val="24"/>
               </w:rPr>
             </w:pPr>
-            <w:proofErr w:type="gramStart"/>
             <w:r>
               <w:rPr>
                 <w:rFonts w:ascii="Times New Roman" w:eastAsia="Times New Roman" w:hAnsi="Symbol" w:cs="Times New Roman"/>
@@ -9404,16 +8499,7 @@
                 <w:sz w:val="24"/>
                 <w:szCs w:val="24"/>
               </w:rPr>
-              <w:t xml:space="preserve">  Tenant</w:t>
-            </w:r>
-            <w:proofErr w:type="gramEnd"/>
-            <w:r>
-              <w:rPr>
-                <w:rFonts w:asciiTheme="majorBidi" w:eastAsia="Times New Roman" w:hAnsiTheme="majorBidi" w:cstheme="majorBidi"/>
-                <w:sz w:val="24"/>
-                <w:szCs w:val="24"/>
-              </w:rPr>
-              <w:t xml:space="preserve"> selects search filters (e.g., location, price range, number of bedrooms).</w:t>
+              <w:t xml:space="preserve">  Tenant selects search filters (e.g., location, price range, number of bedrooms).</w:t>
             </w:r>
           </w:p>
           <w:p>
@@ -9425,7 +8511,6 @@
                 <w:bCs/>
               </w:rPr>
             </w:pPr>
-            <w:proofErr w:type="gramStart"/>
             <w:r>
               <w:rPr>
                 <w:rFonts w:ascii="Times New Roman" w:eastAsia="Times New Roman" w:hAnsi="Symbol" w:cs="Times New Roman"/>
@@ -9442,18 +8527,7 @@
                 <w:szCs w:val="24"/>
                 <w14:ligatures w14:val="none"/>
               </w:rPr>
-              <w:t xml:space="preserve">  Platform</w:t>
-            </w:r>
-            <w:proofErr w:type="gramEnd"/>
-            <w:r>
-              <w:rPr>
-                <w:rFonts w:asciiTheme="majorBidi" w:eastAsia="Times New Roman" w:hAnsiTheme="majorBidi" w:cstheme="majorBidi"/>
-                <w:kern w:val="0"/>
-                <w:sz w:val="24"/>
-                <w:szCs w:val="24"/>
-                <w14:ligatures w14:val="none"/>
-              </w:rPr>
-              <w:t xml:space="preserve"> displays listings that match the criteria.</w:t>
+              <w:t xml:space="preserve">  Platform displays listings that match the criteria.</w:t>
             </w:r>
           </w:p>
         </w:tc>
@@ -10027,21 +9101,7 @@
               <w:rPr>
                 <w:rFonts w:asciiTheme="majorBidi" w:hAnsiTheme="majorBidi" w:cstheme="majorBidi"/>
               </w:rPr>
-              <w:t xml:space="preserve"> </w:t>
-            </w:r>
-            <w:proofErr w:type="gramStart"/>
-            <w:r>
-              <w:rPr>
-                <w:rFonts w:asciiTheme="majorBidi" w:hAnsiTheme="majorBidi" w:cstheme="majorBidi"/>
-              </w:rPr>
-              <w:t>landlord</w:t>
-            </w:r>
-            <w:proofErr w:type="gramEnd"/>
-            <w:r>
-              <w:rPr>
-                <w:rFonts w:asciiTheme="majorBidi" w:hAnsiTheme="majorBidi" w:cstheme="majorBidi"/>
-              </w:rPr>
-              <w:t>.</w:t>
+              <w:t xml:space="preserve"> landlord.</w:t>
             </w:r>
           </w:p>
         </w:tc>
@@ -10146,7 +9206,6 @@
                 <w:szCs w:val="24"/>
               </w:rPr>
             </w:pPr>
-            <w:proofErr w:type="gramStart"/>
             <w:r>
               <w:rPr>
                 <w:rFonts w:ascii="Times New Roman" w:eastAsia="Times New Roman" w:hAnsi="Symbol" w:cs="Times New Roman"/>
@@ -10167,14 +9226,7 @@
               <w:rPr>
                 <w:rFonts w:asciiTheme="majorBidi" w:hAnsiTheme="majorBidi" w:cstheme="majorBidi"/>
               </w:rPr>
-              <w:t>Tenant</w:t>
-            </w:r>
-            <w:proofErr w:type="gramEnd"/>
-            <w:r>
-              <w:rPr>
-                <w:rFonts w:asciiTheme="majorBidi" w:hAnsiTheme="majorBidi" w:cstheme="majorBidi"/>
-              </w:rPr>
-              <w:t xml:space="preserve"> is logged in.</w:t>
+              <w:t>Tenant is logged in.</w:t>
             </w:r>
           </w:p>
           <w:p>
@@ -10186,7 +9238,6 @@
                 <w:szCs w:val="24"/>
               </w:rPr>
             </w:pPr>
-            <w:proofErr w:type="gramStart"/>
             <w:r>
               <w:rPr>
                 <w:rFonts w:ascii="Times New Roman" w:eastAsia="Times New Roman" w:hAnsi="Symbol" w:cs="Times New Roman"/>
@@ -10207,14 +9258,7 @@
               <w:rPr>
                 <w:rFonts w:asciiTheme="majorBidi" w:hAnsiTheme="majorBidi" w:cstheme="majorBidi"/>
               </w:rPr>
-              <w:t>Tenant</w:t>
-            </w:r>
-            <w:proofErr w:type="gramEnd"/>
-            <w:r>
-              <w:rPr>
-                <w:rFonts w:asciiTheme="majorBidi" w:hAnsiTheme="majorBidi" w:cstheme="majorBidi"/>
-              </w:rPr>
-              <w:t xml:space="preserve"> has sufficient funds for the guarantee amount.</w:t>
+              <w:t>Tenant has sufficient funds for the guarantee amount.</w:t>
             </w:r>
           </w:p>
         </w:tc>
@@ -10261,7 +9305,6 @@
                 <w:szCs w:val="24"/>
               </w:rPr>
             </w:pPr>
-            <w:proofErr w:type="gramStart"/>
             <w:r>
               <w:rPr>
                 <w:rFonts w:ascii="Times New Roman" w:eastAsia="Times New Roman" w:hAnsi="Symbol" w:cs="Times New Roman"/>
@@ -10276,16 +9319,7 @@
                 <w:sz w:val="24"/>
                 <w:szCs w:val="24"/>
               </w:rPr>
-              <w:t xml:space="preserve">  Guarantee</w:t>
-            </w:r>
-            <w:proofErr w:type="gramEnd"/>
-            <w:r>
-              <w:rPr>
-                <w:rFonts w:asciiTheme="majorBidi" w:eastAsia="Times New Roman" w:hAnsiTheme="majorBidi" w:cstheme="majorBidi"/>
-                <w:sz w:val="24"/>
-                <w:szCs w:val="24"/>
-              </w:rPr>
-              <w:t xml:space="preserve"> amount covers initial rental period and any fees.</w:t>
+              <w:t xml:space="preserve">  Guarantee amount covers initial rental period and any fees.</w:t>
             </w:r>
           </w:p>
           <w:p>
@@ -10297,7 +9331,6 @@
                 <w:bCs/>
               </w:rPr>
             </w:pPr>
-            <w:proofErr w:type="gramStart"/>
             <w:r>
               <w:rPr>
                 <w:rFonts w:ascii="Times New Roman" w:eastAsia="Times New Roman" w:hAnsi="Symbol" w:cs="Times New Roman"/>
@@ -10314,18 +9347,7 @@
                 <w:szCs w:val="24"/>
                 <w14:ligatures w14:val="none"/>
               </w:rPr>
-              <w:t xml:space="preserve">  Landlord</w:t>
-            </w:r>
-            <w:proofErr w:type="gramEnd"/>
-            <w:r>
-              <w:rPr>
-                <w:rFonts w:asciiTheme="majorBidi" w:eastAsia="Times New Roman" w:hAnsiTheme="majorBidi" w:cstheme="majorBidi"/>
-                <w:kern w:val="0"/>
-                <w:sz w:val="24"/>
-                <w:szCs w:val="24"/>
-                <w14:ligatures w14:val="none"/>
-              </w:rPr>
-              <w:t xml:space="preserve"> responds within a reasonable time to tenant requests.</w:t>
+              <w:t xml:space="preserve">  Landlord responds within a reasonable time to tenant requests.</w:t>
             </w:r>
           </w:p>
         </w:tc>
@@ -10375,7 +9397,6 @@
                 <w14:ligatures w14:val="none"/>
               </w:rPr>
             </w:pPr>
-            <w:proofErr w:type="gramStart"/>
             <w:r>
               <w:rPr>
                 <w:rFonts w:ascii="Times New Roman" w:eastAsia="Times New Roman" w:hAnsi="Symbol" w:cs="Times New Roman"/>
@@ -10392,18 +9413,7 @@
                 <w:szCs w:val="24"/>
                 <w14:ligatures w14:val="none"/>
               </w:rPr>
-              <w:t xml:space="preserve">  Platform</w:t>
-            </w:r>
-            <w:proofErr w:type="gramEnd"/>
-            <w:r>
-              <w:rPr>
-                <w:rFonts w:asciiTheme="majorBidi" w:eastAsia="Times New Roman" w:hAnsiTheme="majorBidi" w:cstheme="majorBidi"/>
-                <w:kern w:val="0"/>
-                <w:sz w:val="24"/>
-                <w:szCs w:val="24"/>
-                <w14:ligatures w14:val="none"/>
-              </w:rPr>
-              <w:t xml:space="preserve"> forwards request to landlord and updates status.</w:t>
+              <w:t xml:space="preserve">  Platform forwards request to landlord and updates status.</w:t>
             </w:r>
           </w:p>
           <w:p>
@@ -10413,7 +9423,6 @@
                 <w:rFonts w:asciiTheme="majorBidi" w:hAnsiTheme="majorBidi" w:cstheme="majorBidi"/>
               </w:rPr>
             </w:pPr>
-            <w:proofErr w:type="gramStart"/>
             <w:r>
               <w:rPr>
                 <w:rFonts w:ascii="Times New Roman" w:eastAsia="Times New Roman" w:hAnsi="Symbol" w:cs="Times New Roman"/>
@@ -10428,16 +9437,7 @@
                 <w:sz w:val="24"/>
                 <w:szCs w:val="24"/>
               </w:rPr>
-              <w:t xml:space="preserve">  The</w:t>
-            </w:r>
-            <w:proofErr w:type="gramEnd"/>
-            <w:r>
-              <w:rPr>
-                <w:rFonts w:asciiTheme="majorBidi" w:eastAsia="Times New Roman" w:hAnsiTheme="majorBidi" w:cstheme="majorBidi"/>
-                <w:sz w:val="24"/>
-                <w:szCs w:val="24"/>
-              </w:rPr>
-              <w:t xml:space="preserve"> warranty money required is </w:t>
+              <w:t xml:space="preserve">  The warranty money required is </w:t>
             </w:r>
             <w:r>
               <w:rPr>
@@ -10553,21 +9553,7 @@
               <w:rPr>
                 <w:rFonts w:asciiTheme="majorBidi" w:hAnsiTheme="majorBidi" w:cstheme="majorBidi"/>
               </w:rPr>
-              <w:t xml:space="preserve">Rental request is created, and </w:t>
-            </w:r>
-            <w:proofErr w:type="gramStart"/>
-            <w:r>
-              <w:rPr>
-                <w:rFonts w:asciiTheme="majorBidi" w:hAnsiTheme="majorBidi" w:cstheme="majorBidi"/>
-              </w:rPr>
-              <w:t>landlord</w:t>
-            </w:r>
-            <w:proofErr w:type="gramEnd"/>
-            <w:r>
-              <w:rPr>
-                <w:rFonts w:asciiTheme="majorBidi" w:hAnsiTheme="majorBidi" w:cstheme="majorBidi"/>
-              </w:rPr>
-              <w:t xml:space="preserve"> is notified.</w:t>
+              <w:t>Rental request is created, and landlord is notified.</w:t>
             </w:r>
           </w:p>
         </w:tc>
@@ -11024,21 +10010,7 @@
               <w:rPr>
                 <w:rFonts w:asciiTheme="majorBidi" w:hAnsiTheme="majorBidi" w:cstheme="majorBidi"/>
               </w:rPr>
-              <w:t xml:space="preserve">Tenant could be communicate with the </w:t>
-            </w:r>
-            <w:proofErr w:type="gramStart"/>
-            <w:r>
-              <w:rPr>
-                <w:rFonts w:asciiTheme="majorBidi" w:hAnsiTheme="majorBidi" w:cstheme="majorBidi"/>
-              </w:rPr>
-              <w:t>landlord</w:t>
-            </w:r>
-            <w:proofErr w:type="gramEnd"/>
-            <w:r>
-              <w:rPr>
-                <w:rFonts w:asciiTheme="majorBidi" w:hAnsiTheme="majorBidi" w:cstheme="majorBidi"/>
-              </w:rPr>
-              <w:t>.</w:t>
+              <w:t>Tenant could be communicate with the landlord.</w:t>
             </w:r>
           </w:p>
         </w:tc>
@@ -11194,23 +10166,13 @@
                 <w:szCs w:val="24"/>
               </w:rPr>
             </w:pPr>
-            <w:proofErr w:type="gramStart"/>
-            <w:r>
-              <w:rPr>
-                <w:rFonts w:asciiTheme="majorBidi" w:eastAsia="Times New Roman" w:hAnsiTheme="majorBidi" w:cstheme="majorBidi"/>
-                <w:sz w:val="24"/>
-                <w:szCs w:val="24"/>
-              </w:rPr>
-              <w:t>Landlord</w:t>
-            </w:r>
-            <w:proofErr w:type="gramEnd"/>
-            <w:r>
-              <w:rPr>
-                <w:rFonts w:asciiTheme="majorBidi" w:eastAsia="Times New Roman" w:hAnsiTheme="majorBidi" w:cstheme="majorBidi"/>
-                <w:sz w:val="24"/>
-                <w:szCs w:val="24"/>
-              </w:rPr>
-              <w:t xml:space="preserve"> will reply for the tenant message.</w:t>
+            <w:r>
+              <w:rPr>
+                <w:rFonts w:asciiTheme="majorBidi" w:eastAsia="Times New Roman" w:hAnsiTheme="majorBidi" w:cstheme="majorBidi"/>
+                <w:sz w:val="24"/>
+                <w:szCs w:val="24"/>
+              </w:rPr>
+              <w:t>Landlord will reply for the tenant message.</w:t>
             </w:r>
           </w:p>
         </w:tc>
@@ -11260,7 +10222,6 @@
                 <w14:ligatures w14:val="none"/>
               </w:rPr>
             </w:pPr>
-            <w:proofErr w:type="gramStart"/>
             <w:r>
               <w:rPr>
                 <w:rFonts w:ascii="Times New Roman" w:eastAsia="Times New Roman" w:hAnsi="Symbol" w:cs="Times New Roman"/>
@@ -11287,18 +10248,7 @@
                 <w:szCs w:val="24"/>
                 <w14:ligatures w14:val="none"/>
               </w:rPr>
-              <w:t>Tenant</w:t>
-            </w:r>
-            <w:proofErr w:type="gramEnd"/>
-            <w:r>
-              <w:rPr>
-                <w:rFonts w:asciiTheme="majorBidi" w:eastAsia="Times New Roman" w:hAnsiTheme="majorBidi" w:cstheme="majorBidi"/>
-                <w:kern w:val="0"/>
-                <w:sz w:val="24"/>
-                <w:szCs w:val="24"/>
-                <w14:ligatures w14:val="none"/>
-              </w:rPr>
-              <w:t xml:space="preserve"> send messages to landlord.</w:t>
+              <w:t>Tenant send messages to landlord.</w:t>
             </w:r>
           </w:p>
           <w:p>
@@ -11308,7 +10258,6 @@
                 <w:rFonts w:asciiTheme="majorBidi" w:hAnsiTheme="majorBidi" w:cstheme="majorBidi"/>
               </w:rPr>
             </w:pPr>
-            <w:proofErr w:type="gramStart"/>
             <w:r>
               <w:rPr>
                 <w:rFonts w:ascii="Times New Roman" w:eastAsia="Times New Roman" w:hAnsi="Symbol" w:cs="Times New Roman"/>
@@ -11331,16 +10280,7 @@
                 <w:sz w:val="24"/>
                 <w:szCs w:val="24"/>
               </w:rPr>
-              <w:t>The</w:t>
-            </w:r>
-            <w:proofErr w:type="gramEnd"/>
-            <w:r>
-              <w:rPr>
-                <w:rFonts w:asciiTheme="majorBidi" w:eastAsia="Times New Roman" w:hAnsiTheme="majorBidi" w:cstheme="majorBidi"/>
-                <w:sz w:val="24"/>
-                <w:szCs w:val="24"/>
-              </w:rPr>
-              <w:t xml:space="preserve"> platform will send notifications to tenant went the landlord reply. </w:t>
+              <w:t xml:space="preserve">The platform will send notifications to tenant went the landlord reply. </w:t>
             </w:r>
           </w:p>
         </w:tc>
@@ -11402,25 +10342,7 @@
                 <w:sz w:val="24"/>
                 <w:szCs w:val="24"/>
               </w:rPr>
-              <w:t xml:space="preserve">communication failed, the tenant </w:t>
-            </w:r>
-            <w:proofErr w:type="gramStart"/>
-            <w:r>
-              <w:rPr>
-                <w:rFonts w:asciiTheme="majorBidi" w:eastAsia="Times New Roman" w:hAnsiTheme="majorBidi" w:cstheme="majorBidi"/>
-                <w:sz w:val="24"/>
-                <w:szCs w:val="24"/>
-              </w:rPr>
-              <w:t>will be notified</w:t>
-            </w:r>
-            <w:proofErr w:type="gramEnd"/>
-            <w:r>
-              <w:rPr>
-                <w:rFonts w:asciiTheme="majorBidi" w:eastAsia="Times New Roman" w:hAnsiTheme="majorBidi" w:cstheme="majorBidi"/>
-                <w:sz w:val="24"/>
-                <w:szCs w:val="24"/>
-              </w:rPr>
-              <w:t xml:space="preserve"> to try again.</w:t>
+              <w:t>communication failed, the tenant will be notified to try again.</w:t>
             </w:r>
           </w:p>
         </w:tc>
@@ -11472,21 +10394,7 @@
               <w:rPr>
                 <w:rFonts w:asciiTheme="majorBidi" w:hAnsiTheme="majorBidi" w:cstheme="majorBidi"/>
               </w:rPr>
-              <w:t xml:space="preserve">Tenant and </w:t>
-            </w:r>
-            <w:proofErr w:type="gramStart"/>
-            <w:r>
-              <w:rPr>
-                <w:rFonts w:asciiTheme="majorBidi" w:hAnsiTheme="majorBidi" w:cstheme="majorBidi"/>
-              </w:rPr>
-              <w:t>landlord</w:t>
-            </w:r>
-            <w:proofErr w:type="gramEnd"/>
-            <w:r>
-              <w:rPr>
-                <w:rFonts w:asciiTheme="majorBidi" w:hAnsiTheme="majorBidi" w:cstheme="majorBidi"/>
-              </w:rPr>
-              <w:t xml:space="preserve"> be connected together</w:t>
+              <w:t>Tenant and landlord be connected together</w:t>
             </w:r>
             <w:r>
               <w:rPr>
@@ -12197,7 +11105,6 @@
                 <w:szCs w:val="24"/>
               </w:rPr>
             </w:pPr>
-            <w:proofErr w:type="gramStart"/>
             <w:r>
               <w:rPr>
                 <w:rFonts w:ascii="Times New Roman" w:eastAsia="Times New Roman" w:hAnsi="Symbol" w:cs="Times New Roman"/>
@@ -12212,16 +11119,7 @@
                 <w:sz w:val="24"/>
                 <w:szCs w:val="24"/>
               </w:rPr>
-              <w:t xml:space="preserve">  The</w:t>
-            </w:r>
-            <w:proofErr w:type="gramEnd"/>
-            <w:r>
-              <w:rPr>
-                <w:rFonts w:asciiTheme="majorBidi" w:eastAsia="Times New Roman" w:hAnsiTheme="majorBidi" w:cstheme="majorBidi"/>
-                <w:sz w:val="24"/>
-                <w:szCs w:val="24"/>
-              </w:rPr>
-              <w:t xml:space="preserve"> landlord will be notified and state of house will be changed automatically.  </w:t>
+              <w:t xml:space="preserve">  The landlord will be notified and state of house will be changed automatically.  </w:t>
             </w:r>
           </w:p>
           <w:p>
@@ -12235,7 +11133,6 @@
                 <w14:ligatures w14:val="none"/>
               </w:rPr>
             </w:pPr>
-            <w:proofErr w:type="gramStart"/>
             <w:r>
               <w:rPr>
                 <w:rFonts w:ascii="Times New Roman" w:eastAsia="Times New Roman" w:hAnsi="Symbol" w:cs="Times New Roman"/>
@@ -12260,18 +11157,7 @@
                 <w:szCs w:val="24"/>
                 <w14:ligatures w14:val="none"/>
               </w:rPr>
-              <w:t>If</w:t>
-            </w:r>
-            <w:proofErr w:type="gramEnd"/>
-            <w:r>
-              <w:rPr>
-                <w:rFonts w:asciiTheme="majorBidi" w:eastAsia="Times New Roman" w:hAnsiTheme="majorBidi" w:cstheme="majorBidi"/>
-                <w:kern w:val="0"/>
-                <w:sz w:val="24"/>
-                <w:szCs w:val="24"/>
-                <w14:ligatures w14:val="none"/>
-              </w:rPr>
-              <w:t xml:space="preserve"> it has not been 4 days from the date of the request, the w</w:t>
+              <w:t>If it has not been 4 days from the date of the request, the w</w:t>
             </w:r>
             <w:r>
               <w:rPr>
@@ -12289,7 +11175,6 @@
                 <w:rFonts w:asciiTheme="majorBidi" w:hAnsiTheme="majorBidi" w:cstheme="majorBidi"/>
               </w:rPr>
             </w:pPr>
-            <w:proofErr w:type="gramStart"/>
             <w:r>
               <w:rPr>
                 <w:rFonts w:ascii="Times New Roman" w:eastAsia="Times New Roman" w:hAnsi="Symbol" w:cs="Times New Roman"/>
@@ -12304,16 +11189,7 @@
                 <w:sz w:val="24"/>
                 <w:szCs w:val="24"/>
               </w:rPr>
-              <w:t xml:space="preserve">  If</w:t>
-            </w:r>
-            <w:proofErr w:type="gramEnd"/>
-            <w:r>
-              <w:rPr>
-                <w:rFonts w:asciiTheme="majorBidi" w:eastAsia="Times New Roman" w:hAnsiTheme="majorBidi" w:cstheme="majorBidi"/>
-                <w:sz w:val="24"/>
-                <w:szCs w:val="24"/>
-              </w:rPr>
-              <w:t xml:space="preserve"> tenant exceeded the permitted period,</w:t>
+              <w:t xml:space="preserve">  If tenant exceeded the permitted period,</w:t>
             </w:r>
             <w:r>
               <w:rPr>
@@ -12399,25 +11275,7 @@
                 <w:sz w:val="24"/>
                 <w:szCs w:val="24"/>
               </w:rPr>
-              <w:t xml:space="preserve"> failed, the tenant </w:t>
-            </w:r>
-            <w:proofErr w:type="gramStart"/>
-            <w:r>
-              <w:rPr>
-                <w:rFonts w:asciiTheme="majorBidi" w:eastAsia="Times New Roman" w:hAnsiTheme="majorBidi" w:cstheme="majorBidi"/>
-                <w:sz w:val="24"/>
-                <w:szCs w:val="24"/>
-              </w:rPr>
-              <w:t>will be notified</w:t>
-            </w:r>
-            <w:proofErr w:type="gramEnd"/>
-            <w:r>
-              <w:rPr>
-                <w:rFonts w:asciiTheme="majorBidi" w:eastAsia="Times New Roman" w:hAnsiTheme="majorBidi" w:cstheme="majorBidi"/>
-                <w:sz w:val="24"/>
-                <w:szCs w:val="24"/>
-              </w:rPr>
-              <w:t xml:space="preserve"> to try again.</w:t>
+              <w:t xml:space="preserve"> failed, the tenant will be notified to try again.</w:t>
             </w:r>
           </w:p>
         </w:tc>
@@ -12469,21 +11327,7 @@
               <w:rPr>
                 <w:rFonts w:asciiTheme="majorBidi" w:hAnsiTheme="majorBidi" w:cstheme="majorBidi"/>
               </w:rPr>
-              <w:t xml:space="preserve">Tenant renting request </w:t>
-            </w:r>
-            <w:proofErr w:type="gramStart"/>
-            <w:r>
-              <w:rPr>
-                <w:rFonts w:asciiTheme="majorBidi" w:hAnsiTheme="majorBidi" w:cstheme="majorBidi"/>
-              </w:rPr>
-              <w:t>be canceled</w:t>
-            </w:r>
-            <w:proofErr w:type="gramEnd"/>
-            <w:r>
-              <w:rPr>
-                <w:rFonts w:asciiTheme="majorBidi" w:hAnsiTheme="majorBidi" w:cstheme="majorBidi"/>
-              </w:rPr>
-              <w:t xml:space="preserve"> and advertisement state be changed</w:t>
+              <w:t>Tenant renting request be canceled and advertisement state be changed</w:t>
             </w:r>
             <w:r>
               <w:rPr>
@@ -13095,7 +11939,6 @@
                 <w:szCs w:val="24"/>
               </w:rPr>
             </w:pPr>
-            <w:proofErr w:type="gramStart"/>
             <w:r>
               <w:rPr>
                 <w:rFonts w:ascii="Times New Roman" w:eastAsia="Times New Roman" w:hAnsi="Symbol" w:cs="Times New Roman"/>
@@ -13118,16 +11961,7 @@
                 <w:sz w:val="24"/>
                 <w:szCs w:val="24"/>
               </w:rPr>
-              <w:t>Tenant</w:t>
-            </w:r>
-            <w:proofErr w:type="gramEnd"/>
-            <w:r>
-              <w:rPr>
-                <w:rFonts w:asciiTheme="majorBidi" w:eastAsia="Times New Roman" w:hAnsiTheme="majorBidi" w:cstheme="majorBidi"/>
-                <w:sz w:val="24"/>
-                <w:szCs w:val="24"/>
-              </w:rPr>
-              <w:t xml:space="preserve"> arrived to rented house within the specified period and found that the house specification are identical to the advertisement.</w:t>
+              <w:t>Tenant arrived to rented house within the specified period and found that the house specification are identical to the advertisement.</w:t>
             </w:r>
           </w:p>
           <w:p>
@@ -13139,7 +11973,6 @@
                 <w:szCs w:val="24"/>
               </w:rPr>
             </w:pPr>
-            <w:proofErr w:type="gramStart"/>
             <w:r>
               <w:rPr>
                 <w:rFonts w:ascii="Times New Roman" w:eastAsia="Times New Roman" w:hAnsi="Symbol" w:cs="Times New Roman"/>
@@ -13154,16 +11987,7 @@
                 <w:sz w:val="24"/>
                 <w:szCs w:val="24"/>
               </w:rPr>
-              <w:t xml:space="preserve">  Landlord</w:t>
-            </w:r>
-            <w:proofErr w:type="gramEnd"/>
-            <w:r>
-              <w:rPr>
-                <w:rFonts w:asciiTheme="majorBidi" w:eastAsia="Times New Roman" w:hAnsiTheme="majorBidi" w:cstheme="majorBidi"/>
-                <w:sz w:val="24"/>
-                <w:szCs w:val="24"/>
-              </w:rPr>
-              <w:t xml:space="preserve"> confirmed the user arrival request.</w:t>
+              <w:t xml:space="preserve">  Landlord confirmed the user arrival request.</w:t>
             </w:r>
           </w:p>
         </w:tc>
@@ -13211,7 +12035,6 @@
                 <w:szCs w:val="24"/>
               </w:rPr>
             </w:pPr>
-            <w:proofErr w:type="gramStart"/>
             <w:r>
               <w:rPr>
                 <w:rFonts w:ascii="Times New Roman" w:eastAsia="Times New Roman" w:hAnsi="Symbol" w:cs="Times New Roman"/>
@@ -13234,16 +12057,7 @@
                 <w:sz w:val="24"/>
                 <w:szCs w:val="24"/>
               </w:rPr>
-              <w:t>Tenant</w:t>
-            </w:r>
-            <w:proofErr w:type="gramEnd"/>
-            <w:r>
-              <w:rPr>
-                <w:rFonts w:asciiTheme="majorBidi" w:eastAsia="Times New Roman" w:hAnsiTheme="majorBidi" w:cstheme="majorBidi"/>
-                <w:sz w:val="24"/>
-                <w:szCs w:val="24"/>
-              </w:rPr>
-              <w:t xml:space="preserve"> warranty money will returned to his balance.</w:t>
+              <w:t>Tenant warranty money will returned to his balance.</w:t>
             </w:r>
           </w:p>
           <w:p>
@@ -13253,7 +12067,6 @@
                 <w:rFonts w:asciiTheme="majorBidi" w:hAnsiTheme="majorBidi" w:cstheme="majorBidi"/>
               </w:rPr>
             </w:pPr>
-            <w:proofErr w:type="gramStart"/>
             <w:r>
               <w:rPr>
                 <w:rFonts w:ascii="Times New Roman" w:eastAsia="Times New Roman" w:hAnsi="Symbol" w:cs="Times New Roman"/>
@@ -13268,16 +12081,7 @@
                 <w:sz w:val="24"/>
                 <w:szCs w:val="24"/>
               </w:rPr>
-              <w:t xml:space="preserve">  Balance</w:t>
-            </w:r>
-            <w:proofErr w:type="gramEnd"/>
-            <w:r>
-              <w:rPr>
-                <w:rFonts w:asciiTheme="majorBidi" w:eastAsia="Times New Roman" w:hAnsiTheme="majorBidi" w:cstheme="majorBidi"/>
-                <w:sz w:val="24"/>
-                <w:szCs w:val="24"/>
-              </w:rPr>
-              <w:t xml:space="preserve"> amount will be updated. </w:t>
+              <w:t xml:space="preserve">  Balance amount will be updated. </w:t>
             </w:r>
           </w:p>
         </w:tc>
@@ -13329,21 +12133,7 @@
               <w:rPr>
                 <w:rFonts w:asciiTheme="majorBidi" w:hAnsiTheme="majorBidi" w:cstheme="majorBidi"/>
               </w:rPr>
-              <w:t xml:space="preserve">If </w:t>
-            </w:r>
-            <w:proofErr w:type="gramStart"/>
-            <w:r>
-              <w:rPr>
-                <w:rFonts w:asciiTheme="majorBidi" w:hAnsiTheme="majorBidi" w:cstheme="majorBidi"/>
-              </w:rPr>
-              <w:t>landlord</w:t>
-            </w:r>
-            <w:proofErr w:type="gramEnd"/>
-            <w:r>
-              <w:rPr>
-                <w:rFonts w:asciiTheme="majorBidi" w:hAnsiTheme="majorBidi" w:cstheme="majorBidi"/>
-              </w:rPr>
-              <w:t xml:space="preserve"> did not confirm the arrival through 3 days, the warranty money will return back automatically to the tenant.</w:t>
+              <w:t>If landlord did not confirm the arrival through 3 days, the warranty money will return back automatically to the tenant.</w:t>
             </w:r>
           </w:p>
         </w:tc>
@@ -13395,21 +12185,7 @@
               <w:rPr>
                 <w:rFonts w:asciiTheme="majorBidi" w:hAnsiTheme="majorBidi" w:cstheme="majorBidi"/>
               </w:rPr>
-              <w:t xml:space="preserve">Warranty money will </w:t>
-            </w:r>
-            <w:proofErr w:type="gramStart"/>
-            <w:r>
-              <w:rPr>
-                <w:rFonts w:asciiTheme="majorBidi" w:hAnsiTheme="majorBidi" w:cstheme="majorBidi"/>
-              </w:rPr>
-              <w:t>return back</w:t>
-            </w:r>
-            <w:proofErr w:type="gramEnd"/>
-            <w:r>
-              <w:rPr>
-                <w:rFonts w:asciiTheme="majorBidi" w:hAnsiTheme="majorBidi" w:cstheme="majorBidi"/>
-              </w:rPr>
-              <w:t xml:space="preserve"> to tenant balance.</w:t>
+              <w:t>Warranty money will return back to tenant balance.</w:t>
             </w:r>
           </w:p>
         </w:tc>
@@ -14106,7 +12882,6 @@
                 <w:szCs w:val="24"/>
               </w:rPr>
             </w:pPr>
-            <w:proofErr w:type="gramStart"/>
             <w:r>
               <w:rPr>
                 <w:rFonts w:ascii="Times New Roman" w:eastAsia="Times New Roman" w:hAnsi="Symbol" w:cs="Times New Roman"/>
@@ -14121,16 +12896,7 @@
                 <w:sz w:val="24"/>
                 <w:szCs w:val="24"/>
               </w:rPr>
-              <w:t xml:space="preserve">  Tenant</w:t>
-            </w:r>
-            <w:proofErr w:type="gramEnd"/>
-            <w:r>
-              <w:rPr>
-                <w:rFonts w:asciiTheme="majorBidi" w:eastAsia="Times New Roman" w:hAnsiTheme="majorBidi" w:cstheme="majorBidi"/>
-                <w:sz w:val="24"/>
-                <w:szCs w:val="24"/>
-              </w:rPr>
-              <w:t xml:space="preserve"> warranty money will returned to his balance.</w:t>
+              <w:t xml:space="preserve">  Tenant warranty money will returned to his balance.</w:t>
             </w:r>
           </w:p>
           <w:p>
@@ -14142,7 +12908,6 @@
                 <w:szCs w:val="24"/>
               </w:rPr>
             </w:pPr>
-            <w:proofErr w:type="gramStart"/>
             <w:r>
               <w:rPr>
                 <w:rFonts w:ascii="Times New Roman" w:eastAsia="Times New Roman" w:hAnsi="Symbol" w:cs="Times New Roman"/>
@@ -14157,16 +12922,7 @@
                 <w:sz w:val="24"/>
                 <w:szCs w:val="24"/>
               </w:rPr>
-              <w:t xml:space="preserve">  Balance</w:t>
-            </w:r>
-            <w:proofErr w:type="gramEnd"/>
-            <w:r>
-              <w:rPr>
-                <w:rFonts w:asciiTheme="majorBidi" w:eastAsia="Times New Roman" w:hAnsiTheme="majorBidi" w:cstheme="majorBidi"/>
-                <w:sz w:val="24"/>
-                <w:szCs w:val="24"/>
-              </w:rPr>
-              <w:t xml:space="preserve"> amount will be updated. </w:t>
+              <w:t xml:space="preserve">  Balance amount will be updated. </w:t>
             </w:r>
           </w:p>
           <w:p>
@@ -14177,7 +12933,6 @@
                 <w:lang w:bidi="ar-EG"/>
               </w:rPr>
             </w:pPr>
-            <w:proofErr w:type="gramStart"/>
             <w:r>
               <w:rPr>
                 <w:rFonts w:ascii="Times New Roman" w:eastAsia="Times New Roman" w:hAnsi="Symbol" w:cs="Times New Roman"/>
@@ -14192,16 +12947,7 @@
                 <w:sz w:val="24"/>
                 <w:szCs w:val="24"/>
               </w:rPr>
-              <w:t xml:space="preserve">  Landlord</w:t>
-            </w:r>
-            <w:proofErr w:type="gramEnd"/>
-            <w:r>
-              <w:rPr>
-                <w:rFonts w:asciiTheme="majorBidi" w:eastAsia="Times New Roman" w:hAnsiTheme="majorBidi" w:cstheme="majorBidi"/>
-                <w:sz w:val="24"/>
-                <w:szCs w:val="24"/>
-              </w:rPr>
-              <w:t xml:space="preserve"> will take a ban for 4 months</w:t>
+              <w:t xml:space="preserve">  Landlord will take a ban for 4 months</w:t>
             </w:r>
             <w:r>
               <w:rPr>
@@ -14274,21 +13020,7 @@
               <w:rPr>
                 <w:rFonts w:asciiTheme="majorBidi" w:hAnsiTheme="majorBidi" w:cstheme="majorBidi"/>
               </w:rPr>
-              <w:t xml:space="preserve">complaint is false, the warranty money </w:t>
-            </w:r>
-            <w:proofErr w:type="gramStart"/>
-            <w:r>
-              <w:rPr>
-                <w:rFonts w:asciiTheme="majorBidi" w:hAnsiTheme="majorBidi" w:cstheme="majorBidi"/>
-              </w:rPr>
-              <w:t>will be transformed</w:t>
-            </w:r>
-            <w:proofErr w:type="gramEnd"/>
-            <w:r>
-              <w:rPr>
-                <w:rFonts w:asciiTheme="majorBidi" w:hAnsiTheme="majorBidi" w:cstheme="majorBidi"/>
-              </w:rPr>
-              <w:t xml:space="preserve"> to our system.</w:t>
+              <w:t>complaint is false, the warranty money will be transformed to our system.</w:t>
             </w:r>
           </w:p>
         </w:tc>
@@ -14346,21 +13078,7 @@
               <w:rPr>
                 <w:rFonts w:asciiTheme="majorBidi" w:hAnsiTheme="majorBidi" w:cstheme="majorBidi"/>
               </w:rPr>
-              <w:t xml:space="preserve"> and the </w:t>
-            </w:r>
-            <w:proofErr w:type="gramStart"/>
-            <w:r>
-              <w:rPr>
-                <w:rFonts w:asciiTheme="majorBidi" w:hAnsiTheme="majorBidi" w:cstheme="majorBidi"/>
-              </w:rPr>
-              <w:t>landlord</w:t>
-            </w:r>
-            <w:proofErr w:type="gramEnd"/>
-            <w:r>
-              <w:rPr>
-                <w:rFonts w:asciiTheme="majorBidi" w:hAnsiTheme="majorBidi" w:cstheme="majorBidi"/>
-              </w:rPr>
-              <w:t xml:space="preserve"> will be banned for 4 months</w:t>
+              <w:t xml:space="preserve"> and the landlord will be banned for 4 months</w:t>
             </w:r>
             <w:r>
               <w:rPr>
@@ -14822,21 +13540,7 @@
               <w:rPr>
                 <w:rFonts w:asciiTheme="majorBidi" w:hAnsiTheme="majorBidi" w:cstheme="majorBidi"/>
               </w:rPr>
-              <w:t xml:space="preserve">Allows tenants to submit specific ratings and reviews about the house, the </w:t>
-            </w:r>
-            <w:proofErr w:type="gramStart"/>
-            <w:r>
-              <w:rPr>
-                <w:rFonts w:asciiTheme="majorBidi" w:hAnsiTheme="majorBidi" w:cstheme="majorBidi"/>
-              </w:rPr>
-              <w:t>landlord</w:t>
-            </w:r>
-            <w:proofErr w:type="gramEnd"/>
-            <w:r>
-              <w:rPr>
-                <w:rFonts w:asciiTheme="majorBidi" w:hAnsiTheme="majorBidi" w:cstheme="majorBidi"/>
-              </w:rPr>
-              <w:t>, and a general overall rating of their rental experience.</w:t>
+              <w:t>Allows tenants to submit specific ratings and reviews about the house, the landlord, and a general overall rating of their rental experience.</w:t>
             </w:r>
           </w:p>
         </w:tc>
@@ -14893,21 +13597,7 @@
               <w:rPr>
                 <w:rFonts w:asciiTheme="majorBidi" w:hAnsiTheme="majorBidi" w:cstheme="majorBidi"/>
               </w:rPr>
-              <w:t xml:space="preserve">Tenant completes a rental period, or the </w:t>
-            </w:r>
-            <w:proofErr w:type="gramStart"/>
-            <w:r>
-              <w:rPr>
-                <w:rFonts w:asciiTheme="majorBidi" w:hAnsiTheme="majorBidi" w:cstheme="majorBidi"/>
-              </w:rPr>
-              <w:t>landlord</w:t>
-            </w:r>
-            <w:proofErr w:type="gramEnd"/>
-            <w:r>
-              <w:rPr>
-                <w:rFonts w:asciiTheme="majorBidi" w:hAnsiTheme="majorBidi" w:cstheme="majorBidi"/>
-              </w:rPr>
-              <w:t xml:space="preserve"> finalizes the rental agreement.</w:t>
+              <w:t>Tenant completes a rental period, or the landlord finalizes the rental agreement.</w:t>
             </w:r>
           </w:p>
         </w:tc>
@@ -14955,7 +13645,6 @@
                 <w:szCs w:val="24"/>
               </w:rPr>
             </w:pPr>
-            <w:proofErr w:type="gramStart"/>
             <w:r>
               <w:rPr>
                 <w:rFonts w:ascii="Times New Roman" w:eastAsia="Times New Roman" w:hAnsi="Symbol" w:cs="Times New Roman"/>
@@ -14970,16 +13659,7 @@
                 <w:sz w:val="24"/>
                 <w:szCs w:val="24"/>
               </w:rPr>
-              <w:t xml:space="preserve">  Tenant</w:t>
-            </w:r>
-            <w:proofErr w:type="gramEnd"/>
-            <w:r>
-              <w:rPr>
-                <w:rFonts w:asciiTheme="majorBidi" w:eastAsia="Times New Roman" w:hAnsiTheme="majorBidi" w:cstheme="majorBidi"/>
-                <w:sz w:val="24"/>
-                <w:szCs w:val="24"/>
-              </w:rPr>
-              <w:t xml:space="preserve"> has completed a stay at the property.</w:t>
+              <w:t xml:space="preserve">  Tenant has completed a stay at the property.</w:t>
             </w:r>
           </w:p>
           <w:p>
@@ -14991,7 +13671,6 @@
                 <w:szCs w:val="24"/>
               </w:rPr>
             </w:pPr>
-            <w:proofErr w:type="gramStart"/>
             <w:r>
               <w:rPr>
                 <w:rFonts w:ascii="Times New Roman" w:eastAsia="Times New Roman" w:hAnsi="Symbol" w:cs="Times New Roman"/>
@@ -15008,18 +13687,7 @@
                 <w:szCs w:val="24"/>
                 <w14:ligatures w14:val="none"/>
               </w:rPr>
-              <w:t xml:space="preserve">  Both</w:t>
-            </w:r>
-            <w:proofErr w:type="gramEnd"/>
-            <w:r>
-              <w:rPr>
-                <w:rFonts w:asciiTheme="majorBidi" w:eastAsia="Times New Roman" w:hAnsiTheme="majorBidi" w:cstheme="majorBidi"/>
-                <w:kern w:val="0"/>
-                <w:sz w:val="24"/>
-                <w:szCs w:val="24"/>
-                <w14:ligatures w14:val="none"/>
-              </w:rPr>
-              <w:t xml:space="preserve"> parties are logged in to their accounts.</w:t>
+              <w:t xml:space="preserve">  Both parties are logged in to their accounts.</w:t>
             </w:r>
           </w:p>
         </w:tc>
@@ -15066,7 +13734,6 @@
                 <w:szCs w:val="24"/>
               </w:rPr>
             </w:pPr>
-            <w:proofErr w:type="gramStart"/>
             <w:r>
               <w:rPr>
                 <w:rFonts w:ascii="Times New Roman" w:eastAsia="Times New Roman" w:hAnsi="Symbol" w:cs="Times New Roman"/>
@@ -15081,16 +13748,7 @@
                 <w:sz w:val="24"/>
                 <w:szCs w:val="24"/>
               </w:rPr>
-              <w:t xml:space="preserve">  The</w:t>
-            </w:r>
-            <w:proofErr w:type="gramEnd"/>
-            <w:r>
-              <w:rPr>
-                <w:rFonts w:asciiTheme="majorBidi" w:eastAsia="Times New Roman" w:hAnsiTheme="majorBidi" w:cstheme="majorBidi"/>
-                <w:sz w:val="24"/>
-                <w:szCs w:val="24"/>
-              </w:rPr>
-              <w:t xml:space="preserve"> review system includes fields to rate the house, the landlord, and a general experience score.</w:t>
+              <w:t xml:space="preserve">  The review system includes fields to rate the house, the landlord, and a general experience score.</w:t>
             </w:r>
           </w:p>
           <w:p>
@@ -15102,7 +13760,6 @@
                 <w:szCs w:val="24"/>
               </w:rPr>
             </w:pPr>
-            <w:proofErr w:type="gramStart"/>
             <w:r>
               <w:rPr>
                 <w:rFonts w:ascii="Times New Roman" w:eastAsia="Times New Roman" w:hAnsi="Symbol" w:cs="Times New Roman"/>
@@ -15117,16 +13774,7 @@
                 <w:sz w:val="24"/>
                 <w:szCs w:val="24"/>
               </w:rPr>
-              <w:t xml:space="preserve">  Users</w:t>
-            </w:r>
-            <w:proofErr w:type="gramEnd"/>
-            <w:r>
-              <w:rPr>
-                <w:rFonts w:asciiTheme="majorBidi" w:eastAsia="Times New Roman" w:hAnsiTheme="majorBidi" w:cstheme="majorBidi"/>
-                <w:sz w:val="24"/>
-                <w:szCs w:val="24"/>
-              </w:rPr>
-              <w:t xml:space="preserve"> are encouraged to provide honest, respectful feedback.</w:t>
+              <w:t xml:space="preserve">  Users are encouraged to provide honest, respectful feedback.</w:t>
             </w:r>
           </w:p>
           <w:p>
@@ -15138,7 +13786,6 @@
                 <w:bCs/>
               </w:rPr>
             </w:pPr>
-            <w:proofErr w:type="gramStart"/>
             <w:r>
               <w:rPr>
                 <w:rFonts w:ascii="Times New Roman" w:eastAsia="Times New Roman" w:hAnsi="Symbol" w:cs="Times New Roman"/>
@@ -15155,18 +13802,7 @@
                 <w:szCs w:val="24"/>
                 <w14:ligatures w14:val="none"/>
               </w:rPr>
-              <w:t xml:space="preserve">  Protections</w:t>
-            </w:r>
-            <w:proofErr w:type="gramEnd"/>
-            <w:r>
-              <w:rPr>
-                <w:rFonts w:asciiTheme="majorBidi" w:eastAsia="Times New Roman" w:hAnsiTheme="majorBidi" w:cstheme="majorBidi"/>
-                <w:kern w:val="0"/>
-                <w:sz w:val="24"/>
-                <w:szCs w:val="24"/>
-                <w14:ligatures w14:val="none"/>
-              </w:rPr>
-              <w:t xml:space="preserve"> are in place to detect inappropriate or biased reviews.</w:t>
+              <w:t xml:space="preserve">  Protections are in place to detect inappropriate or biased reviews.</w:t>
             </w:r>
           </w:p>
         </w:tc>
@@ -15214,7 +13850,6 @@
                 <w:szCs w:val="24"/>
               </w:rPr>
             </w:pPr>
-            <w:proofErr w:type="gramStart"/>
             <w:r>
               <w:rPr>
                 <w:rFonts w:ascii="Times New Roman" w:eastAsia="Times New Roman" w:hAnsi="Symbol" w:cs="Times New Roman"/>
@@ -15229,16 +13864,7 @@
                 <w:sz w:val="24"/>
                 <w:szCs w:val="24"/>
               </w:rPr>
-              <w:t xml:space="preserve">  Tenant</w:t>
-            </w:r>
-            <w:proofErr w:type="gramEnd"/>
-            <w:r>
-              <w:rPr>
-                <w:rFonts w:asciiTheme="majorBidi" w:eastAsia="Times New Roman" w:hAnsiTheme="majorBidi" w:cstheme="majorBidi"/>
-                <w:sz w:val="24"/>
-                <w:szCs w:val="24"/>
-              </w:rPr>
-              <w:t xml:space="preserve"> accesses the "Rate and Review" section after completing their rental stay.</w:t>
+              <w:t xml:space="preserve">  Tenant accesses the "Rate and Review" section after completing their rental stay.</w:t>
             </w:r>
           </w:p>
           <w:p>
@@ -15250,7 +13876,6 @@
                 <w:szCs w:val="24"/>
               </w:rPr>
             </w:pPr>
-            <w:proofErr w:type="gramStart"/>
             <w:r>
               <w:rPr>
                 <w:rFonts w:ascii="Times New Roman" w:eastAsia="Times New Roman" w:hAnsi="Symbol" w:cs="Times New Roman"/>
@@ -15265,16 +13890,7 @@
                 <w:sz w:val="24"/>
                 <w:szCs w:val="24"/>
               </w:rPr>
-              <w:t xml:space="preserve">  Tenant</w:t>
-            </w:r>
-            <w:proofErr w:type="gramEnd"/>
-            <w:r>
-              <w:rPr>
-                <w:rFonts w:asciiTheme="majorBidi" w:eastAsia="Times New Roman" w:hAnsiTheme="majorBidi" w:cstheme="majorBidi"/>
-                <w:sz w:val="24"/>
-                <w:szCs w:val="24"/>
-              </w:rPr>
-              <w:t xml:space="preserve"> provides a separate rating for the house, the landlord, and a general rating.</w:t>
+              <w:t xml:space="preserve">  Tenant provides a separate rating for the house, the landlord, and a general rating.</w:t>
             </w:r>
           </w:p>
           <w:p>
@@ -15324,7 +13940,6 @@
                 <w:szCs w:val="24"/>
               </w:rPr>
             </w:pPr>
-            <w:proofErr w:type="gramStart"/>
             <w:r>
               <w:rPr>
                 <w:rFonts w:asciiTheme="majorBidi" w:eastAsia="Times New Roman" w:hAnsiTheme="majorBidi" w:cstheme="majorBidi"/>
@@ -15333,18 +13948,7 @@
                 <w:sz w:val="24"/>
                 <w:szCs w:val="24"/>
               </w:rPr>
-              <w:t>Landlord</w:t>
-            </w:r>
-            <w:proofErr w:type="gramEnd"/>
-            <w:r>
-              <w:rPr>
-                <w:rFonts w:asciiTheme="majorBidi" w:eastAsia="Times New Roman" w:hAnsiTheme="majorBidi" w:cstheme="majorBidi"/>
-                <w:b/>
-                <w:bCs/>
-                <w:sz w:val="24"/>
-                <w:szCs w:val="24"/>
-              </w:rPr>
-              <w:t xml:space="preserve"> Rating</w:t>
+              <w:t>Landlord Rating</w:t>
             </w:r>
             <w:r>
               <w:rPr>
@@ -15397,7 +14001,6 @@
                 <w:szCs w:val="24"/>
               </w:rPr>
             </w:pPr>
-            <w:proofErr w:type="gramStart"/>
             <w:r>
               <w:rPr>
                 <w:rFonts w:ascii="Times New Roman" w:eastAsia="Times New Roman" w:hAnsi="Symbol" w:cs="Times New Roman"/>
@@ -15412,16 +14015,7 @@
                 <w:sz w:val="24"/>
                 <w:szCs w:val="24"/>
               </w:rPr>
-              <w:t xml:space="preserve">  Tenant</w:t>
-            </w:r>
-            <w:proofErr w:type="gramEnd"/>
-            <w:r>
-              <w:rPr>
-                <w:rFonts w:asciiTheme="majorBidi" w:eastAsia="Times New Roman" w:hAnsiTheme="majorBidi" w:cstheme="majorBidi"/>
-                <w:sz w:val="24"/>
-                <w:szCs w:val="24"/>
-              </w:rPr>
-              <w:t xml:space="preserve"> submits additional comments or feedback.</w:t>
+              <w:t xml:space="preserve">  Tenant submits additional comments or feedback.</w:t>
             </w:r>
           </w:p>
           <w:p>
@@ -15431,7 +14025,6 @@
                 <w:rFonts w:asciiTheme="majorBidi" w:hAnsiTheme="majorBidi" w:cstheme="majorBidi"/>
               </w:rPr>
             </w:pPr>
-            <w:proofErr w:type="gramStart"/>
             <w:r>
               <w:rPr>
                 <w:rFonts w:ascii="Times New Roman" w:eastAsia="Times New Roman" w:hAnsi="Symbol" w:cs="Times New Roman"/>
@@ -15448,18 +14041,7 @@
                 <w:szCs w:val="24"/>
                 <w14:ligatures w14:val="none"/>
               </w:rPr>
-              <w:t xml:space="preserve">  Platform</w:t>
-            </w:r>
-            <w:proofErr w:type="gramEnd"/>
-            <w:r>
-              <w:rPr>
-                <w:rFonts w:asciiTheme="majorBidi" w:eastAsia="Times New Roman" w:hAnsiTheme="majorBidi" w:cstheme="majorBidi"/>
-                <w:kern w:val="0"/>
-                <w:sz w:val="24"/>
-                <w:szCs w:val="24"/>
-                <w14:ligatures w14:val="none"/>
-              </w:rPr>
-              <w:t xml:space="preserve"> publishes the ratings and review, displayed on the profiles of the tenant, landlord, and property listing.</w:t>
+              <w:t xml:space="preserve">  Platform publishes the ratings and review, displayed on the profiles of the tenant, landlord, and property listing.</w:t>
             </w:r>
           </w:p>
         </w:tc>
@@ -15511,21 +14093,7 @@
               <w:rPr>
                 <w:rFonts w:asciiTheme="majorBidi" w:hAnsiTheme="majorBidi" w:cstheme="majorBidi"/>
               </w:rPr>
-              <w:t xml:space="preserve">If a review </w:t>
-            </w:r>
-            <w:proofErr w:type="gramStart"/>
-            <w:r>
-              <w:rPr>
-                <w:rFonts w:asciiTheme="majorBidi" w:hAnsiTheme="majorBidi" w:cstheme="majorBidi"/>
-              </w:rPr>
-              <w:t>is flagged</w:t>
-            </w:r>
-            <w:proofErr w:type="gramEnd"/>
-            <w:r>
-              <w:rPr>
-                <w:rFonts w:asciiTheme="majorBidi" w:hAnsiTheme="majorBidi" w:cstheme="majorBidi"/>
-              </w:rPr>
-              <w:t xml:space="preserve"> for inappropriate content, it is temporarily hidden and sent for review by customer service.</w:t>
+              <w:t>If a review is flagged for inappropriate content, it is temporarily hidden and sent for review by customer service.</w:t>
             </w:r>
           </w:p>
         </w:tc>
@@ -15577,21 +14145,7 @@
               <w:rPr>
                 <w:rFonts w:asciiTheme="majorBidi" w:hAnsiTheme="majorBidi" w:cstheme="majorBidi"/>
               </w:rPr>
-              <w:t xml:space="preserve">Ratings and reviews are saved, helping future users make informed decisions based on house, </w:t>
-            </w:r>
-            <w:proofErr w:type="gramStart"/>
-            <w:r>
-              <w:rPr>
-                <w:rFonts w:asciiTheme="majorBidi" w:hAnsiTheme="majorBidi" w:cstheme="majorBidi"/>
-              </w:rPr>
-              <w:t>landlord</w:t>
-            </w:r>
-            <w:proofErr w:type="gramEnd"/>
-            <w:r>
-              <w:rPr>
-                <w:rFonts w:asciiTheme="majorBidi" w:hAnsiTheme="majorBidi" w:cstheme="majorBidi"/>
-              </w:rPr>
-              <w:t>, and general experience ratings.</w:t>
+              <w:t>Ratings and reviews are saved, helping future users make informed decisions based on house, landlord, and general experience ratings.</w:t>
             </w:r>
           </w:p>
         </w:tc>
@@ -16242,7 +14796,6 @@
                 <w:szCs w:val="24"/>
               </w:rPr>
             </w:pPr>
-            <w:proofErr w:type="gramStart"/>
             <w:r>
               <w:rPr>
                 <w:rFonts w:ascii="Times New Roman" w:eastAsia="Times New Roman" w:hAnsi="Symbol" w:cs="Times New Roman"/>
@@ -16265,16 +14818,7 @@
                 <w:sz w:val="24"/>
                 <w:szCs w:val="24"/>
               </w:rPr>
-              <w:t>If</w:t>
-            </w:r>
-            <w:proofErr w:type="gramEnd"/>
-            <w:r>
-              <w:rPr>
-                <w:rFonts w:asciiTheme="majorBidi" w:eastAsia="Times New Roman" w:hAnsiTheme="majorBidi" w:cstheme="majorBidi"/>
-                <w:sz w:val="24"/>
-                <w:szCs w:val="24"/>
-              </w:rPr>
-              <w:t xml:space="preserve"> there is really a difference between the house and advertisement, the landlord will be blocked for 4 months</w:t>
+              <w:t>If there is really a difference between the house and advertisement, the landlord will be blocked for 4 months</w:t>
             </w:r>
             <w:r>
               <w:rPr>
@@ -16300,7 +14844,6 @@
                 <w:rFonts w:asciiTheme="majorBidi" w:hAnsiTheme="majorBidi" w:cstheme="majorBidi"/>
               </w:rPr>
             </w:pPr>
-            <w:proofErr w:type="gramStart"/>
             <w:r>
               <w:rPr>
                 <w:rFonts w:ascii="Times New Roman" w:eastAsia="Times New Roman" w:hAnsi="Symbol" w:cs="Times New Roman"/>
@@ -16315,16 +14858,7 @@
                 <w:sz w:val="24"/>
                 <w:szCs w:val="24"/>
               </w:rPr>
-              <w:t xml:space="preserve">  If</w:t>
-            </w:r>
-            <w:proofErr w:type="gramEnd"/>
-            <w:r>
-              <w:rPr>
-                <w:rFonts w:asciiTheme="majorBidi" w:eastAsia="Times New Roman" w:hAnsiTheme="majorBidi" w:cstheme="majorBidi"/>
-                <w:sz w:val="24"/>
-                <w:szCs w:val="24"/>
-              </w:rPr>
-              <w:t xml:space="preserve"> it is a false </w:t>
+              <w:t xml:space="preserve">  If it is a false </w:t>
             </w:r>
             <w:r>
               <w:rPr>
@@ -16393,25 +14927,7 @@
                 <w:sz w:val="24"/>
                 <w:szCs w:val="24"/>
               </w:rPr>
-              <w:t xml:space="preserve">If a customer service agent is offline when the complaint occurs, they </w:t>
-            </w:r>
-            <w:proofErr w:type="gramStart"/>
-            <w:r>
-              <w:rPr>
-                <w:rFonts w:asciiTheme="majorBidi" w:eastAsia="Times New Roman" w:hAnsiTheme="majorBidi" w:cstheme="majorBidi"/>
-                <w:sz w:val="24"/>
-                <w:szCs w:val="24"/>
-              </w:rPr>
-              <w:t>will be notified</w:t>
-            </w:r>
-            <w:proofErr w:type="gramEnd"/>
-            <w:r>
-              <w:rPr>
-                <w:rFonts w:asciiTheme="majorBidi" w:eastAsia="Times New Roman" w:hAnsiTheme="majorBidi" w:cstheme="majorBidi"/>
-                <w:sz w:val="24"/>
-                <w:szCs w:val="24"/>
-              </w:rPr>
-              <w:t xml:space="preserve"> as soon as they are online again.</w:t>
+              <w:t>If a customer service agent is offline when the complaint occurs, they will be notified as soon as they are online again.</w:t>
             </w:r>
           </w:p>
         </w:tc>
@@ -16459,19 +14975,11 @@
                 <w:bCs/>
               </w:rPr>
             </w:pPr>
-            <w:proofErr w:type="gramStart"/>
-            <w:r>
-              <w:rPr>
-                <w:rFonts w:asciiTheme="majorBidi" w:hAnsiTheme="majorBidi" w:cstheme="majorBidi"/>
-              </w:rPr>
-              <w:t>Landlord</w:t>
-            </w:r>
-            <w:proofErr w:type="gramEnd"/>
-            <w:r>
-              <w:rPr>
-                <w:rFonts w:asciiTheme="majorBidi" w:hAnsiTheme="majorBidi" w:cstheme="majorBidi"/>
-              </w:rPr>
-              <w:t xml:space="preserve"> be </w:t>
+            <w:r>
+              <w:rPr>
+                <w:rFonts w:asciiTheme="majorBidi" w:hAnsiTheme="majorBidi" w:cstheme="majorBidi"/>
+              </w:rPr>
+              <w:t xml:space="preserve">Landlord be </w:t>
             </w:r>
             <w:r>
               <w:rPr>
@@ -16979,19 +15487,11 @@
                 <w:rtl/>
               </w:rPr>
             </w:pPr>
-            <w:proofErr w:type="gramStart"/>
-            <w:r>
-              <w:rPr>
-                <w:rFonts w:asciiTheme="majorBidi" w:hAnsiTheme="majorBidi" w:cstheme="majorBidi"/>
-              </w:rPr>
-              <w:t>Landlord</w:t>
-            </w:r>
-            <w:proofErr w:type="gramEnd"/>
-            <w:r>
-              <w:rPr>
-                <w:rFonts w:asciiTheme="majorBidi" w:hAnsiTheme="majorBidi" w:cstheme="majorBidi"/>
-              </w:rPr>
-              <w:t xml:space="preserve"> submits a rental request.</w:t>
+            <w:r>
+              <w:rPr>
+                <w:rFonts w:asciiTheme="majorBidi" w:hAnsiTheme="majorBidi" w:cstheme="majorBidi"/>
+              </w:rPr>
+              <w:t>Landlord submits a rental request.</w:t>
             </w:r>
           </w:p>
         </w:tc>
@@ -17039,19 +15539,11 @@
                 <w:szCs w:val="24"/>
               </w:rPr>
             </w:pPr>
-            <w:proofErr w:type="gramStart"/>
-            <w:r>
-              <w:rPr>
-                <w:rFonts w:asciiTheme="majorBidi" w:hAnsiTheme="majorBidi" w:cstheme="majorBidi"/>
-              </w:rPr>
-              <w:t>Landlord’s</w:t>
-            </w:r>
-            <w:proofErr w:type="gramEnd"/>
-            <w:r>
-              <w:rPr>
-                <w:rFonts w:asciiTheme="majorBidi" w:hAnsiTheme="majorBidi" w:cstheme="majorBidi"/>
-              </w:rPr>
-              <w:t xml:space="preserve"> property request is valid and verified.</w:t>
+            <w:r>
+              <w:rPr>
+                <w:rFonts w:asciiTheme="majorBidi" w:hAnsiTheme="majorBidi" w:cstheme="majorBidi"/>
+              </w:rPr>
+              <w:t>Landlord’s property request is valid and verified.</w:t>
             </w:r>
           </w:p>
         </w:tc>
@@ -17098,7 +15590,6 @@
                 <w:szCs w:val="24"/>
               </w:rPr>
             </w:pPr>
-            <w:proofErr w:type="gramStart"/>
             <w:r>
               <w:rPr>
                 <w:rFonts w:ascii="Times New Roman" w:eastAsia="Times New Roman" w:hAnsi="Symbol" w:cs="Times New Roman"/>
@@ -17113,16 +15604,7 @@
                 <w:sz w:val="24"/>
                 <w:szCs w:val="24"/>
               </w:rPr>
-              <w:t xml:space="preserve">  Customer</w:t>
-            </w:r>
-            <w:proofErr w:type="gramEnd"/>
-            <w:r>
-              <w:rPr>
-                <w:rFonts w:asciiTheme="majorBidi" w:eastAsia="Times New Roman" w:hAnsiTheme="majorBidi" w:cstheme="majorBidi"/>
-                <w:sz w:val="24"/>
-                <w:szCs w:val="24"/>
-              </w:rPr>
-              <w:t xml:space="preserve"> service team has adequate resources for inspections.</w:t>
+              <w:t xml:space="preserve">  Customer service team has adequate resources for inspections.</w:t>
             </w:r>
           </w:p>
           <w:p>
@@ -17134,7 +15616,6 @@
                 <w:bCs/>
               </w:rPr>
             </w:pPr>
-            <w:proofErr w:type="gramStart"/>
             <w:r>
               <w:rPr>
                 <w:rFonts w:ascii="Times New Roman" w:eastAsia="Times New Roman" w:hAnsi="Symbol" w:cs="Times New Roman"/>
@@ -17151,18 +15632,7 @@
                 <w:szCs w:val="24"/>
                 <w14:ligatures w14:val="none"/>
               </w:rPr>
-              <w:t xml:space="preserve">  Inspection</w:t>
-            </w:r>
-            <w:proofErr w:type="gramEnd"/>
-            <w:r>
-              <w:rPr>
-                <w:rFonts w:asciiTheme="majorBidi" w:eastAsia="Times New Roman" w:hAnsiTheme="majorBidi" w:cstheme="majorBidi"/>
-                <w:kern w:val="0"/>
-                <w:sz w:val="24"/>
-                <w:szCs w:val="24"/>
-                <w14:ligatures w14:val="none"/>
-              </w:rPr>
-              <w:t xml:space="preserve"> results are objective and accurate, preventing false listings.</w:t>
+              <w:t xml:space="preserve">  Inspection results are objective and accurate, preventing false listings.</w:t>
             </w:r>
           </w:p>
         </w:tc>
@@ -17210,7 +15680,6 @@
                 <w:szCs w:val="24"/>
               </w:rPr>
             </w:pPr>
-            <w:proofErr w:type="gramStart"/>
             <w:r>
               <w:rPr>
                 <w:rFonts w:ascii="Times New Roman" w:eastAsia="Times New Roman" w:hAnsi="Symbol" w:cs="Times New Roman"/>
@@ -17225,16 +15694,7 @@
                 <w:sz w:val="24"/>
                 <w:szCs w:val="24"/>
               </w:rPr>
-              <w:t xml:space="preserve">  Customer</w:t>
-            </w:r>
-            <w:proofErr w:type="gramEnd"/>
-            <w:r>
-              <w:rPr>
-                <w:rFonts w:asciiTheme="majorBidi" w:eastAsia="Times New Roman" w:hAnsiTheme="majorBidi" w:cstheme="majorBidi"/>
-                <w:sz w:val="24"/>
-                <w:szCs w:val="24"/>
-              </w:rPr>
-              <w:t xml:space="preserve"> service schedules and performs inspection.</w:t>
+              <w:t xml:space="preserve">  Customer service schedules and performs inspection.</w:t>
             </w:r>
           </w:p>
           <w:p>
@@ -17246,7 +15706,6 @@
                 <w:szCs w:val="24"/>
               </w:rPr>
             </w:pPr>
-            <w:proofErr w:type="gramStart"/>
             <w:r>
               <w:rPr>
                 <w:rFonts w:ascii="Times New Roman" w:eastAsia="Times New Roman" w:hAnsi="Symbol" w:cs="Times New Roman"/>
@@ -17261,16 +15720,7 @@
                 <w:sz w:val="24"/>
                 <w:szCs w:val="24"/>
               </w:rPr>
-              <w:t xml:space="preserve">  They</w:t>
-            </w:r>
-            <w:proofErr w:type="gramEnd"/>
-            <w:r>
-              <w:rPr>
-                <w:rFonts w:asciiTheme="majorBidi" w:eastAsia="Times New Roman" w:hAnsiTheme="majorBidi" w:cstheme="majorBidi"/>
-                <w:sz w:val="24"/>
-                <w:szCs w:val="24"/>
-              </w:rPr>
-              <w:t xml:space="preserve"> define property specifications (rooms, amenities, photos).</w:t>
+              <w:t xml:space="preserve">  They define property specifications (rooms, amenities, photos).</w:t>
             </w:r>
           </w:p>
           <w:p>
@@ -17280,7 +15730,6 @@
                 <w:rFonts w:asciiTheme="majorBidi" w:hAnsiTheme="majorBidi" w:cstheme="majorBidi"/>
               </w:rPr>
             </w:pPr>
-            <w:proofErr w:type="gramStart"/>
             <w:r>
               <w:rPr>
                 <w:rFonts w:ascii="Times New Roman" w:eastAsia="Times New Roman" w:hAnsi="Symbol" w:cs="Times New Roman"/>
@@ -17297,18 +15746,7 @@
                 <w:szCs w:val="24"/>
                 <w14:ligatures w14:val="none"/>
               </w:rPr>
-              <w:t xml:space="preserve">  Advertisement</w:t>
-            </w:r>
-            <w:proofErr w:type="gramEnd"/>
-            <w:r>
-              <w:rPr>
-                <w:rFonts w:asciiTheme="majorBidi" w:eastAsia="Times New Roman" w:hAnsiTheme="majorBidi" w:cstheme="majorBidi"/>
-                <w:kern w:val="0"/>
-                <w:sz w:val="24"/>
-                <w:szCs w:val="24"/>
-                <w14:ligatures w14:val="none"/>
-              </w:rPr>
-              <w:t xml:space="preserve"> is published on the platform.</w:t>
+              <w:t xml:space="preserve">  Advertisement is published on the platform.</w:t>
             </w:r>
           </w:p>
         </w:tc>
@@ -17362,25 +15800,7 @@
                 <w:sz w:val="24"/>
                 <w:szCs w:val="24"/>
               </w:rPr>
-              <w:t xml:space="preserve">If additional proof is needed, customer service requests it from the </w:t>
-            </w:r>
-            <w:proofErr w:type="gramStart"/>
-            <w:r>
-              <w:rPr>
-                <w:rFonts w:asciiTheme="majorBidi" w:eastAsia="Times New Roman" w:hAnsiTheme="majorBidi" w:cstheme="majorBidi"/>
-                <w:sz w:val="24"/>
-                <w:szCs w:val="24"/>
-              </w:rPr>
-              <w:t>landlord</w:t>
-            </w:r>
-            <w:proofErr w:type="gramEnd"/>
-            <w:r>
-              <w:rPr>
-                <w:rFonts w:asciiTheme="majorBidi" w:eastAsia="Times New Roman" w:hAnsiTheme="majorBidi" w:cstheme="majorBidi"/>
-                <w:sz w:val="24"/>
-                <w:szCs w:val="24"/>
-              </w:rPr>
-              <w:t>.</w:t>
+              <w:t>If additional proof is needed, customer service requests it from the landlord.</w:t>
             </w:r>
           </w:p>
         </w:tc>
@@ -17432,27 +15852,13 @@
               <w:rPr>
                 <w:rFonts w:asciiTheme="majorBidi" w:hAnsiTheme="majorBidi" w:cstheme="majorBidi"/>
               </w:rPr>
-              <w:t xml:space="preserve">Property </w:t>
-            </w:r>
-            <w:proofErr w:type="gramStart"/>
-            <w:r>
-              <w:rPr>
-                <w:rFonts w:asciiTheme="majorBidi" w:hAnsiTheme="majorBidi" w:cstheme="majorBidi"/>
-              </w:rPr>
-              <w:t xml:space="preserve">is </w:t>
-            </w:r>
-            <w:r>
-              <w:rPr>
-                <w:rFonts w:asciiTheme="majorBidi" w:hAnsiTheme="majorBidi" w:cstheme="majorBidi"/>
-              </w:rPr>
-              <w:t>listed</w:t>
-            </w:r>
-            <w:proofErr w:type="gramEnd"/>
-            <w:r>
-              <w:rPr>
-                <w:rFonts w:asciiTheme="majorBidi" w:hAnsiTheme="majorBidi" w:cstheme="majorBidi"/>
-              </w:rPr>
-              <w:t xml:space="preserve"> with verified details.</w:t>
+              <w:t xml:space="preserve">Property is </w:t>
+            </w:r>
+            <w:r>
+              <w:rPr>
+                <w:rFonts w:asciiTheme="majorBidi" w:hAnsiTheme="majorBidi" w:cstheme="majorBidi"/>
+              </w:rPr>
+              <w:t>listed with verified details.</w:t>
             </w:r>
           </w:p>
         </w:tc>
@@ -17894,7 +16300,25 @@
               <w:rPr>
                 <w:rFonts w:asciiTheme="majorBidi" w:hAnsiTheme="majorBidi" w:cstheme="majorBidi"/>
               </w:rPr>
-              <w:t>, or Admin</w:t>
+              <w:t xml:space="preserve">, or </w:t>
+            </w:r>
+            <w:r>
+              <w:rPr>
+                <w:rFonts w:asciiTheme="majorBidi" w:hAnsiTheme="majorBidi" w:cstheme="majorBidi"/>
+              </w:rPr>
+              <w:t xml:space="preserve">System </w:t>
+            </w:r>
+            <w:r>
+              <w:rPr>
+                <w:rFonts w:asciiTheme="majorBidi" w:hAnsiTheme="majorBidi" w:cstheme="majorBidi"/>
+              </w:rPr>
+              <w:t>Admin</w:t>
+            </w:r>
+            <w:r>
+              <w:rPr>
+                <w:rFonts w:asciiTheme="majorBidi" w:hAnsiTheme="majorBidi" w:cstheme="majorBidi"/>
+              </w:rPr>
+              <w:t>istrator</w:t>
             </w:r>
             <w:r>
               <w:rPr>
@@ -17961,21 +16385,7 @@
               <w:rPr>
                 <w:rFonts w:asciiTheme="majorBidi" w:hAnsiTheme="majorBidi" w:cstheme="majorBidi"/>
               </w:rPr>
-              <w:t xml:space="preserve">Allows any user (tenant, </w:t>
-            </w:r>
-            <w:proofErr w:type="gramStart"/>
-            <w:r>
-              <w:rPr>
-                <w:rFonts w:asciiTheme="majorBidi" w:hAnsiTheme="majorBidi" w:cstheme="majorBidi"/>
-              </w:rPr>
-              <w:t>landlord</w:t>
-            </w:r>
-            <w:proofErr w:type="gramEnd"/>
-            <w:r>
-              <w:rPr>
-                <w:rFonts w:asciiTheme="majorBidi" w:hAnsiTheme="majorBidi" w:cstheme="majorBidi"/>
-              </w:rPr>
-              <w:t>, or customer service agent) to securely log in to their account on the platform.</w:t>
+              <w:t>Allows any user (tenant, landlord, or customer service agent) to securely log in to their account on the platform.</w:t>
             </w:r>
           </w:p>
         </w:tc>
@@ -18082,7 +16492,6 @@
                 <w:szCs w:val="24"/>
               </w:rPr>
             </w:pPr>
-            <w:proofErr w:type="gramStart"/>
             <w:r>
               <w:rPr>
                 <w:rFonts w:ascii="Times New Roman" w:eastAsia="Times New Roman" w:hAnsi="Symbol" w:cs="Times New Roman"/>
@@ -18097,16 +16506,7 @@
                 <w:sz w:val="24"/>
                 <w:szCs w:val="24"/>
               </w:rPr>
-              <w:t xml:space="preserve">  User</w:t>
-            </w:r>
-            <w:proofErr w:type="gramEnd"/>
-            <w:r>
-              <w:rPr>
-                <w:rFonts w:asciiTheme="majorBidi" w:eastAsia="Times New Roman" w:hAnsiTheme="majorBidi" w:cstheme="majorBidi"/>
-                <w:sz w:val="24"/>
-                <w:szCs w:val="24"/>
-              </w:rPr>
-              <w:t xml:space="preserve"> has an existing account with registered email/username and password.</w:t>
+              <w:t xml:space="preserve">  User has an existing account with registered email/username and password.</w:t>
             </w:r>
           </w:p>
           <w:p>
@@ -18118,7 +16518,6 @@
                 <w:szCs w:val="24"/>
               </w:rPr>
             </w:pPr>
-            <w:proofErr w:type="gramStart"/>
             <w:r>
               <w:rPr>
                 <w:rFonts w:ascii="Times New Roman" w:eastAsia="Times New Roman" w:hAnsi="Symbol" w:cs="Times New Roman"/>
@@ -18135,18 +16534,7 @@
                 <w:szCs w:val="24"/>
                 <w14:ligatures w14:val="none"/>
               </w:rPr>
-              <w:t xml:space="preserve">  The</w:t>
-            </w:r>
-            <w:proofErr w:type="gramEnd"/>
-            <w:r>
-              <w:rPr>
-                <w:rFonts w:asciiTheme="majorBidi" w:eastAsia="Times New Roman" w:hAnsiTheme="majorBidi" w:cstheme="majorBidi"/>
-                <w:kern w:val="0"/>
-                <w:sz w:val="24"/>
-                <w:szCs w:val="24"/>
-                <w14:ligatures w14:val="none"/>
-              </w:rPr>
-              <w:t xml:space="preserve"> user’s device is compatible with the platform.</w:t>
+              <w:t xml:space="preserve">  The user’s device is compatible with the platform.</w:t>
             </w:r>
           </w:p>
         </w:tc>
@@ -18193,7 +16581,6 @@
                 <w:szCs w:val="24"/>
               </w:rPr>
             </w:pPr>
-            <w:proofErr w:type="gramStart"/>
             <w:r>
               <w:rPr>
                 <w:rFonts w:ascii="Times New Roman" w:eastAsia="Times New Roman" w:hAnsi="Symbol" w:cs="Times New Roman"/>
@@ -18208,16 +16595,7 @@
                 <w:sz w:val="24"/>
                 <w:szCs w:val="24"/>
               </w:rPr>
-              <w:t xml:space="preserve">  Login</w:t>
-            </w:r>
-            <w:proofErr w:type="gramEnd"/>
-            <w:r>
-              <w:rPr>
-                <w:rFonts w:asciiTheme="majorBidi" w:eastAsia="Times New Roman" w:hAnsiTheme="majorBidi" w:cstheme="majorBidi"/>
-                <w:sz w:val="24"/>
-                <w:szCs w:val="24"/>
-              </w:rPr>
-              <w:t xml:space="preserve"> process includes security measures such as CAPTCHA or multi-factor authentication for authorized access.</w:t>
+              <w:t xml:space="preserve">  Login process includes security measures such as CAPTCHA or multi-factor authentication for authorized access.</w:t>
             </w:r>
           </w:p>
           <w:p>
@@ -18229,7 +16607,6 @@
                 <w:bCs/>
               </w:rPr>
             </w:pPr>
-            <w:proofErr w:type="gramStart"/>
             <w:r>
               <w:rPr>
                 <w:rFonts w:ascii="Times New Roman" w:eastAsia="Times New Roman" w:hAnsi="Symbol" w:cs="Times New Roman"/>
@@ -18246,18 +16623,7 @@
                 <w:szCs w:val="24"/>
                 <w14:ligatures w14:val="none"/>
               </w:rPr>
-              <w:t xml:space="preserve">  System</w:t>
-            </w:r>
-            <w:proofErr w:type="gramEnd"/>
-            <w:r>
-              <w:rPr>
-                <w:rFonts w:asciiTheme="majorBidi" w:eastAsia="Times New Roman" w:hAnsiTheme="majorBidi" w:cstheme="majorBidi"/>
-                <w:kern w:val="0"/>
-                <w:sz w:val="24"/>
-                <w:szCs w:val="24"/>
-                <w14:ligatures w14:val="none"/>
-              </w:rPr>
-              <w:t xml:space="preserve"> enforces lockout policies after multiple failed login attempts.</w:t>
+              <w:t xml:space="preserve">  System enforces lockout policies after multiple failed login attempts.</w:t>
             </w:r>
           </w:p>
         </w:tc>
@@ -18305,7 +16671,6 @@
                 <w:szCs w:val="24"/>
               </w:rPr>
             </w:pPr>
-            <w:proofErr w:type="gramStart"/>
             <w:r>
               <w:rPr>
                 <w:rFonts w:ascii="Times New Roman" w:eastAsia="Times New Roman" w:hAnsi="Symbol" w:cs="Times New Roman"/>
@@ -18320,16 +16685,7 @@
                 <w:sz w:val="24"/>
                 <w:szCs w:val="24"/>
               </w:rPr>
-              <w:t xml:space="preserve">  User</w:t>
-            </w:r>
-            <w:proofErr w:type="gramEnd"/>
-            <w:r>
-              <w:rPr>
-                <w:rFonts w:asciiTheme="majorBidi" w:eastAsia="Times New Roman" w:hAnsiTheme="majorBidi" w:cstheme="majorBidi"/>
-                <w:sz w:val="24"/>
-                <w:szCs w:val="24"/>
-              </w:rPr>
-              <w:t xml:space="preserve"> enters their email/username and password on the login page.</w:t>
+              <w:t xml:space="preserve">  User enters their email/username and password on the login page.</w:t>
             </w:r>
           </w:p>
           <w:p>
@@ -18341,7 +16697,6 @@
                 <w:szCs w:val="24"/>
               </w:rPr>
             </w:pPr>
-            <w:proofErr w:type="gramStart"/>
             <w:r>
               <w:rPr>
                 <w:rFonts w:ascii="Times New Roman" w:eastAsia="Times New Roman" w:hAnsi="Symbol" w:cs="Times New Roman"/>
@@ -18356,16 +16711,7 @@
                 <w:sz w:val="24"/>
                 <w:szCs w:val="24"/>
               </w:rPr>
-              <w:t xml:space="preserve">  Platform</w:t>
-            </w:r>
-            <w:proofErr w:type="gramEnd"/>
-            <w:r>
-              <w:rPr>
-                <w:rFonts w:asciiTheme="majorBidi" w:eastAsia="Times New Roman" w:hAnsiTheme="majorBidi" w:cstheme="majorBidi"/>
-                <w:sz w:val="24"/>
-                <w:szCs w:val="24"/>
-              </w:rPr>
-              <w:t xml:space="preserve"> validates credentials.</w:t>
+              <w:t xml:space="preserve">  Platform validates credentials.</w:t>
             </w:r>
           </w:p>
           <w:p>
@@ -18375,7 +16721,6 @@
                 <w:rFonts w:asciiTheme="majorBidi" w:hAnsiTheme="majorBidi" w:cstheme="majorBidi"/>
               </w:rPr>
             </w:pPr>
-            <w:proofErr w:type="gramStart"/>
             <w:r>
               <w:rPr>
                 <w:rFonts w:ascii="Times New Roman" w:eastAsia="Times New Roman" w:hAnsi="Symbol" w:cs="Times New Roman"/>
@@ -18392,18 +16737,7 @@
                 <w:szCs w:val="24"/>
                 <w14:ligatures w14:val="none"/>
               </w:rPr>
-              <w:t xml:space="preserve">  If</w:t>
-            </w:r>
-            <w:proofErr w:type="gramEnd"/>
-            <w:r>
-              <w:rPr>
-                <w:rFonts w:asciiTheme="majorBidi" w:eastAsia="Times New Roman" w:hAnsiTheme="majorBidi" w:cstheme="majorBidi"/>
-                <w:kern w:val="0"/>
-                <w:sz w:val="24"/>
-                <w:szCs w:val="24"/>
-                <w14:ligatures w14:val="none"/>
-              </w:rPr>
-              <w:t xml:space="preserve"> credentials are correct, the user is granted access to their account.</w:t>
+              <w:t xml:space="preserve">  If credentials are correct, the user is granted access to their account.</w:t>
             </w:r>
           </w:p>
         </w:tc>
@@ -18903,7 +17237,13 @@
               <w:rPr>
                 <w:rFonts w:asciiTheme="majorBidi" w:hAnsiTheme="majorBidi" w:cstheme="majorBidi"/>
               </w:rPr>
-              <w:t>, Admin</w:t>
+              <w:t xml:space="preserve">, </w:t>
+            </w:r>
+            <w:r>
+              <w:rPr>
+                <w:rFonts w:asciiTheme="majorBidi" w:hAnsiTheme="majorBidi" w:cstheme="majorBidi"/>
+              </w:rPr>
+              <w:t>System Administrator</w:t>
             </w:r>
             <w:r>
               <w:rPr>
@@ -18976,16 +17316,8 @@
               <w:rPr>
                 <w:rFonts w:asciiTheme="majorBidi" w:hAnsiTheme="majorBidi" w:cstheme="majorBidi"/>
               </w:rPr>
-              <w:t xml:space="preserve"> </w:t>
-            </w:r>
-            <w:proofErr w:type="gramStart"/>
-            <w:r>
-              <w:rPr>
-                <w:rFonts w:asciiTheme="majorBidi" w:hAnsiTheme="majorBidi" w:cstheme="majorBidi"/>
-              </w:rPr>
-              <w:t>landlords</w:t>
-            </w:r>
-            <w:proofErr w:type="gramEnd"/>
+              <w:t xml:space="preserve"> landlords</w:t>
+            </w:r>
             <w:r>
               <w:rPr>
                 <w:rFonts w:asciiTheme="majorBidi" w:hAnsiTheme="majorBidi" w:cstheme="majorBidi"/>
@@ -19103,7 +17435,6 @@
                 <w:szCs w:val="24"/>
               </w:rPr>
             </w:pPr>
-            <w:proofErr w:type="gramStart"/>
             <w:r>
               <w:rPr>
                 <w:rFonts w:ascii="Times New Roman" w:eastAsia="Times New Roman" w:hAnsi="Symbol" w:cs="Times New Roman"/>
@@ -19118,16 +17449,7 @@
                 <w:sz w:val="24"/>
                 <w:szCs w:val="24"/>
               </w:rPr>
-              <w:t xml:space="preserve">  User</w:t>
-            </w:r>
-            <w:proofErr w:type="gramEnd"/>
-            <w:r>
-              <w:rPr>
-                <w:rFonts w:asciiTheme="majorBidi" w:eastAsia="Times New Roman" w:hAnsiTheme="majorBidi" w:cstheme="majorBidi"/>
-                <w:sz w:val="24"/>
-                <w:szCs w:val="24"/>
-              </w:rPr>
-              <w:t xml:space="preserve"> has an account on the platform with a registered email or phone number.</w:t>
+              <w:t xml:space="preserve">  User has an account on the platform with a registered email or phone number.</w:t>
             </w:r>
           </w:p>
           <w:p>
@@ -19139,7 +17461,6 @@
                 <w:szCs w:val="24"/>
               </w:rPr>
             </w:pPr>
-            <w:proofErr w:type="gramStart"/>
             <w:r>
               <w:rPr>
                 <w:rFonts w:ascii="Times New Roman" w:eastAsia="Times New Roman" w:hAnsi="Symbol" w:cs="Times New Roman"/>
@@ -19156,18 +17477,7 @@
                 <w:szCs w:val="24"/>
                 <w14:ligatures w14:val="none"/>
               </w:rPr>
-              <w:t xml:space="preserve">  User</w:t>
-            </w:r>
-            <w:proofErr w:type="gramEnd"/>
-            <w:r>
-              <w:rPr>
-                <w:rFonts w:asciiTheme="majorBidi" w:eastAsia="Times New Roman" w:hAnsiTheme="majorBidi" w:cstheme="majorBidi"/>
-                <w:kern w:val="0"/>
-                <w:sz w:val="24"/>
-                <w:szCs w:val="24"/>
-                <w14:ligatures w14:val="none"/>
-              </w:rPr>
-              <w:t xml:space="preserve"> can access their email or phone for verification.</w:t>
+              <w:t xml:space="preserve">  User can access their email or phone for verification.</w:t>
             </w:r>
           </w:p>
         </w:tc>
@@ -19214,7 +17524,6 @@
                 <w:szCs w:val="24"/>
               </w:rPr>
             </w:pPr>
-            <w:proofErr w:type="gramStart"/>
             <w:r>
               <w:rPr>
                 <w:rFonts w:ascii="Times New Roman" w:eastAsia="Times New Roman" w:hAnsi="Symbol" w:cs="Times New Roman"/>
@@ -19229,16 +17538,7 @@
                 <w:sz w:val="24"/>
                 <w:szCs w:val="24"/>
               </w:rPr>
-              <w:t xml:space="preserve">  The</w:t>
-            </w:r>
-            <w:proofErr w:type="gramEnd"/>
-            <w:r>
-              <w:rPr>
-                <w:rFonts w:asciiTheme="majorBidi" w:eastAsia="Times New Roman" w:hAnsiTheme="majorBidi" w:cstheme="majorBidi"/>
-                <w:sz w:val="24"/>
-                <w:szCs w:val="24"/>
-              </w:rPr>
-              <w:t xml:space="preserve"> email or phone number is correctly linked to the user’s account.</w:t>
+              <w:t xml:space="preserve">  The email or phone number is correctly linked to the user’s account.</w:t>
             </w:r>
           </w:p>
           <w:p>
@@ -19250,7 +17550,6 @@
                 <w:szCs w:val="24"/>
               </w:rPr>
             </w:pPr>
-            <w:proofErr w:type="gramStart"/>
             <w:r>
               <w:rPr>
                 <w:rFonts w:ascii="Times New Roman" w:eastAsia="Times New Roman" w:hAnsi="Symbol" w:cs="Times New Roman"/>
@@ -19265,16 +17564,7 @@
                 <w:sz w:val="24"/>
                 <w:szCs w:val="24"/>
               </w:rPr>
-              <w:t xml:space="preserve">  The</w:t>
-            </w:r>
-            <w:proofErr w:type="gramEnd"/>
-            <w:r>
-              <w:rPr>
-                <w:rFonts w:asciiTheme="majorBidi" w:eastAsia="Times New Roman" w:hAnsiTheme="majorBidi" w:cstheme="majorBidi"/>
-                <w:sz w:val="24"/>
-                <w:szCs w:val="24"/>
-              </w:rPr>
-              <w:t xml:space="preserve"> user’s registered email service or phone carrier is operational.</w:t>
+              <w:t xml:space="preserve">  The user’s registered email service or phone carrier is operational.</w:t>
             </w:r>
           </w:p>
           <w:p>
@@ -19286,7 +17576,6 @@
                 <w:bCs/>
               </w:rPr>
             </w:pPr>
-            <w:proofErr w:type="gramStart"/>
             <w:r>
               <w:rPr>
                 <w:rFonts w:ascii="Times New Roman" w:eastAsia="Times New Roman" w:hAnsi="Symbol" w:cs="Times New Roman"/>
@@ -19303,18 +17592,7 @@
                 <w:szCs w:val="24"/>
                 <w14:ligatures w14:val="none"/>
               </w:rPr>
-              <w:t xml:space="preserve">  The</w:t>
-            </w:r>
-            <w:proofErr w:type="gramEnd"/>
-            <w:r>
-              <w:rPr>
-                <w:rFonts w:asciiTheme="majorBidi" w:eastAsia="Times New Roman" w:hAnsiTheme="majorBidi" w:cstheme="majorBidi"/>
-                <w:kern w:val="0"/>
-                <w:sz w:val="24"/>
-                <w:szCs w:val="24"/>
-                <w14:ligatures w14:val="none"/>
-              </w:rPr>
-              <w:t xml:space="preserve"> system has implemented proper security to handle password resets securely.</w:t>
+              <w:t xml:space="preserve">  The system has implemented proper security to handle password resets securely.</w:t>
             </w:r>
           </w:p>
         </w:tc>
@@ -19362,7 +17640,6 @@
                 <w:szCs w:val="24"/>
               </w:rPr>
             </w:pPr>
-            <w:proofErr w:type="gramStart"/>
             <w:r>
               <w:rPr>
                 <w:rFonts w:ascii="Times New Roman" w:eastAsia="Times New Roman" w:hAnsi="Symbol" w:cs="Times New Roman"/>
@@ -19377,16 +17654,7 @@
                 <w:sz w:val="24"/>
                 <w:szCs w:val="24"/>
               </w:rPr>
-              <w:t xml:space="preserve">  User</w:t>
-            </w:r>
-            <w:proofErr w:type="gramEnd"/>
-            <w:r>
-              <w:rPr>
-                <w:rFonts w:asciiTheme="majorBidi" w:eastAsia="Times New Roman" w:hAnsiTheme="majorBidi" w:cstheme="majorBidi"/>
-                <w:sz w:val="24"/>
-                <w:szCs w:val="24"/>
-              </w:rPr>
-              <w:t xml:space="preserve"> selects "Forgot Password" on the login page.</w:t>
+              <w:t xml:space="preserve">  User selects "Forgot Password" on the login page.</w:t>
             </w:r>
           </w:p>
           <w:p>
@@ -19398,7 +17666,6 @@
                 <w:szCs w:val="24"/>
               </w:rPr>
             </w:pPr>
-            <w:proofErr w:type="gramStart"/>
             <w:r>
               <w:rPr>
                 <w:rFonts w:ascii="Times New Roman" w:eastAsia="Times New Roman" w:hAnsi="Symbol" w:cs="Times New Roman"/>
@@ -19413,16 +17680,7 @@
                 <w:sz w:val="24"/>
                 <w:szCs w:val="24"/>
               </w:rPr>
-              <w:t xml:space="preserve">  Platform</w:t>
-            </w:r>
-            <w:proofErr w:type="gramEnd"/>
-            <w:r>
-              <w:rPr>
-                <w:rFonts w:asciiTheme="majorBidi" w:eastAsia="Times New Roman" w:hAnsiTheme="majorBidi" w:cstheme="majorBidi"/>
-                <w:sz w:val="24"/>
-                <w:szCs w:val="24"/>
-              </w:rPr>
-              <w:t xml:space="preserve"> prompts user to enter their registered email or phone number.</w:t>
+              <w:t xml:space="preserve">  Platform prompts user to enter their registered email or phone number.</w:t>
             </w:r>
           </w:p>
           <w:p>
@@ -19434,7 +17692,6 @@
                 <w:szCs w:val="24"/>
               </w:rPr>
             </w:pPr>
-            <w:proofErr w:type="gramStart"/>
             <w:r>
               <w:rPr>
                 <w:rFonts w:ascii="Times New Roman" w:eastAsia="Times New Roman" w:hAnsi="Symbol" w:cs="Times New Roman"/>
@@ -19449,16 +17706,7 @@
                 <w:sz w:val="24"/>
                 <w:szCs w:val="24"/>
               </w:rPr>
-              <w:t xml:space="preserve">  Platform</w:t>
-            </w:r>
-            <w:proofErr w:type="gramEnd"/>
-            <w:r>
-              <w:rPr>
-                <w:rFonts w:asciiTheme="majorBidi" w:eastAsia="Times New Roman" w:hAnsiTheme="majorBidi" w:cstheme="majorBidi"/>
-                <w:sz w:val="24"/>
-                <w:szCs w:val="24"/>
-              </w:rPr>
-              <w:t xml:space="preserve"> sends a password reset link (or verification code) to the provided email or phone.</w:t>
+              <w:t xml:space="preserve">  Platform sends a password reset link (or verification code) to the provided email or phone.</w:t>
             </w:r>
           </w:p>
           <w:p>
@@ -19470,7 +17718,6 @@
                 <w:szCs w:val="24"/>
               </w:rPr>
             </w:pPr>
-            <w:proofErr w:type="gramStart"/>
             <w:r>
               <w:rPr>
                 <w:rFonts w:ascii="Times New Roman" w:eastAsia="Times New Roman" w:hAnsi="Symbol" w:cs="Times New Roman"/>
@@ -19485,16 +17732,7 @@
                 <w:sz w:val="24"/>
                 <w:szCs w:val="24"/>
               </w:rPr>
-              <w:t xml:space="preserve">  User</w:t>
-            </w:r>
-            <w:proofErr w:type="gramEnd"/>
-            <w:r>
-              <w:rPr>
-                <w:rFonts w:asciiTheme="majorBidi" w:eastAsia="Times New Roman" w:hAnsiTheme="majorBidi" w:cstheme="majorBidi"/>
-                <w:sz w:val="24"/>
-                <w:szCs w:val="24"/>
-              </w:rPr>
-              <w:t xml:space="preserve"> receives the reset link or code and follows instructions (clicking link or entering code).</w:t>
+              <w:t xml:space="preserve">  User receives the reset link or code and follows instructions (clicking link or entering code).</w:t>
             </w:r>
           </w:p>
           <w:p>
@@ -19506,7 +17744,6 @@
                 <w:szCs w:val="24"/>
               </w:rPr>
             </w:pPr>
-            <w:proofErr w:type="gramStart"/>
             <w:r>
               <w:rPr>
                 <w:rFonts w:ascii="Times New Roman" w:eastAsia="Times New Roman" w:hAnsi="Symbol" w:cs="Times New Roman"/>
@@ -19521,16 +17758,7 @@
                 <w:sz w:val="24"/>
                 <w:szCs w:val="24"/>
               </w:rPr>
-              <w:t xml:space="preserve">  Platform</w:t>
-            </w:r>
-            <w:proofErr w:type="gramEnd"/>
-            <w:r>
-              <w:rPr>
-                <w:rFonts w:asciiTheme="majorBidi" w:eastAsia="Times New Roman" w:hAnsiTheme="majorBidi" w:cstheme="majorBidi"/>
-                <w:sz w:val="24"/>
-                <w:szCs w:val="24"/>
-              </w:rPr>
-              <w:t xml:space="preserve"> verifies the link or code and prompts user to enter a new password.</w:t>
+              <w:t xml:space="preserve">  Platform verifies the link or code and prompts user to enter a new password.</w:t>
             </w:r>
           </w:p>
           <w:p>
@@ -19542,7 +17770,6 @@
                 <w:szCs w:val="24"/>
               </w:rPr>
             </w:pPr>
-            <w:proofErr w:type="gramStart"/>
             <w:r>
               <w:rPr>
                 <w:rFonts w:ascii="Times New Roman" w:eastAsia="Times New Roman" w:hAnsi="Symbol" w:cs="Times New Roman"/>
@@ -19557,16 +17784,7 @@
                 <w:sz w:val="24"/>
                 <w:szCs w:val="24"/>
               </w:rPr>
-              <w:t xml:space="preserve">  User</w:t>
-            </w:r>
-            <w:proofErr w:type="gramEnd"/>
-            <w:r>
-              <w:rPr>
-                <w:rFonts w:asciiTheme="majorBidi" w:eastAsia="Times New Roman" w:hAnsiTheme="majorBidi" w:cstheme="majorBidi"/>
-                <w:sz w:val="24"/>
-                <w:szCs w:val="24"/>
-              </w:rPr>
-              <w:t xml:space="preserve"> enters a new password and confirms it.</w:t>
+              <w:t xml:space="preserve">  User enters a new password and confirms it.</w:t>
             </w:r>
           </w:p>
           <w:p>
@@ -19576,7 +17794,6 @@
                 <w:rFonts w:asciiTheme="majorBidi" w:hAnsiTheme="majorBidi" w:cstheme="majorBidi"/>
               </w:rPr>
             </w:pPr>
-            <w:proofErr w:type="gramStart"/>
             <w:r>
               <w:rPr>
                 <w:rFonts w:ascii="Times New Roman" w:eastAsia="Times New Roman" w:hAnsi="Symbol" w:cs="Times New Roman"/>
@@ -19593,18 +17810,7 @@
                 <w:szCs w:val="24"/>
                 <w14:ligatures w14:val="none"/>
               </w:rPr>
-              <w:t xml:space="preserve">  Platform</w:t>
-            </w:r>
-            <w:proofErr w:type="gramEnd"/>
-            <w:r>
-              <w:rPr>
-                <w:rFonts w:asciiTheme="majorBidi" w:eastAsia="Times New Roman" w:hAnsiTheme="majorBidi" w:cstheme="majorBidi"/>
-                <w:kern w:val="0"/>
-                <w:sz w:val="24"/>
-                <w:szCs w:val="24"/>
-                <w14:ligatures w14:val="none"/>
-              </w:rPr>
-              <w:t xml:space="preserve"> updates the user’s password and confirms the reset.</w:t>
+              <w:t xml:space="preserve">  Platform updates the user’s password and confirms the reset.</w:t>
             </w:r>
           </w:p>
         </w:tc>
@@ -19651,7 +17857,6 @@
                 <w:szCs w:val="24"/>
               </w:rPr>
             </w:pPr>
-            <w:proofErr w:type="gramStart"/>
             <w:r>
               <w:rPr>
                 <w:rFonts w:ascii="Times New Roman" w:eastAsia="Times New Roman" w:hAnsi="Symbol" w:cs="Times New Roman"/>
@@ -19666,16 +17871,7 @@
                 <w:sz w:val="24"/>
                 <w:szCs w:val="24"/>
               </w:rPr>
-              <w:t xml:space="preserve">  If</w:t>
-            </w:r>
-            <w:proofErr w:type="gramEnd"/>
-            <w:r>
-              <w:rPr>
-                <w:rFonts w:asciiTheme="majorBidi" w:eastAsia="Times New Roman" w:hAnsiTheme="majorBidi" w:cstheme="majorBidi"/>
-                <w:sz w:val="24"/>
-                <w:szCs w:val="24"/>
-              </w:rPr>
-              <w:t xml:space="preserve"> the entered email or phone number does not match any account, platform displays an error message.</w:t>
+              <w:t xml:space="preserve">  If the entered email or phone number does not match any account, platform displays an error message.</w:t>
             </w:r>
           </w:p>
           <w:p>
@@ -19763,21 +17959,7 @@
               <w:rPr>
                 <w:rFonts w:asciiTheme="majorBidi" w:hAnsiTheme="majorBidi" w:cstheme="majorBidi"/>
               </w:rPr>
-              <w:t xml:space="preserve">User’s password </w:t>
-            </w:r>
-            <w:proofErr w:type="gramStart"/>
-            <w:r>
-              <w:rPr>
-                <w:rFonts w:asciiTheme="majorBidi" w:hAnsiTheme="majorBidi" w:cstheme="majorBidi"/>
-              </w:rPr>
-              <w:t>is successfully updated</w:t>
-            </w:r>
-            <w:proofErr w:type="gramEnd"/>
-            <w:r>
-              <w:rPr>
-                <w:rFonts w:asciiTheme="majorBidi" w:hAnsiTheme="majorBidi" w:cstheme="majorBidi"/>
-              </w:rPr>
-              <w:t>, and they can log in with the new password.</w:t>
+              <w:t>User’s password is successfully updated, and they can log in with the new password.</w:t>
             </w:r>
           </w:p>
         </w:tc>
@@ -20197,21 +18379,7 @@
               <w:rPr>
                 <w:rFonts w:asciiTheme="majorBidi" w:hAnsiTheme="majorBidi" w:cstheme="majorBidi"/>
               </w:rPr>
-              <w:t xml:space="preserve">Allows users (tenants, </w:t>
-            </w:r>
-            <w:proofErr w:type="gramStart"/>
-            <w:r>
-              <w:rPr>
-                <w:rFonts w:asciiTheme="majorBidi" w:hAnsiTheme="majorBidi" w:cstheme="majorBidi"/>
-              </w:rPr>
-              <w:t>landlords</w:t>
-            </w:r>
-            <w:proofErr w:type="gramEnd"/>
-            <w:r>
-              <w:rPr>
-                <w:rFonts w:asciiTheme="majorBidi" w:hAnsiTheme="majorBidi" w:cstheme="majorBidi"/>
-              </w:rPr>
-              <w:t>, Customer Service Agents) to edit their profile information.</w:t>
+              <w:t>Allows users (tenants, landlords, Customer Service Agents) to edit their profile information.</w:t>
             </w:r>
           </w:p>
         </w:tc>
@@ -20377,25 +18545,7 @@
                 <w:sz w:val="24"/>
                 <w:szCs w:val="24"/>
               </w:rPr>
-              <w:t xml:space="preserve">User profile information </w:t>
-            </w:r>
-            <w:proofErr w:type="gramStart"/>
-            <w:r>
-              <w:rPr>
-                <w:rFonts w:asciiTheme="majorBidi" w:eastAsia="Times New Roman" w:hAnsiTheme="majorBidi" w:cstheme="majorBidi"/>
-                <w:sz w:val="24"/>
-                <w:szCs w:val="24"/>
-              </w:rPr>
-              <w:t>is not updated</w:t>
-            </w:r>
-            <w:proofErr w:type="gramEnd"/>
-            <w:r>
-              <w:rPr>
-                <w:rFonts w:asciiTheme="majorBidi" w:eastAsia="Times New Roman" w:hAnsiTheme="majorBidi" w:cstheme="majorBidi"/>
-                <w:sz w:val="24"/>
-                <w:szCs w:val="24"/>
-              </w:rPr>
-              <w:t>.</w:t>
+              <w:t>User profile information is not updated.</w:t>
             </w:r>
           </w:p>
         </w:tc>
@@ -20443,7 +18593,6 @@
                 <w:szCs w:val="24"/>
               </w:rPr>
             </w:pPr>
-            <w:proofErr w:type="gramStart"/>
             <w:r>
               <w:rPr>
                 <w:rFonts w:ascii="Times New Roman" w:eastAsia="Times New Roman" w:hAnsi="Symbol" w:cs="Times New Roman"/>
@@ -20458,16 +18607,7 @@
                 <w:sz w:val="24"/>
                 <w:szCs w:val="24"/>
               </w:rPr>
-              <w:t xml:space="preserve">  User</w:t>
-            </w:r>
-            <w:proofErr w:type="gramEnd"/>
-            <w:r>
-              <w:rPr>
-                <w:rFonts w:asciiTheme="majorBidi" w:eastAsia="Times New Roman" w:hAnsiTheme="majorBidi" w:cstheme="majorBidi"/>
-                <w:sz w:val="24"/>
-                <w:szCs w:val="24"/>
-              </w:rPr>
-              <w:t xml:space="preserve"> selects the field that he want to change.</w:t>
+              <w:t xml:space="preserve">  User selects the field that he want to change.</w:t>
             </w:r>
           </w:p>
           <w:p>
@@ -20479,7 +18619,6 @@
                 <w:szCs w:val="24"/>
               </w:rPr>
             </w:pPr>
-            <w:proofErr w:type="gramStart"/>
             <w:r>
               <w:rPr>
                 <w:rFonts w:ascii="Times New Roman" w:eastAsia="Times New Roman" w:hAnsi="Symbol" w:cs="Times New Roman"/>
@@ -20494,16 +18633,7 @@
                 <w:sz w:val="24"/>
                 <w:szCs w:val="24"/>
               </w:rPr>
-              <w:t xml:space="preserve">  User</w:t>
-            </w:r>
-            <w:proofErr w:type="gramEnd"/>
-            <w:r>
-              <w:rPr>
-                <w:rFonts w:asciiTheme="majorBidi" w:eastAsia="Times New Roman" w:hAnsiTheme="majorBidi" w:cstheme="majorBidi"/>
-                <w:sz w:val="24"/>
-                <w:szCs w:val="24"/>
-              </w:rPr>
-              <w:t xml:space="preserve"> enters the new information.</w:t>
+              <w:t xml:space="preserve">  User enters the new information.</w:t>
             </w:r>
           </w:p>
           <w:p>
@@ -20513,7 +18643,6 @@
                 <w:rFonts w:asciiTheme="majorBidi" w:hAnsiTheme="majorBidi" w:cstheme="majorBidi"/>
               </w:rPr>
             </w:pPr>
-            <w:proofErr w:type="gramStart"/>
             <w:r>
               <w:rPr>
                 <w:rFonts w:ascii="Times New Roman" w:eastAsia="Times New Roman" w:hAnsi="Symbol" w:cs="Times New Roman"/>
@@ -20538,18 +18667,7 @@
                 <w:szCs w:val="24"/>
                 <w14:ligatures w14:val="none"/>
               </w:rPr>
-              <w:t>Platform</w:t>
-            </w:r>
-            <w:proofErr w:type="gramEnd"/>
-            <w:r>
-              <w:rPr>
-                <w:rFonts w:asciiTheme="majorBidi" w:eastAsia="Times New Roman" w:hAnsiTheme="majorBidi" w:cstheme="majorBidi"/>
-                <w:kern w:val="0"/>
-                <w:sz w:val="24"/>
-                <w:szCs w:val="24"/>
-                <w14:ligatures w14:val="none"/>
-              </w:rPr>
-              <w:t xml:space="preserve"> </w:t>
+              <w:t xml:space="preserve">Platform </w:t>
             </w:r>
             <w:r>
               <w:rPr>
@@ -21115,21 +19233,7 @@
               <w:rPr>
                 <w:rFonts w:asciiTheme="majorBidi" w:hAnsiTheme="majorBidi" w:cstheme="majorBidi"/>
               </w:rPr>
-              <w:t xml:space="preserve">Allows any user (tenant or </w:t>
-            </w:r>
-            <w:proofErr w:type="gramStart"/>
-            <w:r>
-              <w:rPr>
-                <w:rFonts w:asciiTheme="majorBidi" w:hAnsiTheme="majorBidi" w:cstheme="majorBidi"/>
-              </w:rPr>
-              <w:t>landlord</w:t>
-            </w:r>
-            <w:proofErr w:type="gramEnd"/>
-            <w:r>
-              <w:rPr>
-                <w:rFonts w:asciiTheme="majorBidi" w:hAnsiTheme="majorBidi" w:cstheme="majorBidi"/>
-              </w:rPr>
-              <w:t>) to deposit money into his balance.</w:t>
+              <w:t>Allows any user (tenant or landlord) to deposit money into his balance.</w:t>
             </w:r>
           </w:p>
         </w:tc>
@@ -21341,7 +19445,6 @@
                 <w:rFonts w:asciiTheme="majorBidi" w:hAnsiTheme="majorBidi" w:cstheme="majorBidi"/>
               </w:rPr>
             </w:pPr>
-            <w:proofErr w:type="gramStart"/>
             <w:r>
               <w:rPr>
                 <w:rFonts w:ascii="Times New Roman" w:eastAsia="Times New Roman" w:hAnsi="Symbol" w:cs="Times New Roman"/>
@@ -21364,16 +19467,7 @@
                 <w:sz w:val="24"/>
                 <w:szCs w:val="24"/>
               </w:rPr>
-              <w:t>User</w:t>
-            </w:r>
-            <w:proofErr w:type="gramEnd"/>
-            <w:r>
-              <w:rPr>
-                <w:rFonts w:asciiTheme="majorBidi" w:eastAsia="Times New Roman" w:hAnsiTheme="majorBidi" w:cstheme="majorBidi"/>
-                <w:sz w:val="24"/>
-                <w:szCs w:val="24"/>
-              </w:rPr>
-              <w:t xml:space="preserve"> chooses the deposit method </w:t>
+              <w:t xml:space="preserve">User chooses the deposit method </w:t>
             </w:r>
             <w:r>
               <w:rPr>
@@ -21391,7 +19485,6 @@
                 <w:szCs w:val="24"/>
               </w:rPr>
             </w:pPr>
-            <w:proofErr w:type="gramStart"/>
             <w:r>
               <w:rPr>
                 <w:rFonts w:ascii="Times New Roman" w:eastAsia="Times New Roman" w:hAnsi="Symbol" w:cs="Times New Roman"/>
@@ -21414,16 +19507,7 @@
                 <w:sz w:val="24"/>
                 <w:szCs w:val="24"/>
               </w:rPr>
-              <w:t xml:space="preserve"> User</w:t>
-            </w:r>
-            <w:proofErr w:type="gramEnd"/>
-            <w:r>
-              <w:rPr>
-                <w:rFonts w:asciiTheme="majorBidi" w:eastAsia="Times New Roman" w:hAnsiTheme="majorBidi" w:cstheme="majorBidi"/>
-                <w:sz w:val="24"/>
-                <w:szCs w:val="24"/>
-              </w:rPr>
-              <w:t xml:space="preserve"> enter the required information.</w:t>
+              <w:t xml:space="preserve"> User enter the required information.</w:t>
             </w:r>
           </w:p>
           <w:p>
@@ -21433,7 +19517,6 @@
                 <w:rFonts w:asciiTheme="majorBidi" w:hAnsiTheme="majorBidi" w:cstheme="majorBidi"/>
               </w:rPr>
             </w:pPr>
-            <w:proofErr w:type="gramStart"/>
             <w:r>
               <w:rPr>
                 <w:rFonts w:ascii="Times New Roman" w:eastAsia="Times New Roman" w:hAnsi="Symbol" w:cs="Times New Roman"/>
@@ -21456,16 +19539,7 @@
                 <w:sz w:val="24"/>
                 <w:szCs w:val="24"/>
               </w:rPr>
-              <w:t>The</w:t>
-            </w:r>
-            <w:proofErr w:type="gramEnd"/>
-            <w:r>
-              <w:rPr>
-                <w:rFonts w:asciiTheme="majorBidi" w:eastAsia="Times New Roman" w:hAnsiTheme="majorBidi" w:cstheme="majorBidi"/>
-                <w:sz w:val="24"/>
-                <w:szCs w:val="24"/>
-              </w:rPr>
-              <w:t xml:space="preserve"> amount of money is deposited to the use balance.</w:t>
+              <w:t>The amount of money is deposited to the use balance.</w:t>
             </w:r>
           </w:p>
         </w:tc>
@@ -21577,21 +19651,7 @@
               <w:rPr>
                 <w:rFonts w:asciiTheme="majorBidi" w:hAnsiTheme="majorBidi" w:cstheme="majorBidi"/>
               </w:rPr>
-              <w:t xml:space="preserve">deposit process </w:t>
-            </w:r>
-            <w:proofErr w:type="gramStart"/>
-            <w:r>
-              <w:rPr>
-                <w:rFonts w:asciiTheme="majorBidi" w:hAnsiTheme="majorBidi" w:cstheme="majorBidi"/>
-              </w:rPr>
-              <w:t>is completed</w:t>
-            </w:r>
-            <w:proofErr w:type="gramEnd"/>
-            <w:r>
-              <w:rPr>
-                <w:rFonts w:asciiTheme="majorBidi" w:hAnsiTheme="majorBidi" w:cstheme="majorBidi"/>
-              </w:rPr>
-              <w:t xml:space="preserve"> </w:t>
+              <w:t xml:space="preserve">deposit process is completed </w:t>
             </w:r>
             <w:r>
               <w:rPr>
@@ -22058,21 +20118,7 @@
               <w:rPr>
                 <w:rFonts w:asciiTheme="majorBidi" w:hAnsiTheme="majorBidi" w:cstheme="majorBidi"/>
               </w:rPr>
-              <w:t xml:space="preserve">Allows any user (tenant or </w:t>
-            </w:r>
-            <w:proofErr w:type="gramStart"/>
-            <w:r>
-              <w:rPr>
-                <w:rFonts w:asciiTheme="majorBidi" w:hAnsiTheme="majorBidi" w:cstheme="majorBidi"/>
-              </w:rPr>
-              <w:t>landlord</w:t>
-            </w:r>
-            <w:proofErr w:type="gramEnd"/>
-            <w:r>
-              <w:rPr>
-                <w:rFonts w:asciiTheme="majorBidi" w:hAnsiTheme="majorBidi" w:cstheme="majorBidi"/>
-              </w:rPr>
-              <w:t>) to withdraw money from his balance.</w:t>
+              <w:t>Allows any user (tenant or landlord) to withdraw money from his balance.</w:t>
             </w:r>
           </w:p>
         </w:tc>
@@ -22280,7 +20326,6 @@
                 <w:rFonts w:asciiTheme="majorBidi" w:hAnsiTheme="majorBidi" w:cstheme="majorBidi"/>
               </w:rPr>
             </w:pPr>
-            <w:proofErr w:type="gramStart"/>
             <w:r>
               <w:rPr>
                 <w:rFonts w:ascii="Times New Roman" w:eastAsia="Times New Roman" w:hAnsi="Symbol" w:cs="Times New Roman"/>
@@ -22295,16 +20340,7 @@
                 <w:sz w:val="24"/>
                 <w:szCs w:val="24"/>
               </w:rPr>
-              <w:t xml:space="preserve">  User</w:t>
-            </w:r>
-            <w:proofErr w:type="gramEnd"/>
-            <w:r>
-              <w:rPr>
-                <w:rFonts w:asciiTheme="majorBidi" w:eastAsia="Times New Roman" w:hAnsiTheme="majorBidi" w:cstheme="majorBidi"/>
-                <w:sz w:val="24"/>
-                <w:szCs w:val="24"/>
-              </w:rPr>
-              <w:t xml:space="preserve"> chooses the withdraw method </w:t>
+              <w:t xml:space="preserve">  User chooses the withdraw method </w:t>
             </w:r>
             <w:r>
               <w:rPr>
@@ -22322,7 +20358,6 @@
                 <w:szCs w:val="24"/>
               </w:rPr>
             </w:pPr>
-            <w:proofErr w:type="gramStart"/>
             <w:r>
               <w:rPr>
                 <w:rFonts w:ascii="Times New Roman" w:eastAsia="Times New Roman" w:hAnsi="Symbol" w:cs="Times New Roman"/>
@@ -22345,16 +20380,7 @@
                 <w:sz w:val="24"/>
                 <w:szCs w:val="24"/>
               </w:rPr>
-              <w:t xml:space="preserve"> User</w:t>
-            </w:r>
-            <w:proofErr w:type="gramEnd"/>
-            <w:r>
-              <w:rPr>
-                <w:rFonts w:asciiTheme="majorBidi" w:eastAsia="Times New Roman" w:hAnsiTheme="majorBidi" w:cstheme="majorBidi"/>
-                <w:sz w:val="24"/>
-                <w:szCs w:val="24"/>
-              </w:rPr>
-              <w:t xml:space="preserve"> enter the required information.</w:t>
+              <w:t xml:space="preserve"> User enter the required information.</w:t>
             </w:r>
           </w:p>
           <w:p>
@@ -22364,7 +20390,6 @@
                 <w:rFonts w:asciiTheme="majorBidi" w:hAnsiTheme="majorBidi" w:cstheme="majorBidi"/>
               </w:rPr>
             </w:pPr>
-            <w:proofErr w:type="gramStart"/>
             <w:r>
               <w:rPr>
                 <w:rFonts w:ascii="Times New Roman" w:eastAsia="Times New Roman" w:hAnsi="Symbol" w:cs="Times New Roman"/>
@@ -22379,16 +20404,7 @@
                 <w:sz w:val="24"/>
                 <w:szCs w:val="24"/>
               </w:rPr>
-              <w:t xml:space="preserve">  The</w:t>
-            </w:r>
-            <w:proofErr w:type="gramEnd"/>
-            <w:r>
-              <w:rPr>
-                <w:rFonts w:asciiTheme="majorBidi" w:eastAsia="Times New Roman" w:hAnsiTheme="majorBidi" w:cstheme="majorBidi"/>
-                <w:sz w:val="24"/>
-                <w:szCs w:val="24"/>
-              </w:rPr>
-              <w:t xml:space="preserve"> amou</w:t>
+              <w:t xml:space="preserve">  The amou</w:t>
             </w:r>
             <w:r>
               <w:rPr>
@@ -22450,7 +20466,6 @@
                 <w:szCs w:val="24"/>
               </w:rPr>
             </w:pPr>
-            <w:proofErr w:type="gramStart"/>
             <w:r>
               <w:rPr>
                 <w:rFonts w:ascii="Times New Roman" w:eastAsia="Times New Roman" w:hAnsi="Symbol" w:cs="Times New Roman"/>
@@ -22473,16 +20488,7 @@
                 <w:sz w:val="24"/>
                 <w:szCs w:val="24"/>
               </w:rPr>
-              <w:t>If</w:t>
-            </w:r>
-            <w:proofErr w:type="gramEnd"/>
-            <w:r>
-              <w:rPr>
-                <w:rFonts w:asciiTheme="majorBidi" w:eastAsia="Times New Roman" w:hAnsiTheme="majorBidi" w:cstheme="majorBidi"/>
-                <w:sz w:val="24"/>
-                <w:szCs w:val="24"/>
-              </w:rPr>
-              <w:t xml:space="preserve"> the Credit or electronic wallet required information is wrong, the system will notify user.</w:t>
+              <w:t>If the Credit or electronic wallet required information is wrong, the system will notify user.</w:t>
             </w:r>
           </w:p>
           <w:p>
@@ -22567,21 +20573,7 @@
               <w:rPr>
                 <w:rFonts w:asciiTheme="majorBidi" w:hAnsiTheme="majorBidi" w:cstheme="majorBidi"/>
               </w:rPr>
-              <w:t xml:space="preserve">The withdrawal process </w:t>
-            </w:r>
-            <w:proofErr w:type="gramStart"/>
-            <w:r>
-              <w:rPr>
-                <w:rFonts w:asciiTheme="majorBidi" w:hAnsiTheme="majorBidi" w:cstheme="majorBidi"/>
-              </w:rPr>
-              <w:t>is completed</w:t>
-            </w:r>
-            <w:proofErr w:type="gramEnd"/>
-            <w:r>
-              <w:rPr>
-                <w:rFonts w:asciiTheme="majorBidi" w:hAnsiTheme="majorBidi" w:cstheme="majorBidi"/>
-              </w:rPr>
-              <w:t xml:space="preserve"> successfully.</w:t>
+              <w:t>The withdrawal process is completed successfully.</w:t>
             </w:r>
           </w:p>
         </w:tc>
@@ -22986,8 +20978,10 @@
               <w:rPr>
                 <w:rFonts w:asciiTheme="majorBidi" w:hAnsiTheme="majorBidi" w:cstheme="majorBidi"/>
               </w:rPr>
-              <w:t>Admin</w:t>
-            </w:r>
+              <w:t>System Administrator</w:t>
+            </w:r>
+            <w:bookmarkStart w:id="0" w:name="_GoBack"/>
+            <w:bookmarkEnd w:id="0"/>
           </w:p>
         </w:tc>
       </w:tr>
@@ -23372,7 +21366,6 @@
                 <w:szCs w:val="24"/>
               </w:rPr>
             </w:pPr>
-            <w:proofErr w:type="gramStart"/>
             <w:r>
               <w:rPr>
                 <w:rFonts w:ascii="Times New Roman" w:eastAsia="Times New Roman" w:hAnsi="Symbol" w:cs="Times New Roman"/>
@@ -23395,16 +21388,7 @@
                 <w:sz w:val="24"/>
                 <w:szCs w:val="24"/>
               </w:rPr>
-              <w:t>If</w:t>
-            </w:r>
-            <w:proofErr w:type="gramEnd"/>
-            <w:r>
-              <w:rPr>
-                <w:rFonts w:asciiTheme="majorBidi" w:eastAsia="Times New Roman" w:hAnsiTheme="majorBidi" w:cstheme="majorBidi"/>
-                <w:sz w:val="24"/>
-                <w:szCs w:val="24"/>
-              </w:rPr>
-              <w:t xml:space="preserve"> entered data is invalid, the system will notify the admin.</w:t>
+              <w:t>If entered data is invalid, the system will notify the admin.</w:t>
             </w:r>
           </w:p>
         </w:tc>
@@ -38702,7 +36686,7 @@
 </file>
 
 <file path=customXml/itemProps1.xml><?xml version="1.0" encoding="utf-8"?>
-<ds:datastoreItem xmlns:ds="http://schemas.openxmlformats.org/officeDocument/2006/customXml" ds:itemID="{44BBC75C-1D72-4A6D-955D-3A2BD4442AF4}">
+<ds:datastoreItem xmlns:ds="http://schemas.openxmlformats.org/officeDocument/2006/customXml" ds:itemID="{EF4CF2AA-FBE3-4D2A-86EE-9C3140647E6B}">
   <ds:schemaRefs>
     <ds:schemaRef ds:uri="http://schemas.openxmlformats.org/officeDocument/2006/bibliography"/>
   </ds:schemaRefs>

--- a/docs/use_case_scenarios/Use_Case_Scenarios_V2.docx
+++ b/docs/use_case_scenarios/Use_Case_Scenarios_V2.docx
@@ -36,26 +36,26 @@
           <w:noProof/>
         </w:rPr>
         <w:drawing>
-          <wp:anchor distT="0" distB="0" distL="114300" distR="114300" simplePos="0" relativeHeight="251659776" behindDoc="1" locked="0" layoutInCell="1" allowOverlap="1">
+          <wp:anchor distT="0" distB="0" distL="114300" distR="114300" simplePos="0" relativeHeight="251671552" behindDoc="1" locked="0" layoutInCell="1" allowOverlap="1">
             <wp:simplePos x="0" y="0"/>
             <wp:positionH relativeFrom="column">
-              <wp:posOffset>1095375</wp:posOffset>
+              <wp:posOffset>1076325</wp:posOffset>
             </wp:positionH>
             <wp:positionV relativeFrom="paragraph">
               <wp:posOffset>8890</wp:posOffset>
             </wp:positionV>
-            <wp:extent cx="3000375" cy="1111885"/>
-            <wp:effectExtent l="0" t="0" r="9525" b="0"/>
+            <wp:extent cx="2990850" cy="1028700"/>
+            <wp:effectExtent l="0" t="0" r="0" b="0"/>
             <wp:wrapTight wrapText="bothSides">
               <wp:wrapPolygon edited="0">
                 <wp:start x="0" y="0"/>
-                <wp:lineTo x="0" y="21094"/>
-                <wp:lineTo x="21531" y="21094"/>
-                <wp:lineTo x="21531" y="0"/>
+                <wp:lineTo x="0" y="21200"/>
+                <wp:lineTo x="21462" y="21200"/>
+                <wp:lineTo x="21462" y="0"/>
                 <wp:lineTo x="0" y="0"/>
               </wp:wrapPolygon>
             </wp:wrapTight>
-            <wp:docPr id="26" name="Picture 26"/>
+            <wp:docPr id="11" name="Picture 11"/>
             <wp:cNvGraphicFramePr>
               <a:graphicFrameLocks xmlns:a="http://schemas.openxmlformats.org/drawingml/2006/main" noChangeAspect="1"/>
             </wp:cNvGraphicFramePr>
@@ -63,7 +63,7 @@
               <a:graphicData uri="http://schemas.openxmlformats.org/drawingml/2006/picture">
                 <pic:pic xmlns:pic="http://schemas.openxmlformats.org/drawingml/2006/picture">
                   <pic:nvPicPr>
-                    <pic:cNvPr id="26" name="sign_land.jpg"/>
+                    <pic:cNvPr id="11" name="sign_land.jpg"/>
                     <pic:cNvPicPr/>
                   </pic:nvPicPr>
                   <pic:blipFill>
@@ -81,7 +81,7 @@
                   <pic:spPr>
                     <a:xfrm>
                       <a:off x="0" y="0"/>
-                      <a:ext cx="3000375" cy="1111885"/>
+                      <a:ext cx="2990850" cy="1028700"/>
                     </a:xfrm>
                     <a:prstGeom prst="rect">
                       <a:avLst/>
@@ -106,20 +106,8 @@
           <w:rFonts w:asciiTheme="majorBidi" w:hAnsiTheme="majorBidi" w:cstheme="majorBidi"/>
         </w:rPr>
       </w:pPr>
-    </w:p>
-    <w:p>
-      <w:pPr>
-        <w:rPr>
-          <w:rFonts w:asciiTheme="majorBidi" w:hAnsiTheme="majorBidi" w:cstheme="majorBidi"/>
-        </w:rPr>
-      </w:pPr>
-    </w:p>
-    <w:p>
-      <w:pPr>
-        <w:rPr>
-          <w:rFonts w:asciiTheme="majorBidi" w:hAnsiTheme="majorBidi" w:cstheme="majorBidi"/>
-        </w:rPr>
-      </w:pPr>
+      <w:bookmarkStart w:id="0" w:name="_GoBack"/>
+      <w:bookmarkEnd w:id="0"/>
     </w:p>
     <w:tbl>
       <w:tblPr>
@@ -488,7 +476,23 @@
                 <w:kern w:val="0"/>
                 <w14:ligatures w14:val="none"/>
               </w:rPr>
-              <w:t xml:space="preserve"> Landlord has required information (phone number, password, proof of identity).</w:t>
+              <w:t xml:space="preserve"> Landlord has required information (phone number</w:t>
+            </w:r>
+            <w:r>
+              <w:rPr>
+                <w:rFonts w:asciiTheme="majorBidi" w:eastAsia="Times New Roman" w:hAnsiTheme="majorBidi" w:cstheme="majorBidi"/>
+                <w:kern w:val="0"/>
+                <w14:ligatures w14:val="none"/>
+              </w:rPr>
+              <w:t xml:space="preserve"> or email</w:t>
+            </w:r>
+            <w:r>
+              <w:rPr>
+                <w:rFonts w:asciiTheme="majorBidi" w:eastAsia="Times New Roman" w:hAnsiTheme="majorBidi" w:cstheme="majorBidi"/>
+                <w:kern w:val="0"/>
+                <w14:ligatures w14:val="none"/>
+              </w:rPr>
+              <w:t>, password, proof of identity).</w:t>
             </w:r>
           </w:p>
         </w:tc>
@@ -627,7 +631,19 @@
               <w:rPr>
                 <w:rFonts w:asciiTheme="majorBidi" w:eastAsia="Times New Roman" w:hAnsiTheme="majorBidi" w:cstheme="majorBidi"/>
               </w:rPr>
-              <w:t xml:space="preserve">  Landlord enters phone number, password, and uploads identity document.</w:t>
+              <w:t xml:space="preserve">  Landlord enters phone number</w:t>
+            </w:r>
+            <w:r>
+              <w:rPr>
+                <w:rFonts w:asciiTheme="majorBidi" w:eastAsia="Times New Roman" w:hAnsiTheme="majorBidi" w:cstheme="majorBidi"/>
+              </w:rPr>
+              <w:t xml:space="preserve"> or email</w:t>
+            </w:r>
+            <w:r>
+              <w:rPr>
+                <w:rFonts w:asciiTheme="majorBidi" w:eastAsia="Times New Roman" w:hAnsiTheme="majorBidi" w:cstheme="majorBidi"/>
+              </w:rPr>
+              <w:t>, password, and uploads identity document.</w:t>
             </w:r>
           </w:p>
           <w:p>
@@ -892,7 +908,6 @@
           <w:rFonts w:asciiTheme="majorBidi" w:hAnsiTheme="majorBidi" w:cstheme="majorBidi"/>
           <w:noProof/>
         </w:rPr>
-        <w:lastRenderedPageBreak/>
         <w:drawing>
           <wp:anchor distT="0" distB="0" distL="114300" distR="114300" simplePos="0" relativeHeight="251652096" behindDoc="1" locked="0" layoutInCell="1" allowOverlap="1">
             <wp:simplePos x="0" y="0"/>
@@ -1771,7 +1786,6 @@
           <w:rFonts w:asciiTheme="majorBidi" w:hAnsiTheme="majorBidi" w:cstheme="majorBidi"/>
           <w:noProof/>
         </w:rPr>
-        <w:lastRenderedPageBreak/>
         <w:drawing>
           <wp:anchor distT="0" distB="0" distL="114300" distR="114300" simplePos="0" relativeHeight="251656192" behindDoc="1" locked="0" layoutInCell="1" allowOverlap="1">
             <wp:simplePos x="0" y="0"/>
@@ -7028,30 +7042,32 @@
       </w:pPr>
       <w:r>
         <w:rPr>
-          <w:rFonts w:asciiTheme="majorBidi" w:hAnsiTheme="majorBidi" w:cstheme="majorBidi"/>
+          <w:rFonts w:ascii="Bahnschrift" w:hAnsi="Bahnschrift" w:cstheme="majorBidi"/>
           <w:noProof/>
+          <w:sz w:val="28"/>
+          <w:szCs w:val="28"/>
         </w:rPr>
         <w:drawing>
-          <wp:anchor distT="0" distB="0" distL="114300" distR="114300" simplePos="0" relativeHeight="251657728" behindDoc="1" locked="0" layoutInCell="1" allowOverlap="1">
+          <wp:anchor distT="0" distB="0" distL="114300" distR="114300" simplePos="0" relativeHeight="251659264" behindDoc="1" locked="0" layoutInCell="1" allowOverlap="1">
             <wp:simplePos x="0" y="0"/>
             <wp:positionH relativeFrom="column">
-              <wp:posOffset>1000125</wp:posOffset>
+              <wp:posOffset>1114425</wp:posOffset>
             </wp:positionH>
             <wp:positionV relativeFrom="paragraph">
-              <wp:posOffset>195580</wp:posOffset>
+              <wp:posOffset>5080</wp:posOffset>
             </wp:positionV>
-            <wp:extent cx="3057525" cy="1313926"/>
-            <wp:effectExtent l="0" t="0" r="0" b="635"/>
+            <wp:extent cx="2924175" cy="1247775"/>
+            <wp:effectExtent l="0" t="0" r="9525" b="9525"/>
             <wp:wrapTight wrapText="bothSides">
               <wp:wrapPolygon edited="0">
                 <wp:start x="0" y="0"/>
-                <wp:lineTo x="0" y="21297"/>
-                <wp:lineTo x="21398" y="21297"/>
-                <wp:lineTo x="21398" y="0"/>
+                <wp:lineTo x="0" y="21435"/>
+                <wp:lineTo x="21530" y="21435"/>
+                <wp:lineTo x="21530" y="0"/>
                 <wp:lineTo x="0" y="0"/>
               </wp:wrapPolygon>
             </wp:wrapTight>
-            <wp:docPr id="25" name="Picture 25"/>
+            <wp:docPr id="1" name="Picture 1"/>
             <wp:cNvGraphicFramePr>
               <a:graphicFrameLocks xmlns:a="http://schemas.openxmlformats.org/drawingml/2006/main" noChangeAspect="1"/>
             </wp:cNvGraphicFramePr>
@@ -7059,7 +7075,7 @@
               <a:graphicData uri="http://schemas.openxmlformats.org/drawingml/2006/picture">
                 <pic:pic xmlns:pic="http://schemas.openxmlformats.org/drawingml/2006/picture">
                   <pic:nvPicPr>
-                    <pic:cNvPr id="25" name="sign_tenant.jpg"/>
+                    <pic:cNvPr id="1" name="sign_tenant.jpg"/>
                     <pic:cNvPicPr/>
                   </pic:nvPicPr>
                   <pic:blipFill>
@@ -7077,7 +7093,7 @@
                   <pic:spPr>
                     <a:xfrm>
                       <a:off x="0" y="0"/>
-                      <a:ext cx="3057525" cy="1313926"/>
+                      <a:ext cx="2924175" cy="1247775"/>
                     </a:xfrm>
                     <a:prstGeom prst="rect">
                       <a:avLst/>
@@ -7086,6 +7102,12 @@
                 </pic:pic>
               </a:graphicData>
             </a:graphic>
+            <wp14:sizeRelH relativeFrom="margin">
+              <wp14:pctWidth>0</wp14:pctWidth>
+            </wp14:sizeRelH>
+            <wp14:sizeRelV relativeFrom="margin">
+              <wp14:pctHeight>0</wp14:pctHeight>
+            </wp14:sizeRelV>
           </wp:anchor>
         </w:drawing>
       </w:r>
@@ -7450,7 +7472,23 @@
                 <w:sz w:val="24"/>
                 <w:szCs w:val="24"/>
               </w:rPr>
-              <w:t>Tenant has an email, password, and proof of identity.</w:t>
+              <w:t>Tenant has an email</w:t>
+            </w:r>
+            <w:r>
+              <w:rPr>
+                <w:rFonts w:asciiTheme="majorBidi" w:eastAsia="Times New Roman" w:hAnsiTheme="majorBidi" w:cstheme="majorBidi"/>
+                <w:sz w:val="24"/>
+                <w:szCs w:val="24"/>
+              </w:rPr>
+              <w:t xml:space="preserve"> or phone number</w:t>
+            </w:r>
+            <w:r>
+              <w:rPr>
+                <w:rFonts w:asciiTheme="majorBidi" w:eastAsia="Times New Roman" w:hAnsiTheme="majorBidi" w:cstheme="majorBidi"/>
+                <w:sz w:val="24"/>
+                <w:szCs w:val="24"/>
+              </w:rPr>
+              <w:t>, password, and proof of identity.</w:t>
             </w:r>
           </w:p>
         </w:tc>
@@ -7601,7 +7639,23 @@
                 <w:sz w:val="24"/>
                 <w:szCs w:val="24"/>
               </w:rPr>
-              <w:t xml:space="preserve">  Tenant enters email, password, and uploads identity document.</w:t>
+              <w:t xml:space="preserve">  Tenant enters email</w:t>
+            </w:r>
+            <w:r>
+              <w:rPr>
+                <w:rFonts w:asciiTheme="majorBidi" w:eastAsia="Times New Roman" w:hAnsiTheme="majorBidi" w:cstheme="majorBidi"/>
+                <w:sz w:val="24"/>
+                <w:szCs w:val="24"/>
+              </w:rPr>
+              <w:t xml:space="preserve"> or phone number</w:t>
+            </w:r>
+            <w:r>
+              <w:rPr>
+                <w:rFonts w:asciiTheme="majorBidi" w:eastAsia="Times New Roman" w:hAnsiTheme="majorBidi" w:cstheme="majorBidi"/>
+                <w:sz w:val="24"/>
+                <w:szCs w:val="24"/>
+              </w:rPr>
+              <w:t>, password, and uploads identity document.</w:t>
             </w:r>
           </w:p>
           <w:p>
@@ -16385,7 +16439,31 @@
               <w:rPr>
                 <w:rFonts w:asciiTheme="majorBidi" w:hAnsiTheme="majorBidi" w:cstheme="majorBidi"/>
               </w:rPr>
-              <w:t>Allows any user (tenant, landlord, or customer service agent) to securely log in to their account on the platform.</w:t>
+              <w:t>Allow</w:t>
+            </w:r>
+            <w:r>
+              <w:rPr>
+                <w:rFonts w:asciiTheme="majorBidi" w:hAnsiTheme="majorBidi" w:cstheme="majorBidi"/>
+              </w:rPr>
+              <w:t>s any user (tenant, landlord,</w:t>
+            </w:r>
+            <w:r>
+              <w:rPr>
+                <w:rFonts w:asciiTheme="majorBidi" w:hAnsiTheme="majorBidi" w:cstheme="majorBidi"/>
+              </w:rPr>
+              <w:t xml:space="preserve"> customer service agent</w:t>
+            </w:r>
+            <w:r>
+              <w:rPr>
+                <w:rFonts w:asciiTheme="majorBidi" w:hAnsiTheme="majorBidi" w:cstheme="majorBidi"/>
+              </w:rPr>
+              <w:t>, or System Administrator</w:t>
+            </w:r>
+            <w:r>
+              <w:rPr>
+                <w:rFonts w:asciiTheme="majorBidi" w:hAnsiTheme="majorBidi" w:cstheme="majorBidi"/>
+              </w:rPr>
+              <w:t>) to securely log in to their account on the platform.</w:t>
             </w:r>
           </w:p>
         </w:tc>
@@ -16506,7 +16584,23 @@
                 <w:sz w:val="24"/>
                 <w:szCs w:val="24"/>
               </w:rPr>
-              <w:t xml:space="preserve">  User has an existing account with registered email/username and password.</w:t>
+              <w:t xml:space="preserve">  User has an existing account with regist</w:t>
+            </w:r>
+            <w:r>
+              <w:rPr>
+                <w:rFonts w:asciiTheme="majorBidi" w:eastAsia="Times New Roman" w:hAnsiTheme="majorBidi" w:cstheme="majorBidi"/>
+                <w:sz w:val="24"/>
+                <w:szCs w:val="24"/>
+              </w:rPr>
+              <w:t>ered information</w:t>
+            </w:r>
+            <w:r>
+              <w:rPr>
+                <w:rFonts w:asciiTheme="majorBidi" w:eastAsia="Times New Roman" w:hAnsiTheme="majorBidi" w:cstheme="majorBidi"/>
+                <w:sz w:val="24"/>
+                <w:szCs w:val="24"/>
+              </w:rPr>
+              <w:t>.</w:t>
             </w:r>
           </w:p>
           <w:p>
@@ -16685,7 +16779,23 @@
                 <w:sz w:val="24"/>
                 <w:szCs w:val="24"/>
               </w:rPr>
-              <w:t xml:space="preserve">  User enters their email/username and password on the login page.</w:t>
+              <w:t xml:space="preserve">  User enters t</w:t>
+            </w:r>
+            <w:r>
+              <w:rPr>
+                <w:rFonts w:asciiTheme="majorBidi" w:eastAsia="Times New Roman" w:hAnsiTheme="majorBidi" w:cstheme="majorBidi"/>
+                <w:sz w:val="24"/>
+                <w:szCs w:val="24"/>
+              </w:rPr>
+              <w:t>heir logininfo</w:t>
+            </w:r>
+            <w:r>
+              <w:rPr>
+                <w:rFonts w:asciiTheme="majorBidi" w:eastAsia="Times New Roman" w:hAnsiTheme="majorBidi" w:cstheme="majorBidi"/>
+                <w:sz w:val="24"/>
+                <w:szCs w:val="24"/>
+              </w:rPr>
+              <w:t xml:space="preserve"> on the login page.</w:t>
             </w:r>
           </w:p>
           <w:p>
@@ -17237,13 +17347,7 @@
               <w:rPr>
                 <w:rFonts w:asciiTheme="majorBidi" w:hAnsiTheme="majorBidi" w:cstheme="majorBidi"/>
               </w:rPr>
-              <w:t xml:space="preserve">, </w:t>
-            </w:r>
-            <w:r>
-              <w:rPr>
-                <w:rFonts w:asciiTheme="majorBidi" w:hAnsiTheme="majorBidi" w:cstheme="majorBidi"/>
-              </w:rPr>
-              <w:t>System Administrator</w:t>
+              <w:t>, System Administrator</w:t>
             </w:r>
             <w:r>
               <w:rPr>
@@ -20980,8 +21084,6 @@
               </w:rPr>
               <w:t>System Administrator</w:t>
             </w:r>
-            <w:bookmarkStart w:id="0" w:name="_GoBack"/>
-            <w:bookmarkEnd w:id="0"/>
           </w:p>
         </w:tc>
       </w:tr>
@@ -36686,7 +36788,7 @@
 </file>
 
 <file path=customXml/itemProps1.xml><?xml version="1.0" encoding="utf-8"?>
-<ds:datastoreItem xmlns:ds="http://schemas.openxmlformats.org/officeDocument/2006/customXml" ds:itemID="{EF4CF2AA-FBE3-4D2A-86EE-9C3140647E6B}">
+<ds:datastoreItem xmlns:ds="http://schemas.openxmlformats.org/officeDocument/2006/customXml" ds:itemID="{B04A4B78-0EC1-4C41-B6FA-5FC80DFC1122}">
   <ds:schemaRefs>
     <ds:schemaRef ds:uri="http://schemas.openxmlformats.org/officeDocument/2006/bibliography"/>
   </ds:schemaRefs>

--- a/docs/use_case_scenarios/Use_Case_Scenarios_V2.docx
+++ b/docs/use_case_scenarios/Use_Case_Scenarios_V2.docx
@@ -36,7 +36,7 @@
           <w:noProof/>
         </w:rPr>
         <w:drawing>
-          <wp:anchor distT="0" distB="0" distL="114300" distR="114300" simplePos="0" relativeHeight="251671552" behindDoc="1" locked="0" layoutInCell="1" allowOverlap="1">
+          <wp:anchor distT="0" distB="0" distL="114300" distR="114300" simplePos="0" relativeHeight="251669504" behindDoc="1" locked="0" layoutInCell="1" allowOverlap="1">
             <wp:simplePos x="0" y="0"/>
             <wp:positionH relativeFrom="column">
               <wp:posOffset>1076325</wp:posOffset>
@@ -106,8 +106,6 @@
           <w:rFonts w:asciiTheme="majorBidi" w:hAnsiTheme="majorBidi" w:cstheme="majorBidi"/>
         </w:rPr>
       </w:pPr>
-      <w:bookmarkStart w:id="0" w:name="_GoBack"/>
-      <w:bookmarkEnd w:id="0"/>
     </w:p>
     <w:tbl>
       <w:tblPr>
@@ -909,7 +907,7 @@
           <w:noProof/>
         </w:rPr>
         <w:drawing>
-          <wp:anchor distT="0" distB="0" distL="114300" distR="114300" simplePos="0" relativeHeight="251652096" behindDoc="1" locked="0" layoutInCell="1" allowOverlap="1">
+          <wp:anchor distT="0" distB="0" distL="114300" distR="114300" simplePos="0" relativeHeight="251651072" behindDoc="1" locked="0" layoutInCell="1" allowOverlap="1">
             <wp:simplePos x="0" y="0"/>
             <wp:positionH relativeFrom="column">
               <wp:posOffset>647700</wp:posOffset>
@@ -1787,7 +1785,7 @@
           <w:noProof/>
         </w:rPr>
         <w:drawing>
-          <wp:anchor distT="0" distB="0" distL="114300" distR="114300" simplePos="0" relativeHeight="251656192" behindDoc="1" locked="0" layoutInCell="1" allowOverlap="1">
+          <wp:anchor distT="0" distB="0" distL="114300" distR="114300" simplePos="0" relativeHeight="251655168" behindDoc="1" locked="0" layoutInCell="1" allowOverlap="1">
             <wp:simplePos x="0" y="0"/>
             <wp:positionH relativeFrom="column">
               <wp:posOffset>552450</wp:posOffset>
@@ -2668,7 +2666,7 @@
         </w:rPr>
         <w:lastRenderedPageBreak/>
         <w:drawing>
-          <wp:anchor distT="0" distB="0" distL="114300" distR="114300" simplePos="0" relativeHeight="251658240" behindDoc="1" locked="0" layoutInCell="1" allowOverlap="1">
+          <wp:anchor distT="0" distB="0" distL="114300" distR="114300" simplePos="0" relativeHeight="251657216" behindDoc="1" locked="0" layoutInCell="1" allowOverlap="1">
             <wp:simplePos x="0" y="0"/>
             <wp:positionH relativeFrom="column">
               <wp:posOffset>723900</wp:posOffset>
@@ -3580,7 +3578,7 @@
           <w:noProof/>
         </w:rPr>
         <w:drawing>
-          <wp:anchor distT="0" distB="0" distL="114300" distR="114300" simplePos="0" relativeHeight="251646976" behindDoc="1" locked="0" layoutInCell="1" allowOverlap="1">
+          <wp:anchor distT="0" distB="0" distL="114300" distR="114300" simplePos="0" relativeHeight="251645952" behindDoc="1" locked="0" layoutInCell="1" allowOverlap="1">
             <wp:simplePos x="0" y="0"/>
             <wp:positionH relativeFrom="column">
               <wp:posOffset>504825</wp:posOffset>
@@ -4386,7 +4384,7 @@
           <w:noProof/>
         </w:rPr>
         <w:drawing>
-          <wp:anchor distT="0" distB="0" distL="114300" distR="114300" simplePos="0" relativeHeight="251649024" behindDoc="1" locked="0" layoutInCell="1" allowOverlap="1">
+          <wp:anchor distT="0" distB="0" distL="114300" distR="114300" simplePos="0" relativeHeight="251648000" behindDoc="1" locked="0" layoutInCell="1" allowOverlap="1">
             <wp:simplePos x="0" y="0"/>
             <wp:positionH relativeFrom="column">
               <wp:posOffset>904875</wp:posOffset>
@@ -6177,7 +6175,7 @@
           <w:noProof/>
         </w:rPr>
         <w:drawing>
-          <wp:anchor distT="0" distB="0" distL="114300" distR="114300" simplePos="0" relativeHeight="251655168" behindDoc="1" locked="0" layoutInCell="1" allowOverlap="1">
+          <wp:anchor distT="0" distB="0" distL="114300" distR="114300" simplePos="0" relativeHeight="251654144" behindDoc="1" locked="0" layoutInCell="1" allowOverlap="1">
             <wp:simplePos x="0" y="0"/>
             <wp:positionH relativeFrom="column">
               <wp:posOffset>885825</wp:posOffset>
@@ -7048,7 +7046,7 @@
           <w:szCs w:val="28"/>
         </w:rPr>
         <w:drawing>
-          <wp:anchor distT="0" distB="0" distL="114300" distR="114300" simplePos="0" relativeHeight="251659264" behindDoc="1" locked="0" layoutInCell="1" allowOverlap="1">
+          <wp:anchor distT="0" distB="0" distL="114300" distR="114300" simplePos="0" relativeHeight="251658240" behindDoc="1" locked="0" layoutInCell="1" allowOverlap="1">
             <wp:simplePos x="0" y="0"/>
             <wp:positionH relativeFrom="column">
               <wp:posOffset>1114425</wp:posOffset>
@@ -7994,7 +7992,7 @@
           <w:noProof/>
         </w:rPr>
         <w:drawing>
-          <wp:anchor distT="0" distB="0" distL="114300" distR="114300" simplePos="0" relativeHeight="251665408" behindDoc="1" locked="0" layoutInCell="1" allowOverlap="1">
+          <wp:anchor distT="0" distB="0" distL="114300" distR="114300" simplePos="0" relativeHeight="251664384" behindDoc="1" locked="0" layoutInCell="1" allowOverlap="1">
             <wp:simplePos x="0" y="0"/>
             <wp:positionH relativeFrom="column">
               <wp:posOffset>628650</wp:posOffset>
@@ -8831,7 +8829,7 @@
           <w:noProof/>
         </w:rPr>
         <w:drawing>
-          <wp:anchor distT="0" distB="0" distL="114300" distR="114300" simplePos="0" relativeHeight="251666432" behindDoc="1" locked="0" layoutInCell="1" allowOverlap="1">
+          <wp:anchor distT="0" distB="0" distL="114300" distR="114300" simplePos="0" relativeHeight="251665408" behindDoc="1" locked="0" layoutInCell="1" allowOverlap="1">
             <wp:simplePos x="0" y="0"/>
             <wp:positionH relativeFrom="column">
               <wp:posOffset>800100</wp:posOffset>
@@ -9751,7 +9749,7 @@
           <w:noProof/>
         </w:rPr>
         <w:drawing>
-          <wp:anchor distT="0" distB="0" distL="114300" distR="114300" simplePos="0" relativeHeight="251648000" behindDoc="1" locked="0" layoutInCell="1" allowOverlap="1">
+          <wp:anchor distT="0" distB="0" distL="114300" distR="114300" simplePos="0" relativeHeight="251646976" behindDoc="1" locked="0" layoutInCell="1" allowOverlap="1">
             <wp:simplePos x="0" y="0"/>
             <wp:positionH relativeFrom="column">
               <wp:posOffset>1038225</wp:posOffset>
@@ -10598,7 +10596,7 @@
           <w:noProof/>
         </w:rPr>
         <w:drawing>
-          <wp:anchor distT="0" distB="0" distL="114300" distR="114300" simplePos="0" relativeHeight="251667456" behindDoc="1" locked="0" layoutInCell="1" allowOverlap="1">
+          <wp:anchor distT="0" distB="0" distL="114300" distR="114300" simplePos="0" relativeHeight="251666432" behindDoc="1" locked="0" layoutInCell="1" allowOverlap="1">
             <wp:simplePos x="0" y="0"/>
             <wp:positionH relativeFrom="column">
               <wp:posOffset>816610</wp:posOffset>
@@ -11524,7 +11522,7 @@
           <w:noProof/>
         </w:rPr>
         <w:drawing>
-          <wp:anchor distT="0" distB="0" distL="114300" distR="114300" simplePos="0" relativeHeight="251668480" behindDoc="1" locked="0" layoutInCell="1" allowOverlap="1">
+          <wp:anchor distT="0" distB="0" distL="114300" distR="114300" simplePos="0" relativeHeight="251667456" behindDoc="1" locked="0" layoutInCell="1" allowOverlap="1">
             <wp:simplePos x="0" y="0"/>
             <wp:positionH relativeFrom="column">
               <wp:posOffset>885190</wp:posOffset>
@@ -12383,7 +12381,7 @@
           <w:noProof/>
         </w:rPr>
         <w:drawing>
-          <wp:anchor distT="0" distB="0" distL="114300" distR="114300" simplePos="0" relativeHeight="251650048" behindDoc="1" locked="0" layoutInCell="1" allowOverlap="1">
+          <wp:anchor distT="0" distB="0" distL="114300" distR="114300" simplePos="0" relativeHeight="251649024" behindDoc="1" locked="0" layoutInCell="1" allowOverlap="1">
             <wp:simplePos x="0" y="0"/>
             <wp:positionH relativeFrom="column">
               <wp:posOffset>923925</wp:posOffset>
@@ -13269,7 +13267,7 @@
         </w:rPr>
         <w:lastRenderedPageBreak/>
         <w:drawing>
-          <wp:anchor distT="0" distB="0" distL="114300" distR="114300" simplePos="0" relativeHeight="251653120" behindDoc="1" locked="0" layoutInCell="1" allowOverlap="1">
+          <wp:anchor distT="0" distB="0" distL="114300" distR="114300" simplePos="0" relativeHeight="251652096" behindDoc="1" locked="0" layoutInCell="1" allowOverlap="1">
             <wp:simplePos x="0" y="0"/>
             <wp:positionH relativeFrom="column">
               <wp:posOffset>1171575</wp:posOffset>
@@ -15175,7 +15173,7 @@
           <w:noProof/>
         </w:rPr>
         <w:drawing>
-          <wp:anchor distT="0" distB="0" distL="114300" distR="114300" simplePos="0" relativeHeight="251669504" behindDoc="1" locked="0" layoutInCell="1" allowOverlap="1">
+          <wp:anchor distT="0" distB="0" distL="114300" distR="114300" simplePos="0" relativeHeight="251668480" behindDoc="1" locked="0" layoutInCell="1" allowOverlap="1">
             <wp:simplePos x="0" y="0"/>
             <wp:positionH relativeFrom="column">
               <wp:posOffset>780415</wp:posOffset>
@@ -16075,7 +16073,7 @@
           <w:szCs w:val="28"/>
         </w:rPr>
         <w:drawing>
-          <wp:anchor distT="0" distB="0" distL="114300" distR="114300" simplePos="0" relativeHeight="251651072" behindDoc="1" locked="0" layoutInCell="1" allowOverlap="1">
+          <wp:anchor distT="0" distB="0" distL="114300" distR="114300" simplePos="0" relativeHeight="251650048" behindDoc="1" locked="0" layoutInCell="1" allowOverlap="1">
             <wp:simplePos x="0" y="0"/>
             <wp:positionH relativeFrom="column">
               <wp:posOffset>771525</wp:posOffset>
@@ -17063,7 +17061,7 @@
           <w:noProof/>
         </w:rPr>
         <w:drawing>
-          <wp:anchor distT="0" distB="0" distL="114300" distR="114300" simplePos="0" relativeHeight="251664384" behindDoc="1" locked="0" layoutInCell="1" allowOverlap="1">
+          <wp:anchor distT="0" distB="0" distL="114300" distR="114300" simplePos="0" relativeHeight="251663360" behindDoc="1" locked="0" layoutInCell="1" allowOverlap="1">
             <wp:simplePos x="0" y="0"/>
             <wp:positionH relativeFrom="column">
               <wp:posOffset>809625</wp:posOffset>
@@ -17432,6 +17430,20 @@
               <w:rPr>
                 <w:rFonts w:asciiTheme="majorBidi" w:hAnsiTheme="majorBidi" w:cstheme="majorBidi"/>
               </w:rPr>
+              <w:t xml:space="preserve">, </w:t>
+            </w:r>
+            <w:r>
+              <w:rPr>
+                <w:rFonts w:asciiTheme="majorBidi" w:hAnsiTheme="majorBidi" w:cstheme="majorBidi"/>
+              </w:rPr>
+              <w:t>System Administrator</w:t>
+            </w:r>
+            <w:bookmarkStart w:id="0" w:name="_GoBack"/>
+            <w:bookmarkEnd w:id="0"/>
+            <w:r>
+              <w:rPr>
+                <w:rFonts w:asciiTheme="majorBidi" w:hAnsiTheme="majorBidi" w:cstheme="majorBidi"/>
+              </w:rPr>
               <w:t>) to reset their password if they cannot remember it.</w:t>
             </w:r>
           </w:p>
@@ -18144,7 +18156,7 @@
           <w:noProof/>
         </w:rPr>
         <w:drawing>
-          <wp:anchor distT="0" distB="0" distL="114300" distR="114300" simplePos="0" relativeHeight="251654144" behindDoc="1" locked="0" layoutInCell="1" allowOverlap="1">
+          <wp:anchor distT="0" distB="0" distL="114300" distR="114300" simplePos="0" relativeHeight="251653120" behindDoc="1" locked="0" layoutInCell="1" allowOverlap="1">
             <wp:simplePos x="0" y="0"/>
             <wp:positionH relativeFrom="column">
               <wp:posOffset>828675</wp:posOffset>
@@ -19024,7 +19036,7 @@
           <w:noProof/>
         </w:rPr>
         <w:drawing>
-          <wp:anchor distT="0" distB="0" distL="114300" distR="114300" simplePos="0" relativeHeight="251657216" behindDoc="1" locked="0" layoutInCell="1" allowOverlap="1">
+          <wp:anchor distT="0" distB="0" distL="114300" distR="114300" simplePos="0" relativeHeight="251656192" behindDoc="1" locked="0" layoutInCell="1" allowOverlap="1">
             <wp:simplePos x="0" y="0"/>
             <wp:positionH relativeFrom="column">
               <wp:posOffset>482600</wp:posOffset>
@@ -36788,7 +36800,7 @@
 </file>
 
 <file path=customXml/itemProps1.xml><?xml version="1.0" encoding="utf-8"?>
-<ds:datastoreItem xmlns:ds="http://schemas.openxmlformats.org/officeDocument/2006/customXml" ds:itemID="{B04A4B78-0EC1-4C41-B6FA-5FC80DFC1122}">
+<ds:datastoreItem xmlns:ds="http://schemas.openxmlformats.org/officeDocument/2006/customXml" ds:itemID="{4C3A39BB-F277-4BFB-89B7-1CA8A75895CA}">
   <ds:schemaRefs>
     <ds:schemaRef ds:uri="http://schemas.openxmlformats.org/officeDocument/2006/bibliography"/>
   </ds:schemaRefs>
